--- a/Documentation/Documentacao Unificada de Experimentos.docx
+++ b/Documentation/Documentacao Unificada de Experimentos.docx
@@ -94,22 +94,7 @@
         <w:t>→</w:t>
       </w:r>
       <w:r>
-        <w:t xml:space="preserve"> Artigo de referência - </w:t>
-      </w:r>
-      <w:r>
-        <w:t>An</w:t>
-      </w:r>
-      <w:r>
-        <w:t xml:space="preserve"> image is Worth 16x16 words: Transformers for i</w:t>
-      </w:r>
-      <w:r>
-        <w:t>ma</w:t>
-      </w:r>
-      <w:r>
-        <w:t>ge recognition at scale</w:t>
-      </w:r>
-      <w:r>
-        <w:t xml:space="preserve">. </w:t>
+        <w:t xml:space="preserve"> Artigo de referência - An image is Worth 16x16 words: Transformers for image recognition at scale. </w:t>
       </w:r>
     </w:p>
     <w:p>
@@ -210,10 +195,7 @@
         <w:t>O repositório oficial do ViT usa TFRecords</w:t>
       </w:r>
       <w:r>
-        <w:t xml:space="preserve">, </w:t>
-      </w:r>
-      <w:r>
-        <w:t>(A descrição do TFRecords está detalhada no item B dessa seção. No tópico referente à ResNet);</w:t>
+        <w:t>, (A descrição do TFRecords está detalhada no item B dessa seção. No tópico referente à ResNet);</w:t>
       </w:r>
     </w:p>
     <w:p>
@@ -335,28 +317,7 @@
           <w:b/>
           <w:bCs/>
         </w:rPr>
-        <w:t xml:space="preserve">Configurações estruturais para </w:t>
-      </w:r>
-      <w:r>
-        <w:rPr>
-          <w:b/>
-          <w:bCs/>
-        </w:rPr>
-        <w:t>o</w:t>
-      </w:r>
-      <w:r>
-        <w:rPr>
-          <w:b/>
-          <w:bCs/>
-        </w:rPr>
-        <w:t xml:space="preserve"> modelo ViT</w:t>
-      </w:r>
-      <w:r>
-        <w:rPr>
-          <w:b/>
-          <w:bCs/>
-        </w:rPr>
-        <w:t>:</w:t>
+        <w:t>Configurações estruturais para o modelo ViT:</w:t>
       </w:r>
     </w:p>
     <w:p>
@@ -1352,13 +1313,7 @@
         <w:t xml:space="preserve">Log de resultados: </w:t>
       </w:r>
       <w:r>
-        <w:t>neste</w:t>
-      </w:r>
-      <w:r>
-        <w:t xml:space="preserve"> experimento, o treino </w:t>
-      </w:r>
-      <w:r>
-        <w:t>apresentou um erro</w:t>
+        <w:t>neste experimento, o treino apresentou um erro</w:t>
       </w:r>
       <w:r>
         <w:t xml:space="preserve"> referente às API’s de validação dos resultados:</w:t>
@@ -1414,6 +1369,7 @@
         <w:rPr>
           <w:b/>
           <w:bCs/>
+          <w:noProof/>
         </w:rPr>
         <w:drawing>
           <wp:inline distT="0" distB="0" distL="0" distR="0" wp14:anchorId="1E53A97A" wp14:editId="565F81FF">
@@ -1919,13 +1875,7 @@
         <w:t>Configuração do treinamento (Fine-Tunning):</w:t>
       </w:r>
       <w:r>
-        <w:t xml:space="preserve"> Os valores dos parâmetros utilizados para o treinamento do modelo estão descritos pela Figura </w:t>
-      </w:r>
-      <w:r>
-        <w:t>7</w:t>
-      </w:r>
-      <w:r>
-        <w:t>, seguindo estritamente as definições do artigo</w:t>
+        <w:t xml:space="preserve"> Os valores dos parâmetros utilizados para o treinamento do modelo estão descritos pela Figura 7, seguindo estritamente as definições do artigo</w:t>
       </w:r>
     </w:p>
     <w:p>
@@ -2230,14 +2180,7 @@
           <w:b/>
           <w:bCs/>
         </w:rPr>
-        <w:t>Análise da validação:</w:t>
-      </w:r>
-      <w:r>
-        <w:rPr>
-          <w:b/>
-          <w:bCs/>
-        </w:rPr>
-        <w:t xml:space="preserve"> </w:t>
+        <w:t xml:space="preserve">Análise da validação: </w:t>
       </w:r>
       <w:r>
         <w:t>Top-1 = 0 Em todas as etapas. O batch pequeno explica a instabilidade do treino, mas não explica o valor da validação. O mais provável é que exista algum erro no processo de validação propriamente dito, não no treino como um todo. Testes futuros vão permitir a solução desta incógnita. Se este for o caso, não é necessário preocupações por agora.</w:t>
@@ -2347,14 +2290,7 @@
           <w:b/>
           <w:bCs/>
         </w:rPr>
-        <w:t>Implementação da arquitetura ResNet-50</w:t>
-      </w:r>
-      <w:r>
-        <w:rPr>
-          <w:b/>
-          <w:bCs/>
-        </w:rPr>
-        <w:t xml:space="preserve"> </w:t>
+        <w:t xml:space="preserve">Implementação da arquitetura ResNet-50 </w:t>
       </w:r>
       <w:r>
         <w:rPr>
@@ -2363,13 +2299,7 @@
         <w:t>→</w:t>
       </w:r>
       <w:r>
-        <w:t xml:space="preserve"> </w:t>
-      </w:r>
-      <w:r>
-        <w:t>Artigo de referência - Deep Residual Learning for Image Recognition</w:t>
-      </w:r>
-      <w:r>
-        <w:t>.</w:t>
+        <w:t xml:space="preserve"> Artigo de referência - Deep Residual Learning for Image Recognition.</w:t>
       </w:r>
     </w:p>
     <w:p>
@@ -2414,14 +2344,7 @@
           <w:b/>
           <w:bCs/>
         </w:rPr>
-        <w:t>Carregamento dos dados</w:t>
-      </w:r>
-      <w:r>
-        <w:rPr>
-          <w:b/>
-          <w:bCs/>
-        </w:rPr>
-        <w:t xml:space="preserve">: </w:t>
+        <w:t xml:space="preserve">Carregamento dos dados: </w:t>
       </w:r>
       <w:r>
         <w:rPr>
@@ -3013,10 +2936,7 @@
         <w:jc w:val="both"/>
       </w:pPr>
       <w:r>
-        <w:t>A</w:t>
-      </w:r>
-      <w:r>
-        <w:t xml:space="preserve">s definições estruturais da arquitetura ResNet-50 seguem fielmente às especificações descritas pelos autores, conforme é exibido pela figura </w:t>
+        <w:t xml:space="preserve">As definições estruturais da arquitetura ResNet-50 seguem fielmente às especificações descritas pelos autores, conforme é exibido pela figura </w:t>
       </w:r>
       <w:r>
         <w:t>12</w:t>
@@ -3997,13 +3917,7 @@
         <w:t xml:space="preserve">STEP_PER_EPOCH = </w:t>
       </w:r>
       <w:r>
-        <w:t>347 e EPOCHS =</w:t>
-      </w:r>
-      <w:r>
-        <w:t xml:space="preserve"> </w:t>
-      </w:r>
-      <w:r>
-        <w:t>5</w:t>
+        <w:t>347 e EPOCHS = 5</w:t>
       </w:r>
     </w:p>
     <w:p>
@@ -4029,10 +3943,7 @@
         <w:t>→</w:t>
       </w:r>
       <w:r>
-        <w:t xml:space="preserve"> </w:t>
-      </w:r>
-      <w:r>
-        <w:t>Parâmetros:</w:t>
+        <w:t xml:space="preserve"> Parâmetros:</w:t>
       </w:r>
     </w:p>
     <w:p>
@@ -4067,14 +3978,7 @@
           <w:sz w:val="18"/>
           <w:szCs w:val="18"/>
         </w:rPr>
-        <w:t xml:space="preserve"> 1</w:t>
-      </w:r>
-      <w:r>
-        <w:rPr>
-          <w:sz w:val="18"/>
-          <w:szCs w:val="18"/>
-        </w:rPr>
-        <w:t>6</w:t>
+        <w:t xml:space="preserve"> 16</w:t>
       </w:r>
       <w:r>
         <w:rPr>
@@ -4205,14 +4109,7 @@
           <w:sz w:val="18"/>
           <w:szCs w:val="18"/>
         </w:rPr>
-        <w:t xml:space="preserve"> </w:t>
-      </w:r>
-      <w:r>
-        <w:rPr>
-          <w:sz w:val="18"/>
-          <w:szCs w:val="18"/>
-        </w:rPr>
-        <w:t>17</w:t>
+        <w:t xml:space="preserve"> 17</w:t>
       </w:r>
       <w:r>
         <w:rPr>
@@ -4323,42 +4220,7 @@
           <w:b/>
           <w:bCs/>
         </w:rPr>
-        <w:t xml:space="preserve">Análise da </w:t>
-      </w:r>
-      <w:r>
-        <w:rPr>
-          <w:b/>
-          <w:bCs/>
-        </w:rPr>
-        <w:t>perda</w:t>
-      </w:r>
-      <w:r>
-        <w:rPr>
-          <w:b/>
-          <w:bCs/>
-        </w:rPr>
-        <w:t xml:space="preserve"> </w:t>
-      </w:r>
-      <w:r>
-        <w:rPr>
-          <w:b/>
-          <w:bCs/>
-        </w:rPr>
-        <w:t>no</w:t>
-      </w:r>
-      <w:r>
-        <w:rPr>
-          <w:b/>
-          <w:bCs/>
-        </w:rPr>
-        <w:t xml:space="preserve"> treinamento:</w:t>
-      </w:r>
-      <w:r>
-        <w:rPr>
-          <w:b/>
-          <w:bCs/>
-        </w:rPr>
-        <w:t xml:space="preserve"> </w:t>
+        <w:t xml:space="preserve">Análise da perda no treinamento: </w:t>
       </w:r>
       <w:r>
         <w:t>Na primeira época, a loss apresenta valor aproximado de 6.99, estabilizando em torno de 6.87 nas épocas seguintes. Para um problema de classificação com 1000 classes, a perda teórica associada a uma predição aleatória é dada por log(1000) ≈ 6.907. Portanto, os valores observados estão extremamente próximos do comportamento esperado para um modelo inicialmente não treinado, com uma leve redução ao longo das épocas.</w:t>
@@ -4402,21 +4264,7 @@
           <w:b/>
           <w:bCs/>
         </w:rPr>
-        <w:t xml:space="preserve"> </w:t>
-      </w:r>
-      <w:r>
-        <w:rPr>
-          <w:b/>
-          <w:bCs/>
-        </w:rPr>
-        <w:t>no</w:t>
-      </w:r>
-      <w:r>
-        <w:rPr>
-          <w:b/>
-          <w:bCs/>
-        </w:rPr>
-        <w:t xml:space="preserve"> treinamento</w:t>
+        <w:t xml:space="preserve"> no treinamento</w:t>
       </w:r>
       <w:r>
         <w:rPr>
@@ -4475,14 +4323,7 @@
           <w:sz w:val="18"/>
           <w:szCs w:val="18"/>
         </w:rPr>
-        <w:t xml:space="preserve"> </w:t>
-      </w:r>
-      <w:r>
-        <w:rPr>
-          <w:sz w:val="18"/>
-          <w:szCs w:val="18"/>
-        </w:rPr>
-        <w:t>18</w:t>
+        <w:t xml:space="preserve"> 18</w:t>
       </w:r>
       <w:r>
         <w:rPr>
@@ -4589,20 +4430,10 @@
           <w:b/>
           <w:bCs/>
         </w:rPr>
-        <w:t>Análise da acurácia n</w:t>
-      </w:r>
-      <w:r>
-        <w:rPr>
-          <w:b/>
-          <w:bCs/>
-        </w:rPr>
-        <w:t>a validação:</w:t>
-      </w:r>
-      <w:r>
-        <w:t xml:space="preserve"> </w:t>
-      </w:r>
-      <w:r>
-        <w:t>No conjunto de validação, tanto a acurácia Top-1 quanto a Top-5 permanecem zeradas ao longo das cinco épocas. Esse comportamento, embora à primeira vista possa parecer preocupante, é esperado nesse estágio inicial do treinamento. A ResNet-50 treinada do zero no ImageNet normalmente não apresenta ganhos mensuráveis em validação nas primeiras épocas, especialmente quando se utiliza um learning rate inicial alto (0.1), conforme descrito no artigo original.</w:t>
+        <w:t>Análise da acurácia na validação:</w:t>
+      </w:r>
+      <w:r>
+        <w:t xml:space="preserve"> No conjunto de validação, tanto a acurácia Top-1 quanto a Top-5 permanecem zeradas ao longo das cinco épocas. Esse comportamento, embora à primeira vista possa parecer preocupante, é esperado nesse estágio inicial do treinamento. A ResNet-50 treinada do zero no ImageNet normalmente não apresenta ganhos mensuráveis em validação nas primeiras épocas, especialmente quando se utiliza um learning rate inicial alto (0.1), conforme descrito no artigo original.</w:t>
       </w:r>
     </w:p>
     <w:p>
@@ -4960,14 +4791,7 @@
           <w:sz w:val="18"/>
           <w:szCs w:val="18"/>
         </w:rPr>
-        <w:t xml:space="preserve"> 1</w:t>
-      </w:r>
-      <w:r>
-        <w:rPr>
-          <w:sz w:val="18"/>
-          <w:szCs w:val="18"/>
-        </w:rPr>
-        <w:t>9</w:t>
+        <w:t xml:space="preserve"> 19</w:t>
       </w:r>
       <w:r>
         <w:rPr>
@@ -5076,13 +4900,7 @@
         <w:jc w:val="both"/>
       </w:pPr>
       <w:r>
-        <w:t xml:space="preserve">A figura </w:t>
-      </w:r>
-      <w:r>
-        <w:t>20</w:t>
-      </w:r>
-      <w:r>
-        <w:t xml:space="preserve"> apresenta uma tabela com uma relação estimada entre o tamanho e complexidade da base de dados com a conversão prévia para TFRecords. De modo geral, a conversão para TFRecords se mostra apenas vantajoso para casos onde a base de dados é extensa, ou quando houver treinamento distribuído.</w:t>
+        <w:t>A figura 20 apresenta uma tabela com uma relação estimada entre o tamanho e complexidade da base de dados com a conversão prévia para TFRecords. De modo geral, a conversão para TFRecords se mostra apenas vantajoso para casos onde a base de dados é extensa, ou quando houver treinamento distribuído.</w:t>
       </w:r>
     </w:p>
     <w:p>
@@ -5108,14 +4926,7 @@
           <w:sz w:val="18"/>
           <w:szCs w:val="18"/>
         </w:rPr>
-        <w:t xml:space="preserve"> </w:t>
-      </w:r>
-      <w:r>
-        <w:rPr>
-          <w:sz w:val="18"/>
-          <w:szCs w:val="18"/>
-        </w:rPr>
-        <w:t>20</w:t>
+        <w:t xml:space="preserve"> 20</w:t>
       </w:r>
       <w:r>
         <w:rPr>
@@ -5268,14 +5079,7 @@
           <w:b/>
           <w:bCs/>
         </w:rPr>
-        <w:t xml:space="preserve">Referências que guiaram </w:t>
-      </w:r>
-      <w:r>
-        <w:rPr>
-          <w:b/>
-          <w:bCs/>
-        </w:rPr>
-        <w:t>o estudo:</w:t>
+        <w:t>Referências que guiaram o estudo:</w:t>
       </w:r>
     </w:p>
     <w:p>
@@ -5504,10 +5308,7 @@
         <w:t>STEP</w:t>
       </w:r>
       <w:r>
-        <w:t>_PER_EPOCH = 100</w:t>
-      </w:r>
-      <w:r>
-        <w:t xml:space="preserve"> (limitado)</w:t>
+        <w:t>_PER_EPOCH = 100 (limitado)</w:t>
       </w:r>
     </w:p>
     <w:p>
@@ -5640,10 +5441,7 @@
         <w:t>STEP</w:t>
       </w:r>
       <w:r>
-        <w:t>_PER_EPOCH = 500~1000</w:t>
-      </w:r>
-      <w:r>
-        <w:t xml:space="preserve"> (também limitado dependendo do tamanho da base de dados)</w:t>
+        <w:t>_PER_EPOCH = 500~1000 (também limitado dependendo do tamanho da base de dados)</w:t>
       </w:r>
     </w:p>
     <w:bookmarkEnd w:id="0"/>
@@ -5763,10 +5561,7 @@
         <w:ind w:left="2124"/>
       </w:pPr>
       <w:r>
-        <w:t xml:space="preserve">EPOCHS = </w:t>
-      </w:r>
-      <w:r>
-        <w:t>200~500</w:t>
+        <w:t>EPOCHS = 200~500</w:t>
       </w:r>
     </w:p>
     <w:p>
@@ -5775,10 +5570,7 @@
         <w:ind w:left="2124"/>
       </w:pPr>
       <w:r>
-        <w:t>TOTAL_STEPS = EPOCHS</w:t>
-      </w:r>
-      <w:r>
-        <w:t xml:space="preserve"> * </w:t>
+        <w:t xml:space="preserve">TOTAL_STEPS = EPOCHS * </w:t>
       </w:r>
       <w:r>
         <w:t>STEP</w:t>
@@ -6006,6 +5798,100 @@
           <w:bCs/>
         </w:rPr>
       </w:pPr>
+      <w:r>
+        <w:rPr>
+          <w:noProof/>
+        </w:rPr>
+        <mc:AlternateContent>
+          <mc:Choice Requires="wps">
+            <w:drawing>
+              <wp:anchor distT="0" distB="0" distL="114300" distR="114300" simplePos="0" relativeHeight="251663360" behindDoc="0" locked="0" layoutInCell="1" allowOverlap="1" wp14:anchorId="47B05350" wp14:editId="3279CB82">
+                <wp:simplePos x="0" y="0"/>
+                <wp:positionH relativeFrom="margin">
+                  <wp:align>center</wp:align>
+                </wp:positionH>
+                <wp:positionV relativeFrom="paragraph">
+                  <wp:posOffset>380531</wp:posOffset>
+                </wp:positionV>
+                <wp:extent cx="7020000" cy="0"/>
+                <wp:effectExtent l="0" t="0" r="0" b="0"/>
+                <wp:wrapNone/>
+                <wp:docPr id="1405707870" name="Conector reto 1"/>
+                <wp:cNvGraphicFramePr/>
+                <a:graphic xmlns:a="http://schemas.openxmlformats.org/drawingml/2006/main">
+                  <a:graphicData uri="http://schemas.microsoft.com/office/word/2010/wordprocessingShape">
+                    <wps:wsp>
+                      <wps:cNvCnPr/>
+                      <wps:spPr>
+                        <a:xfrm flipV="1">
+                          <a:off x="0" y="0"/>
+                          <a:ext cx="7020000" cy="0"/>
+                        </a:xfrm>
+                        <a:prstGeom prst="line">
+                          <a:avLst/>
+                        </a:prstGeom>
+                        <a:ln w="12700">
+                          <a:solidFill>
+                            <a:schemeClr val="tx1"/>
+                          </a:solidFill>
+                          <a:prstDash val="solid"/>
+                        </a:ln>
+                      </wps:spPr>
+                      <wps:style>
+                        <a:lnRef idx="1">
+                          <a:schemeClr val="accent1"/>
+                        </a:lnRef>
+                        <a:fillRef idx="0">
+                          <a:schemeClr val="accent1"/>
+                        </a:fillRef>
+                        <a:effectRef idx="0">
+                          <a:schemeClr val="accent1"/>
+                        </a:effectRef>
+                        <a:fontRef idx="minor">
+                          <a:schemeClr val="tx1"/>
+                        </a:fontRef>
+                      </wps:style>
+                      <wps:bodyPr/>
+                    </wps:wsp>
+                  </a:graphicData>
+                </a:graphic>
+                <wp14:sizeRelH relativeFrom="margin">
+                  <wp14:pctWidth>0</wp14:pctWidth>
+                </wp14:sizeRelH>
+                <wp14:sizeRelV relativeFrom="margin">
+                  <wp14:pctHeight>0</wp14:pctHeight>
+                </wp14:sizeRelV>
+              </wp:anchor>
+            </w:drawing>
+          </mc:Choice>
+          <mc:Fallback>
+            <w:pict>
+              <v:line w14:anchorId="554A1FEF" id="Conector reto 1" o:spid="_x0000_s1026" style="position:absolute;flip:y;z-index:251663360;visibility:visible;mso-wrap-style:square;mso-width-percent:0;mso-height-percent:0;mso-wrap-distance-left:9pt;mso-wrap-distance-top:0;mso-wrap-distance-right:9pt;mso-wrap-distance-bottom:0;mso-position-horizontal:center;mso-position-horizontal-relative:margin;mso-position-vertical:absolute;mso-position-vertical-relative:text;mso-width-percent:0;mso-height-percent:0;mso-width-relative:margin;mso-height-relative:margin" from="0,29.95pt" to="552.75pt,29.95pt" o:gfxdata="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" strokecolor="black [3213]" strokeweight="1pt">
+                <v:stroke joinstyle="miter"/>
+                <w10:wrap anchorx="margin"/>
+              </v:line>
+            </w:pict>
+          </mc:Fallback>
+        </mc:AlternateContent>
+      </w:r>
+    </w:p>
+    <w:p>
+      <w:pPr>
+        <w:jc w:val="both"/>
+        <w:rPr>
+          <w:b/>
+          <w:bCs/>
+        </w:rPr>
+      </w:pPr>
+    </w:p>
+    <w:p>
+      <w:pPr>
+        <w:jc w:val="both"/>
+        <w:rPr>
+          <w:b/>
+          <w:bCs/>
+        </w:rPr>
+      </w:pPr>
     </w:p>
     <w:p>
       <w:pPr>
@@ -6211,17 +6097,6 @@
     <w:p>
       <w:pPr>
         <w:pStyle w:val="PargrafodaLista"/>
-        <w:ind w:left="1440"/>
-        <w:jc w:val="both"/>
-        <w:rPr>
-          <w:b/>
-          <w:bCs/>
-        </w:rPr>
-      </w:pPr>
-    </w:p>
-    <w:p>
-      <w:pPr>
-        <w:pStyle w:val="PargrafodaLista"/>
         <w:numPr>
           <w:ilvl w:val="0"/>
           <w:numId w:val="11"/>
@@ -6229,6 +6104,7 @@
         <w:jc w:val="both"/>
       </w:pPr>
       <w:r>
+        <w:lastRenderedPageBreak/>
         <w:t xml:space="preserve">Parâmetros utilizados: Tanto as configurações voltadas para o carregamento dos dados, quanto as configurações exigidas pela arquitetura Vision Transformers estão descritas na Figura </w:t>
       </w:r>
       <w:r>
@@ -6256,7 +6132,6 @@
           <w:sz w:val="18"/>
           <w:szCs w:val="18"/>
         </w:rPr>
-        <w:lastRenderedPageBreak/>
         <w:t>Figura</w:t>
       </w:r>
       <w:r>
@@ -6395,13 +6270,7 @@
         <w:t>Observação:</w:t>
       </w:r>
       <w:r>
-        <w:t xml:space="preserve"> Análise da função de perda na primeira época (loss=1.0986) garante a classificação no número correto de classes, uma vez que o modelo (por ainda não ter conhecimento), prevê em média a probabilidade p(class) = 1/</w:t>
-      </w:r>
-      <w:r>
-        <w:t>3.</w:t>
-      </w:r>
-      <w:r>
-        <w:t xml:space="preserve"> Para uma amostra, a cross-entropy (utilizada neste modelo) é calculada por L = -log(py), sendo ‘py’ a probabilidade atribuída à classe correta, portanto:</w:t>
+        <w:t xml:space="preserve"> Análise da função de perda na primeira época (loss=1.0986) garante a classificação no número correto de classes, uma vez que o modelo (por ainda não ter conhecimento), prevê em média a probabilidade p(class) = 1/3. Para uma amostra, a cross-entropy (utilizada neste modelo) é calculada por L = -log(py), sendo ‘py’ a probabilidade atribuída à classe correta, portanto:</w:t>
       </w:r>
     </w:p>
     <w:p>
@@ -6427,14 +6296,7 @@
           <w:sz w:val="18"/>
           <w:szCs w:val="18"/>
         </w:rPr>
-        <w:t xml:space="preserve"> </w:t>
-      </w:r>
-      <w:r>
-        <w:rPr>
-          <w:sz w:val="18"/>
-          <w:szCs w:val="18"/>
-        </w:rPr>
-        <w:t>22</w:t>
+        <w:t xml:space="preserve"> 22</w:t>
       </w:r>
       <w:r>
         <w:rPr>
@@ -6554,38 +6416,6 @@
     <w:p>
       <w:pPr>
         <w:pStyle w:val="PargrafodaLista"/>
-        <w:ind w:left="2160"/>
-        <w:jc w:val="both"/>
-        <w:rPr>
-          <w:rFonts w:eastAsiaTheme="minorEastAsia"/>
-          <w:color w:val="000000" w:themeColor="text1"/>
-        </w:rPr>
-      </w:pPr>
-    </w:p>
-    <w:p>
-      <w:pPr>
-        <w:pStyle w:val="PargrafodaLista"/>
-        <w:ind w:left="2160"/>
-        <w:jc w:val="both"/>
-        <w:rPr>
-          <w:rFonts w:eastAsiaTheme="minorEastAsia"/>
-          <w:color w:val="000000" w:themeColor="text1"/>
-        </w:rPr>
-      </w:pPr>
-    </w:p>
-    <w:p>
-      <w:pPr>
-        <w:pStyle w:val="PargrafodaLista"/>
-        <w:ind w:left="2160"/>
-        <w:jc w:val="both"/>
-        <w:rPr>
-          <w:color w:val="000000" w:themeColor="text1"/>
-        </w:rPr>
-      </w:pPr>
-    </w:p>
-    <w:p>
-      <w:pPr>
-        <w:pStyle w:val="PargrafodaLista"/>
         <w:numPr>
           <w:ilvl w:val="0"/>
           <w:numId w:val="11"/>
@@ -6639,14 +6469,7 @@
           <w:sz w:val="18"/>
           <w:szCs w:val="18"/>
         </w:rPr>
-        <w:t xml:space="preserve"> </w:t>
-      </w:r>
-      <w:r>
-        <w:rPr>
-          <w:sz w:val="18"/>
-          <w:szCs w:val="18"/>
-        </w:rPr>
-        <w:t>23</w:t>
+        <w:t xml:space="preserve"> 23</w:t>
       </w:r>
       <w:r>
         <w:rPr>
@@ -6816,14 +6639,7 @@
           <w:sz w:val="18"/>
           <w:szCs w:val="18"/>
         </w:rPr>
-        <w:t xml:space="preserve"> </w:t>
-      </w:r>
-      <w:r>
-        <w:rPr>
-          <w:sz w:val="18"/>
-          <w:szCs w:val="18"/>
-        </w:rPr>
-        <w:t>24</w:t>
+        <w:t xml:space="preserve"> 24</w:t>
       </w:r>
       <w:r>
         <w:rPr>
@@ -7094,13 +6910,7 @@
         <w:t xml:space="preserve"> </w:t>
       </w:r>
       <w:r>
-        <w:t>Tanto as configurações voltadas para o carregamento dos dados, quanto as configurações exigidas pela arquitetura Vision Transformers estão descritas na Figura 2</w:t>
-      </w:r>
-      <w:r>
-        <w:t>1</w:t>
-      </w:r>
-      <w:r>
-        <w:t>.</w:t>
+        <w:t>Tanto as configurações voltadas para o carregamento dos dados, quanto as configurações exigidas pela arquitetura Vision Transformers estão descritas na Figura 21.</w:t>
       </w:r>
     </w:p>
     <w:p>
@@ -7569,28 +7379,7 @@
           <w:b/>
           <w:bCs/>
         </w:rPr>
-        <w:t xml:space="preserve">Análise dos resultados de </w:t>
-      </w:r>
-      <w:r>
-        <w:rPr>
-          <w:b/>
-          <w:bCs/>
-        </w:rPr>
-        <w:t>validação</w:t>
-      </w:r>
-      <w:r>
-        <w:rPr>
-          <w:b/>
-          <w:bCs/>
-        </w:rPr>
-        <w:t>:</w:t>
-      </w:r>
-      <w:r>
-        <w:rPr>
-          <w:b/>
-          <w:bCs/>
-        </w:rPr>
-        <w:t xml:space="preserve"> </w:t>
+        <w:t xml:space="preserve">Análise dos resultados de validação: </w:t>
       </w:r>
       <w:r>
         <w:t>Apesar de a loss de validação apresentar uma leve redução ao longo das épocas, a acurácia</w:t>
@@ -8114,13 +7903,7 @@
         <w:t>DataLoader</w:t>
       </w:r>
       <w:r>
-        <w:t xml:space="preserve"> específico da arquitetura. Agora, a estrutura esperada segue conforme ilustrado pela figura </w:t>
-      </w:r>
-      <w:r>
-        <w:t>28</w:t>
-      </w:r>
-      <w:r>
-        <w:t>.</w:t>
+        <w:t xml:space="preserve"> específico da arquitetura. Agora, a estrutura esperada segue conforme ilustrado pela figura 28.</w:t>
       </w:r>
     </w:p>
     <w:p>
@@ -8480,25 +8263,13 @@
         <w:t>A acurácia de treino se mantém em torno de 43–44%</w:t>
       </w:r>
       <w:r>
-        <w:t xml:space="preserve"> (Figura </w:t>
-      </w:r>
-      <w:r>
-        <w:t>29</w:t>
-      </w:r>
-      <w:r>
-        <w:t>)</w:t>
+        <w:t xml:space="preserve"> (Figura 29)</w:t>
       </w:r>
       <w:r>
         <w:t>, enquanto a acurácia de validação alcança cerca de 45%</w:t>
       </w:r>
       <w:r>
-        <w:t xml:space="preserve"> (Figura </w:t>
-      </w:r>
-      <w:r>
-        <w:t>30</w:t>
-      </w:r>
-      <w:r>
-        <w:t>)</w:t>
+        <w:t xml:space="preserve"> (Figura 30)</w:t>
       </w:r>
       <w:r>
         <w:t>. É perfeitamente esperado que a validação fique ligeiramente melhor do que o treino nesse estágio, especialmente porque o conjunto de treino passa por augmentations mais agressivas.</w:t>
@@ -8802,21 +8573,7 @@
           <w:b/>
           <w:bCs/>
         </w:rPr>
-        <w:t>(</w:t>
-      </w:r>
-      <w:r>
-        <w:rPr>
-          <w:b/>
-          <w:bCs/>
-        </w:rPr>
-        <w:t>VIT</w:t>
-      </w:r>
-      <w:r>
-        <w:rPr>
-          <w:b/>
-          <w:bCs/>
-        </w:rPr>
-        <w:t xml:space="preserve">) </w:t>
+        <w:t xml:space="preserve">(VIT) </w:t>
       </w:r>
       <w:r>
         <w:rPr>
@@ -8868,10 +8625,7 @@
         <w:t>no e</w:t>
       </w:r>
       <w:r>
-        <w:t>xperimento</w:t>
-      </w:r>
-      <w:r>
-        <w:t xml:space="preserve"> </w:t>
+        <w:t xml:space="preserve">xperimento </w:t>
       </w:r>
       <w:r>
         <w:t>3</w:t>
@@ -8922,13 +8676,7 @@
         <w:t>DataLoader</w:t>
       </w:r>
       <w:r>
-        <w:t xml:space="preserve"> específico da arquitetura. Agora, a estrutura esperada segue conforme ilustrado pela figura </w:t>
-      </w:r>
-      <w:r>
-        <w:t>2</w:t>
-      </w:r>
-      <w:r>
-        <w:t>8.</w:t>
+        <w:t xml:space="preserve"> específico da arquitetura. Agora, a estrutura esperada segue conforme ilustrado pela figura 28.</w:t>
       </w:r>
       <w:bookmarkEnd w:id="2"/>
     </w:p>
@@ -9090,14 +8838,7 @@
           <w:b/>
           <w:bCs/>
         </w:rPr>
-        <w:t>Análise do inicial do log do Pycharm:</w:t>
-      </w:r>
-      <w:r>
-        <w:rPr>
-          <w:b/>
-          <w:bCs/>
-        </w:rPr>
-        <w:t xml:space="preserve"> </w:t>
+        <w:t xml:space="preserve">Análise do inicial do log do Pycharm: </w:t>
       </w:r>
       <w:r>
         <w:t xml:space="preserve">No início do treinamento, a loss em torno de 1.0986 é um sinal positivo (Figura </w:t>
@@ -9244,14 +8985,7 @@
           <w:sz w:val="18"/>
           <w:szCs w:val="18"/>
         </w:rPr>
-        <w:t xml:space="preserve"> </w:t>
-      </w:r>
-      <w:r>
-        <w:rPr>
-          <w:sz w:val="18"/>
-          <w:szCs w:val="18"/>
-        </w:rPr>
-        <w:t>31</w:t>
+        <w:t xml:space="preserve"> 31</w:t>
       </w:r>
       <w:r>
         <w:rPr>
@@ -9265,21 +8999,7 @@
           <w:sz w:val="18"/>
           <w:szCs w:val="18"/>
         </w:rPr>
-        <w:t xml:space="preserve">Métricas </w:t>
-      </w:r>
-      <w:r>
-        <w:rPr>
-          <w:sz w:val="18"/>
-          <w:szCs w:val="18"/>
-        </w:rPr>
-        <w:t xml:space="preserve">de treino </w:t>
-      </w:r>
-      <w:r>
-        <w:rPr>
-          <w:sz w:val="18"/>
-          <w:szCs w:val="18"/>
-        </w:rPr>
-        <w:t>retornadas por época</w:t>
+        <w:t>Métricas de treino retornadas por época</w:t>
       </w:r>
     </w:p>
     <w:p>
@@ -9456,14 +9176,7 @@
           <w:sz w:val="18"/>
           <w:szCs w:val="18"/>
         </w:rPr>
-        <w:t xml:space="preserve"> </w:t>
-      </w:r>
-      <w:r>
-        <w:rPr>
-          <w:sz w:val="18"/>
-          <w:szCs w:val="18"/>
-        </w:rPr>
-        <w:t>32</w:t>
+        <w:t xml:space="preserve"> 32</w:t>
       </w:r>
       <w:r>
         <w:rPr>
@@ -9556,13 +9269,7 @@
         <w:t xml:space="preserve">) </w:t>
       </w:r>
       <w:r>
-        <w:t xml:space="preserve">é demonstrado a seguir pela figura </w:t>
-      </w:r>
-      <w:r>
-        <w:t>33</w:t>
-      </w:r>
-      <w:r>
-        <w:t>. Após as correções, o resultado se mantém semelhante</w:t>
+        <w:t>é demonstrado a seguir pela figura 33. Após as correções, o resultado se mantém semelhante</w:t>
       </w:r>
       <w:r>
         <w:t>, o que pode ser atribuído ao uso de fortes técnicas de data augmentation no treinamento aliadas ao fine-tuning de pesos pré-treinados no ImageNet, favorecendo a capacidade de generalização do modelo.</w:t>
@@ -9645,14 +9352,7 @@
           <w:sz w:val="18"/>
           <w:szCs w:val="18"/>
         </w:rPr>
-        <w:t xml:space="preserve"> </w:t>
-      </w:r>
-      <w:r>
-        <w:rPr>
-          <w:sz w:val="18"/>
-          <w:szCs w:val="18"/>
-        </w:rPr>
-        <w:t>33</w:t>
+        <w:t xml:space="preserve"> 33</w:t>
       </w:r>
       <w:r>
         <w:rPr>
@@ -9729,6 +9429,82 @@
         <w:ind w:left="2208"/>
         <w:jc w:val="both"/>
       </w:pPr>
+      <w:r>
+        <w:rPr>
+          <w:noProof/>
+        </w:rPr>
+        <mc:AlternateContent>
+          <mc:Choice Requires="wps">
+            <w:drawing>
+              <wp:anchor distT="0" distB="0" distL="114300" distR="114300" simplePos="0" relativeHeight="251665408" behindDoc="0" locked="0" layoutInCell="1" allowOverlap="1" wp14:anchorId="0F0972DC" wp14:editId="1B93EC5D">
+                <wp:simplePos x="0" y="0"/>
+                <wp:positionH relativeFrom="margin">
+                  <wp:align>center</wp:align>
+                </wp:positionH>
+                <wp:positionV relativeFrom="paragraph">
+                  <wp:posOffset>286882</wp:posOffset>
+                </wp:positionV>
+                <wp:extent cx="7020000" cy="0"/>
+                <wp:effectExtent l="0" t="0" r="0" b="0"/>
+                <wp:wrapNone/>
+                <wp:docPr id="36160012" name="Conector reto 1"/>
+                <wp:cNvGraphicFramePr/>
+                <a:graphic xmlns:a="http://schemas.openxmlformats.org/drawingml/2006/main">
+                  <a:graphicData uri="http://schemas.microsoft.com/office/word/2010/wordprocessingShape">
+                    <wps:wsp>
+                      <wps:cNvCnPr/>
+                      <wps:spPr>
+                        <a:xfrm flipV="1">
+                          <a:off x="0" y="0"/>
+                          <a:ext cx="7020000" cy="0"/>
+                        </a:xfrm>
+                        <a:prstGeom prst="line">
+                          <a:avLst/>
+                        </a:prstGeom>
+                        <a:ln w="12700">
+                          <a:solidFill>
+                            <a:schemeClr val="tx1"/>
+                          </a:solidFill>
+                          <a:prstDash val="solid"/>
+                        </a:ln>
+                      </wps:spPr>
+                      <wps:style>
+                        <a:lnRef idx="1">
+                          <a:schemeClr val="accent1"/>
+                        </a:lnRef>
+                        <a:fillRef idx="0">
+                          <a:schemeClr val="accent1"/>
+                        </a:fillRef>
+                        <a:effectRef idx="0">
+                          <a:schemeClr val="accent1"/>
+                        </a:effectRef>
+                        <a:fontRef idx="minor">
+                          <a:schemeClr val="tx1"/>
+                        </a:fontRef>
+                      </wps:style>
+                      <wps:bodyPr/>
+                    </wps:wsp>
+                  </a:graphicData>
+                </a:graphic>
+                <wp14:sizeRelH relativeFrom="margin">
+                  <wp14:pctWidth>0</wp14:pctWidth>
+                </wp14:sizeRelH>
+                <wp14:sizeRelV relativeFrom="margin">
+                  <wp14:pctHeight>0</wp14:pctHeight>
+                </wp14:sizeRelV>
+              </wp:anchor>
+            </w:drawing>
+          </mc:Choice>
+          <mc:Fallback>
+            <w:pict>
+              <v:line w14:anchorId="5C796B9C" id="Conector reto 1" o:spid="_x0000_s1026" style="position:absolute;flip:y;z-index:251665408;visibility:visible;mso-wrap-style:square;mso-width-percent:0;mso-height-percent:0;mso-wrap-distance-left:9pt;mso-wrap-distance-top:0;mso-wrap-distance-right:9pt;mso-wrap-distance-bottom:0;mso-position-horizontal:center;mso-position-horizontal-relative:margin;mso-position-vertical:absolute;mso-position-vertical-relative:text;mso-width-percent:0;mso-height-percent:0;mso-width-relative:margin;mso-height-relative:margin" from="0,22.6pt" to="552.75pt,22.6pt" o:gfxdata="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" strokecolor="black [3213]" strokeweight="1pt">
+                <v:stroke joinstyle="miter"/>
+                <w10:wrap anchorx="margin"/>
+              </v:line>
+            </w:pict>
+          </mc:Fallback>
+        </mc:AlternateContent>
+      </w:r>
     </w:p>
     <w:p>
       <w:pPr>
@@ -9772,21 +9548,7 @@
           <w:b/>
           <w:bCs/>
         </w:rPr>
-        <w:t xml:space="preserve">Testes </w:t>
-      </w:r>
-      <w:r>
-        <w:rPr>
-          <w:b/>
-          <w:bCs/>
-        </w:rPr>
-        <w:t xml:space="preserve">voltados à exploração de hiperparâmetros </w:t>
-      </w:r>
-      <w:r>
-        <w:rPr>
-          <w:b/>
-          <w:bCs/>
-        </w:rPr>
-        <w:t>conduzidos para cada uma das arquiteturas</w:t>
+        <w:t>Testes voltados à exploração de hiperparâmetros conduzidos para cada uma das arquiteturas</w:t>
       </w:r>
     </w:p>
     <w:p>
@@ -9852,14 +9614,7 @@
           <w:b/>
           <w:bCs/>
         </w:rPr>
-        <w:t xml:space="preserve"> – </w:t>
-      </w:r>
-      <w:r>
-        <w:rPr>
-          <w:b/>
-          <w:bCs/>
-        </w:rPr>
-        <w:t>EXPLORAÇÃO INICIAL</w:t>
+        <w:t xml:space="preserve"> – EXPLORAÇÃO INICIAL</w:t>
       </w:r>
       <w:r>
         <w:rPr>
@@ -9871,12 +9626,1441 @@
     </w:p>
     <w:p>
       <w:pPr>
-        <w:jc w:val="both"/>
-        <w:rPr>
-          <w:b/>
-          <w:bCs/>
-        </w:rPr>
-      </w:pPr>
+        <w:pStyle w:val="PargrafodaLista"/>
+        <w:ind w:left="1440"/>
+        <w:jc w:val="both"/>
+        <w:rPr>
+          <w:b/>
+          <w:bCs/>
+        </w:rPr>
+      </w:pPr>
+    </w:p>
+    <w:p>
+      <w:pPr>
+        <w:pStyle w:val="PargrafodaLista"/>
+        <w:ind w:left="1440"/>
+        <w:jc w:val="both"/>
+      </w:pPr>
+      <w:r>
+        <w:t>Foi conduzido</w:t>
+      </w:r>
+      <w:r>
+        <w:t xml:space="preserve"> um</w:t>
+      </w:r>
+      <w:r>
+        <w:t xml:space="preserve"> treinamento</w:t>
+      </w:r>
+      <w:r>
+        <w:t xml:space="preserve"> “</w:t>
+      </w:r>
+      <w:r>
+        <w:t xml:space="preserve">from scratch” (sem pré-treino) em um dataset relativamente pequeno: ~11 k imagens de treino e ~2,7 k de validação, distribuídas em 3 classes. Isso impõe um teto realista de desempenho bem abaixo do que o </w:t>
+      </w:r>
+      <w:r>
+        <w:t>artigo</w:t>
+      </w:r>
+      <w:r>
+        <w:t xml:space="preserve"> original da ResNet</w:t>
+      </w:r>
+      <w:r>
+        <w:t>-50</w:t>
+      </w:r>
+      <w:r>
+        <w:t xml:space="preserve"> reporta para ImageNet (1,28M imagens, 1000 classes). Portanto, desde o início, o objetivo aqui </w:t>
+      </w:r>
+      <w:r>
+        <w:t>é</w:t>
+      </w:r>
+      <w:r>
+        <w:t xml:space="preserve"> verificar estabilidade do treinamento, coerência da dinâmica de aprendizado e convergência.</w:t>
+      </w:r>
+    </w:p>
+    <w:p>
+      <w:pPr>
+        <w:pStyle w:val="PargrafodaLista"/>
+        <w:ind w:left="1440"/>
+        <w:jc w:val="both"/>
+      </w:pPr>
+    </w:p>
+    <w:p>
+      <w:pPr>
+        <w:pStyle w:val="PargrafodaLista"/>
+        <w:numPr>
+          <w:ilvl w:val="0"/>
+          <w:numId w:val="18"/>
+        </w:numPr>
+        <w:jc w:val="both"/>
+        <w:rPr>
+          <w:b/>
+          <w:bCs/>
+        </w:rPr>
+      </w:pPr>
+      <w:r>
+        <w:rPr>
+          <w:b/>
+          <w:bCs/>
+        </w:rPr>
+        <w:t>Configuração da rede e parâmetros:</w:t>
+      </w:r>
+    </w:p>
+    <w:p>
+      <w:pPr>
+        <w:pStyle w:val="PargrafodaLista"/>
+        <w:ind w:left="2160"/>
+        <w:jc w:val="both"/>
+        <w:rPr>
+          <w:b/>
+          <w:bCs/>
+        </w:rPr>
+      </w:pPr>
+    </w:p>
+    <w:p>
+      <w:pPr>
+        <w:pStyle w:val="PargrafodaLista"/>
+        <w:ind w:left="708"/>
+        <w:jc w:val="center"/>
+      </w:pPr>
+      <w:r>
+        <w:rPr>
+          <w:sz w:val="18"/>
+          <w:szCs w:val="18"/>
+        </w:rPr>
+        <w:t>Figura</w:t>
+      </w:r>
+      <w:r>
+        <w:rPr>
+          <w:sz w:val="18"/>
+          <w:szCs w:val="18"/>
+        </w:rPr>
+        <w:t xml:space="preserve"> 34: Resultado das épocas iniciais de treinamento</w:t>
+      </w:r>
+    </w:p>
+    <w:p>
+      <w:pPr>
+        <w:pStyle w:val="PargrafodaLista"/>
+        <w:ind w:left="2160"/>
+        <w:jc w:val="both"/>
+        <w:rPr>
+          <w:b/>
+          <w:bCs/>
+        </w:rPr>
+      </w:pPr>
+      <w:r>
+        <w:rPr>
+          <w:noProof/>
+        </w:rPr>
+        <mc:AlternateContent>
+          <mc:Choice Requires="wps">
+            <w:drawing>
+              <wp:anchor distT="0" distB="0" distL="114300" distR="114300" simplePos="0" relativeHeight="251666432" behindDoc="0" locked="0" layoutInCell="1" allowOverlap="1" wp14:anchorId="210522FE" wp14:editId="73E787DF">
+                <wp:simplePos x="0" y="0"/>
+                <wp:positionH relativeFrom="column">
+                  <wp:posOffset>1911985</wp:posOffset>
+                </wp:positionH>
+                <wp:positionV relativeFrom="paragraph">
+                  <wp:posOffset>733425</wp:posOffset>
+                </wp:positionV>
+                <wp:extent cx="302930" cy="280491"/>
+                <wp:effectExtent l="0" t="0" r="0" b="0"/>
+                <wp:wrapNone/>
+                <wp:docPr id="13998604" name="Retângulo 3"/>
+                <wp:cNvGraphicFramePr/>
+                <a:graphic xmlns:a="http://schemas.openxmlformats.org/drawingml/2006/main">
+                  <a:graphicData uri="http://schemas.microsoft.com/office/word/2010/wordprocessingShape">
+                    <wps:wsp>
+                      <wps:cNvSpPr/>
+                      <wps:spPr>
+                        <a:xfrm>
+                          <a:off x="0" y="0"/>
+                          <a:ext cx="302930" cy="280491"/>
+                        </a:xfrm>
+                        <a:prstGeom prst="rect">
+                          <a:avLst/>
+                        </a:prstGeom>
+                        <a:noFill/>
+                        <a:ln>
+                          <a:noFill/>
+                        </a:ln>
+                      </wps:spPr>
+                      <wps:style>
+                        <a:lnRef idx="2">
+                          <a:schemeClr val="accent1">
+                            <a:shade val="15000"/>
+                          </a:schemeClr>
+                        </a:lnRef>
+                        <a:fillRef idx="1">
+                          <a:schemeClr val="accent1"/>
+                        </a:fillRef>
+                        <a:effectRef idx="0">
+                          <a:schemeClr val="accent1"/>
+                        </a:effectRef>
+                        <a:fontRef idx="minor">
+                          <a:schemeClr val="lt1"/>
+                        </a:fontRef>
+                      </wps:style>
+                      <wps:txbx>
+                        <w:txbxContent>
+                          <w:p>
+                            <w:pPr>
+                              <w:jc w:val="center"/>
+                            </w:pPr>
+                            <w:r>
+                              <w:rPr>
+                                <w:noProof/>
+                              </w:rPr>
+                              <w:drawing>
+                                <wp:inline distT="0" distB="0" distL="0" distR="0" wp14:anchorId="6E95738F" wp14:editId="7E530211">
+                                  <wp:extent cx="71032" cy="120015"/>
+                                  <wp:effectExtent l="0" t="0" r="5715" b="0"/>
+                                  <wp:docPr id="1634026789" name="Imagem 1"/>
+                                  <wp:cNvGraphicFramePr>
+                                    <a:graphicFrameLocks xmlns:a="http://schemas.openxmlformats.org/drawingml/2006/main" noChangeAspect="1"/>
+                                  </wp:cNvGraphicFramePr>
+                                  <a:graphic xmlns:a="http://schemas.openxmlformats.org/drawingml/2006/main">
+                                    <a:graphicData uri="http://schemas.openxmlformats.org/drawingml/2006/picture">
+                                      <pic:pic xmlns:pic="http://schemas.openxmlformats.org/drawingml/2006/picture">
+                                        <pic:nvPicPr>
+                                          <pic:cNvPr id="727332644" name=""/>
+                                          <pic:cNvPicPr/>
+                                        </pic:nvPicPr>
+                                        <pic:blipFill rotWithShape="1">
+                                          <a:blip r:embed="rId34"/>
+                                          <a:srcRect l="13396" t="30039" r="85375" b="67009"/>
+                                          <a:stretch>
+                                            <a:fillRect/>
+                                          </a:stretch>
+                                        </pic:blipFill>
+                                        <pic:spPr bwMode="auto">
+                                          <a:xfrm>
+                                            <a:off x="0" y="0"/>
+                                            <a:ext cx="72124" cy="121860"/>
+                                          </a:xfrm>
+                                          <a:prstGeom prst="rect">
+                                            <a:avLst/>
+                                          </a:prstGeom>
+                                          <a:ln>
+                                            <a:noFill/>
+                                          </a:ln>
+                                          <a:extLst>
+                                            <a:ext uri="{53640926-AAD7-44D8-BBD7-CCE9431645EC}">
+                                              <a14:shadowObscured xmlns:a14="http://schemas.microsoft.com/office/drawing/2010/main"/>
+                                            </a:ext>
+                                          </a:extLst>
+                                        </pic:spPr>
+                                      </pic:pic>
+                                    </a:graphicData>
+                                  </a:graphic>
+                                </wp:inline>
+                              </w:drawing>
+                            </w:r>
+                          </w:p>
+                        </w:txbxContent>
+                      </wps:txbx>
+                      <wps:bodyPr rot="0" spcFirstLastPara="0" vertOverflow="overflow" horzOverflow="overflow" vert="horz" wrap="square" lIns="91440" tIns="45720" rIns="91440" bIns="45720" numCol="1" spcCol="0" rtlCol="0" fromWordArt="0" anchor="ctr" anchorCtr="0" forceAA="0" compatLnSpc="1">
+                        <a:prstTxWarp prst="textNoShape">
+                          <a:avLst/>
+                        </a:prstTxWarp>
+                        <a:noAutofit/>
+                      </wps:bodyPr>
+                    </wps:wsp>
+                  </a:graphicData>
+                </a:graphic>
+                <wp14:sizeRelH relativeFrom="margin">
+                  <wp14:pctWidth>0</wp14:pctWidth>
+                </wp14:sizeRelH>
+                <wp14:sizeRelV relativeFrom="margin">
+                  <wp14:pctHeight>0</wp14:pctHeight>
+                </wp14:sizeRelV>
+              </wp:anchor>
+            </w:drawing>
+          </mc:Choice>
+          <mc:Fallback>
+            <w:pict>
+              <v:rect w14:anchorId="210522FE" id="Retângulo 3" o:spid="_x0000_s1026" style="position:absolute;left:0;text-align:left;margin-left:150.55pt;margin-top:57.75pt;width:23.85pt;height:22.1pt;z-index:251666432;visibility:visible;mso-wrap-style:square;mso-width-percent:0;mso-height-percent:0;mso-wrap-distance-left:9pt;mso-wrap-distance-top:0;mso-wrap-distance-right:9pt;mso-wrap-distance-bottom:0;mso-position-horizontal:absolute;mso-position-horizontal-relative:text;mso-position-vertical:absolute;mso-position-vertical-relative:text;mso-width-percent:0;mso-height-percent:0;mso-width-relative:margin;mso-height-relative:margin;v-text-anchor:middle" o:gfxdata="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" filled="f" stroked="f" strokeweight="1pt">
+                <v:textbox>
+                  <w:txbxContent>
+                    <w:p>
+                      <w:pPr>
+                        <w:jc w:val="center"/>
+                      </w:pPr>
+                      <w:r>
+                        <w:rPr>
+                          <w:noProof/>
+                        </w:rPr>
+                        <w:drawing>
+                          <wp:inline distT="0" distB="0" distL="0" distR="0" wp14:anchorId="6E95738F" wp14:editId="7E530211">
+                            <wp:extent cx="71032" cy="120015"/>
+                            <wp:effectExtent l="0" t="0" r="5715" b="0"/>
+                            <wp:docPr id="1634026789" name="Imagem 1"/>
+                            <wp:cNvGraphicFramePr>
+                              <a:graphicFrameLocks xmlns:a="http://schemas.openxmlformats.org/drawingml/2006/main" noChangeAspect="1"/>
+                            </wp:cNvGraphicFramePr>
+                            <a:graphic xmlns:a="http://schemas.openxmlformats.org/drawingml/2006/main">
+                              <a:graphicData uri="http://schemas.openxmlformats.org/drawingml/2006/picture">
+                                <pic:pic xmlns:pic="http://schemas.openxmlformats.org/drawingml/2006/picture">
+                                  <pic:nvPicPr>
+                                    <pic:cNvPr id="727332644" name=""/>
+                                    <pic:cNvPicPr/>
+                                  </pic:nvPicPr>
+                                  <pic:blipFill rotWithShape="1">
+                                    <a:blip r:embed="rId34"/>
+                                    <a:srcRect l="13396" t="30039" r="85375" b="67009"/>
+                                    <a:stretch>
+                                      <a:fillRect/>
+                                    </a:stretch>
+                                  </pic:blipFill>
+                                  <pic:spPr bwMode="auto">
+                                    <a:xfrm>
+                                      <a:off x="0" y="0"/>
+                                      <a:ext cx="72124" cy="121860"/>
+                                    </a:xfrm>
+                                    <a:prstGeom prst="rect">
+                                      <a:avLst/>
+                                    </a:prstGeom>
+                                    <a:ln>
+                                      <a:noFill/>
+                                    </a:ln>
+                                    <a:extLst>
+                                      <a:ext uri="{53640926-AAD7-44D8-BBD7-CCE9431645EC}">
+                                        <a14:shadowObscured xmlns:a14="http://schemas.microsoft.com/office/drawing/2010/main"/>
+                                      </a:ext>
+                                    </a:extLst>
+                                  </pic:spPr>
+                                </pic:pic>
+                              </a:graphicData>
+                            </a:graphic>
+                          </wp:inline>
+                        </w:drawing>
+                      </w:r>
+                    </w:p>
+                  </w:txbxContent>
+                </v:textbox>
+              </v:rect>
+            </w:pict>
+          </mc:Fallback>
+        </mc:AlternateContent>
+      </w:r>
+      <w:r>
+        <w:rPr>
+          <w:noProof/>
+        </w:rPr>
+        <w:drawing>
+          <wp:inline distT="0" distB="0" distL="0" distR="0" wp14:anchorId="1435C35B" wp14:editId="6D942C55">
+            <wp:extent cx="3014242" cy="1812897"/>
+            <wp:effectExtent l="0" t="0" r="0" b="0"/>
+            <wp:docPr id="11720901" name="Imagem 1"/>
+            <wp:cNvGraphicFramePr>
+              <a:graphicFrameLocks xmlns:a="http://schemas.openxmlformats.org/drawingml/2006/main" noChangeAspect="1"/>
+            </wp:cNvGraphicFramePr>
+            <a:graphic xmlns:a="http://schemas.openxmlformats.org/drawingml/2006/main">
+              <a:graphicData uri="http://schemas.openxmlformats.org/drawingml/2006/picture">
+                <pic:pic xmlns:pic="http://schemas.openxmlformats.org/drawingml/2006/picture">
+                  <pic:nvPicPr>
+                    <pic:cNvPr id="727332644" name=""/>
+                    <pic:cNvPicPr/>
+                  </pic:nvPicPr>
+                  <pic:blipFill rotWithShape="1">
+                    <a:blip r:embed="rId34"/>
+                    <a:srcRect t="18053" r="48121" b="37590"/>
+                    <a:stretch>
+                      <a:fillRect/>
+                    </a:stretch>
+                  </pic:blipFill>
+                  <pic:spPr bwMode="auto">
+                    <a:xfrm>
+                      <a:off x="0" y="0"/>
+                      <a:ext cx="3044212" cy="1830922"/>
+                    </a:xfrm>
+                    <a:prstGeom prst="rect">
+                      <a:avLst/>
+                    </a:prstGeom>
+                    <a:ln>
+                      <a:noFill/>
+                    </a:ln>
+                    <a:extLst>
+                      <a:ext uri="{53640926-AAD7-44D8-BBD7-CCE9431645EC}">
+                        <a14:shadowObscured xmlns:a14="http://schemas.microsoft.com/office/drawing/2010/main"/>
+                      </a:ext>
+                    </a:extLst>
+                  </pic:spPr>
+                </pic:pic>
+              </a:graphicData>
+            </a:graphic>
+          </wp:inline>
+        </w:drawing>
+      </w:r>
+    </w:p>
+    <w:p>
+      <w:pPr>
+        <w:pStyle w:val="PargrafodaLista"/>
+        <w:ind w:left="1440"/>
+        <w:jc w:val="both"/>
+      </w:pPr>
+    </w:p>
+    <w:p>
+      <w:pPr>
+        <w:pStyle w:val="PargrafodaLista"/>
+        <w:numPr>
+          <w:ilvl w:val="0"/>
+          <w:numId w:val="16"/>
+        </w:numPr>
+        <w:jc w:val="both"/>
+        <w:rPr>
+          <w:b/>
+          <w:bCs/>
+        </w:rPr>
+      </w:pPr>
+      <w:r>
+        <w:rPr>
+          <w:b/>
+          <w:bCs/>
+        </w:rPr>
+        <w:t>Avaliação das épocas</w:t>
+      </w:r>
+      <w:r>
+        <w:rPr>
+          <w:b/>
+          <w:bCs/>
+        </w:rPr>
+        <w:t xml:space="preserve"> iniciais</w:t>
+      </w:r>
+      <w:r>
+        <w:rPr>
+          <w:b/>
+          <w:bCs/>
+        </w:rPr>
+        <w:t xml:space="preserve"> de treinamento:</w:t>
+      </w:r>
+    </w:p>
+    <w:p>
+      <w:pPr>
+        <w:pStyle w:val="PargrafodaLista"/>
+        <w:ind w:left="2160"/>
+        <w:jc w:val="both"/>
+      </w:pPr>
+      <w:r>
+        <w:t>Nas primeiras épocas</w:t>
+      </w:r>
+      <w:r>
+        <w:t xml:space="preserve"> </w:t>
+      </w:r>
+      <w:r>
+        <w:t>(épocas 1–10)</w:t>
+      </w:r>
+      <w:r>
+        <w:t>, o comportamento é exatamente o esperado para SGD com learning rate alto (0.1)</w:t>
+      </w:r>
+      <w:r>
+        <w:t>, em que:</w:t>
+      </w:r>
+    </w:p>
+    <w:p>
+      <w:pPr>
+        <w:pStyle w:val="PargrafodaLista"/>
+        <w:ind w:left="2160"/>
+        <w:jc w:val="both"/>
+      </w:pPr>
+    </w:p>
+    <w:p>
+      <w:pPr>
+        <w:pStyle w:val="PargrafodaLista"/>
+        <w:ind w:left="2160"/>
+        <w:jc w:val="both"/>
+      </w:pPr>
+    </w:p>
+    <w:p>
+      <w:pPr>
+        <w:pStyle w:val="PargrafodaLista"/>
+        <w:numPr>
+          <w:ilvl w:val="1"/>
+          <w:numId w:val="16"/>
+        </w:numPr>
+        <w:jc w:val="both"/>
+      </w:pPr>
+      <w:r>
+        <w:t xml:space="preserve">A </w:t>
+      </w:r>
+      <w:r>
+        <w:t xml:space="preserve">função </w:t>
+      </w:r>
+      <w:r>
+        <w:t>loss de treino cai rapidamente de ~2.72 para ~1.</w:t>
+      </w:r>
+      <w:r>
+        <w:t>4</w:t>
+      </w:r>
+      <w:r>
+        <w:t>0.</w:t>
+      </w:r>
+    </w:p>
+    <w:p>
+      <w:pPr>
+        <w:pStyle w:val="PargrafodaLista"/>
+        <w:numPr>
+          <w:ilvl w:val="1"/>
+          <w:numId w:val="16"/>
+        </w:numPr>
+        <w:jc w:val="both"/>
+      </w:pPr>
+      <w:r>
+        <w:t>A acurácia de treino sobe de ~44% para ~45%.</w:t>
+      </w:r>
+    </w:p>
+    <w:p>
+      <w:pPr>
+        <w:pStyle w:val="PargrafodaLista"/>
+        <w:numPr>
+          <w:ilvl w:val="1"/>
+          <w:numId w:val="16"/>
+        </w:numPr>
+        <w:jc w:val="both"/>
+      </w:pPr>
+      <w:r>
+        <w:t>A val_accuracy sobe cedo e estabiliza rapidamente em ~45%.</w:t>
+      </w:r>
+    </w:p>
+    <w:p>
+      <w:pPr>
+        <w:pStyle w:val="PargrafodaLista"/>
+        <w:ind w:left="2880"/>
+        <w:jc w:val="both"/>
+      </w:pPr>
+    </w:p>
+    <w:p>
+      <w:pPr>
+        <w:pStyle w:val="PargrafodaLista"/>
+        <w:ind w:left="1440"/>
+        <w:jc w:val="center"/>
+      </w:pPr>
+      <w:r>
+        <w:rPr>
+          <w:sz w:val="18"/>
+          <w:szCs w:val="18"/>
+        </w:rPr>
+        <w:t>Figura</w:t>
+      </w:r>
+      <w:r>
+        <w:rPr>
+          <w:sz w:val="18"/>
+          <w:szCs w:val="18"/>
+        </w:rPr>
+        <w:t xml:space="preserve"> 3</w:t>
+      </w:r>
+      <w:r>
+        <w:rPr>
+          <w:sz w:val="18"/>
+          <w:szCs w:val="18"/>
+        </w:rPr>
+        <w:t>5</w:t>
+      </w:r>
+      <w:r>
+        <w:rPr>
+          <w:sz w:val="18"/>
+          <w:szCs w:val="18"/>
+        </w:rPr>
+        <w:t>: Resultado das épocas iniciais de treinamento</w:t>
+      </w:r>
+    </w:p>
+    <w:p>
+      <w:pPr>
+        <w:ind w:left="2124"/>
+        <w:jc w:val="center"/>
+      </w:pPr>
+      <w:r>
+        <w:drawing>
+          <wp:inline distT="0" distB="0" distL="0" distR="0" wp14:anchorId="667F7415" wp14:editId="4B938E64">
+            <wp:extent cx="3880237" cy="1828054"/>
+            <wp:effectExtent l="0" t="0" r="6350" b="1270"/>
+            <wp:docPr id="1681057850" name="Imagem 1"/>
+            <wp:cNvGraphicFramePr>
+              <a:graphicFrameLocks xmlns:a="http://schemas.openxmlformats.org/drawingml/2006/main" noChangeAspect="1"/>
+            </wp:cNvGraphicFramePr>
+            <a:graphic xmlns:a="http://schemas.openxmlformats.org/drawingml/2006/main">
+              <a:graphicData uri="http://schemas.openxmlformats.org/drawingml/2006/picture">
+                <pic:pic xmlns:pic="http://schemas.openxmlformats.org/drawingml/2006/picture">
+                  <pic:nvPicPr>
+                    <pic:cNvPr id="1681057850" name=""/>
+                    <pic:cNvPicPr/>
+                  </pic:nvPicPr>
+                  <pic:blipFill>
+                    <a:blip r:embed="rId41"/>
+                    <a:stretch>
+                      <a:fillRect/>
+                    </a:stretch>
+                  </pic:blipFill>
+                  <pic:spPr>
+                    <a:xfrm>
+                      <a:off x="0" y="0"/>
+                      <a:ext cx="3880237" cy="1828054"/>
+                    </a:xfrm>
+                    <a:prstGeom prst="rect">
+                      <a:avLst/>
+                    </a:prstGeom>
+                  </pic:spPr>
+                </pic:pic>
+              </a:graphicData>
+            </a:graphic>
+          </wp:inline>
+        </w:drawing>
+      </w:r>
+    </w:p>
+    <w:p>
+      <w:pPr>
+        <w:ind w:left="2124"/>
+        <w:jc w:val="both"/>
+      </w:pPr>
+      <w:r>
+        <w:t xml:space="preserve">Esse padrão apresenta um forte indício que o pipeline de dados não apresenta erros em sua implementação, que </w:t>
+      </w:r>
+      <w:r>
+        <w:t>backpropagation está funcionando</w:t>
+      </w:r>
+      <w:r>
+        <w:t>, e que os pesos estão de fato sendo atualizados e que</w:t>
+      </w:r>
+      <w:r>
+        <w:t xml:space="preserve"> o</w:t>
+      </w:r>
+      <w:r>
+        <w:t xml:space="preserve"> </w:t>
+      </w:r>
+      <w:r>
+        <w:t>learning rate inicial não está instável</w:t>
+      </w:r>
+      <w:r>
+        <w:t xml:space="preserve">, uma vez que </w:t>
+      </w:r>
+      <w:r>
+        <w:t>não há explosão.</w:t>
+      </w:r>
+    </w:p>
+    <w:p>
+      <w:pPr>
+        <w:ind w:left="2124"/>
+        <w:jc w:val="both"/>
+        <w:rPr>
+          <w:u w:val="single"/>
+        </w:rPr>
+      </w:pPr>
+      <w:r>
+        <w:rPr>
+          <w:u w:val="single"/>
+        </w:rPr>
+        <w:t>Como teste de sanidade, o retorno deste resultado se apresenta de maneira positiva.</w:t>
+      </w:r>
+    </w:p>
+    <w:p>
+      <w:pPr>
+        <w:pStyle w:val="PargrafodaLista"/>
+        <w:numPr>
+          <w:ilvl w:val="0"/>
+          <w:numId w:val="16"/>
+        </w:numPr>
+        <w:jc w:val="both"/>
+        <w:rPr>
+          <w:b/>
+          <w:bCs/>
+        </w:rPr>
+      </w:pPr>
+      <w:r>
+        <w:rPr>
+          <w:b/>
+          <w:bCs/>
+        </w:rPr>
+        <w:t>Avaliação das épocas</w:t>
+      </w:r>
+      <w:r>
+        <w:rPr>
+          <w:b/>
+          <w:bCs/>
+        </w:rPr>
+        <w:t xml:space="preserve"> </w:t>
+      </w:r>
+      <w:r>
+        <w:rPr>
+          <w:b/>
+          <w:bCs/>
+        </w:rPr>
+        <w:t>intermediárias</w:t>
+      </w:r>
+      <w:r>
+        <w:rPr>
+          <w:b/>
+          <w:bCs/>
+        </w:rPr>
+        <w:t xml:space="preserve"> de treinamento:</w:t>
+      </w:r>
+    </w:p>
+    <w:p>
+      <w:pPr>
+        <w:pStyle w:val="PargrafodaLista"/>
+        <w:ind w:left="2160"/>
+        <w:jc w:val="both"/>
+      </w:pPr>
+      <w:r>
+        <w:t>Entre aproximadamente as épocas 10 e 30, ocorre um platô claro</w:t>
+      </w:r>
+      <w:r>
+        <w:t xml:space="preserve">, no qual a </w:t>
+      </w:r>
+      <w:r>
+        <w:t>val_accuracy fica praticamente fixa em ~45.5%</w:t>
+      </w:r>
+      <w:r>
+        <w:t xml:space="preserve">, a </w:t>
+      </w:r>
+      <w:r>
+        <w:t>loss de validação continua caindo lentamente, mas sem reflexo em acurácia</w:t>
+      </w:r>
+      <w:r>
+        <w:t xml:space="preserve"> e a acurácia de treino </w:t>
+      </w:r>
+      <w:r>
+        <w:t>oscila levemente entre 43% e 45%.</w:t>
+      </w:r>
+    </w:p>
+    <w:p>
+      <w:pPr>
+        <w:pStyle w:val="PargrafodaLista"/>
+        <w:ind w:left="2160"/>
+        <w:jc w:val="both"/>
+      </w:pPr>
+    </w:p>
+    <w:p>
+      <w:pPr>
+        <w:pStyle w:val="PargrafodaLista"/>
+        <w:ind w:left="1440"/>
+        <w:jc w:val="center"/>
+      </w:pPr>
+      <w:r>
+        <w:rPr>
+          <w:sz w:val="18"/>
+          <w:szCs w:val="18"/>
+        </w:rPr>
+        <w:t>Figura</w:t>
+      </w:r>
+      <w:r>
+        <w:rPr>
+          <w:sz w:val="18"/>
+          <w:szCs w:val="18"/>
+        </w:rPr>
+        <w:t xml:space="preserve"> 3</w:t>
+      </w:r>
+      <w:r>
+        <w:rPr>
+          <w:sz w:val="18"/>
+          <w:szCs w:val="18"/>
+        </w:rPr>
+        <w:t>6</w:t>
+      </w:r>
+      <w:r>
+        <w:rPr>
+          <w:sz w:val="18"/>
+          <w:szCs w:val="18"/>
+        </w:rPr>
+        <w:t>: Resultado das épocas in</w:t>
+      </w:r>
+      <w:r>
+        <w:rPr>
+          <w:sz w:val="18"/>
+          <w:szCs w:val="18"/>
+        </w:rPr>
+        <w:t>termediárias</w:t>
+      </w:r>
+      <w:r>
+        <w:rPr>
+          <w:sz w:val="18"/>
+          <w:szCs w:val="18"/>
+        </w:rPr>
+        <w:t xml:space="preserve"> de treinamento</w:t>
+      </w:r>
+    </w:p>
+    <w:p>
+      <w:pPr>
+        <w:pStyle w:val="PargrafodaLista"/>
+        <w:ind w:left="2160"/>
+        <w:jc w:val="both"/>
+      </w:pPr>
+      <w:r>
+        <w:drawing>
+          <wp:inline distT="0" distB="0" distL="0" distR="0" wp14:anchorId="4DA81560" wp14:editId="51891236">
+            <wp:extent cx="4024999" cy="3093058"/>
+            <wp:effectExtent l="0" t="0" r="0" b="0"/>
+            <wp:docPr id="1151217460" name="Imagem 1"/>
+            <wp:cNvGraphicFramePr>
+              <a:graphicFrameLocks xmlns:a="http://schemas.openxmlformats.org/drawingml/2006/main" noChangeAspect="1"/>
+            </wp:cNvGraphicFramePr>
+            <a:graphic xmlns:a="http://schemas.openxmlformats.org/drawingml/2006/main">
+              <a:graphicData uri="http://schemas.openxmlformats.org/drawingml/2006/picture">
+                <pic:pic xmlns:pic="http://schemas.openxmlformats.org/drawingml/2006/picture">
+                  <pic:nvPicPr>
+                    <pic:cNvPr id="1151217460" name=""/>
+                    <pic:cNvPicPr/>
+                  </pic:nvPicPr>
+                  <pic:blipFill>
+                    <a:blip r:embed="rId42"/>
+                    <a:stretch>
+                      <a:fillRect/>
+                    </a:stretch>
+                  </pic:blipFill>
+                  <pic:spPr>
+                    <a:xfrm>
+                      <a:off x="0" y="0"/>
+                      <a:ext cx="4035493" cy="3101123"/>
+                    </a:xfrm>
+                    <a:prstGeom prst="rect">
+                      <a:avLst/>
+                    </a:prstGeom>
+                  </pic:spPr>
+                </pic:pic>
+              </a:graphicData>
+            </a:graphic>
+          </wp:inline>
+        </w:drawing>
+      </w:r>
+    </w:p>
+    <w:p>
+      <w:pPr>
+        <w:pStyle w:val="PargrafodaLista"/>
+        <w:ind w:left="2160"/>
+        <w:jc w:val="both"/>
+      </w:pPr>
+      <w:r>
+        <w:lastRenderedPageBreak/>
+        <w:t xml:space="preserve">O padrão apresentado é típico quando o </w:t>
+      </w:r>
+      <w:r>
+        <w:t>modelo já extraiu praticamente toda a informação discriminativa disponível no dataset.</w:t>
+      </w:r>
+      <w:r>
+        <w:t xml:space="preserve"> </w:t>
+      </w:r>
+      <w:r>
+        <w:t>A capacidade da rede é muito maior que a complexidade do problema (ResNet-50 para ~11 k imagens).</w:t>
+      </w:r>
+    </w:p>
+    <w:p>
+      <w:pPr>
+        <w:pStyle w:val="PargrafodaLista"/>
+        <w:ind w:left="2160"/>
+        <w:jc w:val="both"/>
+      </w:pPr>
+    </w:p>
+    <w:p>
+      <w:pPr>
+        <w:pStyle w:val="PargrafodaLista"/>
+        <w:numPr>
+          <w:ilvl w:val="1"/>
+          <w:numId w:val="16"/>
+        </w:numPr>
+        <w:jc w:val="both"/>
+      </w:pPr>
+      <w:r>
+        <w:rPr>
+          <w:b/>
+          <w:bCs/>
+        </w:rPr>
+        <w:t>OBSERVAÇÃO:</w:t>
+      </w:r>
+      <w:r>
+        <w:t xml:space="preserve"> </w:t>
+      </w:r>
+      <w:r>
+        <w:t>A regularização implícita (augmentations + batch norm) impede overfitting severo, mas não cria novos sinais supervisionados.</w:t>
+      </w:r>
+      <w:r>
+        <w:t xml:space="preserve"> É seguro afirmar que </w:t>
+      </w:r>
+      <w:r>
+        <w:t>não há indício de bug</w:t>
+      </w:r>
+      <w:r>
+        <w:t xml:space="preserve">, mas sim, uma </w:t>
+      </w:r>
+      <w:r>
+        <w:t>limitação estatística do conjunto de dados.</w:t>
+      </w:r>
+    </w:p>
+    <w:p>
+      <w:pPr>
+        <w:pStyle w:val="PargrafodaLista"/>
+        <w:ind w:left="2880"/>
+        <w:jc w:val="both"/>
+      </w:pPr>
+    </w:p>
+    <w:p>
+      <w:pPr>
+        <w:pStyle w:val="PargrafodaLista"/>
+        <w:numPr>
+          <w:ilvl w:val="0"/>
+          <w:numId w:val="16"/>
+        </w:numPr>
+        <w:jc w:val="both"/>
+        <w:rPr>
+          <w:b/>
+          <w:bCs/>
+        </w:rPr>
+      </w:pPr>
+      <w:r>
+        <w:rPr>
+          <w:b/>
+          <w:bCs/>
+        </w:rPr>
+        <w:t>Mudança de regime em época 31</w:t>
+      </w:r>
+      <w:r>
+        <w:rPr>
+          <w:b/>
+          <w:bCs/>
+        </w:rPr>
+        <w:t>:</w:t>
+      </w:r>
+    </w:p>
+    <w:p>
+      <w:pPr>
+        <w:pStyle w:val="PargrafodaLista"/>
+        <w:ind w:left="2160"/>
+        <w:jc w:val="both"/>
+      </w:pPr>
+      <w:r>
+        <w:t xml:space="preserve">Na época 31, o learning rate cai de 0.1 → 0.01, exatamente como definido no scheduler inspirado no </w:t>
+      </w:r>
+      <w:r>
+        <w:t>artigo original, resultando no seguinte comportamento:</w:t>
+      </w:r>
+    </w:p>
+    <w:p>
+      <w:pPr>
+        <w:pStyle w:val="PargrafodaLista"/>
+        <w:ind w:left="2160"/>
+        <w:jc w:val="both"/>
+      </w:pPr>
+    </w:p>
+    <w:p>
+      <w:pPr>
+        <w:pStyle w:val="PargrafodaLista"/>
+        <w:numPr>
+          <w:ilvl w:val="1"/>
+          <w:numId w:val="16"/>
+        </w:numPr>
+        <w:jc w:val="both"/>
+      </w:pPr>
+      <w:r>
+        <w:t>A loss de treino continua diminuindo, agora mais lentamente.</w:t>
+      </w:r>
+    </w:p>
+    <w:p>
+      <w:pPr>
+        <w:pStyle w:val="PargrafodaLista"/>
+        <w:numPr>
+          <w:ilvl w:val="1"/>
+          <w:numId w:val="16"/>
+        </w:numPr>
+        <w:jc w:val="both"/>
+      </w:pPr>
+      <w:r>
+        <w:t>A acurácia de treino sobe marginalmente, atingindo o pico de ~45.6% (época 40).</w:t>
+      </w:r>
+    </w:p>
+    <w:p>
+      <w:pPr>
+        <w:pStyle w:val="PargrafodaLista"/>
+        <w:numPr>
+          <w:ilvl w:val="1"/>
+          <w:numId w:val="16"/>
+        </w:numPr>
+        <w:jc w:val="both"/>
+      </w:pPr>
+      <w:r>
+        <w:t>A val_accuracy permanece estável, sem degradação.</w:t>
+      </w:r>
+    </w:p>
+    <w:p>
+      <w:pPr>
+        <w:pStyle w:val="PargrafodaLista"/>
+        <w:ind w:left="2880"/>
+        <w:jc w:val="both"/>
+      </w:pPr>
+    </w:p>
+    <w:p>
+      <w:pPr>
+        <w:pStyle w:val="PargrafodaLista"/>
+        <w:ind w:left="1440"/>
+        <w:jc w:val="center"/>
+      </w:pPr>
+      <w:r>
+        <w:rPr>
+          <w:sz w:val="18"/>
+          <w:szCs w:val="18"/>
+        </w:rPr>
+        <w:t>Figura</w:t>
+      </w:r>
+      <w:r>
+        <w:rPr>
+          <w:sz w:val="18"/>
+          <w:szCs w:val="18"/>
+        </w:rPr>
+        <w:t xml:space="preserve"> 3</w:t>
+      </w:r>
+      <w:r>
+        <w:rPr>
+          <w:sz w:val="18"/>
+          <w:szCs w:val="18"/>
+        </w:rPr>
+        <w:t>7</w:t>
+      </w:r>
+      <w:r>
+        <w:rPr>
+          <w:sz w:val="18"/>
+          <w:szCs w:val="18"/>
+        </w:rPr>
+        <w:t xml:space="preserve">: Resultado das épocas </w:t>
+      </w:r>
+      <w:r>
+        <w:rPr>
+          <w:sz w:val="18"/>
+          <w:szCs w:val="18"/>
+        </w:rPr>
+        <w:t>finais</w:t>
+      </w:r>
+      <w:r>
+        <w:rPr>
+          <w:sz w:val="18"/>
+          <w:szCs w:val="18"/>
+        </w:rPr>
+        <w:t xml:space="preserve"> de treinamento</w:t>
+      </w:r>
+    </w:p>
+    <w:p>
+      <w:pPr>
+        <w:pStyle w:val="PargrafodaLista"/>
+        <w:ind w:left="2124"/>
+        <w:jc w:val="both"/>
+      </w:pPr>
+      <w:r>
+        <w:drawing>
+          <wp:inline distT="0" distB="0" distL="0" distR="0" wp14:anchorId="13D448C1" wp14:editId="7EEF16C9">
+            <wp:extent cx="4033216" cy="3077409"/>
+            <wp:effectExtent l="0" t="0" r="5715" b="8890"/>
+            <wp:docPr id="94837619" name="Imagem 1"/>
+            <wp:cNvGraphicFramePr>
+              <a:graphicFrameLocks xmlns:a="http://schemas.openxmlformats.org/drawingml/2006/main" noChangeAspect="1"/>
+            </wp:cNvGraphicFramePr>
+            <a:graphic xmlns:a="http://schemas.openxmlformats.org/drawingml/2006/main">
+              <a:graphicData uri="http://schemas.openxmlformats.org/drawingml/2006/picture">
+                <pic:pic xmlns:pic="http://schemas.openxmlformats.org/drawingml/2006/picture">
+                  <pic:nvPicPr>
+                    <pic:cNvPr id="94837619" name=""/>
+                    <pic:cNvPicPr/>
+                  </pic:nvPicPr>
+                  <pic:blipFill>
+                    <a:blip r:embed="rId43"/>
+                    <a:stretch>
+                      <a:fillRect/>
+                    </a:stretch>
+                  </pic:blipFill>
+                  <pic:spPr>
+                    <a:xfrm>
+                      <a:off x="0" y="0"/>
+                      <a:ext cx="4042984" cy="3084862"/>
+                    </a:xfrm>
+                    <a:prstGeom prst="rect">
+                      <a:avLst/>
+                    </a:prstGeom>
+                  </pic:spPr>
+                </pic:pic>
+              </a:graphicData>
+            </a:graphic>
+          </wp:inline>
+        </w:drawing>
+      </w:r>
+    </w:p>
+    <w:p>
+      <w:pPr>
+        <w:pStyle w:val="PargrafodaLista"/>
+        <w:ind w:left="2880"/>
+        <w:jc w:val="both"/>
+      </w:pPr>
+    </w:p>
+    <w:p>
+      <w:pPr>
+        <w:pStyle w:val="PargrafodaLista"/>
+        <w:ind w:left="2124"/>
+        <w:jc w:val="both"/>
+      </w:pPr>
+      <w:r>
+        <w:t xml:space="preserve">Esse comportamento confirma a atividade e atuação correta do scheduler, passando de um regime exploratório para um regime de refinamento. </w:t>
+      </w:r>
+      <w:r>
+        <w:t>Esse comportamento é canônico em treinamentos com SGD clássico.</w:t>
+      </w:r>
+    </w:p>
+    <w:p>
+      <w:pPr>
+        <w:pStyle w:val="PargrafodaLista"/>
+        <w:ind w:left="2124"/>
+        <w:jc w:val="both"/>
+      </w:pPr>
+    </w:p>
+    <w:p>
+      <w:pPr>
+        <w:pStyle w:val="PargrafodaLista"/>
+        <w:ind w:left="2124"/>
+        <w:jc w:val="both"/>
+      </w:pPr>
+    </w:p>
+    <w:p>
+      <w:pPr>
+        <w:pStyle w:val="PargrafodaLista"/>
+        <w:ind w:left="2124"/>
+        <w:jc w:val="both"/>
+      </w:pPr>
+    </w:p>
+    <w:p>
+      <w:pPr>
+        <w:pStyle w:val="PargrafodaLista"/>
+        <w:ind w:left="2124"/>
+        <w:jc w:val="both"/>
+      </w:pPr>
+    </w:p>
+    <w:p>
+      <w:pPr>
+        <w:pStyle w:val="PargrafodaLista"/>
+        <w:ind w:left="2124"/>
+        <w:jc w:val="both"/>
+      </w:pPr>
+    </w:p>
+    <w:p>
+      <w:pPr>
+        <w:pStyle w:val="PargrafodaLista"/>
+        <w:numPr>
+          <w:ilvl w:val="0"/>
+          <w:numId w:val="16"/>
+        </w:numPr>
+        <w:jc w:val="both"/>
+      </w:pPr>
+      <w:r>
+        <w:rPr>
+          <w:b/>
+          <w:bCs/>
+        </w:rPr>
+        <w:lastRenderedPageBreak/>
+        <w:t xml:space="preserve">Possível explicação para o </w:t>
+      </w:r>
+      <w:r>
+        <w:rPr>
+          <w:b/>
+          <w:bCs/>
+        </w:rPr>
+        <w:t>platô</w:t>
+      </w:r>
+      <w:r>
+        <w:rPr>
+          <w:b/>
+          <w:bCs/>
+        </w:rPr>
+        <w:t xml:space="preserve"> observado:</w:t>
+      </w:r>
+    </w:p>
+    <w:p>
+      <w:pPr>
+        <w:ind w:left="2124" w:firstLine="36"/>
+        <w:jc w:val="both"/>
+      </w:pPr>
+      <w:r>
+        <w:t>Com 3 classes, a chance aleatória seria ~33%</w:t>
+      </w:r>
+      <w:r>
+        <w:t xml:space="preserve">, e o </w:t>
+      </w:r>
+      <w:r>
+        <w:t xml:space="preserve">modelo </w:t>
+      </w:r>
+      <w:r>
+        <w:t>apresenta</w:t>
+      </w:r>
+      <w:r>
+        <w:t xml:space="preserve"> um ganho real </w:t>
+      </w:r>
+      <w:r>
+        <w:t xml:space="preserve">positivo de aproximadamente </w:t>
+      </w:r>
+      <w:r>
+        <w:t>12%.</w:t>
+      </w:r>
+      <w:r>
+        <w:t xml:space="preserve"> Porém</w:t>
+      </w:r>
+      <w:r>
+        <w:t>,</w:t>
+      </w:r>
+      <w:r>
+        <w:t xml:space="preserve"> a arquitetura ResNet-50 acaba sendo </w:t>
+      </w:r>
+      <w:r>
+        <w:t>excessivamente profunda para esse volume de dados</w:t>
+      </w:r>
+      <w:r>
+        <w:t xml:space="preserve">, de modo que, mesmo que </w:t>
+      </w:r>
+      <w:r>
+        <w:t xml:space="preserve">o modelo </w:t>
+      </w:r>
+      <w:r>
+        <w:t>esteja bem implementado</w:t>
+      </w:r>
+      <w:r>
+        <w:t xml:space="preserve">, </w:t>
+      </w:r>
+      <w:r>
+        <w:t>ele é</w:t>
+      </w:r>
+      <w:r>
+        <w:t xml:space="preserve"> mal condicionado </w:t>
+      </w:r>
+      <w:r>
+        <w:t>ao</w:t>
+      </w:r>
+      <w:r>
+        <w:t xml:space="preserve"> problema.</w:t>
+      </w:r>
+      <w:r>
+        <w:t xml:space="preserve"> Possíveis gargalos incluem:</w:t>
+      </w:r>
+    </w:p>
+    <w:p>
+      <w:pPr>
+        <w:pStyle w:val="PargrafodaLista"/>
+        <w:numPr>
+          <w:ilvl w:val="1"/>
+          <w:numId w:val="16"/>
+        </w:numPr>
+        <w:jc w:val="both"/>
+      </w:pPr>
+      <w:r>
+        <w:t>Quantidade limitada de dados.</w:t>
+      </w:r>
+    </w:p>
+    <w:p>
+      <w:pPr>
+        <w:pStyle w:val="PargrafodaLista"/>
+        <w:numPr>
+          <w:ilvl w:val="1"/>
+          <w:numId w:val="16"/>
+        </w:numPr>
+        <w:jc w:val="both"/>
+      </w:pPr>
+      <w:r>
+        <w:t xml:space="preserve">Ruído intraclasse (especialmente em classes </w:t>
+      </w:r>
+      <w:r>
+        <w:t>próximas</w:t>
+      </w:r>
+      <w:r>
+        <w:t xml:space="preserve"> como “Pouca dor” </w:t>
+      </w:r>
+      <w:r>
+        <w:t>e</w:t>
+      </w:r>
+      <w:r>
+        <w:t xml:space="preserve"> “Muita dor”).</w:t>
+      </w:r>
+    </w:p>
+    <w:p>
+      <w:pPr>
+        <w:pStyle w:val="PargrafodaLista"/>
+        <w:ind w:left="2880"/>
+        <w:jc w:val="both"/>
+      </w:pPr>
+    </w:p>
+    <w:p>
+      <w:pPr>
+        <w:pStyle w:val="PargrafodaLista"/>
+        <w:numPr>
+          <w:ilvl w:val="0"/>
+          <w:numId w:val="16"/>
+        </w:numPr>
+        <w:jc w:val="both"/>
+      </w:pPr>
+      <w:r>
+        <w:rPr>
+          <w:b/>
+          <w:bCs/>
+        </w:rPr>
+        <w:t>Conclusões</w:t>
+      </w:r>
+      <w:r>
+        <w:t xml:space="preserve">: o </w:t>
+      </w:r>
+      <w:r>
+        <w:t xml:space="preserve">pipeline </w:t>
+      </w:r>
+      <w:r>
+        <w:t>apresenta comportamento</w:t>
+      </w:r>
+      <w:r>
+        <w:t xml:space="preserve"> correto</w:t>
+      </w:r>
+      <w:r>
+        <w:t xml:space="preserve"> e</w:t>
+      </w:r>
+      <w:r>
+        <w:t xml:space="preserve"> estável. O </w:t>
+      </w:r>
+      <w:r>
+        <w:t>resultado</w:t>
+      </w:r>
+      <w:r>
+        <w:t xml:space="preserve"> observado no treino de 50 épocas é totalmente consistente com a teoria, com o </w:t>
+      </w:r>
+      <w:r>
+        <w:t xml:space="preserve">artigo original, </w:t>
+      </w:r>
+      <w:r>
+        <w:t>e com as limitações práticas do dataset utilizado. O teto de ~45% não indica falha — indica que o modelo já está operando próximo ao máximo informativo disponível nos dados atuais.</w:t>
+      </w:r>
+      <w:r>
+        <w:t xml:space="preserve"> Os próximos passos recomendados para a experimentação são:</w:t>
+      </w:r>
+    </w:p>
+    <w:p>
+      <w:pPr>
+        <w:pStyle w:val="PargrafodaLista"/>
+        <w:ind w:left="2160"/>
+        <w:jc w:val="both"/>
+      </w:pPr>
+    </w:p>
+    <w:p>
+      <w:pPr>
+        <w:pStyle w:val="PargrafodaLista"/>
+        <w:numPr>
+          <w:ilvl w:val="1"/>
+          <w:numId w:val="16"/>
+        </w:numPr>
+        <w:jc w:val="both"/>
+      </w:pPr>
+      <w:r>
+        <w:t xml:space="preserve">Usar ResNet-50 pré-treinada no ImageNet e </w:t>
+      </w:r>
+      <w:r>
+        <w:t xml:space="preserve">aplicar um </w:t>
+      </w:r>
+      <w:r>
+        <w:t>fine-tun</w:t>
+      </w:r>
+      <w:r>
+        <w:t>ning</w:t>
+      </w:r>
+      <w:r>
+        <w:t>.</w:t>
+      </w:r>
+    </w:p>
+    <w:p>
+      <w:pPr>
+        <w:pStyle w:val="PargrafodaLista"/>
+        <w:numPr>
+          <w:ilvl w:val="1"/>
+          <w:numId w:val="16"/>
+        </w:numPr>
+        <w:jc w:val="both"/>
+      </w:pPr>
+      <w:r>
+        <w:t xml:space="preserve">Testar </w:t>
+      </w:r>
+      <w:r>
+        <w:t xml:space="preserve">variações mais rasas como a </w:t>
+      </w:r>
+      <w:r>
+        <w:t xml:space="preserve">ResNet-18 ou ResNet-34, </w:t>
+      </w:r>
+      <w:r>
+        <w:t xml:space="preserve">que são </w:t>
+      </w:r>
+      <w:r>
+        <w:t xml:space="preserve">mais adequadas </w:t>
+      </w:r>
+      <w:r>
+        <w:t xml:space="preserve">para </w:t>
+      </w:r>
+      <w:r>
+        <w:t>10 k imagens.</w:t>
+      </w:r>
+    </w:p>
+    <w:p>
+      <w:pPr>
+        <w:pStyle w:val="PargrafodaLista"/>
+        <w:numPr>
+          <w:ilvl w:val="1"/>
+          <w:numId w:val="16"/>
+        </w:numPr>
+        <w:jc w:val="both"/>
+      </w:pPr>
+      <w:r>
+        <w:t>Eventualmente testar cross-validation se o dataset permitir.</w:t>
+      </w:r>
+    </w:p>
+    <w:p>
+      <w:pPr>
+        <w:pStyle w:val="PargrafodaLista"/>
+        <w:ind w:left="2160"/>
+        <w:jc w:val="both"/>
+      </w:pPr>
+    </w:p>
+    <w:p>
+      <w:pPr>
+        <w:pStyle w:val="PargrafodaLista"/>
+        <w:numPr>
+          <w:ilvl w:val="1"/>
+          <w:numId w:val="1"/>
+        </w:numPr>
+        <w:jc w:val="both"/>
+        <w:rPr>
+          <w:b/>
+          <w:bCs/>
+        </w:rPr>
+      </w:pPr>
+      <w:r>
+        <w:rPr>
+          <w:b/>
+          <w:bCs/>
+        </w:rPr>
+        <w:t xml:space="preserve">EXPERIMENTO </w:t>
+      </w:r>
+      <w:r>
+        <w:rPr>
+          <w:b/>
+          <w:bCs/>
+        </w:rPr>
+        <w:t>5</w:t>
+      </w:r>
+      <w:r>
+        <w:rPr>
+          <w:b/>
+          <w:bCs/>
+        </w:rPr>
+        <w:t xml:space="preserve"> (RESNET) – </w:t>
+      </w:r>
+      <w:r>
+        <w:rPr>
+          <w:b/>
+          <w:bCs/>
+        </w:rPr>
+        <w:t xml:space="preserve">TREINO COM 500 ÉPOCAS PARA VERIFICAR </w:t>
+      </w:r>
+      <w:r>
+        <w:rPr>
+          <w:b/>
+          <w:bCs/>
+        </w:rPr>
+        <w:t>O COMPORTAMENTO GERAL</w:t>
+      </w:r>
+      <w:r>
+        <w:rPr>
+          <w:b/>
+          <w:bCs/>
+        </w:rPr>
+        <w:t>:</w:t>
+      </w:r>
     </w:p>
     <w:sectPr>
       <w:pgSz w:w="11906" w:h="16838"/>
@@ -9890,6 +11074,32 @@
 
 <file path=word/numbering.xml><?xml version="1.0" encoding="utf-8"?>
 <w:numbering xmlns:wpc="http://schemas.microsoft.com/office/word/2010/wordprocessingCanvas" xmlns:cx="http://schemas.microsoft.com/office/drawing/2014/chartex" xmlns:cx1="http://schemas.microsoft.com/office/drawing/2015/9/8/chartex" xmlns:cx2="http://schemas.microsoft.com/office/drawing/2015/10/21/chartex" xmlns:cx3="http://schemas.microsoft.com/office/drawing/2016/5/9/chartex" xmlns:cx4="http://schemas.microsoft.com/office/drawing/2016/5/10/chartex" xmlns:cx5="http://schemas.microsoft.com/office/drawing/2016/5/11/chartex" xmlns:cx6="http://schemas.microsoft.com/office/drawing/2016/5/12/chartex" xmlns:cx7="http://schemas.microsoft.com/office/drawing/2016/5/13/chartex" xmlns:cx8="http://schemas.microsoft.com/office/drawing/2016/5/14/chartex" xmlns:mc="http://schemas.openxmlformats.org/markup-compatibility/2006" xmlns:aink="http://schemas.microsoft.com/office/drawing/2016/ink" xmlns:am3d="http://schemas.microsoft.com/office/drawing/2017/model3d" xmlns:o="urn:schemas-microsoft-com:office:office" xmlns:oel="http://schemas.microsoft.com/office/2019/extlst" xmlns:r="http://schemas.openxmlformats.org/officeDocument/2006/relationships" xmlns:m="http://schemas.openxmlformats.org/officeDocument/2006/math" xmlns:v="urn:schemas-microsoft-com:vml" xmlns:wp14="http://schemas.microsoft.com/office/word/2010/wordprocessingDrawing" xmlns:wp="http://schemas.openxmlformats.org/drawingml/2006/wordprocessingDrawing" xmlns:w10="urn:schemas-microsoft-com:office:word" xmlns:w="http://schemas.openxmlformats.org/wordprocessingml/2006/main" xmlns:w14="http://schemas.microsoft.com/office/word/2010/wordml" xmlns:w15="http://schemas.microsoft.com/office/word/2012/wordml" xmlns:w16cex="http://schemas.microsoft.com/office/word/2018/wordml/cex" xmlns:w16cid="http://schemas.microsoft.com/office/word/2016/wordml/cid" xmlns:w16="http://schemas.microsoft.com/office/word/2018/wordml" xmlns:w16du="http://schemas.microsoft.com/office/word/2023/wordml/word16du" xmlns:w16sdtdh="http://schemas.microsoft.com/office/word/2020/wordml/sdtdatahash" xmlns:w16sdtfl="http://schemas.microsoft.com/office/word/2024/wordml/sdtformatlock" xmlns:w16se="http://schemas.microsoft.com/office/word/2015/wordml/symex" xmlns:wpg="http://schemas.microsoft.com/office/word/2010/wordprocessingGroup" xmlns:wpi="http://schemas.microsoft.com/office/word/2010/wordprocessingInk" xmlns:wne="http://schemas.microsoft.com/office/word/2006/wordml" xmlns:wps="http://schemas.microsoft.com/office/word/2010/wordprocessingShape" mc:Ignorable="w14 w15 w16se w16cid w16 w16cex w16sdtdh w16sdtfl w16du wp14">
+  <w:numPicBullet w:numPicBulletId="0">
+    <w:pict>
+      <v:shapetype id="_x0000_t75" coordsize="21600,21600" o:spt="75" o:preferrelative="t" path="m@4@5l@4@11@9@11@9@5xe" filled="f" stroked="f">
+        <v:stroke joinstyle="miter"/>
+        <v:formulas>
+          <v:f eqn="if lineDrawn pixelLineWidth 0"/>
+          <v:f eqn="sum @0 1 0"/>
+          <v:f eqn="sum 0 0 @1"/>
+          <v:f eqn="prod @2 1 2"/>
+          <v:f eqn="prod @3 21600 pixelWidth"/>
+          <v:f eqn="prod @3 21600 pixelHeight"/>
+          <v:f eqn="sum @0 0 1"/>
+          <v:f eqn="prod @6 1 2"/>
+          <v:f eqn="prod @7 21600 pixelWidth"/>
+          <v:f eqn="sum @8 21600 0"/>
+          <v:f eqn="prod @7 21600 pixelHeight"/>
+          <v:f eqn="sum @10 21600 0"/>
+        </v:formulas>
+        <v:path o:extrusionok="f" gradientshapeok="t" o:connecttype="rect"/>
+        <o:lock v:ext="edit" aspectratio="t"/>
+      </v:shapetype>
+      <v:shape id="_x0000_i1041" type="#_x0000_t75" style="width:693.1pt;height:487.7pt;visibility:visible;mso-wrap-style:square" o:bullet="t">
+        <v:imagedata r:id="rId1" o:title="" croptop="19686f" cropbottom="43833f" cropleft="8606f" cropright="55951f"/>
+      </v:shape>
+    </w:pict>
+  </w:numPicBullet>
   <w:abstractNum w:abstractNumId="0" w15:restartNumberingAfterBreak="0">
     <w:nsid w:val="00893BC9"/>
     <w:multiLevelType w:val="hybridMultilevel"/>
@@ -10456,6 +11666,232 @@
     </w:lvl>
   </w:abstractNum>
   <w:abstractNum w:abstractNumId="5" w15:restartNumberingAfterBreak="0">
+    <w:nsid w:val="199E656B"/>
+    <w:multiLevelType w:val="hybridMultilevel"/>
+    <w:tmpl w:val="1478BA84"/>
+    <w:lvl w:ilvl="0" w:tplc="04160001">
+      <w:start w:val="1"/>
+      <w:numFmt w:val="bullet"/>
+      <w:lvlText w:val=""/>
+      <w:lvlJc w:val="left"/>
+      <w:pPr>
+        <w:ind w:left="2160" w:hanging="360"/>
+      </w:pPr>
+      <w:rPr>
+        <w:rFonts w:ascii="Symbol" w:hAnsi="Symbol" w:hint="default"/>
+      </w:rPr>
+    </w:lvl>
+    <w:lvl w:ilvl="1" w:tplc="04160003">
+      <w:start w:val="1"/>
+      <w:numFmt w:val="bullet"/>
+      <w:lvlText w:val="o"/>
+      <w:lvlJc w:val="left"/>
+      <w:pPr>
+        <w:ind w:left="2880" w:hanging="360"/>
+      </w:pPr>
+      <w:rPr>
+        <w:rFonts w:ascii="Courier New" w:hAnsi="Courier New" w:cs="Courier New" w:hint="default"/>
+      </w:rPr>
+    </w:lvl>
+    <w:lvl w:ilvl="2" w:tplc="04160005" w:tentative="1">
+      <w:start w:val="1"/>
+      <w:numFmt w:val="bullet"/>
+      <w:lvlText w:val=""/>
+      <w:lvlJc w:val="left"/>
+      <w:pPr>
+        <w:ind w:left="3600" w:hanging="360"/>
+      </w:pPr>
+      <w:rPr>
+        <w:rFonts w:ascii="Wingdings" w:hAnsi="Wingdings" w:hint="default"/>
+      </w:rPr>
+    </w:lvl>
+    <w:lvl w:ilvl="3" w:tplc="04160001" w:tentative="1">
+      <w:start w:val="1"/>
+      <w:numFmt w:val="bullet"/>
+      <w:lvlText w:val=""/>
+      <w:lvlJc w:val="left"/>
+      <w:pPr>
+        <w:ind w:left="4320" w:hanging="360"/>
+      </w:pPr>
+      <w:rPr>
+        <w:rFonts w:ascii="Symbol" w:hAnsi="Symbol" w:hint="default"/>
+      </w:rPr>
+    </w:lvl>
+    <w:lvl w:ilvl="4" w:tplc="04160003" w:tentative="1">
+      <w:start w:val="1"/>
+      <w:numFmt w:val="bullet"/>
+      <w:lvlText w:val="o"/>
+      <w:lvlJc w:val="left"/>
+      <w:pPr>
+        <w:ind w:left="5040" w:hanging="360"/>
+      </w:pPr>
+      <w:rPr>
+        <w:rFonts w:ascii="Courier New" w:hAnsi="Courier New" w:cs="Courier New" w:hint="default"/>
+      </w:rPr>
+    </w:lvl>
+    <w:lvl w:ilvl="5" w:tplc="04160005" w:tentative="1">
+      <w:start w:val="1"/>
+      <w:numFmt w:val="bullet"/>
+      <w:lvlText w:val=""/>
+      <w:lvlJc w:val="left"/>
+      <w:pPr>
+        <w:ind w:left="5760" w:hanging="360"/>
+      </w:pPr>
+      <w:rPr>
+        <w:rFonts w:ascii="Wingdings" w:hAnsi="Wingdings" w:hint="default"/>
+      </w:rPr>
+    </w:lvl>
+    <w:lvl w:ilvl="6" w:tplc="04160001" w:tentative="1">
+      <w:start w:val="1"/>
+      <w:numFmt w:val="bullet"/>
+      <w:lvlText w:val=""/>
+      <w:lvlJc w:val="left"/>
+      <w:pPr>
+        <w:ind w:left="6480" w:hanging="360"/>
+      </w:pPr>
+      <w:rPr>
+        <w:rFonts w:ascii="Symbol" w:hAnsi="Symbol" w:hint="default"/>
+      </w:rPr>
+    </w:lvl>
+    <w:lvl w:ilvl="7" w:tplc="04160003" w:tentative="1">
+      <w:start w:val="1"/>
+      <w:numFmt w:val="bullet"/>
+      <w:lvlText w:val="o"/>
+      <w:lvlJc w:val="left"/>
+      <w:pPr>
+        <w:ind w:left="7200" w:hanging="360"/>
+      </w:pPr>
+      <w:rPr>
+        <w:rFonts w:ascii="Courier New" w:hAnsi="Courier New" w:cs="Courier New" w:hint="default"/>
+      </w:rPr>
+    </w:lvl>
+    <w:lvl w:ilvl="8" w:tplc="04160005" w:tentative="1">
+      <w:start w:val="1"/>
+      <w:numFmt w:val="bullet"/>
+      <w:lvlText w:val=""/>
+      <w:lvlJc w:val="left"/>
+      <w:pPr>
+        <w:ind w:left="7920" w:hanging="360"/>
+      </w:pPr>
+      <w:rPr>
+        <w:rFonts w:ascii="Wingdings" w:hAnsi="Wingdings" w:hint="default"/>
+      </w:rPr>
+    </w:lvl>
+  </w:abstractNum>
+  <w:abstractNum w:abstractNumId="6" w15:restartNumberingAfterBreak="0">
+    <w:nsid w:val="1BE3798F"/>
+    <w:multiLevelType w:val="hybridMultilevel"/>
+    <w:tmpl w:val="498C011C"/>
+    <w:lvl w:ilvl="0" w:tplc="04160001">
+      <w:start w:val="1"/>
+      <w:numFmt w:val="bullet"/>
+      <w:lvlText w:val=""/>
+      <w:lvlJc w:val="left"/>
+      <w:pPr>
+        <w:ind w:left="2160" w:hanging="360"/>
+      </w:pPr>
+      <w:rPr>
+        <w:rFonts w:ascii="Symbol" w:hAnsi="Symbol" w:hint="default"/>
+      </w:rPr>
+    </w:lvl>
+    <w:lvl w:ilvl="1" w:tplc="04160003" w:tentative="1">
+      <w:start w:val="1"/>
+      <w:numFmt w:val="bullet"/>
+      <w:lvlText w:val="o"/>
+      <w:lvlJc w:val="left"/>
+      <w:pPr>
+        <w:ind w:left="2880" w:hanging="360"/>
+      </w:pPr>
+      <w:rPr>
+        <w:rFonts w:ascii="Courier New" w:hAnsi="Courier New" w:cs="Courier New" w:hint="default"/>
+      </w:rPr>
+    </w:lvl>
+    <w:lvl w:ilvl="2" w:tplc="04160005" w:tentative="1">
+      <w:start w:val="1"/>
+      <w:numFmt w:val="bullet"/>
+      <w:lvlText w:val=""/>
+      <w:lvlJc w:val="left"/>
+      <w:pPr>
+        <w:ind w:left="3600" w:hanging="360"/>
+      </w:pPr>
+      <w:rPr>
+        <w:rFonts w:ascii="Wingdings" w:hAnsi="Wingdings" w:hint="default"/>
+      </w:rPr>
+    </w:lvl>
+    <w:lvl w:ilvl="3" w:tplc="04160001" w:tentative="1">
+      <w:start w:val="1"/>
+      <w:numFmt w:val="bullet"/>
+      <w:lvlText w:val=""/>
+      <w:lvlJc w:val="left"/>
+      <w:pPr>
+        <w:ind w:left="4320" w:hanging="360"/>
+      </w:pPr>
+      <w:rPr>
+        <w:rFonts w:ascii="Symbol" w:hAnsi="Symbol" w:hint="default"/>
+      </w:rPr>
+    </w:lvl>
+    <w:lvl w:ilvl="4" w:tplc="04160003" w:tentative="1">
+      <w:start w:val="1"/>
+      <w:numFmt w:val="bullet"/>
+      <w:lvlText w:val="o"/>
+      <w:lvlJc w:val="left"/>
+      <w:pPr>
+        <w:ind w:left="5040" w:hanging="360"/>
+      </w:pPr>
+      <w:rPr>
+        <w:rFonts w:ascii="Courier New" w:hAnsi="Courier New" w:cs="Courier New" w:hint="default"/>
+      </w:rPr>
+    </w:lvl>
+    <w:lvl w:ilvl="5" w:tplc="04160005" w:tentative="1">
+      <w:start w:val="1"/>
+      <w:numFmt w:val="bullet"/>
+      <w:lvlText w:val=""/>
+      <w:lvlJc w:val="left"/>
+      <w:pPr>
+        <w:ind w:left="5760" w:hanging="360"/>
+      </w:pPr>
+      <w:rPr>
+        <w:rFonts w:ascii="Wingdings" w:hAnsi="Wingdings" w:hint="default"/>
+      </w:rPr>
+    </w:lvl>
+    <w:lvl w:ilvl="6" w:tplc="04160001" w:tentative="1">
+      <w:start w:val="1"/>
+      <w:numFmt w:val="bullet"/>
+      <w:lvlText w:val=""/>
+      <w:lvlJc w:val="left"/>
+      <w:pPr>
+        <w:ind w:left="6480" w:hanging="360"/>
+      </w:pPr>
+      <w:rPr>
+        <w:rFonts w:ascii="Symbol" w:hAnsi="Symbol" w:hint="default"/>
+      </w:rPr>
+    </w:lvl>
+    <w:lvl w:ilvl="7" w:tplc="04160003" w:tentative="1">
+      <w:start w:val="1"/>
+      <w:numFmt w:val="bullet"/>
+      <w:lvlText w:val="o"/>
+      <w:lvlJc w:val="left"/>
+      <w:pPr>
+        <w:ind w:left="7200" w:hanging="360"/>
+      </w:pPr>
+      <w:rPr>
+        <w:rFonts w:ascii="Courier New" w:hAnsi="Courier New" w:cs="Courier New" w:hint="default"/>
+      </w:rPr>
+    </w:lvl>
+    <w:lvl w:ilvl="8" w:tplc="04160005" w:tentative="1">
+      <w:start w:val="1"/>
+      <w:numFmt w:val="bullet"/>
+      <w:lvlText w:val=""/>
+      <w:lvlJc w:val="left"/>
+      <w:pPr>
+        <w:ind w:left="7920" w:hanging="360"/>
+      </w:pPr>
+      <w:rPr>
+        <w:rFonts w:ascii="Wingdings" w:hAnsi="Wingdings" w:hint="default"/>
+      </w:rPr>
+    </w:lvl>
+  </w:abstractNum>
+  <w:abstractNum w:abstractNumId="7" w15:restartNumberingAfterBreak="0">
     <w:nsid w:val="257F3AFD"/>
     <w:multiLevelType w:val="hybridMultilevel"/>
     <w:tmpl w:val="1EC031A0"/>
@@ -10568,7 +12004,7 @@
       </w:rPr>
     </w:lvl>
   </w:abstractNum>
-  <w:abstractNum w:abstractNumId="6" w15:restartNumberingAfterBreak="0">
+  <w:abstractNum w:abstractNumId="8" w15:restartNumberingAfterBreak="0">
     <w:nsid w:val="266A6226"/>
     <w:multiLevelType w:val="hybridMultilevel"/>
     <w:tmpl w:val="56660C70"/>
@@ -10681,7 +12117,7 @@
       </w:rPr>
     </w:lvl>
   </w:abstractNum>
-  <w:abstractNum w:abstractNumId="7" w15:restartNumberingAfterBreak="0">
+  <w:abstractNum w:abstractNumId="9" w15:restartNumberingAfterBreak="0">
     <w:nsid w:val="29B241C9"/>
     <w:multiLevelType w:val="hybridMultilevel"/>
     <w:tmpl w:val="0968580C"/>
@@ -10794,7 +12230,7 @@
       </w:rPr>
     </w:lvl>
   </w:abstractNum>
-  <w:abstractNum w:abstractNumId="8" w15:restartNumberingAfterBreak="0">
+  <w:abstractNum w:abstractNumId="10" w15:restartNumberingAfterBreak="0">
     <w:nsid w:val="306B2EE5"/>
     <w:multiLevelType w:val="hybridMultilevel"/>
     <w:tmpl w:val="C4568E5A"/>
@@ -10907,10 +12343,10 @@
       </w:rPr>
     </w:lvl>
   </w:abstractNum>
-  <w:abstractNum w:abstractNumId="9" w15:restartNumberingAfterBreak="0">
+  <w:abstractNum w:abstractNumId="11" w15:restartNumberingAfterBreak="0">
     <w:nsid w:val="435C54D2"/>
     <w:multiLevelType w:val="hybridMultilevel"/>
-    <w:tmpl w:val="5CA0F73A"/>
+    <w:tmpl w:val="AC84C2FE"/>
     <w:lvl w:ilvl="0" w:tplc="0416000F">
       <w:start w:val="1"/>
       <w:numFmt w:val="decimal"/>
@@ -10995,7 +12431,7 @@
       </w:pPr>
     </w:lvl>
   </w:abstractNum>
-  <w:abstractNum w:abstractNumId="10" w15:restartNumberingAfterBreak="0">
+  <w:abstractNum w:abstractNumId="12" w15:restartNumberingAfterBreak="0">
     <w:nsid w:val="572156B3"/>
     <w:multiLevelType w:val="hybridMultilevel"/>
     <w:tmpl w:val="BA2471CE"/>
@@ -11108,7 +12544,120 @@
       </w:rPr>
     </w:lvl>
   </w:abstractNum>
-  <w:abstractNum w:abstractNumId="11" w15:restartNumberingAfterBreak="0">
+  <w:abstractNum w:abstractNumId="13" w15:restartNumberingAfterBreak="0">
+    <w:nsid w:val="5C1E465F"/>
+    <w:multiLevelType w:val="hybridMultilevel"/>
+    <w:tmpl w:val="CC70734E"/>
+    <w:lvl w:ilvl="0" w:tplc="04160001">
+      <w:start w:val="1"/>
+      <w:numFmt w:val="bullet"/>
+      <w:lvlText w:val=""/>
+      <w:lvlJc w:val="left"/>
+      <w:pPr>
+        <w:ind w:left="2484" w:hanging="360"/>
+      </w:pPr>
+      <w:rPr>
+        <w:rFonts w:ascii="Symbol" w:hAnsi="Symbol" w:hint="default"/>
+      </w:rPr>
+    </w:lvl>
+    <w:lvl w:ilvl="1" w:tplc="04160003" w:tentative="1">
+      <w:start w:val="1"/>
+      <w:numFmt w:val="bullet"/>
+      <w:lvlText w:val="o"/>
+      <w:lvlJc w:val="left"/>
+      <w:pPr>
+        <w:ind w:left="3204" w:hanging="360"/>
+      </w:pPr>
+      <w:rPr>
+        <w:rFonts w:ascii="Courier New" w:hAnsi="Courier New" w:cs="Courier New" w:hint="default"/>
+      </w:rPr>
+    </w:lvl>
+    <w:lvl w:ilvl="2" w:tplc="04160005" w:tentative="1">
+      <w:start w:val="1"/>
+      <w:numFmt w:val="bullet"/>
+      <w:lvlText w:val=""/>
+      <w:lvlJc w:val="left"/>
+      <w:pPr>
+        <w:ind w:left="3924" w:hanging="360"/>
+      </w:pPr>
+      <w:rPr>
+        <w:rFonts w:ascii="Wingdings" w:hAnsi="Wingdings" w:hint="default"/>
+      </w:rPr>
+    </w:lvl>
+    <w:lvl w:ilvl="3" w:tplc="04160001" w:tentative="1">
+      <w:start w:val="1"/>
+      <w:numFmt w:val="bullet"/>
+      <w:lvlText w:val=""/>
+      <w:lvlJc w:val="left"/>
+      <w:pPr>
+        <w:ind w:left="4644" w:hanging="360"/>
+      </w:pPr>
+      <w:rPr>
+        <w:rFonts w:ascii="Symbol" w:hAnsi="Symbol" w:hint="default"/>
+      </w:rPr>
+    </w:lvl>
+    <w:lvl w:ilvl="4" w:tplc="04160003" w:tentative="1">
+      <w:start w:val="1"/>
+      <w:numFmt w:val="bullet"/>
+      <w:lvlText w:val="o"/>
+      <w:lvlJc w:val="left"/>
+      <w:pPr>
+        <w:ind w:left="5364" w:hanging="360"/>
+      </w:pPr>
+      <w:rPr>
+        <w:rFonts w:ascii="Courier New" w:hAnsi="Courier New" w:cs="Courier New" w:hint="default"/>
+      </w:rPr>
+    </w:lvl>
+    <w:lvl w:ilvl="5" w:tplc="04160005" w:tentative="1">
+      <w:start w:val="1"/>
+      <w:numFmt w:val="bullet"/>
+      <w:lvlText w:val=""/>
+      <w:lvlJc w:val="left"/>
+      <w:pPr>
+        <w:ind w:left="6084" w:hanging="360"/>
+      </w:pPr>
+      <w:rPr>
+        <w:rFonts w:ascii="Wingdings" w:hAnsi="Wingdings" w:hint="default"/>
+      </w:rPr>
+    </w:lvl>
+    <w:lvl w:ilvl="6" w:tplc="04160001" w:tentative="1">
+      <w:start w:val="1"/>
+      <w:numFmt w:val="bullet"/>
+      <w:lvlText w:val=""/>
+      <w:lvlJc w:val="left"/>
+      <w:pPr>
+        <w:ind w:left="6804" w:hanging="360"/>
+      </w:pPr>
+      <w:rPr>
+        <w:rFonts w:ascii="Symbol" w:hAnsi="Symbol" w:hint="default"/>
+      </w:rPr>
+    </w:lvl>
+    <w:lvl w:ilvl="7" w:tplc="04160003" w:tentative="1">
+      <w:start w:val="1"/>
+      <w:numFmt w:val="bullet"/>
+      <w:lvlText w:val="o"/>
+      <w:lvlJc w:val="left"/>
+      <w:pPr>
+        <w:ind w:left="7524" w:hanging="360"/>
+      </w:pPr>
+      <w:rPr>
+        <w:rFonts w:ascii="Courier New" w:hAnsi="Courier New" w:cs="Courier New" w:hint="default"/>
+      </w:rPr>
+    </w:lvl>
+    <w:lvl w:ilvl="8" w:tplc="04160005" w:tentative="1">
+      <w:start w:val="1"/>
+      <w:numFmt w:val="bullet"/>
+      <w:lvlText w:val=""/>
+      <w:lvlJc w:val="left"/>
+      <w:pPr>
+        <w:ind w:left="8244" w:hanging="360"/>
+      </w:pPr>
+      <w:rPr>
+        <w:rFonts w:ascii="Wingdings" w:hAnsi="Wingdings" w:hint="default"/>
+      </w:rPr>
+    </w:lvl>
+  </w:abstractNum>
+  <w:abstractNum w:abstractNumId="14" w15:restartNumberingAfterBreak="0">
     <w:nsid w:val="613B7216"/>
     <w:multiLevelType w:val="hybridMultilevel"/>
     <w:tmpl w:val="6C2069C4"/>
@@ -11200,7 +12749,7 @@
       </w:pPr>
     </w:lvl>
   </w:abstractNum>
-  <w:abstractNum w:abstractNumId="12" w15:restartNumberingAfterBreak="0">
+  <w:abstractNum w:abstractNumId="15" w15:restartNumberingAfterBreak="0">
     <w:nsid w:val="66301293"/>
     <w:multiLevelType w:val="hybridMultilevel"/>
     <w:tmpl w:val="2A7C4AA2"/>
@@ -11313,7 +12862,7 @@
       </w:rPr>
     </w:lvl>
   </w:abstractNum>
-  <w:abstractNum w:abstractNumId="13" w15:restartNumberingAfterBreak="0">
+  <w:abstractNum w:abstractNumId="16" w15:restartNumberingAfterBreak="0">
     <w:nsid w:val="785D5530"/>
     <w:multiLevelType w:val="hybridMultilevel"/>
     <w:tmpl w:val="B5BC727C"/>
@@ -11426,7 +12975,7 @@
       </w:rPr>
     </w:lvl>
   </w:abstractNum>
-  <w:abstractNum w:abstractNumId="14" w15:restartNumberingAfterBreak="0">
+  <w:abstractNum w:abstractNumId="17" w15:restartNumberingAfterBreak="0">
     <w:nsid w:val="7D075251"/>
     <w:multiLevelType w:val="hybridMultilevel"/>
     <w:tmpl w:val="DE3E8316"/>
@@ -11540,49 +13089,58 @@
     </w:lvl>
   </w:abstractNum>
   <w:num w:numId="1" w16cid:durableId="231621070">
-    <w:abstractNumId w:val="9"/>
+    <w:abstractNumId w:val="11"/>
   </w:num>
   <w:num w:numId="2" w16cid:durableId="494537868">
     <w:abstractNumId w:val="4"/>
   </w:num>
   <w:num w:numId="3" w16cid:durableId="555967944">
-    <w:abstractNumId w:val="13"/>
+    <w:abstractNumId w:val="16"/>
   </w:num>
   <w:num w:numId="4" w16cid:durableId="975720977">
-    <w:abstractNumId w:val="6"/>
+    <w:abstractNumId w:val="8"/>
   </w:num>
   <w:num w:numId="5" w16cid:durableId="1419063285">
     <w:abstractNumId w:val="1"/>
   </w:num>
   <w:num w:numId="6" w16cid:durableId="1947691180">
-    <w:abstractNumId w:val="11"/>
+    <w:abstractNumId w:val="14"/>
   </w:num>
   <w:num w:numId="7" w16cid:durableId="543980649">
-    <w:abstractNumId w:val="5"/>
+    <w:abstractNumId w:val="7"/>
   </w:num>
   <w:num w:numId="8" w16cid:durableId="523710046">
     <w:abstractNumId w:val="0"/>
   </w:num>
   <w:num w:numId="9" w16cid:durableId="736512136">
-    <w:abstractNumId w:val="10"/>
+    <w:abstractNumId w:val="12"/>
   </w:num>
   <w:num w:numId="10" w16cid:durableId="1832524834">
-    <w:abstractNumId w:val="14"/>
+    <w:abstractNumId w:val="17"/>
   </w:num>
   <w:num w:numId="11" w16cid:durableId="1122117184">
-    <w:abstractNumId w:val="8"/>
+    <w:abstractNumId w:val="10"/>
   </w:num>
   <w:num w:numId="12" w16cid:durableId="2133136465">
     <w:abstractNumId w:val="3"/>
   </w:num>
   <w:num w:numId="13" w16cid:durableId="1067458539">
-    <w:abstractNumId w:val="7"/>
+    <w:abstractNumId w:val="9"/>
   </w:num>
   <w:num w:numId="14" w16cid:durableId="1593928561">
     <w:abstractNumId w:val="2"/>
   </w:num>
   <w:num w:numId="15" w16cid:durableId="1046374455">
-    <w:abstractNumId w:val="12"/>
+    <w:abstractNumId w:val="15"/>
+  </w:num>
+  <w:num w:numId="16" w16cid:durableId="1399130606">
+    <w:abstractNumId w:val="5"/>
+  </w:num>
+  <w:num w:numId="17" w16cid:durableId="279843836">
+    <w:abstractNumId w:val="13"/>
+  </w:num>
+  <w:num w:numId="18" w16cid:durableId="1173257668">
+    <w:abstractNumId w:val="6"/>
   </w:num>
 </w:numbering>
 </file>
@@ -12190,7 +13748,6 @@
   <w:style w:type="character" w:default="1" w:styleId="Fontepargpadro">
     <w:name w:val="Default Paragraph Font"/>
     <w:uiPriority w:val="1"/>
-    <w:semiHidden/>
     <w:unhideWhenUsed/>
   </w:style>
   <w:style w:type="table" w:default="1" w:styleId="Tabelanormal">
@@ -12527,6 +14084,19 @@
       <w:shd w:val="clear" w:color="auto" w:fill="E1DFDD"/>
     </w:rPr>
   </w:style>
+  <w:style w:type="paragraph" w:styleId="NormalWeb">
+    <w:name w:val="Normal (Web)"/>
+    <w:basedOn w:val="Normal"/>
+    <w:uiPriority w:val="99"/>
+    <w:semiHidden/>
+    <w:unhideWhenUsed/>
+    <w:rsid w:val="002B6DC0"/>
+    <w:rPr>
+      <w:rFonts w:ascii="Times New Roman" w:hAnsi="Times New Roman" w:cs="Times New Roman"/>
+      <w:sz w:val="24"/>
+      <w:szCs w:val="24"/>
+    </w:rPr>
+  </w:style>
 </w:styles>
 </file>
 

--- a/Documentation/Documentacao Unificada de Experimentos.docx
+++ b/Documentation/Documentacao Unificada de Experimentos.docx
@@ -94,7 +94,63 @@
         <w:t>→</w:t>
       </w:r>
       <w:r>
-        <w:t xml:space="preserve"> Artigo de referência - An image is Worth 16x16 words: Transformers for image recognition at scale. </w:t>
+        <w:t xml:space="preserve"> Artigo de referência - </w:t>
+      </w:r>
+      <w:proofErr w:type="spellStart"/>
+      <w:r>
+        <w:t>An</w:t>
+      </w:r>
+      <w:proofErr w:type="spellEnd"/>
+      <w:r>
+        <w:t xml:space="preserve"> </w:t>
+      </w:r>
+      <w:proofErr w:type="spellStart"/>
+      <w:r>
+        <w:t>image</w:t>
+      </w:r>
+      <w:proofErr w:type="spellEnd"/>
+      <w:r>
+        <w:t xml:space="preserve"> </w:t>
+      </w:r>
+      <w:proofErr w:type="spellStart"/>
+      <w:r>
+        <w:t>is</w:t>
+      </w:r>
+      <w:proofErr w:type="spellEnd"/>
+      <w:r>
+        <w:t xml:space="preserve"> Worth 16x16 words: Transformers for </w:t>
+      </w:r>
+      <w:proofErr w:type="spellStart"/>
+      <w:r>
+        <w:t>image</w:t>
+      </w:r>
+      <w:proofErr w:type="spellEnd"/>
+      <w:r>
+        <w:t xml:space="preserve"> </w:t>
+      </w:r>
+      <w:proofErr w:type="spellStart"/>
+      <w:r>
+        <w:t>recognition</w:t>
+      </w:r>
+      <w:proofErr w:type="spellEnd"/>
+      <w:r>
+        <w:t xml:space="preserve"> </w:t>
+      </w:r>
+      <w:proofErr w:type="spellStart"/>
+      <w:r>
+        <w:t>at</w:t>
+      </w:r>
+      <w:proofErr w:type="spellEnd"/>
+      <w:r>
+        <w:t xml:space="preserve"> </w:t>
+      </w:r>
+      <w:proofErr w:type="spellStart"/>
+      <w:r>
+        <w:t>scale</w:t>
+      </w:r>
+      <w:proofErr w:type="spellEnd"/>
+      <w:r>
+        <w:t xml:space="preserve">. </w:t>
       </w:r>
     </w:p>
     <w:p>
@@ -192,10 +248,39 @@
         <w:t xml:space="preserve">Formato dos dados: </w:t>
       </w:r>
       <w:r>
-        <w:t>O repositório oficial do ViT usa TFRecords</w:t>
-      </w:r>
-      <w:r>
-        <w:t>, (A descrição do TFRecords está detalhada no item B dessa seção. No tópico referente à ResNet);</w:t>
+        <w:t xml:space="preserve">O repositório oficial do </w:t>
+      </w:r>
+      <w:proofErr w:type="spellStart"/>
+      <w:r>
+        <w:t>ViT</w:t>
+      </w:r>
+      <w:proofErr w:type="spellEnd"/>
+      <w:r>
+        <w:t xml:space="preserve"> usa </w:t>
+      </w:r>
+      <w:proofErr w:type="spellStart"/>
+      <w:r>
+        <w:t>TFRecords</w:t>
+      </w:r>
+      <w:proofErr w:type="spellEnd"/>
+      <w:r>
+        <w:t xml:space="preserve">, (A descrição do </w:t>
+      </w:r>
+      <w:proofErr w:type="spellStart"/>
+      <w:r>
+        <w:t>TFRecords</w:t>
+      </w:r>
+      <w:proofErr w:type="spellEnd"/>
+      <w:r>
+        <w:t xml:space="preserve"> está detalhada no item B dessa seção. No tópico referente à </w:t>
+      </w:r>
+      <w:proofErr w:type="spellStart"/>
+      <w:r>
+        <w:t>ResNet</w:t>
+      </w:r>
+      <w:proofErr w:type="spellEnd"/>
+      <w:r>
+        <w:t>);</w:t>
       </w:r>
     </w:p>
     <w:p>
@@ -239,8 +324,29 @@
         </w:rPr>
         <w:t xml:space="preserve"> </w:t>
       </w:r>
-      <w:r>
-        <w:t>resize (ex.: 256 → random crop 224) + normalização conforme input_pipeline.py do repo</w:t>
+      <w:proofErr w:type="spellStart"/>
+      <w:r>
+        <w:t>resize</w:t>
+      </w:r>
+      <w:proofErr w:type="spellEnd"/>
+      <w:r>
+        <w:t xml:space="preserve"> (ex.: 256 → </w:t>
+      </w:r>
+      <w:proofErr w:type="spellStart"/>
+      <w:r>
+        <w:t>random</w:t>
+      </w:r>
+      <w:proofErr w:type="spellEnd"/>
+      <w:r>
+        <w:t xml:space="preserve"> </w:t>
+      </w:r>
+      <w:proofErr w:type="spellStart"/>
+      <w:r>
+        <w:t>crop</w:t>
+      </w:r>
+      <w:proofErr w:type="spellEnd"/>
+      <w:r>
+        <w:t xml:space="preserve"> 224) + normalização conforme input_pipeline.py do repo</w:t>
       </w:r>
       <w:r>
         <w:t>sitório</w:t>
@@ -287,10 +393,42 @@
           <w:b/>
           <w:bCs/>
         </w:rPr>
-        <w:t>ine-tuning:</w:t>
-      </w:r>
-      <w:r>
-        <w:t xml:space="preserve"> fine-tuned a 384 resolution (para melhores resultados) — mas treinar originalmente em 224.</w:t>
+        <w:t>ine-</w:t>
+      </w:r>
+      <w:proofErr w:type="spellStart"/>
+      <w:r>
+        <w:rPr>
+          <w:b/>
+          <w:bCs/>
+        </w:rPr>
+        <w:t>tuning</w:t>
+      </w:r>
+      <w:proofErr w:type="spellEnd"/>
+      <w:r>
+        <w:rPr>
+          <w:b/>
+          <w:bCs/>
+        </w:rPr>
+        <w:t>:</w:t>
+      </w:r>
+      <w:r>
+        <w:t xml:space="preserve"> fine-</w:t>
+      </w:r>
+      <w:proofErr w:type="spellStart"/>
+      <w:r>
+        <w:t>tuned</w:t>
+      </w:r>
+      <w:proofErr w:type="spellEnd"/>
+      <w:r>
+        <w:t xml:space="preserve"> a 384 </w:t>
+      </w:r>
+      <w:proofErr w:type="spellStart"/>
+      <w:r>
+        <w:t>resolution</w:t>
+      </w:r>
+      <w:proofErr w:type="spellEnd"/>
+      <w:r>
+        <w:t xml:space="preserve"> (para melhores resultados) — mas treinar originalmente em 224.</w:t>
       </w:r>
     </w:p>
     <w:p>
@@ -317,7 +455,23 @@
           <w:b/>
           <w:bCs/>
         </w:rPr>
-        <w:t>Configurações estruturais para o modelo ViT:</w:t>
+        <w:t xml:space="preserve">Configurações estruturais para o modelo </w:t>
+      </w:r>
+      <w:proofErr w:type="spellStart"/>
+      <w:r>
+        <w:rPr>
+          <w:b/>
+          <w:bCs/>
+        </w:rPr>
+        <w:t>ViT</w:t>
+      </w:r>
+      <w:proofErr w:type="spellEnd"/>
+      <w:r>
+        <w:rPr>
+          <w:b/>
+          <w:bCs/>
+        </w:rPr>
+        <w:t>:</w:t>
       </w:r>
     </w:p>
     <w:p>
@@ -341,10 +495,96 @@
           <w:b/>
           <w:bCs/>
         </w:rPr>
-        <w:t>Patch size:</w:t>
-      </w:r>
-      <w:r>
-        <w:t xml:space="preserve"> No artigo é descrito que a imagem é dividida em patches 16×16 (padrão ViT-B/16); kernel_size e stride devem ser iguais ao tamanho dos patches (implementado como um nn.Conv com kernel_size = patches.size e strides = patches.size em código);</w:t>
+        <w:t xml:space="preserve">Patch </w:t>
+      </w:r>
+      <w:proofErr w:type="spellStart"/>
+      <w:r>
+        <w:rPr>
+          <w:b/>
+          <w:bCs/>
+        </w:rPr>
+        <w:t>size</w:t>
+      </w:r>
+      <w:proofErr w:type="spellEnd"/>
+      <w:r>
+        <w:rPr>
+          <w:b/>
+          <w:bCs/>
+        </w:rPr>
+        <w:t>:</w:t>
+      </w:r>
+      <w:r>
+        <w:t xml:space="preserve"> No artigo é descrito que a imagem é dividida em patches 16×16 (padrão </w:t>
+      </w:r>
+      <w:proofErr w:type="spellStart"/>
+      <w:r>
+        <w:t>ViT</w:t>
+      </w:r>
+      <w:proofErr w:type="spellEnd"/>
+      <w:r>
+        <w:t xml:space="preserve">-B/16); </w:t>
+      </w:r>
+      <w:proofErr w:type="spellStart"/>
+      <w:r>
+        <w:t>kernel_size</w:t>
+      </w:r>
+      <w:proofErr w:type="spellEnd"/>
+      <w:r>
+        <w:t xml:space="preserve"> e </w:t>
+      </w:r>
+      <w:proofErr w:type="spellStart"/>
+      <w:r>
+        <w:t>stride</w:t>
+      </w:r>
+      <w:proofErr w:type="spellEnd"/>
+      <w:r>
+        <w:t xml:space="preserve"> devem ser iguais ao tamanho dos patches (implementado como um </w:t>
+      </w:r>
+      <w:proofErr w:type="spellStart"/>
+      <w:proofErr w:type="gramStart"/>
+      <w:r>
+        <w:t>nn.Conv</w:t>
+      </w:r>
+      <w:proofErr w:type="spellEnd"/>
+      <w:proofErr w:type="gramEnd"/>
+      <w:r>
+        <w:t xml:space="preserve"> com </w:t>
+      </w:r>
+      <w:proofErr w:type="spellStart"/>
+      <w:r>
+        <w:t>kernel_size</w:t>
+      </w:r>
+      <w:proofErr w:type="spellEnd"/>
+      <w:r>
+        <w:t xml:space="preserve"> = </w:t>
+      </w:r>
+      <w:proofErr w:type="spellStart"/>
+      <w:proofErr w:type="gramStart"/>
+      <w:r>
+        <w:t>patches.size</w:t>
+      </w:r>
+      <w:proofErr w:type="spellEnd"/>
+      <w:proofErr w:type="gramEnd"/>
+      <w:r>
+        <w:t xml:space="preserve"> e </w:t>
+      </w:r>
+      <w:proofErr w:type="spellStart"/>
+      <w:r>
+        <w:t>strides</w:t>
+      </w:r>
+      <w:proofErr w:type="spellEnd"/>
+      <w:r>
+        <w:t xml:space="preserve"> = </w:t>
+      </w:r>
+      <w:proofErr w:type="spellStart"/>
+      <w:proofErr w:type="gramStart"/>
+      <w:r>
+        <w:t>patches.size</w:t>
+      </w:r>
+      <w:proofErr w:type="spellEnd"/>
+      <w:proofErr w:type="gramEnd"/>
+      <w:r>
+        <w:t xml:space="preserve"> em código);</w:t>
       </w:r>
     </w:p>
     <w:p>
@@ -363,15 +603,112 @@
         </w:numPr>
         <w:jc w:val="both"/>
       </w:pPr>
-      <w:r>
-        <w:rPr>
-          <w:b/>
-          <w:bCs/>
-        </w:rPr>
-        <w:t>Class token &amp; Positional embeddings:</w:t>
-      </w:r>
-      <w:r>
-        <w:t xml:space="preserve"> a adição de um class token aprendível é concatenado ao conjunto de patch-embeddings. O artigo usa um learnable class token e learnable positional embeddings;</w:t>
+      <w:proofErr w:type="spellStart"/>
+      <w:r>
+        <w:rPr>
+          <w:b/>
+          <w:bCs/>
+        </w:rPr>
+        <w:t>Class</w:t>
+      </w:r>
+      <w:proofErr w:type="spellEnd"/>
+      <w:r>
+        <w:rPr>
+          <w:b/>
+          <w:bCs/>
+        </w:rPr>
+        <w:t xml:space="preserve"> token &amp; </w:t>
+      </w:r>
+      <w:proofErr w:type="spellStart"/>
+      <w:r>
+        <w:rPr>
+          <w:b/>
+          <w:bCs/>
+        </w:rPr>
+        <w:t>Positional</w:t>
+      </w:r>
+      <w:proofErr w:type="spellEnd"/>
+      <w:r>
+        <w:rPr>
+          <w:b/>
+          <w:bCs/>
+        </w:rPr>
+        <w:t xml:space="preserve"> </w:t>
+      </w:r>
+      <w:proofErr w:type="spellStart"/>
+      <w:r>
+        <w:rPr>
+          <w:b/>
+          <w:bCs/>
+        </w:rPr>
+        <w:t>embeddings</w:t>
+      </w:r>
+      <w:proofErr w:type="spellEnd"/>
+      <w:r>
+        <w:rPr>
+          <w:b/>
+          <w:bCs/>
+        </w:rPr>
+        <w:t>:</w:t>
+      </w:r>
+      <w:r>
+        <w:t xml:space="preserve"> a adição de um </w:t>
+      </w:r>
+      <w:proofErr w:type="spellStart"/>
+      <w:r>
+        <w:t>class</w:t>
+      </w:r>
+      <w:proofErr w:type="spellEnd"/>
+      <w:r>
+        <w:t xml:space="preserve"> token aprendível é concatenado ao conjunto de patch-</w:t>
+      </w:r>
+      <w:proofErr w:type="spellStart"/>
+      <w:r>
+        <w:t>embeddings</w:t>
+      </w:r>
+      <w:proofErr w:type="spellEnd"/>
+      <w:r>
+        <w:t xml:space="preserve">. O artigo usa um </w:t>
+      </w:r>
+      <w:proofErr w:type="spellStart"/>
+      <w:r>
+        <w:t>learnable</w:t>
+      </w:r>
+      <w:proofErr w:type="spellEnd"/>
+      <w:r>
+        <w:t xml:space="preserve"> </w:t>
+      </w:r>
+      <w:proofErr w:type="spellStart"/>
+      <w:r>
+        <w:t>class</w:t>
+      </w:r>
+      <w:proofErr w:type="spellEnd"/>
+      <w:r>
+        <w:t xml:space="preserve"> token e </w:t>
+      </w:r>
+      <w:proofErr w:type="spellStart"/>
+      <w:r>
+        <w:t>learnable</w:t>
+      </w:r>
+      <w:proofErr w:type="spellEnd"/>
+      <w:r>
+        <w:t xml:space="preserve"> </w:t>
+      </w:r>
+      <w:proofErr w:type="spellStart"/>
+      <w:r>
+        <w:t>positional</w:t>
+      </w:r>
+      <w:proofErr w:type="spellEnd"/>
+      <w:r>
+        <w:t xml:space="preserve"> </w:t>
+      </w:r>
+      <w:proofErr w:type="spellStart"/>
+      <w:r>
+        <w:t>embeddings</w:t>
+      </w:r>
+      <w:proofErr w:type="spellEnd"/>
+      <w:r>
+        <w:t>;</w:t>
       </w:r>
     </w:p>
     <w:p>
@@ -398,7 +735,63 @@
         <w:t>Encoder:</w:t>
       </w:r>
       <w:r>
-        <w:t xml:space="preserve"> a construção da rede segue a mesmo modelo do transform encoder da arquitetura da BERT: LayerNorm → Multi Head Attention (MHA) → residual layer → LayerNorm → MLP → residual → final LayerNorm. As funções Encoder1DBlock e Encoder cumprem isso. </w:t>
+        <w:t xml:space="preserve"> a construção da rede segue a mesmo modelo do </w:t>
+      </w:r>
+      <w:proofErr w:type="spellStart"/>
+      <w:r>
+        <w:t>transform</w:t>
+      </w:r>
+      <w:proofErr w:type="spellEnd"/>
+      <w:r>
+        <w:t xml:space="preserve"> encoder da arquitetura da BERT: </w:t>
+      </w:r>
+      <w:proofErr w:type="spellStart"/>
+      <w:r>
+        <w:t>LayerNorm</w:t>
+      </w:r>
+      <w:proofErr w:type="spellEnd"/>
+      <w:r>
+        <w:t xml:space="preserve"> → </w:t>
+      </w:r>
+      <w:proofErr w:type="spellStart"/>
+      <w:r>
+        <w:t>Multi</w:t>
+      </w:r>
+      <w:proofErr w:type="spellEnd"/>
+      <w:r>
+        <w:t xml:space="preserve"> Head </w:t>
+      </w:r>
+      <w:proofErr w:type="spellStart"/>
+      <w:r>
+        <w:t>Attention</w:t>
+      </w:r>
+      <w:proofErr w:type="spellEnd"/>
+      <w:r>
+        <w:t xml:space="preserve"> (MHA) → residual </w:t>
+      </w:r>
+      <w:proofErr w:type="spellStart"/>
+      <w:r>
+        <w:t>layer</w:t>
+      </w:r>
+      <w:proofErr w:type="spellEnd"/>
+      <w:r>
+        <w:t xml:space="preserve"> → </w:t>
+      </w:r>
+      <w:proofErr w:type="spellStart"/>
+      <w:r>
+        <w:t>LayerNorm</w:t>
+      </w:r>
+      <w:proofErr w:type="spellEnd"/>
+      <w:r>
+        <w:t xml:space="preserve"> → MLP → residual → final </w:t>
+      </w:r>
+      <w:proofErr w:type="spellStart"/>
+      <w:r>
+        <w:t>LayerNorm</w:t>
+      </w:r>
+      <w:proofErr w:type="spellEnd"/>
+      <w:r>
+        <w:t xml:space="preserve">. As funções Encoder1DBlock e Encoder cumprem isso. </w:t>
       </w:r>
     </w:p>
     <w:p>
@@ -450,7 +843,23 @@
         <w:t xml:space="preserve"> </w:t>
       </w:r>
       <w:r>
-        <w:t>pré-treino inicial, seguido por um fine-tunning. No caso deste experimento, a etapa de pré-treino será substituída pelo carregamento de pesos para a arquitetura ViT-B/16 com a ImageNet21K</w:t>
+        <w:t>pré-treino inicial, seguido por um fine-</w:t>
+      </w:r>
+      <w:proofErr w:type="spellStart"/>
+      <w:r>
+        <w:t>tunning</w:t>
+      </w:r>
+      <w:proofErr w:type="spellEnd"/>
+      <w:r>
+        <w:t xml:space="preserve">. No caso deste experimento, a etapa de pré-treino será substituída pelo carregamento de pesos para a arquitetura </w:t>
+      </w:r>
+      <w:proofErr w:type="spellStart"/>
+      <w:r>
+        <w:t>ViT</w:t>
+      </w:r>
+      <w:proofErr w:type="spellEnd"/>
+      <w:r>
+        <w:t>-B/16 com a ImageNet21K</w:t>
       </w:r>
       <w:r>
         <w:t>.</w:t>
@@ -504,13 +913,38 @@
           <w:bCs/>
         </w:rPr>
       </w:pPr>
+      <w:proofErr w:type="spellStart"/>
       <w:r>
         <w:rPr>
           <w:b/>
           <w:bCs/>
         </w:rPr>
         <w:lastRenderedPageBreak/>
-        <w:t>Hiperparâmetros (pré-treino) ViT-B:</w:t>
+        <w:t>Hiperparâmetros</w:t>
+      </w:r>
+      <w:proofErr w:type="spellEnd"/>
+      <w:r>
+        <w:rPr>
+          <w:b/>
+          <w:bCs/>
+        </w:rPr>
+        <w:t xml:space="preserve"> (pré-treino) </w:t>
+      </w:r>
+      <w:proofErr w:type="spellStart"/>
+      <w:r>
+        <w:rPr>
+          <w:b/>
+          <w:bCs/>
+        </w:rPr>
+        <w:t>ViT</w:t>
+      </w:r>
+      <w:proofErr w:type="spellEnd"/>
+      <w:r>
+        <w:rPr>
+          <w:b/>
+          <w:bCs/>
+        </w:rPr>
+        <w:t>-B:</w:t>
       </w:r>
     </w:p>
     <w:p>
@@ -551,7 +985,15 @@
         </w:numPr>
       </w:pPr>
       <w:r>
-        <w:t>Batch size: 4096 (pré-treino)</w:t>
+        <w:t xml:space="preserve">Batch </w:t>
+      </w:r>
+      <w:proofErr w:type="spellStart"/>
+      <w:r>
+        <w:t>size</w:t>
+      </w:r>
+      <w:proofErr w:type="spellEnd"/>
+      <w:r>
+        <w:t>: 4096 (pré-treino)</w:t>
       </w:r>
     </w:p>
     <w:p>
@@ -563,7 +1005,15 @@
         </w:numPr>
       </w:pPr>
       <w:r>
-        <w:t>Base learning rate: 10^(-3).</w:t>
+        <w:t>Base learning rate: 10</w:t>
+      </w:r>
+      <w:proofErr w:type="gramStart"/>
+      <w:r>
+        <w:t>^(</w:t>
+      </w:r>
+      <w:proofErr w:type="gramEnd"/>
+      <w:r>
+        <w:t>-3).</w:t>
       </w:r>
     </w:p>
     <w:p>
@@ -574,8 +1024,21 @@
           <w:numId w:val="2"/>
         </w:numPr>
       </w:pPr>
-      <w:r>
-        <w:t>Weight decay: 0.1</w:t>
+      <w:proofErr w:type="spellStart"/>
+      <w:r>
+        <w:t>Weight</w:t>
+      </w:r>
+      <w:proofErr w:type="spellEnd"/>
+      <w:r>
+        <w:t xml:space="preserve"> </w:t>
+      </w:r>
+      <w:proofErr w:type="spellStart"/>
+      <w:r>
+        <w:t>decay</w:t>
+      </w:r>
+      <w:proofErr w:type="spellEnd"/>
+      <w:r>
+        <w:t>: 0.1</w:t>
       </w:r>
     </w:p>
     <w:p>
@@ -586,8 +1049,13 @@
           <w:numId w:val="2"/>
         </w:numPr>
       </w:pPr>
-      <w:r>
-        <w:t>Warmup: 10.000 steps.</w:t>
+      <w:proofErr w:type="spellStart"/>
+      <w:r>
+        <w:t>Warmup</w:t>
+      </w:r>
+      <w:proofErr w:type="spellEnd"/>
+      <w:r>
+        <w:t>: 10.000 steps.</w:t>
       </w:r>
     </w:p>
     <w:p>
@@ -620,12 +1088,53 @@
           <w:bCs/>
         </w:rPr>
       </w:pPr>
-      <w:r>
-        <w:rPr>
-          <w:b/>
-          <w:bCs/>
-        </w:rPr>
-        <w:t>Hiperparâmetros (Fine-Tunning) ViT-B:</w:t>
+      <w:proofErr w:type="spellStart"/>
+      <w:r>
+        <w:rPr>
+          <w:b/>
+          <w:bCs/>
+        </w:rPr>
+        <w:t>Hiperparâmetros</w:t>
+      </w:r>
+      <w:proofErr w:type="spellEnd"/>
+      <w:r>
+        <w:rPr>
+          <w:b/>
+          <w:bCs/>
+        </w:rPr>
+        <w:t xml:space="preserve"> (Fine-</w:t>
+      </w:r>
+      <w:proofErr w:type="spellStart"/>
+      <w:r>
+        <w:rPr>
+          <w:b/>
+          <w:bCs/>
+        </w:rPr>
+        <w:t>Tunning</w:t>
+      </w:r>
+      <w:proofErr w:type="spellEnd"/>
+      <w:r>
+        <w:rPr>
+          <w:b/>
+          <w:bCs/>
+        </w:rPr>
+        <w:t xml:space="preserve">) </w:t>
+      </w:r>
+      <w:proofErr w:type="spellStart"/>
+      <w:r>
+        <w:rPr>
+          <w:b/>
+          <w:bCs/>
+        </w:rPr>
+        <w:t>ViT</w:t>
+      </w:r>
+      <w:proofErr w:type="spellEnd"/>
+      <w:r>
+        <w:rPr>
+          <w:b/>
+          <w:bCs/>
+        </w:rPr>
+        <w:t>-B:</w:t>
       </w:r>
     </w:p>
     <w:p>
@@ -657,7 +1166,15 @@
         <w:jc w:val="both"/>
       </w:pPr>
       <w:r>
-        <w:t>Otimizador: SGD com momentum 0.9 (para fine-tuning).</w:t>
+        <w:t>Otimizador: SGD com momentum 0.9 (para fine-</w:t>
+      </w:r>
+      <w:proofErr w:type="spellStart"/>
+      <w:r>
+        <w:t>tuning</w:t>
+      </w:r>
+      <w:proofErr w:type="spellEnd"/>
+      <w:r>
+        <w:t>).</w:t>
       </w:r>
     </w:p>
     <w:p>
@@ -670,7 +1187,15 @@
         <w:jc w:val="both"/>
       </w:pPr>
       <w:r>
-        <w:t>Batch size: 512.</w:t>
+        <w:t xml:space="preserve">Batch </w:t>
+      </w:r>
+      <w:proofErr w:type="spellStart"/>
+      <w:r>
+        <w:t>size</w:t>
+      </w:r>
+      <w:proofErr w:type="spellEnd"/>
+      <w:r>
+        <w:t>: 512.</w:t>
       </w:r>
     </w:p>
     <w:p>
@@ -683,7 +1208,15 @@
         <w:jc w:val="both"/>
       </w:pPr>
       <w:r>
-        <w:t>Steps (ImageNet): 20.000.</w:t>
+        <w:t>Steps (</w:t>
+      </w:r>
+      <w:proofErr w:type="spellStart"/>
+      <w:r>
+        <w:t>ImageNet</w:t>
+      </w:r>
+      <w:proofErr w:type="spellEnd"/>
+      <w:r>
+        <w:t>): 20.000.</w:t>
       </w:r>
     </w:p>
     <w:p>
@@ -693,7 +1226,15 @@
         <w:jc w:val="both"/>
       </w:pPr>
       <w:r>
-        <w:t xml:space="preserve">Learning rate: sweep em {0.003, 0.01, 0.03, 0.06} </w:t>
+        <w:t xml:space="preserve">Learning rate: </w:t>
+      </w:r>
+      <w:proofErr w:type="spellStart"/>
+      <w:r>
+        <w:t>sweep</w:t>
+      </w:r>
+      <w:proofErr w:type="spellEnd"/>
+      <w:r>
+        <w:t xml:space="preserve"> em {0.003, 0.01, 0.03, 0.06} </w:t>
       </w:r>
     </w:p>
     <w:p>
@@ -706,7 +1247,15 @@
         <w:jc w:val="both"/>
       </w:pPr>
       <w:r>
-        <w:t>Decaimento: cosine.</w:t>
+        <w:t xml:space="preserve">Decaimento: </w:t>
+      </w:r>
+      <w:proofErr w:type="spellStart"/>
+      <w:r>
+        <w:t>cosine</w:t>
+      </w:r>
+      <w:proofErr w:type="spellEnd"/>
+      <w:r>
+        <w:t>.</w:t>
       </w:r>
     </w:p>
     <w:p>
@@ -718,8 +1267,53 @@
         </w:numPr>
         <w:jc w:val="both"/>
       </w:pPr>
-      <w:r>
-        <w:t>Weight decay: nenhum durante fine-tuning (Artigo cita que fine-tuning rodou com “no weight decay”).</w:t>
+      <w:proofErr w:type="spellStart"/>
+      <w:r>
+        <w:t>Weight</w:t>
+      </w:r>
+      <w:proofErr w:type="spellEnd"/>
+      <w:r>
+        <w:t xml:space="preserve"> </w:t>
+      </w:r>
+      <w:proofErr w:type="spellStart"/>
+      <w:r>
+        <w:t>decay</w:t>
+      </w:r>
+      <w:proofErr w:type="spellEnd"/>
+      <w:r>
+        <w:t>: nenhum durante fine-</w:t>
+      </w:r>
+      <w:proofErr w:type="spellStart"/>
+      <w:r>
+        <w:t>tuning</w:t>
+      </w:r>
+      <w:proofErr w:type="spellEnd"/>
+      <w:r>
+        <w:t xml:space="preserve"> (Artigo cita que fine-</w:t>
+      </w:r>
+      <w:proofErr w:type="spellStart"/>
+      <w:r>
+        <w:t>tuning</w:t>
+      </w:r>
+      <w:proofErr w:type="spellEnd"/>
+      <w:r>
+        <w:t xml:space="preserve"> rodou com “no </w:t>
+      </w:r>
+      <w:proofErr w:type="spellStart"/>
+      <w:r>
+        <w:t>weight</w:t>
+      </w:r>
+      <w:proofErr w:type="spellEnd"/>
+      <w:r>
+        <w:t xml:space="preserve"> </w:t>
+      </w:r>
+      <w:proofErr w:type="spellStart"/>
+      <w:r>
+        <w:t>decay</w:t>
+      </w:r>
+      <w:proofErr w:type="spellEnd"/>
+      <w:r>
+        <w:t>”).</w:t>
       </w:r>
     </w:p>
     <w:p>
@@ -731,8 +1325,21 @@
         </w:numPr>
         <w:jc w:val="both"/>
       </w:pPr>
-      <w:r>
-        <w:t>Grad clipping: global norm 1.</w:t>
+      <w:proofErr w:type="spellStart"/>
+      <w:r>
+        <w:t>Grad</w:t>
+      </w:r>
+      <w:proofErr w:type="spellEnd"/>
+      <w:r>
+        <w:t xml:space="preserve"> clipping: global </w:t>
+      </w:r>
+      <w:proofErr w:type="spellStart"/>
+      <w:r>
+        <w:t>norm</w:t>
+      </w:r>
+      <w:proofErr w:type="spellEnd"/>
+      <w:r>
+        <w:t xml:space="preserve"> 1.</w:t>
       </w:r>
     </w:p>
     <w:p>
@@ -745,7 +1352,31 @@
         <w:jc w:val="both"/>
       </w:pPr>
       <w:r>
-        <w:t>Fine-tuning resolution: 384 (os autores rodaram fine-tuning em resolução maior).</w:t>
+        <w:t>Fine-</w:t>
+      </w:r>
+      <w:proofErr w:type="spellStart"/>
+      <w:r>
+        <w:t>tuning</w:t>
+      </w:r>
+      <w:proofErr w:type="spellEnd"/>
+      <w:r>
+        <w:t xml:space="preserve"> </w:t>
+      </w:r>
+      <w:proofErr w:type="spellStart"/>
+      <w:r>
+        <w:t>resolution</w:t>
+      </w:r>
+      <w:proofErr w:type="spellEnd"/>
+      <w:r>
+        <w:t>: 384 (os autores rodaram fine-</w:t>
+      </w:r>
+      <w:proofErr w:type="spellStart"/>
+      <w:r>
+        <w:t>tuning</w:t>
+      </w:r>
+      <w:proofErr w:type="spellEnd"/>
+      <w:r>
+        <w:t xml:space="preserve"> em resolução maior).</w:t>
       </w:r>
     </w:p>
     <w:p>
@@ -1039,13 +1670,23 @@
         <w:jc w:val="both"/>
       </w:pPr>
       <w:r>
-        <w:t>O objetivo deste experimento foi tentar replicar os resultados obtidos pelo artigo utilizado como base</w:t>
+        <w:t xml:space="preserve">O objetivo deste experimento foi tentar replicar os resultados obtidos pelo artigo utilizado como </w:t>
+      </w:r>
+      <w:proofErr w:type="spellStart"/>
+      <w:proofErr w:type="gramStart"/>
+      <w:r>
+        <w:t>base</w:t>
       </w:r>
       <w:r>
         <w:t>.</w:t>
       </w:r>
       <w:r>
-        <w:t>Para isso, a construção do experimento busca seguir fielmente o que foi originalmente descrito pelos autores.</w:t>
+        <w:t>Para</w:t>
+      </w:r>
+      <w:proofErr w:type="spellEnd"/>
+      <w:proofErr w:type="gramEnd"/>
+      <w:r>
+        <w:t xml:space="preserve"> isso, a construção do experimento busca seguir fielmente o que foi originalmente descrito pelos autores.</w:t>
       </w:r>
     </w:p>
     <w:p>
@@ -1119,7 +1760,15 @@
         <w:jc w:val="both"/>
       </w:pPr>
       <w:r>
-        <w:t xml:space="preserve">Os pesos pré-treinados com a ImageNet-21K também foram retirados diretamente do repositório oficial: </w:t>
+        <w:t xml:space="preserve">Os pesos </w:t>
+      </w:r>
+      <w:proofErr w:type="spellStart"/>
+      <w:r>
+        <w:t>pré</w:t>
+      </w:r>
+      <w:proofErr w:type="spellEnd"/>
+      <w:r>
+        <w:t xml:space="preserve">-treinados com a ImageNet-21K também foram retirados diretamente do repositório oficial: </w:t>
       </w:r>
       <w:hyperlink r:id="rId9" w:history="1">
         <w:r>
@@ -1184,8 +1833,17 @@
           <w:bCs/>
         </w:rPr>
         <w:lastRenderedPageBreak/>
-        <w:t>Parâmetros de treinamento utilizados para o fine-tunning</w:t>
-      </w:r>
+        <w:t>Parâmetros de treinamento utilizados para o fine-</w:t>
+      </w:r>
+      <w:proofErr w:type="spellStart"/>
+      <w:r>
+        <w:rPr>
+          <w:b/>
+          <w:bCs/>
+        </w:rPr>
+        <w:t>tunning</w:t>
+      </w:r>
+      <w:proofErr w:type="spellEnd"/>
       <w:r>
         <w:rPr>
           <w:b/>
@@ -1316,7 +1974,15 @@
         <w:t>neste experimento, o treino apresentou um erro</w:t>
       </w:r>
       <w:r>
-        <w:t xml:space="preserve"> referente às API’s de validação dos resultados:</w:t>
+        <w:t xml:space="preserve"> referente às </w:t>
+      </w:r>
+      <w:proofErr w:type="spellStart"/>
+      <w:r>
+        <w:t>API’s</w:t>
+      </w:r>
+      <w:proofErr w:type="spellEnd"/>
+      <w:r>
+        <w:t xml:space="preserve"> de validação dos resultados:</w:t>
       </w:r>
     </w:p>
     <w:p>
@@ -1578,7 +2244,15 @@
         <w:t>Otimização 2:</w:t>
       </w:r>
       <w:r>
-        <w:t xml:space="preserve"> Utilização de Mixed-Precision, </w:t>
+        <w:t xml:space="preserve"> Utilização de </w:t>
+      </w:r>
+      <w:proofErr w:type="spellStart"/>
+      <w:r>
+        <w:t>Mixed-Precision</w:t>
+      </w:r>
+      <w:proofErr w:type="spellEnd"/>
+      <w:r>
+        <w:t xml:space="preserve">, </w:t>
       </w:r>
       <w:r>
         <w:t xml:space="preserve">o qual </w:t>
@@ -1614,7 +2288,55 @@
         <w:t xml:space="preserve">Otimização 3: </w:t>
       </w:r>
       <w:r>
-        <w:t>learning rate alterada de 0.01 para 2e-4, justificado pela Figura 5. É importante destacar que o “base_lr” representa o valor máximo do learning rate durante o pré-treino, não o valor constante. Neste caso, o “base_lr” definido dentro de um scheduler (warmup + cosine decay).</w:t>
+        <w:t>learning rate alterada de 0.01 para 2e-4, justificado pela Figura 5. É importante destacar que o “</w:t>
+      </w:r>
+      <w:proofErr w:type="spellStart"/>
+      <w:r>
+        <w:t>base_lr</w:t>
+      </w:r>
+      <w:proofErr w:type="spellEnd"/>
+      <w:r>
+        <w:t>” representa o valor máximo do learning rate durante o pré-treino, não o valor constante. Neste caso, o “</w:t>
+      </w:r>
+      <w:proofErr w:type="spellStart"/>
+      <w:r>
+        <w:t>base_lr</w:t>
+      </w:r>
+      <w:proofErr w:type="spellEnd"/>
+      <w:r>
+        <w:t xml:space="preserve">” definido dentro de um </w:t>
+      </w:r>
+      <w:proofErr w:type="spellStart"/>
+      <w:r>
+        <w:t>scheduler</w:t>
+      </w:r>
+      <w:proofErr w:type="spellEnd"/>
+      <w:r>
+        <w:t xml:space="preserve"> (</w:t>
+      </w:r>
+      <w:proofErr w:type="spellStart"/>
+      <w:r>
+        <w:t>warmup</w:t>
+      </w:r>
+      <w:proofErr w:type="spellEnd"/>
+      <w:r>
+        <w:t xml:space="preserve"> + </w:t>
+      </w:r>
+      <w:proofErr w:type="spellStart"/>
+      <w:r>
+        <w:t>cosine</w:t>
+      </w:r>
+      <w:proofErr w:type="spellEnd"/>
+      <w:r>
+        <w:t xml:space="preserve"> </w:t>
+      </w:r>
+      <w:proofErr w:type="spellStart"/>
+      <w:r>
+        <w:t>decay</w:t>
+      </w:r>
+      <w:proofErr w:type="spellEnd"/>
+      <w:r>
+        <w:t>).</w:t>
       </w:r>
     </w:p>
     <w:p>
@@ -1872,7 +2594,23 @@
           <w:bCs/>
         </w:rPr>
         <w:lastRenderedPageBreak/>
-        <w:t>Configuração do treinamento (Fine-Tunning):</w:t>
+        <w:t>Configuração do treinamento (Fine-</w:t>
+      </w:r>
+      <w:proofErr w:type="spellStart"/>
+      <w:r>
+        <w:rPr>
+          <w:b/>
+          <w:bCs/>
+        </w:rPr>
+        <w:t>Tunning</w:t>
+      </w:r>
+      <w:proofErr w:type="spellEnd"/>
+      <w:r>
+        <w:rPr>
+          <w:b/>
+          <w:bCs/>
+        </w:rPr>
+        <w:t>):</w:t>
       </w:r>
       <w:r>
         <w:t xml:space="preserve"> Os valores dos parâmetros utilizados para o treinamento do modelo estão descritos pela Figura 7, seguindo estritamente as definições do artigo</w:t>
@@ -1983,7 +2721,55 @@
         <w:t>Resultados obtidos:</w:t>
       </w:r>
       <w:r>
-        <w:t xml:space="preserve"> Os logs do treinamento podem ser conferidos arquivo ‘logs pycharm.txt’ no diretório "\Projeto-Classificadores\Main_Validation\Vision Transformers\Results\Experimento 2 - ViT\Experimento 2 -ViT- Sanity Check - LOG.txt"</w:t>
+        <w:t xml:space="preserve"> Os logs do treinamento podem ser conferidos arquivo ‘logs pycharm.txt’ no diretório "\Projeto-Classificadores\</w:t>
+      </w:r>
+      <w:proofErr w:type="spellStart"/>
+      <w:r>
+        <w:t>Main_Validation</w:t>
+      </w:r>
+      <w:proofErr w:type="spellEnd"/>
+      <w:r>
+        <w:t>\Vision Transformers\</w:t>
+      </w:r>
+      <w:proofErr w:type="spellStart"/>
+      <w:r>
+        <w:t>Results</w:t>
+      </w:r>
+      <w:proofErr w:type="spellEnd"/>
+      <w:r>
+        <w:t xml:space="preserve">\Experimento 2 - </w:t>
+      </w:r>
+      <w:proofErr w:type="spellStart"/>
+      <w:r>
+        <w:t>ViT</w:t>
+      </w:r>
+      <w:proofErr w:type="spellEnd"/>
+      <w:r>
+        <w:t>\Experimento 2 -</w:t>
+      </w:r>
+      <w:proofErr w:type="spellStart"/>
+      <w:r>
+        <w:t>ViT</w:t>
+      </w:r>
+      <w:proofErr w:type="spellEnd"/>
+      <w:r>
+        <w:t xml:space="preserve">- </w:t>
+      </w:r>
+      <w:proofErr w:type="spellStart"/>
+      <w:r>
+        <w:t>Sanity</w:t>
+      </w:r>
+      <w:proofErr w:type="spellEnd"/>
+      <w:r>
+        <w:t xml:space="preserve"> </w:t>
+      </w:r>
+      <w:proofErr w:type="spellStart"/>
+      <w:r>
+        <w:t>Check</w:t>
+      </w:r>
+      <w:proofErr w:type="spellEnd"/>
+      <w:r>
+        <w:t xml:space="preserve"> - LOG.txt"</w:t>
       </w:r>
     </w:p>
     <w:p>
@@ -2013,13 +2799,37 @@
         <w:t xml:space="preserve"> </w:t>
       </w:r>
       <w:r>
-        <w:t>O início do treinamento apresenta loss ≈ 6.90, que é exatamente o valor esperado para cross-entropy com 1000. Ao final do treinamento, esse valor reduz para 6.20 o que demonstra um aprendizado efetivo do modelo, mesmo que extremamente lento.</w:t>
+        <w:t xml:space="preserve">O início do treinamento apresenta </w:t>
+      </w:r>
+      <w:proofErr w:type="spellStart"/>
+      <w:r>
+        <w:t>loss</w:t>
+      </w:r>
+      <w:proofErr w:type="spellEnd"/>
+      <w:r>
+        <w:t xml:space="preserve"> ≈ 6.90, que é exatamente o valor esperado para </w:t>
+      </w:r>
+      <w:proofErr w:type="spellStart"/>
+      <w:r>
+        <w:t>cross-entropy</w:t>
+      </w:r>
+      <w:proofErr w:type="spellEnd"/>
+      <w:r>
+        <w:t xml:space="preserve"> com 1000. Ao final do treinamento, esse valor reduz para 6.20 o que demonstra um aprendizado efetivo do modelo, mesmo que extremamente lento.</w:t>
       </w:r>
       <w:r>
         <w:t xml:space="preserve"> </w:t>
       </w:r>
       <w:r>
-        <w:t>Os resultados apresentam uma curva monotonicamente decrescente, sem explosão, o que implica em um treinamento estável.</w:t>
+        <w:t xml:space="preserve">Os resultados apresentam uma curva </w:t>
+      </w:r>
+      <w:proofErr w:type="spellStart"/>
+      <w:r>
+        <w:t>monotonicamente</w:t>
+      </w:r>
+      <w:proofErr w:type="spellEnd"/>
+      <w:r>
+        <w:t xml:space="preserve"> decrescente, sem explosão, o que implica em um treinamento estável.</w:t>
       </w:r>
     </w:p>
     <w:p>
@@ -2139,7 +2949,23 @@
         <w:t xml:space="preserve"> </w:t>
       </w:r>
       <w:r>
-        <w:t>A acurácia de treino oscila entre 50% e 90% em batches pequenos. Isso é esperado, uma vez que este valor NÃO representa a acurácia global, mas sim a acurácia por batch. Accuracy de batch em ImageNet já é extremamente ruidosa e um batch pequeno piora ainda mais este resultado.</w:t>
+        <w:t xml:space="preserve">A acurácia de treino oscila entre 50% e 90% em batches pequenos. Isso é esperado, uma vez que este valor NÃO representa a acurácia global, mas sim a acurácia por batch. </w:t>
+      </w:r>
+      <w:proofErr w:type="spellStart"/>
+      <w:r>
+        <w:t>Accuracy</w:t>
+      </w:r>
+      <w:proofErr w:type="spellEnd"/>
+      <w:r>
+        <w:t xml:space="preserve"> de batch em </w:t>
+      </w:r>
+      <w:proofErr w:type="spellStart"/>
+      <w:r>
+        <w:t>ImageNet</w:t>
+      </w:r>
+      <w:proofErr w:type="spellEnd"/>
+      <w:r>
+        <w:t xml:space="preserve"> já é extremamente ruidosa e um batch pequeno piora ainda mais este resultado.</w:t>
       </w:r>
     </w:p>
     <w:p>
@@ -2299,7 +3125,31 @@
         <w:t>→</w:t>
       </w:r>
       <w:r>
-        <w:t xml:space="preserve"> Artigo de referência - Deep Residual Learning for Image Recognition.</w:t>
+        <w:t xml:space="preserve"> Artigo de referência - </w:t>
+      </w:r>
+      <w:proofErr w:type="spellStart"/>
+      <w:r>
+        <w:t>Deep</w:t>
+      </w:r>
+      <w:proofErr w:type="spellEnd"/>
+      <w:r>
+        <w:t xml:space="preserve"> Residual Learning for </w:t>
+      </w:r>
+      <w:proofErr w:type="spellStart"/>
+      <w:r>
+        <w:t>Image</w:t>
+      </w:r>
+      <w:proofErr w:type="spellEnd"/>
+      <w:r>
+        <w:t xml:space="preserve"> </w:t>
+      </w:r>
+      <w:proofErr w:type="spellStart"/>
+      <w:r>
+        <w:t>Recognition</w:t>
+      </w:r>
+      <w:proofErr w:type="spellEnd"/>
+      <w:r>
+        <w:t>.</w:t>
       </w:r>
     </w:p>
     <w:p>
@@ -2354,8 +3204,13 @@
         <w:t xml:space="preserve"> </w:t>
       </w:r>
       <w:r>
-        <w:t>Foi utilizada a base ImageNet1K no formato TFRecords</w:t>
-      </w:r>
+        <w:t xml:space="preserve">Foi utilizada a base ImageNet1K no formato </w:t>
+      </w:r>
+      <w:proofErr w:type="spellStart"/>
+      <w:r>
+        <w:t>TFRecords</w:t>
+      </w:r>
+      <w:proofErr w:type="spellEnd"/>
       <w:r>
         <w:t>.</w:t>
       </w:r>
@@ -2379,8 +3234,21 @@
       <w:r>
         <w:t xml:space="preserve">O </w:t>
       </w:r>
-      <w:r>
-        <w:t>TFRecords, um formato binário de serialização do TensorFlow projetado para armazenar exemplos (imagem + rótulo) de forma eficiente e compacta.</w:t>
+      <w:proofErr w:type="spellStart"/>
+      <w:r>
+        <w:t>TFRecords</w:t>
+      </w:r>
+      <w:proofErr w:type="spellEnd"/>
+      <w:r>
+        <w:t xml:space="preserve">, um formato binário de serialização do </w:t>
+      </w:r>
+      <w:proofErr w:type="spellStart"/>
+      <w:r>
+        <w:t>TensorFlow</w:t>
+      </w:r>
+      <w:proofErr w:type="spellEnd"/>
+      <w:r>
+        <w:t xml:space="preserve"> projetado para armazenar exemplos (imagem + rótulo) de forma eficiente e compacta.</w:t>
       </w:r>
     </w:p>
     <w:p>
@@ -2401,7 +3269,15 @@
       </w:pPr>
       <w:r>
         <w:lastRenderedPageBreak/>
-        <w:t>Por serem arquivos binários contínuos, os TFRecords permitem leitura sequencial muito rápida, baixa sobrecarga em Python e boa compressão, sendo especialmente adequados para pipelines de treino intensivo em GPU/TPU.</w:t>
+        <w:t xml:space="preserve">Por serem arquivos binários contínuos, os </w:t>
+      </w:r>
+      <w:proofErr w:type="spellStart"/>
+      <w:r>
+        <w:t>TFRecords</w:t>
+      </w:r>
+      <w:proofErr w:type="spellEnd"/>
+      <w:r>
+        <w:t xml:space="preserve"> permitem leitura sequencial muito rápida, baixa sobrecarga em Python e boa compressão, sendo especialmente adequados para pipelines de treino intensivo em GPU/TPU.</w:t>
       </w:r>
     </w:p>
     <w:p>
@@ -2507,7 +3383,23 @@
         <w:t>A</w:t>
       </w:r>
       <w:r>
-        <w:t xml:space="preserve"> partir da imagem redimensionada, é extraído aleatoriamente um crop de tamanho 224×224, compatível com o tamanho de entrada da ResNet.</w:t>
+        <w:t xml:space="preserve"> partir da imagem redimensionada, é extraído aleatoriamente um </w:t>
+      </w:r>
+      <w:proofErr w:type="spellStart"/>
+      <w:r>
+        <w:t>crop</w:t>
+      </w:r>
+      <w:proofErr w:type="spellEnd"/>
+      <w:r>
+        <w:t xml:space="preserve"> de tamanho 224×224, compatível com o tamanho de entrada da </w:t>
+      </w:r>
+      <w:proofErr w:type="spellStart"/>
+      <w:r>
+        <w:t>ResNet</w:t>
+      </w:r>
+      <w:proofErr w:type="spellEnd"/>
+      <w:r>
+        <w:t>.</w:t>
       </w:r>
     </w:p>
     <w:p>
@@ -2525,7 +3417,23 @@
         </w:numPr>
       </w:pPr>
       <w:r>
-        <w:t>Antes da extração do crop, pode-se aplicar opcionalmente um espelhamento horizontal (horizontal flip) na imagem e após o crop, é realizada a normalização dos pixels segundo a expressão:</w:t>
+        <w:t xml:space="preserve">Antes da extração do </w:t>
+      </w:r>
+      <w:proofErr w:type="spellStart"/>
+      <w:r>
+        <w:t>crop</w:t>
+      </w:r>
+      <w:proofErr w:type="spellEnd"/>
+      <w:r>
+        <w:t xml:space="preserve">, pode-se aplicar opcionalmente um espelhamento horizontal (horizontal flip) na imagem e após o </w:t>
+      </w:r>
+      <w:proofErr w:type="spellStart"/>
+      <w:r>
+        <w:t>crop</w:t>
+      </w:r>
+      <w:proofErr w:type="spellEnd"/>
+      <w:r>
+        <w:t>, é realizada a normalização dos pixels segundo a expressão:</w:t>
       </w:r>
     </w:p>
     <w:p>
@@ -2607,6 +3515,7 @@
         </w:numPr>
         <w:jc w:val="both"/>
       </w:pPr>
+      <w:proofErr w:type="spellStart"/>
       <w:r>
         <w:rPr>
           <w:i/>
@@ -2615,9 +3524,11 @@
         </w:rPr>
         <w:t>imagenet_mean</w:t>
       </w:r>
+      <w:proofErr w:type="spellEnd"/>
       <w:r>
         <w:t xml:space="preserve"> e </w:t>
       </w:r>
+      <w:proofErr w:type="spellStart"/>
       <w:r>
         <w:rPr>
           <w:i/>
@@ -2626,8 +3537,17 @@
         </w:rPr>
         <w:t>imagenet_std</w:t>
       </w:r>
-      <w:r>
-        <w:t xml:space="preserve"> correspondem à média e ao desvio padrão calculados a partir do conjunto ImageNet. Essa normalização é aplicada </w:t>
+      <w:proofErr w:type="spellEnd"/>
+      <w:r>
+        <w:t xml:space="preserve"> correspondem à média e ao desvio padrão calculados a partir do conjunto </w:t>
+      </w:r>
+      <w:proofErr w:type="spellStart"/>
+      <w:r>
+        <w:t>ImageNet</w:t>
+      </w:r>
+      <w:proofErr w:type="spellEnd"/>
+      <w:r>
+        <w:t xml:space="preserve">. Essa normalização é aplicada </w:t>
       </w:r>
       <w:r>
         <w:t>‘</w:t>
@@ -2659,7 +3579,31 @@
         <w:jc w:val="both"/>
       </w:pPr>
       <w:r>
-        <w:t>Observação importante: Existe uma diferença de implementação entre o framwork ‘Caffe’ utilizado pelos autores e o Tensorflow, a qual é descrita nas Figuras 1</w:t>
+        <w:t xml:space="preserve">Observação importante: Existe uma diferença de implementação entre o </w:t>
+      </w:r>
+      <w:proofErr w:type="spellStart"/>
+      <w:r>
+        <w:t>framwork</w:t>
+      </w:r>
+      <w:proofErr w:type="spellEnd"/>
+      <w:r>
+        <w:t xml:space="preserve"> ‘</w:t>
+      </w:r>
+      <w:proofErr w:type="spellStart"/>
+      <w:r>
+        <w:t>Caffe</w:t>
+      </w:r>
+      <w:proofErr w:type="spellEnd"/>
+      <w:r>
+        <w:t xml:space="preserve">’ utilizado pelos autores e o </w:t>
+      </w:r>
+      <w:proofErr w:type="spellStart"/>
+      <w:r>
+        <w:t>Tensorflow</w:t>
+      </w:r>
+      <w:proofErr w:type="spellEnd"/>
+      <w:r>
+        <w:t>, a qual é descrita nas Figuras 1</w:t>
       </w:r>
       <w:r>
         <w:t>0</w:t>
@@ -2710,7 +3654,39 @@
           <w:sz w:val="18"/>
           <w:szCs w:val="18"/>
         </w:rPr>
-        <w:t xml:space="preserve">: Descrição da técnica ‘per-pixel mean subtraction’ </w:t>
+        <w:t xml:space="preserve">: Descrição da técnica ‘per-pixel </w:t>
+      </w:r>
+      <w:proofErr w:type="spellStart"/>
+      <w:r>
+        <w:rPr>
+          <w:sz w:val="18"/>
+          <w:szCs w:val="18"/>
+        </w:rPr>
+        <w:t>mean</w:t>
+      </w:r>
+      <w:proofErr w:type="spellEnd"/>
+      <w:r>
+        <w:rPr>
+          <w:sz w:val="18"/>
+          <w:szCs w:val="18"/>
+        </w:rPr>
+        <w:t xml:space="preserve"> </w:t>
+      </w:r>
+      <w:proofErr w:type="spellStart"/>
+      <w:r>
+        <w:rPr>
+          <w:sz w:val="18"/>
+          <w:szCs w:val="18"/>
+        </w:rPr>
+        <w:t>subtraction</w:t>
+      </w:r>
+      <w:proofErr w:type="spellEnd"/>
+      <w:r>
+        <w:rPr>
+          <w:sz w:val="18"/>
+          <w:szCs w:val="18"/>
+        </w:rPr>
+        <w:t xml:space="preserve">’ </w:t>
       </w:r>
     </w:p>
     <w:p>
@@ -2815,8 +3791,17 @@
           <w:sz w:val="18"/>
           <w:szCs w:val="18"/>
         </w:rPr>
-        <w:t>implementação utilizada pelo Tensorflow</w:t>
-      </w:r>
+        <w:t xml:space="preserve">implementação utilizada pelo </w:t>
+      </w:r>
+      <w:proofErr w:type="spellStart"/>
+      <w:r>
+        <w:rPr>
+          <w:sz w:val="18"/>
+          <w:szCs w:val="18"/>
+        </w:rPr>
+        <w:t>Tensorflow</w:t>
+      </w:r>
+      <w:proofErr w:type="spellEnd"/>
     </w:p>
     <w:p>
       <w:pPr>
@@ -3204,8 +4189,21 @@
         </w:numPr>
         <w:jc w:val="both"/>
       </w:pPr>
-      <w:r>
-        <w:t>Weight Decay – 1e-4 (na prática aplicado como L2 em kernels)</w:t>
+      <w:proofErr w:type="spellStart"/>
+      <w:r>
+        <w:t>Weight</w:t>
+      </w:r>
+      <w:proofErr w:type="spellEnd"/>
+      <w:r>
+        <w:t xml:space="preserve"> </w:t>
+      </w:r>
+      <w:proofErr w:type="spellStart"/>
+      <w:r>
+        <w:t>Decay</w:t>
+      </w:r>
+      <w:proofErr w:type="spellEnd"/>
+      <w:r>
+        <w:t xml:space="preserve"> – 1e-4 (na prática aplicado como L2 em kernels)</w:t>
       </w:r>
     </w:p>
     <w:p>
@@ -3230,14 +4228,40 @@
         </w:numPr>
         <w:jc w:val="both"/>
       </w:pPr>
-      <w:r>
-        <w:t>SparseCategoricalCrossentropy(...) — os rótulos da ImageNet</w:t>
-      </w:r>
+      <w:proofErr w:type="spellStart"/>
+      <w:r>
+        <w:t>SparseCategoricalCrossentropy</w:t>
+      </w:r>
+      <w:proofErr w:type="spellEnd"/>
+      <w:r>
+        <w:t xml:space="preserve">(...) — os rótulos da </w:t>
+      </w:r>
+      <w:proofErr w:type="spellStart"/>
+      <w:r>
+        <w:t>ImageNet</w:t>
+      </w:r>
+      <w:proofErr w:type="spellEnd"/>
       <w:r>
         <w:t xml:space="preserve"> </w:t>
       </w:r>
       <w:r>
-        <w:t xml:space="preserve">são inteiros, então sparse é o loss apropriado </w:t>
+        <w:t xml:space="preserve">são inteiros, então </w:t>
+      </w:r>
+      <w:proofErr w:type="spellStart"/>
+      <w:r>
+        <w:t>sparse</w:t>
+      </w:r>
+      <w:proofErr w:type="spellEnd"/>
+      <w:r>
+        <w:t xml:space="preserve"> é o </w:t>
+      </w:r>
+      <w:proofErr w:type="spellStart"/>
+      <w:r>
+        <w:t>loss</w:t>
+      </w:r>
+      <w:proofErr w:type="spellEnd"/>
+      <w:r>
+        <w:t xml:space="preserve"> apropriado </w:t>
       </w:r>
     </w:p>
     <w:p>
@@ -3250,13 +4274,37 @@
         <w:jc w:val="both"/>
       </w:pPr>
       <w:r>
-        <w:t>Métricas de treinamento utilziadas foram</w:t>
+        <w:t xml:space="preserve">Métricas de treinamento </w:t>
+      </w:r>
+      <w:proofErr w:type="spellStart"/>
+      <w:r>
+        <w:t>utilziadas</w:t>
+      </w:r>
+      <w:proofErr w:type="spellEnd"/>
+      <w:r>
+        <w:t xml:space="preserve"> foram</w:t>
       </w:r>
       <w:r>
         <w:t xml:space="preserve"> –</w:t>
       </w:r>
       <w:r>
-        <w:t xml:space="preserve"> accuracy (top-1) e SparseTopKCategoricalAccuracy(k=5) (top-5).</w:t>
+        <w:t xml:space="preserve"> </w:t>
+      </w:r>
+      <w:proofErr w:type="spellStart"/>
+      <w:r>
+        <w:t>accuracy</w:t>
+      </w:r>
+      <w:proofErr w:type="spellEnd"/>
+      <w:r>
+        <w:t xml:space="preserve"> (top-1) e </w:t>
+      </w:r>
+      <w:proofErr w:type="spellStart"/>
+      <w:r>
+        <w:t>SparseTopKCategoricalAccuracy</w:t>
+      </w:r>
+      <w:proofErr w:type="spellEnd"/>
+      <w:r>
+        <w:t>(k=5) (top-5).</w:t>
       </w:r>
     </w:p>
     <w:p>
@@ -3398,7 +4446,31 @@
         <w:jc w:val="both"/>
       </w:pPr>
       <w:r>
-        <w:t xml:space="preserve">Os autores também mencionam que o scheduler divide a taxa de aprendizado (learning rate) por 10 caso a rede atinja um plateau. Contudo, implementações atuais utilizam step decay fixo, a Figura </w:t>
+        <w:t xml:space="preserve">Os autores também mencionam que o </w:t>
+      </w:r>
+      <w:proofErr w:type="spellStart"/>
+      <w:r>
+        <w:t>scheduler</w:t>
+      </w:r>
+      <w:proofErr w:type="spellEnd"/>
+      <w:r>
+        <w:t xml:space="preserve"> divide a taxa de aprendizado (learning rate) por 10 caso a rede atinja um </w:t>
+      </w:r>
+      <w:proofErr w:type="spellStart"/>
+      <w:r>
+        <w:t>plateau</w:t>
+      </w:r>
+      <w:proofErr w:type="spellEnd"/>
+      <w:r>
+        <w:t xml:space="preserve">. Contudo, implementações atuais utilizam step </w:t>
+      </w:r>
+      <w:proofErr w:type="spellStart"/>
+      <w:r>
+        <w:t>decay</w:t>
+      </w:r>
+      <w:proofErr w:type="spellEnd"/>
+      <w:r>
+        <w:t xml:space="preserve"> fixo, a Figura </w:t>
       </w:r>
       <w:r>
         <w:t>14</w:t>
@@ -3454,7 +4526,23 @@
           <w:sz w:val="18"/>
           <w:szCs w:val="18"/>
         </w:rPr>
-        <w:t>Motivação para o step-decay fixo</w:t>
+        <w:t>Motivação para o step-</w:t>
+      </w:r>
+      <w:proofErr w:type="spellStart"/>
+      <w:r>
+        <w:rPr>
+          <w:sz w:val="18"/>
+          <w:szCs w:val="18"/>
+        </w:rPr>
+        <w:t>decay</w:t>
+      </w:r>
+      <w:proofErr w:type="spellEnd"/>
+      <w:r>
+        <w:rPr>
+          <w:sz w:val="18"/>
+          <w:szCs w:val="18"/>
+        </w:rPr>
+        <w:t xml:space="preserve"> fixo</w:t>
       </w:r>
       <w:r>
         <w:br/>
@@ -3823,7 +4911,31 @@
         <w:t xml:space="preserve"> </w:t>
       </w:r>
       <w:r>
-        <w:t>Conforme foi descrito pelo experimento inicial de validação conduzido com a arquitetura Vision Transformer, não vale a pena forçar uma validação da implementação sem que haja o cenário ideal para replicar os resultados. Como existem limitações atuais com o hardware utilizado, será conduzida apenas um teste de sanidade da implementação feita para a ResNet-50. Importante destacar que a construção da arquitetura buscou seguir fielmente às etapas descritas pelo artigo Deep Residual Learning for Image Recognition.</w:t>
+        <w:t xml:space="preserve">Conforme foi descrito pelo experimento inicial de validação conduzido com a arquitetura Vision Transformer, não vale a pena forçar uma validação da implementação sem que haja o cenário ideal para replicar os resultados. Como existem limitações atuais com o hardware utilizado, será conduzida apenas um teste de sanidade da implementação feita para a ResNet-50. Importante destacar que a construção da arquitetura buscou seguir fielmente às etapas descritas pelo artigo </w:t>
+      </w:r>
+      <w:proofErr w:type="spellStart"/>
+      <w:r>
+        <w:t>Deep</w:t>
+      </w:r>
+      <w:proofErr w:type="spellEnd"/>
+      <w:r>
+        <w:t xml:space="preserve"> Residual Learning for </w:t>
+      </w:r>
+      <w:proofErr w:type="spellStart"/>
+      <w:r>
+        <w:t>Image</w:t>
+      </w:r>
+      <w:proofErr w:type="spellEnd"/>
+      <w:r>
+        <w:t xml:space="preserve"> </w:t>
+      </w:r>
+      <w:proofErr w:type="spellStart"/>
+      <w:r>
+        <w:t>Recognition</w:t>
+      </w:r>
+      <w:proofErr w:type="spellEnd"/>
+      <w:r>
+        <w:t>.</w:t>
       </w:r>
     </w:p>
     <w:p>
@@ -4078,7 +5190,39 @@
         <w:t xml:space="preserve"> </w:t>
       </w:r>
       <w:r>
-        <w:t>Os Logs do Pycharm estão localizados em "\Projetos do Mestrado (Git)\Projeto-Classificadores\Main_Validation\ResNet-50\Results\Experimento 1 - ResNet\Experimento 1 -RN- Sanity Check - LOG"</w:t>
+        <w:t xml:space="preserve">Os Logs do </w:t>
+      </w:r>
+      <w:proofErr w:type="spellStart"/>
+      <w:r>
+        <w:t>Pycharm</w:t>
+      </w:r>
+      <w:proofErr w:type="spellEnd"/>
+      <w:r>
+        <w:t xml:space="preserve"> estão localizados em "\Projetos do Mestrado (Git)\Projeto-Classificadores\Main_Validation\ResNet-50\Results\Experimento 1 - </w:t>
+      </w:r>
+      <w:proofErr w:type="spellStart"/>
+      <w:r>
+        <w:t>ResNet</w:t>
+      </w:r>
+      <w:proofErr w:type="spellEnd"/>
+      <w:r>
+        <w:t xml:space="preserve">\Experimento 1 -RN- </w:t>
+      </w:r>
+      <w:proofErr w:type="spellStart"/>
+      <w:r>
+        <w:t>Sanity</w:t>
+      </w:r>
+      <w:proofErr w:type="spellEnd"/>
+      <w:r>
+        <w:t xml:space="preserve"> </w:t>
+      </w:r>
+      <w:proofErr w:type="spellStart"/>
+      <w:r>
+        <w:t>Check</w:t>
+      </w:r>
+      <w:proofErr w:type="spellEnd"/>
+      <w:r>
+        <w:t xml:space="preserve"> - LOG"</w:t>
       </w:r>
     </w:p>
     <w:p>
@@ -4123,8 +5267,33 @@
           <w:sz w:val="18"/>
           <w:szCs w:val="18"/>
         </w:rPr>
-        <w:t>Resultados obtidos do treinamento no teste de Sanity Check</w:t>
-      </w:r>
+        <w:t xml:space="preserve">Resultados obtidos do treinamento no teste de </w:t>
+      </w:r>
+      <w:proofErr w:type="spellStart"/>
+      <w:r>
+        <w:rPr>
+          <w:sz w:val="18"/>
+          <w:szCs w:val="18"/>
+        </w:rPr>
+        <w:t>Sanity</w:t>
+      </w:r>
+      <w:proofErr w:type="spellEnd"/>
+      <w:r>
+        <w:rPr>
+          <w:sz w:val="18"/>
+          <w:szCs w:val="18"/>
+        </w:rPr>
+        <w:t xml:space="preserve"> </w:t>
+      </w:r>
+      <w:proofErr w:type="spellStart"/>
+      <w:r>
+        <w:rPr>
+          <w:sz w:val="18"/>
+          <w:szCs w:val="18"/>
+        </w:rPr>
+        <w:t>Check</w:t>
+      </w:r>
+      <w:proofErr w:type="spellEnd"/>
     </w:p>
     <w:p>
       <w:pPr>
@@ -4223,7 +5392,23 @@
         <w:t xml:space="preserve">Análise da perda no treinamento: </w:t>
       </w:r>
       <w:r>
-        <w:t>Na primeira época, a loss apresenta valor aproximado de 6.99, estabilizando em torno de 6.87 nas épocas seguintes. Para um problema de classificação com 1000 classes, a perda teórica associada a uma predição aleatória é dada por log(1000) ≈ 6.907. Portanto, os valores observados estão extremamente próximos do comportamento esperado para um modelo inicialmente não treinado, com uma leve redução ao longo das épocas.</w:t>
+        <w:t xml:space="preserve">Na primeira época, a </w:t>
+      </w:r>
+      <w:proofErr w:type="spellStart"/>
+      <w:r>
+        <w:t>loss</w:t>
+      </w:r>
+      <w:proofErr w:type="spellEnd"/>
+      <w:r>
+        <w:t xml:space="preserve"> apresenta valor aproximado de 6.99, estabilizando em torno de 6.87 nas épocas seguintes. Para um problema de classificação com 1000 classes, a perda teórica associada a uma predição aleatória é dada por </w:t>
+      </w:r>
+      <w:proofErr w:type="gramStart"/>
+      <w:r>
+        <w:t>log(</w:t>
+      </w:r>
+      <w:proofErr w:type="gramEnd"/>
+      <w:r>
+        <w:t>1000) ≈ 6.907. Portanto, os valores observados estão extremamente próximos do comportamento esperado para um modelo inicialmente não treinado, com uma leve redução ao longo das épocas.</w:t>
       </w:r>
     </w:p>
     <w:p>
@@ -4337,8 +5522,33 @@
           <w:sz w:val="18"/>
           <w:szCs w:val="18"/>
         </w:rPr>
-        <w:t>Resultados obtidos da validação no teste de Sanity Check</w:t>
-      </w:r>
+        <w:t xml:space="preserve">Resultados obtidos da validação no teste de </w:t>
+      </w:r>
+      <w:proofErr w:type="spellStart"/>
+      <w:r>
+        <w:rPr>
+          <w:sz w:val="18"/>
+          <w:szCs w:val="18"/>
+        </w:rPr>
+        <w:t>Sanity</w:t>
+      </w:r>
+      <w:proofErr w:type="spellEnd"/>
+      <w:r>
+        <w:rPr>
+          <w:sz w:val="18"/>
+          <w:szCs w:val="18"/>
+        </w:rPr>
+        <w:t xml:space="preserve"> </w:t>
+      </w:r>
+      <w:proofErr w:type="spellStart"/>
+      <w:r>
+        <w:rPr>
+          <w:sz w:val="18"/>
+          <w:szCs w:val="18"/>
+        </w:rPr>
+        <w:t>Check</w:t>
+      </w:r>
+      <w:proofErr w:type="spellEnd"/>
     </w:p>
     <w:p>
       <w:pPr>
@@ -4433,7 +5643,15 @@
         <w:t>Análise da acurácia na validação:</w:t>
       </w:r>
       <w:r>
-        <w:t xml:space="preserve"> No conjunto de validação, tanto a acurácia Top-1 quanto a Top-5 permanecem zeradas ao longo das cinco épocas. Esse comportamento, embora à primeira vista possa parecer preocupante, é esperado nesse estágio inicial do treinamento. A ResNet-50 treinada do zero no ImageNet normalmente não apresenta ganhos mensuráveis em validação nas primeiras épocas, especialmente quando se utiliza um learning rate inicial alto (0.1), conforme descrito no artigo original.</w:t>
+        <w:t xml:space="preserve"> No conjunto de validação, tanto a acurácia Top-1 quanto a Top-5 permanecem zeradas ao longo das cinco épocas. Esse comportamento, embora à primeira vista possa parecer preocupante, é esperado nesse estágio inicial do treinamento. A ResNet-50 treinada do zero no </w:t>
+      </w:r>
+      <w:proofErr w:type="spellStart"/>
+      <w:r>
+        <w:t>ImageNet</w:t>
+      </w:r>
+      <w:proofErr w:type="spellEnd"/>
+      <w:r>
+        <w:t xml:space="preserve"> normalmente não apresenta ganhos mensuráveis em validação nas primeiras épocas, especialmente quando se utiliza um learning rate inicial alto (0.1), conforme descrito no artigo original.</w:t>
       </w:r>
     </w:p>
     <w:p>
@@ -4646,7 +5864,23 @@
         <w:t xml:space="preserve">s </w:t>
       </w:r>
       <w:r>
-        <w:t xml:space="preserve">utilizaram os TFRecords da ImageNet como entrada. </w:t>
+        <w:t xml:space="preserve">utilizaram os </w:t>
+      </w:r>
+      <w:proofErr w:type="spellStart"/>
+      <w:r>
+        <w:t>TFRecords</w:t>
+      </w:r>
+      <w:proofErr w:type="spellEnd"/>
+      <w:r>
+        <w:t xml:space="preserve"> da </w:t>
+      </w:r>
+      <w:proofErr w:type="spellStart"/>
+      <w:r>
+        <w:t>ImageNet</w:t>
+      </w:r>
+      <w:proofErr w:type="spellEnd"/>
+      <w:r>
+        <w:t xml:space="preserve"> como entrada. </w:t>
       </w:r>
       <w:r>
         <w:t xml:space="preserve">A ideia era </w:t>
@@ -4682,7 +5916,15 @@
         <w:t xml:space="preserve"> </w:t>
       </w:r>
       <w:r>
-        <w:t xml:space="preserve">em vez de processar milhares/milhões de pequenos arquivos de imagem. Um TFRecord é basicamente uma lista de exemplos serializados, onde cada exemplo contém features, descritas pela Figura </w:t>
+        <w:t xml:space="preserve">em vez de processar milhares/milhões de pequenos arquivos de imagem. Um </w:t>
+      </w:r>
+      <w:proofErr w:type="spellStart"/>
+      <w:r>
+        <w:t>TFRecord</w:t>
+      </w:r>
+      <w:proofErr w:type="spellEnd"/>
+      <w:r>
+        <w:t xml:space="preserve"> é basicamente uma lista de exemplos serializados, onde cada exemplo contém features, descritas pela Figura </w:t>
       </w:r>
       <w:r>
         <w:t>19</w:t>
@@ -4805,8 +6047,17 @@
           <w:sz w:val="18"/>
           <w:szCs w:val="18"/>
         </w:rPr>
-        <w:t>Exemplo da estrutura de um TFRecord</w:t>
-      </w:r>
+        <w:t xml:space="preserve">Exemplo da estrutura de um </w:t>
+      </w:r>
+      <w:proofErr w:type="spellStart"/>
+      <w:r>
+        <w:rPr>
+          <w:sz w:val="18"/>
+          <w:szCs w:val="18"/>
+        </w:rPr>
+        <w:t>TFRecord</w:t>
+      </w:r>
+      <w:proofErr w:type="spellEnd"/>
     </w:p>
     <w:p>
       <w:pPr>
@@ -4879,8 +6130,29 @@
         </w:numPr>
         <w:jc w:val="both"/>
       </w:pPr>
-      <w:r>
-        <w:t xml:space="preserve">Protocol Buffers (Protobuf) é um formato de serialização de dados criado pelo Google e utilizado na criação dos TFRecords que busca transformar estruturas de dados (listas, dicionários, tensores, objetos) em bytes binários de maneira eficiente, para armazenar ou transmitir, e depois reconstruí-las exatamente iguais. </w:t>
+      <w:proofErr w:type="spellStart"/>
+      <w:r>
+        <w:t>Protocol</w:t>
+      </w:r>
+      <w:proofErr w:type="spellEnd"/>
+      <w:r>
+        <w:t xml:space="preserve"> Buffers (</w:t>
+      </w:r>
+      <w:proofErr w:type="spellStart"/>
+      <w:r>
+        <w:t>Protobuf</w:t>
+      </w:r>
+      <w:proofErr w:type="spellEnd"/>
+      <w:r>
+        <w:t xml:space="preserve">) é um formato de serialização de dados criado pelo Google e utilizado na criação dos </w:t>
+      </w:r>
+      <w:proofErr w:type="spellStart"/>
+      <w:r>
+        <w:t>TFRecords</w:t>
+      </w:r>
+      <w:proofErr w:type="spellEnd"/>
+      <w:r>
+        <w:t xml:space="preserve"> que busca transformar estruturas de dados (listas, dicionários, tensores, objetos) em bytes binários de maneira eficiente, para armazenar ou transmitir, e depois reconstruí-las exatamente iguais. </w:t>
       </w:r>
     </w:p>
     <w:p>
@@ -4900,7 +6172,23 @@
         <w:jc w:val="both"/>
       </w:pPr>
       <w:r>
-        <w:t>A figura 20 apresenta uma tabela com uma relação estimada entre o tamanho e complexidade da base de dados com a conversão prévia para TFRecords. De modo geral, a conversão para TFRecords se mostra apenas vantajoso para casos onde a base de dados é extensa, ou quando houver treinamento distribuído.</w:t>
+        <w:t xml:space="preserve">A figura 20 apresenta uma tabela com uma relação estimada entre o tamanho e complexidade da base de dados com a conversão prévia para </w:t>
+      </w:r>
+      <w:proofErr w:type="spellStart"/>
+      <w:r>
+        <w:t>TFRecords</w:t>
+      </w:r>
+      <w:proofErr w:type="spellEnd"/>
+      <w:r>
+        <w:t xml:space="preserve">. De modo geral, a conversão para </w:t>
+      </w:r>
+      <w:proofErr w:type="spellStart"/>
+      <w:r>
+        <w:t>TFRecords</w:t>
+      </w:r>
+      <w:proofErr w:type="spellEnd"/>
+      <w:r>
+        <w:t xml:space="preserve"> se mostra apenas vantajoso para casos onde a base de dados é extensa, ou quando houver treinamento distribuído.</w:t>
       </w:r>
     </w:p>
     <w:p>
@@ -4940,7 +6228,39 @@
           <w:sz w:val="18"/>
           <w:szCs w:val="18"/>
         </w:rPr>
-        <w:t xml:space="preserve">Relação entre o tamanho/complexidade de um dataset com o uso do TFRecords </w:t>
+        <w:t xml:space="preserve">Relação entre o tamanho/complexidade de um </w:t>
+      </w:r>
+      <w:proofErr w:type="spellStart"/>
+      <w:r>
+        <w:rPr>
+          <w:sz w:val="18"/>
+          <w:szCs w:val="18"/>
+        </w:rPr>
+        <w:t>dataset</w:t>
+      </w:r>
+      <w:proofErr w:type="spellEnd"/>
+      <w:r>
+        <w:rPr>
+          <w:sz w:val="18"/>
+          <w:szCs w:val="18"/>
+        </w:rPr>
+        <w:t xml:space="preserve"> com o uso do </w:t>
+      </w:r>
+      <w:proofErr w:type="spellStart"/>
+      <w:r>
+        <w:rPr>
+          <w:sz w:val="18"/>
+          <w:szCs w:val="18"/>
+        </w:rPr>
+        <w:t>TFRecords</w:t>
+      </w:r>
+      <w:proofErr w:type="spellEnd"/>
+      <w:r>
+        <w:rPr>
+          <w:sz w:val="18"/>
+          <w:szCs w:val="18"/>
+        </w:rPr>
+        <w:t xml:space="preserve"> </w:t>
       </w:r>
     </w:p>
     <w:p>
@@ -5007,7 +6327,31 @@
         <w:jc w:val="both"/>
       </w:pPr>
       <w:r>
-        <w:t>Utilizar diretamente as imagens PNG é a abordagem mais simples e comum para datasets pequenos e médios. Nesse caso, o TensorFlow faz a leitura dos arquivos individuais, decodifica o PNG, aplica os pré-processamentos necessários e envia os tensores para a GPU. Para um dataset com 13.000 imagens, esse pipeline é mais do que suficiente.</w:t>
+        <w:t xml:space="preserve">Utilizar diretamente as imagens PNG é a abordagem mais simples e comum para </w:t>
+      </w:r>
+      <w:proofErr w:type="spellStart"/>
+      <w:r>
+        <w:t>datasets</w:t>
+      </w:r>
+      <w:proofErr w:type="spellEnd"/>
+      <w:r>
+        <w:t xml:space="preserve"> pequenos e médios. Nesse caso, o </w:t>
+      </w:r>
+      <w:proofErr w:type="spellStart"/>
+      <w:r>
+        <w:t>TensorFlow</w:t>
+      </w:r>
+      <w:proofErr w:type="spellEnd"/>
+      <w:r>
+        <w:t xml:space="preserve"> faz a leitura dos arquivos individuais, decodifica o PNG, aplica os pré-processamentos necessários e envia os tensores para a GPU. Para um </w:t>
+      </w:r>
+      <w:proofErr w:type="spellStart"/>
+      <w:r>
+        <w:t>dataset</w:t>
+      </w:r>
+      <w:proofErr w:type="spellEnd"/>
+      <w:r>
+        <w:t xml:space="preserve"> com 13.000 imagens, esse pipeline é mais do que suficiente.</w:t>
       </w:r>
     </w:p>
     <w:p>
@@ -5023,6 +6367,7 @@
         <w:lastRenderedPageBreak/>
         <w:t xml:space="preserve">A principal desvantagem dessa opção é a baixa escalabilidade. Caso o </w:t>
       </w:r>
+      <w:proofErr w:type="spellStart"/>
       <w:r>
         <w:rPr>
           <w:i/>
@@ -5030,6 +6375,7 @@
         </w:rPr>
         <w:t>dataset</w:t>
       </w:r>
+      <w:proofErr w:type="spellEnd"/>
       <w:r>
         <w:t xml:space="preserve"> cresça consideravelmente, ou seja, utilizado o treinamento distribuído, o acesso a muitos arquivos pequenos pode se tornar um gargalo de I/O.</w:t>
       </w:r>
@@ -5051,7 +6397,39 @@
         <w:jc w:val="both"/>
       </w:pPr>
       <w:r>
-        <w:t>É importante destacar que TFRecords não alteram a qualidade do treinamento. Eles não melhoram accuracy, loss ou capacidade de generalização do modelo. O conteúdo do dado é exatamente o mesmo; o que muda é apenas a forma como ele é carregado. Como conclusão, a base de dados dos camundongos para este projeto NÃO será convertida em TFRecords para o treinamento.</w:t>
+        <w:t xml:space="preserve">É importante destacar que </w:t>
+      </w:r>
+      <w:proofErr w:type="spellStart"/>
+      <w:r>
+        <w:t>TFRecords</w:t>
+      </w:r>
+      <w:proofErr w:type="spellEnd"/>
+      <w:r>
+        <w:t xml:space="preserve"> não alteram a qualidade do treinamento. Eles não melhoram </w:t>
+      </w:r>
+      <w:proofErr w:type="spellStart"/>
+      <w:r>
+        <w:t>accuracy</w:t>
+      </w:r>
+      <w:proofErr w:type="spellEnd"/>
+      <w:r>
+        <w:t xml:space="preserve">, </w:t>
+      </w:r>
+      <w:proofErr w:type="spellStart"/>
+      <w:r>
+        <w:t>loss</w:t>
+      </w:r>
+      <w:proofErr w:type="spellEnd"/>
+      <w:r>
+        <w:t xml:space="preserve"> ou capacidade de generalização do modelo. O conteúdo do dado é exatamente o mesmo; o que muda é apenas a forma como ele é carregado. Como conclusão, a base de dados dos camundongos para este projeto NÃO será convertida em </w:t>
+      </w:r>
+      <w:proofErr w:type="spellStart"/>
+      <w:r>
+        <w:t>TFRecords</w:t>
+      </w:r>
+      <w:proofErr w:type="spellEnd"/>
+      <w:r>
+        <w:t xml:space="preserve"> para o treinamento.</w:t>
       </w:r>
     </w:p>
     <w:p>
@@ -5269,7 +6647,39 @@
           <w:b/>
           <w:bCs/>
         </w:rPr>
-        <w:t>Fase 1 — Sanity Check (obrigatória):</w:t>
+        <w:t xml:space="preserve">Fase 1 — </w:t>
+      </w:r>
+      <w:proofErr w:type="spellStart"/>
+      <w:r>
+        <w:rPr>
+          <w:b/>
+          <w:bCs/>
+        </w:rPr>
+        <w:t>Sanity</w:t>
+      </w:r>
+      <w:proofErr w:type="spellEnd"/>
+      <w:r>
+        <w:rPr>
+          <w:b/>
+          <w:bCs/>
+        </w:rPr>
+        <w:t xml:space="preserve"> </w:t>
+      </w:r>
+      <w:proofErr w:type="spellStart"/>
+      <w:r>
+        <w:rPr>
+          <w:b/>
+          <w:bCs/>
+        </w:rPr>
+        <w:t>Check</w:t>
+      </w:r>
+      <w:proofErr w:type="spellEnd"/>
+      <w:r>
+        <w:rPr>
+          <w:b/>
+          <w:bCs/>
+        </w:rPr>
+        <w:t xml:space="preserve"> (obrigatória):</w:t>
       </w:r>
       <w:r>
         <w:t xml:space="preserve"> Serve para avaliar se o modelo tem a capacidade de aprender algo, o principal indicativo aqui deve ser a redução gradual da função de perda. Caso o experimento aponte tenha um comportamento adverso, é correto assumir que nada mais funciona.</w:t>
@@ -5375,13 +6785,45 @@
           <w:b/>
           <w:bCs/>
         </w:rPr>
-        <w:t xml:space="preserve"> Exploração de hiperparâmetros: </w:t>
+        <w:t xml:space="preserve"> Exploração de </w:t>
+      </w:r>
+      <w:proofErr w:type="spellStart"/>
+      <w:r>
+        <w:rPr>
+          <w:b/>
+          <w:bCs/>
+        </w:rPr>
+        <w:t>hiperparâmetros</w:t>
+      </w:r>
+      <w:proofErr w:type="spellEnd"/>
+      <w:r>
+        <w:rPr>
+          <w:b/>
+          <w:bCs/>
+        </w:rPr>
+        <w:t xml:space="preserve">: </w:t>
       </w:r>
       <w:r>
         <w:t>S</w:t>
       </w:r>
       <w:r>
-        <w:t xml:space="preserve">erve para avaliar overfitting e definir valores de Learning Rate e Batch Size. A ideia é observar o comportamento do treinamento, avaliar curvas, otimizar a arquitetura e salvar o melhor checkpoint. </w:t>
+        <w:t xml:space="preserve">erve para avaliar </w:t>
+      </w:r>
+      <w:proofErr w:type="spellStart"/>
+      <w:r>
+        <w:t>overfitting</w:t>
+      </w:r>
+      <w:proofErr w:type="spellEnd"/>
+      <w:r>
+        <w:t xml:space="preserve"> e definir valores de Learning Rate e Batch </w:t>
+      </w:r>
+      <w:proofErr w:type="spellStart"/>
+      <w:r>
+        <w:t>Size</w:t>
+      </w:r>
+      <w:proofErr w:type="spellEnd"/>
+      <w:r>
+        <w:t xml:space="preserve">. A ideia é observar o comportamento do treinamento, avaliar curvas, otimizar a arquitetura e salvar o melhor checkpoint. </w:t>
       </w:r>
     </w:p>
     <w:p>
@@ -5511,7 +6953,15 @@
         <w:t xml:space="preserve">Treino final: </w:t>
       </w:r>
       <w:r>
-        <w:t>Tem o objetivo de obter a melhor generalização possível para o modelo, possibilitando a coleta de um resultado verdadeiramente científico. Para datasets menores (como o caso deste projeto), o valor total de steps gira em torno de 10K à 30K.</w:t>
+        <w:t xml:space="preserve">Tem o objetivo de obter a melhor generalização possível para o modelo, possibilitando a coleta de um resultado verdadeiramente científico. Para </w:t>
+      </w:r>
+      <w:proofErr w:type="spellStart"/>
+      <w:r>
+        <w:t>datasets</w:t>
+      </w:r>
+      <w:proofErr w:type="spellEnd"/>
+      <w:r>
+        <w:t xml:space="preserve"> menores (como o caso deste projeto), o valor total de steps gira em torno de 10K à 30K.</w:t>
       </w:r>
     </w:p>
     <w:p>
@@ -5657,8 +7107,17 @@
           <w:b/>
           <w:bCs/>
         </w:rPr>
-        <w:t>1 Epoch</w:t>
-      </w:r>
+        <w:t xml:space="preserve">1 </w:t>
+      </w:r>
+      <w:proofErr w:type="spellStart"/>
+      <w:r>
+        <w:rPr>
+          <w:b/>
+          <w:bCs/>
+        </w:rPr>
+        <w:t>Epoch</w:t>
+      </w:r>
+      <w:proofErr w:type="spellEnd"/>
       <w:r>
         <w:t xml:space="preserve"> = “</w:t>
       </w:r>
@@ -5666,8 +7125,13 @@
         <w:t>percorrer</w:t>
       </w:r>
       <w:r>
-        <w:t>” pelo dataset</w:t>
-      </w:r>
+        <w:t xml:space="preserve">” pelo </w:t>
+      </w:r>
+      <w:proofErr w:type="spellStart"/>
+      <w:r>
+        <w:t>dataset</w:t>
+      </w:r>
+      <w:proofErr w:type="spellEnd"/>
       <w:r>
         <w:t xml:space="preserve"> (ou pela amostra definida)</w:t>
       </w:r>
@@ -5911,7 +7375,23 @@
           <w:b/>
           <w:bCs/>
         </w:rPr>
-        <w:t>Testes de Sanidade (Sanity-Check) conduzidos para cada uma das arquiteturas</w:t>
+        <w:t>Testes de Sanidade (</w:t>
+      </w:r>
+      <w:proofErr w:type="spellStart"/>
+      <w:r>
+        <w:rPr>
+          <w:b/>
+          <w:bCs/>
+        </w:rPr>
+        <w:t>Sanity-Check</w:t>
+      </w:r>
+      <w:proofErr w:type="spellEnd"/>
+      <w:r>
+        <w:rPr>
+          <w:b/>
+          <w:bCs/>
+        </w:rPr>
+        <w:t>) conduzidos para cada uma das arquiteturas</w:t>
       </w:r>
     </w:p>
     <w:p>
@@ -6029,7 +7509,15 @@
         <w:t>, para servirem de entrada para a rede</w:t>
       </w:r>
       <w:r>
-        <w:t>. Os TFRecords não são mais utilizados, agora as imagens puras provenientes da base de dados servem como entrada.</w:t>
+        <w:t xml:space="preserve">. Os </w:t>
+      </w:r>
+      <w:proofErr w:type="spellStart"/>
+      <w:r>
+        <w:t>TFRecords</w:t>
+      </w:r>
+      <w:proofErr w:type="spellEnd"/>
+      <w:r>
+        <w:t xml:space="preserve"> não são mais utilizados, agora as imagens puras provenientes da base de dados servem como entrada.</w:t>
       </w:r>
     </w:p>
     <w:p>
@@ -6055,8 +7543,21 @@
       <w:r>
         <w:t xml:space="preserve"> </w:t>
       </w:r>
-      <w:r>
-        <w:t>Sanity Check Básico</w:t>
+      <w:proofErr w:type="spellStart"/>
+      <w:r>
+        <w:t>Sanity</w:t>
+      </w:r>
+      <w:proofErr w:type="spellEnd"/>
+      <w:r>
+        <w:t xml:space="preserve"> </w:t>
+      </w:r>
+      <w:proofErr w:type="spellStart"/>
+      <w:r>
+        <w:t>Check</w:t>
+      </w:r>
+      <w:proofErr w:type="spellEnd"/>
+      <w:r>
+        <w:t xml:space="preserve"> Básico</w:t>
       </w:r>
       <w:r>
         <w:t xml:space="preserve"> com </w:t>
@@ -6078,7 +7579,15 @@
         <w:t>→</w:t>
       </w:r>
       <w:r>
-        <w:t xml:space="preserve"> Rede pré-treinada com a base ImageNet21K</w:t>
+        <w:t xml:space="preserve"> Rede </w:t>
+      </w:r>
+      <w:proofErr w:type="spellStart"/>
+      <w:r>
+        <w:t>pré</w:t>
+      </w:r>
+      <w:proofErr w:type="spellEnd"/>
+      <w:r>
+        <w:t>-treinada com a base ImageNet21K</w:t>
       </w:r>
     </w:p>
     <w:p>
@@ -6091,8 +7600,21 @@
         <w:t>→</w:t>
       </w:r>
       <w:r>
-        <w:t xml:space="preserve"> Arquitetura ViT em conformidade com a implementação Google Research</w:t>
-      </w:r>
+        <w:t xml:space="preserve"> Arquitetura </w:t>
+      </w:r>
+      <w:proofErr w:type="spellStart"/>
+      <w:r>
+        <w:t>ViT</w:t>
+      </w:r>
+      <w:proofErr w:type="spellEnd"/>
+      <w:r>
+        <w:t xml:space="preserve"> em conformidade com a implementação Google </w:t>
+      </w:r>
+      <w:proofErr w:type="spellStart"/>
+      <w:r>
+        <w:t>Research</w:t>
+      </w:r>
+      <w:proofErr w:type="spellEnd"/>
     </w:p>
     <w:p>
       <w:pPr>
@@ -6243,7 +7765,47 @@
         <w:t>Resultados obtidos:</w:t>
       </w:r>
       <w:r>
-        <w:t xml:space="preserve"> Os Logs do Pycharm estão localizados em "\Projeto-Classificadores\Main_Project\VisionTransformers\Results\Experimento 3 - ViT\Experimento 3 -ViT- Sanity Check - LOG.txt"</w:t>
+        <w:t xml:space="preserve"> Os Logs do </w:t>
+      </w:r>
+      <w:proofErr w:type="spellStart"/>
+      <w:r>
+        <w:t>Pycharm</w:t>
+      </w:r>
+      <w:proofErr w:type="spellEnd"/>
+      <w:r>
+        <w:t xml:space="preserve"> estão localizados em "\Projeto-Classificadores\Main_Project\VisionTransformers\Results\Experimento 3 - </w:t>
+      </w:r>
+      <w:proofErr w:type="spellStart"/>
+      <w:r>
+        <w:t>ViT</w:t>
+      </w:r>
+      <w:proofErr w:type="spellEnd"/>
+      <w:r>
+        <w:t>\Experimento 3 -</w:t>
+      </w:r>
+      <w:proofErr w:type="spellStart"/>
+      <w:r>
+        <w:t>ViT</w:t>
+      </w:r>
+      <w:proofErr w:type="spellEnd"/>
+      <w:r>
+        <w:t xml:space="preserve">- </w:t>
+      </w:r>
+      <w:proofErr w:type="spellStart"/>
+      <w:r>
+        <w:t>Sanity</w:t>
+      </w:r>
+      <w:proofErr w:type="spellEnd"/>
+      <w:r>
+        <w:t xml:space="preserve"> </w:t>
+      </w:r>
+      <w:proofErr w:type="spellStart"/>
+      <w:r>
+        <w:t>Check</w:t>
+      </w:r>
+      <w:proofErr w:type="spellEnd"/>
+      <w:r>
+        <w:t xml:space="preserve"> - LOG.txt"</w:t>
       </w:r>
     </w:p>
     <w:p>
@@ -6270,7 +7832,47 @@
         <w:t>Observação:</w:t>
       </w:r>
       <w:r>
-        <w:t xml:space="preserve"> Análise da função de perda na primeira época (loss=1.0986) garante a classificação no número correto de classes, uma vez que o modelo (por ainda não ter conhecimento), prevê em média a probabilidade p(class) = 1/3. Para uma amostra, a cross-entropy (utilizada neste modelo) é calculada por L = -log(py), sendo ‘py’ a probabilidade atribuída à classe correta, portanto:</w:t>
+        <w:t xml:space="preserve"> Análise da função de perda na primeira época (</w:t>
+      </w:r>
+      <w:proofErr w:type="spellStart"/>
+      <w:r>
+        <w:t>loss</w:t>
+      </w:r>
+      <w:proofErr w:type="spellEnd"/>
+      <w:r>
+        <w:t>=1.0986) garante a classificação no número correto de classes, uma vez que o modelo (por ainda não ter conhecimento), prevê em média a probabilidade p(</w:t>
+      </w:r>
+      <w:proofErr w:type="spellStart"/>
+      <w:r>
+        <w:t>class</w:t>
+      </w:r>
+      <w:proofErr w:type="spellEnd"/>
+      <w:r>
+        <w:t xml:space="preserve">) = 1/3. Para uma amostra, a </w:t>
+      </w:r>
+      <w:proofErr w:type="spellStart"/>
+      <w:r>
+        <w:t>cross-entropy</w:t>
+      </w:r>
+      <w:proofErr w:type="spellEnd"/>
+      <w:r>
+        <w:t xml:space="preserve"> (utilizada neste modelo) é calculada por L = -log(</w:t>
+      </w:r>
+      <w:proofErr w:type="spellStart"/>
+      <w:r>
+        <w:t>py</w:t>
+      </w:r>
+      <w:proofErr w:type="spellEnd"/>
+      <w:r>
+        <w:t>), sendo ‘</w:t>
+      </w:r>
+      <w:proofErr w:type="spellStart"/>
+      <w:r>
+        <w:t>py</w:t>
+      </w:r>
+      <w:proofErr w:type="spellEnd"/>
+      <w:r>
+        <w:t>’ a probabilidade atribuída à classe correta, portanto:</w:t>
       </w:r>
     </w:p>
     <w:p>
@@ -6388,7 +7990,21 @@
         <w:rPr>
           <w:color w:val="000000" w:themeColor="text1"/>
         </w:rPr>
-        <w:t>Usando log natural (ln), que é o padrão em ML</w:t>
+        <w:t>Usando log natural (</w:t>
+      </w:r>
+      <w:proofErr w:type="spellStart"/>
+      <w:r>
+        <w:rPr>
+          <w:color w:val="000000" w:themeColor="text1"/>
+        </w:rPr>
+        <w:t>ln</w:t>
+      </w:r>
+      <w:proofErr w:type="spellEnd"/>
+      <w:r>
+        <w:rPr>
+          <w:color w:val="000000" w:themeColor="text1"/>
+        </w:rPr>
+        <w:t>), que é o padrão em ML</w:t>
       </w:r>
       <w:r>
         <w:rPr>
@@ -6578,6 +8194,7 @@
         </w:rPr>
         <w:t xml:space="preserve">: </w:t>
       </w:r>
+      <w:proofErr w:type="spellStart"/>
       <w:r>
         <w:rPr>
           <w:i/>
@@ -6586,12 +8203,14 @@
         </w:rPr>
         <w:t>Val_Loss</w:t>
       </w:r>
+      <w:proofErr w:type="spellEnd"/>
       <w:r>
         <w:rPr>
           <w:color w:val="000000" w:themeColor="text1"/>
         </w:rPr>
         <w:t xml:space="preserve"> tem um valor próximo da </w:t>
       </w:r>
+      <w:proofErr w:type="spellStart"/>
       <w:r>
         <w:rPr>
           <w:i/>
@@ -6600,12 +8219,14 @@
         </w:rPr>
         <w:t>Train_loss</w:t>
       </w:r>
+      <w:proofErr w:type="spellEnd"/>
       <w:r>
         <w:rPr>
           <w:color w:val="000000" w:themeColor="text1"/>
         </w:rPr>
         <w:t xml:space="preserve">, o que indica que não há um </w:t>
       </w:r>
+      <w:proofErr w:type="spellStart"/>
       <w:r>
         <w:rPr>
           <w:i/>
@@ -6614,6 +8235,7 @@
         </w:rPr>
         <w:t>overfitting</w:t>
       </w:r>
+      <w:proofErr w:type="spellEnd"/>
       <w:r>
         <w:rPr>
           <w:color w:val="000000" w:themeColor="text1"/>
@@ -6742,7 +8364,15 @@
         <w:t xml:space="preserve">Conclusões: </w:t>
       </w:r>
       <w:r>
-        <w:t>De modo geral, o teste de sanidade apresentou os resultados esperados para garantir que a implementação da rede está funcional. Agora, as próximas etapas devem focar na correção de erros (Retirada total da métrica Top-5, que foi apenas um remanescente utilizado pela implementação original pela equipe do Google), e na condução de novos treinamentos voltados para a definição dos hiperparâmetros ideais.</w:t>
+        <w:t xml:space="preserve">De modo geral, o teste de sanidade apresentou os resultados esperados para garantir que a implementação da rede está funcional. Agora, as próximas etapas devem focar na correção de erros (Retirada total da métrica Top-5, que foi apenas um remanescente utilizado pela implementação original pela equipe do Google), e na condução de novos treinamentos voltados para a definição dos </w:t>
+      </w:r>
+      <w:proofErr w:type="spellStart"/>
+      <w:r>
+        <w:t>hiperparâmetros</w:t>
+      </w:r>
+      <w:proofErr w:type="spellEnd"/>
+      <w:r>
+        <w:t xml:space="preserve"> ideais.</w:t>
       </w:r>
     </w:p>
     <w:p>
@@ -6830,7 +8460,15 @@
         <w:t>, para servirem de entrada para a rede</w:t>
       </w:r>
       <w:r>
-        <w:t>. Os TFRecords não são mais utilizados, agora as imagens puras provenientes da base de dados servem como entrada.</w:t>
+        <w:t xml:space="preserve">. Os </w:t>
+      </w:r>
+      <w:proofErr w:type="spellStart"/>
+      <w:r>
+        <w:t>TFRecords</w:t>
+      </w:r>
+      <w:proofErr w:type="spellEnd"/>
+      <w:r>
+        <w:t xml:space="preserve"> não são mais utilizados, agora as imagens puras provenientes da base de dados servem como entrada.</w:t>
       </w:r>
     </w:p>
     <w:p>
@@ -6852,8 +8490,21 @@
       <w:r>
         <w:t xml:space="preserve"> </w:t>
       </w:r>
-      <w:r>
-        <w:t>Sanity Check Básico</w:t>
+      <w:proofErr w:type="spellStart"/>
+      <w:r>
+        <w:t>Sanity</w:t>
+      </w:r>
+      <w:proofErr w:type="spellEnd"/>
+      <w:r>
+        <w:t xml:space="preserve"> </w:t>
+      </w:r>
+      <w:proofErr w:type="spellStart"/>
+      <w:r>
+        <w:t>Check</w:t>
+      </w:r>
+      <w:proofErr w:type="spellEnd"/>
+      <w:r>
+        <w:t xml:space="preserve"> Básico</w:t>
       </w:r>
       <w:r>
         <w:t xml:space="preserve"> com </w:t>
@@ -6944,7 +8595,23 @@
           <w:sz w:val="18"/>
           <w:szCs w:val="18"/>
         </w:rPr>
-        <w:t>do experimento 2 (ResNet)</w:t>
+        <w:t>do experimento 2 (</w:t>
+      </w:r>
+      <w:proofErr w:type="spellStart"/>
+      <w:r>
+        <w:rPr>
+          <w:sz w:val="18"/>
+          <w:szCs w:val="18"/>
+        </w:rPr>
+        <w:t>ResNet</w:t>
+      </w:r>
+      <w:proofErr w:type="spellEnd"/>
+      <w:r>
+        <w:rPr>
+          <w:sz w:val="18"/>
+          <w:szCs w:val="18"/>
+        </w:rPr>
+        <w:t>)</w:t>
       </w:r>
       <w:r>
         <w:rPr>
@@ -7043,29 +8710,31 @@
           <w:iCs/>
           <w:color w:val="000000" w:themeColor="text1"/>
         </w:rPr>
-        <w:t>Logs do Pycharm</w:t>
-      </w:r>
+        <w:t xml:space="preserve">Logs do </w:t>
+      </w:r>
+      <w:proofErr w:type="spellStart"/>
       <w:r>
         <w:rPr>
           <w:i/>
           <w:iCs/>
           <w:color w:val="000000" w:themeColor="text1"/>
         </w:rPr>
-        <w:t xml:space="preserve"> </w:t>
-      </w:r>
-      <w:r>
-        <w:rPr>
-          <w:color w:val="000000" w:themeColor="text1"/>
-        </w:rPr>
-        <w:t xml:space="preserve">estão </w:t>
-      </w:r>
+        <w:t>Pycharm</w:t>
+      </w:r>
+      <w:proofErr w:type="spellEnd"/>
       <w:r>
         <w:rPr>
           <w:i/>
           <w:iCs/>
           <w:color w:val="000000" w:themeColor="text1"/>
         </w:rPr>
-        <w:t xml:space="preserve">localizados em </w:t>
+        <w:t xml:space="preserve"> </w:t>
+      </w:r>
+      <w:r>
+        <w:rPr>
+          <w:color w:val="000000" w:themeColor="text1"/>
+        </w:rPr>
+        <w:t xml:space="preserve">estão </w:t>
       </w:r>
       <w:r>
         <w:rPr>
@@ -7073,7 +8742,7 @@
           <w:iCs/>
           <w:color w:val="000000" w:themeColor="text1"/>
         </w:rPr>
-        <w:t>"\Projeto-Classificadores\Main_Project\ResNet50\Results\Experimento 2 - ResNet\Experimento 2</w:t>
+        <w:t xml:space="preserve">localizados em </w:t>
       </w:r>
       <w:r>
         <w:rPr>
@@ -7081,23 +8750,85 @@
           <w:iCs/>
           <w:color w:val="000000" w:themeColor="text1"/>
         </w:rPr>
-        <w:t xml:space="preserve"> -</w:t>
-      </w:r>
+        <w:t xml:space="preserve">"\Projeto-Classificadores\Main_Project\ResNet50\Results\Experimento 2 - </w:t>
+      </w:r>
+      <w:proofErr w:type="spellStart"/>
       <w:r>
         <w:rPr>
           <w:i/>
           <w:iCs/>
           <w:color w:val="000000" w:themeColor="text1"/>
         </w:rPr>
-        <w:t>RN-</w:t>
-      </w:r>
+        <w:t>ResNet</w:t>
+      </w:r>
+      <w:proofErr w:type="spellEnd"/>
       <w:r>
         <w:rPr>
           <w:i/>
           <w:iCs/>
           <w:color w:val="000000" w:themeColor="text1"/>
         </w:rPr>
-        <w:t xml:space="preserve"> Sanity Check - LOG.txt"</w:t>
+        <w:t>\Experimento 2</w:t>
+      </w:r>
+      <w:r>
+        <w:rPr>
+          <w:i/>
+          <w:iCs/>
+          <w:color w:val="000000" w:themeColor="text1"/>
+        </w:rPr>
+        <w:t xml:space="preserve"> -</w:t>
+      </w:r>
+      <w:r>
+        <w:rPr>
+          <w:i/>
+          <w:iCs/>
+          <w:color w:val="000000" w:themeColor="text1"/>
+        </w:rPr>
+        <w:t>RN-</w:t>
+      </w:r>
+      <w:r>
+        <w:rPr>
+          <w:i/>
+          <w:iCs/>
+          <w:color w:val="000000" w:themeColor="text1"/>
+        </w:rPr>
+        <w:t xml:space="preserve"> </w:t>
+      </w:r>
+      <w:proofErr w:type="spellStart"/>
+      <w:r>
+        <w:rPr>
+          <w:i/>
+          <w:iCs/>
+          <w:color w:val="000000" w:themeColor="text1"/>
+        </w:rPr>
+        <w:t>Sanity</w:t>
+      </w:r>
+      <w:proofErr w:type="spellEnd"/>
+      <w:r>
+        <w:rPr>
+          <w:i/>
+          <w:iCs/>
+          <w:color w:val="000000" w:themeColor="text1"/>
+        </w:rPr>
+        <w:t xml:space="preserve"> </w:t>
+      </w:r>
+      <w:proofErr w:type="spellStart"/>
+      <w:r>
+        <w:rPr>
+          <w:i/>
+          <w:iCs/>
+          <w:color w:val="000000" w:themeColor="text1"/>
+        </w:rPr>
+        <w:t>Check</w:t>
+      </w:r>
+      <w:proofErr w:type="spellEnd"/>
+      <w:r>
+        <w:rPr>
+          <w:i/>
+          <w:iCs/>
+          <w:color w:val="000000" w:themeColor="text1"/>
+        </w:rPr>
+        <w:t xml:space="preserve"> - LOG.txt"</w:t>
       </w:r>
     </w:p>
     <w:p>
@@ -7131,8 +8862,13 @@
         <w:t xml:space="preserve"> </w:t>
       </w:r>
       <w:r>
-        <w:t>Os warnings</w:t>
-      </w:r>
+        <w:t xml:space="preserve">Os </w:t>
+      </w:r>
+      <w:proofErr w:type="spellStart"/>
+      <w:r>
+        <w:t>warnings</w:t>
+      </w:r>
+      <w:proofErr w:type="spellEnd"/>
       <w:r>
         <w:t xml:space="preserve"> </w:t>
       </w:r>
@@ -7145,6 +8881,7 @@
       <w:r>
         <w:t xml:space="preserve"> relacionados a </w:t>
       </w:r>
+      <w:proofErr w:type="spellStart"/>
       <w:r>
         <w:rPr>
           <w:i/>
@@ -7152,9 +8889,11 @@
         </w:rPr>
         <w:t>while_loop</w:t>
       </w:r>
+      <w:proofErr w:type="spellEnd"/>
       <w:r>
         <w:t xml:space="preserve">, </w:t>
       </w:r>
+      <w:proofErr w:type="spellStart"/>
       <w:r>
         <w:rPr>
           <w:i/>
@@ -7162,6 +8901,7 @@
         </w:rPr>
         <w:t>StatelessRandomUniform</w:t>
       </w:r>
+      <w:proofErr w:type="spellEnd"/>
       <w:r>
         <w:t xml:space="preserve">, </w:t>
       </w:r>
@@ -7189,7 +8929,23 @@
         <w:t>representam</w:t>
       </w:r>
       <w:r>
-        <w:t xml:space="preserve"> um problema funcional. Eles indicam apenas que o TensorFlow está encapsulando operações de data augmentation estocástico em laços internos por limitações do conversor de grafo. </w:t>
+        <w:t xml:space="preserve"> um problema funcional. Eles indicam apenas que o </w:t>
+      </w:r>
+      <w:proofErr w:type="spellStart"/>
+      <w:r>
+        <w:t>TensorFlow</w:t>
+      </w:r>
+      <w:proofErr w:type="spellEnd"/>
+      <w:r>
+        <w:t xml:space="preserve"> está encapsulando operações de data </w:t>
+      </w:r>
+      <w:proofErr w:type="spellStart"/>
+      <w:r>
+        <w:t>augmentation</w:t>
+      </w:r>
+      <w:proofErr w:type="spellEnd"/>
+      <w:r>
+        <w:t xml:space="preserve"> estocástico em laços internos por limitações do conversor de grafo. </w:t>
       </w:r>
     </w:p>
     <w:p>
@@ -7218,7 +8974,15 @@
         <w:t xml:space="preserve">Análise dos resultados de treinamento: </w:t>
       </w:r>
       <w:r>
-        <w:t>Durante o treinamento, o comportamento das métricas de treino é saudável e esperado para este teste. A loss cai progressivamente ao longo das cinco épocas, e a acurácia de treino se mantém na faixa de 43–44%. Isso indica que o modelo está aprendendo padrões. A métrica top-5 é inútil e deve ser retirada em testes futuros, uma vez que, para três classes, qualquer predição razoável tende a acertar no top-5 automaticamente.</w:t>
+        <w:t xml:space="preserve">Durante o treinamento, o comportamento das métricas de treino é saudável e esperado para este teste. A </w:t>
+      </w:r>
+      <w:proofErr w:type="spellStart"/>
+      <w:r>
+        <w:t>loss</w:t>
+      </w:r>
+      <w:proofErr w:type="spellEnd"/>
+      <w:r>
+        <w:t xml:space="preserve"> cai progressivamente ao longo das cinco épocas, e a acurácia de treino se mantém na faixa de 43–44%. Isso indica que o modelo está aprendendo padrões. A métrica top-5 é inútil e deve ser retirada em testes futuros, uma vez que, para três classes, qualquer predição razoável tende a acertar no top-5 automaticamente.</w:t>
       </w:r>
     </w:p>
     <w:p>
@@ -7269,8 +9033,33 @@
           <w:sz w:val="18"/>
           <w:szCs w:val="18"/>
         </w:rPr>
-        <w:t>Resultados obtidos do treinamento no teste de Sanity Check</w:t>
-      </w:r>
+        <w:t xml:space="preserve">Resultados obtidos do treinamento no teste de </w:t>
+      </w:r>
+      <w:proofErr w:type="spellStart"/>
+      <w:r>
+        <w:rPr>
+          <w:sz w:val="18"/>
+          <w:szCs w:val="18"/>
+        </w:rPr>
+        <w:t>Sanity</w:t>
+      </w:r>
+      <w:proofErr w:type="spellEnd"/>
+      <w:r>
+        <w:rPr>
+          <w:sz w:val="18"/>
+          <w:szCs w:val="18"/>
+        </w:rPr>
+        <w:t xml:space="preserve"> </w:t>
+      </w:r>
+      <w:proofErr w:type="spellStart"/>
+      <w:r>
+        <w:rPr>
+          <w:sz w:val="18"/>
+          <w:szCs w:val="18"/>
+        </w:rPr>
+        <w:t>Check</w:t>
+      </w:r>
+      <w:proofErr w:type="spellEnd"/>
     </w:p>
     <w:p>
       <w:pPr>
@@ -7382,13 +9171,29 @@
         <w:t xml:space="preserve">Análise dos resultados de validação: </w:t>
       </w:r>
       <w:r>
-        <w:t>Apesar de a loss de validação apresentar uma leve redução ao longo das épocas, a acurácia</w:t>
+        <w:t xml:space="preserve">Apesar de a </w:t>
+      </w:r>
+      <w:proofErr w:type="spellStart"/>
+      <w:r>
+        <w:t>loss</w:t>
+      </w:r>
+      <w:proofErr w:type="spellEnd"/>
+      <w:r>
+        <w:t xml:space="preserve"> de validação apresentar uma leve redução ao longo das épocas, a acurácia</w:t>
       </w:r>
       <w:r>
         <w:t>/</w:t>
       </w:r>
       <w:r>
-        <w:t>top-1 de validação permanecem em zero durante todo o treinamento. A ResNet-50 treinada do zero no ImageNet normalmente não apresenta ganhos mensuráveis em validação nas primeiras épocas, especialmente quando se utiliza um learning rate inicial alto (0.1), conforme descrito no artigo original. Contudo, pode indicar um problema de alinhamento entre rótulos e predições na validação</w:t>
+        <w:t xml:space="preserve">top-1 de validação permanecem em zero durante todo o treinamento. A ResNet-50 treinada do zero no </w:t>
+      </w:r>
+      <w:proofErr w:type="spellStart"/>
+      <w:r>
+        <w:t>ImageNet</w:t>
+      </w:r>
+      <w:proofErr w:type="spellEnd"/>
+      <w:r>
+        <w:t xml:space="preserve"> normalmente não apresenta ganhos mensuráveis em validação nas primeiras épocas, especialmente quando se utiliza um learning rate inicial alto (0.1), conforme descrito no artigo original. Contudo, pode indicar um problema de alinhamento entre rótulos e predições na validação</w:t>
       </w:r>
       <w:r>
         <w:rPr>
@@ -7448,8 +9253,33 @@
           <w:sz w:val="18"/>
           <w:szCs w:val="18"/>
         </w:rPr>
-        <w:t>Resultados obtidos da validação no teste de Sanity Check</w:t>
-      </w:r>
+        <w:t xml:space="preserve">Resultados obtidos da validação no teste de </w:t>
+      </w:r>
+      <w:proofErr w:type="spellStart"/>
+      <w:r>
+        <w:rPr>
+          <w:sz w:val="18"/>
+          <w:szCs w:val="18"/>
+        </w:rPr>
+        <w:t>Sanity</w:t>
+      </w:r>
+      <w:proofErr w:type="spellEnd"/>
+      <w:r>
+        <w:rPr>
+          <w:sz w:val="18"/>
+          <w:szCs w:val="18"/>
+        </w:rPr>
+        <w:t xml:space="preserve"> </w:t>
+      </w:r>
+      <w:proofErr w:type="spellStart"/>
+      <w:r>
+        <w:rPr>
+          <w:sz w:val="18"/>
+          <w:szCs w:val="18"/>
+        </w:rPr>
+        <w:t>Check</w:t>
+      </w:r>
+      <w:proofErr w:type="spellEnd"/>
       <w:r>
         <w:t xml:space="preserve"> </w:t>
       </w:r>
@@ -7540,7 +9370,31 @@
         <w:t xml:space="preserve">Conclusões: </w:t>
       </w:r>
       <w:r>
-        <w:t>Do ponto de vista da dinâmica de otimização, o treinamento é estável. O learning rate inicial de 0.1 não causou divergência, a loss não apresentou explosões e não há sinais de instabilidade numérica, mesmo com mixed precision.</w:t>
+        <w:t xml:space="preserve">Do ponto de vista da dinâmica de otimização, o treinamento é estável. O learning rate inicial de 0.1 não causou divergência, a </w:t>
+      </w:r>
+      <w:proofErr w:type="spellStart"/>
+      <w:r>
+        <w:t>loss</w:t>
+      </w:r>
+      <w:proofErr w:type="spellEnd"/>
+      <w:r>
+        <w:t xml:space="preserve"> não apresentou explosões e não há sinais de instabilidade numérica, mesmo com </w:t>
+      </w:r>
+      <w:proofErr w:type="spellStart"/>
+      <w:r>
+        <w:t>mixed</w:t>
+      </w:r>
+      <w:proofErr w:type="spellEnd"/>
+      <w:r>
+        <w:t xml:space="preserve"> </w:t>
+      </w:r>
+      <w:proofErr w:type="spellStart"/>
+      <w:r>
+        <w:t>precision</w:t>
+      </w:r>
+      <w:proofErr w:type="spellEnd"/>
+      <w:r>
+        <w:t>.</w:t>
       </w:r>
       <w:r>
         <w:t xml:space="preserve"> </w:t>
@@ -7641,6 +9495,7 @@
       <w:r>
         <w:t xml:space="preserve">Do ponto de vista funcional, o </w:t>
       </w:r>
+      <w:proofErr w:type="spellStart"/>
       <w:r>
         <w:rPr>
           <w:i/>
@@ -7648,6 +9503,7 @@
         </w:rPr>
         <w:t>DataLoader</w:t>
       </w:r>
+      <w:proofErr w:type="spellEnd"/>
       <w:r>
         <w:t xml:space="preserve"> </w:t>
       </w:r>
@@ -7663,6 +9519,7 @@
       <w:r>
         <w:t xml:space="preserve">: ele carrega imagens, cria splits treino/validação, aplica </w:t>
       </w:r>
+      <w:proofErr w:type="spellStart"/>
       <w:r>
         <w:rPr>
           <w:i/>
@@ -7670,32 +9527,46 @@
         </w:rPr>
         <w:t>augmentations</w:t>
       </w:r>
+      <w:proofErr w:type="spellEnd"/>
       <w:r>
         <w:t xml:space="preserve">, normaliza os pixels e entrega </w:t>
       </w:r>
+      <w:proofErr w:type="spellStart"/>
       <w:r>
         <w:rPr>
           <w:i/>
           <w:iCs/>
         </w:rPr>
-        <w:t>tf.data.Dataset</w:t>
-      </w:r>
-      <w:r>
-        <w:t xml:space="preserve"> válidos</w:t>
-      </w:r>
-      <w:r>
-        <w:t xml:space="preserve">. </w:t>
-      </w:r>
-      <w:r>
-        <w:t xml:space="preserve">No entanto, do ponto de vista metodológico e estatístico, esse </w:t>
-      </w:r>
+        <w:t>tf.</w:t>
+      </w:r>
+      <w:proofErr w:type="gramStart"/>
       <w:r>
         <w:rPr>
           <w:i/>
           <w:iCs/>
         </w:rPr>
+        <w:t>data.Dataset</w:t>
+      </w:r>
+      <w:proofErr w:type="spellEnd"/>
+      <w:proofErr w:type="gramEnd"/>
+      <w:r>
+        <w:t xml:space="preserve"> válidos</w:t>
+      </w:r>
+      <w:r>
+        <w:t xml:space="preserve">. </w:t>
+      </w:r>
+      <w:r>
+        <w:t xml:space="preserve">No entanto, do ponto de vista metodológico e estatístico, esse </w:t>
+      </w:r>
+      <w:proofErr w:type="spellStart"/>
+      <w:r>
+        <w:rPr>
+          <w:i/>
+          <w:iCs/>
+        </w:rPr>
         <w:t>loader</w:t>
       </w:r>
+      <w:proofErr w:type="spellEnd"/>
       <w:r>
         <w:t xml:space="preserve"> não </w:t>
       </w:r>
@@ -7753,6 +9624,7 @@
       <w:r>
         <w:t xml:space="preserve">uso de </w:t>
       </w:r>
+      <w:proofErr w:type="spellStart"/>
       <w:r>
         <w:rPr>
           <w:i/>
@@ -7760,9 +9632,11 @@
         </w:rPr>
         <w:t>image_dataset_from_directory</w:t>
       </w:r>
+      <w:proofErr w:type="spellEnd"/>
       <w:r>
         <w:t xml:space="preserve"> com </w:t>
       </w:r>
+      <w:proofErr w:type="spellStart"/>
       <w:r>
         <w:rPr>
           <w:i/>
@@ -7770,8 +9644,33 @@
         </w:rPr>
         <w:t>validation_split</w:t>
       </w:r>
-      <w:r>
-        <w:t xml:space="preserve"> no mesmo diretório raiz. Esse método assume que todas as classes estão perfeitamente balanceadas e distribuídas de forma aleatória no filesystem, o que raramente é verdade em datasets reais. O split é feito por ordem interna do loader, não por semântica da classe.</w:t>
+      <w:proofErr w:type="spellEnd"/>
+      <w:r>
+        <w:t xml:space="preserve"> no mesmo diretório raiz. Esse método assume que todas as classes estão perfeitamente balanceadas e distribuídas de forma aleatória no </w:t>
+      </w:r>
+      <w:proofErr w:type="spellStart"/>
+      <w:r>
+        <w:t>filesystem</w:t>
+      </w:r>
+      <w:proofErr w:type="spellEnd"/>
+      <w:r>
+        <w:t xml:space="preserve">, o que raramente é verdade em </w:t>
+      </w:r>
+      <w:proofErr w:type="spellStart"/>
+      <w:r>
+        <w:t>datasets</w:t>
+      </w:r>
+      <w:proofErr w:type="spellEnd"/>
+      <w:r>
+        <w:t xml:space="preserve"> reais. O split é feito por ordem interna do </w:t>
+      </w:r>
+      <w:proofErr w:type="spellStart"/>
+      <w:r>
+        <w:t>loader</w:t>
+      </w:r>
+      <w:proofErr w:type="spellEnd"/>
+      <w:r>
+        <w:t>, não por semântica da classe.</w:t>
       </w:r>
     </w:p>
     <w:p>
@@ -7809,7 +9708,15 @@
         <w:t>:</w:t>
       </w:r>
       <w:r>
-        <w:t xml:space="preserve"> aplicação de augmentations pesadas apenas no treino, enquanto a validação recebe imagens apenas redimensionadas e normalizadas. Isso em si é correto, </w:t>
+        <w:t xml:space="preserve"> aplicação de </w:t>
+      </w:r>
+      <w:proofErr w:type="spellStart"/>
+      <w:r>
+        <w:t>augmentations</w:t>
+      </w:r>
+      <w:proofErr w:type="spellEnd"/>
+      <w:r>
+        <w:t xml:space="preserve"> pesadas apenas no treino, enquanto a validação recebe imagens apenas redimensionadas e normalizadas. Isso em si é correto, </w:t>
       </w:r>
       <w:r>
         <w:rPr>
@@ -7865,7 +9772,55 @@
         <w:t xml:space="preserve"> </w:t>
       </w:r>
       <w:r>
-        <w:t>fixação de steps_per_epoch e validation_steps manualmente no trainer, enquanto o DataLoader já entrega datasets com cardinalidade definida. Isso cria uma situação em que o Keras não está necessariamente avaliando todas as amostras de validação, e pode estar avaliando batches repetidos ou truncados. Em datasets pequenos, isso é devastador.</w:t>
+        <w:t xml:space="preserve">fixação de </w:t>
+      </w:r>
+      <w:proofErr w:type="spellStart"/>
+      <w:r>
+        <w:t>steps_per_epoch</w:t>
+      </w:r>
+      <w:proofErr w:type="spellEnd"/>
+      <w:r>
+        <w:t xml:space="preserve"> e </w:t>
+      </w:r>
+      <w:proofErr w:type="spellStart"/>
+      <w:r>
+        <w:t>validation_steps</w:t>
+      </w:r>
+      <w:proofErr w:type="spellEnd"/>
+      <w:r>
+        <w:t xml:space="preserve"> manualmente no trainer, enquanto o </w:t>
+      </w:r>
+      <w:proofErr w:type="spellStart"/>
+      <w:r>
+        <w:t>DataLoader</w:t>
+      </w:r>
+      <w:proofErr w:type="spellEnd"/>
+      <w:r>
+        <w:t xml:space="preserve"> já entrega </w:t>
+      </w:r>
+      <w:proofErr w:type="spellStart"/>
+      <w:r>
+        <w:t>datasets</w:t>
+      </w:r>
+      <w:proofErr w:type="spellEnd"/>
+      <w:r>
+        <w:t xml:space="preserve"> com cardinalidade definida. Isso cria uma situação em que o </w:t>
+      </w:r>
+      <w:proofErr w:type="spellStart"/>
+      <w:r>
+        <w:t>Keras</w:t>
+      </w:r>
+      <w:proofErr w:type="spellEnd"/>
+      <w:r>
+        <w:t xml:space="preserve"> não está necessariamente avaliando todas as amostras de validação, e pode estar avaliando batches repetidos ou truncados. Em </w:t>
+      </w:r>
+      <w:proofErr w:type="spellStart"/>
+      <w:r>
+        <w:t>datasets</w:t>
+      </w:r>
+      <w:proofErr w:type="spellEnd"/>
+      <w:r>
+        <w:t xml:space="preserve"> pequenos, isso é devastador.</w:t>
       </w:r>
     </w:p>
     <w:p>
@@ -7896,12 +9851,14 @@
       <w:r>
         <w:t xml:space="preserve">Os scripts de carregamento de dados foram reescritos, evitando os erros previamente discutidos. Adicionalmente, as funções definidas para divisão correta da base de dados foram alocadas no arquivo Utils.py, separando-a do arquivo </w:t>
       </w:r>
+      <w:proofErr w:type="spellStart"/>
       <w:r>
         <w:rPr>
           <w:u w:val="single"/>
         </w:rPr>
         <w:t>DataLoader</w:t>
       </w:r>
+      <w:proofErr w:type="spellEnd"/>
       <w:r>
         <w:t xml:space="preserve"> específico da arquitetura. Agora, a estrutura esperada segue conforme ilustrado pela figura 28.</w:t>
       </w:r>
@@ -8046,7 +10003,39 @@
         <w:t xml:space="preserve">Resultados: </w:t>
       </w:r>
       <w:r>
-        <w:t>Os Logs do Pycharm estão localizados em "\Projeto-Classificadores\Main_Project\ResNet50\Results\Experimento 3 - ResNet\Experimento 3 -RN- Sanity Check - LOG.txt"</w:t>
+        <w:t xml:space="preserve">Os Logs do </w:t>
+      </w:r>
+      <w:proofErr w:type="spellStart"/>
+      <w:r>
+        <w:t>Pycharm</w:t>
+      </w:r>
+      <w:proofErr w:type="spellEnd"/>
+      <w:r>
+        <w:t xml:space="preserve"> estão localizados em "\Projeto-Classificadores\Main_Project\ResNet50\Results\Experimento 3 - </w:t>
+      </w:r>
+      <w:proofErr w:type="spellStart"/>
+      <w:r>
+        <w:t>ResNet</w:t>
+      </w:r>
+      <w:proofErr w:type="spellEnd"/>
+      <w:r>
+        <w:t xml:space="preserve">\Experimento 3 -RN- </w:t>
+      </w:r>
+      <w:proofErr w:type="spellStart"/>
+      <w:r>
+        <w:t>Sanity</w:t>
+      </w:r>
+      <w:proofErr w:type="spellEnd"/>
+      <w:r>
+        <w:t xml:space="preserve"> </w:t>
+      </w:r>
+      <w:proofErr w:type="spellStart"/>
+      <w:r>
+        <w:t>Check</w:t>
+      </w:r>
+      <w:proofErr w:type="spellEnd"/>
+      <w:r>
+        <w:t xml:space="preserve"> - LOG.txt"</w:t>
       </w:r>
     </w:p>
     <w:p>
@@ -8073,10 +10062,34 @@
           <w:b/>
           <w:bCs/>
         </w:rPr>
-        <w:t xml:space="preserve">Análise do inicial do log do Pycharm: </w:t>
-      </w:r>
-      <w:r>
-        <w:t>O início do log confirma que o carregamento de dados está correto e consistente. O TensorFlow detectou 11.074 imagens para treino e 2.767 para validação, distribuídas em três classes bem definidas. O fato de as classes serem listadas explicitamente indica que a inferência de rótulos a partir da estrutura de diretórios está funcionando sem ambiguidade ou vazamento entre treino e validação.</w:t>
+        <w:t xml:space="preserve">Análise do inicial do log do </w:t>
+      </w:r>
+      <w:proofErr w:type="spellStart"/>
+      <w:r>
+        <w:rPr>
+          <w:b/>
+          <w:bCs/>
+        </w:rPr>
+        <w:t>Pycharm</w:t>
+      </w:r>
+      <w:proofErr w:type="spellEnd"/>
+      <w:r>
+        <w:rPr>
+          <w:b/>
+          <w:bCs/>
+        </w:rPr>
+        <w:t xml:space="preserve">: </w:t>
+      </w:r>
+      <w:r>
+        <w:t xml:space="preserve">O início do log confirma que o carregamento de dados está correto e consistente. O </w:t>
+      </w:r>
+      <w:proofErr w:type="spellStart"/>
+      <w:r>
+        <w:t>TensorFlow</w:t>
+      </w:r>
+      <w:proofErr w:type="spellEnd"/>
+      <w:r>
+        <w:t xml:space="preserve"> detectou 11.074 imagens para treino e 2.767 para validação, distribuídas em três classes bem definidas. O fato de as classes serem listadas explicitamente indica que a inferência de rótulos a partir da estrutura de diretórios está funcionando sem ambiguidade ou vazamento entre treino e validação.</w:t>
       </w:r>
     </w:p>
     <w:p>
@@ -8110,13 +10123,29 @@
         <w:t xml:space="preserve">Análise dos resultados: </w:t>
       </w:r>
       <w:r>
-        <w:t xml:space="preserve">O comportamento da função de perda, demonstra uma queda consistente tanto no treino quanto na validação. O loss de treino diminui progressivamente de aproximadamente 2.72 para 1.99 ao longo das cinco épocas (Figura </w:t>
+        <w:t xml:space="preserve">O comportamento da função de perda, demonstra uma queda consistente tanto no treino quanto na validação. O </w:t>
+      </w:r>
+      <w:proofErr w:type="spellStart"/>
+      <w:r>
+        <w:t>loss</w:t>
+      </w:r>
+      <w:proofErr w:type="spellEnd"/>
+      <w:r>
+        <w:t xml:space="preserve"> de treino diminui progressivamente de aproximadamente 2.72 para 1.99 ao longo das cinco épocas (Figura </w:t>
       </w:r>
       <w:r>
         <w:t>29</w:t>
       </w:r>
       <w:r>
-        <w:t xml:space="preserve">), enquanto o loss de validação segue uma trajetória semelhante, caindo de cerca de 2.62 para 1.93 (Figura </w:t>
+        <w:t xml:space="preserve">), enquanto o </w:t>
+      </w:r>
+      <w:proofErr w:type="spellStart"/>
+      <w:r>
+        <w:t>loss</w:t>
+      </w:r>
+      <w:proofErr w:type="spellEnd"/>
+      <w:r>
+        <w:t xml:space="preserve"> de validação segue uma trajetória semelhante, caindo de cerca de 2.62 para 1.93 (Figura </w:t>
       </w:r>
       <w:r>
         <w:t>30</w:t>
@@ -8272,7 +10301,15 @@
         <w:t xml:space="preserve"> (Figura 30)</w:t>
       </w:r>
       <w:r>
-        <w:t>. É perfeitamente esperado que a validação fique ligeiramente melhor do que o treino nesse estágio, especialmente porque o conjunto de treino passa por augmentations mais agressivas.</w:t>
+        <w:t xml:space="preserve">. É perfeitamente esperado que a validação fique ligeiramente melhor do que o treino nesse estágio, especialmente porque o conjunto de treino passa por </w:t>
+      </w:r>
+      <w:proofErr w:type="spellStart"/>
+      <w:r>
+        <w:t>augmentations</w:t>
+      </w:r>
+      <w:proofErr w:type="spellEnd"/>
+      <w:r>
+        <w:t xml:space="preserve"> mais agressivas.</w:t>
       </w:r>
     </w:p>
     <w:p>
@@ -8442,8 +10479,29 @@
         <w:t xml:space="preserve">Observação: </w:t>
       </w:r>
       <w:r>
-        <w:t>A mesma correção ao loader da ResNet será analisada e aplicada à implementação da ViT</w:t>
-      </w:r>
+        <w:t xml:space="preserve">A mesma correção ao </w:t>
+      </w:r>
+      <w:proofErr w:type="spellStart"/>
+      <w:r>
+        <w:t>loader</w:t>
+      </w:r>
+      <w:proofErr w:type="spellEnd"/>
+      <w:r>
+        <w:t xml:space="preserve"> da </w:t>
+      </w:r>
+      <w:proofErr w:type="spellStart"/>
+      <w:r>
+        <w:t>ResNet</w:t>
+      </w:r>
+      <w:proofErr w:type="spellEnd"/>
+      <w:r>
+        <w:t xml:space="preserve"> será analisada e aplicada à implementação da </w:t>
+      </w:r>
+      <w:proofErr w:type="spellStart"/>
+      <w:r>
+        <w:t>ViT</w:t>
+      </w:r>
+      <w:proofErr w:type="spellEnd"/>
       <w:r>
         <w:t xml:space="preserve"> (Descrita no experimento </w:t>
       </w:r>
@@ -8619,7 +10677,15 @@
         <w:t>3</w:t>
       </w:r>
       <w:r>
-        <w:t xml:space="preserve"> – ViT), recomenda-se a aplicação, da mesma abordagem adotada </w:t>
+        <w:t xml:space="preserve"> – </w:t>
+      </w:r>
+      <w:proofErr w:type="spellStart"/>
+      <w:r>
+        <w:t>ViT</w:t>
+      </w:r>
+      <w:proofErr w:type="spellEnd"/>
+      <w:r>
+        <w:t xml:space="preserve">), recomenda-se a aplicação, da mesma abordagem adotada </w:t>
       </w:r>
       <w:r>
         <w:t>no e</w:t>
@@ -8631,7 +10697,15 @@
         <w:t>3</w:t>
       </w:r>
       <w:r>
-        <w:t xml:space="preserve"> com a arquitetura ResNet.</w:t>
+        <w:t xml:space="preserve"> com a arquitetura </w:t>
+      </w:r>
+      <w:proofErr w:type="spellStart"/>
+      <w:r>
+        <w:t>ResNet</w:t>
+      </w:r>
+      <w:proofErr w:type="spellEnd"/>
+      <w:r>
+        <w:t>.</w:t>
       </w:r>
     </w:p>
     <w:p>
@@ -8668,6 +10742,7 @@
       <w:r>
         <w:t xml:space="preserve">Os scripts de carregamento de dados foram reescritos, evitando os erros previamente discutidos. Adicionalmente, as funções definidas para divisão correta da base de dados foram alocadas no arquivo Utils.py, separando-a do arquivo </w:t>
       </w:r>
+      <w:proofErr w:type="spellStart"/>
       <w:r>
         <w:rPr>
           <w:i/>
@@ -8675,6 +10750,7 @@
         </w:rPr>
         <w:t>DataLoader</w:t>
       </w:r>
+      <w:proofErr w:type="spellEnd"/>
       <w:r>
         <w:t xml:space="preserve"> específico da arquitetura. Agora, a estrutura esperada segue conforme ilustrado pela figura 28.</w:t>
       </w:r>
@@ -8770,49 +10846,147 @@
           <w:iCs/>
           <w:color w:val="000000" w:themeColor="text1"/>
         </w:rPr>
-        <w:t xml:space="preserve">Logs do Pycharm estão localizados em </w:t>
-      </w:r>
+        <w:t xml:space="preserve">Logs do </w:t>
+      </w:r>
+      <w:proofErr w:type="spellStart"/>
       <w:r>
         <w:rPr>
           <w:i/>
           <w:iCs/>
-        </w:rPr>
-        <w:t>"\Projeto</w:t>
-      </w:r>
+          <w:color w:val="000000" w:themeColor="text1"/>
+        </w:rPr>
+        <w:t>Pycharm</w:t>
+      </w:r>
+      <w:proofErr w:type="spellEnd"/>
       <w:r>
         <w:rPr>
           <w:i/>
           <w:iCs/>
-        </w:rPr>
-        <w:t>-</w:t>
+          <w:color w:val="000000" w:themeColor="text1"/>
+        </w:rPr>
+        <w:t xml:space="preserve"> estão localizados em </w:t>
       </w:r>
       <w:r>
         <w:rPr>
           <w:i/>
           <w:iCs/>
         </w:rPr>
-        <w:t>Classificadores\Main_Project\VisionTransformers\Results\Experimento 4 - ViT (</w:t>
+        <w:t>"\Projeto</w:t>
       </w:r>
       <w:r>
         <w:rPr>
           <w:i/>
           <w:iCs/>
         </w:rPr>
-        <w:t>Correção</w:t>
+        <w:t>-</w:t>
       </w:r>
       <w:r>
         <w:rPr>
           <w:i/>
           <w:iCs/>
         </w:rPr>
-        <w:t xml:space="preserve"> 1</w:t>
-      </w:r>
+        <w:t xml:space="preserve">Classificadores\Main_Project\VisionTransformers\Results\Experimento 4 - </w:t>
+      </w:r>
+      <w:proofErr w:type="spellStart"/>
       <w:r>
         <w:rPr>
           <w:i/>
           <w:iCs/>
         </w:rPr>
-        <w:t>)\Experimento 4 -ViT- Sanity Check - LOG.txt"</w:t>
+        <w:t>ViT</w:t>
+      </w:r>
+      <w:proofErr w:type="spellEnd"/>
+      <w:r>
+        <w:rPr>
+          <w:i/>
+          <w:iCs/>
+        </w:rPr>
+        <w:t xml:space="preserve"> (</w:t>
+      </w:r>
+      <w:r>
+        <w:rPr>
+          <w:i/>
+          <w:iCs/>
+        </w:rPr>
+        <w:t>Correção</w:t>
+      </w:r>
+      <w:r>
+        <w:rPr>
+          <w:i/>
+          <w:iCs/>
+        </w:rPr>
+        <w:t xml:space="preserve"> </w:t>
+      </w:r>
+      <w:proofErr w:type="gramStart"/>
+      <w:r>
+        <w:rPr>
+          <w:i/>
+          <w:iCs/>
+        </w:rPr>
+        <w:t>1</w:t>
+      </w:r>
+      <w:r>
+        <w:rPr>
+          <w:i/>
+          <w:iCs/>
+        </w:rPr>
+        <w:t>)\</w:t>
+      </w:r>
+      <w:proofErr w:type="gramEnd"/>
+      <w:r>
+        <w:rPr>
+          <w:i/>
+          <w:iCs/>
+        </w:rPr>
+        <w:t>Experimento 4 -</w:t>
+      </w:r>
+      <w:proofErr w:type="spellStart"/>
+      <w:r>
+        <w:rPr>
+          <w:i/>
+          <w:iCs/>
+        </w:rPr>
+        <w:t>ViT</w:t>
+      </w:r>
+      <w:proofErr w:type="spellEnd"/>
+      <w:r>
+        <w:rPr>
+          <w:i/>
+          <w:iCs/>
+        </w:rPr>
+        <w:t xml:space="preserve">- </w:t>
+      </w:r>
+      <w:proofErr w:type="spellStart"/>
+      <w:r>
+        <w:rPr>
+          <w:i/>
+          <w:iCs/>
+        </w:rPr>
+        <w:t>Sanity</w:t>
+      </w:r>
+      <w:proofErr w:type="spellEnd"/>
+      <w:r>
+        <w:rPr>
+          <w:i/>
+          <w:iCs/>
+        </w:rPr>
+        <w:t xml:space="preserve"> </w:t>
+      </w:r>
+      <w:proofErr w:type="spellStart"/>
+      <w:r>
+        <w:rPr>
+          <w:i/>
+          <w:iCs/>
+        </w:rPr>
+        <w:t>Check</w:t>
+      </w:r>
+      <w:proofErr w:type="spellEnd"/>
+      <w:r>
+        <w:rPr>
+          <w:i/>
+          <w:iCs/>
+        </w:rPr>
+        <w:t xml:space="preserve"> - LOG.txt"</w:t>
       </w:r>
     </w:p>
     <w:p>
@@ -8838,10 +11012,34 @@
           <w:b/>
           <w:bCs/>
         </w:rPr>
-        <w:t xml:space="preserve">Análise do inicial do log do Pycharm: </w:t>
-      </w:r>
-      <w:r>
-        <w:t xml:space="preserve">No início do treinamento, a loss em torno de 1.0986 é um sinal positivo (Figura </w:t>
+        <w:t xml:space="preserve">Análise do inicial do log do </w:t>
+      </w:r>
+      <w:proofErr w:type="spellStart"/>
+      <w:r>
+        <w:rPr>
+          <w:b/>
+          <w:bCs/>
+        </w:rPr>
+        <w:t>Pycharm</w:t>
+      </w:r>
+      <w:proofErr w:type="spellEnd"/>
+      <w:r>
+        <w:rPr>
+          <w:b/>
+          <w:bCs/>
+        </w:rPr>
+        <w:t xml:space="preserve">: </w:t>
+      </w:r>
+      <w:r>
+        <w:t xml:space="preserve">No início do treinamento, a </w:t>
+      </w:r>
+      <w:proofErr w:type="spellStart"/>
+      <w:r>
+        <w:t>loss</w:t>
+      </w:r>
+      <w:proofErr w:type="spellEnd"/>
+      <w:r>
+        <w:t xml:space="preserve"> em torno de 1.0986 é um sinal positivo (Figura </w:t>
       </w:r>
       <w:r>
         <w:t>22</w:t>
@@ -8870,7 +11068,15 @@
         <w:t xml:space="preserve">também </w:t>
       </w:r>
       <w:r>
-        <w:t>confirma que o carregamento de dados está correto e consistente. O TensorFlow detectou 11.074 imagens para treino e 2.767 para validação, distribuídas em três classes bem definidas.</w:t>
+        <w:t xml:space="preserve">confirma que o carregamento de dados está correto e consistente. O </w:t>
+      </w:r>
+      <w:proofErr w:type="spellStart"/>
+      <w:r>
+        <w:t>TensorFlow</w:t>
+      </w:r>
+      <w:proofErr w:type="spellEnd"/>
+      <w:r>
+        <w:t xml:space="preserve"> detectou 11.074 imagens para treino e 2.767 para validação, distribuídas em três classes bem definidas.</w:t>
       </w:r>
     </w:p>
     <w:p>
@@ -8922,7 +11128,23 @@
         <w:t xml:space="preserve"> </w:t>
       </w:r>
       <w:r>
-        <w:t>Ao longo das épocas, observa-se uma queda gradual da loss de treino, passando de aproximadamente 1.08 para 1.00. Essa tendência descendente indica que o modelo está aprendendo, ainda que lentamente, o que é esperado em um fine-tuning curto, com poucas épocas e um número limitado de steps por época.</w:t>
+        <w:t xml:space="preserve">Ao longo das épocas, observa-se uma queda gradual da </w:t>
+      </w:r>
+      <w:proofErr w:type="spellStart"/>
+      <w:r>
+        <w:t>loss</w:t>
+      </w:r>
+      <w:proofErr w:type="spellEnd"/>
+      <w:r>
+        <w:t xml:space="preserve"> de treino, passando de aproximadamente 1.08 para 1.00. Essa tendência descendente indica que o modelo está aprendendo, ainda que lentamente, o que é esperado em um fine-</w:t>
+      </w:r>
+      <w:proofErr w:type="spellStart"/>
+      <w:r>
+        <w:t>tuning</w:t>
+      </w:r>
+      <w:proofErr w:type="spellEnd"/>
+      <w:r>
+        <w:t xml:space="preserve"> curto, com poucas épocas e um número limitado de steps por época.</w:t>
       </w:r>
     </w:p>
     <w:p>
@@ -8945,23 +11167,43 @@
       <w:r>
         <w:t xml:space="preserve">A acurácia de treino, por sua vez, permanece relativamente estável, oscilando em torno de 44% a 46%. Esse comportamento é coerente com o contexto do </w:t>
       </w:r>
+      <w:proofErr w:type="spellStart"/>
       <w:r>
         <w:rPr>
           <w:i/>
           <w:iCs/>
         </w:rPr>
-        <w:t>sanity check</w:t>
-      </w:r>
-      <w:r>
-        <w:t xml:space="preserve">: poucas épocas, apenas 100 steps por época e uso de </w:t>
-      </w:r>
+        <w:t>sanity</w:t>
+      </w:r>
+      <w:proofErr w:type="spellEnd"/>
       <w:r>
         <w:rPr>
           <w:i/>
           <w:iCs/>
         </w:rPr>
+        <w:t xml:space="preserve"> </w:t>
+      </w:r>
+      <w:proofErr w:type="spellStart"/>
+      <w:r>
+        <w:rPr>
+          <w:i/>
+          <w:iCs/>
+        </w:rPr>
+        <w:t>check</w:t>
+      </w:r>
+      <w:proofErr w:type="spellEnd"/>
+      <w:r>
+        <w:t xml:space="preserve">: poucas épocas, apenas 100 steps por época e uso de </w:t>
+      </w:r>
+      <w:proofErr w:type="spellStart"/>
+      <w:r>
+        <w:rPr>
+          <w:i/>
+          <w:iCs/>
+        </w:rPr>
         <w:t>augmentations</w:t>
       </w:r>
+      <w:proofErr w:type="spellEnd"/>
       <w:r>
         <w:t xml:space="preserve"> relativamente fortes.</w:t>
       </w:r>
@@ -9136,7 +11378,21 @@
           <w:b/>
           <w:bCs/>
         </w:rPr>
-        <w:t>orreção aplicada:</w:t>
+        <w:t>orreção aplicada</w:t>
+      </w:r>
+      <w:r>
+        <w:rPr>
+          <w:b/>
+          <w:bCs/>
+        </w:rPr>
+        <w:t xml:space="preserve"> (REV1 e REV2)</w:t>
+      </w:r>
+      <w:r>
+        <w:rPr>
+          <w:b/>
+          <w:bCs/>
+        </w:rPr>
+        <w:t>:</w:t>
       </w:r>
       <w:r>
         <w:t xml:space="preserve"> O erro ocorre em razão do equivocado da acurácia de validação, de modo que originalmente era feito o cálculo da média das acurácias por batch e não da acurácia global. A figura </w:t>
@@ -9272,7 +11528,39 @@
         <w:t>é demonstrado a seguir pela figura 33. Após as correções, o resultado se mantém semelhante</w:t>
       </w:r>
       <w:r>
-        <w:t>, o que pode ser atribuído ao uso de fortes técnicas de data augmentation no treinamento aliadas ao fine-tuning de pesos pré-treinados no ImageNet, favorecendo a capacidade de generalização do modelo.</w:t>
+        <w:t xml:space="preserve">, o que pode ser atribuído ao uso de fortes técnicas de data </w:t>
+      </w:r>
+      <w:proofErr w:type="spellStart"/>
+      <w:r>
+        <w:t>augmentation</w:t>
+      </w:r>
+      <w:proofErr w:type="spellEnd"/>
+      <w:r>
+        <w:t xml:space="preserve"> no treinamento aliadas ao fine-</w:t>
+      </w:r>
+      <w:proofErr w:type="spellStart"/>
+      <w:r>
+        <w:t>tuning</w:t>
+      </w:r>
+      <w:proofErr w:type="spellEnd"/>
+      <w:r>
+        <w:t xml:space="preserve"> de pesos </w:t>
+      </w:r>
+      <w:proofErr w:type="spellStart"/>
+      <w:r>
+        <w:t>pré</w:t>
+      </w:r>
+      <w:proofErr w:type="spellEnd"/>
+      <w:r>
+        <w:t xml:space="preserve">-treinados no </w:t>
+      </w:r>
+      <w:proofErr w:type="spellStart"/>
+      <w:r>
+        <w:t>ImageNet</w:t>
+      </w:r>
+      <w:proofErr w:type="spellEnd"/>
+      <w:r>
+        <w:t>, favorecendo a capacidade de generalização do modelo.</w:t>
       </w:r>
       <w:r>
         <w:t xml:space="preserve"> Como conclusão, pelas limitações impostas pelo teste de sanidade, optou-se por continuar os experimentos e avaliar os comportamentos futuros.</w:t>
@@ -9548,7 +11836,23 @@
           <w:b/>
           <w:bCs/>
         </w:rPr>
-        <w:t>Testes voltados à exploração de hiperparâmetros conduzidos para cada uma das arquiteturas</w:t>
+        <w:t xml:space="preserve">Testes voltados à exploração de </w:t>
+      </w:r>
+      <w:proofErr w:type="spellStart"/>
+      <w:r>
+        <w:rPr>
+          <w:b/>
+          <w:bCs/>
+        </w:rPr>
+        <w:t>hiperparâmetros</w:t>
+      </w:r>
+      <w:proofErr w:type="spellEnd"/>
+      <w:r>
+        <w:rPr>
+          <w:b/>
+          <w:bCs/>
+        </w:rPr>
+        <w:t xml:space="preserve"> conduzidos para cada uma das arquiteturas</w:t>
       </w:r>
     </w:p>
     <w:p>
@@ -9653,8 +11957,29 @@
       <w:r>
         <w:t xml:space="preserve"> “</w:t>
       </w:r>
-      <w:r>
-        <w:t xml:space="preserve">from scratch” (sem pré-treino) em um dataset relativamente pequeno: ~11 k imagens de treino e ~2,7 k de validação, distribuídas em 3 classes. Isso impõe um teto realista de desempenho bem abaixo do que o </w:t>
+      <w:proofErr w:type="spellStart"/>
+      <w:r>
+        <w:t>from</w:t>
+      </w:r>
+      <w:proofErr w:type="spellEnd"/>
+      <w:r>
+        <w:t xml:space="preserve"> </w:t>
+      </w:r>
+      <w:proofErr w:type="spellStart"/>
+      <w:r>
+        <w:t>scratch</w:t>
+      </w:r>
+      <w:proofErr w:type="spellEnd"/>
+      <w:r>
+        <w:t xml:space="preserve">” (sem pré-treino) em um </w:t>
+      </w:r>
+      <w:proofErr w:type="spellStart"/>
+      <w:r>
+        <w:t>dataset</w:t>
+      </w:r>
+      <w:proofErr w:type="spellEnd"/>
+      <w:r>
+        <w:t xml:space="preserve"> relativamente pequeno: ~11 k imagens de treino e ~2,7 k de validação, distribuídas em 3 classes. Isso impõe um teto realista de desempenho bem abaixo do que o </w:t>
       </w:r>
       <w:r>
         <w:t>artigo</w:t>
@@ -9666,7 +11991,15 @@
         <w:t>-50</w:t>
       </w:r>
       <w:r>
-        <w:t xml:space="preserve"> reporta para ImageNet (1,28M imagens, 1000 classes). Portanto, desde o início, o objetivo aqui </w:t>
+        <w:t xml:space="preserve"> reporta para </w:t>
+      </w:r>
+      <w:proofErr w:type="spellStart"/>
+      <w:r>
+        <w:t>ImageNet</w:t>
+      </w:r>
+      <w:proofErr w:type="spellEnd"/>
+      <w:r>
+        <w:t xml:space="preserve"> (1,28M imagens, 1000 classes). Portanto, desde o início, o objetivo aqui </w:t>
       </w:r>
       <w:r>
         <w:t>é</w:t>
@@ -10078,13 +12411,15 @@
         <w:jc w:val="both"/>
       </w:pPr>
       <w:r>
-        <w:t xml:space="preserve">A </w:t>
-      </w:r>
-      <w:r>
-        <w:t xml:space="preserve">função </w:t>
-      </w:r>
-      <w:r>
-        <w:t>loss de treino cai rapidamente de ~2.72 para ~1.</w:t>
+        <w:t xml:space="preserve">A função </w:t>
+      </w:r>
+      <w:proofErr w:type="spellStart"/>
+      <w:r>
+        <w:t>loss</w:t>
+      </w:r>
+      <w:proofErr w:type="spellEnd"/>
+      <w:r>
+        <w:t xml:space="preserve"> de treino cai rapidamente de ~2.72 para ~1.</w:t>
       </w:r>
       <w:r>
         <w:t>4</w:t>
@@ -10116,7 +12451,15 @@
         <w:jc w:val="both"/>
       </w:pPr>
       <w:r>
-        <w:t>A val_accuracy sobe cedo e estabiliza rapidamente em ~45%.</w:t>
+        <w:t xml:space="preserve">A </w:t>
+      </w:r>
+      <w:proofErr w:type="spellStart"/>
+      <w:r>
+        <w:t>val_accuracy</w:t>
+      </w:r>
+      <w:proofErr w:type="spellEnd"/>
+      <w:r>
+        <w:t xml:space="preserve"> sobe cedo e estabiliza rapidamente em ~45%.</w:t>
       </w:r>
     </w:p>
     <w:p>
@@ -10167,6 +12510,9 @@
         <w:jc w:val="center"/>
       </w:pPr>
       <w:r>
+        <w:rPr>
+          <w:noProof/>
+        </w:rPr>
         <w:drawing>
           <wp:inline distT="0" distB="0" distL="0" distR="0" wp14:anchorId="667F7415" wp14:editId="4B938E64">
             <wp:extent cx="3880237" cy="1828054"/>
@@ -10212,8 +12558,13 @@
       <w:r>
         <w:t xml:space="preserve">Esse padrão apresenta um forte indício que o pipeline de dados não apresenta erros em sua implementação, que </w:t>
       </w:r>
-      <w:r>
-        <w:t>backpropagation está funcionando</w:t>
+      <w:proofErr w:type="spellStart"/>
+      <w:r>
+        <w:t>backpropagation</w:t>
+      </w:r>
+      <w:proofErr w:type="spellEnd"/>
+      <w:r>
+        <w:t xml:space="preserve"> está funcionando</w:t>
       </w:r>
       <w:r>
         <w:t>, e que os pesos estão de fato sendo atualizados e que</w:t>
@@ -10274,14 +12625,7 @@
           <w:b/>
           <w:bCs/>
         </w:rPr>
-        <w:t xml:space="preserve"> </w:t>
-      </w:r>
-      <w:r>
-        <w:rPr>
-          <w:b/>
-          <w:bCs/>
-        </w:rPr>
-        <w:t>intermediárias</w:t>
+        <w:t xml:space="preserve"> intermediárias</w:t>
       </w:r>
       <w:r>
         <w:rPr>
@@ -10303,14 +12647,24 @@
       <w:r>
         <w:t xml:space="preserve">, no qual a </w:t>
       </w:r>
-      <w:r>
-        <w:t>val_accuracy fica praticamente fixa em ~45.5%</w:t>
+      <w:proofErr w:type="spellStart"/>
+      <w:r>
+        <w:t>val_accuracy</w:t>
+      </w:r>
+      <w:proofErr w:type="spellEnd"/>
+      <w:r>
+        <w:t xml:space="preserve"> fica praticamente fixa em ~45.5%</w:t>
       </w:r>
       <w:r>
         <w:t xml:space="preserve">, a </w:t>
       </w:r>
-      <w:r>
-        <w:t>loss de validação continua caindo lentamente, mas sem reflexo em acurácia</w:t>
+      <w:proofErr w:type="spellStart"/>
+      <w:r>
+        <w:t>loss</w:t>
+      </w:r>
+      <w:proofErr w:type="spellEnd"/>
+      <w:r>
+        <w:t xml:space="preserve"> de validação continua caindo lentamente, mas sem reflexo em acurácia</w:t>
       </w:r>
       <w:r>
         <w:t xml:space="preserve"> e a acurácia de treino </w:t>
@@ -10358,21 +12712,7 @@
           <w:sz w:val="18"/>
           <w:szCs w:val="18"/>
         </w:rPr>
-        <w:t>: Resultado das épocas in</w:t>
-      </w:r>
-      <w:r>
-        <w:rPr>
-          <w:sz w:val="18"/>
-          <w:szCs w:val="18"/>
-        </w:rPr>
-        <w:t>termediárias</w:t>
-      </w:r>
-      <w:r>
-        <w:rPr>
-          <w:sz w:val="18"/>
-          <w:szCs w:val="18"/>
-        </w:rPr>
-        <w:t xml:space="preserve"> de treinamento</w:t>
+        <w:t>: Resultado das épocas intermediárias de treinamento</w:t>
       </w:r>
     </w:p>
     <w:p>
@@ -10382,6 +12722,9 @@
         <w:jc w:val="both"/>
       </w:pPr>
       <w:r>
+        <w:rPr>
+          <w:noProof/>
+        </w:rPr>
         <w:drawing>
           <wp:inline distT="0" distB="0" distL="0" distR="0" wp14:anchorId="4DA81560" wp14:editId="51891236">
             <wp:extent cx="4024999" cy="3093058"/>
@@ -10427,10 +12770,15 @@
       </w:pPr>
       <w:r>
         <w:lastRenderedPageBreak/>
-        <w:t xml:space="preserve">O padrão apresentado é típico quando o </w:t>
-      </w:r>
-      <w:r>
-        <w:t>modelo já extraiu praticamente toda a informação discriminativa disponível no dataset.</w:t>
+        <w:t xml:space="preserve">O padrão apresentado é típico quando o modelo já extraiu praticamente toda a informação discriminativa disponível no </w:t>
+      </w:r>
+      <w:proofErr w:type="spellStart"/>
+      <w:r>
+        <w:t>dataset</w:t>
+      </w:r>
+      <w:proofErr w:type="spellEnd"/>
+      <w:r>
+        <w:t>.</w:t>
       </w:r>
       <w:r>
         <w:t xml:space="preserve"> </w:t>
@@ -10463,10 +12811,31 @@
         <w:t>OBSERVAÇÃO:</w:t>
       </w:r>
       <w:r>
-        <w:t xml:space="preserve"> </w:t>
-      </w:r>
-      <w:r>
-        <w:t>A regularização implícita (augmentations + batch norm) impede overfitting severo, mas não cria novos sinais supervisionados.</w:t>
+        <w:t xml:space="preserve"> A regularização implícita (</w:t>
+      </w:r>
+      <w:proofErr w:type="spellStart"/>
+      <w:r>
+        <w:t>augmentations</w:t>
+      </w:r>
+      <w:proofErr w:type="spellEnd"/>
+      <w:r>
+        <w:t xml:space="preserve"> + batch </w:t>
+      </w:r>
+      <w:proofErr w:type="spellStart"/>
+      <w:r>
+        <w:t>norm</w:t>
+      </w:r>
+      <w:proofErr w:type="spellEnd"/>
+      <w:r>
+        <w:t xml:space="preserve">) impede </w:t>
+      </w:r>
+      <w:proofErr w:type="spellStart"/>
+      <w:r>
+        <w:t>overfitting</w:t>
+      </w:r>
+      <w:proofErr w:type="spellEnd"/>
+      <w:r>
+        <w:t xml:space="preserve"> severo, mas não cria novos sinais supervisionados.</w:t>
       </w:r>
       <w:r>
         <w:t xml:space="preserve"> É seguro afirmar que </w:t>
@@ -10523,7 +12892,15 @@
         <w:jc w:val="both"/>
       </w:pPr>
       <w:r>
-        <w:t xml:space="preserve">Na época 31, o learning rate cai de 0.1 → 0.01, exatamente como definido no scheduler inspirado no </w:t>
+        <w:t xml:space="preserve">Na época 31, o learning rate cai de 0.1 → 0.01, exatamente como definido no </w:t>
+      </w:r>
+      <w:proofErr w:type="spellStart"/>
+      <w:r>
+        <w:t>scheduler</w:t>
+      </w:r>
+      <w:proofErr w:type="spellEnd"/>
+      <w:r>
+        <w:t xml:space="preserve"> inspirado no </w:t>
       </w:r>
       <w:r>
         <w:t>artigo original, resultando no seguinte comportamento:</w:t>
@@ -10546,7 +12923,15 @@
         <w:jc w:val="both"/>
       </w:pPr>
       <w:r>
-        <w:t>A loss de treino continua diminuindo, agora mais lentamente.</w:t>
+        <w:t xml:space="preserve">A </w:t>
+      </w:r>
+      <w:proofErr w:type="spellStart"/>
+      <w:r>
+        <w:t>loss</w:t>
+      </w:r>
+      <w:proofErr w:type="spellEnd"/>
+      <w:r>
+        <w:t xml:space="preserve"> de treino continua diminuindo, agora mais lentamente.</w:t>
       </w:r>
     </w:p>
     <w:p>
@@ -10572,7 +12957,15 @@
         <w:jc w:val="both"/>
       </w:pPr>
       <w:r>
-        <w:t>A val_accuracy permanece estável, sem degradação.</w:t>
+        <w:t xml:space="preserve">A </w:t>
+      </w:r>
+      <w:proofErr w:type="spellStart"/>
+      <w:r>
+        <w:t>val_accuracy</w:t>
+      </w:r>
+      <w:proofErr w:type="spellEnd"/>
+      <w:r>
+        <w:t xml:space="preserve"> permanece estável, sem degradação.</w:t>
       </w:r>
     </w:p>
     <w:p>
@@ -10614,21 +13007,7 @@
           <w:sz w:val="18"/>
           <w:szCs w:val="18"/>
         </w:rPr>
-        <w:t xml:space="preserve">: Resultado das épocas </w:t>
-      </w:r>
-      <w:r>
-        <w:rPr>
-          <w:sz w:val="18"/>
-          <w:szCs w:val="18"/>
-        </w:rPr>
-        <w:t>finais</w:t>
-      </w:r>
-      <w:r>
-        <w:rPr>
-          <w:sz w:val="18"/>
-          <w:szCs w:val="18"/>
-        </w:rPr>
-        <w:t xml:space="preserve"> de treinamento</w:t>
+        <w:t>: Resultado das épocas finais de treinamento</w:t>
       </w:r>
     </w:p>
     <w:p>
@@ -10638,6 +13017,9 @@
         <w:jc w:val="both"/>
       </w:pPr>
       <w:r>
+        <w:rPr>
+          <w:noProof/>
+        </w:rPr>
         <w:drawing>
           <wp:inline distT="0" distB="0" distL="0" distR="0" wp14:anchorId="13D448C1" wp14:editId="7EEF16C9">
             <wp:extent cx="4033216" cy="3077409"/>
@@ -10689,7 +13071,15 @@
         <w:jc w:val="both"/>
       </w:pPr>
       <w:r>
-        <w:t xml:space="preserve">Esse comportamento confirma a atividade e atuação correta do scheduler, passando de um regime exploratório para um regime de refinamento. </w:t>
+        <w:t xml:space="preserve">Esse comportamento confirma a atividade e atuação correta do </w:t>
+      </w:r>
+      <w:proofErr w:type="spellStart"/>
+      <w:r>
+        <w:t>scheduler</w:t>
+      </w:r>
+      <w:proofErr w:type="spellEnd"/>
+      <w:r>
+        <w:t xml:space="preserve">, passando de um regime exploratório para um regime de refinamento. </w:t>
       </w:r>
       <w:r>
         <w:t>Esse comportamento é canônico em treinamentos com SGD clássico.</w:t>
@@ -10768,13 +13158,7 @@
         <w:jc w:val="both"/>
       </w:pPr>
       <w:r>
-        <w:t>Com 3 classes, a chance aleatória seria ~33%</w:t>
-      </w:r>
-      <w:r>
-        <w:t xml:space="preserve">, e o </w:t>
-      </w:r>
-      <w:r>
-        <w:t xml:space="preserve">modelo </w:t>
+        <w:t xml:space="preserve">Com 3 classes, a chance aleatória seria ~33%, e o modelo </w:t>
       </w:r>
       <w:r>
         <w:t>apresenta</w:t>
@@ -10786,19 +13170,13 @@
         <w:t xml:space="preserve">positivo de aproximadamente </w:t>
       </w:r>
       <w:r>
-        <w:t>12%.</w:t>
-      </w:r>
-      <w:r>
-        <w:t xml:space="preserve"> Porém</w:t>
+        <w:t>12%. Porém</w:t>
       </w:r>
       <w:r>
         <w:t>,</w:t>
       </w:r>
       <w:r>
-        <w:t xml:space="preserve"> a arquitetura ResNet-50 acaba sendo </w:t>
-      </w:r>
-      <w:r>
-        <w:t>excessivamente profunda para esse volume de dados</w:t>
+        <w:t xml:space="preserve"> a arquitetura ResNet-50 acaba sendo excessivamente profunda para esse volume de dados</w:t>
       </w:r>
       <w:r>
         <w:t xml:space="preserve">, de modo que, mesmo que </w:t>
@@ -10890,22 +13268,7 @@
         <w:t>Conclusões</w:t>
       </w:r>
       <w:r>
-        <w:t xml:space="preserve">: o </w:t>
-      </w:r>
-      <w:r>
-        <w:t xml:space="preserve">pipeline </w:t>
-      </w:r>
-      <w:r>
-        <w:t>apresenta comportamento</w:t>
-      </w:r>
-      <w:r>
-        <w:t xml:space="preserve"> correto</w:t>
-      </w:r>
-      <w:r>
-        <w:t xml:space="preserve"> e</w:t>
-      </w:r>
-      <w:r>
-        <w:t xml:space="preserve"> estável. O </w:t>
+        <w:t xml:space="preserve">: o pipeline apresenta comportamento correto e estável. O </w:t>
       </w:r>
       <w:r>
         <w:t>resultado</w:t>
@@ -10917,7 +13280,15 @@
         <w:t xml:space="preserve">artigo original, </w:t>
       </w:r>
       <w:r>
-        <w:t>e com as limitações práticas do dataset utilizado. O teto de ~45% não indica falha — indica que o modelo já está operando próximo ao máximo informativo disponível nos dados atuais.</w:t>
+        <w:t xml:space="preserve">e com as limitações práticas do </w:t>
+      </w:r>
+      <w:proofErr w:type="spellStart"/>
+      <w:r>
+        <w:t>dataset</w:t>
+      </w:r>
+      <w:proofErr w:type="spellEnd"/>
+      <w:r>
+        <w:t xml:space="preserve"> utilizado. O teto de ~45% não indica falha — indica que o modelo já está operando próximo ao máximo informativo disponível nos dados atuais.</w:t>
       </w:r>
       <w:r>
         <w:t xml:space="preserve"> Os próximos passos recomendados para a experimentação são:</w:t>
@@ -10940,17 +13311,29 @@
         <w:jc w:val="both"/>
       </w:pPr>
       <w:r>
-        <w:t xml:space="preserve">Usar ResNet-50 pré-treinada no ImageNet e </w:t>
-      </w:r>
-      <w:r>
-        <w:t xml:space="preserve">aplicar um </w:t>
-      </w:r>
-      <w:r>
-        <w:t>fine-tun</w:t>
-      </w:r>
-      <w:r>
-        <w:t>ning</w:t>
-      </w:r>
+        <w:t xml:space="preserve">Usar ResNet-50 </w:t>
+      </w:r>
+      <w:proofErr w:type="spellStart"/>
+      <w:r>
+        <w:t>pré</w:t>
+      </w:r>
+      <w:proofErr w:type="spellEnd"/>
+      <w:r>
+        <w:t xml:space="preserve">-treinada no </w:t>
+      </w:r>
+      <w:proofErr w:type="spellStart"/>
+      <w:r>
+        <w:t>ImageNet</w:t>
+      </w:r>
+      <w:proofErr w:type="spellEnd"/>
+      <w:r>
+        <w:t xml:space="preserve"> e aplicar um fine-</w:t>
+      </w:r>
+      <w:proofErr w:type="spellStart"/>
+      <w:r>
+        <w:t>tunning</w:t>
+      </w:r>
+      <w:proofErr w:type="spellEnd"/>
       <w:r>
         <w:t>.</w:t>
       </w:r>
@@ -10965,25 +13348,7 @@
         <w:jc w:val="both"/>
       </w:pPr>
       <w:r>
-        <w:t xml:space="preserve">Testar </w:t>
-      </w:r>
-      <w:r>
-        <w:t xml:space="preserve">variações mais rasas como a </w:t>
-      </w:r>
-      <w:r>
-        <w:t xml:space="preserve">ResNet-18 ou ResNet-34, </w:t>
-      </w:r>
-      <w:r>
-        <w:t xml:space="preserve">que são </w:t>
-      </w:r>
-      <w:r>
-        <w:t xml:space="preserve">mais adequadas </w:t>
-      </w:r>
-      <w:r>
-        <w:t xml:space="preserve">para </w:t>
-      </w:r>
-      <w:r>
-        <w:t>10 k imagens.</w:t>
+        <w:t>Testar variações mais rasas como a ResNet-18 ou ResNet-34, que são mais adequadas para 10 k imagens.</w:t>
       </w:r>
     </w:p>
     <w:p>
@@ -10996,7 +13361,23 @@
         <w:jc w:val="both"/>
       </w:pPr>
       <w:r>
-        <w:t>Eventualmente testar cross-validation se o dataset permitir.</w:t>
+        <w:t xml:space="preserve">Eventualmente testar </w:t>
+      </w:r>
+      <w:proofErr w:type="spellStart"/>
+      <w:r>
+        <w:t>cross-validation</w:t>
+      </w:r>
+      <w:proofErr w:type="spellEnd"/>
+      <w:r>
+        <w:t xml:space="preserve"> se o </w:t>
+      </w:r>
+      <w:proofErr w:type="spellStart"/>
+      <w:r>
+        <w:t>dataset</w:t>
+      </w:r>
+      <w:proofErr w:type="spellEnd"/>
+      <w:r>
+        <w:t xml:space="preserve"> permitir.</w:t>
       </w:r>
     </w:p>
     <w:p>
@@ -11045,7 +13426,21 @@
           <w:b/>
           <w:bCs/>
         </w:rPr>
-        <w:t xml:space="preserve">TREINO COM 500 ÉPOCAS PARA VERIFICAR </w:t>
+        <w:t xml:space="preserve">TREINO COM </w:t>
+      </w:r>
+      <w:r>
+        <w:rPr>
+          <w:b/>
+          <w:bCs/>
+        </w:rPr>
+        <w:t>3</w:t>
+      </w:r>
+      <w:r>
+        <w:rPr>
+          <w:b/>
+          <w:bCs/>
+        </w:rPr>
+        <w:t xml:space="preserve">00 ÉPOCAS PARA VERIFICAR </w:t>
       </w:r>
       <w:r>
         <w:rPr>
@@ -11060,6 +13455,1619 @@
           <w:bCs/>
         </w:rPr>
         <w:t>:</w:t>
+      </w:r>
+    </w:p>
+    <w:p>
+      <w:pPr>
+        <w:ind w:left="1440"/>
+        <w:jc w:val="both"/>
+      </w:pPr>
+      <w:r>
+        <w:t xml:space="preserve">Este experimento repetiu o treinamento do teste anterior (Experimento 4), porém ampliando a quantidade de épocas. A ideia era avaliar o comportamento da rede à longo prazo, em busca de resultados melhores, os quais poderiam indicar que a baixa acurácia do resultado anterior não é </w:t>
+      </w:r>
+      <w:r>
+        <w:t>exclusiva</w:t>
+      </w:r>
+      <w:r>
+        <w:t xml:space="preserve"> das informações obtidas pela base de dados.</w:t>
+      </w:r>
+    </w:p>
+    <w:p>
+      <w:pPr>
+        <w:pStyle w:val="PargrafodaLista"/>
+        <w:numPr>
+          <w:ilvl w:val="0"/>
+          <w:numId w:val="19"/>
+        </w:numPr>
+        <w:jc w:val="both"/>
+        <w:rPr>
+          <w:b/>
+          <w:bCs/>
+        </w:rPr>
+      </w:pPr>
+      <w:r>
+        <w:rPr>
+          <w:b/>
+          <w:bCs/>
+        </w:rPr>
+        <w:t>Análise geral</w:t>
+      </w:r>
+    </w:p>
+    <w:p>
+      <w:pPr>
+        <w:pStyle w:val="PargrafodaLista"/>
+        <w:ind w:left="2160"/>
+        <w:jc w:val="both"/>
+        <w:rPr>
+          <w:b/>
+          <w:bCs/>
+        </w:rPr>
+      </w:pPr>
+    </w:p>
+    <w:p>
+      <w:pPr>
+        <w:pStyle w:val="PargrafodaLista"/>
+        <w:numPr>
+          <w:ilvl w:val="1"/>
+          <w:numId w:val="19"/>
+        </w:numPr>
+        <w:jc w:val="both"/>
+      </w:pPr>
+      <w:r>
+        <w:t>O treinamento</w:t>
+      </w:r>
+      <w:r>
+        <w:t xml:space="preserve"> </w:t>
+      </w:r>
+      <w:r>
+        <w:t xml:space="preserve">ao longo de 300 épocas apresenta um comportamento globalmente estável e coerente com o </w:t>
+      </w:r>
+      <w:r>
+        <w:t>esperado</w:t>
+      </w:r>
+    </w:p>
+    <w:p>
+      <w:pPr>
+        <w:pStyle w:val="PargrafodaLista"/>
+        <w:numPr>
+          <w:ilvl w:val="1"/>
+          <w:numId w:val="19"/>
+        </w:numPr>
+        <w:jc w:val="both"/>
+        <w:rPr>
+          <w:u w:val="single"/>
+        </w:rPr>
+      </w:pPr>
+      <w:r>
+        <w:t xml:space="preserve">Observa-se que a rede </w:t>
+      </w:r>
+      <w:r>
+        <w:t xml:space="preserve">apresenta aprendizado efetivo, evidenciado pela </w:t>
+      </w:r>
+      <w:r>
+        <w:rPr>
+          <w:u w:val="single"/>
+        </w:rPr>
+        <w:t>redução progressiva da função de perda e pelo aumento gradual da acurácia.</w:t>
+      </w:r>
+    </w:p>
+    <w:p>
+      <w:pPr>
+        <w:pStyle w:val="PargrafodaLista"/>
+        <w:numPr>
+          <w:ilvl w:val="1"/>
+          <w:numId w:val="19"/>
+        </w:numPr>
+        <w:jc w:val="both"/>
+      </w:pPr>
+      <w:r>
+        <w:t>Não há indícios de instabilidade numérica, explosão de gradientes ou colapsos durante o processo</w:t>
+      </w:r>
+    </w:p>
+    <w:p>
+      <w:pPr>
+        <w:pStyle w:val="PargrafodaLista"/>
+        <w:ind w:left="2160"/>
+        <w:jc w:val="both"/>
+        <w:rPr>
+          <w:b/>
+          <w:bCs/>
+        </w:rPr>
+      </w:pPr>
+    </w:p>
+    <w:p>
+      <w:pPr>
+        <w:pStyle w:val="PargrafodaLista"/>
+        <w:ind w:left="2160"/>
+        <w:jc w:val="both"/>
+        <w:rPr>
+          <w:b/>
+          <w:bCs/>
+        </w:rPr>
+      </w:pPr>
+    </w:p>
+    <w:p>
+      <w:pPr>
+        <w:pStyle w:val="PargrafodaLista"/>
+        <w:ind w:left="2160"/>
+        <w:jc w:val="both"/>
+        <w:rPr>
+          <w:b/>
+          <w:bCs/>
+        </w:rPr>
+      </w:pPr>
+    </w:p>
+    <w:p>
+      <w:pPr>
+        <w:pStyle w:val="PargrafodaLista"/>
+        <w:ind w:left="2160"/>
+        <w:jc w:val="both"/>
+        <w:rPr>
+          <w:b/>
+          <w:bCs/>
+        </w:rPr>
+      </w:pPr>
+    </w:p>
+    <w:p>
+      <w:pPr>
+        <w:pStyle w:val="PargrafodaLista"/>
+        <w:ind w:left="2160"/>
+        <w:jc w:val="both"/>
+        <w:rPr>
+          <w:b/>
+          <w:bCs/>
+        </w:rPr>
+      </w:pPr>
+    </w:p>
+    <w:p>
+      <w:pPr>
+        <w:pStyle w:val="PargrafodaLista"/>
+        <w:numPr>
+          <w:ilvl w:val="0"/>
+          <w:numId w:val="19"/>
+        </w:numPr>
+        <w:jc w:val="both"/>
+        <w:rPr>
+          <w:b/>
+          <w:bCs/>
+        </w:rPr>
+      </w:pPr>
+      <w:r>
+        <w:rPr>
+          <w:b/>
+          <w:bCs/>
+        </w:rPr>
+        <w:lastRenderedPageBreak/>
+        <w:t>Análise da</w:t>
+      </w:r>
+      <w:r>
+        <w:rPr>
+          <w:b/>
+          <w:bCs/>
+        </w:rPr>
+        <w:t xml:space="preserve"> função perda</w:t>
+      </w:r>
+    </w:p>
+    <w:p>
+      <w:pPr>
+        <w:pStyle w:val="PargrafodaLista"/>
+        <w:ind w:left="2160"/>
+        <w:jc w:val="both"/>
+      </w:pPr>
+      <w:r>
+        <w:t xml:space="preserve">A perda de treino diminui de </w:t>
+      </w:r>
+      <w:r>
+        <w:t>acelerada no início do treinamento, em razão do alta LR inicial</w:t>
+      </w:r>
+      <w:r>
+        <w:t>.</w:t>
+      </w:r>
+      <w:r>
+        <w:t xml:space="preserve"> </w:t>
+      </w:r>
+      <w:r>
+        <w:t>A perda de validação acompanha essa tendência, o que reforça que o modelo não está apenas memorizando o conjunto de treino, mas</w:t>
+      </w:r>
+      <w:r>
+        <w:t xml:space="preserve"> sim, generalizando</w:t>
+      </w:r>
+      <w:r>
+        <w:t>.</w:t>
+      </w:r>
+    </w:p>
+    <w:p>
+      <w:pPr>
+        <w:pStyle w:val="PargrafodaLista"/>
+        <w:ind w:left="2160"/>
+        <w:jc w:val="both"/>
+      </w:pPr>
+    </w:p>
+    <w:p>
+      <w:pPr>
+        <w:pStyle w:val="PargrafodaLista"/>
+        <w:ind w:left="1440"/>
+        <w:jc w:val="center"/>
+      </w:pPr>
+      <w:r>
+        <w:rPr>
+          <w:sz w:val="18"/>
+          <w:szCs w:val="18"/>
+        </w:rPr>
+        <w:t>Figura</w:t>
+      </w:r>
+      <w:r>
+        <w:rPr>
+          <w:sz w:val="18"/>
+          <w:szCs w:val="18"/>
+        </w:rPr>
+        <w:t xml:space="preserve"> 3</w:t>
+      </w:r>
+      <w:r>
+        <w:rPr>
+          <w:sz w:val="18"/>
+          <w:szCs w:val="18"/>
+        </w:rPr>
+        <w:t>8</w:t>
+      </w:r>
+      <w:r>
+        <w:rPr>
+          <w:sz w:val="18"/>
+          <w:szCs w:val="18"/>
+        </w:rPr>
+        <w:t xml:space="preserve">: </w:t>
+      </w:r>
+      <w:r>
+        <w:rPr>
+          <w:sz w:val="18"/>
+          <w:szCs w:val="18"/>
+        </w:rPr>
+        <w:t>Gráfico da perda de treino</w:t>
+      </w:r>
+    </w:p>
+    <w:p>
+      <w:pPr>
+        <w:pStyle w:val="PargrafodaLista"/>
+        <w:ind w:left="708"/>
+        <w:jc w:val="both"/>
+      </w:pPr>
+      <w:r>
+        <w:drawing>
+          <wp:inline distT="0" distB="0" distL="0" distR="0" wp14:anchorId="244D92E9" wp14:editId="78DAF112">
+            <wp:extent cx="5400040" cy="1753235"/>
+            <wp:effectExtent l="0" t="0" r="0" b="0"/>
+            <wp:docPr id="1698718481" name="Imagem 1"/>
+            <wp:cNvGraphicFramePr>
+              <a:graphicFrameLocks xmlns:a="http://schemas.openxmlformats.org/drawingml/2006/main" noChangeAspect="1"/>
+            </wp:cNvGraphicFramePr>
+            <a:graphic xmlns:a="http://schemas.openxmlformats.org/drawingml/2006/main">
+              <a:graphicData uri="http://schemas.openxmlformats.org/drawingml/2006/picture">
+                <pic:pic xmlns:pic="http://schemas.openxmlformats.org/drawingml/2006/picture">
+                  <pic:nvPicPr>
+                    <pic:cNvPr id="1698718481" name=""/>
+                    <pic:cNvPicPr/>
+                  </pic:nvPicPr>
+                  <pic:blipFill>
+                    <a:blip r:embed="rId44"/>
+                    <a:stretch>
+                      <a:fillRect/>
+                    </a:stretch>
+                  </pic:blipFill>
+                  <pic:spPr>
+                    <a:xfrm>
+                      <a:off x="0" y="0"/>
+                      <a:ext cx="5400040" cy="1753235"/>
+                    </a:xfrm>
+                    <a:prstGeom prst="rect">
+                      <a:avLst/>
+                    </a:prstGeom>
+                  </pic:spPr>
+                </pic:pic>
+              </a:graphicData>
+            </a:graphic>
+          </wp:inline>
+        </w:drawing>
+      </w:r>
+    </w:p>
+    <w:p>
+      <w:pPr>
+        <w:pStyle w:val="PargrafodaLista"/>
+        <w:ind w:left="708"/>
+        <w:jc w:val="both"/>
+      </w:pPr>
+    </w:p>
+    <w:p>
+      <w:pPr>
+        <w:pStyle w:val="PargrafodaLista"/>
+        <w:ind w:left="1440"/>
+        <w:jc w:val="center"/>
+      </w:pPr>
+      <w:r>
+        <w:rPr>
+          <w:sz w:val="18"/>
+          <w:szCs w:val="18"/>
+        </w:rPr>
+        <w:t>Figura</w:t>
+      </w:r>
+      <w:r>
+        <w:rPr>
+          <w:sz w:val="18"/>
+          <w:szCs w:val="18"/>
+        </w:rPr>
+        <w:t xml:space="preserve"> 3</w:t>
+      </w:r>
+      <w:r>
+        <w:rPr>
+          <w:sz w:val="18"/>
+          <w:szCs w:val="18"/>
+        </w:rPr>
+        <w:t>9</w:t>
+      </w:r>
+      <w:r>
+        <w:rPr>
+          <w:sz w:val="18"/>
+          <w:szCs w:val="18"/>
+        </w:rPr>
+        <w:t xml:space="preserve">: Gráfico da perda de </w:t>
+      </w:r>
+      <w:r>
+        <w:rPr>
+          <w:sz w:val="18"/>
+          <w:szCs w:val="18"/>
+        </w:rPr>
+        <w:t>validação</w:t>
+      </w:r>
+    </w:p>
+    <w:p>
+      <w:pPr>
+        <w:pStyle w:val="PargrafodaLista"/>
+        <w:ind w:left="708"/>
+        <w:jc w:val="both"/>
+      </w:pPr>
+      <w:r>
+        <w:drawing>
+          <wp:inline distT="0" distB="0" distL="0" distR="0" wp14:anchorId="482404E5" wp14:editId="3ADBAA3E">
+            <wp:extent cx="5400040" cy="2026920"/>
+            <wp:effectExtent l="0" t="0" r="0" b="0"/>
+            <wp:docPr id="1594588696" name="Imagem 1"/>
+            <wp:cNvGraphicFramePr>
+              <a:graphicFrameLocks xmlns:a="http://schemas.openxmlformats.org/drawingml/2006/main" noChangeAspect="1"/>
+            </wp:cNvGraphicFramePr>
+            <a:graphic xmlns:a="http://schemas.openxmlformats.org/drawingml/2006/main">
+              <a:graphicData uri="http://schemas.openxmlformats.org/drawingml/2006/picture">
+                <pic:pic xmlns:pic="http://schemas.openxmlformats.org/drawingml/2006/picture">
+                  <pic:nvPicPr>
+                    <pic:cNvPr id="1594588696" name=""/>
+                    <pic:cNvPicPr/>
+                  </pic:nvPicPr>
+                  <pic:blipFill>
+                    <a:blip r:embed="rId45"/>
+                    <a:stretch>
+                      <a:fillRect/>
+                    </a:stretch>
+                  </pic:blipFill>
+                  <pic:spPr>
+                    <a:xfrm>
+                      <a:off x="0" y="0"/>
+                      <a:ext cx="5400040" cy="2026920"/>
+                    </a:xfrm>
+                    <a:prstGeom prst="rect">
+                      <a:avLst/>
+                    </a:prstGeom>
+                  </pic:spPr>
+                </pic:pic>
+              </a:graphicData>
+            </a:graphic>
+          </wp:inline>
+        </w:drawing>
+      </w:r>
+    </w:p>
+    <w:p>
+      <w:pPr>
+        <w:pStyle w:val="PargrafodaLista"/>
+        <w:ind w:left="708"/>
+        <w:jc w:val="both"/>
+      </w:pPr>
+    </w:p>
+    <w:p>
+      <w:pPr>
+        <w:pStyle w:val="PargrafodaLista"/>
+        <w:numPr>
+          <w:ilvl w:val="1"/>
+          <w:numId w:val="19"/>
+        </w:numPr>
+        <w:jc w:val="both"/>
+      </w:pPr>
+      <w:r>
+        <w:t>Tal</w:t>
+      </w:r>
+      <w:r>
+        <w:t xml:space="preserve"> comportamento indica que o modelo continua ajustando seus parâmetros mesmo em estágios avançados do treino, o que sugere que o otimizador, o escalonamento da taxa de aprendizado e a regularização </w:t>
+      </w:r>
+      <w:r>
+        <w:rPr>
+          <w:u w:val="single"/>
+        </w:rPr>
+        <w:t>estão funcionando corretamente</w:t>
+      </w:r>
+      <w:r>
+        <w:t>.</w:t>
+      </w:r>
+    </w:p>
+    <w:p>
+      <w:pPr>
+        <w:pStyle w:val="PargrafodaLista"/>
+        <w:ind w:left="2160"/>
+        <w:jc w:val="both"/>
+        <w:rPr>
+          <w:b/>
+          <w:bCs/>
+        </w:rPr>
+      </w:pPr>
+    </w:p>
+    <w:p>
+      <w:pPr>
+        <w:pStyle w:val="PargrafodaLista"/>
+        <w:numPr>
+          <w:ilvl w:val="0"/>
+          <w:numId w:val="19"/>
+        </w:numPr>
+        <w:jc w:val="both"/>
+        <w:rPr>
+          <w:b/>
+          <w:bCs/>
+        </w:rPr>
+      </w:pPr>
+      <w:r>
+        <w:rPr>
+          <w:b/>
+          <w:bCs/>
+        </w:rPr>
+        <w:t xml:space="preserve">Análise da </w:t>
+      </w:r>
+      <w:r>
+        <w:rPr>
+          <w:b/>
+          <w:bCs/>
+        </w:rPr>
+        <w:t>acurácia</w:t>
+      </w:r>
+    </w:p>
+    <w:p>
+      <w:pPr>
+        <w:pStyle w:val="PargrafodaLista"/>
+        <w:ind w:left="2160"/>
+        <w:jc w:val="both"/>
+      </w:pPr>
+      <w:r>
+        <w:t>observa-se um comportamento saudável entre treino e validação. A acurácia de treino cresce gradualmente, estabilizando-se em torno de 52–53% ao final do processo, enquanto a acurácia de validação atinge valores ligeiramente superiores, próximos de 55–56%.</w:t>
+      </w:r>
+    </w:p>
+    <w:p>
+      <w:pPr>
+        <w:pStyle w:val="PargrafodaLista"/>
+        <w:ind w:left="2160"/>
+        <w:jc w:val="both"/>
+      </w:pPr>
+    </w:p>
+    <w:p>
+      <w:pPr>
+        <w:pStyle w:val="PargrafodaLista"/>
+        <w:ind w:left="2160"/>
+        <w:jc w:val="both"/>
+      </w:pPr>
+    </w:p>
+    <w:p>
+      <w:pPr>
+        <w:pStyle w:val="PargrafodaLista"/>
+        <w:ind w:left="2160"/>
+        <w:jc w:val="both"/>
+      </w:pPr>
+    </w:p>
+    <w:p>
+      <w:pPr>
+        <w:pStyle w:val="PargrafodaLista"/>
+        <w:ind w:left="2160"/>
+        <w:jc w:val="both"/>
+      </w:pPr>
+    </w:p>
+    <w:p>
+      <w:pPr>
+        <w:pStyle w:val="PargrafodaLista"/>
+        <w:ind w:left="2160"/>
+        <w:jc w:val="both"/>
+      </w:pPr>
+    </w:p>
+    <w:p>
+      <w:pPr>
+        <w:pStyle w:val="PargrafodaLista"/>
+        <w:ind w:left="2160"/>
+        <w:jc w:val="both"/>
+      </w:pPr>
+    </w:p>
+    <w:p>
+      <w:pPr>
+        <w:pStyle w:val="PargrafodaLista"/>
+        <w:ind w:left="2160"/>
+        <w:jc w:val="both"/>
+      </w:pPr>
+    </w:p>
+    <w:p>
+      <w:pPr>
+        <w:pStyle w:val="PargrafodaLista"/>
+        <w:ind w:left="2160"/>
+        <w:jc w:val="both"/>
+      </w:pPr>
+    </w:p>
+    <w:p>
+      <w:pPr>
+        <w:pStyle w:val="PargrafodaLista"/>
+        <w:ind w:left="1440"/>
+        <w:jc w:val="center"/>
+      </w:pPr>
+      <w:r>
+        <w:rPr>
+          <w:sz w:val="18"/>
+          <w:szCs w:val="18"/>
+        </w:rPr>
+        <w:t>Figura</w:t>
+      </w:r>
+      <w:r>
+        <w:rPr>
+          <w:sz w:val="18"/>
+          <w:szCs w:val="18"/>
+        </w:rPr>
+        <w:t xml:space="preserve"> </w:t>
+      </w:r>
+      <w:r>
+        <w:rPr>
+          <w:sz w:val="18"/>
+          <w:szCs w:val="18"/>
+        </w:rPr>
+        <w:t>40</w:t>
+      </w:r>
+      <w:r>
+        <w:rPr>
+          <w:sz w:val="18"/>
+          <w:szCs w:val="18"/>
+        </w:rPr>
+        <w:t xml:space="preserve">: Gráfico da </w:t>
+      </w:r>
+      <w:r>
+        <w:rPr>
+          <w:sz w:val="18"/>
+          <w:szCs w:val="18"/>
+        </w:rPr>
+        <w:t>acurácia de treino</w:t>
+      </w:r>
+    </w:p>
+    <w:p>
+      <w:pPr>
+        <w:pStyle w:val="PargrafodaLista"/>
+        <w:ind w:left="708"/>
+        <w:jc w:val="both"/>
+      </w:pPr>
+      <w:r>
+        <w:drawing>
+          <wp:inline distT="0" distB="0" distL="0" distR="0" wp14:anchorId="45C6CFC5" wp14:editId="455F9D42">
+            <wp:extent cx="5400040" cy="1430020"/>
+            <wp:effectExtent l="0" t="0" r="0" b="0"/>
+            <wp:docPr id="901272014" name="Imagem 1"/>
+            <wp:cNvGraphicFramePr>
+              <a:graphicFrameLocks xmlns:a="http://schemas.openxmlformats.org/drawingml/2006/main" noChangeAspect="1"/>
+            </wp:cNvGraphicFramePr>
+            <a:graphic xmlns:a="http://schemas.openxmlformats.org/drawingml/2006/main">
+              <a:graphicData uri="http://schemas.openxmlformats.org/drawingml/2006/picture">
+                <pic:pic xmlns:pic="http://schemas.openxmlformats.org/drawingml/2006/picture">
+                  <pic:nvPicPr>
+                    <pic:cNvPr id="901272014" name=""/>
+                    <pic:cNvPicPr/>
+                  </pic:nvPicPr>
+                  <pic:blipFill>
+                    <a:blip r:embed="rId46"/>
+                    <a:stretch>
+                      <a:fillRect/>
+                    </a:stretch>
+                  </pic:blipFill>
+                  <pic:spPr>
+                    <a:xfrm>
+                      <a:off x="0" y="0"/>
+                      <a:ext cx="5400040" cy="1430020"/>
+                    </a:xfrm>
+                    <a:prstGeom prst="rect">
+                      <a:avLst/>
+                    </a:prstGeom>
+                  </pic:spPr>
+                </pic:pic>
+              </a:graphicData>
+            </a:graphic>
+          </wp:inline>
+        </w:drawing>
+      </w:r>
+    </w:p>
+    <w:p>
+      <w:pPr>
+        <w:pStyle w:val="PargrafodaLista"/>
+        <w:ind w:left="1440"/>
+        <w:jc w:val="center"/>
+        <w:rPr>
+          <w:sz w:val="18"/>
+          <w:szCs w:val="18"/>
+        </w:rPr>
+      </w:pPr>
+      <w:r>
+        <w:rPr>
+          <w:sz w:val="18"/>
+          <w:szCs w:val="18"/>
+        </w:rPr>
+        <w:t>Figura</w:t>
+      </w:r>
+      <w:r>
+        <w:rPr>
+          <w:sz w:val="18"/>
+          <w:szCs w:val="18"/>
+        </w:rPr>
+        <w:t xml:space="preserve"> 4</w:t>
+      </w:r>
+      <w:r>
+        <w:rPr>
+          <w:sz w:val="18"/>
+          <w:szCs w:val="18"/>
+        </w:rPr>
+        <w:t>1</w:t>
+      </w:r>
+      <w:r>
+        <w:rPr>
+          <w:sz w:val="18"/>
+          <w:szCs w:val="18"/>
+        </w:rPr>
+        <w:t xml:space="preserve">: Gráfico da acurácia de </w:t>
+      </w:r>
+      <w:r>
+        <w:rPr>
+          <w:sz w:val="18"/>
+          <w:szCs w:val="18"/>
+        </w:rPr>
+        <w:t>validação</w:t>
+      </w:r>
+    </w:p>
+    <w:p>
+      <w:pPr>
+        <w:pStyle w:val="PargrafodaLista"/>
+        <w:ind w:left="708"/>
+        <w:jc w:val="center"/>
+      </w:pPr>
+      <w:r>
+        <w:drawing>
+          <wp:inline distT="0" distB="0" distL="0" distR="0" wp14:anchorId="5119814E" wp14:editId="724543B9">
+            <wp:extent cx="5400040" cy="2023110"/>
+            <wp:effectExtent l="0" t="0" r="0" b="0"/>
+            <wp:docPr id="515587425" name="Imagem 1"/>
+            <wp:cNvGraphicFramePr>
+              <a:graphicFrameLocks xmlns:a="http://schemas.openxmlformats.org/drawingml/2006/main" noChangeAspect="1"/>
+            </wp:cNvGraphicFramePr>
+            <a:graphic xmlns:a="http://schemas.openxmlformats.org/drawingml/2006/main">
+              <a:graphicData uri="http://schemas.openxmlformats.org/drawingml/2006/picture">
+                <pic:pic xmlns:pic="http://schemas.openxmlformats.org/drawingml/2006/picture">
+                  <pic:nvPicPr>
+                    <pic:cNvPr id="515587425" name=""/>
+                    <pic:cNvPicPr/>
+                  </pic:nvPicPr>
+                  <pic:blipFill>
+                    <a:blip r:embed="rId47"/>
+                    <a:stretch>
+                      <a:fillRect/>
+                    </a:stretch>
+                  </pic:blipFill>
+                  <pic:spPr>
+                    <a:xfrm>
+                      <a:off x="0" y="0"/>
+                      <a:ext cx="5400040" cy="2023110"/>
+                    </a:xfrm>
+                    <a:prstGeom prst="rect">
+                      <a:avLst/>
+                    </a:prstGeom>
+                  </pic:spPr>
+                </pic:pic>
+              </a:graphicData>
+            </a:graphic>
+          </wp:inline>
+        </w:drawing>
+      </w:r>
+    </w:p>
+    <w:p>
+      <w:pPr>
+        <w:pStyle w:val="PargrafodaLista"/>
+        <w:ind w:left="2160"/>
+        <w:jc w:val="both"/>
+      </w:pPr>
+    </w:p>
+    <w:p>
+      <w:pPr>
+        <w:pStyle w:val="PargrafodaLista"/>
+        <w:numPr>
+          <w:ilvl w:val="0"/>
+          <w:numId w:val="19"/>
+        </w:numPr>
+        <w:jc w:val="both"/>
+        <w:rPr>
+          <w:b/>
+          <w:bCs/>
+        </w:rPr>
+      </w:pPr>
+      <w:r>
+        <w:rPr>
+          <w:b/>
+          <w:bCs/>
+        </w:rPr>
+        <w:t>Impacto do Learning Rate</w:t>
+      </w:r>
+      <w:r>
+        <w:rPr>
+          <w:b/>
+          <w:bCs/>
+        </w:rPr>
+        <w:t xml:space="preserve"> </w:t>
+      </w:r>
+      <w:proofErr w:type="spellStart"/>
+      <w:r>
+        <w:rPr>
+          <w:b/>
+          <w:bCs/>
+        </w:rPr>
+        <w:t>Scheduler</w:t>
+      </w:r>
+      <w:proofErr w:type="spellEnd"/>
+    </w:p>
+    <w:p>
+      <w:pPr>
+        <w:pStyle w:val="PargrafodaLista"/>
+        <w:ind w:left="2160"/>
+        <w:jc w:val="both"/>
+      </w:pPr>
+      <w:r>
+        <w:t>Nas fases iniciais, o modelo apresenta ganhos mais rápidos</w:t>
+      </w:r>
+      <w:r>
+        <w:t>, conforme</w:t>
+      </w:r>
+      <w:r>
+        <w:t xml:space="preserve"> o </w:t>
+      </w:r>
+      <w:r>
+        <w:rPr>
+          <w:i/>
+          <w:iCs/>
+        </w:rPr>
+        <w:t>learning rate</w:t>
+      </w:r>
+      <w:r>
+        <w:t xml:space="preserve"> é reduzido, os ganhos tornam-se mais lentos, porém mais consistentes, caracterizando uma fase de refinamento fino dos pesos. </w:t>
+      </w:r>
+    </w:p>
+    <w:p>
+      <w:pPr>
+        <w:pStyle w:val="PargrafodaLista"/>
+        <w:ind w:left="2160"/>
+        <w:jc w:val="both"/>
+      </w:pPr>
+    </w:p>
+    <w:p>
+      <w:pPr>
+        <w:pStyle w:val="PargrafodaLista"/>
+        <w:numPr>
+          <w:ilvl w:val="1"/>
+          <w:numId w:val="19"/>
+        </w:numPr>
+        <w:jc w:val="both"/>
+        <w:rPr>
+          <w:color w:val="EE0000"/>
+        </w:rPr>
+      </w:pPr>
+      <w:r>
+        <w:t xml:space="preserve">Mesmo com taxas de aprendizado mais baixas, o modelo continua melhorando, o que indica que </w:t>
+      </w:r>
+      <w:r>
+        <w:rPr>
+          <w:u w:val="single"/>
+        </w:rPr>
+        <w:t>ainda há gradientes úteis sendo explorados e que o treinamento</w:t>
+      </w:r>
+      <w:r>
+        <w:t xml:space="preserve"> não foi interrompido prematuramente.</w:t>
+      </w:r>
+      <w:r>
+        <w:t xml:space="preserve"> </w:t>
+      </w:r>
+      <w:r>
+        <w:sym w:font="Wingdings" w:char="F0E0"/>
+      </w:r>
+      <w:r>
+        <w:t xml:space="preserve"> </w:t>
+      </w:r>
+      <w:r>
+        <w:rPr>
+          <w:color w:val="EE0000"/>
+        </w:rPr>
+        <w:t>Isso não indica que o LR não deve ser reduzido?</w:t>
+      </w:r>
+    </w:p>
+    <w:p>
+      <w:pPr>
+        <w:pStyle w:val="PargrafodaLista"/>
+        <w:ind w:left="2880"/>
+        <w:jc w:val="both"/>
+        <w:rPr>
+          <w:color w:val="EE0000"/>
+        </w:rPr>
+      </w:pPr>
+    </w:p>
+    <w:p>
+      <w:pPr>
+        <w:pStyle w:val="PargrafodaLista"/>
+        <w:numPr>
+          <w:ilvl w:val="0"/>
+          <w:numId w:val="19"/>
+        </w:numPr>
+        <w:jc w:val="both"/>
+        <w:rPr>
+          <w:b/>
+          <w:bCs/>
+        </w:rPr>
+      </w:pPr>
+      <w:r>
+        <w:rPr>
+          <w:b/>
+          <w:bCs/>
+        </w:rPr>
+        <w:t>Análise do limite de desempenho</w:t>
+      </w:r>
+    </w:p>
+    <w:p>
+      <w:pPr>
+        <w:pStyle w:val="PargrafodaLista"/>
+        <w:ind w:left="2160"/>
+        <w:jc w:val="both"/>
+      </w:pPr>
+      <w:r>
+        <w:t>Após aproximadamente 200 épocas, o treinamento entra em um regime de ganhos marginais, no qual as melhorias passam a ser pequenas e os valores de acurácia oscilam dentro de uma faixa estreita.</w:t>
+      </w:r>
+    </w:p>
+    <w:p>
+      <w:pPr>
+        <w:pStyle w:val="PargrafodaLista"/>
+        <w:ind w:left="1440"/>
+        <w:jc w:val="center"/>
+        <w:rPr>
+          <w:sz w:val="18"/>
+          <w:szCs w:val="18"/>
+        </w:rPr>
+      </w:pPr>
+    </w:p>
+    <w:p>
+      <w:pPr>
+        <w:pStyle w:val="PargrafodaLista"/>
+        <w:ind w:left="2124"/>
+        <w:jc w:val="center"/>
+        <w:rPr>
+          <w:sz w:val="18"/>
+          <w:szCs w:val="18"/>
+        </w:rPr>
+      </w:pPr>
+      <w:r>
+        <w:rPr>
+          <w:sz w:val="18"/>
+          <w:szCs w:val="18"/>
+        </w:rPr>
+        <w:t>Figura</w:t>
+      </w:r>
+      <w:r>
+        <w:rPr>
+          <w:sz w:val="18"/>
+          <w:szCs w:val="18"/>
+        </w:rPr>
+        <w:t xml:space="preserve"> 41: Gráfico d</w:t>
+      </w:r>
+      <w:r>
+        <w:rPr>
+          <w:sz w:val="18"/>
+          <w:szCs w:val="18"/>
+        </w:rPr>
+        <w:t>o learning rate</w:t>
+      </w:r>
+    </w:p>
+    <w:p>
+      <w:pPr>
+        <w:pStyle w:val="PargrafodaLista"/>
+        <w:ind w:left="2124"/>
+        <w:jc w:val="both"/>
+      </w:pPr>
+      <w:r>
+        <w:drawing>
+          <wp:inline distT="0" distB="0" distL="0" distR="0" wp14:anchorId="1EA4985F" wp14:editId="3B99D402">
+            <wp:extent cx="4071068" cy="1488832"/>
+            <wp:effectExtent l="0" t="0" r="5715" b="0"/>
+            <wp:docPr id="99022489" name="Imagem 1"/>
+            <wp:cNvGraphicFramePr>
+              <a:graphicFrameLocks xmlns:a="http://schemas.openxmlformats.org/drawingml/2006/main" noChangeAspect="1"/>
+            </wp:cNvGraphicFramePr>
+            <a:graphic xmlns:a="http://schemas.openxmlformats.org/drawingml/2006/main">
+              <a:graphicData uri="http://schemas.openxmlformats.org/drawingml/2006/picture">
+                <pic:pic xmlns:pic="http://schemas.openxmlformats.org/drawingml/2006/picture">
+                  <pic:nvPicPr>
+                    <pic:cNvPr id="99022489" name=""/>
+                    <pic:cNvPicPr/>
+                  </pic:nvPicPr>
+                  <pic:blipFill>
+                    <a:blip r:embed="rId48"/>
+                    <a:stretch>
+                      <a:fillRect/>
+                    </a:stretch>
+                  </pic:blipFill>
+                  <pic:spPr>
+                    <a:xfrm>
+                      <a:off x="0" y="0"/>
+                      <a:ext cx="4089303" cy="1495501"/>
+                    </a:xfrm>
+                    <a:prstGeom prst="rect">
+                      <a:avLst/>
+                    </a:prstGeom>
+                  </pic:spPr>
+                </pic:pic>
+              </a:graphicData>
+            </a:graphic>
+          </wp:inline>
+        </w:drawing>
+      </w:r>
+    </w:p>
+    <w:p>
+      <w:pPr>
+        <w:pStyle w:val="PargrafodaLista"/>
+        <w:numPr>
+          <w:ilvl w:val="1"/>
+          <w:numId w:val="19"/>
+        </w:numPr>
+        <w:jc w:val="both"/>
+      </w:pPr>
+      <w:r>
+        <w:lastRenderedPageBreak/>
+        <w:t xml:space="preserve">Esse comportamento sugere que o modelo se aproxima do </w:t>
+      </w:r>
+      <w:r>
+        <w:rPr>
+          <w:u w:val="single"/>
+        </w:rPr>
+        <w:t xml:space="preserve">limite de desempenho imposto pelo tamanho e pela variabilidade do </w:t>
+      </w:r>
+      <w:proofErr w:type="spellStart"/>
+      <w:r>
+        <w:rPr>
+          <w:u w:val="single"/>
+        </w:rPr>
+        <w:t>dataset</w:t>
+      </w:r>
+      <w:proofErr w:type="spellEnd"/>
+      <w:r>
+        <w:t>, bem como pelo número reduzido de classes.</w:t>
+      </w:r>
+      <w:r>
+        <w:t xml:space="preserve"> </w:t>
+      </w:r>
+      <w:r>
+        <w:sym w:font="Wingdings" w:char="F0E0"/>
+      </w:r>
+      <w:r>
+        <w:t xml:space="preserve"> </w:t>
+      </w:r>
+      <w:r>
+        <w:rPr>
+          <w:color w:val="EE0000"/>
+        </w:rPr>
+        <w:t>Mais épocas não mudariam esse cenário</w:t>
+      </w:r>
+      <w:r>
+        <w:rPr>
+          <w:color w:val="EE0000"/>
+        </w:rPr>
+        <w:t>?</w:t>
+      </w:r>
+    </w:p>
+    <w:p>
+      <w:pPr>
+        <w:pStyle w:val="PargrafodaLista"/>
+      </w:pPr>
+    </w:p>
+    <w:p>
+      <w:pPr>
+        <w:pStyle w:val="PargrafodaLista"/>
+        <w:numPr>
+          <w:ilvl w:val="0"/>
+          <w:numId w:val="19"/>
+        </w:numPr>
+      </w:pPr>
+      <w:r>
+        <w:rPr>
+          <w:b/>
+          <w:bCs/>
+        </w:rPr>
+        <w:t>Resultados</w:t>
+      </w:r>
+      <w:r>
+        <w:rPr>
+          <w:b/>
+          <w:bCs/>
+        </w:rPr>
+        <w:t xml:space="preserve"> obtidos</w:t>
+      </w:r>
+      <w:r>
+        <w:rPr>
+          <w:b/>
+          <w:bCs/>
+        </w:rPr>
+        <w:t>:</w:t>
+      </w:r>
+      <w:r>
+        <w:rPr>
+          <w:b/>
+          <w:bCs/>
+        </w:rPr>
+        <w:t xml:space="preserve"> </w:t>
+      </w:r>
+      <w:r>
+        <w:rPr>
+          <w:i/>
+          <w:iCs/>
+        </w:rPr>
+        <w:t>Os</w:t>
+      </w:r>
+      <w:r>
+        <w:rPr>
+          <w:b/>
+          <w:bCs/>
+          <w:i/>
+          <w:iCs/>
+        </w:rPr>
+        <w:t xml:space="preserve"> </w:t>
+      </w:r>
+      <w:r>
+        <w:rPr>
+          <w:i/>
+          <w:iCs/>
+          <w:color w:val="000000" w:themeColor="text1"/>
+        </w:rPr>
+        <w:t xml:space="preserve">Logs do </w:t>
+      </w:r>
+      <w:proofErr w:type="spellStart"/>
+      <w:r>
+        <w:rPr>
+          <w:i/>
+          <w:iCs/>
+          <w:color w:val="000000" w:themeColor="text1"/>
+        </w:rPr>
+        <w:t>Pycharm</w:t>
+      </w:r>
+      <w:proofErr w:type="spellEnd"/>
+      <w:r>
+        <w:rPr>
+          <w:i/>
+          <w:iCs/>
+          <w:color w:val="000000" w:themeColor="text1"/>
+        </w:rPr>
+        <w:t xml:space="preserve"> estão localizados em </w:t>
+      </w:r>
+      <w:r>
+        <w:rPr>
+          <w:i/>
+          <w:iCs/>
+        </w:rPr>
+        <w:t>"</w:t>
+      </w:r>
+      <w:r>
+        <w:rPr>
+          <w:i/>
+          <w:iCs/>
+        </w:rPr>
+        <w:t xml:space="preserve">\Projeto-Classificadores\Main_Project\ResNet50\Results\Experimento 5 - </w:t>
+      </w:r>
+      <w:proofErr w:type="spellStart"/>
+      <w:r>
+        <w:rPr>
+          <w:i/>
+          <w:iCs/>
+        </w:rPr>
+        <w:t>ResNet</w:t>
+      </w:r>
+      <w:proofErr w:type="spellEnd"/>
+      <w:r>
+        <w:rPr>
+          <w:i/>
+          <w:iCs/>
+        </w:rPr>
+        <w:t xml:space="preserve">\Experimento 5 - </w:t>
+      </w:r>
+      <w:proofErr w:type="spellStart"/>
+      <w:r>
+        <w:rPr>
+          <w:i/>
+          <w:iCs/>
+        </w:rPr>
+        <w:t>Pycharm</w:t>
+      </w:r>
+      <w:proofErr w:type="spellEnd"/>
+      <w:r>
+        <w:rPr>
+          <w:i/>
+          <w:iCs/>
+        </w:rPr>
+        <w:t xml:space="preserve"> LOG.txt"</w:t>
+      </w:r>
+    </w:p>
+    <w:p>
+      <w:pPr>
+        <w:pStyle w:val="PargrafodaLista"/>
+        <w:ind w:left="2160"/>
+        <w:jc w:val="both"/>
+      </w:pPr>
+    </w:p>
+    <w:p>
+      <w:pPr>
+        <w:pStyle w:val="PargrafodaLista"/>
+        <w:numPr>
+          <w:ilvl w:val="0"/>
+          <w:numId w:val="19"/>
+        </w:numPr>
+        <w:jc w:val="both"/>
+      </w:pPr>
+      <w:r>
+        <w:rPr>
+          <w:b/>
+          <w:bCs/>
+        </w:rPr>
+        <w:t>Conclusões:</w:t>
+      </w:r>
+      <w:r>
+        <w:t xml:space="preserve"> O</w:t>
+      </w:r>
+      <w:r>
+        <w:t xml:space="preserve"> experimento com 300 épocas confirma que a implementação da</w:t>
+      </w:r>
+      <w:r>
+        <w:t xml:space="preserve"> rede opera normalmente </w:t>
+      </w:r>
+      <w:r>
+        <w:t>e que o comportamento observado está alinhado com a teori</w:t>
+      </w:r>
+      <w:r>
+        <w:t>a</w:t>
+      </w:r>
+      <w:r>
+        <w:t>. Embora treinos tão longos não tragam ganhos substanciais em relação a treinos mais curtos, eles servem como uma validação importante da estabilidade e da fidelidade da implementação</w:t>
+      </w:r>
+      <w:r>
+        <w:t>.</w:t>
+      </w:r>
+    </w:p>
+    <w:p>
+      <w:pPr>
+        <w:pStyle w:val="PargrafodaLista"/>
+        <w:ind w:left="2880"/>
+        <w:jc w:val="both"/>
+      </w:pPr>
+    </w:p>
+    <w:p>
+      <w:pPr>
+        <w:pStyle w:val="PargrafodaLista"/>
+        <w:numPr>
+          <w:ilvl w:val="1"/>
+          <w:numId w:val="19"/>
+        </w:numPr>
+        <w:jc w:val="both"/>
+      </w:pPr>
+      <w:r>
+        <w:t xml:space="preserve">Como sugestão para os próximos experimentos, seria interessante treinar a rede com uma variação mais rasa da </w:t>
+      </w:r>
+      <w:proofErr w:type="spellStart"/>
+      <w:r>
+        <w:t>ResNet</w:t>
+      </w:r>
+      <w:proofErr w:type="spellEnd"/>
+      <w:r>
+        <w:t xml:space="preserve">, ou </w:t>
+      </w:r>
+      <w:proofErr w:type="spellStart"/>
+      <w:r>
+        <w:t>pré</w:t>
+      </w:r>
+      <w:proofErr w:type="spellEnd"/>
+      <w:r>
+        <w:t>-treinar a rede.</w:t>
+      </w:r>
+    </w:p>
+    <w:p>
+      <w:pPr>
+        <w:pStyle w:val="PargrafodaLista"/>
+        <w:jc w:val="both"/>
+        <w:rPr>
+          <w:b/>
+          <w:bCs/>
+        </w:rPr>
+      </w:pPr>
+    </w:p>
+    <w:p>
+      <w:pPr>
+        <w:pStyle w:val="PargrafodaLista"/>
+        <w:numPr>
+          <w:ilvl w:val="1"/>
+          <w:numId w:val="1"/>
+        </w:numPr>
+        <w:jc w:val="both"/>
+        <w:rPr>
+          <w:b/>
+          <w:bCs/>
+        </w:rPr>
+      </w:pPr>
+      <w:r>
+        <w:rPr>
+          <w:b/>
+          <w:bCs/>
+        </w:rPr>
+        <w:t xml:space="preserve">EXPERIMENTO </w:t>
+      </w:r>
+      <w:r>
+        <w:rPr>
+          <w:b/>
+          <w:bCs/>
+        </w:rPr>
+        <w:t>6</w:t>
+      </w:r>
+      <w:r>
+        <w:rPr>
+          <w:b/>
+          <w:bCs/>
+        </w:rPr>
+        <w:t xml:space="preserve"> (RESNET) – </w:t>
+      </w:r>
+      <w:r>
+        <w:rPr>
+          <w:b/>
+          <w:bCs/>
+        </w:rPr>
+        <w:t xml:space="preserve">TREINO COM </w:t>
+      </w:r>
+      <w:r>
+        <w:rPr>
+          <w:b/>
+          <w:bCs/>
+        </w:rPr>
+        <w:t>200</w:t>
+      </w:r>
+      <w:r>
+        <w:rPr>
+          <w:b/>
+          <w:bCs/>
+        </w:rPr>
+        <w:t xml:space="preserve"> </w:t>
+      </w:r>
+      <w:r>
+        <w:rPr>
+          <w:b/>
+          <w:bCs/>
+        </w:rPr>
+        <w:t>EM VARIAÇÃO RASA DA RESNET</w:t>
+      </w:r>
+    </w:p>
+    <w:p>
+      <w:pPr>
+        <w:ind w:left="1440"/>
+        <w:jc w:val="both"/>
+      </w:pPr>
+      <w:r>
+        <w:t xml:space="preserve">Este experimento </w:t>
+      </w:r>
+      <w:r>
+        <w:t xml:space="preserve">busca adequar a profundidade da rede com o tamanho do </w:t>
+      </w:r>
+      <w:proofErr w:type="spellStart"/>
+      <w:r>
+        <w:t>Dataset</w:t>
+      </w:r>
+      <w:proofErr w:type="spellEnd"/>
+      <w:r>
+        <w:t>, uma vez que</w:t>
+      </w:r>
+      <w:r>
+        <w:t xml:space="preserve"> </w:t>
+      </w:r>
+      <w:r>
+        <w:t>o treinamento de</w:t>
+      </w:r>
+      <w:r>
+        <w:t xml:space="preserve"> uma rede profunda, como </w:t>
+      </w:r>
+      <w:r>
+        <w:t>a</w:t>
+      </w:r>
+      <w:r>
+        <w:t xml:space="preserve"> ResNet-50, em uma base de dados pequena, </w:t>
+      </w:r>
+      <w:r>
+        <w:t>resulta em</w:t>
+      </w:r>
+      <w:r>
+        <w:t xml:space="preserve"> um descompasso entre a capacidade do modelo e a quantidade de informação disponível</w:t>
+      </w:r>
+      <w:r>
+        <w:t>, neste caso:</w:t>
+      </w:r>
+    </w:p>
+    <w:p>
+      <w:pPr>
+        <w:pStyle w:val="PargrafodaLista"/>
+        <w:numPr>
+          <w:ilvl w:val="0"/>
+          <w:numId w:val="20"/>
+        </w:numPr>
+        <w:jc w:val="both"/>
+      </w:pPr>
+      <w:r>
+        <w:t xml:space="preserve">Esse cenário leva naturalmente ao </w:t>
+      </w:r>
+      <w:proofErr w:type="spellStart"/>
+      <w:r>
+        <w:t>overfitting</w:t>
+      </w:r>
+      <w:proofErr w:type="spellEnd"/>
+      <w:r>
+        <w:t>, que é o comportamento mais característico nesse tipo de experimento.</w:t>
+      </w:r>
+    </w:p>
+    <w:p>
+      <w:pPr>
+        <w:pStyle w:val="PargrafodaLista"/>
+        <w:numPr>
+          <w:ilvl w:val="0"/>
+          <w:numId w:val="20"/>
+        </w:numPr>
+        <w:jc w:val="both"/>
+      </w:pPr>
+      <w:r>
+        <w:t>O</w:t>
+      </w:r>
+      <w:r>
+        <w:t xml:space="preserve"> processo de otimização também é afetado. Com poucos dados, o gradiente calculado a cada batch se torna um </w:t>
+      </w:r>
+      <w:r>
+        <w:rPr>
+          <w:u w:val="single"/>
+        </w:rPr>
+        <w:t>estimador ruidoso da função de perda real</w:t>
+      </w:r>
+      <w:r>
+        <w:t>, o que pode levar a oscilações, convergência prematura ou aprisionamento em mínimos locais pouco generalizáveis.</w:t>
+      </w:r>
+    </w:p>
+    <w:p>
+      <w:pPr>
+        <w:pStyle w:val="PargrafodaLista"/>
+        <w:numPr>
+          <w:ilvl w:val="0"/>
+          <w:numId w:val="20"/>
+        </w:numPr>
+        <w:jc w:val="both"/>
+      </w:pPr>
+      <w:r>
+        <w:t>Há</w:t>
+      </w:r>
+      <w:r>
+        <w:t xml:space="preserve"> um aspecto importante de </w:t>
+      </w:r>
+      <w:r>
+        <w:rPr>
+          <w:u w:val="single"/>
+        </w:rPr>
+        <w:t>ineficiência estatística</w:t>
+      </w:r>
+      <w:r>
+        <w:t>.</w:t>
+      </w:r>
+      <w:r>
+        <w:t xml:space="preserve"> </w:t>
+      </w:r>
+      <w:r>
+        <w:t>As</w:t>
+      </w:r>
+      <w:r>
+        <w:t xml:space="preserve"> arquiteturas profundas são desenhadas assumindo regimes de dados abundantes</w:t>
+      </w:r>
+      <w:r>
+        <w:t>,</w:t>
+      </w:r>
+      <w:r>
+        <w:t xml:space="preserve"> </w:t>
+      </w:r>
+      <w:r>
+        <w:t>q</w:t>
+      </w:r>
+      <w:r>
+        <w:t>uando usadas em bases pequenas, grande parte do potencial da rede é desperdiçado.</w:t>
+      </w:r>
+    </w:p>
+    <w:p>
+      <w:pPr>
+        <w:ind w:left="1416"/>
+        <w:jc w:val="both"/>
+      </w:pPr>
+      <w:r>
+        <w:t xml:space="preserve">Para este experimento foi selecionada a </w:t>
+      </w:r>
+      <w:proofErr w:type="spellStart"/>
+      <w:r>
+        <w:t>varição</w:t>
+      </w:r>
+      <w:proofErr w:type="spellEnd"/>
+      <w:r>
+        <w:t xml:space="preserve"> ResNet-18, por se apresentar como a escolha mais segura, uma vez que </w:t>
+      </w:r>
+      <w:r>
+        <w:t>apresenta um equilíbrio melhor entre capacidade do modelo e volume de dados. Enquanto a ResNet-50 possui cerca de 25 milhões de parâmetros, a ResNet-18 tem aproximadamente 11 milhões</w:t>
+      </w:r>
+      <w:r>
+        <w:t>.</w:t>
+      </w:r>
+    </w:p>
+    <w:p>
+      <w:pPr>
+        <w:pStyle w:val="PargrafodaLista"/>
+        <w:numPr>
+          <w:ilvl w:val="0"/>
+          <w:numId w:val="21"/>
+        </w:numPr>
+        <w:jc w:val="both"/>
+      </w:pPr>
+      <w:r>
+        <w:t>O</w:t>
+      </w:r>
+      <w:r>
+        <w:t xml:space="preserve"> modelo passa a ter menos graus de liberdade para “memorizar” o conjunto de treino. Na prática, isso significa que a rede é forçada a aprender padrões mais gerais e menos específicos ao </w:t>
+      </w:r>
+      <w:proofErr w:type="spellStart"/>
+      <w:r>
+        <w:t>dataset</w:t>
+      </w:r>
+      <w:proofErr w:type="spellEnd"/>
+      <w:r>
+        <w:t>.</w:t>
+      </w:r>
+    </w:p>
+    <w:p>
+      <w:pPr>
+        <w:pStyle w:val="PargrafodaLista"/>
+        <w:ind w:left="2849"/>
+        <w:jc w:val="both"/>
+      </w:pPr>
+    </w:p>
+    <w:p>
+      <w:pPr>
+        <w:pStyle w:val="PargrafodaLista"/>
+        <w:numPr>
+          <w:ilvl w:val="0"/>
+          <w:numId w:val="21"/>
+        </w:numPr>
+        <w:jc w:val="both"/>
+      </w:pPr>
+      <w:r>
+        <w:lastRenderedPageBreak/>
+        <w:t>Com uma ResNet-18, a profundidade menor faz com que praticamente todas as camadas contribuam de forma útil para o aprendizado, aumentando a eficiência estatística do modelo.</w:t>
+      </w:r>
+    </w:p>
+    <w:p>
+      <w:pPr>
+        <w:pStyle w:val="PargrafodaLista"/>
+        <w:numPr>
+          <w:ilvl w:val="0"/>
+          <w:numId w:val="21"/>
+        </w:numPr>
+        <w:jc w:val="both"/>
+      </w:pPr>
+      <w:r>
+        <w:t>Outro ponto crucial é que a ResNet-18 utiliza blocos residuais simples (</w:t>
+      </w:r>
+      <w:proofErr w:type="spellStart"/>
+      <w:r>
+        <w:t>basic</w:t>
+      </w:r>
+      <w:proofErr w:type="spellEnd"/>
+      <w:r>
+        <w:t xml:space="preserve"> </w:t>
+      </w:r>
+      <w:proofErr w:type="spellStart"/>
+      <w:r>
+        <w:t>blocks</w:t>
+      </w:r>
+      <w:proofErr w:type="spellEnd"/>
+      <w:r>
+        <w:t xml:space="preserve">) em vez de </w:t>
+      </w:r>
+      <w:proofErr w:type="spellStart"/>
+      <w:r>
+        <w:t>bottleneck</w:t>
+      </w:r>
+      <w:proofErr w:type="spellEnd"/>
+      <w:r>
+        <w:t xml:space="preserve"> </w:t>
+      </w:r>
+      <w:proofErr w:type="spellStart"/>
+      <w:r>
+        <w:t>blocks</w:t>
+      </w:r>
+      <w:proofErr w:type="spellEnd"/>
+      <w:r>
+        <w:t>. Esses blocos são estruturalmente mais simples, com menos convoluções por bloco, o que torna o aprendizado mais estável em regimes de poucos dados.</w:t>
+      </w:r>
+    </w:p>
+    <w:p>
+      <w:pPr>
+        <w:pStyle w:val="PargrafodaLista"/>
+        <w:ind w:left="1440"/>
+        <w:jc w:val="both"/>
+        <w:rPr>
+          <w:b/>
+          <w:bCs/>
+        </w:rPr>
+      </w:pPr>
+    </w:p>
+    <w:p>
+      <w:pPr>
+        <w:pStyle w:val="PargrafodaLista"/>
+        <w:ind w:left="1440"/>
+        <w:jc w:val="both"/>
+      </w:pPr>
+      <w:r>
+        <w:rPr>
+          <w:b/>
+          <w:bCs/>
+        </w:rPr>
+        <w:t xml:space="preserve">Observação: </w:t>
+      </w:r>
+      <w:r>
+        <w:t xml:space="preserve">A quantidade de épocas foi reduzida de 300 para </w:t>
+      </w:r>
+      <w:r>
+        <w:t>150</w:t>
+      </w:r>
+      <w:r>
+        <w:t xml:space="preserve"> uma vez que </w:t>
+      </w:r>
+      <w:r>
+        <w:t>as variações dos resultados se tornaram bem menos expressivas nessas épocas.</w:t>
+      </w:r>
+    </w:p>
+    <w:p>
+      <w:pPr>
+        <w:pStyle w:val="PargrafodaLista"/>
+        <w:ind w:left="1440"/>
+        <w:jc w:val="both"/>
+      </w:pPr>
+    </w:p>
+    <w:p>
+      <w:pPr>
+        <w:pStyle w:val="PargrafodaLista"/>
+        <w:numPr>
+          <w:ilvl w:val="0"/>
+          <w:numId w:val="19"/>
+        </w:numPr>
+        <w:jc w:val="both"/>
+        <w:rPr>
+          <w:b/>
+          <w:bCs/>
+        </w:rPr>
+      </w:pPr>
+      <w:r>
+        <w:rPr>
+          <w:b/>
+          <w:bCs/>
+        </w:rPr>
+        <w:t>Avaliação geral dos resultados</w:t>
       </w:r>
     </w:p>
     <w:sectPr>
@@ -11095,7 +15103,7 @@
         <v:path o:extrusionok="f" gradientshapeok="t" o:connecttype="rect"/>
         <o:lock v:ext="edit" aspectratio="t"/>
       </v:shapetype>
-      <v:shape id="_x0000_i1041" type="#_x0000_t75" style="width:693.1pt;height:487.7pt;visibility:visible;mso-wrap-style:square" o:bullet="t">
+      <v:shape id="_x0000_i1128" type="#_x0000_t75" style="width:693.1pt;height:487.7pt;visibility:visible;mso-wrap-style:square" o:bullet="t">
         <v:imagedata r:id="rId1" o:title="" croptop="19686f" cropbottom="43833f" cropleft="8606f" cropright="55951f"/>
       </v:shape>
     </w:pict>
@@ -11214,6 +15222,119 @@
     </w:lvl>
   </w:abstractNum>
   <w:abstractNum w:abstractNumId="1" w15:restartNumberingAfterBreak="0">
+    <w:nsid w:val="00D81655"/>
+    <w:multiLevelType w:val="hybridMultilevel"/>
+    <w:tmpl w:val="B74082E2"/>
+    <w:lvl w:ilvl="0" w:tplc="04160001">
+      <w:start w:val="1"/>
+      <w:numFmt w:val="bullet"/>
+      <w:lvlText w:val=""/>
+      <w:lvlJc w:val="left"/>
+      <w:pPr>
+        <w:ind w:left="2484" w:hanging="360"/>
+      </w:pPr>
+      <w:rPr>
+        <w:rFonts w:ascii="Symbol" w:hAnsi="Symbol" w:hint="default"/>
+      </w:rPr>
+    </w:lvl>
+    <w:lvl w:ilvl="1" w:tplc="04160003" w:tentative="1">
+      <w:start w:val="1"/>
+      <w:numFmt w:val="bullet"/>
+      <w:lvlText w:val="o"/>
+      <w:lvlJc w:val="left"/>
+      <w:pPr>
+        <w:ind w:left="3204" w:hanging="360"/>
+      </w:pPr>
+      <w:rPr>
+        <w:rFonts w:ascii="Courier New" w:hAnsi="Courier New" w:cs="Courier New" w:hint="default"/>
+      </w:rPr>
+    </w:lvl>
+    <w:lvl w:ilvl="2" w:tplc="04160005" w:tentative="1">
+      <w:start w:val="1"/>
+      <w:numFmt w:val="bullet"/>
+      <w:lvlText w:val=""/>
+      <w:lvlJc w:val="left"/>
+      <w:pPr>
+        <w:ind w:left="3924" w:hanging="360"/>
+      </w:pPr>
+      <w:rPr>
+        <w:rFonts w:ascii="Wingdings" w:hAnsi="Wingdings" w:hint="default"/>
+      </w:rPr>
+    </w:lvl>
+    <w:lvl w:ilvl="3" w:tplc="04160001" w:tentative="1">
+      <w:start w:val="1"/>
+      <w:numFmt w:val="bullet"/>
+      <w:lvlText w:val=""/>
+      <w:lvlJc w:val="left"/>
+      <w:pPr>
+        <w:ind w:left="4644" w:hanging="360"/>
+      </w:pPr>
+      <w:rPr>
+        <w:rFonts w:ascii="Symbol" w:hAnsi="Symbol" w:hint="default"/>
+      </w:rPr>
+    </w:lvl>
+    <w:lvl w:ilvl="4" w:tplc="04160003" w:tentative="1">
+      <w:start w:val="1"/>
+      <w:numFmt w:val="bullet"/>
+      <w:lvlText w:val="o"/>
+      <w:lvlJc w:val="left"/>
+      <w:pPr>
+        <w:ind w:left="5364" w:hanging="360"/>
+      </w:pPr>
+      <w:rPr>
+        <w:rFonts w:ascii="Courier New" w:hAnsi="Courier New" w:cs="Courier New" w:hint="default"/>
+      </w:rPr>
+    </w:lvl>
+    <w:lvl w:ilvl="5" w:tplc="04160005" w:tentative="1">
+      <w:start w:val="1"/>
+      <w:numFmt w:val="bullet"/>
+      <w:lvlText w:val=""/>
+      <w:lvlJc w:val="left"/>
+      <w:pPr>
+        <w:ind w:left="6084" w:hanging="360"/>
+      </w:pPr>
+      <w:rPr>
+        <w:rFonts w:ascii="Wingdings" w:hAnsi="Wingdings" w:hint="default"/>
+      </w:rPr>
+    </w:lvl>
+    <w:lvl w:ilvl="6" w:tplc="04160001" w:tentative="1">
+      <w:start w:val="1"/>
+      <w:numFmt w:val="bullet"/>
+      <w:lvlText w:val=""/>
+      <w:lvlJc w:val="left"/>
+      <w:pPr>
+        <w:ind w:left="6804" w:hanging="360"/>
+      </w:pPr>
+      <w:rPr>
+        <w:rFonts w:ascii="Symbol" w:hAnsi="Symbol" w:hint="default"/>
+      </w:rPr>
+    </w:lvl>
+    <w:lvl w:ilvl="7" w:tplc="04160003" w:tentative="1">
+      <w:start w:val="1"/>
+      <w:numFmt w:val="bullet"/>
+      <w:lvlText w:val="o"/>
+      <w:lvlJc w:val="left"/>
+      <w:pPr>
+        <w:ind w:left="7524" w:hanging="360"/>
+      </w:pPr>
+      <w:rPr>
+        <w:rFonts w:ascii="Courier New" w:hAnsi="Courier New" w:cs="Courier New" w:hint="default"/>
+      </w:rPr>
+    </w:lvl>
+    <w:lvl w:ilvl="8" w:tplc="04160005" w:tentative="1">
+      <w:start w:val="1"/>
+      <w:numFmt w:val="bullet"/>
+      <w:lvlText w:val=""/>
+      <w:lvlJc w:val="left"/>
+      <w:pPr>
+        <w:ind w:left="8244" w:hanging="360"/>
+      </w:pPr>
+      <w:rPr>
+        <w:rFonts w:ascii="Wingdings" w:hAnsi="Wingdings" w:hint="default"/>
+      </w:rPr>
+    </w:lvl>
+  </w:abstractNum>
+  <w:abstractNum w:abstractNumId="2" w15:restartNumberingAfterBreak="0">
     <w:nsid w:val="03E811B5"/>
     <w:multiLevelType w:val="hybridMultilevel"/>
     <w:tmpl w:val="EA16E35E"/>
@@ -11326,7 +15447,7 @@
       </w:rPr>
     </w:lvl>
   </w:abstractNum>
-  <w:abstractNum w:abstractNumId="2" w15:restartNumberingAfterBreak="0">
+  <w:abstractNum w:abstractNumId="3" w15:restartNumberingAfterBreak="0">
     <w:nsid w:val="03FF0D00"/>
     <w:multiLevelType w:val="hybridMultilevel"/>
     <w:tmpl w:val="486CDCAC"/>
@@ -11439,7 +15560,120 @@
       </w:rPr>
     </w:lvl>
   </w:abstractNum>
-  <w:abstractNum w:abstractNumId="3" w15:restartNumberingAfterBreak="0">
+  <w:abstractNum w:abstractNumId="4" w15:restartNumberingAfterBreak="0">
+    <w:nsid w:val="0544280F"/>
+    <w:multiLevelType w:val="hybridMultilevel"/>
+    <w:tmpl w:val="243EB65E"/>
+    <w:lvl w:ilvl="0" w:tplc="04160003">
+      <w:start w:val="1"/>
+      <w:numFmt w:val="bullet"/>
+      <w:lvlText w:val="o"/>
+      <w:lvlJc w:val="left"/>
+      <w:pPr>
+        <w:ind w:left="2849" w:hanging="360"/>
+      </w:pPr>
+      <w:rPr>
+        <w:rFonts w:ascii="Courier New" w:hAnsi="Courier New" w:cs="Courier New" w:hint="default"/>
+      </w:rPr>
+    </w:lvl>
+    <w:lvl w:ilvl="1" w:tplc="04160003" w:tentative="1">
+      <w:start w:val="1"/>
+      <w:numFmt w:val="bullet"/>
+      <w:lvlText w:val="o"/>
+      <w:lvlJc w:val="left"/>
+      <w:pPr>
+        <w:ind w:left="3569" w:hanging="360"/>
+      </w:pPr>
+      <w:rPr>
+        <w:rFonts w:ascii="Courier New" w:hAnsi="Courier New" w:cs="Courier New" w:hint="default"/>
+      </w:rPr>
+    </w:lvl>
+    <w:lvl w:ilvl="2" w:tplc="04160005" w:tentative="1">
+      <w:start w:val="1"/>
+      <w:numFmt w:val="bullet"/>
+      <w:lvlText w:val=""/>
+      <w:lvlJc w:val="left"/>
+      <w:pPr>
+        <w:ind w:left="4289" w:hanging="360"/>
+      </w:pPr>
+      <w:rPr>
+        <w:rFonts w:ascii="Wingdings" w:hAnsi="Wingdings" w:hint="default"/>
+      </w:rPr>
+    </w:lvl>
+    <w:lvl w:ilvl="3" w:tplc="04160001" w:tentative="1">
+      <w:start w:val="1"/>
+      <w:numFmt w:val="bullet"/>
+      <w:lvlText w:val=""/>
+      <w:lvlJc w:val="left"/>
+      <w:pPr>
+        <w:ind w:left="5009" w:hanging="360"/>
+      </w:pPr>
+      <w:rPr>
+        <w:rFonts w:ascii="Symbol" w:hAnsi="Symbol" w:hint="default"/>
+      </w:rPr>
+    </w:lvl>
+    <w:lvl w:ilvl="4" w:tplc="04160003" w:tentative="1">
+      <w:start w:val="1"/>
+      <w:numFmt w:val="bullet"/>
+      <w:lvlText w:val="o"/>
+      <w:lvlJc w:val="left"/>
+      <w:pPr>
+        <w:ind w:left="5729" w:hanging="360"/>
+      </w:pPr>
+      <w:rPr>
+        <w:rFonts w:ascii="Courier New" w:hAnsi="Courier New" w:cs="Courier New" w:hint="default"/>
+      </w:rPr>
+    </w:lvl>
+    <w:lvl w:ilvl="5" w:tplc="04160005" w:tentative="1">
+      <w:start w:val="1"/>
+      <w:numFmt w:val="bullet"/>
+      <w:lvlText w:val=""/>
+      <w:lvlJc w:val="left"/>
+      <w:pPr>
+        <w:ind w:left="6449" w:hanging="360"/>
+      </w:pPr>
+      <w:rPr>
+        <w:rFonts w:ascii="Wingdings" w:hAnsi="Wingdings" w:hint="default"/>
+      </w:rPr>
+    </w:lvl>
+    <w:lvl w:ilvl="6" w:tplc="04160001" w:tentative="1">
+      <w:start w:val="1"/>
+      <w:numFmt w:val="bullet"/>
+      <w:lvlText w:val=""/>
+      <w:lvlJc w:val="left"/>
+      <w:pPr>
+        <w:ind w:left="7169" w:hanging="360"/>
+      </w:pPr>
+      <w:rPr>
+        <w:rFonts w:ascii="Symbol" w:hAnsi="Symbol" w:hint="default"/>
+      </w:rPr>
+    </w:lvl>
+    <w:lvl w:ilvl="7" w:tplc="04160003" w:tentative="1">
+      <w:start w:val="1"/>
+      <w:numFmt w:val="bullet"/>
+      <w:lvlText w:val="o"/>
+      <w:lvlJc w:val="left"/>
+      <w:pPr>
+        <w:ind w:left="7889" w:hanging="360"/>
+      </w:pPr>
+      <w:rPr>
+        <w:rFonts w:ascii="Courier New" w:hAnsi="Courier New" w:cs="Courier New" w:hint="default"/>
+      </w:rPr>
+    </w:lvl>
+    <w:lvl w:ilvl="8" w:tplc="04160005" w:tentative="1">
+      <w:start w:val="1"/>
+      <w:numFmt w:val="bullet"/>
+      <w:lvlText w:val=""/>
+      <w:lvlJc w:val="left"/>
+      <w:pPr>
+        <w:ind w:left="8609" w:hanging="360"/>
+      </w:pPr>
+      <w:rPr>
+        <w:rFonts w:ascii="Wingdings" w:hAnsi="Wingdings" w:hint="default"/>
+      </w:rPr>
+    </w:lvl>
+  </w:abstractNum>
+  <w:abstractNum w:abstractNumId="5" w15:restartNumberingAfterBreak="0">
     <w:nsid w:val="12F86942"/>
     <w:multiLevelType w:val="hybridMultilevel"/>
     <w:tmpl w:val="AFFE58F4"/>
@@ -11552,7 +15786,7 @@
       </w:rPr>
     </w:lvl>
   </w:abstractNum>
-  <w:abstractNum w:abstractNumId="4" w15:restartNumberingAfterBreak="0">
+  <w:abstractNum w:abstractNumId="6" w15:restartNumberingAfterBreak="0">
     <w:nsid w:val="18733470"/>
     <w:multiLevelType w:val="hybridMultilevel"/>
     <w:tmpl w:val="8FF8C14C"/>
@@ -11665,7 +15899,7 @@
       </w:rPr>
     </w:lvl>
   </w:abstractNum>
-  <w:abstractNum w:abstractNumId="5" w15:restartNumberingAfterBreak="0">
+  <w:abstractNum w:abstractNumId="7" w15:restartNumberingAfterBreak="0">
     <w:nsid w:val="199E656B"/>
     <w:multiLevelType w:val="hybridMultilevel"/>
     <w:tmpl w:val="1478BA84"/>
@@ -11778,7 +16012,7 @@
       </w:rPr>
     </w:lvl>
   </w:abstractNum>
-  <w:abstractNum w:abstractNumId="6" w15:restartNumberingAfterBreak="0">
+  <w:abstractNum w:abstractNumId="8" w15:restartNumberingAfterBreak="0">
     <w:nsid w:val="1BE3798F"/>
     <w:multiLevelType w:val="hybridMultilevel"/>
     <w:tmpl w:val="498C011C"/>
@@ -11891,7 +16125,7 @@
       </w:rPr>
     </w:lvl>
   </w:abstractNum>
-  <w:abstractNum w:abstractNumId="7" w15:restartNumberingAfterBreak="0">
+  <w:abstractNum w:abstractNumId="9" w15:restartNumberingAfterBreak="0">
     <w:nsid w:val="257F3AFD"/>
     <w:multiLevelType w:val="hybridMultilevel"/>
     <w:tmpl w:val="1EC031A0"/>
@@ -12004,7 +16238,7 @@
       </w:rPr>
     </w:lvl>
   </w:abstractNum>
-  <w:abstractNum w:abstractNumId="8" w15:restartNumberingAfterBreak="0">
+  <w:abstractNum w:abstractNumId="10" w15:restartNumberingAfterBreak="0">
     <w:nsid w:val="266A6226"/>
     <w:multiLevelType w:val="hybridMultilevel"/>
     <w:tmpl w:val="56660C70"/>
@@ -12117,7 +16351,7 @@
       </w:rPr>
     </w:lvl>
   </w:abstractNum>
-  <w:abstractNum w:abstractNumId="9" w15:restartNumberingAfterBreak="0">
+  <w:abstractNum w:abstractNumId="11" w15:restartNumberingAfterBreak="0">
     <w:nsid w:val="29B241C9"/>
     <w:multiLevelType w:val="hybridMultilevel"/>
     <w:tmpl w:val="0968580C"/>
@@ -12230,7 +16464,7 @@
       </w:rPr>
     </w:lvl>
   </w:abstractNum>
-  <w:abstractNum w:abstractNumId="10" w15:restartNumberingAfterBreak="0">
+  <w:abstractNum w:abstractNumId="12" w15:restartNumberingAfterBreak="0">
     <w:nsid w:val="306B2EE5"/>
     <w:multiLevelType w:val="hybridMultilevel"/>
     <w:tmpl w:val="C4568E5A"/>
@@ -12343,7 +16577,7 @@
       </w:rPr>
     </w:lvl>
   </w:abstractNum>
-  <w:abstractNum w:abstractNumId="11" w15:restartNumberingAfterBreak="0">
+  <w:abstractNum w:abstractNumId="13" w15:restartNumberingAfterBreak="0">
     <w:nsid w:val="435C54D2"/>
     <w:multiLevelType w:val="hybridMultilevel"/>
     <w:tmpl w:val="AC84C2FE"/>
@@ -12431,7 +16665,120 @@
       </w:pPr>
     </w:lvl>
   </w:abstractNum>
-  <w:abstractNum w:abstractNumId="12" w15:restartNumberingAfterBreak="0">
+  <w:abstractNum w:abstractNumId="14" w15:restartNumberingAfterBreak="0">
+    <w:nsid w:val="4E491E67"/>
+    <w:multiLevelType w:val="hybridMultilevel"/>
+    <w:tmpl w:val="D5907D9A"/>
+    <w:lvl w:ilvl="0" w:tplc="04160001">
+      <w:start w:val="1"/>
+      <w:numFmt w:val="bullet"/>
+      <w:lvlText w:val=""/>
+      <w:lvlJc w:val="left"/>
+      <w:pPr>
+        <w:ind w:left="2160" w:hanging="360"/>
+      </w:pPr>
+      <w:rPr>
+        <w:rFonts w:ascii="Symbol" w:hAnsi="Symbol" w:hint="default"/>
+      </w:rPr>
+    </w:lvl>
+    <w:lvl w:ilvl="1" w:tplc="04160003">
+      <w:start w:val="1"/>
+      <w:numFmt w:val="bullet"/>
+      <w:lvlText w:val="o"/>
+      <w:lvlJc w:val="left"/>
+      <w:pPr>
+        <w:ind w:left="2880" w:hanging="360"/>
+      </w:pPr>
+      <w:rPr>
+        <w:rFonts w:ascii="Courier New" w:hAnsi="Courier New" w:cs="Courier New" w:hint="default"/>
+      </w:rPr>
+    </w:lvl>
+    <w:lvl w:ilvl="2" w:tplc="04160005">
+      <w:start w:val="1"/>
+      <w:numFmt w:val="bullet"/>
+      <w:lvlText w:val=""/>
+      <w:lvlJc w:val="left"/>
+      <w:pPr>
+        <w:ind w:left="3600" w:hanging="360"/>
+      </w:pPr>
+      <w:rPr>
+        <w:rFonts w:ascii="Wingdings" w:hAnsi="Wingdings" w:hint="default"/>
+      </w:rPr>
+    </w:lvl>
+    <w:lvl w:ilvl="3" w:tplc="04160001" w:tentative="1">
+      <w:start w:val="1"/>
+      <w:numFmt w:val="bullet"/>
+      <w:lvlText w:val=""/>
+      <w:lvlJc w:val="left"/>
+      <w:pPr>
+        <w:ind w:left="4320" w:hanging="360"/>
+      </w:pPr>
+      <w:rPr>
+        <w:rFonts w:ascii="Symbol" w:hAnsi="Symbol" w:hint="default"/>
+      </w:rPr>
+    </w:lvl>
+    <w:lvl w:ilvl="4" w:tplc="04160003" w:tentative="1">
+      <w:start w:val="1"/>
+      <w:numFmt w:val="bullet"/>
+      <w:lvlText w:val="o"/>
+      <w:lvlJc w:val="left"/>
+      <w:pPr>
+        <w:ind w:left="5040" w:hanging="360"/>
+      </w:pPr>
+      <w:rPr>
+        <w:rFonts w:ascii="Courier New" w:hAnsi="Courier New" w:cs="Courier New" w:hint="default"/>
+      </w:rPr>
+    </w:lvl>
+    <w:lvl w:ilvl="5" w:tplc="04160005" w:tentative="1">
+      <w:start w:val="1"/>
+      <w:numFmt w:val="bullet"/>
+      <w:lvlText w:val=""/>
+      <w:lvlJc w:val="left"/>
+      <w:pPr>
+        <w:ind w:left="5760" w:hanging="360"/>
+      </w:pPr>
+      <w:rPr>
+        <w:rFonts w:ascii="Wingdings" w:hAnsi="Wingdings" w:hint="default"/>
+      </w:rPr>
+    </w:lvl>
+    <w:lvl w:ilvl="6" w:tplc="04160001" w:tentative="1">
+      <w:start w:val="1"/>
+      <w:numFmt w:val="bullet"/>
+      <w:lvlText w:val=""/>
+      <w:lvlJc w:val="left"/>
+      <w:pPr>
+        <w:ind w:left="6480" w:hanging="360"/>
+      </w:pPr>
+      <w:rPr>
+        <w:rFonts w:ascii="Symbol" w:hAnsi="Symbol" w:hint="default"/>
+      </w:rPr>
+    </w:lvl>
+    <w:lvl w:ilvl="7" w:tplc="04160003" w:tentative="1">
+      <w:start w:val="1"/>
+      <w:numFmt w:val="bullet"/>
+      <w:lvlText w:val="o"/>
+      <w:lvlJc w:val="left"/>
+      <w:pPr>
+        <w:ind w:left="7200" w:hanging="360"/>
+      </w:pPr>
+      <w:rPr>
+        <w:rFonts w:ascii="Courier New" w:hAnsi="Courier New" w:cs="Courier New" w:hint="default"/>
+      </w:rPr>
+    </w:lvl>
+    <w:lvl w:ilvl="8" w:tplc="04160005" w:tentative="1">
+      <w:start w:val="1"/>
+      <w:numFmt w:val="bullet"/>
+      <w:lvlText w:val=""/>
+      <w:lvlJc w:val="left"/>
+      <w:pPr>
+        <w:ind w:left="7920" w:hanging="360"/>
+      </w:pPr>
+      <w:rPr>
+        <w:rFonts w:ascii="Wingdings" w:hAnsi="Wingdings" w:hint="default"/>
+      </w:rPr>
+    </w:lvl>
+  </w:abstractNum>
+  <w:abstractNum w:abstractNumId="15" w15:restartNumberingAfterBreak="0">
     <w:nsid w:val="572156B3"/>
     <w:multiLevelType w:val="hybridMultilevel"/>
     <w:tmpl w:val="BA2471CE"/>
@@ -12544,7 +16891,7 @@
       </w:rPr>
     </w:lvl>
   </w:abstractNum>
-  <w:abstractNum w:abstractNumId="13" w15:restartNumberingAfterBreak="0">
+  <w:abstractNum w:abstractNumId="16" w15:restartNumberingAfterBreak="0">
     <w:nsid w:val="5C1E465F"/>
     <w:multiLevelType w:val="hybridMultilevel"/>
     <w:tmpl w:val="CC70734E"/>
@@ -12657,7 +17004,7 @@
       </w:rPr>
     </w:lvl>
   </w:abstractNum>
-  <w:abstractNum w:abstractNumId="14" w15:restartNumberingAfterBreak="0">
+  <w:abstractNum w:abstractNumId="17" w15:restartNumberingAfterBreak="0">
     <w:nsid w:val="613B7216"/>
     <w:multiLevelType w:val="hybridMultilevel"/>
     <w:tmpl w:val="6C2069C4"/>
@@ -12749,7 +17096,7 @@
       </w:pPr>
     </w:lvl>
   </w:abstractNum>
-  <w:abstractNum w:abstractNumId="15" w15:restartNumberingAfterBreak="0">
+  <w:abstractNum w:abstractNumId="18" w15:restartNumberingAfterBreak="0">
     <w:nsid w:val="66301293"/>
     <w:multiLevelType w:val="hybridMultilevel"/>
     <w:tmpl w:val="2A7C4AA2"/>
@@ -12862,7 +17209,7 @@
       </w:rPr>
     </w:lvl>
   </w:abstractNum>
-  <w:abstractNum w:abstractNumId="16" w15:restartNumberingAfterBreak="0">
+  <w:abstractNum w:abstractNumId="19" w15:restartNumberingAfterBreak="0">
     <w:nsid w:val="785D5530"/>
     <w:multiLevelType w:val="hybridMultilevel"/>
     <w:tmpl w:val="B5BC727C"/>
@@ -12975,7 +17322,7 @@
       </w:rPr>
     </w:lvl>
   </w:abstractNum>
-  <w:abstractNum w:abstractNumId="17" w15:restartNumberingAfterBreak="0">
+  <w:abstractNum w:abstractNumId="20" w15:restartNumberingAfterBreak="0">
     <w:nsid w:val="7D075251"/>
     <w:multiLevelType w:val="hybridMultilevel"/>
     <w:tmpl w:val="DE3E8316"/>
@@ -13088,59 +17435,184 @@
       </w:rPr>
     </w:lvl>
   </w:abstractNum>
+  <w:abstractNum w:abstractNumId="21" w15:restartNumberingAfterBreak="0">
+    <w:nsid w:val="7FD31BE5"/>
+    <w:multiLevelType w:val="hybridMultilevel"/>
+    <w:tmpl w:val="A54CCE82"/>
+    <w:lvl w:ilvl="0" w:tplc="04160003">
+      <w:start w:val="1"/>
+      <w:numFmt w:val="bullet"/>
+      <w:lvlText w:val="o"/>
+      <w:lvlJc w:val="left"/>
+      <w:pPr>
+        <w:ind w:left="2849" w:hanging="360"/>
+      </w:pPr>
+      <w:rPr>
+        <w:rFonts w:ascii="Courier New" w:hAnsi="Courier New" w:cs="Courier New" w:hint="default"/>
+      </w:rPr>
+    </w:lvl>
+    <w:lvl w:ilvl="1" w:tplc="04160003" w:tentative="1">
+      <w:start w:val="1"/>
+      <w:numFmt w:val="bullet"/>
+      <w:lvlText w:val="o"/>
+      <w:lvlJc w:val="left"/>
+      <w:pPr>
+        <w:ind w:left="3569" w:hanging="360"/>
+      </w:pPr>
+      <w:rPr>
+        <w:rFonts w:ascii="Courier New" w:hAnsi="Courier New" w:cs="Courier New" w:hint="default"/>
+      </w:rPr>
+    </w:lvl>
+    <w:lvl w:ilvl="2" w:tplc="04160005" w:tentative="1">
+      <w:start w:val="1"/>
+      <w:numFmt w:val="bullet"/>
+      <w:lvlText w:val=""/>
+      <w:lvlJc w:val="left"/>
+      <w:pPr>
+        <w:ind w:left="4289" w:hanging="360"/>
+      </w:pPr>
+      <w:rPr>
+        <w:rFonts w:ascii="Wingdings" w:hAnsi="Wingdings" w:hint="default"/>
+      </w:rPr>
+    </w:lvl>
+    <w:lvl w:ilvl="3" w:tplc="04160001" w:tentative="1">
+      <w:start w:val="1"/>
+      <w:numFmt w:val="bullet"/>
+      <w:lvlText w:val=""/>
+      <w:lvlJc w:val="left"/>
+      <w:pPr>
+        <w:ind w:left="5009" w:hanging="360"/>
+      </w:pPr>
+      <w:rPr>
+        <w:rFonts w:ascii="Symbol" w:hAnsi="Symbol" w:hint="default"/>
+      </w:rPr>
+    </w:lvl>
+    <w:lvl w:ilvl="4" w:tplc="04160003" w:tentative="1">
+      <w:start w:val="1"/>
+      <w:numFmt w:val="bullet"/>
+      <w:lvlText w:val="o"/>
+      <w:lvlJc w:val="left"/>
+      <w:pPr>
+        <w:ind w:left="5729" w:hanging="360"/>
+      </w:pPr>
+      <w:rPr>
+        <w:rFonts w:ascii="Courier New" w:hAnsi="Courier New" w:cs="Courier New" w:hint="default"/>
+      </w:rPr>
+    </w:lvl>
+    <w:lvl w:ilvl="5" w:tplc="04160005" w:tentative="1">
+      <w:start w:val="1"/>
+      <w:numFmt w:val="bullet"/>
+      <w:lvlText w:val=""/>
+      <w:lvlJc w:val="left"/>
+      <w:pPr>
+        <w:ind w:left="6449" w:hanging="360"/>
+      </w:pPr>
+      <w:rPr>
+        <w:rFonts w:ascii="Wingdings" w:hAnsi="Wingdings" w:hint="default"/>
+      </w:rPr>
+    </w:lvl>
+    <w:lvl w:ilvl="6" w:tplc="04160001" w:tentative="1">
+      <w:start w:val="1"/>
+      <w:numFmt w:val="bullet"/>
+      <w:lvlText w:val=""/>
+      <w:lvlJc w:val="left"/>
+      <w:pPr>
+        <w:ind w:left="7169" w:hanging="360"/>
+      </w:pPr>
+      <w:rPr>
+        <w:rFonts w:ascii="Symbol" w:hAnsi="Symbol" w:hint="default"/>
+      </w:rPr>
+    </w:lvl>
+    <w:lvl w:ilvl="7" w:tplc="04160003" w:tentative="1">
+      <w:start w:val="1"/>
+      <w:numFmt w:val="bullet"/>
+      <w:lvlText w:val="o"/>
+      <w:lvlJc w:val="left"/>
+      <w:pPr>
+        <w:ind w:left="7889" w:hanging="360"/>
+      </w:pPr>
+      <w:rPr>
+        <w:rFonts w:ascii="Courier New" w:hAnsi="Courier New" w:cs="Courier New" w:hint="default"/>
+      </w:rPr>
+    </w:lvl>
+    <w:lvl w:ilvl="8" w:tplc="04160005" w:tentative="1">
+      <w:start w:val="1"/>
+      <w:numFmt w:val="bullet"/>
+      <w:lvlText w:val=""/>
+      <w:lvlJc w:val="left"/>
+      <w:pPr>
+        <w:ind w:left="8609" w:hanging="360"/>
+      </w:pPr>
+      <w:rPr>
+        <w:rFonts w:ascii="Wingdings" w:hAnsi="Wingdings" w:hint="default"/>
+      </w:rPr>
+    </w:lvl>
+  </w:abstractNum>
   <w:num w:numId="1" w16cid:durableId="231621070">
-    <w:abstractNumId w:val="11"/>
+    <w:abstractNumId w:val="13"/>
   </w:num>
   <w:num w:numId="2" w16cid:durableId="494537868">
-    <w:abstractNumId w:val="4"/>
+    <w:abstractNumId w:val="6"/>
   </w:num>
   <w:num w:numId="3" w16cid:durableId="555967944">
-    <w:abstractNumId w:val="16"/>
+    <w:abstractNumId w:val="19"/>
   </w:num>
   <w:num w:numId="4" w16cid:durableId="975720977">
-    <w:abstractNumId w:val="8"/>
+    <w:abstractNumId w:val="10"/>
   </w:num>
   <w:num w:numId="5" w16cid:durableId="1419063285">
-    <w:abstractNumId w:val="1"/>
+    <w:abstractNumId w:val="2"/>
   </w:num>
   <w:num w:numId="6" w16cid:durableId="1947691180">
-    <w:abstractNumId w:val="14"/>
+    <w:abstractNumId w:val="17"/>
   </w:num>
   <w:num w:numId="7" w16cid:durableId="543980649">
-    <w:abstractNumId w:val="7"/>
+    <w:abstractNumId w:val="9"/>
   </w:num>
   <w:num w:numId="8" w16cid:durableId="523710046">
     <w:abstractNumId w:val="0"/>
   </w:num>
   <w:num w:numId="9" w16cid:durableId="736512136">
+    <w:abstractNumId w:val="15"/>
+  </w:num>
+  <w:num w:numId="10" w16cid:durableId="1832524834">
+    <w:abstractNumId w:val="20"/>
+  </w:num>
+  <w:num w:numId="11" w16cid:durableId="1122117184">
     <w:abstractNumId w:val="12"/>
   </w:num>
-  <w:num w:numId="10" w16cid:durableId="1832524834">
-    <w:abstractNumId w:val="17"/>
+  <w:num w:numId="12" w16cid:durableId="2133136465">
+    <w:abstractNumId w:val="5"/>
   </w:num>
-  <w:num w:numId="11" w16cid:durableId="1122117184">
-    <w:abstractNumId w:val="10"/>
+  <w:num w:numId="13" w16cid:durableId="1067458539">
+    <w:abstractNumId w:val="11"/>
   </w:num>
-  <w:num w:numId="12" w16cid:durableId="2133136465">
+  <w:num w:numId="14" w16cid:durableId="1593928561">
     <w:abstractNumId w:val="3"/>
   </w:num>
-  <w:num w:numId="13" w16cid:durableId="1067458539">
-    <w:abstractNumId w:val="9"/>
-  </w:num>
-  <w:num w:numId="14" w16cid:durableId="1593928561">
-    <w:abstractNumId w:val="2"/>
-  </w:num>
   <w:num w:numId="15" w16cid:durableId="1046374455">
-    <w:abstractNumId w:val="15"/>
+    <w:abstractNumId w:val="18"/>
   </w:num>
   <w:num w:numId="16" w16cid:durableId="1399130606">
-    <w:abstractNumId w:val="5"/>
+    <w:abstractNumId w:val="7"/>
   </w:num>
   <w:num w:numId="17" w16cid:durableId="279843836">
-    <w:abstractNumId w:val="13"/>
+    <w:abstractNumId w:val="16"/>
   </w:num>
   <w:num w:numId="18" w16cid:durableId="1173257668">
-    <w:abstractNumId w:val="6"/>
+    <w:abstractNumId w:val="8"/>
+  </w:num>
+  <w:num w:numId="19" w16cid:durableId="1573469366">
+    <w:abstractNumId w:val="14"/>
+  </w:num>
+  <w:num w:numId="20" w16cid:durableId="1306812659">
+    <w:abstractNumId w:val="4"/>
+  </w:num>
+  <w:num w:numId="21" w16cid:durableId="655647183">
+    <w:abstractNumId w:val="21"/>
+  </w:num>
+  <w:num w:numId="22" w16cid:durableId="915549673">
+    <w:abstractNumId w:val="1"/>
   </w:num>
 </w:numbering>
 </file>

--- a/Documentation/Documentacao Unificada de Experimentos.docx
+++ b/Documentation/Documentacao Unificada de Experimentos.docx
@@ -602,6 +602,9 @@
           <w:numId w:val="2"/>
         </w:numPr>
         <w:jc w:val="both"/>
+        <w:rPr>
+          <w:lang w:val="en-US"/>
+        </w:rPr>
       </w:pPr>
       <w:proofErr w:type="spellStart"/>
       <w:r>
@@ -668,47 +671,41 @@
       </w:r>
       <w:proofErr w:type="spellEnd"/>
       <w:r>
-        <w:t xml:space="preserve">. O artigo usa um </w:t>
-      </w:r>
-      <w:proofErr w:type="spellStart"/>
-      <w:r>
-        <w:t>learnable</w:t>
-      </w:r>
-      <w:proofErr w:type="spellEnd"/>
-      <w:r>
+        <w:t xml:space="preserve">. </w:t>
+      </w:r>
+      <w:r>
+        <w:rPr>
+          <w:lang w:val="en-US"/>
+        </w:rPr>
+        <w:t xml:space="preserve">O </w:t>
+      </w:r>
+      <w:proofErr w:type="spellStart"/>
+      <w:r>
+        <w:rPr>
+          <w:lang w:val="en-US"/>
+        </w:rPr>
+        <w:t>artigo</w:t>
+      </w:r>
+      <w:proofErr w:type="spellEnd"/>
+      <w:r>
+        <w:rPr>
+          <w:lang w:val="en-US"/>
+        </w:rPr>
         <w:t xml:space="preserve"> </w:t>
       </w:r>
       <w:proofErr w:type="spellStart"/>
       <w:r>
-        <w:t>class</w:t>
-      </w:r>
-      <w:proofErr w:type="spellEnd"/>
-      <w:r>
-        <w:t xml:space="preserve"> token e </w:t>
-      </w:r>
-      <w:proofErr w:type="spellStart"/>
-      <w:r>
-        <w:t>learnable</w:t>
-      </w:r>
-      <w:proofErr w:type="spellEnd"/>
-      <w:r>
-        <w:t xml:space="preserve"> </w:t>
-      </w:r>
-      <w:proofErr w:type="spellStart"/>
-      <w:r>
-        <w:t>positional</w:t>
-      </w:r>
-      <w:proofErr w:type="spellEnd"/>
-      <w:r>
-        <w:t xml:space="preserve"> </w:t>
-      </w:r>
-      <w:proofErr w:type="spellStart"/>
-      <w:r>
-        <w:t>embeddings</w:t>
-      </w:r>
-      <w:proofErr w:type="spellEnd"/>
-      <w:r>
-        <w:t>;</w:t>
+        <w:rPr>
+          <w:lang w:val="en-US"/>
+        </w:rPr>
+        <w:t>usa</w:t>
+      </w:r>
+      <w:proofErr w:type="spellEnd"/>
+      <w:r>
+        <w:rPr>
+          <w:lang w:val="en-US"/>
+        </w:rPr>
+        <w:t xml:space="preserve"> um learnable class token e learnable positional embeddings;</w:t>
       </w:r>
     </w:p>
     <w:p>
@@ -716,6 +713,9 @@
         <w:pStyle w:val="PargrafodaLista"/>
         <w:ind w:left="2880"/>
         <w:jc w:val="both"/>
+        <w:rPr>
+          <w:lang w:val="en-US"/>
+        </w:rPr>
       </w:pPr>
     </w:p>
     <w:p>
@@ -5018,18 +5018,15 @@
         <w:pStyle w:val="PargrafodaLista"/>
         <w:ind w:left="2832"/>
         <w:jc w:val="both"/>
-      </w:pPr>
-      <w:r>
-        <w:t>→</w:t>
-      </w:r>
-      <w:r>
-        <w:t xml:space="preserve"> </w:t>
-      </w:r>
-      <w:r>
-        <w:t xml:space="preserve">STEP_PER_EPOCH = </w:t>
-      </w:r>
-      <w:r>
-        <w:t>347 e EPOCHS = 5</w:t>
+        <w:rPr>
+          <w:lang w:val="en-US"/>
+        </w:rPr>
+      </w:pPr>
+      <w:r>
+        <w:rPr>
+          <w:lang w:val="en-US"/>
+        </w:rPr>
+        <w:t>→ STEP_PER_EPOCH = 347 e EPOCHS = 5</w:t>
       </w:r>
     </w:p>
     <w:p>
@@ -6713,20 +6710,43 @@
       <w:pPr>
         <w:pStyle w:val="PargrafodaLista"/>
         <w:ind w:left="2124"/>
-      </w:pPr>
-      <w:r>
-        <w:t>STEP</w:t>
-      </w:r>
-      <w:r>
-        <w:t>_PER_EPOCH = 100 (limitado)</w:t>
+        <w:rPr>
+          <w:lang w:val="en-US"/>
+        </w:rPr>
+      </w:pPr>
+      <w:r>
+        <w:rPr>
+          <w:lang w:val="en-US"/>
+        </w:rPr>
+        <w:t>STEP_PER_EPOCH = 100 (</w:t>
+      </w:r>
+      <w:proofErr w:type="spellStart"/>
+      <w:r>
+        <w:rPr>
+          <w:lang w:val="en-US"/>
+        </w:rPr>
+        <w:t>limitado</w:t>
+      </w:r>
+      <w:proofErr w:type="spellEnd"/>
+      <w:r>
+        <w:rPr>
+          <w:lang w:val="en-US"/>
+        </w:rPr>
+        <w:t>)</w:t>
       </w:r>
     </w:p>
     <w:p>
       <w:pPr>
         <w:pStyle w:val="PargrafodaLista"/>
         <w:ind w:left="2124"/>
-      </w:pPr>
-      <w:r>
+        <w:rPr>
+          <w:lang w:val="en-US"/>
+        </w:rPr>
+      </w:pPr>
+      <w:r>
+        <w:rPr>
+          <w:lang w:val="en-US"/>
+        </w:rPr>
         <w:t>EPOCHS = 2~5</w:t>
       </w:r>
     </w:p>
@@ -6734,8 +6754,14 @@
       <w:pPr>
         <w:pStyle w:val="PargrafodaLista"/>
         <w:ind w:left="2124"/>
-      </w:pPr>
-      <w:r>
+        <w:rPr>
+          <w:lang w:val="en-US"/>
+        </w:rPr>
+      </w:pPr>
+      <w:r>
+        <w:rPr>
+          <w:lang w:val="en-US"/>
+        </w:rPr>
         <w:t>TOTAL_STEPS = 200~500</w:t>
       </w:r>
     </w:p>
@@ -6744,6 +6770,9 @@
         <w:pStyle w:val="PargrafodaLista"/>
         <w:ind w:left="2160"/>
         <w:jc w:val="both"/>
+        <w:rPr>
+          <w:lang w:val="en-US"/>
+        </w:rPr>
       </w:pPr>
     </w:p>
     <w:p>
@@ -6997,20 +7026,29 @@
       <w:pPr>
         <w:pStyle w:val="PargrafodaLista"/>
         <w:ind w:left="2124"/>
-      </w:pPr>
-      <w:r>
-        <w:t>STEP</w:t>
-      </w:r>
-      <w:r>
-        <w:t>_PER_EPOCH = total</w:t>
+        <w:rPr>
+          <w:lang w:val="en-US"/>
+        </w:rPr>
+      </w:pPr>
+      <w:r>
+        <w:rPr>
+          <w:lang w:val="en-US"/>
+        </w:rPr>
+        <w:t>STEP_PER_EPOCH = total</w:t>
       </w:r>
     </w:p>
     <w:p>
       <w:pPr>
         <w:pStyle w:val="PargrafodaLista"/>
         <w:ind w:left="2124"/>
-      </w:pPr>
-      <w:r>
+        <w:rPr>
+          <w:lang w:val="en-US"/>
+        </w:rPr>
+      </w:pPr>
+      <w:r>
+        <w:rPr>
+          <w:lang w:val="en-US"/>
+        </w:rPr>
         <w:t>EPOCHS = 200~500</w:t>
       </w:r>
     </w:p>
@@ -7018,15 +7056,15 @@
       <w:pPr>
         <w:pStyle w:val="PargrafodaLista"/>
         <w:ind w:left="2124"/>
-      </w:pPr>
-      <w:r>
-        <w:t xml:space="preserve">TOTAL_STEPS = EPOCHS * </w:t>
-      </w:r>
-      <w:r>
-        <w:t>STEP</w:t>
-      </w:r>
-      <w:r>
-        <w:t>_PER_EPOCH</w:t>
+        <w:rPr>
+          <w:lang w:val="en-US"/>
+        </w:rPr>
+      </w:pPr>
+      <w:r>
+        <w:rPr>
+          <w:lang w:val="en-US"/>
+        </w:rPr>
+        <w:t>TOTAL_STEPS = EPOCHS * STEP_PER_EPOCH</w:t>
       </w:r>
     </w:p>
     <w:bookmarkEnd w:id="1"/>
@@ -7038,6 +7076,7 @@
         <w:rPr>
           <w:b/>
           <w:bCs/>
+          <w:lang w:val="en-US"/>
         </w:rPr>
       </w:pPr>
     </w:p>
@@ -13701,28 +13740,7 @@
           <w:sz w:val="18"/>
           <w:szCs w:val="18"/>
         </w:rPr>
-        <w:t xml:space="preserve"> 3</w:t>
-      </w:r>
-      <w:r>
-        <w:rPr>
-          <w:sz w:val="18"/>
-          <w:szCs w:val="18"/>
-        </w:rPr>
-        <w:t>8</w:t>
-      </w:r>
-      <w:r>
-        <w:rPr>
-          <w:sz w:val="18"/>
-          <w:szCs w:val="18"/>
-        </w:rPr>
-        <w:t xml:space="preserve">: </w:t>
-      </w:r>
-      <w:r>
-        <w:rPr>
-          <w:sz w:val="18"/>
-          <w:szCs w:val="18"/>
-        </w:rPr>
-        <w:t>Gráfico da perda de treino</w:t>
+        <w:t xml:space="preserve"> 38: Gráfico da perda de treino</w:t>
       </w:r>
     </w:p>
     <w:p>
@@ -13732,6 +13750,9 @@
         <w:jc w:val="both"/>
       </w:pPr>
       <w:r>
+        <w:rPr>
+          <w:noProof/>
+        </w:rPr>
         <w:drawing>
           <wp:inline distT="0" distB="0" distL="0" distR="0" wp14:anchorId="244D92E9" wp14:editId="78DAF112">
             <wp:extent cx="5400040" cy="1753235"/>
@@ -13794,28 +13815,7 @@
           <w:sz w:val="18"/>
           <w:szCs w:val="18"/>
         </w:rPr>
-        <w:t xml:space="preserve"> 3</w:t>
-      </w:r>
-      <w:r>
-        <w:rPr>
-          <w:sz w:val="18"/>
-          <w:szCs w:val="18"/>
-        </w:rPr>
-        <w:t>9</w:t>
-      </w:r>
-      <w:r>
-        <w:rPr>
-          <w:sz w:val="18"/>
-          <w:szCs w:val="18"/>
-        </w:rPr>
-        <w:t xml:space="preserve">: Gráfico da perda de </w:t>
-      </w:r>
-      <w:r>
-        <w:rPr>
-          <w:sz w:val="18"/>
-          <w:szCs w:val="18"/>
-        </w:rPr>
-        <w:t>validação</w:t>
+        <w:t xml:space="preserve"> 39: Gráfico da perda de validação</w:t>
       </w:r>
     </w:p>
     <w:p>
@@ -13825,6 +13825,9 @@
         <w:jc w:val="both"/>
       </w:pPr>
       <w:r>
+        <w:rPr>
+          <w:noProof/>
+        </w:rPr>
         <w:drawing>
           <wp:inline distT="0" distB="0" distL="0" distR="0" wp14:anchorId="482404E5" wp14:editId="3ADBAA3E">
             <wp:extent cx="5400040" cy="2026920"/>
@@ -13923,14 +13926,7 @@
           <w:b/>
           <w:bCs/>
         </w:rPr>
-        <w:t xml:space="preserve">Análise da </w:t>
-      </w:r>
-      <w:r>
-        <w:rPr>
-          <w:b/>
-          <w:bCs/>
-        </w:rPr>
-        <w:t>acurácia</w:t>
+        <w:t>Análise da acurácia</w:t>
       </w:r>
     </w:p>
     <w:p>
@@ -14017,28 +14013,7 @@
           <w:sz w:val="18"/>
           <w:szCs w:val="18"/>
         </w:rPr>
-        <w:t xml:space="preserve"> </w:t>
-      </w:r>
-      <w:r>
-        <w:rPr>
-          <w:sz w:val="18"/>
-          <w:szCs w:val="18"/>
-        </w:rPr>
-        <w:t>40</w:t>
-      </w:r>
-      <w:r>
-        <w:rPr>
-          <w:sz w:val="18"/>
-          <w:szCs w:val="18"/>
-        </w:rPr>
-        <w:t xml:space="preserve">: Gráfico da </w:t>
-      </w:r>
-      <w:r>
-        <w:rPr>
-          <w:sz w:val="18"/>
-          <w:szCs w:val="18"/>
-        </w:rPr>
-        <w:t>acurácia de treino</w:t>
+        <w:t xml:space="preserve"> 40: Gráfico da acurácia de treino</w:t>
       </w:r>
     </w:p>
     <w:p>
@@ -14048,6 +14023,9 @@
         <w:jc w:val="both"/>
       </w:pPr>
       <w:r>
+        <w:rPr>
+          <w:noProof/>
+        </w:rPr>
         <w:drawing>
           <wp:inline distT="0" distB="0" distL="0" distR="0" wp14:anchorId="45C6CFC5" wp14:editId="455F9D42">
             <wp:extent cx="5400040" cy="1430020"/>
@@ -14107,28 +14085,7 @@
           <w:sz w:val="18"/>
           <w:szCs w:val="18"/>
         </w:rPr>
-        <w:t xml:space="preserve"> 4</w:t>
-      </w:r>
-      <w:r>
-        <w:rPr>
-          <w:sz w:val="18"/>
-          <w:szCs w:val="18"/>
-        </w:rPr>
-        <w:t>1</w:t>
-      </w:r>
-      <w:r>
-        <w:rPr>
-          <w:sz w:val="18"/>
-          <w:szCs w:val="18"/>
-        </w:rPr>
-        <w:t xml:space="preserve">: Gráfico da acurácia de </w:t>
-      </w:r>
-      <w:r>
-        <w:rPr>
-          <w:sz w:val="18"/>
-          <w:szCs w:val="18"/>
-        </w:rPr>
-        <w:t>validação</w:t>
+        <w:t xml:space="preserve"> 41: Gráfico da acurácia de validação</w:t>
       </w:r>
     </w:p>
     <w:p>
@@ -14138,6 +14095,9 @@
         <w:jc w:val="center"/>
       </w:pPr>
       <w:r>
+        <w:rPr>
+          <w:noProof/>
+        </w:rPr>
         <w:drawing>
           <wp:inline distT="0" distB="0" distL="0" distR="0" wp14:anchorId="5119814E" wp14:editId="724543B9">
             <wp:extent cx="5400040" cy="2023110"/>
@@ -14274,10 +14234,7 @@
         <w:t>ainda há gradientes úteis sendo explorados e que o treinamento</w:t>
       </w:r>
       <w:r>
-        <w:t xml:space="preserve"> não foi interrompido prematuramente.</w:t>
-      </w:r>
-      <w:r>
-        <w:t xml:space="preserve"> </w:t>
+        <w:t xml:space="preserve"> não foi interrompido prematuramente. </w:t>
       </w:r>
       <w:r>
         <w:sym w:font="Wingdings" w:char="F0E0"/>
@@ -14366,14 +14323,7 @@
           <w:sz w:val="18"/>
           <w:szCs w:val="18"/>
         </w:rPr>
-        <w:t xml:space="preserve"> 41: Gráfico d</w:t>
-      </w:r>
-      <w:r>
-        <w:rPr>
-          <w:sz w:val="18"/>
-          <w:szCs w:val="18"/>
-        </w:rPr>
-        <w:t>o learning rate</w:t>
+        <w:t xml:space="preserve"> 41: Gráfico do learning rate</w:t>
       </w:r>
     </w:p>
     <w:p>
@@ -14383,6 +14333,9 @@
         <w:jc w:val="both"/>
       </w:pPr>
       <w:r>
+        <w:rPr>
+          <w:noProof/>
+        </w:rPr>
         <w:drawing>
           <wp:inline distT="0" distB="0" distL="0" distR="0" wp14:anchorId="1EA4985F" wp14:editId="3B99D402">
             <wp:extent cx="4071068" cy="1488832"/>
@@ -14732,28 +14685,7 @@
           <w:b/>
           <w:bCs/>
         </w:rPr>
-        <w:t xml:space="preserve">TREINO COM </w:t>
-      </w:r>
-      <w:r>
-        <w:rPr>
-          <w:b/>
-          <w:bCs/>
-        </w:rPr>
-        <w:t>200</w:t>
-      </w:r>
-      <w:r>
-        <w:rPr>
-          <w:b/>
-          <w:bCs/>
-        </w:rPr>
-        <w:t xml:space="preserve"> </w:t>
-      </w:r>
-      <w:r>
-        <w:rPr>
-          <w:b/>
-          <w:bCs/>
-        </w:rPr>
-        <w:t>EM VARIAÇÃO RASA DA RESNET</w:t>
+        <w:t>TREINO COM 200 EM VARIAÇÃO RASA DA RESNET</w:t>
       </w:r>
     </w:p>
     <w:p>
@@ -14762,10 +14694,7 @@
         <w:jc w:val="both"/>
       </w:pPr>
       <w:r>
-        <w:t xml:space="preserve">Este experimento </w:t>
-      </w:r>
-      <w:r>
-        <w:t xml:space="preserve">busca adequar a profundidade da rede com o tamanho do </w:t>
+        <w:t xml:space="preserve">Este experimento busca adequar a profundidade da rede com o tamanho do </w:t>
       </w:r>
       <w:proofErr w:type="spellStart"/>
       <w:r>
@@ -15067,8 +14996,880 @@
           <w:b/>
           <w:bCs/>
         </w:rPr>
-        <w:t>Avaliação geral dos resultados</w:t>
-      </w:r>
+        <w:t>Erro do experimento no retorno das métricas:</w:t>
+      </w:r>
+    </w:p>
+    <w:p>
+      <w:pPr>
+        <w:pStyle w:val="PargrafodaLista"/>
+        <w:ind w:left="2160"/>
+        <w:jc w:val="both"/>
+      </w:pPr>
+      <w:r>
+        <w:t>A</w:t>
+      </w:r>
+      <w:r>
+        <w:t xml:space="preserve"> </w:t>
+      </w:r>
+      <w:proofErr w:type="spellStart"/>
+      <w:r>
+        <w:t>loss</w:t>
+      </w:r>
+      <w:proofErr w:type="spellEnd"/>
+      <w:r>
+        <w:t xml:space="preserve"> já aparece como </w:t>
+      </w:r>
+      <w:proofErr w:type="spellStart"/>
+      <w:r>
+        <w:t>nan</w:t>
+      </w:r>
+      <w:proofErr w:type="spellEnd"/>
+      <w:r>
+        <w:t xml:space="preserve"> no primeiro batch da </w:t>
+      </w:r>
+      <w:proofErr w:type="spellStart"/>
+      <w:r>
+        <w:t>Epoch</w:t>
+      </w:r>
+      <w:proofErr w:type="spellEnd"/>
+      <w:r>
+        <w:t xml:space="preserve"> 1, tanto no treino quanto na validação. Quando o N</w:t>
+      </w:r>
+      <w:proofErr w:type="spellStart"/>
+      <w:r>
+        <w:t>aN</w:t>
+      </w:r>
+      <w:proofErr w:type="spellEnd"/>
+      <w:r>
+        <w:t xml:space="preserve"> surge imediatamente, quase sempre a causa está em instabilidade numérica</w:t>
+      </w:r>
+      <w:r>
+        <w:t>.</w:t>
+      </w:r>
+      <w:r>
+        <w:t xml:space="preserve"> </w:t>
+      </w:r>
+      <w:r>
+        <w:t>Possíveis fatores do erro incluem:</w:t>
+      </w:r>
+    </w:p>
+    <w:p>
+      <w:pPr>
+        <w:pStyle w:val="PargrafodaLista"/>
+        <w:ind w:left="2160"/>
+        <w:jc w:val="both"/>
+      </w:pPr>
+    </w:p>
+    <w:p>
+      <w:pPr>
+        <w:pStyle w:val="PargrafodaLista"/>
+        <w:numPr>
+          <w:ilvl w:val="1"/>
+          <w:numId w:val="19"/>
+        </w:numPr>
+        <w:jc w:val="both"/>
+      </w:pPr>
+      <w:r>
+        <w:t xml:space="preserve">learning rate canônico (0.1) aplicado fora do regime do </w:t>
+      </w:r>
+      <w:r>
+        <w:t xml:space="preserve">artigo. Como o experimento tem uma quantidade menor para Batch, </w:t>
+      </w:r>
+      <w:proofErr w:type="spellStart"/>
+      <w:r>
+        <w:t>Dataset</w:t>
+      </w:r>
+      <w:proofErr w:type="spellEnd"/>
+      <w:r>
+        <w:t xml:space="preserve"> e Classes, é provável que LR seja </w:t>
+      </w:r>
+      <w:r>
+        <w:t>alt</w:t>
+      </w:r>
+      <w:r>
+        <w:t>a</w:t>
+      </w:r>
+      <w:r>
+        <w:t xml:space="preserve"> demais e causa explosão imediata dos gradientes</w:t>
+      </w:r>
+      <w:r>
+        <w:t xml:space="preserve"> (Adicionalmente a</w:t>
+      </w:r>
+      <w:r>
+        <w:t xml:space="preserve"> ResNet-18 tem menos amortecimento interno que a ResNet-50</w:t>
+      </w:r>
+      <w:r>
+        <w:t>)</w:t>
+      </w:r>
+      <w:r>
+        <w:t>.</w:t>
+      </w:r>
+      <w:r>
+        <w:t xml:space="preserve"> </w:t>
+      </w:r>
+    </w:p>
+    <w:p>
+      <w:pPr>
+        <w:pStyle w:val="PargrafodaLista"/>
+        <w:numPr>
+          <w:ilvl w:val="1"/>
+          <w:numId w:val="19"/>
+        </w:numPr>
+        <w:jc w:val="both"/>
+        <w:rPr>
+          <w:b/>
+          <w:bCs/>
+        </w:rPr>
+      </w:pPr>
+      <w:r>
+        <w:t xml:space="preserve">A </w:t>
+      </w:r>
+      <w:proofErr w:type="spellStart"/>
+      <w:r>
+        <w:t>BatchNorm</w:t>
+      </w:r>
+      <w:proofErr w:type="spellEnd"/>
+      <w:r>
+        <w:t xml:space="preserve"> </w:t>
+      </w:r>
+      <w:r>
+        <w:t>em conjunto com</w:t>
+      </w:r>
+      <w:r>
+        <w:t xml:space="preserve"> </w:t>
+      </w:r>
+      <w:proofErr w:type="spellStart"/>
+      <w:r>
+        <w:t>dataset</w:t>
+      </w:r>
+      <w:proofErr w:type="spellEnd"/>
+      <w:r>
+        <w:t xml:space="preserve"> pequeno agrava a instabilidade</w:t>
+      </w:r>
+      <w:r>
+        <w:t xml:space="preserve">, de modo que </w:t>
+      </w:r>
+      <w:r>
+        <w:t>as estatísticas de média e variância por batch ficam muito ruidosas</w:t>
+      </w:r>
+      <w:r>
+        <w:t>. Este aspecto é amplificado quando unido com alto LR e rede rasa.</w:t>
+      </w:r>
+    </w:p>
+    <w:p>
+      <w:pPr>
+        <w:pStyle w:val="PargrafodaLista"/>
+        <w:rPr>
+          <w:b/>
+          <w:bCs/>
+        </w:rPr>
+      </w:pPr>
+    </w:p>
+    <w:p>
+      <w:pPr>
+        <w:pStyle w:val="PargrafodaLista"/>
+        <w:numPr>
+          <w:ilvl w:val="0"/>
+          <w:numId w:val="19"/>
+        </w:numPr>
+        <w:jc w:val="both"/>
+        <w:rPr>
+          <w:b/>
+          <w:bCs/>
+        </w:rPr>
+      </w:pPr>
+      <w:r>
+        <w:rPr>
+          <w:b/>
+          <w:bCs/>
+        </w:rPr>
+        <w:t>Correções Aplicadas:</w:t>
+      </w:r>
+    </w:p>
+    <w:p>
+      <w:pPr>
+        <w:pStyle w:val="PargrafodaLista"/>
+        <w:spacing w:after="0"/>
+        <w:ind w:left="2160"/>
+        <w:jc w:val="both"/>
+        <w:rPr>
+          <w:b/>
+          <w:bCs/>
+        </w:rPr>
+      </w:pPr>
+    </w:p>
+    <w:p>
+      <w:pPr>
+        <w:pStyle w:val="PargrafodaLista"/>
+        <w:numPr>
+          <w:ilvl w:val="1"/>
+          <w:numId w:val="19"/>
+        </w:numPr>
+        <w:spacing w:after="0"/>
+        <w:jc w:val="both"/>
+      </w:pPr>
+      <w:r>
+        <w:t>Alter</w:t>
+      </w:r>
+      <w:r>
+        <w:t xml:space="preserve">ação do LR inicial para 0.01 e dos valores do </w:t>
+      </w:r>
+      <w:proofErr w:type="spellStart"/>
+      <w:r>
+        <w:t>Scheduler</w:t>
+      </w:r>
+      <w:proofErr w:type="spellEnd"/>
+    </w:p>
+    <w:p>
+      <w:pPr>
+        <w:spacing w:after="0"/>
+        <w:ind w:left="1800"/>
+        <w:jc w:val="center"/>
+        <w:rPr>
+          <w:sz w:val="18"/>
+          <w:szCs w:val="18"/>
+        </w:rPr>
+      </w:pPr>
+      <w:r>
+        <w:rPr>
+          <w:sz w:val="18"/>
+          <w:szCs w:val="18"/>
+        </w:rPr>
+        <w:t xml:space="preserve">Figura 42: Alteração em código do LR e </w:t>
+      </w:r>
+      <w:proofErr w:type="spellStart"/>
+      <w:r>
+        <w:rPr>
+          <w:sz w:val="18"/>
+          <w:szCs w:val="18"/>
+        </w:rPr>
+        <w:t>Scheduler</w:t>
+      </w:r>
+      <w:proofErr w:type="spellEnd"/>
+    </w:p>
+    <w:p>
+      <w:pPr>
+        <w:spacing w:after="0"/>
+        <w:ind w:left="1800"/>
+        <w:jc w:val="center"/>
+      </w:pPr>
+      <w:r>
+        <w:drawing>
+          <wp:inline distT="0" distB="0" distL="0" distR="0" wp14:anchorId="77813629" wp14:editId="3C2F7430">
+            <wp:extent cx="1958941" cy="1280160"/>
+            <wp:effectExtent l="0" t="0" r="3810" b="0"/>
+            <wp:docPr id="381059097" name="Imagem 1"/>
+            <wp:cNvGraphicFramePr>
+              <a:graphicFrameLocks xmlns:a="http://schemas.openxmlformats.org/drawingml/2006/main" noChangeAspect="1"/>
+            </wp:cNvGraphicFramePr>
+            <a:graphic xmlns:a="http://schemas.openxmlformats.org/drawingml/2006/main">
+              <a:graphicData uri="http://schemas.openxmlformats.org/drawingml/2006/picture">
+                <pic:pic xmlns:pic="http://schemas.openxmlformats.org/drawingml/2006/picture">
+                  <pic:nvPicPr>
+                    <pic:cNvPr id="381059097" name=""/>
+                    <pic:cNvPicPr/>
+                  </pic:nvPicPr>
+                  <pic:blipFill>
+                    <a:blip r:embed="rId49"/>
+                    <a:stretch>
+                      <a:fillRect/>
+                    </a:stretch>
+                  </pic:blipFill>
+                  <pic:spPr>
+                    <a:xfrm>
+                      <a:off x="0" y="0"/>
+                      <a:ext cx="1969043" cy="1286762"/>
+                    </a:xfrm>
+                    <a:prstGeom prst="rect">
+                      <a:avLst/>
+                    </a:prstGeom>
+                  </pic:spPr>
+                </pic:pic>
+              </a:graphicData>
+            </a:graphic>
+          </wp:inline>
+        </w:drawing>
+      </w:r>
+    </w:p>
+    <w:p>
+      <w:pPr>
+        <w:pStyle w:val="PargrafodaLista"/>
+        <w:spacing w:after="0"/>
+        <w:ind w:left="2880"/>
+        <w:jc w:val="both"/>
+      </w:pPr>
+    </w:p>
+    <w:p>
+      <w:pPr>
+        <w:pStyle w:val="PargrafodaLista"/>
+        <w:numPr>
+          <w:ilvl w:val="1"/>
+          <w:numId w:val="19"/>
+        </w:numPr>
+        <w:spacing w:after="0"/>
+        <w:jc w:val="both"/>
+      </w:pPr>
+      <w:r>
+        <w:t>Clip de gradiente para blindar contra explosões residuais</w:t>
+      </w:r>
+    </w:p>
+    <w:p>
+      <w:pPr>
+        <w:spacing w:after="0"/>
+        <w:ind w:left="1800"/>
+        <w:jc w:val="center"/>
+        <w:rPr>
+          <w:sz w:val="18"/>
+          <w:szCs w:val="18"/>
+        </w:rPr>
+      </w:pPr>
+      <w:r>
+        <w:rPr>
+          <w:sz w:val="18"/>
+          <w:szCs w:val="18"/>
+        </w:rPr>
+        <w:t>Figura 4</w:t>
+      </w:r>
+      <w:r>
+        <w:rPr>
+          <w:sz w:val="18"/>
+          <w:szCs w:val="18"/>
+        </w:rPr>
+        <w:t>3</w:t>
+      </w:r>
+      <w:r>
+        <w:rPr>
+          <w:sz w:val="18"/>
+          <w:szCs w:val="18"/>
+        </w:rPr>
+        <w:t xml:space="preserve">: </w:t>
+      </w:r>
+      <w:r>
+        <w:rPr>
+          <w:sz w:val="18"/>
+          <w:szCs w:val="18"/>
+        </w:rPr>
+        <w:t xml:space="preserve">adição do </w:t>
+      </w:r>
+      <w:proofErr w:type="spellStart"/>
+      <w:r>
+        <w:rPr>
+          <w:sz w:val="18"/>
+          <w:szCs w:val="18"/>
+        </w:rPr>
+        <w:t>Clipnorm</w:t>
+      </w:r>
+      <w:proofErr w:type="spellEnd"/>
+      <w:r>
+        <w:rPr>
+          <w:sz w:val="18"/>
+          <w:szCs w:val="18"/>
+        </w:rPr>
+        <w:t xml:space="preserve"> = 1.0</w:t>
+      </w:r>
+    </w:p>
+    <w:p>
+      <w:pPr>
+        <w:pStyle w:val="PargrafodaLista"/>
+        <w:spacing w:after="0"/>
+        <w:ind w:left="3540"/>
+        <w:jc w:val="both"/>
+      </w:pPr>
+      <w:r>
+        <w:drawing>
+          <wp:inline distT="0" distB="0" distL="0" distR="0" wp14:anchorId="612E4DEC" wp14:editId="3811E122">
+            <wp:extent cx="2504661" cy="921659"/>
+            <wp:effectExtent l="0" t="0" r="0" b="0"/>
+            <wp:docPr id="1711721780" name="Imagem 1"/>
+            <wp:cNvGraphicFramePr>
+              <a:graphicFrameLocks xmlns:a="http://schemas.openxmlformats.org/drawingml/2006/main" noChangeAspect="1"/>
+            </wp:cNvGraphicFramePr>
+            <a:graphic xmlns:a="http://schemas.openxmlformats.org/drawingml/2006/main">
+              <a:graphicData uri="http://schemas.openxmlformats.org/drawingml/2006/picture">
+                <pic:pic xmlns:pic="http://schemas.openxmlformats.org/drawingml/2006/picture">
+                  <pic:nvPicPr>
+                    <pic:cNvPr id="1711721780" name=""/>
+                    <pic:cNvPicPr/>
+                  </pic:nvPicPr>
+                  <pic:blipFill>
+                    <a:blip r:embed="rId50"/>
+                    <a:stretch>
+                      <a:fillRect/>
+                    </a:stretch>
+                  </pic:blipFill>
+                  <pic:spPr>
+                    <a:xfrm>
+                      <a:off x="0" y="0"/>
+                      <a:ext cx="2515227" cy="925547"/>
+                    </a:xfrm>
+                    <a:prstGeom prst="rect">
+                      <a:avLst/>
+                    </a:prstGeom>
+                  </pic:spPr>
+                </pic:pic>
+              </a:graphicData>
+            </a:graphic>
+          </wp:inline>
+        </w:drawing>
+      </w:r>
+    </w:p>
+    <w:p>
+      <w:pPr>
+        <w:pStyle w:val="PargrafodaLista"/>
+        <w:spacing w:after="0"/>
+        <w:ind w:left="3540"/>
+        <w:jc w:val="both"/>
+      </w:pPr>
+    </w:p>
+    <w:p>
+      <w:pPr>
+        <w:pStyle w:val="PargrafodaLista"/>
+        <w:spacing w:after="0"/>
+        <w:ind w:left="2832"/>
+        <w:jc w:val="both"/>
+      </w:pPr>
+      <w:r>
+        <w:rPr>
+          <w:b/>
+          <w:bCs/>
+        </w:rPr>
+        <w:lastRenderedPageBreak/>
+        <w:t>OBS:</w:t>
+      </w:r>
+      <w:r>
+        <w:rPr>
+          <w:b/>
+          <w:bCs/>
+        </w:rPr>
+        <w:t xml:space="preserve"> </w:t>
+      </w:r>
+      <w:r>
+        <w:t xml:space="preserve">O parâmetro </w:t>
+      </w:r>
+      <w:proofErr w:type="spellStart"/>
+      <w:r>
+        <w:t>clipnorm</w:t>
+      </w:r>
+      <w:proofErr w:type="spellEnd"/>
+      <w:r>
+        <w:t xml:space="preserve"> </w:t>
+      </w:r>
+      <w:r>
+        <w:t>busca</w:t>
+      </w:r>
+      <w:r>
+        <w:t xml:space="preserve"> evitar o problema </w:t>
+      </w:r>
+      <w:r>
+        <w:t>de</w:t>
+      </w:r>
+      <w:r>
+        <w:t xml:space="preserve"> </w:t>
+      </w:r>
+      <w:proofErr w:type="spellStart"/>
+      <w:r>
+        <w:rPr>
+          <w:i/>
+          <w:iCs/>
+        </w:rPr>
+        <w:t>exploding</w:t>
+      </w:r>
+      <w:proofErr w:type="spellEnd"/>
+      <w:r>
+        <w:rPr>
+          <w:i/>
+          <w:iCs/>
+        </w:rPr>
+        <w:t xml:space="preserve"> </w:t>
+      </w:r>
+      <w:proofErr w:type="spellStart"/>
+      <w:r>
+        <w:rPr>
+          <w:i/>
+          <w:iCs/>
+        </w:rPr>
+        <w:t>gradients</w:t>
+      </w:r>
+      <w:proofErr w:type="spellEnd"/>
+      <w:r>
+        <w:t>. Durante o treinamento, os gradientes da função de perda em relação aos pesos podem, em determinadas situações, assumir valores muito elevados. Quando isso ocorre, as atualizações dos pesos tornam-se excessivamente grandes, levando a instabilidades numéricas</w:t>
+      </w:r>
+      <w:r>
+        <w:t>.</w:t>
+      </w:r>
+    </w:p>
+    <w:p>
+      <w:pPr>
+        <w:pStyle w:val="PargrafodaLista"/>
+        <w:spacing w:after="0"/>
+        <w:ind w:left="2832"/>
+        <w:jc w:val="both"/>
+      </w:pPr>
+    </w:p>
+    <w:p>
+      <w:pPr>
+        <w:pStyle w:val="PargrafodaLista"/>
+        <w:spacing w:after="0"/>
+        <w:ind w:left="2832"/>
+        <w:jc w:val="both"/>
+      </w:pPr>
+      <w:r>
+        <w:t>O</w:t>
+      </w:r>
+      <w:r>
+        <w:t xml:space="preserve"> </w:t>
+      </w:r>
+      <w:proofErr w:type="spellStart"/>
+      <w:r>
+        <w:t>clipnorm</w:t>
+      </w:r>
+      <w:proofErr w:type="spellEnd"/>
+      <w:r>
+        <w:t xml:space="preserve"> atua limitando a </w:t>
+      </w:r>
+      <w:r>
+        <w:rPr>
+          <w:b/>
+          <w:bCs/>
+        </w:rPr>
+        <w:t>norma L2 do vetor de gradientes</w:t>
+      </w:r>
+      <w:r>
+        <w:t>. Após o cálculo dos gradientes, o otimizador verifica se a norma global desses gradientes ultrapassa um valor máximo predefinido. Caso isso aconteça, todos os gradientes são reescalados proporcionalmente para que a norma total seja igual ao limite estabelecido. Esse procedimento preserva a direção do gradiente, alterando apenas sua magnitude, o que garante atualizações mais controladas e numericamente estáveis.</w:t>
+      </w:r>
+    </w:p>
+    <w:p>
+      <w:pPr>
+        <w:spacing w:after="0"/>
+        <w:ind w:left="2832"/>
+        <w:jc w:val="center"/>
+        <w:rPr>
+          <w:sz w:val="18"/>
+          <w:szCs w:val="18"/>
+        </w:rPr>
+      </w:pPr>
+      <w:r>
+        <w:rPr>
+          <w:sz w:val="18"/>
+          <w:szCs w:val="18"/>
+        </w:rPr>
+        <w:t>Figura 4</w:t>
+      </w:r>
+      <w:r>
+        <w:rPr>
+          <w:sz w:val="18"/>
+          <w:szCs w:val="18"/>
+        </w:rPr>
+        <w:t>4</w:t>
+      </w:r>
+      <w:r>
+        <w:rPr>
+          <w:sz w:val="18"/>
+          <w:szCs w:val="18"/>
+        </w:rPr>
+        <w:t xml:space="preserve">: </w:t>
+      </w:r>
+      <w:r>
+        <w:rPr>
+          <w:sz w:val="18"/>
+          <w:szCs w:val="18"/>
+        </w:rPr>
+        <w:t>Definição de valores para o</w:t>
+      </w:r>
+      <w:r>
+        <w:rPr>
+          <w:sz w:val="18"/>
+          <w:szCs w:val="18"/>
+        </w:rPr>
+        <w:t xml:space="preserve"> </w:t>
+      </w:r>
+      <w:proofErr w:type="spellStart"/>
+      <w:r>
+        <w:rPr>
+          <w:sz w:val="18"/>
+          <w:szCs w:val="18"/>
+        </w:rPr>
+        <w:t>Clipnorm</w:t>
+      </w:r>
+      <w:proofErr w:type="spellEnd"/>
+      <w:r>
+        <w:rPr>
+          <w:sz w:val="18"/>
+          <w:szCs w:val="18"/>
+        </w:rPr>
+        <w:t xml:space="preserve"> = 1.0</w:t>
+      </w:r>
+    </w:p>
+    <w:p>
+      <w:pPr>
+        <w:pStyle w:val="PargrafodaLista"/>
+        <w:ind w:left="2832"/>
+        <w:jc w:val="center"/>
+      </w:pPr>
+      <w:r>
+        <w:drawing>
+          <wp:inline distT="0" distB="0" distL="0" distR="0" wp14:anchorId="0C0EFDC7" wp14:editId="59001969">
+            <wp:extent cx="1906158" cy="947160"/>
+            <wp:effectExtent l="0" t="0" r="0" b="5715"/>
+            <wp:docPr id="1743905479" name="Imagem 1"/>
+            <wp:cNvGraphicFramePr>
+              <a:graphicFrameLocks xmlns:a="http://schemas.openxmlformats.org/drawingml/2006/main" noChangeAspect="1"/>
+            </wp:cNvGraphicFramePr>
+            <a:graphic xmlns:a="http://schemas.openxmlformats.org/drawingml/2006/main">
+              <a:graphicData uri="http://schemas.openxmlformats.org/drawingml/2006/picture">
+                <pic:pic xmlns:pic="http://schemas.openxmlformats.org/drawingml/2006/picture">
+                  <pic:nvPicPr>
+                    <pic:cNvPr id="1743905479" name=""/>
+                    <pic:cNvPicPr/>
+                  </pic:nvPicPr>
+                  <pic:blipFill>
+                    <a:blip r:embed="rId51"/>
+                    <a:stretch>
+                      <a:fillRect/>
+                    </a:stretch>
+                  </pic:blipFill>
+                  <pic:spPr>
+                    <a:xfrm>
+                      <a:off x="0" y="0"/>
+                      <a:ext cx="1910293" cy="949215"/>
+                    </a:xfrm>
+                    <a:prstGeom prst="rect">
+                      <a:avLst/>
+                    </a:prstGeom>
+                  </pic:spPr>
+                </pic:pic>
+              </a:graphicData>
+            </a:graphic>
+          </wp:inline>
+        </w:drawing>
+      </w:r>
+    </w:p>
+    <w:p>
+      <w:pPr>
+        <w:pStyle w:val="PargrafodaLista"/>
+        <w:ind w:left="2832"/>
+        <w:jc w:val="both"/>
+      </w:pPr>
+    </w:p>
+    <w:p>
+      <w:pPr>
+        <w:pStyle w:val="PargrafodaLista"/>
+        <w:ind w:left="2832"/>
+        <w:jc w:val="both"/>
+      </w:pPr>
+      <w:r>
+        <w:rPr>
+          <w:b/>
+          <w:bCs/>
+        </w:rPr>
+        <w:t>OBS 2:</w:t>
+      </w:r>
+      <w:r>
+        <w:t xml:space="preserve"> O uso deste parâmetro é</w:t>
+      </w:r>
+      <w:r>
+        <w:t xml:space="preserve"> prática comum em código de produção e em pesquisas modernas — só não aparece explicitamente no </w:t>
+      </w:r>
+      <w:r>
+        <w:t>artigo</w:t>
+      </w:r>
+      <w:r>
+        <w:t xml:space="preserve"> porque </w:t>
+      </w:r>
+      <w:r>
+        <w:t>ele</w:t>
+      </w:r>
+      <w:r>
+        <w:t xml:space="preserve"> assume um regime ideal (</w:t>
+      </w:r>
+      <w:proofErr w:type="spellStart"/>
+      <w:r>
+        <w:t>ImageNet</w:t>
+      </w:r>
+      <w:proofErr w:type="spellEnd"/>
+      <w:r>
+        <w:t xml:space="preserve"> completo).</w:t>
+      </w:r>
+      <w:r>
+        <w:t xml:space="preserve"> Mas sua inclusão NÃO afeta a validade da arquitetura para o experimento.</w:t>
+      </w:r>
+    </w:p>
+    <w:p>
+      <w:pPr>
+        <w:pStyle w:val="PargrafodaLista"/>
+        <w:ind w:left="2832"/>
+        <w:jc w:val="both"/>
+      </w:pPr>
+    </w:p>
+    <w:p>
+      <w:pPr>
+        <w:pStyle w:val="PargrafodaLista"/>
+        <w:numPr>
+          <w:ilvl w:val="0"/>
+          <w:numId w:val="19"/>
+        </w:numPr>
+        <w:jc w:val="both"/>
+        <w:rPr>
+          <w:b/>
+          <w:bCs/>
+        </w:rPr>
+      </w:pPr>
+      <w:r>
+        <w:rPr>
+          <w:b/>
+          <w:bCs/>
+        </w:rPr>
+        <w:t>Parâmetros do experimento:</w:t>
+      </w:r>
+    </w:p>
+    <w:p>
+      <w:pPr>
+        <w:spacing w:after="0"/>
+        <w:ind w:left="1800"/>
+        <w:jc w:val="center"/>
+        <w:rPr>
+          <w:sz w:val="18"/>
+          <w:szCs w:val="18"/>
+        </w:rPr>
+      </w:pPr>
+      <w:r>
+        <w:rPr>
+          <w:sz w:val="18"/>
+          <w:szCs w:val="18"/>
+        </w:rPr>
+        <w:t>Figura 4</w:t>
+      </w:r>
+      <w:r>
+        <w:rPr>
+          <w:sz w:val="18"/>
+          <w:szCs w:val="18"/>
+        </w:rPr>
+        <w:t>5</w:t>
+      </w:r>
+      <w:r>
+        <w:rPr>
+          <w:sz w:val="18"/>
+          <w:szCs w:val="18"/>
+        </w:rPr>
+        <w:t>: Definição de</w:t>
+      </w:r>
+      <w:r>
+        <w:rPr>
+          <w:sz w:val="18"/>
+          <w:szCs w:val="18"/>
+        </w:rPr>
+        <w:t xml:space="preserve"> parâmetros utilizados para o teste</w:t>
+      </w:r>
+    </w:p>
+    <w:p>
+      <w:pPr>
+        <w:pStyle w:val="PargrafodaLista"/>
+        <w:ind w:left="2160"/>
+        <w:jc w:val="center"/>
+        <w:rPr>
+          <w:b/>
+          <w:bCs/>
+        </w:rPr>
+      </w:pPr>
+      <w:r>
+        <w:rPr>
+          <w:b/>
+          <w:bCs/>
+          <w:noProof/>
+        </w:rPr>
+        <w:drawing>
+          <wp:inline distT="0" distB="0" distL="0" distR="0" wp14:anchorId="16168F79" wp14:editId="39FDADD3">
+            <wp:extent cx="1918000" cy="1240403"/>
+            <wp:effectExtent l="0" t="0" r="6350" b="0"/>
+            <wp:docPr id="1620717835" name="Imagem 6"/>
+            <wp:cNvGraphicFramePr>
+              <a:graphicFrameLocks xmlns:a="http://schemas.openxmlformats.org/drawingml/2006/main" noChangeAspect="1"/>
+            </wp:cNvGraphicFramePr>
+            <a:graphic xmlns:a="http://schemas.openxmlformats.org/drawingml/2006/main">
+              <a:graphicData uri="http://schemas.openxmlformats.org/drawingml/2006/picture">
+                <pic:pic xmlns:pic="http://schemas.openxmlformats.org/drawingml/2006/picture">
+                  <pic:nvPicPr>
+                    <pic:cNvPr id="0" name="Picture 3"/>
+                    <pic:cNvPicPr>
+                      <a:picLocks noChangeAspect="1" noChangeArrowheads="1"/>
+                    </pic:cNvPicPr>
+                  </pic:nvPicPr>
+                  <pic:blipFill>
+                    <a:blip r:embed="rId52">
+                      <a:extLst>
+                        <a:ext uri="{28A0092B-C50C-407E-A947-70E740481C1C}">
+                          <a14:useLocalDpi xmlns:a14="http://schemas.microsoft.com/office/drawing/2010/main" val="0"/>
+                        </a:ext>
+                      </a:extLst>
+                    </a:blip>
+                    <a:srcRect/>
+                    <a:stretch>
+                      <a:fillRect/>
+                    </a:stretch>
+                  </pic:blipFill>
+                  <pic:spPr bwMode="auto">
+                    <a:xfrm>
+                      <a:off x="0" y="0"/>
+                      <a:ext cx="1925168" cy="1245039"/>
+                    </a:xfrm>
+                    <a:prstGeom prst="rect">
+                      <a:avLst/>
+                    </a:prstGeom>
+                    <a:noFill/>
+                    <a:ln>
+                      <a:noFill/>
+                    </a:ln>
+                  </pic:spPr>
+                </pic:pic>
+              </a:graphicData>
+            </a:graphic>
+          </wp:inline>
+        </w:drawing>
+      </w:r>
+    </w:p>
+    <w:p>
+      <w:pPr>
+        <w:pStyle w:val="PargrafodaLista"/>
+        <w:ind w:left="2160"/>
+        <w:jc w:val="center"/>
+        <w:rPr>
+          <w:b/>
+          <w:bCs/>
+        </w:rPr>
+      </w:pPr>
+    </w:p>
+    <w:p>
+      <w:pPr>
+        <w:pStyle w:val="PargrafodaLista"/>
+        <w:numPr>
+          <w:ilvl w:val="0"/>
+          <w:numId w:val="19"/>
+        </w:numPr>
+        <w:jc w:val="both"/>
+        <w:rPr>
+          <w:b/>
+          <w:bCs/>
+        </w:rPr>
+      </w:pPr>
+      <w:r>
+        <w:rPr>
+          <w:b/>
+          <w:bCs/>
+        </w:rPr>
+        <w:t>Resultados pós correções</w:t>
+      </w:r>
+      <w:r>
+        <w:rPr>
+          <w:b/>
+          <w:bCs/>
+        </w:rPr>
+        <w:t>:</w:t>
+      </w:r>
+    </w:p>
+    <w:p>
+      <w:pPr>
+        <w:jc w:val="both"/>
+      </w:pPr>
     </w:p>
     <w:sectPr>
       <w:pgSz w:w="11906" w:h="16838"/>
@@ -15103,7 +15904,7 @@
         <v:path o:extrusionok="f" gradientshapeok="t" o:connecttype="rect"/>
         <o:lock v:ext="edit" aspectratio="t"/>
       </v:shapetype>
-      <v:shape id="_x0000_i1128" type="#_x0000_t75" style="width:693.1pt;height:487.7pt;visibility:visible;mso-wrap-style:square" o:bullet="t">
+      <v:shape id="_x0000_i1110" type="#_x0000_t75" style="width:693.1pt;height:487.7pt;visibility:visible;mso-wrap-style:square" o:bullet="t">
         <v:imagedata r:id="rId1" o:title="" croptop="19686f" cropbottom="43833f" cropleft="8606f" cropright="55951f"/>
       </v:shape>
     </w:pict>
@@ -16666,9 +17467,235 @@
     </w:lvl>
   </w:abstractNum>
   <w:abstractNum w:abstractNumId="14" w15:restartNumberingAfterBreak="0">
+    <w:nsid w:val="467A7958"/>
+    <w:multiLevelType w:val="hybridMultilevel"/>
+    <w:tmpl w:val="F98C2DB2"/>
+    <w:lvl w:ilvl="0" w:tplc="04160001">
+      <w:start w:val="1"/>
+      <w:numFmt w:val="bullet"/>
+      <w:lvlText w:val=""/>
+      <w:lvlJc w:val="left"/>
+      <w:pPr>
+        <w:ind w:left="1776" w:hanging="360"/>
+      </w:pPr>
+      <w:rPr>
+        <w:rFonts w:ascii="Symbol" w:hAnsi="Symbol" w:hint="default"/>
+      </w:rPr>
+    </w:lvl>
+    <w:lvl w:ilvl="1" w:tplc="04160003" w:tentative="1">
+      <w:start w:val="1"/>
+      <w:numFmt w:val="bullet"/>
+      <w:lvlText w:val="o"/>
+      <w:lvlJc w:val="left"/>
+      <w:pPr>
+        <w:ind w:left="2496" w:hanging="360"/>
+      </w:pPr>
+      <w:rPr>
+        <w:rFonts w:ascii="Courier New" w:hAnsi="Courier New" w:cs="Courier New" w:hint="default"/>
+      </w:rPr>
+    </w:lvl>
+    <w:lvl w:ilvl="2" w:tplc="04160005" w:tentative="1">
+      <w:start w:val="1"/>
+      <w:numFmt w:val="bullet"/>
+      <w:lvlText w:val=""/>
+      <w:lvlJc w:val="left"/>
+      <w:pPr>
+        <w:ind w:left="3216" w:hanging="360"/>
+      </w:pPr>
+      <w:rPr>
+        <w:rFonts w:ascii="Wingdings" w:hAnsi="Wingdings" w:hint="default"/>
+      </w:rPr>
+    </w:lvl>
+    <w:lvl w:ilvl="3" w:tplc="04160001" w:tentative="1">
+      <w:start w:val="1"/>
+      <w:numFmt w:val="bullet"/>
+      <w:lvlText w:val=""/>
+      <w:lvlJc w:val="left"/>
+      <w:pPr>
+        <w:ind w:left="3936" w:hanging="360"/>
+      </w:pPr>
+      <w:rPr>
+        <w:rFonts w:ascii="Symbol" w:hAnsi="Symbol" w:hint="default"/>
+      </w:rPr>
+    </w:lvl>
+    <w:lvl w:ilvl="4" w:tplc="04160003" w:tentative="1">
+      <w:start w:val="1"/>
+      <w:numFmt w:val="bullet"/>
+      <w:lvlText w:val="o"/>
+      <w:lvlJc w:val="left"/>
+      <w:pPr>
+        <w:ind w:left="4656" w:hanging="360"/>
+      </w:pPr>
+      <w:rPr>
+        <w:rFonts w:ascii="Courier New" w:hAnsi="Courier New" w:cs="Courier New" w:hint="default"/>
+      </w:rPr>
+    </w:lvl>
+    <w:lvl w:ilvl="5" w:tplc="04160005" w:tentative="1">
+      <w:start w:val="1"/>
+      <w:numFmt w:val="bullet"/>
+      <w:lvlText w:val=""/>
+      <w:lvlJc w:val="left"/>
+      <w:pPr>
+        <w:ind w:left="5376" w:hanging="360"/>
+      </w:pPr>
+      <w:rPr>
+        <w:rFonts w:ascii="Wingdings" w:hAnsi="Wingdings" w:hint="default"/>
+      </w:rPr>
+    </w:lvl>
+    <w:lvl w:ilvl="6" w:tplc="04160001" w:tentative="1">
+      <w:start w:val="1"/>
+      <w:numFmt w:val="bullet"/>
+      <w:lvlText w:val=""/>
+      <w:lvlJc w:val="left"/>
+      <w:pPr>
+        <w:ind w:left="6096" w:hanging="360"/>
+      </w:pPr>
+      <w:rPr>
+        <w:rFonts w:ascii="Symbol" w:hAnsi="Symbol" w:hint="default"/>
+      </w:rPr>
+    </w:lvl>
+    <w:lvl w:ilvl="7" w:tplc="04160003" w:tentative="1">
+      <w:start w:val="1"/>
+      <w:numFmt w:val="bullet"/>
+      <w:lvlText w:val="o"/>
+      <w:lvlJc w:val="left"/>
+      <w:pPr>
+        <w:ind w:left="6816" w:hanging="360"/>
+      </w:pPr>
+      <w:rPr>
+        <w:rFonts w:ascii="Courier New" w:hAnsi="Courier New" w:cs="Courier New" w:hint="default"/>
+      </w:rPr>
+    </w:lvl>
+    <w:lvl w:ilvl="8" w:tplc="04160005" w:tentative="1">
+      <w:start w:val="1"/>
+      <w:numFmt w:val="bullet"/>
+      <w:lvlText w:val=""/>
+      <w:lvlJc w:val="left"/>
+      <w:pPr>
+        <w:ind w:left="7536" w:hanging="360"/>
+      </w:pPr>
+      <w:rPr>
+        <w:rFonts w:ascii="Wingdings" w:hAnsi="Wingdings" w:hint="default"/>
+      </w:rPr>
+    </w:lvl>
+  </w:abstractNum>
+  <w:abstractNum w:abstractNumId="15" w15:restartNumberingAfterBreak="0">
+    <w:nsid w:val="4B8D2BA5"/>
+    <w:multiLevelType w:val="hybridMultilevel"/>
+    <w:tmpl w:val="33A0FD20"/>
+    <w:lvl w:ilvl="0" w:tplc="04160001">
+      <w:start w:val="1"/>
+      <w:numFmt w:val="bullet"/>
+      <w:lvlText w:val=""/>
+      <w:lvlJc w:val="left"/>
+      <w:pPr>
+        <w:ind w:left="3192" w:hanging="360"/>
+      </w:pPr>
+      <w:rPr>
+        <w:rFonts w:ascii="Symbol" w:hAnsi="Symbol" w:hint="default"/>
+      </w:rPr>
+    </w:lvl>
+    <w:lvl w:ilvl="1" w:tplc="04160003" w:tentative="1">
+      <w:start w:val="1"/>
+      <w:numFmt w:val="bullet"/>
+      <w:lvlText w:val="o"/>
+      <w:lvlJc w:val="left"/>
+      <w:pPr>
+        <w:ind w:left="3912" w:hanging="360"/>
+      </w:pPr>
+      <w:rPr>
+        <w:rFonts w:ascii="Courier New" w:hAnsi="Courier New" w:cs="Courier New" w:hint="default"/>
+      </w:rPr>
+    </w:lvl>
+    <w:lvl w:ilvl="2" w:tplc="04160005" w:tentative="1">
+      <w:start w:val="1"/>
+      <w:numFmt w:val="bullet"/>
+      <w:lvlText w:val=""/>
+      <w:lvlJc w:val="left"/>
+      <w:pPr>
+        <w:ind w:left="4632" w:hanging="360"/>
+      </w:pPr>
+      <w:rPr>
+        <w:rFonts w:ascii="Wingdings" w:hAnsi="Wingdings" w:hint="default"/>
+      </w:rPr>
+    </w:lvl>
+    <w:lvl w:ilvl="3" w:tplc="04160001" w:tentative="1">
+      <w:start w:val="1"/>
+      <w:numFmt w:val="bullet"/>
+      <w:lvlText w:val=""/>
+      <w:lvlJc w:val="left"/>
+      <w:pPr>
+        <w:ind w:left="5352" w:hanging="360"/>
+      </w:pPr>
+      <w:rPr>
+        <w:rFonts w:ascii="Symbol" w:hAnsi="Symbol" w:hint="default"/>
+      </w:rPr>
+    </w:lvl>
+    <w:lvl w:ilvl="4" w:tplc="04160003" w:tentative="1">
+      <w:start w:val="1"/>
+      <w:numFmt w:val="bullet"/>
+      <w:lvlText w:val="o"/>
+      <w:lvlJc w:val="left"/>
+      <w:pPr>
+        <w:ind w:left="6072" w:hanging="360"/>
+      </w:pPr>
+      <w:rPr>
+        <w:rFonts w:ascii="Courier New" w:hAnsi="Courier New" w:cs="Courier New" w:hint="default"/>
+      </w:rPr>
+    </w:lvl>
+    <w:lvl w:ilvl="5" w:tplc="04160005" w:tentative="1">
+      <w:start w:val="1"/>
+      <w:numFmt w:val="bullet"/>
+      <w:lvlText w:val=""/>
+      <w:lvlJc w:val="left"/>
+      <w:pPr>
+        <w:ind w:left="6792" w:hanging="360"/>
+      </w:pPr>
+      <w:rPr>
+        <w:rFonts w:ascii="Wingdings" w:hAnsi="Wingdings" w:hint="default"/>
+      </w:rPr>
+    </w:lvl>
+    <w:lvl w:ilvl="6" w:tplc="04160001" w:tentative="1">
+      <w:start w:val="1"/>
+      <w:numFmt w:val="bullet"/>
+      <w:lvlText w:val=""/>
+      <w:lvlJc w:val="left"/>
+      <w:pPr>
+        <w:ind w:left="7512" w:hanging="360"/>
+      </w:pPr>
+      <w:rPr>
+        <w:rFonts w:ascii="Symbol" w:hAnsi="Symbol" w:hint="default"/>
+      </w:rPr>
+    </w:lvl>
+    <w:lvl w:ilvl="7" w:tplc="04160003" w:tentative="1">
+      <w:start w:val="1"/>
+      <w:numFmt w:val="bullet"/>
+      <w:lvlText w:val="o"/>
+      <w:lvlJc w:val="left"/>
+      <w:pPr>
+        <w:ind w:left="8232" w:hanging="360"/>
+      </w:pPr>
+      <w:rPr>
+        <w:rFonts w:ascii="Courier New" w:hAnsi="Courier New" w:cs="Courier New" w:hint="default"/>
+      </w:rPr>
+    </w:lvl>
+    <w:lvl w:ilvl="8" w:tplc="04160005" w:tentative="1">
+      <w:start w:val="1"/>
+      <w:numFmt w:val="bullet"/>
+      <w:lvlText w:val=""/>
+      <w:lvlJc w:val="left"/>
+      <w:pPr>
+        <w:ind w:left="8952" w:hanging="360"/>
+      </w:pPr>
+      <w:rPr>
+        <w:rFonts w:ascii="Wingdings" w:hAnsi="Wingdings" w:hint="default"/>
+      </w:rPr>
+    </w:lvl>
+  </w:abstractNum>
+  <w:abstractNum w:abstractNumId="16" w15:restartNumberingAfterBreak="0">
     <w:nsid w:val="4E491E67"/>
     <w:multiLevelType w:val="hybridMultilevel"/>
-    <w:tmpl w:val="D5907D9A"/>
+    <w:tmpl w:val="BBCC0B20"/>
     <w:lvl w:ilvl="0" w:tplc="04160001">
       <w:start w:val="1"/>
       <w:numFmt w:val="bullet"/>
@@ -16778,7 +17805,7 @@
       </w:rPr>
     </w:lvl>
   </w:abstractNum>
-  <w:abstractNum w:abstractNumId="15" w15:restartNumberingAfterBreak="0">
+  <w:abstractNum w:abstractNumId="17" w15:restartNumberingAfterBreak="0">
     <w:nsid w:val="572156B3"/>
     <w:multiLevelType w:val="hybridMultilevel"/>
     <w:tmpl w:val="BA2471CE"/>
@@ -16891,7 +17918,7 @@
       </w:rPr>
     </w:lvl>
   </w:abstractNum>
-  <w:abstractNum w:abstractNumId="16" w15:restartNumberingAfterBreak="0">
+  <w:abstractNum w:abstractNumId="18" w15:restartNumberingAfterBreak="0">
     <w:nsid w:val="5C1E465F"/>
     <w:multiLevelType w:val="hybridMultilevel"/>
     <w:tmpl w:val="CC70734E"/>
@@ -17004,7 +18031,7 @@
       </w:rPr>
     </w:lvl>
   </w:abstractNum>
-  <w:abstractNum w:abstractNumId="17" w15:restartNumberingAfterBreak="0">
+  <w:abstractNum w:abstractNumId="19" w15:restartNumberingAfterBreak="0">
     <w:nsid w:val="613B7216"/>
     <w:multiLevelType w:val="hybridMultilevel"/>
     <w:tmpl w:val="6C2069C4"/>
@@ -17096,7 +18123,7 @@
       </w:pPr>
     </w:lvl>
   </w:abstractNum>
-  <w:abstractNum w:abstractNumId="18" w15:restartNumberingAfterBreak="0">
+  <w:abstractNum w:abstractNumId="20" w15:restartNumberingAfterBreak="0">
     <w:nsid w:val="66301293"/>
     <w:multiLevelType w:val="hybridMultilevel"/>
     <w:tmpl w:val="2A7C4AA2"/>
@@ -17209,7 +18236,120 @@
       </w:rPr>
     </w:lvl>
   </w:abstractNum>
-  <w:abstractNum w:abstractNumId="19" w15:restartNumberingAfterBreak="0">
+  <w:abstractNum w:abstractNumId="21" w15:restartNumberingAfterBreak="0">
+    <w:nsid w:val="739B653B"/>
+    <w:multiLevelType w:val="hybridMultilevel"/>
+    <w:tmpl w:val="86004430"/>
+    <w:lvl w:ilvl="0" w:tplc="04160001">
+      <w:start w:val="1"/>
+      <w:numFmt w:val="bullet"/>
+      <w:lvlText w:val=""/>
+      <w:lvlJc w:val="left"/>
+      <w:pPr>
+        <w:ind w:left="3552" w:hanging="360"/>
+      </w:pPr>
+      <w:rPr>
+        <w:rFonts w:ascii="Symbol" w:hAnsi="Symbol" w:hint="default"/>
+      </w:rPr>
+    </w:lvl>
+    <w:lvl w:ilvl="1" w:tplc="04160003" w:tentative="1">
+      <w:start w:val="1"/>
+      <w:numFmt w:val="bullet"/>
+      <w:lvlText w:val="o"/>
+      <w:lvlJc w:val="left"/>
+      <w:pPr>
+        <w:ind w:left="4272" w:hanging="360"/>
+      </w:pPr>
+      <w:rPr>
+        <w:rFonts w:ascii="Courier New" w:hAnsi="Courier New" w:cs="Courier New" w:hint="default"/>
+      </w:rPr>
+    </w:lvl>
+    <w:lvl w:ilvl="2" w:tplc="04160005" w:tentative="1">
+      <w:start w:val="1"/>
+      <w:numFmt w:val="bullet"/>
+      <w:lvlText w:val=""/>
+      <w:lvlJc w:val="left"/>
+      <w:pPr>
+        <w:ind w:left="4992" w:hanging="360"/>
+      </w:pPr>
+      <w:rPr>
+        <w:rFonts w:ascii="Wingdings" w:hAnsi="Wingdings" w:hint="default"/>
+      </w:rPr>
+    </w:lvl>
+    <w:lvl w:ilvl="3" w:tplc="04160001" w:tentative="1">
+      <w:start w:val="1"/>
+      <w:numFmt w:val="bullet"/>
+      <w:lvlText w:val=""/>
+      <w:lvlJc w:val="left"/>
+      <w:pPr>
+        <w:ind w:left="5712" w:hanging="360"/>
+      </w:pPr>
+      <w:rPr>
+        <w:rFonts w:ascii="Symbol" w:hAnsi="Symbol" w:hint="default"/>
+      </w:rPr>
+    </w:lvl>
+    <w:lvl w:ilvl="4" w:tplc="04160003" w:tentative="1">
+      <w:start w:val="1"/>
+      <w:numFmt w:val="bullet"/>
+      <w:lvlText w:val="o"/>
+      <w:lvlJc w:val="left"/>
+      <w:pPr>
+        <w:ind w:left="6432" w:hanging="360"/>
+      </w:pPr>
+      <w:rPr>
+        <w:rFonts w:ascii="Courier New" w:hAnsi="Courier New" w:cs="Courier New" w:hint="default"/>
+      </w:rPr>
+    </w:lvl>
+    <w:lvl w:ilvl="5" w:tplc="04160005" w:tentative="1">
+      <w:start w:val="1"/>
+      <w:numFmt w:val="bullet"/>
+      <w:lvlText w:val=""/>
+      <w:lvlJc w:val="left"/>
+      <w:pPr>
+        <w:ind w:left="7152" w:hanging="360"/>
+      </w:pPr>
+      <w:rPr>
+        <w:rFonts w:ascii="Wingdings" w:hAnsi="Wingdings" w:hint="default"/>
+      </w:rPr>
+    </w:lvl>
+    <w:lvl w:ilvl="6" w:tplc="04160001" w:tentative="1">
+      <w:start w:val="1"/>
+      <w:numFmt w:val="bullet"/>
+      <w:lvlText w:val=""/>
+      <w:lvlJc w:val="left"/>
+      <w:pPr>
+        <w:ind w:left="7872" w:hanging="360"/>
+      </w:pPr>
+      <w:rPr>
+        <w:rFonts w:ascii="Symbol" w:hAnsi="Symbol" w:hint="default"/>
+      </w:rPr>
+    </w:lvl>
+    <w:lvl w:ilvl="7" w:tplc="04160003" w:tentative="1">
+      <w:start w:val="1"/>
+      <w:numFmt w:val="bullet"/>
+      <w:lvlText w:val="o"/>
+      <w:lvlJc w:val="left"/>
+      <w:pPr>
+        <w:ind w:left="8592" w:hanging="360"/>
+      </w:pPr>
+      <w:rPr>
+        <w:rFonts w:ascii="Courier New" w:hAnsi="Courier New" w:cs="Courier New" w:hint="default"/>
+      </w:rPr>
+    </w:lvl>
+    <w:lvl w:ilvl="8" w:tplc="04160005" w:tentative="1">
+      <w:start w:val="1"/>
+      <w:numFmt w:val="bullet"/>
+      <w:lvlText w:val=""/>
+      <w:lvlJc w:val="left"/>
+      <w:pPr>
+        <w:ind w:left="9312" w:hanging="360"/>
+      </w:pPr>
+      <w:rPr>
+        <w:rFonts w:ascii="Wingdings" w:hAnsi="Wingdings" w:hint="default"/>
+      </w:rPr>
+    </w:lvl>
+  </w:abstractNum>
+  <w:abstractNum w:abstractNumId="22" w15:restartNumberingAfterBreak="0">
     <w:nsid w:val="785D5530"/>
     <w:multiLevelType w:val="hybridMultilevel"/>
     <w:tmpl w:val="B5BC727C"/>
@@ -17322,7 +18462,120 @@
       </w:rPr>
     </w:lvl>
   </w:abstractNum>
-  <w:abstractNum w:abstractNumId="20" w15:restartNumberingAfterBreak="0">
+  <w:abstractNum w:abstractNumId="23" w15:restartNumberingAfterBreak="0">
+    <w:nsid w:val="7C4F3572"/>
+    <w:multiLevelType w:val="hybridMultilevel"/>
+    <w:tmpl w:val="10F02A50"/>
+    <w:lvl w:ilvl="0" w:tplc="04160001">
+      <w:start w:val="1"/>
+      <w:numFmt w:val="bullet"/>
+      <w:lvlText w:val=""/>
+      <w:lvlJc w:val="left"/>
+      <w:pPr>
+        <w:ind w:left="5316" w:hanging="360"/>
+      </w:pPr>
+      <w:rPr>
+        <w:rFonts w:ascii="Symbol" w:hAnsi="Symbol" w:hint="default"/>
+      </w:rPr>
+    </w:lvl>
+    <w:lvl w:ilvl="1" w:tplc="04160003" w:tentative="1">
+      <w:start w:val="1"/>
+      <w:numFmt w:val="bullet"/>
+      <w:lvlText w:val="o"/>
+      <w:lvlJc w:val="left"/>
+      <w:pPr>
+        <w:ind w:left="6036" w:hanging="360"/>
+      </w:pPr>
+      <w:rPr>
+        <w:rFonts w:ascii="Courier New" w:hAnsi="Courier New" w:cs="Courier New" w:hint="default"/>
+      </w:rPr>
+    </w:lvl>
+    <w:lvl w:ilvl="2" w:tplc="04160005" w:tentative="1">
+      <w:start w:val="1"/>
+      <w:numFmt w:val="bullet"/>
+      <w:lvlText w:val=""/>
+      <w:lvlJc w:val="left"/>
+      <w:pPr>
+        <w:ind w:left="6756" w:hanging="360"/>
+      </w:pPr>
+      <w:rPr>
+        <w:rFonts w:ascii="Wingdings" w:hAnsi="Wingdings" w:hint="default"/>
+      </w:rPr>
+    </w:lvl>
+    <w:lvl w:ilvl="3" w:tplc="04160001" w:tentative="1">
+      <w:start w:val="1"/>
+      <w:numFmt w:val="bullet"/>
+      <w:lvlText w:val=""/>
+      <w:lvlJc w:val="left"/>
+      <w:pPr>
+        <w:ind w:left="7476" w:hanging="360"/>
+      </w:pPr>
+      <w:rPr>
+        <w:rFonts w:ascii="Symbol" w:hAnsi="Symbol" w:hint="default"/>
+      </w:rPr>
+    </w:lvl>
+    <w:lvl w:ilvl="4" w:tplc="04160003" w:tentative="1">
+      <w:start w:val="1"/>
+      <w:numFmt w:val="bullet"/>
+      <w:lvlText w:val="o"/>
+      <w:lvlJc w:val="left"/>
+      <w:pPr>
+        <w:ind w:left="8196" w:hanging="360"/>
+      </w:pPr>
+      <w:rPr>
+        <w:rFonts w:ascii="Courier New" w:hAnsi="Courier New" w:cs="Courier New" w:hint="default"/>
+      </w:rPr>
+    </w:lvl>
+    <w:lvl w:ilvl="5" w:tplc="04160005" w:tentative="1">
+      <w:start w:val="1"/>
+      <w:numFmt w:val="bullet"/>
+      <w:lvlText w:val=""/>
+      <w:lvlJc w:val="left"/>
+      <w:pPr>
+        <w:ind w:left="8916" w:hanging="360"/>
+      </w:pPr>
+      <w:rPr>
+        <w:rFonts w:ascii="Wingdings" w:hAnsi="Wingdings" w:hint="default"/>
+      </w:rPr>
+    </w:lvl>
+    <w:lvl w:ilvl="6" w:tplc="04160001" w:tentative="1">
+      <w:start w:val="1"/>
+      <w:numFmt w:val="bullet"/>
+      <w:lvlText w:val=""/>
+      <w:lvlJc w:val="left"/>
+      <w:pPr>
+        <w:ind w:left="9636" w:hanging="360"/>
+      </w:pPr>
+      <w:rPr>
+        <w:rFonts w:ascii="Symbol" w:hAnsi="Symbol" w:hint="default"/>
+      </w:rPr>
+    </w:lvl>
+    <w:lvl w:ilvl="7" w:tplc="04160003" w:tentative="1">
+      <w:start w:val="1"/>
+      <w:numFmt w:val="bullet"/>
+      <w:lvlText w:val="o"/>
+      <w:lvlJc w:val="left"/>
+      <w:pPr>
+        <w:ind w:left="10356" w:hanging="360"/>
+      </w:pPr>
+      <w:rPr>
+        <w:rFonts w:ascii="Courier New" w:hAnsi="Courier New" w:cs="Courier New" w:hint="default"/>
+      </w:rPr>
+    </w:lvl>
+    <w:lvl w:ilvl="8" w:tplc="04160005" w:tentative="1">
+      <w:start w:val="1"/>
+      <w:numFmt w:val="bullet"/>
+      <w:lvlText w:val=""/>
+      <w:lvlJc w:val="left"/>
+      <w:pPr>
+        <w:ind w:left="11076" w:hanging="360"/>
+      </w:pPr>
+      <w:rPr>
+        <w:rFonts w:ascii="Wingdings" w:hAnsi="Wingdings" w:hint="default"/>
+      </w:rPr>
+    </w:lvl>
+  </w:abstractNum>
+  <w:abstractNum w:abstractNumId="24" w15:restartNumberingAfterBreak="0">
     <w:nsid w:val="7D075251"/>
     <w:multiLevelType w:val="hybridMultilevel"/>
     <w:tmpl w:val="DE3E8316"/>
@@ -17435,7 +18688,7 @@
       </w:rPr>
     </w:lvl>
   </w:abstractNum>
-  <w:abstractNum w:abstractNumId="21" w15:restartNumberingAfterBreak="0">
+  <w:abstractNum w:abstractNumId="25" w15:restartNumberingAfterBreak="0">
     <w:nsid w:val="7FD31BE5"/>
     <w:multiLevelType w:val="hybridMultilevel"/>
     <w:tmpl w:val="A54CCE82"/>
@@ -17555,7 +18808,7 @@
     <w:abstractNumId w:val="6"/>
   </w:num>
   <w:num w:numId="3" w16cid:durableId="555967944">
-    <w:abstractNumId w:val="19"/>
+    <w:abstractNumId w:val="22"/>
   </w:num>
   <w:num w:numId="4" w16cid:durableId="975720977">
     <w:abstractNumId w:val="10"/>
@@ -17564,7 +18817,7 @@
     <w:abstractNumId w:val="2"/>
   </w:num>
   <w:num w:numId="6" w16cid:durableId="1947691180">
-    <w:abstractNumId w:val="17"/>
+    <w:abstractNumId w:val="19"/>
   </w:num>
   <w:num w:numId="7" w16cid:durableId="543980649">
     <w:abstractNumId w:val="9"/>
@@ -17573,10 +18826,10 @@
     <w:abstractNumId w:val="0"/>
   </w:num>
   <w:num w:numId="9" w16cid:durableId="736512136">
-    <w:abstractNumId w:val="15"/>
+    <w:abstractNumId w:val="17"/>
   </w:num>
   <w:num w:numId="10" w16cid:durableId="1832524834">
-    <w:abstractNumId w:val="20"/>
+    <w:abstractNumId w:val="24"/>
   </w:num>
   <w:num w:numId="11" w16cid:durableId="1122117184">
     <w:abstractNumId w:val="12"/>
@@ -17591,28 +18844,40 @@
     <w:abstractNumId w:val="3"/>
   </w:num>
   <w:num w:numId="15" w16cid:durableId="1046374455">
-    <w:abstractNumId w:val="18"/>
+    <w:abstractNumId w:val="20"/>
   </w:num>
   <w:num w:numId="16" w16cid:durableId="1399130606">
     <w:abstractNumId w:val="7"/>
   </w:num>
   <w:num w:numId="17" w16cid:durableId="279843836">
-    <w:abstractNumId w:val="16"/>
+    <w:abstractNumId w:val="18"/>
   </w:num>
   <w:num w:numId="18" w16cid:durableId="1173257668">
     <w:abstractNumId w:val="8"/>
   </w:num>
   <w:num w:numId="19" w16cid:durableId="1573469366">
-    <w:abstractNumId w:val="14"/>
+    <w:abstractNumId w:val="16"/>
   </w:num>
   <w:num w:numId="20" w16cid:durableId="1306812659">
     <w:abstractNumId w:val="4"/>
   </w:num>
   <w:num w:numId="21" w16cid:durableId="655647183">
-    <w:abstractNumId w:val="21"/>
+    <w:abstractNumId w:val="25"/>
   </w:num>
   <w:num w:numId="22" w16cid:durableId="915549673">
     <w:abstractNumId w:val="1"/>
+  </w:num>
+  <w:num w:numId="23" w16cid:durableId="1525512738">
+    <w:abstractNumId w:val="14"/>
+  </w:num>
+  <w:num w:numId="24" w16cid:durableId="2027976820">
+    <w:abstractNumId w:val="15"/>
+  </w:num>
+  <w:num w:numId="25" w16cid:durableId="115225939">
+    <w:abstractNumId w:val="23"/>
+  </w:num>
+  <w:num w:numId="26" w16cid:durableId="1462114911">
+    <w:abstractNumId w:val="21"/>
   </w:num>
 </w:numbering>
 </file>

--- a/Documentation/Documentacao Unificada de Experimentos.docx
+++ b/Documentation/Documentacao Unificada de Experimentos.docx
@@ -2248,6 +2248,10 @@
       </w:r>
       <w:proofErr w:type="spellStart"/>
       <w:r>
+        <w:rPr>
+          <w:i/>
+          <w:iCs/>
+        </w:rPr>
         <w:t>Mixed-Precision</w:t>
       </w:r>
       <w:proofErr w:type="spellEnd"/>
@@ -2292,6 +2296,10 @@
       </w:r>
       <w:proofErr w:type="spellStart"/>
       <w:r>
+        <w:rPr>
+          <w:i/>
+          <w:iCs/>
+        </w:rPr>
         <w:t>base_lr</w:t>
       </w:r>
       <w:proofErr w:type="spellEnd"/>
@@ -2300,7 +2308,14 @@
       </w:r>
       <w:proofErr w:type="spellStart"/>
       <w:r>
-        <w:t>base_lr</w:t>
+        <w:rPr>
+          <w:i/>
+          <w:iCs/>
+        </w:rPr>
+        <w:t>base</w:t>
+      </w:r>
+      <w:r>
+        <w:t>_lr</w:t>
       </w:r>
       <w:proofErr w:type="spellEnd"/>
       <w:r>
@@ -2308,6 +2323,10 @@
       </w:r>
       <w:proofErr w:type="spellStart"/>
       <w:r>
+        <w:rPr>
+          <w:i/>
+          <w:iCs/>
+        </w:rPr>
         <w:t>scheduler</w:t>
       </w:r>
       <w:proofErr w:type="spellEnd"/>
@@ -2316,6 +2335,10 @@
       </w:r>
       <w:proofErr w:type="spellStart"/>
       <w:r>
+        <w:rPr>
+          <w:i/>
+          <w:iCs/>
+        </w:rPr>
         <w:t>warmup</w:t>
       </w:r>
       <w:proofErr w:type="spellEnd"/>
@@ -2324,14 +2347,26 @@
       </w:r>
       <w:proofErr w:type="spellStart"/>
       <w:r>
+        <w:rPr>
+          <w:i/>
+          <w:iCs/>
+        </w:rPr>
         <w:t>cosine</w:t>
       </w:r>
       <w:proofErr w:type="spellEnd"/>
       <w:r>
+        <w:rPr>
+          <w:i/>
+          <w:iCs/>
+        </w:rPr>
         <w:t xml:space="preserve"> </w:t>
       </w:r>
       <w:proofErr w:type="spellStart"/>
       <w:r>
+        <w:rPr>
+          <w:i/>
+          <w:iCs/>
+        </w:rPr>
         <w:t>decay</w:t>
       </w:r>
       <w:proofErr w:type="spellEnd"/>
@@ -2803,6 +2838,10 @@
       </w:r>
       <w:proofErr w:type="spellStart"/>
       <w:r>
+        <w:rPr>
+          <w:i/>
+          <w:iCs/>
+        </w:rPr>
         <w:t>loss</w:t>
       </w:r>
       <w:proofErr w:type="spellEnd"/>
@@ -2811,6 +2850,10 @@
       </w:r>
       <w:proofErr w:type="spellStart"/>
       <w:r>
+        <w:rPr>
+          <w:i/>
+          <w:iCs/>
+        </w:rPr>
         <w:t>cross-entropy</w:t>
       </w:r>
       <w:proofErr w:type="spellEnd"/>
@@ -2953,6 +2996,10 @@
       </w:r>
       <w:proofErr w:type="spellStart"/>
       <w:r>
+        <w:rPr>
+          <w:i/>
+          <w:iCs/>
+        </w:rPr>
         <w:t>Accuracy</w:t>
       </w:r>
       <w:proofErr w:type="spellEnd"/>
@@ -2961,6 +3008,10 @@
       </w:r>
       <w:proofErr w:type="spellStart"/>
       <w:r>
+        <w:rPr>
+          <w:i/>
+          <w:iCs/>
+        </w:rPr>
         <w:t>ImageNet</w:t>
       </w:r>
       <w:proofErr w:type="spellEnd"/>
@@ -3129,26 +3180,50 @@
       </w:r>
       <w:proofErr w:type="spellStart"/>
       <w:r>
+        <w:rPr>
+          <w:i/>
+          <w:iCs/>
+        </w:rPr>
         <w:t>Deep</w:t>
       </w:r>
       <w:proofErr w:type="spellEnd"/>
       <w:r>
+        <w:rPr>
+          <w:i/>
+          <w:iCs/>
+        </w:rPr>
         <w:t xml:space="preserve"> Residual Learning for </w:t>
       </w:r>
       <w:proofErr w:type="spellStart"/>
       <w:r>
+        <w:rPr>
+          <w:i/>
+          <w:iCs/>
+        </w:rPr>
         <w:t>Image</w:t>
       </w:r>
       <w:proofErr w:type="spellEnd"/>
       <w:r>
+        <w:rPr>
+          <w:i/>
+          <w:iCs/>
+        </w:rPr>
         <w:t xml:space="preserve"> </w:t>
       </w:r>
       <w:proofErr w:type="spellStart"/>
       <w:r>
+        <w:rPr>
+          <w:i/>
+          <w:iCs/>
+        </w:rPr>
         <w:t>Recognition</w:t>
       </w:r>
       <w:proofErr w:type="spellEnd"/>
       <w:r>
+        <w:rPr>
+          <w:i/>
+          <w:iCs/>
+        </w:rPr>
         <w:t>.</w:t>
       </w:r>
     </w:p>
@@ -3208,6 +3283,10 @@
       </w:r>
       <w:proofErr w:type="spellStart"/>
       <w:r>
+        <w:rPr>
+          <w:i/>
+          <w:iCs/>
+        </w:rPr>
         <w:t>TFRecords</w:t>
       </w:r>
       <w:proofErr w:type="spellEnd"/>
@@ -3236,6 +3315,10 @@
       </w:r>
       <w:proofErr w:type="spellStart"/>
       <w:r>
+        <w:rPr>
+          <w:i/>
+          <w:iCs/>
+        </w:rPr>
         <w:t>TFRecords</w:t>
       </w:r>
       <w:proofErr w:type="spellEnd"/>
@@ -3244,6 +3327,10 @@
       </w:r>
       <w:proofErr w:type="spellStart"/>
       <w:r>
+        <w:rPr>
+          <w:i/>
+          <w:iCs/>
+        </w:rPr>
         <w:t>TensorFlow</w:t>
       </w:r>
       <w:proofErr w:type="spellEnd"/>
@@ -3273,6 +3360,10 @@
       </w:r>
       <w:proofErr w:type="spellStart"/>
       <w:r>
+        <w:rPr>
+          <w:i/>
+          <w:iCs/>
+        </w:rPr>
         <w:t>TFRecords</w:t>
       </w:r>
       <w:proofErr w:type="spellEnd"/>
@@ -3387,6 +3478,10 @@
       </w:r>
       <w:proofErr w:type="spellStart"/>
       <w:r>
+        <w:rPr>
+          <w:i/>
+          <w:iCs/>
+        </w:rPr>
         <w:t>crop</w:t>
       </w:r>
       <w:proofErr w:type="spellEnd"/>
@@ -3395,6 +3490,10 @@
       </w:r>
       <w:proofErr w:type="spellStart"/>
       <w:r>
+        <w:rPr>
+          <w:i/>
+          <w:iCs/>
+        </w:rPr>
         <w:t>ResNet</w:t>
       </w:r>
       <w:proofErr w:type="spellEnd"/>
@@ -3429,6 +3528,10 @@
       </w:r>
       <w:proofErr w:type="spellStart"/>
       <w:r>
+        <w:rPr>
+          <w:i/>
+          <w:iCs/>
+        </w:rPr>
         <w:t>crop</w:t>
       </w:r>
       <w:proofErr w:type="spellEnd"/>
@@ -3543,6 +3646,10 @@
       </w:r>
       <w:proofErr w:type="spellStart"/>
       <w:r>
+        <w:rPr>
+          <w:i/>
+          <w:iCs/>
+        </w:rPr>
         <w:t>ImageNet</w:t>
       </w:r>
       <w:proofErr w:type="spellEnd"/>
@@ -3583,22 +3690,45 @@
       </w:r>
       <w:proofErr w:type="spellStart"/>
       <w:r>
+        <w:rPr>
+          <w:i/>
+          <w:iCs/>
+        </w:rPr>
         <w:t>framwork</w:t>
       </w:r>
       <w:proofErr w:type="spellEnd"/>
       <w:r>
+        <w:rPr>
+          <w:i/>
+          <w:iCs/>
+        </w:rPr>
         <w:t xml:space="preserve"> ‘</w:t>
       </w:r>
       <w:proofErr w:type="spellStart"/>
       <w:r>
+        <w:rPr>
+          <w:i/>
+          <w:iCs/>
+        </w:rPr>
         <w:t>Caffe</w:t>
       </w:r>
       <w:proofErr w:type="spellEnd"/>
       <w:r>
-        <w:t xml:space="preserve">’ utilizado pelos autores e o </w:t>
-      </w:r>
-      <w:proofErr w:type="spellStart"/>
-      <w:r>
+        <w:rPr>
+          <w:i/>
+          <w:iCs/>
+        </w:rPr>
+        <w:t>’</w:t>
+      </w:r>
+      <w:r>
+        <w:t xml:space="preserve"> utilizado pelos autores e o </w:t>
+      </w:r>
+      <w:proofErr w:type="spellStart"/>
+      <w:r>
+        <w:rPr>
+          <w:i/>
+          <w:iCs/>
+        </w:rPr>
         <w:t>Tensorflow</w:t>
       </w:r>
       <w:proofErr w:type="spellEnd"/>
@@ -4450,6 +4580,10 @@
       </w:r>
       <w:proofErr w:type="spellStart"/>
       <w:r>
+        <w:rPr>
+          <w:i/>
+          <w:iCs/>
+        </w:rPr>
         <w:t>scheduler</w:t>
       </w:r>
       <w:proofErr w:type="spellEnd"/>
@@ -4458,6 +4592,10 @@
       </w:r>
       <w:proofErr w:type="spellStart"/>
       <w:r>
+        <w:rPr>
+          <w:i/>
+          <w:iCs/>
+        </w:rPr>
         <w:t>plateau</w:t>
       </w:r>
       <w:proofErr w:type="spellEnd"/>
@@ -4466,6 +4604,10 @@
       </w:r>
       <w:proofErr w:type="spellStart"/>
       <w:r>
+        <w:rPr>
+          <w:i/>
+          <w:iCs/>
+        </w:rPr>
         <w:t>decay</w:t>
       </w:r>
       <w:proofErr w:type="spellEnd"/>
@@ -4915,14 +5057,29 @@
       </w:r>
       <w:proofErr w:type="spellStart"/>
       <w:r>
+        <w:rPr>
+          <w:i/>
+          <w:iCs/>
+        </w:rPr>
         <w:t>Deep</w:t>
       </w:r>
       <w:proofErr w:type="spellEnd"/>
       <w:r>
-        <w:t xml:space="preserve"> Residual Learning for </w:t>
-      </w:r>
-      <w:proofErr w:type="spellStart"/>
-      <w:r>
+        <w:rPr>
+          <w:i/>
+          <w:iCs/>
+        </w:rPr>
+        <w:t xml:space="preserve"> Residual Learning for</w:t>
+      </w:r>
+      <w:r>
+        <w:t xml:space="preserve"> </w:t>
+      </w:r>
+      <w:proofErr w:type="spellStart"/>
+      <w:r>
+        <w:rPr>
+          <w:i/>
+          <w:iCs/>
+        </w:rPr>
         <w:t>Image</w:t>
       </w:r>
       <w:proofErr w:type="spellEnd"/>
@@ -4931,6 +5088,10 @@
       </w:r>
       <w:proofErr w:type="spellStart"/>
       <w:r>
+        <w:rPr>
+          <w:i/>
+          <w:iCs/>
+        </w:rPr>
         <w:t>Recognition</w:t>
       </w:r>
       <w:proofErr w:type="spellEnd"/>
@@ -5393,6 +5554,10 @@
       </w:r>
       <w:proofErr w:type="spellStart"/>
       <w:r>
+        <w:rPr>
+          <w:i/>
+          <w:iCs/>
+        </w:rPr>
         <w:t>loss</w:t>
       </w:r>
       <w:proofErr w:type="spellEnd"/>
@@ -5644,6 +5809,10 @@
       </w:r>
       <w:proofErr w:type="spellStart"/>
       <w:r>
+        <w:rPr>
+          <w:i/>
+          <w:iCs/>
+        </w:rPr>
         <w:t>ImageNet</w:t>
       </w:r>
       <w:proofErr w:type="spellEnd"/>
@@ -5865,6 +6034,10 @@
       </w:r>
       <w:proofErr w:type="spellStart"/>
       <w:r>
+        <w:rPr>
+          <w:i/>
+          <w:iCs/>
+        </w:rPr>
         <w:t>TFRecords</w:t>
       </w:r>
       <w:proofErr w:type="spellEnd"/>
@@ -5873,6 +6046,10 @@
       </w:r>
       <w:proofErr w:type="spellStart"/>
       <w:r>
+        <w:rPr>
+          <w:i/>
+          <w:iCs/>
+        </w:rPr>
         <w:t>ImageNet</w:t>
       </w:r>
       <w:proofErr w:type="spellEnd"/>
@@ -5917,6 +6094,10 @@
       </w:r>
       <w:proofErr w:type="spellStart"/>
       <w:r>
+        <w:rPr>
+          <w:i/>
+          <w:iCs/>
+        </w:rPr>
         <w:t>TFRecord</w:t>
       </w:r>
       <w:proofErr w:type="spellEnd"/>
@@ -6129,14 +6310,32 @@
       </w:pPr>
       <w:proofErr w:type="spellStart"/>
       <w:r>
+        <w:rPr>
+          <w:i/>
+          <w:iCs/>
+        </w:rPr>
         <w:t>Protocol</w:t>
       </w:r>
       <w:proofErr w:type="spellEnd"/>
       <w:r>
-        <w:t xml:space="preserve"> Buffers (</w:t>
-      </w:r>
-      <w:proofErr w:type="spellStart"/>
-      <w:r>
+        <w:t xml:space="preserve"> </w:t>
+      </w:r>
+      <w:r>
+        <w:rPr>
+          <w:i/>
+          <w:iCs/>
+        </w:rPr>
+        <w:t>Buffers</w:t>
+      </w:r>
+      <w:r>
+        <w:t xml:space="preserve"> (</w:t>
+      </w:r>
+      <w:proofErr w:type="spellStart"/>
+      <w:r>
+        <w:rPr>
+          <w:i/>
+          <w:iCs/>
+        </w:rPr>
         <w:t>Protobuf</w:t>
       </w:r>
       <w:proofErr w:type="spellEnd"/>
@@ -6145,6 +6344,10 @@
       </w:r>
       <w:proofErr w:type="spellStart"/>
       <w:r>
+        <w:rPr>
+          <w:i/>
+          <w:iCs/>
+        </w:rPr>
         <w:t>TFRecords</w:t>
       </w:r>
       <w:proofErr w:type="spellEnd"/>
@@ -6173,6 +6376,10 @@
       </w:r>
       <w:proofErr w:type="spellStart"/>
       <w:r>
+        <w:rPr>
+          <w:i/>
+          <w:iCs/>
+        </w:rPr>
         <w:t>TFRecords</w:t>
       </w:r>
       <w:proofErr w:type="spellEnd"/>
@@ -6181,6 +6388,10 @@
       </w:r>
       <w:proofErr w:type="spellStart"/>
       <w:r>
+        <w:rPr>
+          <w:i/>
+          <w:iCs/>
+        </w:rPr>
         <w:t>TFRecords</w:t>
       </w:r>
       <w:proofErr w:type="spellEnd"/>
@@ -6328,6 +6539,10 @@
       </w:r>
       <w:proofErr w:type="spellStart"/>
       <w:r>
+        <w:rPr>
+          <w:i/>
+          <w:iCs/>
+        </w:rPr>
         <w:t>datasets</w:t>
       </w:r>
       <w:proofErr w:type="spellEnd"/>
@@ -6336,6 +6551,10 @@
       </w:r>
       <w:proofErr w:type="spellStart"/>
       <w:r>
+        <w:rPr>
+          <w:i/>
+          <w:iCs/>
+        </w:rPr>
         <w:t>TensorFlow</w:t>
       </w:r>
       <w:proofErr w:type="spellEnd"/>
@@ -6344,6 +6563,10 @@
       </w:r>
       <w:proofErr w:type="spellStart"/>
       <w:r>
+        <w:rPr>
+          <w:i/>
+          <w:iCs/>
+        </w:rPr>
         <w:t>dataset</w:t>
       </w:r>
       <w:proofErr w:type="spellEnd"/>
@@ -6398,6 +6621,10 @@
       </w:r>
       <w:proofErr w:type="spellStart"/>
       <w:r>
+        <w:rPr>
+          <w:i/>
+          <w:iCs/>
+        </w:rPr>
         <w:t>TFRecords</w:t>
       </w:r>
       <w:proofErr w:type="spellEnd"/>
@@ -6406,6 +6633,10 @@
       </w:r>
       <w:proofErr w:type="spellStart"/>
       <w:r>
+        <w:rPr>
+          <w:i/>
+          <w:iCs/>
+        </w:rPr>
         <w:t>accuracy</w:t>
       </w:r>
       <w:proofErr w:type="spellEnd"/>
@@ -6414,6 +6645,10 @@
       </w:r>
       <w:proofErr w:type="spellStart"/>
       <w:r>
+        <w:rPr>
+          <w:i/>
+          <w:iCs/>
+        </w:rPr>
         <w:t>loss</w:t>
       </w:r>
       <w:proofErr w:type="spellEnd"/>
@@ -6422,6 +6657,10 @@
       </w:r>
       <w:proofErr w:type="spellStart"/>
       <w:r>
+        <w:rPr>
+          <w:i/>
+          <w:iCs/>
+        </w:rPr>
         <w:t>TFRecords</w:t>
       </w:r>
       <w:proofErr w:type="spellEnd"/>
@@ -6651,6 +6890,8 @@
         <w:rPr>
           <w:b/>
           <w:bCs/>
+          <w:i/>
+          <w:iCs/>
         </w:rPr>
         <w:t>Sanity</w:t>
       </w:r>
@@ -6659,6 +6900,8 @@
         <w:rPr>
           <w:b/>
           <w:bCs/>
+          <w:i/>
+          <w:iCs/>
         </w:rPr>
         <w:t xml:space="preserve"> </w:t>
       </w:r>
@@ -6667,6 +6910,8 @@
         <w:rPr>
           <w:b/>
           <w:bCs/>
+          <w:i/>
+          <w:iCs/>
         </w:rPr>
         <w:t>Check</w:t>
       </w:r>
@@ -6840,6 +7085,10 @@
       </w:r>
       <w:proofErr w:type="spellStart"/>
       <w:r>
+        <w:rPr>
+          <w:i/>
+          <w:iCs/>
+        </w:rPr>
         <w:t>overfitting</w:t>
       </w:r>
       <w:proofErr w:type="spellEnd"/>
@@ -6848,6 +7097,10 @@
       </w:r>
       <w:proofErr w:type="spellStart"/>
       <w:r>
+        <w:rPr>
+          <w:i/>
+          <w:iCs/>
+        </w:rPr>
         <w:t>Size</w:t>
       </w:r>
       <w:proofErr w:type="spellEnd"/>
@@ -6986,6 +7239,10 @@
       </w:r>
       <w:proofErr w:type="spellStart"/>
       <w:r>
+        <w:rPr>
+          <w:i/>
+          <w:iCs/>
+        </w:rPr>
         <w:t>datasets</w:t>
       </w:r>
       <w:proofErr w:type="spellEnd"/>
@@ -7126,7 +7383,16 @@
           <w:b/>
           <w:bCs/>
         </w:rPr>
-        <w:t>1 Step</w:t>
+        <w:t xml:space="preserve">1 </w:t>
+      </w:r>
+      <w:r>
+        <w:rPr>
+          <w:b/>
+          <w:bCs/>
+          <w:i/>
+          <w:iCs/>
+        </w:rPr>
+        <w:t>Step</w:t>
       </w:r>
       <w:r>
         <w:t xml:space="preserve"> = 1 batch processado + 1 update de gradiente.</w:t>
@@ -7153,6 +7419,8 @@
         <w:rPr>
           <w:b/>
           <w:bCs/>
+          <w:i/>
+          <w:iCs/>
         </w:rPr>
         <w:t>Epoch</w:t>
       </w:r>
@@ -7168,6 +7436,10 @@
       </w:r>
       <w:proofErr w:type="spellStart"/>
       <w:r>
+        <w:rPr>
+          <w:i/>
+          <w:iCs/>
+        </w:rPr>
         <w:t>dataset</w:t>
       </w:r>
       <w:proofErr w:type="spellEnd"/>
@@ -7552,6 +7824,10 @@
       </w:r>
       <w:proofErr w:type="spellStart"/>
       <w:r>
+        <w:rPr>
+          <w:i/>
+          <w:iCs/>
+        </w:rPr>
         <w:t>TFRecords</w:t>
       </w:r>
       <w:proofErr w:type="spellEnd"/>
@@ -7577,35 +7853,69 @@
         <w:jc w:val="both"/>
       </w:pPr>
       <w:r>
+        <w:rPr>
+          <w:i/>
+          <w:iCs/>
+        </w:rPr>
+        <w:t xml:space="preserve">→ </w:t>
+      </w:r>
+      <w:proofErr w:type="spellStart"/>
+      <w:r>
+        <w:rPr>
+          <w:i/>
+          <w:iCs/>
+        </w:rPr>
+        <w:t>Sanity</w:t>
+      </w:r>
+      <w:proofErr w:type="spellEnd"/>
+      <w:r>
+        <w:rPr>
+          <w:i/>
+          <w:iCs/>
+        </w:rPr>
+        <w:t xml:space="preserve"> </w:t>
+      </w:r>
+      <w:proofErr w:type="spellStart"/>
+      <w:r>
+        <w:rPr>
+          <w:i/>
+          <w:iCs/>
+        </w:rPr>
+        <w:t>Check</w:t>
+      </w:r>
+      <w:proofErr w:type="spellEnd"/>
+      <w:r>
+        <w:t xml:space="preserve"> Básico</w:t>
+      </w:r>
+      <w:r>
+        <w:t xml:space="preserve"> com </w:t>
+      </w:r>
+      <w:r>
+        <w:t>STEP_PER_EPOCH = 100</w:t>
+      </w:r>
+      <w:r>
+        <w:t xml:space="preserve"> e EPOCHS = 5</w:t>
+      </w:r>
+    </w:p>
+    <w:p>
+      <w:pPr>
+        <w:pStyle w:val="PargrafodaLista"/>
+        <w:ind w:left="1440"/>
+        <w:jc w:val="both"/>
+      </w:pPr>
+      <w:r>
         <w:t>→</w:t>
       </w:r>
       <w:r>
-        <w:t xml:space="preserve"> </w:t>
-      </w:r>
-      <w:proofErr w:type="spellStart"/>
-      <w:r>
-        <w:t>Sanity</w:t>
-      </w:r>
-      <w:proofErr w:type="spellEnd"/>
-      <w:r>
-        <w:t xml:space="preserve"> </w:t>
-      </w:r>
-      <w:proofErr w:type="spellStart"/>
-      <w:r>
-        <w:t>Check</w:t>
-      </w:r>
-      <w:proofErr w:type="spellEnd"/>
-      <w:r>
-        <w:t xml:space="preserve"> Básico</w:t>
-      </w:r>
-      <w:r>
-        <w:t xml:space="preserve"> com </w:t>
-      </w:r>
-      <w:r>
-        <w:t>STEP_PER_EPOCH = 100</w:t>
-      </w:r>
-      <w:r>
-        <w:t xml:space="preserve"> e EPOCHS = 5</w:t>
+        <w:t xml:space="preserve"> Rede </w:t>
+      </w:r>
+      <w:proofErr w:type="spellStart"/>
+      <w:r>
+        <w:t>pré</w:t>
+      </w:r>
+      <w:proofErr w:type="spellEnd"/>
+      <w:r>
+        <w:t>-treinada com a base ImageNet21K</w:t>
       </w:r>
     </w:p>
     <w:p>
@@ -7618,27 +7928,6 @@
         <w:t>→</w:t>
       </w:r>
       <w:r>
-        <w:t xml:space="preserve"> Rede </w:t>
-      </w:r>
-      <w:proofErr w:type="spellStart"/>
-      <w:r>
-        <w:t>pré</w:t>
-      </w:r>
-      <w:proofErr w:type="spellEnd"/>
-      <w:r>
-        <w:t>-treinada com a base ImageNet21K</w:t>
-      </w:r>
-    </w:p>
-    <w:p>
-      <w:pPr>
-        <w:pStyle w:val="PargrafodaLista"/>
-        <w:ind w:left="1440"/>
-        <w:jc w:val="both"/>
-      </w:pPr>
-      <w:r>
-        <w:t>→</w:t>
-      </w:r>
-      <w:r>
         <w:t xml:space="preserve"> Arquitetura </w:t>
       </w:r>
       <w:proofErr w:type="spellStart"/>
@@ -7651,6 +7940,10 @@
       </w:r>
       <w:proofErr w:type="spellStart"/>
       <w:r>
+        <w:rPr>
+          <w:i/>
+          <w:iCs/>
+        </w:rPr>
         <w:t>Research</w:t>
       </w:r>
       <w:proofErr w:type="spellEnd"/>
@@ -7891,6 +8184,10 @@
       </w:r>
       <w:proofErr w:type="spellStart"/>
       <w:r>
+        <w:rPr>
+          <w:i/>
+          <w:iCs/>
+        </w:rPr>
         <w:t>cross-entropy</w:t>
       </w:r>
       <w:proofErr w:type="spellEnd"/>
@@ -8503,6 +8800,10 @@
       </w:r>
       <w:proofErr w:type="spellStart"/>
       <w:r>
+        <w:rPr>
+          <w:i/>
+          <w:iCs/>
+        </w:rPr>
         <w:t>TFRecords</w:t>
       </w:r>
       <w:proofErr w:type="spellEnd"/>
@@ -8531,14 +8832,26 @@
       </w:r>
       <w:proofErr w:type="spellStart"/>
       <w:r>
+        <w:rPr>
+          <w:i/>
+          <w:iCs/>
+        </w:rPr>
         <w:t>Sanity</w:t>
       </w:r>
       <w:proofErr w:type="spellEnd"/>
       <w:r>
+        <w:rPr>
+          <w:i/>
+          <w:iCs/>
+        </w:rPr>
         <w:t xml:space="preserve"> </w:t>
       </w:r>
       <w:proofErr w:type="spellStart"/>
       <w:r>
+        <w:rPr>
+          <w:i/>
+          <w:iCs/>
+        </w:rPr>
         <w:t>Check</w:t>
       </w:r>
       <w:proofErr w:type="spellEnd"/>
@@ -8905,6 +9218,10 @@
       </w:r>
       <w:proofErr w:type="spellStart"/>
       <w:r>
+        <w:rPr>
+          <w:i/>
+          <w:iCs/>
+        </w:rPr>
         <w:t>warnings</w:t>
       </w:r>
       <w:proofErr w:type="spellEnd"/>
@@ -8972,6 +9289,10 @@
       </w:r>
       <w:proofErr w:type="spellStart"/>
       <w:r>
+        <w:rPr>
+          <w:i/>
+          <w:iCs/>
+        </w:rPr>
         <w:t>TensorFlow</w:t>
       </w:r>
       <w:proofErr w:type="spellEnd"/>
@@ -8980,6 +9301,10 @@
       </w:r>
       <w:proofErr w:type="spellStart"/>
       <w:r>
+        <w:rPr>
+          <w:i/>
+          <w:iCs/>
+        </w:rPr>
         <w:t>augmentation</w:t>
       </w:r>
       <w:proofErr w:type="spellEnd"/>
@@ -9017,6 +9342,10 @@
       </w:r>
       <w:proofErr w:type="spellStart"/>
       <w:r>
+        <w:rPr>
+          <w:i/>
+          <w:iCs/>
+        </w:rPr>
         <w:t>loss</w:t>
       </w:r>
       <w:proofErr w:type="spellEnd"/>
@@ -9214,6 +9543,10 @@
       </w:r>
       <w:proofErr w:type="spellStart"/>
       <w:r>
+        <w:rPr>
+          <w:i/>
+          <w:iCs/>
+        </w:rPr>
         <w:t>loss</w:t>
       </w:r>
       <w:proofErr w:type="spellEnd"/>
@@ -9228,6 +9561,10 @@
       </w:r>
       <w:proofErr w:type="spellStart"/>
       <w:r>
+        <w:rPr>
+          <w:i/>
+          <w:iCs/>
+        </w:rPr>
         <w:t>ImageNet</w:t>
       </w:r>
       <w:proofErr w:type="spellEnd"/>
@@ -9413,6 +9750,10 @@
       </w:r>
       <w:proofErr w:type="spellStart"/>
       <w:r>
+        <w:rPr>
+          <w:i/>
+          <w:iCs/>
+        </w:rPr>
         <w:t>loss</w:t>
       </w:r>
       <w:proofErr w:type="spellEnd"/>
@@ -9421,6 +9762,10 @@
       </w:r>
       <w:proofErr w:type="spellStart"/>
       <w:r>
+        <w:rPr>
+          <w:i/>
+          <w:iCs/>
+        </w:rPr>
         <w:t>mixed</w:t>
       </w:r>
       <w:proofErr w:type="spellEnd"/>
@@ -9429,6 +9774,10 @@
       </w:r>
       <w:proofErr w:type="spellStart"/>
       <w:r>
+        <w:rPr>
+          <w:i/>
+          <w:iCs/>
+        </w:rPr>
         <w:t>precision</w:t>
       </w:r>
       <w:proofErr w:type="spellEnd"/>
@@ -9689,6 +10038,10 @@
       </w:r>
       <w:proofErr w:type="spellStart"/>
       <w:r>
+        <w:rPr>
+          <w:i/>
+          <w:iCs/>
+        </w:rPr>
         <w:t>filesystem</w:t>
       </w:r>
       <w:proofErr w:type="spellEnd"/>
@@ -9697,6 +10050,10 @@
       </w:r>
       <w:proofErr w:type="spellStart"/>
       <w:r>
+        <w:rPr>
+          <w:i/>
+          <w:iCs/>
+        </w:rPr>
         <w:t>datasets</w:t>
       </w:r>
       <w:proofErr w:type="spellEnd"/>
@@ -9705,6 +10062,10 @@
       </w:r>
       <w:proofErr w:type="spellStart"/>
       <w:r>
+        <w:rPr>
+          <w:i/>
+          <w:iCs/>
+        </w:rPr>
         <w:t>loader</w:t>
       </w:r>
       <w:proofErr w:type="spellEnd"/>
@@ -9751,6 +10112,10 @@
       </w:r>
       <w:proofErr w:type="spellStart"/>
       <w:r>
+        <w:rPr>
+          <w:i/>
+          <w:iCs/>
+        </w:rPr>
         <w:t>augmentations</w:t>
       </w:r>
       <w:proofErr w:type="spellEnd"/>
@@ -9815,6 +10180,10 @@
       </w:r>
       <w:proofErr w:type="spellStart"/>
       <w:r>
+        <w:rPr>
+          <w:i/>
+          <w:iCs/>
+        </w:rPr>
         <w:t>steps_per_epoch</w:t>
       </w:r>
       <w:proofErr w:type="spellEnd"/>
@@ -9823,6 +10192,10 @@
       </w:r>
       <w:proofErr w:type="spellStart"/>
       <w:r>
+        <w:rPr>
+          <w:i/>
+          <w:iCs/>
+        </w:rPr>
         <w:t>validation_steps</w:t>
       </w:r>
       <w:proofErr w:type="spellEnd"/>
@@ -9831,6 +10204,10 @@
       </w:r>
       <w:proofErr w:type="spellStart"/>
       <w:r>
+        <w:rPr>
+          <w:i/>
+          <w:iCs/>
+        </w:rPr>
         <w:t>DataLoader</w:t>
       </w:r>
       <w:proofErr w:type="spellEnd"/>
@@ -9839,6 +10216,10 @@
       </w:r>
       <w:proofErr w:type="spellStart"/>
       <w:r>
+        <w:rPr>
+          <w:i/>
+          <w:iCs/>
+        </w:rPr>
         <w:t>datasets</w:t>
       </w:r>
       <w:proofErr w:type="spellEnd"/>
@@ -9847,6 +10228,10 @@
       </w:r>
       <w:proofErr w:type="spellStart"/>
       <w:r>
+        <w:rPr>
+          <w:i/>
+          <w:iCs/>
+        </w:rPr>
         <w:t>Keras</w:t>
       </w:r>
       <w:proofErr w:type="spellEnd"/>
@@ -9855,6 +10240,10 @@
       </w:r>
       <w:proofErr w:type="spellStart"/>
       <w:r>
+        <w:rPr>
+          <w:i/>
+          <w:iCs/>
+        </w:rPr>
         <w:t>datasets</w:t>
       </w:r>
       <w:proofErr w:type="spellEnd"/>
@@ -9893,6 +10282,8 @@
       <w:proofErr w:type="spellStart"/>
       <w:r>
         <w:rPr>
+          <w:i/>
+          <w:iCs/>
           <w:u w:val="single"/>
         </w:rPr>
         <w:t>DataLoader</w:t>
@@ -10124,6 +10515,10 @@
       </w:r>
       <w:proofErr w:type="spellStart"/>
       <w:r>
+        <w:rPr>
+          <w:i/>
+          <w:iCs/>
+        </w:rPr>
         <w:t>TensorFlow</w:t>
       </w:r>
       <w:proofErr w:type="spellEnd"/>
@@ -10344,6 +10739,10 @@
       </w:r>
       <w:proofErr w:type="spellStart"/>
       <w:r>
+        <w:rPr>
+          <w:i/>
+          <w:iCs/>
+        </w:rPr>
         <w:t>augmentations</w:t>
       </w:r>
       <w:proofErr w:type="spellEnd"/>
@@ -10522,6 +10921,10 @@
       </w:r>
       <w:proofErr w:type="spellStart"/>
       <w:r>
+        <w:rPr>
+          <w:i/>
+          <w:iCs/>
+        </w:rPr>
         <w:t>loader</w:t>
       </w:r>
       <w:proofErr w:type="spellEnd"/>
@@ -10530,6 +10933,10 @@
       </w:r>
       <w:proofErr w:type="spellStart"/>
       <w:r>
+        <w:rPr>
+          <w:i/>
+          <w:iCs/>
+        </w:rPr>
         <w:t>ResNet</w:t>
       </w:r>
       <w:proofErr w:type="spellEnd"/>
@@ -10740,6 +11147,10 @@
       </w:r>
       <w:proofErr w:type="spellStart"/>
       <w:r>
+        <w:rPr>
+          <w:i/>
+          <w:iCs/>
+        </w:rPr>
         <w:t>ResNet</w:t>
       </w:r>
       <w:proofErr w:type="spellEnd"/>
@@ -11074,6 +11485,10 @@
       </w:r>
       <w:proofErr w:type="spellStart"/>
       <w:r>
+        <w:rPr>
+          <w:i/>
+          <w:iCs/>
+        </w:rPr>
         <w:t>loss</w:t>
       </w:r>
       <w:proofErr w:type="spellEnd"/>
@@ -11111,6 +11526,10 @@
       </w:r>
       <w:proofErr w:type="spellStart"/>
       <w:r>
+        <w:rPr>
+          <w:i/>
+          <w:iCs/>
+        </w:rPr>
         <w:t>TensorFlow</w:t>
       </w:r>
       <w:proofErr w:type="spellEnd"/>
@@ -11171,14 +11590,29 @@
       </w:r>
       <w:proofErr w:type="spellStart"/>
       <w:r>
+        <w:rPr>
+          <w:i/>
+          <w:iCs/>
+        </w:rPr>
         <w:t>loss</w:t>
       </w:r>
       <w:proofErr w:type="spellEnd"/>
       <w:r>
-        <w:t xml:space="preserve"> de treino, passando de aproximadamente 1.08 para 1.00. Essa tendência descendente indica que o modelo está aprendendo, ainda que lentamente, o que é esperado em um fine-</w:t>
-      </w:r>
-      <w:proofErr w:type="spellStart"/>
-      <w:r>
+        <w:t xml:space="preserve"> de treino, passando de aproximadamente 1.08 para 1.00. Essa tendência descendente indica que o modelo está aprendendo, ainda que lentamente, o que é esperado em um </w:t>
+      </w:r>
+      <w:r>
+        <w:rPr>
+          <w:i/>
+          <w:iCs/>
+        </w:rPr>
+        <w:t>fine-</w:t>
+      </w:r>
+      <w:proofErr w:type="spellStart"/>
+      <w:r>
+        <w:rPr>
+          <w:i/>
+          <w:iCs/>
+        </w:rPr>
         <w:t>tuning</w:t>
       </w:r>
       <w:proofErr w:type="spellEnd"/>
@@ -11571,14 +12005,29 @@
       </w:r>
       <w:proofErr w:type="spellStart"/>
       <w:r>
+        <w:rPr>
+          <w:i/>
+          <w:iCs/>
+        </w:rPr>
         <w:t>augmentation</w:t>
       </w:r>
       <w:proofErr w:type="spellEnd"/>
       <w:r>
-        <w:t xml:space="preserve"> no treinamento aliadas ao fine-</w:t>
-      </w:r>
-      <w:proofErr w:type="spellStart"/>
-      <w:r>
+        <w:t xml:space="preserve"> no treinamento aliadas ao </w:t>
+      </w:r>
+      <w:r>
+        <w:rPr>
+          <w:i/>
+          <w:iCs/>
+        </w:rPr>
+        <w:t>fine-</w:t>
+      </w:r>
+      <w:proofErr w:type="spellStart"/>
+      <w:r>
+        <w:rPr>
+          <w:i/>
+          <w:iCs/>
+        </w:rPr>
         <w:t>tuning</w:t>
       </w:r>
       <w:proofErr w:type="spellEnd"/>
@@ -11595,6 +12044,10 @@
       </w:r>
       <w:proofErr w:type="spellStart"/>
       <w:r>
+        <w:rPr>
+          <w:i/>
+          <w:iCs/>
+        </w:rPr>
         <w:t>ImageNet</w:t>
       </w:r>
       <w:proofErr w:type="spellEnd"/>
@@ -11998,14 +12451,26 @@
       </w:r>
       <w:proofErr w:type="spellStart"/>
       <w:r>
+        <w:rPr>
+          <w:i/>
+          <w:iCs/>
+        </w:rPr>
         <w:t>from</w:t>
       </w:r>
       <w:proofErr w:type="spellEnd"/>
       <w:r>
+        <w:rPr>
+          <w:i/>
+          <w:iCs/>
+        </w:rPr>
         <w:t xml:space="preserve"> </w:t>
       </w:r>
       <w:proofErr w:type="spellStart"/>
       <w:r>
+        <w:rPr>
+          <w:i/>
+          <w:iCs/>
+        </w:rPr>
         <w:t>scratch</w:t>
       </w:r>
       <w:proofErr w:type="spellEnd"/>
@@ -12014,6 +12479,10 @@
       </w:r>
       <w:proofErr w:type="spellStart"/>
       <w:r>
+        <w:rPr>
+          <w:i/>
+          <w:iCs/>
+        </w:rPr>
         <w:t>dataset</w:t>
       </w:r>
       <w:proofErr w:type="spellEnd"/>
@@ -12034,6 +12503,10 @@
       </w:r>
       <w:proofErr w:type="spellStart"/>
       <w:r>
+        <w:rPr>
+          <w:i/>
+          <w:iCs/>
+        </w:rPr>
         <w:t>ImageNet</w:t>
       </w:r>
       <w:proofErr w:type="spellEnd"/>
@@ -12454,6 +12927,10 @@
       </w:r>
       <w:proofErr w:type="spellStart"/>
       <w:r>
+        <w:rPr>
+          <w:i/>
+          <w:iCs/>
+        </w:rPr>
         <w:t>loss</w:t>
       </w:r>
       <w:proofErr w:type="spellEnd"/>
@@ -12494,6 +12971,10 @@
       </w:r>
       <w:proofErr w:type="spellStart"/>
       <w:r>
+        <w:rPr>
+          <w:i/>
+          <w:iCs/>
+        </w:rPr>
         <w:t>val_accuracy</w:t>
       </w:r>
       <w:proofErr w:type="spellEnd"/>
@@ -12599,6 +13080,10 @@
       </w:r>
       <w:proofErr w:type="spellStart"/>
       <w:r>
+        <w:rPr>
+          <w:i/>
+          <w:iCs/>
+        </w:rPr>
         <w:t>backpropagation</w:t>
       </w:r>
       <w:proofErr w:type="spellEnd"/>
@@ -12688,6 +13173,10 @@
       </w:r>
       <w:proofErr w:type="spellStart"/>
       <w:r>
+        <w:rPr>
+          <w:i/>
+          <w:iCs/>
+        </w:rPr>
         <w:t>val_accuracy</w:t>
       </w:r>
       <w:proofErr w:type="spellEnd"/>
@@ -12699,6 +13188,10 @@
       </w:r>
       <w:proofErr w:type="spellStart"/>
       <w:r>
+        <w:rPr>
+          <w:i/>
+          <w:iCs/>
+        </w:rPr>
         <w:t>loss</w:t>
       </w:r>
       <w:proofErr w:type="spellEnd"/>
@@ -12813,6 +13306,10 @@
       </w:r>
       <w:proofErr w:type="spellStart"/>
       <w:r>
+        <w:rPr>
+          <w:i/>
+          <w:iCs/>
+        </w:rPr>
         <w:t>dataset</w:t>
       </w:r>
       <w:proofErr w:type="spellEnd"/>
@@ -12854,14 +13351,32 @@
       </w:r>
       <w:proofErr w:type="spellStart"/>
       <w:r>
+        <w:rPr>
+          <w:i/>
+          <w:iCs/>
+        </w:rPr>
         <w:t>augmentations</w:t>
       </w:r>
       <w:proofErr w:type="spellEnd"/>
       <w:r>
-        <w:t xml:space="preserve"> + batch </w:t>
-      </w:r>
-      <w:proofErr w:type="spellStart"/>
-      <w:r>
+        <w:t xml:space="preserve"> + </w:t>
+      </w:r>
+      <w:r>
+        <w:rPr>
+          <w:i/>
+          <w:iCs/>
+        </w:rPr>
+        <w:t>batch</w:t>
+      </w:r>
+      <w:r>
+        <w:t xml:space="preserve"> </w:t>
+      </w:r>
+      <w:proofErr w:type="spellStart"/>
+      <w:r>
+        <w:rPr>
+          <w:i/>
+          <w:iCs/>
+        </w:rPr>
         <w:t>norm</w:t>
       </w:r>
       <w:proofErr w:type="spellEnd"/>
@@ -12870,6 +13385,10 @@
       </w:r>
       <w:proofErr w:type="spellStart"/>
       <w:r>
+        <w:rPr>
+          <w:i/>
+          <w:iCs/>
+        </w:rPr>
         <w:t>overfitting</w:t>
       </w:r>
       <w:proofErr w:type="spellEnd"/>
@@ -12935,6 +13454,10 @@
       </w:r>
       <w:proofErr w:type="spellStart"/>
       <w:r>
+        <w:rPr>
+          <w:i/>
+          <w:iCs/>
+        </w:rPr>
         <w:t>scheduler</w:t>
       </w:r>
       <w:proofErr w:type="spellEnd"/>
@@ -12966,6 +13489,10 @@
       </w:r>
       <w:proofErr w:type="spellStart"/>
       <w:r>
+        <w:rPr>
+          <w:i/>
+          <w:iCs/>
+        </w:rPr>
         <w:t>loss</w:t>
       </w:r>
       <w:proofErr w:type="spellEnd"/>
@@ -13000,6 +13527,10 @@
       </w:r>
       <w:proofErr w:type="spellStart"/>
       <w:r>
+        <w:rPr>
+          <w:i/>
+          <w:iCs/>
+        </w:rPr>
         <w:t>val_accuracy</w:t>
       </w:r>
       <w:proofErr w:type="spellEnd"/>
@@ -13114,6 +13645,10 @@
       </w:r>
       <w:proofErr w:type="spellStart"/>
       <w:r>
+        <w:rPr>
+          <w:i/>
+          <w:iCs/>
+        </w:rPr>
         <w:t>scheduler</w:t>
       </w:r>
       <w:proofErr w:type="spellEnd"/>
@@ -13323,6 +13858,10 @@
       </w:r>
       <w:proofErr w:type="spellStart"/>
       <w:r>
+        <w:rPr>
+          <w:i/>
+          <w:iCs/>
+        </w:rPr>
         <w:t>dataset</w:t>
       </w:r>
       <w:proofErr w:type="spellEnd"/>
@@ -13362,18 +13901,37 @@
       </w:r>
       <w:proofErr w:type="spellStart"/>
       <w:r>
+        <w:rPr>
+          <w:i/>
+          <w:iCs/>
+        </w:rPr>
         <w:t>ImageNet</w:t>
       </w:r>
       <w:proofErr w:type="spellEnd"/>
       <w:r>
-        <w:t xml:space="preserve"> e aplicar um fine-</w:t>
-      </w:r>
-      <w:proofErr w:type="spellStart"/>
-      <w:r>
+        <w:t xml:space="preserve"> e aplicar um </w:t>
+      </w:r>
+      <w:r>
+        <w:rPr>
+          <w:i/>
+          <w:iCs/>
+        </w:rPr>
+        <w:t>fine-</w:t>
+      </w:r>
+      <w:proofErr w:type="spellStart"/>
+      <w:r>
+        <w:rPr>
+          <w:i/>
+          <w:iCs/>
+        </w:rPr>
         <w:t>tunning</w:t>
       </w:r>
       <w:proofErr w:type="spellEnd"/>
       <w:r>
+        <w:rPr>
+          <w:i/>
+          <w:iCs/>
+        </w:rPr>
         <w:t>.</w:t>
       </w:r>
     </w:p>
@@ -13404,6 +13962,10 @@
       </w:r>
       <w:proofErr w:type="spellStart"/>
       <w:r>
+        <w:rPr>
+          <w:i/>
+          <w:iCs/>
+        </w:rPr>
         <w:t>cross-validation</w:t>
       </w:r>
       <w:proofErr w:type="spellEnd"/>
@@ -13412,6 +13974,10 @@
       </w:r>
       <w:proofErr w:type="spellStart"/>
       <w:r>
+        <w:rPr>
+          <w:i/>
+          <w:iCs/>
+        </w:rPr>
         <w:t>dataset</w:t>
       </w:r>
       <w:proofErr w:type="spellEnd"/>
@@ -14174,6 +14740,8 @@
         <w:rPr>
           <w:b/>
           <w:bCs/>
+          <w:i/>
+          <w:iCs/>
         </w:rPr>
         <w:t>Scheduler</w:t>
       </w:r>
@@ -14621,6 +15189,10 @@
       </w:r>
       <w:proofErr w:type="spellStart"/>
       <w:r>
+        <w:rPr>
+          <w:i/>
+          <w:iCs/>
+        </w:rPr>
         <w:t>ResNet</w:t>
       </w:r>
       <w:proofErr w:type="spellEnd"/>
@@ -14698,6 +15270,10 @@
       </w:r>
       <w:proofErr w:type="spellStart"/>
       <w:r>
+        <w:rPr>
+          <w:i/>
+          <w:iCs/>
+        </w:rPr>
         <w:t>Dataset</w:t>
       </w:r>
       <w:proofErr w:type="spellEnd"/>
@@ -14743,6 +15319,10 @@
       </w:r>
       <w:proofErr w:type="spellStart"/>
       <w:r>
+        <w:rPr>
+          <w:i/>
+          <w:iCs/>
+        </w:rPr>
         <w:t>overfitting</w:t>
       </w:r>
       <w:proofErr w:type="spellEnd"/>
@@ -14827,15 +15407,13 @@
         <w:jc w:val="both"/>
       </w:pPr>
       <w:r>
-        <w:t xml:space="preserve">Para este experimento foi selecionada a </w:t>
-      </w:r>
-      <w:proofErr w:type="spellStart"/>
-      <w:r>
-        <w:t>varição</w:t>
-      </w:r>
-      <w:proofErr w:type="spellEnd"/>
-      <w:r>
-        <w:t xml:space="preserve"> ResNet-18, por se apresentar como a escolha mais segura, uma vez que </w:t>
+        <w:t>Para este experimento foi selecionada a vari</w:t>
+      </w:r>
+      <w:r>
+        <w:t>a</w:t>
+      </w:r>
+      <w:r>
+        <w:t xml:space="preserve">ção ResNet-18, por se apresentar como a escolha mais segura, uma vez que </w:t>
       </w:r>
       <w:r>
         <w:t>apresenta um equilíbrio melhor entre capacidade do modelo e volume de dados. Enquanto a ResNet-50 possui cerca de 25 milhões de parâmetros, a ResNet-18 tem aproximadamente 11 milhões</w:t>
@@ -14861,6 +15439,10 @@
       </w:r>
       <w:proofErr w:type="spellStart"/>
       <w:r>
+        <w:rPr>
+          <w:i/>
+          <w:iCs/>
+        </w:rPr>
         <w:t>dataset</w:t>
       </w:r>
       <w:proofErr w:type="spellEnd"/>
@@ -14903,14 +15485,26 @@
       </w:r>
       <w:proofErr w:type="spellStart"/>
       <w:r>
+        <w:rPr>
+          <w:i/>
+          <w:iCs/>
+        </w:rPr>
         <w:t>basic</w:t>
       </w:r>
       <w:proofErr w:type="spellEnd"/>
       <w:r>
+        <w:rPr>
+          <w:i/>
+          <w:iCs/>
+        </w:rPr>
         <w:t xml:space="preserve"> </w:t>
       </w:r>
       <w:proofErr w:type="spellStart"/>
       <w:r>
+        <w:rPr>
+          <w:i/>
+          <w:iCs/>
+        </w:rPr>
         <w:t>blocks</w:t>
       </w:r>
       <w:proofErr w:type="spellEnd"/>
@@ -14919,14 +15513,26 @@
       </w:r>
       <w:proofErr w:type="spellStart"/>
       <w:r>
+        <w:rPr>
+          <w:i/>
+          <w:iCs/>
+        </w:rPr>
         <w:t>bottleneck</w:t>
       </w:r>
       <w:proofErr w:type="spellEnd"/>
       <w:r>
+        <w:rPr>
+          <w:i/>
+          <w:iCs/>
+        </w:rPr>
         <w:t xml:space="preserve"> </w:t>
       </w:r>
       <w:proofErr w:type="spellStart"/>
       <w:r>
+        <w:rPr>
+          <w:i/>
+          <w:iCs/>
+        </w:rPr>
         <w:t>blocks</w:t>
       </w:r>
       <w:proofErr w:type="spellEnd"/>
@@ -15013,6 +15619,10 @@
       </w:r>
       <w:proofErr w:type="spellStart"/>
       <w:r>
+        <w:rPr>
+          <w:i/>
+          <w:iCs/>
+        </w:rPr>
         <w:t>loss</w:t>
       </w:r>
       <w:proofErr w:type="spellEnd"/>
@@ -15029,15 +15639,19 @@
       </w:r>
       <w:proofErr w:type="spellStart"/>
       <w:r>
+        <w:rPr>
+          <w:i/>
+          <w:iCs/>
+        </w:rPr>
         <w:t>Epoch</w:t>
       </w:r>
       <w:proofErr w:type="spellEnd"/>
       <w:r>
-        <w:t xml:space="preserve"> 1, tanto no treino quanto na validação. Quando o N</w:t>
-      </w:r>
-      <w:proofErr w:type="spellStart"/>
-      <w:r>
-        <w:t>aN</w:t>
+        <w:t xml:space="preserve"> 1, tanto no treino quanto na validação. Quando o </w:t>
+      </w:r>
+      <w:proofErr w:type="spellStart"/>
+      <w:r>
+        <w:t>NaN</w:t>
       </w:r>
       <w:proofErr w:type="spellEnd"/>
       <w:r>
@@ -15077,6 +15691,10 @@
       </w:r>
       <w:proofErr w:type="spellStart"/>
       <w:r>
+        <w:rPr>
+          <w:i/>
+          <w:iCs/>
+        </w:rPr>
         <w:t>Dataset</w:t>
       </w:r>
       <w:proofErr w:type="spellEnd"/>
@@ -15084,13 +15702,7 @@
         <w:t xml:space="preserve"> e Classes, é provável que LR seja </w:t>
       </w:r>
       <w:r>
-        <w:t>alt</w:t>
-      </w:r>
-      <w:r>
-        <w:t>a</w:t>
-      </w:r>
-      <w:r>
-        <w:t xml:space="preserve"> demais e causa explosão imediata dos gradientes</w:t>
+        <w:t>alta demais e causa explosão imediata dos gradientes</w:t>
       </w:r>
       <w:r>
         <w:t xml:space="preserve"> (Adicionalmente a</w:t>
@@ -15126,6 +15738,10 @@
       </w:r>
       <w:proofErr w:type="spellStart"/>
       <w:r>
+        <w:rPr>
+          <w:i/>
+          <w:iCs/>
+        </w:rPr>
         <w:t>BatchNorm</w:t>
       </w:r>
       <w:proofErr w:type="spellEnd"/>
@@ -15140,6 +15756,10 @@
       </w:r>
       <w:proofErr w:type="spellStart"/>
       <w:r>
+        <w:rPr>
+          <w:i/>
+          <w:iCs/>
+        </w:rPr>
         <w:t>dataset</w:t>
       </w:r>
       <w:proofErr w:type="spellEnd"/>
@@ -15216,6 +15836,10 @@
       </w:r>
       <w:proofErr w:type="spellStart"/>
       <w:r>
+        <w:rPr>
+          <w:i/>
+          <w:iCs/>
+        </w:rPr>
         <w:t>Scheduler</w:t>
       </w:r>
       <w:proofErr w:type="spellEnd"/>
@@ -15254,6 +15878,9 @@
         <w:jc w:val="center"/>
       </w:pPr>
       <w:r>
+        <w:rPr>
+          <w:noProof/>
+        </w:rPr>
         <w:drawing>
           <wp:inline distT="0" distB="0" distL="0" distR="0" wp14:anchorId="77813629" wp14:editId="3C2F7430">
             <wp:extent cx="1958941" cy="1280160"/>
@@ -15376,6 +16003,9 @@
         <w:jc w:val="both"/>
       </w:pPr>
       <w:r>
+        <w:rPr>
+          <w:noProof/>
+        </w:rPr>
         <w:drawing>
           <wp:inline distT="0" distB="0" distL="0" distR="0" wp14:anchorId="612E4DEC" wp14:editId="3811E122">
             <wp:extent cx="2504661" cy="921659"/>
@@ -15448,6 +16078,10 @@
       </w:r>
       <w:proofErr w:type="spellStart"/>
       <w:r>
+        <w:rPr>
+          <w:i/>
+          <w:iCs/>
+        </w:rPr>
         <w:t>clipnorm</w:t>
       </w:r>
       <w:proofErr w:type="spellEnd"/>
@@ -15521,6 +16155,10 @@
       </w:r>
       <w:proofErr w:type="spellStart"/>
       <w:r>
+        <w:rPr>
+          <w:i/>
+          <w:iCs/>
+        </w:rPr>
         <w:t>clipnorm</w:t>
       </w:r>
       <w:proofErr w:type="spellEnd"/>
@@ -15574,14 +16212,7 @@
           <w:sz w:val="18"/>
           <w:szCs w:val="18"/>
         </w:rPr>
-        <w:t>Definição de valores para o</w:t>
-      </w:r>
-      <w:r>
-        <w:rPr>
-          <w:sz w:val="18"/>
-          <w:szCs w:val="18"/>
-        </w:rPr>
-        <w:t xml:space="preserve"> </w:t>
+        <w:t xml:space="preserve">Definição de valores para o </w:t>
       </w:r>
       <w:proofErr w:type="spellStart"/>
       <w:r>
@@ -15607,6 +16238,9 @@
         <w:jc w:val="center"/>
       </w:pPr>
       <w:r>
+        <w:rPr>
+          <w:noProof/>
+        </w:rPr>
         <w:drawing>
           <wp:inline distT="0" distB="0" distL="0" distR="0" wp14:anchorId="0C0EFDC7" wp14:editId="59001969">
             <wp:extent cx="1906158" cy="947160"/>
@@ -15684,6 +16318,10 @@
       </w:r>
       <w:proofErr w:type="spellStart"/>
       <w:r>
+        <w:rPr>
+          <w:i/>
+          <w:iCs/>
+        </w:rPr>
         <w:t>ImageNet</w:t>
       </w:r>
       <w:proofErr w:type="spellEnd"/>
@@ -15856,14 +16494,1171 @@
           <w:b/>
           <w:bCs/>
         </w:rPr>
-        <w:t>Resultados pós correções</w:t>
-      </w:r>
-      <w:r>
-        <w:rPr>
-          <w:b/>
-          <w:bCs/>
-        </w:rPr>
+        <w:t>Resultados pós correções:</w:t>
+      </w:r>
+    </w:p>
+    <w:p>
+      <w:pPr>
+        <w:pStyle w:val="PargrafodaLista"/>
+        <w:ind w:left="2160"/>
+        <w:jc w:val="both"/>
+      </w:pPr>
+      <w:r>
+        <w:t xml:space="preserve">Diferente dos testes anteriores, aqui </w:t>
+      </w:r>
+      <w:r>
+        <w:t xml:space="preserve">há </w:t>
+      </w:r>
+      <w:r>
+        <w:t xml:space="preserve">uma evolução clara tanto no treino quanto na validação, sem colapsos, sem explosões de gradiente e sem sintomas fortes de </w:t>
+      </w:r>
+      <w:proofErr w:type="spellStart"/>
+      <w:r>
+        <w:rPr>
+          <w:i/>
+          <w:iCs/>
+        </w:rPr>
+        <w:t>overfitting</w:t>
+      </w:r>
+      <w:proofErr w:type="spellEnd"/>
+      <w:r>
+        <w:t xml:space="preserve"> descontrolado. O modelo parte de ~45% de acurácia e chega de forma consistente à casa de 83–84% de acurácia</w:t>
+      </w:r>
+    </w:p>
+    <w:p>
+      <w:pPr>
+        <w:pStyle w:val="PargrafodaLista"/>
+        <w:ind w:left="2160"/>
+        <w:jc w:val="both"/>
+        <w:rPr>
+          <w:b/>
+          <w:bCs/>
+        </w:rPr>
+      </w:pPr>
+    </w:p>
+    <w:p>
+      <w:pPr>
+        <w:pStyle w:val="PargrafodaLista"/>
+        <w:ind w:left="2160"/>
+        <w:jc w:val="both"/>
+        <w:rPr>
+          <w:b/>
+          <w:bCs/>
+          <w:color w:val="EE0000"/>
+        </w:rPr>
+      </w:pPr>
+      <w:r>
+        <w:rPr>
+          <w:b/>
+          <w:bCs/>
+          <w:color w:val="EE0000"/>
+        </w:rPr>
+        <w:t xml:space="preserve">Como garantir que esses valores são verdadeiros e confiáveis? </w:t>
+      </w:r>
+    </w:p>
+    <w:p>
+      <w:pPr>
+        <w:pStyle w:val="PargrafodaLista"/>
+        <w:ind w:left="2160"/>
+        <w:jc w:val="both"/>
+        <w:rPr>
+          <w:b/>
+          <w:bCs/>
+          <w:color w:val="EE0000"/>
+        </w:rPr>
+      </w:pPr>
+    </w:p>
+    <w:p>
+      <w:pPr>
+        <w:pStyle w:val="PargrafodaLista"/>
+        <w:numPr>
+          <w:ilvl w:val="0"/>
+          <w:numId w:val="19"/>
+        </w:numPr>
+        <w:jc w:val="both"/>
+        <w:rPr>
+          <w:b/>
+          <w:bCs/>
+        </w:rPr>
+      </w:pPr>
+      <w:r>
+        <w:rPr>
+          <w:b/>
+          <w:bCs/>
+        </w:rPr>
+        <w:lastRenderedPageBreak/>
+        <w:t>Avaliação do comportamento:</w:t>
+      </w:r>
+    </w:p>
+    <w:p>
+      <w:pPr>
+        <w:pStyle w:val="PargrafodaLista"/>
+        <w:ind w:left="2160"/>
+        <w:jc w:val="both"/>
+      </w:pPr>
+      <w:r>
+        <w:t>N</w:t>
+      </w:r>
+      <w:r>
+        <w:t>a</w:t>
+      </w:r>
+      <w:r>
+        <w:t>s primeir</w:t>
+      </w:r>
+      <w:r>
+        <w:t>a</w:t>
+      </w:r>
+      <w:r>
+        <w:t xml:space="preserve">s 30 </w:t>
+      </w:r>
+      <w:proofErr w:type="spellStart"/>
+      <w:r>
+        <w:rPr>
+          <w:i/>
+          <w:iCs/>
+        </w:rPr>
+        <w:t>epochs</w:t>
+      </w:r>
+      <w:proofErr w:type="spellEnd"/>
+      <w:r>
+        <w:t xml:space="preserve">, com learning rate = 0.01, o modelo apresenta um aprendizado rápido e saudável. A </w:t>
+      </w:r>
+      <w:proofErr w:type="spellStart"/>
+      <w:r>
+        <w:rPr>
+          <w:i/>
+          <w:iCs/>
+        </w:rPr>
+        <w:t>loss</w:t>
+      </w:r>
+      <w:proofErr w:type="spellEnd"/>
+      <w:r>
+        <w:t xml:space="preserve"> cai de forma contínua e a acurácia sobe de maneira consistente, tanto no treino quanto na validação.</w:t>
+      </w:r>
+      <w:r>
+        <w:t xml:space="preserve"> Esse comportamento indica </w:t>
+      </w:r>
+      <w:r>
+        <w:t>Inicialização correta da rede</w:t>
+      </w:r>
+      <w:r>
+        <w:t xml:space="preserve">, funcionamento estável do pipeline e </w:t>
+      </w:r>
+      <w:proofErr w:type="spellStart"/>
+      <w:r>
+        <w:rPr>
+          <w:i/>
+          <w:iCs/>
+        </w:rPr>
+        <w:t>augmentations</w:t>
+      </w:r>
+      <w:proofErr w:type="spellEnd"/>
+      <w:r>
+        <w:t xml:space="preserve"> equilibradas (</w:t>
+      </w:r>
+      <w:r>
+        <w:t xml:space="preserve">enriquecendo o </w:t>
+      </w:r>
+      <w:proofErr w:type="spellStart"/>
+      <w:r>
+        <w:rPr>
+          <w:i/>
+          <w:iCs/>
+        </w:rPr>
+        <w:t>dataset</w:t>
+      </w:r>
+      <w:proofErr w:type="spellEnd"/>
+      <w:r>
+        <w:t xml:space="preserve"> sem destruir a semântica das imagens</w:t>
+      </w:r>
+      <w:r>
+        <w:t>).</w:t>
+      </w:r>
+    </w:p>
+    <w:p>
+      <w:pPr>
+        <w:spacing w:after="0"/>
+        <w:ind w:left="1800"/>
+        <w:jc w:val="center"/>
+        <w:rPr>
+          <w:sz w:val="18"/>
+          <w:szCs w:val="18"/>
+        </w:rPr>
+      </w:pPr>
+      <w:r>
+        <w:rPr>
+          <w:sz w:val="18"/>
+          <w:szCs w:val="18"/>
+        </w:rPr>
+        <w:t>Figura 4</w:t>
+      </w:r>
+      <w:r>
+        <w:rPr>
+          <w:sz w:val="18"/>
+          <w:szCs w:val="18"/>
+        </w:rPr>
+        <w:t>5</w:t>
+      </w:r>
+      <w:r>
+        <w:rPr>
+          <w:sz w:val="18"/>
+          <w:szCs w:val="18"/>
+        </w:rPr>
+        <w:t xml:space="preserve">: </w:t>
+      </w:r>
+      <w:r>
+        <w:rPr>
+          <w:sz w:val="18"/>
+          <w:szCs w:val="18"/>
+        </w:rPr>
+        <w:t xml:space="preserve">Gráfico de comportamento da acurácia e </w:t>
+      </w:r>
+      <w:proofErr w:type="spellStart"/>
+      <w:r>
+        <w:rPr>
+          <w:sz w:val="18"/>
+          <w:szCs w:val="18"/>
+        </w:rPr>
+        <w:t>loss</w:t>
+      </w:r>
+      <w:proofErr w:type="spellEnd"/>
+    </w:p>
+    <w:p>
+      <w:pPr>
+        <w:pStyle w:val="PargrafodaLista"/>
+        <w:ind w:left="708"/>
+        <w:jc w:val="center"/>
+        <w:rPr>
+          <w:b/>
+          <w:bCs/>
+        </w:rPr>
+      </w:pPr>
+      <w:r>
+        <w:rPr>
+          <w:b/>
+          <w:bCs/>
+        </w:rPr>
+        <w:drawing>
+          <wp:inline distT="0" distB="0" distL="0" distR="0" wp14:anchorId="750B3128" wp14:editId="67454205">
+            <wp:extent cx="5400040" cy="3114675"/>
+            <wp:effectExtent l="0" t="0" r="0" b="9525"/>
+            <wp:docPr id="1314107508" name="Imagem 1"/>
+            <wp:cNvGraphicFramePr>
+              <a:graphicFrameLocks xmlns:a="http://schemas.openxmlformats.org/drawingml/2006/main" noChangeAspect="1"/>
+            </wp:cNvGraphicFramePr>
+            <a:graphic xmlns:a="http://schemas.openxmlformats.org/drawingml/2006/main">
+              <a:graphicData uri="http://schemas.openxmlformats.org/drawingml/2006/picture">
+                <pic:pic xmlns:pic="http://schemas.openxmlformats.org/drawingml/2006/picture">
+                  <pic:nvPicPr>
+                    <pic:cNvPr id="1314107508" name=""/>
+                    <pic:cNvPicPr/>
+                  </pic:nvPicPr>
+                  <pic:blipFill>
+                    <a:blip r:embed="rId53"/>
+                    <a:stretch>
+                      <a:fillRect/>
+                    </a:stretch>
+                  </pic:blipFill>
+                  <pic:spPr>
+                    <a:xfrm>
+                      <a:off x="0" y="0"/>
+                      <a:ext cx="5400040" cy="3114675"/>
+                    </a:xfrm>
+                    <a:prstGeom prst="rect">
+                      <a:avLst/>
+                    </a:prstGeom>
+                  </pic:spPr>
+                </pic:pic>
+              </a:graphicData>
+            </a:graphic>
+          </wp:inline>
+        </w:drawing>
+      </w:r>
+    </w:p>
+    <w:p>
+      <w:pPr>
+        <w:pStyle w:val="PargrafodaLista"/>
+        <w:ind w:left="2160"/>
+        <w:jc w:val="both"/>
+        <w:rPr>
+          <w:b/>
+          <w:bCs/>
+        </w:rPr>
+      </w:pPr>
+    </w:p>
+    <w:p>
+      <w:pPr>
+        <w:pStyle w:val="PargrafodaLista"/>
+        <w:ind w:left="2160"/>
+        <w:jc w:val="both"/>
+      </w:pPr>
+      <w:r>
+        <w:t>Quando o learning rate é reduzido de 0.01 → 0.001 (</w:t>
+      </w:r>
+      <w:proofErr w:type="spellStart"/>
+      <w:r>
+        <w:rPr>
+          <w:i/>
+          <w:iCs/>
+        </w:rPr>
+        <w:t>epoch</w:t>
+      </w:r>
+      <w:proofErr w:type="spellEnd"/>
+      <w:r>
+        <w:t xml:space="preserve"> 31), ocorre exatamente o comportamento esperado teoricamente:</w:t>
+      </w:r>
+      <w:r>
+        <w:br/>
+        <w:t xml:space="preserve">o ganho passa a ser mais lento, porém mais refinado. A acurácia de validação sobe de 76% para ~80%+, enquanto a </w:t>
+      </w:r>
+      <w:proofErr w:type="spellStart"/>
+      <w:r>
+        <w:t>loss</w:t>
+      </w:r>
+      <w:proofErr w:type="spellEnd"/>
+      <w:r>
+        <w:t xml:space="preserve"> continua diminuindo de forma suave.</w:t>
+      </w:r>
+    </w:p>
+    <w:p>
+      <w:pPr>
+        <w:pStyle w:val="PargrafodaLista"/>
+        <w:ind w:left="2160"/>
+        <w:jc w:val="both"/>
+      </w:pPr>
+    </w:p>
+    <w:p>
+      <w:pPr>
+        <w:pStyle w:val="PargrafodaLista"/>
+        <w:ind w:left="2160"/>
+        <w:jc w:val="both"/>
+      </w:pPr>
+      <w:r>
+        <w:t xml:space="preserve">A partir do </w:t>
+      </w:r>
+      <w:proofErr w:type="spellStart"/>
+      <w:r>
+        <w:rPr>
+          <w:i/>
+          <w:iCs/>
+        </w:rPr>
+        <w:t>epoch</w:t>
+      </w:r>
+      <w:proofErr w:type="spellEnd"/>
+      <w:r>
+        <w:t xml:space="preserve"> 61, com learning rate = 1e-4, o treinamento entra em regime de </w:t>
+      </w:r>
+      <w:r>
+        <w:rPr>
+          <w:i/>
+          <w:iCs/>
+        </w:rPr>
+        <w:t>fine-</w:t>
+      </w:r>
+      <w:proofErr w:type="spellStart"/>
+      <w:r>
+        <w:rPr>
+          <w:i/>
+          <w:iCs/>
+        </w:rPr>
+        <w:t>tuning</w:t>
+      </w:r>
+      <w:proofErr w:type="spellEnd"/>
+      <w:r>
+        <w:t>. O ganho absoluto de acurácia é pequeno, mas consistente: a validação oscila entre 83% e 84%, atingindo picos próximos de 84.5%.</w:t>
+      </w:r>
+      <w:r>
+        <w:t xml:space="preserve"> </w:t>
+      </w:r>
+      <w:r>
+        <w:t xml:space="preserve">Isso indica que o modelo já extraiu praticamente tudo o que o </w:t>
+      </w:r>
+      <w:proofErr w:type="spellStart"/>
+      <w:r>
+        <w:rPr>
+          <w:i/>
+          <w:iCs/>
+        </w:rPr>
+        <w:t>dataset</w:t>
+      </w:r>
+      <w:proofErr w:type="spellEnd"/>
+      <w:r>
+        <w:t xml:space="preserve"> permite, e que continuar treinando além desse ponto gera ganhos marginais. </w:t>
+      </w:r>
+    </w:p>
+    <w:p>
+      <w:pPr>
+        <w:pStyle w:val="PargrafodaLista"/>
+        <w:ind w:left="2160"/>
+        <w:jc w:val="both"/>
+      </w:pPr>
+    </w:p>
+    <w:p>
+      <w:pPr>
+        <w:pStyle w:val="PargrafodaLista"/>
+        <w:numPr>
+          <w:ilvl w:val="0"/>
+          <w:numId w:val="19"/>
+        </w:numPr>
+        <w:jc w:val="both"/>
+      </w:pPr>
+      <w:r>
+        <w:rPr>
+          <w:b/>
+          <w:bCs/>
+        </w:rPr>
+        <w:t>Relação treino × validação (generalização)</w:t>
+      </w:r>
+    </w:p>
+    <w:p>
+      <w:pPr>
+        <w:pStyle w:val="PargrafodaLista"/>
+        <w:ind w:left="2160"/>
+        <w:jc w:val="both"/>
+      </w:pPr>
+      <w:r>
+        <w:t>Um ponto positivo deste experimento é que a acurácia de validação acompanha de perto a de treino durante praticamente todo o processo. A diferença entre treino e validação se mantém pequena, geralmente na faixa de 2–4 pontos percentuais, o que é um indicativo clássico de boa generalização.</w:t>
+      </w:r>
+    </w:p>
+    <w:p>
+      <w:pPr>
+        <w:pStyle w:val="PargrafodaLista"/>
+        <w:ind w:left="2160"/>
+        <w:jc w:val="both"/>
+      </w:pPr>
+    </w:p>
+    <w:p>
+      <w:pPr>
+        <w:pStyle w:val="PargrafodaLista"/>
+        <w:ind w:left="2160"/>
+        <w:jc w:val="both"/>
+      </w:pPr>
+    </w:p>
+    <w:p>
+      <w:pPr>
+        <w:pStyle w:val="PargrafodaLista"/>
+        <w:ind w:left="2160"/>
+        <w:jc w:val="both"/>
+      </w:pPr>
+    </w:p>
+    <w:p>
+      <w:pPr>
+        <w:pStyle w:val="PargrafodaLista"/>
+        <w:ind w:left="2160"/>
+        <w:jc w:val="both"/>
+      </w:pPr>
+    </w:p>
+    <w:p>
+      <w:pPr>
+        <w:pStyle w:val="PargrafodaLista"/>
+        <w:numPr>
+          <w:ilvl w:val="0"/>
+          <w:numId w:val="19"/>
+        </w:numPr>
+        <w:jc w:val="both"/>
+        <w:rPr>
+          <w:b/>
+          <w:bCs/>
+        </w:rPr>
+      </w:pPr>
+      <w:r>
+        <w:rPr>
+          <w:b/>
+          <w:bCs/>
+        </w:rPr>
+        <w:t>Conclusões:</w:t>
+      </w:r>
+    </w:p>
+    <w:p>
+      <w:pPr>
+        <w:pStyle w:val="PargrafodaLista"/>
+        <w:ind w:left="2160"/>
+        <w:jc w:val="both"/>
+      </w:pPr>
+      <w:r>
+        <w:t>Modelos profundos demais prejudicam bases pequenas</w:t>
+      </w:r>
+      <w:r>
+        <w:t>, portanto, a</w:t>
+      </w:r>
+      <w:r>
+        <w:t xml:space="preserve">rquiteturas mais rasas </w:t>
+      </w:r>
+      <w:r>
+        <w:t xml:space="preserve">como a </w:t>
+      </w:r>
+      <w:r>
+        <w:t>ResNet-18 generalizam melhor nesse cenário</w:t>
+      </w:r>
+      <w:r>
+        <w:t xml:space="preserve">. </w:t>
+      </w:r>
+      <w:r>
+        <w:t xml:space="preserve">O teto de performance do </w:t>
+      </w:r>
+      <w:proofErr w:type="spellStart"/>
+      <w:r>
+        <w:rPr>
+          <w:i/>
+          <w:iCs/>
+        </w:rPr>
+        <w:t>dataset</w:t>
+      </w:r>
+      <w:proofErr w:type="spellEnd"/>
+      <w:r>
+        <w:t xml:space="preserve"> parece estar na faixa de ~84–85%</w:t>
+      </w:r>
+      <w:r>
+        <w:t>. Como sugestões para os próximos testes, temos:</w:t>
+      </w:r>
+    </w:p>
+    <w:p>
+      <w:pPr>
+        <w:pStyle w:val="PargrafodaLista"/>
+        <w:ind w:left="2160"/>
+        <w:jc w:val="both"/>
+      </w:pPr>
+    </w:p>
+    <w:p>
+      <w:pPr>
+        <w:pStyle w:val="PargrafodaLista"/>
+        <w:numPr>
+          <w:ilvl w:val="1"/>
+          <w:numId w:val="19"/>
+        </w:numPr>
+        <w:jc w:val="both"/>
+      </w:pPr>
+      <w:r>
+        <w:t xml:space="preserve">Testar a performance com o </w:t>
+      </w:r>
+      <w:proofErr w:type="spellStart"/>
+      <w:r>
+        <w:rPr>
+          <w:i/>
+          <w:iCs/>
+        </w:rPr>
+        <w:t>scheduler</w:t>
+      </w:r>
+      <w:proofErr w:type="spellEnd"/>
+      <w:r>
+        <w:t xml:space="preserve"> mais moderno, sem buscar replicar a implementação do Framework </w:t>
+      </w:r>
+      <w:proofErr w:type="spellStart"/>
+      <w:r>
+        <w:rPr>
+          <w:i/>
+          <w:iCs/>
+        </w:rPr>
+        <w:t>C</w:t>
+      </w:r>
+      <w:r>
+        <w:rPr>
+          <w:i/>
+          <w:iCs/>
+        </w:rPr>
+        <w:t>a</w:t>
+      </w:r>
+      <w:r>
+        <w:rPr>
+          <w:i/>
+          <w:iCs/>
+        </w:rPr>
+        <w:t>ffe</w:t>
+      </w:r>
+      <w:proofErr w:type="spellEnd"/>
+      <w:r>
+        <w:t>.</w:t>
+      </w:r>
+    </w:p>
+    <w:p>
+      <w:pPr>
+        <w:pStyle w:val="PargrafodaLista"/>
+        <w:numPr>
+          <w:ilvl w:val="1"/>
+          <w:numId w:val="19"/>
+        </w:numPr>
+        <w:jc w:val="both"/>
+      </w:pPr>
+      <w:r>
+        <w:t>Treinar por uma quantidade maior de épocas (500~700)</w:t>
+      </w:r>
+    </w:p>
+    <w:p>
+      <w:pPr>
+        <w:pStyle w:val="PargrafodaLista"/>
+        <w:numPr>
+          <w:ilvl w:val="1"/>
+          <w:numId w:val="19"/>
+        </w:numPr>
+        <w:jc w:val="both"/>
+      </w:pPr>
+      <w:r>
+        <w:t>Conduzir testes que explicam a velocidade do treino, bem como a saturação prematura da acurácia.</w:t>
+      </w:r>
+    </w:p>
+    <w:p>
+      <w:pPr>
+        <w:pStyle w:val="PargrafodaLista"/>
+        <w:ind w:left="2880"/>
+        <w:jc w:val="both"/>
+      </w:pPr>
+    </w:p>
+    <w:p>
+      <w:pPr>
+        <w:pStyle w:val="PargrafodaLista"/>
+        <w:numPr>
+          <w:ilvl w:val="1"/>
+          <w:numId w:val="1"/>
+        </w:numPr>
+        <w:jc w:val="both"/>
+        <w:rPr>
+          <w:b/>
+          <w:bCs/>
+        </w:rPr>
+      </w:pPr>
+      <w:r>
+        <w:rPr>
+          <w:b/>
+          <w:bCs/>
+        </w:rPr>
+        <w:t>ESTUDO EXPLORATÓRIO 3</w:t>
+      </w:r>
+      <w:r>
+        <w:rPr>
+          <w:b/>
+          <w:bCs/>
+        </w:rPr>
+        <w:t xml:space="preserve"> – </w:t>
+      </w:r>
+      <w:r>
+        <w:rPr>
+          <w:b/>
+          <w:bCs/>
+        </w:rPr>
+        <w:t>Análise sobre a saturação prematura da rede, bem como a velocidade de treinamento.</w:t>
+      </w:r>
+    </w:p>
+    <w:p>
+      <w:pPr>
+        <w:pStyle w:val="PargrafodaLista"/>
+        <w:ind w:left="1440"/>
+        <w:jc w:val="both"/>
+        <w:rPr>
+          <w:b/>
+          <w:bCs/>
+        </w:rPr>
+      </w:pPr>
+    </w:p>
+    <w:p>
+      <w:pPr>
+        <w:pStyle w:val="PargrafodaLista"/>
+        <w:ind w:left="1440"/>
+        <w:jc w:val="both"/>
+      </w:pPr>
+      <w:r>
+        <w:t>A saturação prematura indica que</w:t>
+      </w:r>
+      <w:r>
+        <w:t xml:space="preserve"> o modelo chegou rapidamente ao limite de informação que o </w:t>
+      </w:r>
+      <w:proofErr w:type="spellStart"/>
+      <w:r>
+        <w:rPr>
+          <w:i/>
+          <w:iCs/>
+        </w:rPr>
+        <w:t>dataset</w:t>
+      </w:r>
+      <w:proofErr w:type="spellEnd"/>
+      <w:r>
+        <w:t xml:space="preserve"> consegue fornecer. Em outras palavras: a rede aprende tudo o que é estatisticamente aprendível cedo no treinamento, e depois disso só faz refinamentos muito pequenos.</w:t>
+      </w:r>
+    </w:p>
+    <w:p>
+      <w:pPr>
+        <w:pStyle w:val="PargrafodaLista"/>
+        <w:ind w:left="1440"/>
+        <w:jc w:val="both"/>
+      </w:pPr>
+    </w:p>
+    <w:p>
+      <w:pPr>
+        <w:pStyle w:val="PargrafodaLista"/>
+        <w:ind w:left="1440"/>
+        <w:jc w:val="both"/>
+      </w:pPr>
+      <w:r>
+        <w:t xml:space="preserve">No experimento 6 com a </w:t>
+      </w:r>
+      <w:proofErr w:type="spellStart"/>
+      <w:r>
+        <w:rPr>
+          <w:i/>
+          <w:iCs/>
+        </w:rPr>
+        <w:t>Resnet</w:t>
+      </w:r>
+      <w:proofErr w:type="spellEnd"/>
+      <w:r>
+        <w:t xml:space="preserve">, esse </w:t>
+      </w:r>
+      <w:r>
+        <w:t>comportamento é esperado por três razões principais</w:t>
+      </w:r>
+      <w:r>
         <w:t>:</w:t>
+      </w:r>
+    </w:p>
+    <w:p>
+      <w:pPr>
+        <w:pStyle w:val="PargrafodaLista"/>
+        <w:ind w:left="2160"/>
+        <w:jc w:val="both"/>
+      </w:pPr>
+    </w:p>
+    <w:p>
+      <w:pPr>
+        <w:pStyle w:val="PargrafodaLista"/>
+        <w:numPr>
+          <w:ilvl w:val="0"/>
+          <w:numId w:val="19"/>
+        </w:numPr>
+        <w:jc w:val="both"/>
+      </w:pPr>
+      <w:r>
+        <w:rPr>
+          <w:b/>
+          <w:bCs/>
+        </w:rPr>
+        <w:t>O</w:t>
+      </w:r>
+      <w:r>
+        <w:rPr>
+          <w:b/>
+          <w:bCs/>
+        </w:rPr>
+        <w:t xml:space="preserve"> </w:t>
+      </w:r>
+      <w:proofErr w:type="spellStart"/>
+      <w:r>
+        <w:rPr>
+          <w:b/>
+          <w:bCs/>
+        </w:rPr>
+        <w:t>dataset</w:t>
+      </w:r>
+      <w:proofErr w:type="spellEnd"/>
+      <w:r>
+        <w:rPr>
+          <w:b/>
+          <w:bCs/>
+        </w:rPr>
+        <w:t xml:space="preserve"> é pequeno</w:t>
+      </w:r>
+      <w:r>
+        <w:t>:</w:t>
+      </w:r>
+      <w:r>
+        <w:t xml:space="preserve"> </w:t>
+      </w:r>
+      <w:r>
+        <w:t>m</w:t>
+      </w:r>
+      <w:r>
+        <w:t xml:space="preserve">esmo com </w:t>
+      </w:r>
+      <w:proofErr w:type="spellStart"/>
+      <w:r>
+        <w:rPr>
+          <w:i/>
+          <w:iCs/>
+        </w:rPr>
+        <w:t>augmentations</w:t>
+      </w:r>
+      <w:proofErr w:type="spellEnd"/>
+      <w:r>
+        <w:t xml:space="preserve">, a diversidade estatística real é limitada. Redes convolucionais aprendem padrões visuais relativamente rápido quando as classes são poucas (3 classes, no </w:t>
+      </w:r>
+      <w:r>
+        <w:t>nosso</w:t>
+      </w:r>
+      <w:r>
+        <w:t xml:space="preserve"> caso).</w:t>
+      </w:r>
+    </w:p>
+    <w:p>
+      <w:pPr>
+        <w:pStyle w:val="PargrafodaLista"/>
+        <w:numPr>
+          <w:ilvl w:val="0"/>
+          <w:numId w:val="19"/>
+        </w:numPr>
+        <w:jc w:val="both"/>
+      </w:pPr>
+      <w:r>
+        <w:rPr>
+          <w:b/>
+          <w:bCs/>
+        </w:rPr>
+        <w:t>A</w:t>
+      </w:r>
+      <w:r>
+        <w:rPr>
+          <w:b/>
+          <w:bCs/>
+        </w:rPr>
+        <w:t xml:space="preserve"> ResNet-18 tem capacidade compatível com o problema</w:t>
+      </w:r>
+      <w:r>
+        <w:rPr>
+          <w:b/>
+          <w:bCs/>
+        </w:rPr>
+        <w:t>:</w:t>
+      </w:r>
+      <w:r>
+        <w:t xml:space="preserve"> </w:t>
+      </w:r>
+      <w:r>
+        <w:t>d</w:t>
+      </w:r>
+      <w:r>
+        <w:t>iferente da ResNet-50, ela não desperdiça capacidade tentando modelar variações irrelevantes. Isso faz com que o “ponto ótimo” seja atingido mais cedo.</w:t>
+      </w:r>
+    </w:p>
+    <w:p>
+      <w:pPr>
+        <w:pStyle w:val="PargrafodaLista"/>
+        <w:numPr>
+          <w:ilvl w:val="0"/>
+          <w:numId w:val="19"/>
+        </w:numPr>
+        <w:jc w:val="both"/>
+      </w:pPr>
+      <w:r>
+        <w:rPr>
+          <w:b/>
+          <w:bCs/>
+        </w:rPr>
+        <w:t xml:space="preserve">O </w:t>
+      </w:r>
+      <w:r>
+        <w:rPr>
+          <w:b/>
+          <w:bCs/>
+        </w:rPr>
+        <w:t>pipeline está bem configurado:</w:t>
+      </w:r>
+      <w:r>
+        <w:t xml:space="preserve"> normalização correta, </w:t>
+      </w:r>
+      <w:proofErr w:type="spellStart"/>
+      <w:r>
+        <w:rPr>
+          <w:i/>
+          <w:iCs/>
+        </w:rPr>
+        <w:t>augmentations</w:t>
+      </w:r>
+      <w:proofErr w:type="spellEnd"/>
+      <w:r>
+        <w:t xml:space="preserve"> coerentes, </w:t>
+      </w:r>
+      <w:proofErr w:type="spellStart"/>
+      <w:r>
+        <w:rPr>
+          <w:i/>
+          <w:iCs/>
+        </w:rPr>
+        <w:t>scheduler</w:t>
+      </w:r>
+      <w:proofErr w:type="spellEnd"/>
+      <w:r>
+        <w:t xml:space="preserve"> de </w:t>
+      </w:r>
+      <w:r>
+        <w:rPr>
+          <w:i/>
+          <w:iCs/>
+        </w:rPr>
+        <w:t>learning rate</w:t>
+      </w:r>
+      <w:r>
+        <w:t xml:space="preserve"> funcional e gradiente estável. Tudo isso acelera a convergência. Treinos mal configurados demoram mais — não menos.</w:t>
+      </w:r>
+    </w:p>
+    <w:p>
+      <w:pPr>
+        <w:spacing w:after="0"/>
+        <w:ind w:left="1800"/>
+        <w:jc w:val="center"/>
+        <w:rPr>
+          <w:sz w:val="18"/>
+          <w:szCs w:val="18"/>
+        </w:rPr>
+      </w:pPr>
+      <w:r>
+        <w:rPr>
+          <w:sz w:val="18"/>
+          <w:szCs w:val="18"/>
+        </w:rPr>
+        <w:t>Figura 4</w:t>
+      </w:r>
+      <w:r>
+        <w:rPr>
+          <w:sz w:val="18"/>
+          <w:szCs w:val="18"/>
+        </w:rPr>
+        <w:t>6</w:t>
+      </w:r>
+      <w:r>
+        <w:rPr>
+          <w:sz w:val="18"/>
+          <w:szCs w:val="18"/>
+        </w:rPr>
+        <w:t xml:space="preserve">: </w:t>
+      </w:r>
+      <w:r>
+        <w:rPr>
+          <w:sz w:val="18"/>
+          <w:szCs w:val="18"/>
+        </w:rPr>
+        <w:t>Justificativa da IA quanto ao tempo de treinamento</w:t>
+      </w:r>
+    </w:p>
+    <w:p>
+      <w:pPr>
+        <w:ind w:left="1800"/>
+        <w:jc w:val="center"/>
+      </w:pPr>
+      <w:r>
+        <w:drawing>
+          <wp:inline distT="0" distB="0" distL="0" distR="0" wp14:anchorId="3FCFF9C0" wp14:editId="304608A2">
+            <wp:extent cx="3919689" cy="1770404"/>
+            <wp:effectExtent l="0" t="0" r="5080" b="1270"/>
+            <wp:docPr id="2134876363" name="Imagem 1"/>
+            <wp:cNvGraphicFramePr>
+              <a:graphicFrameLocks xmlns:a="http://schemas.openxmlformats.org/drawingml/2006/main" noChangeAspect="1"/>
+            </wp:cNvGraphicFramePr>
+            <a:graphic xmlns:a="http://schemas.openxmlformats.org/drawingml/2006/main">
+              <a:graphicData uri="http://schemas.openxmlformats.org/drawingml/2006/picture">
+                <pic:pic xmlns:pic="http://schemas.openxmlformats.org/drawingml/2006/picture">
+                  <pic:nvPicPr>
+                    <pic:cNvPr id="2134876363" name=""/>
+                    <pic:cNvPicPr/>
+                  </pic:nvPicPr>
+                  <pic:blipFill>
+                    <a:blip r:embed="rId54"/>
+                    <a:stretch>
+                      <a:fillRect/>
+                    </a:stretch>
+                  </pic:blipFill>
+                  <pic:spPr>
+                    <a:xfrm>
+                      <a:off x="0" y="0"/>
+                      <a:ext cx="3938691" cy="1778987"/>
+                    </a:xfrm>
+                    <a:prstGeom prst="rect">
+                      <a:avLst/>
+                    </a:prstGeom>
+                  </pic:spPr>
+                </pic:pic>
+              </a:graphicData>
+            </a:graphic>
+          </wp:inline>
+        </w:drawing>
+      </w:r>
+    </w:p>
+    <w:p>
+      <w:pPr>
+        <w:pStyle w:val="PargrafodaLista"/>
+        <w:numPr>
+          <w:ilvl w:val="0"/>
+          <w:numId w:val="27"/>
+        </w:numPr>
+        <w:jc w:val="both"/>
+        <w:rPr>
+          <w:b/>
+          <w:bCs/>
+        </w:rPr>
+      </w:pPr>
+      <w:r>
+        <w:rPr>
+          <w:b/>
+          <w:bCs/>
+        </w:rPr>
+        <w:lastRenderedPageBreak/>
+        <w:t>Como garantir que o treino foi íntegro:</w:t>
+      </w:r>
+    </w:p>
+    <w:p>
+      <w:pPr>
+        <w:pStyle w:val="PargrafodaLista"/>
+        <w:ind w:left="2520"/>
+        <w:jc w:val="both"/>
+      </w:pPr>
+      <w:r>
+        <w:t>Existem três verificações conceituais</w:t>
+      </w:r>
+      <w:r>
+        <w:t xml:space="preserve"> importantes</w:t>
+      </w:r>
+      <w:r>
+        <w:t>:</w:t>
+      </w:r>
+    </w:p>
+    <w:p>
+      <w:pPr>
+        <w:pStyle w:val="PargrafodaLista"/>
+        <w:ind w:left="2520"/>
+        <w:jc w:val="both"/>
+      </w:pPr>
+    </w:p>
+    <w:p>
+      <w:pPr>
+        <w:pStyle w:val="PargrafodaLista"/>
+        <w:numPr>
+          <w:ilvl w:val="1"/>
+          <w:numId w:val="27"/>
+        </w:numPr>
+      </w:pPr>
+      <w:r>
+        <w:rPr>
+          <w:b/>
+          <w:bCs/>
+        </w:rPr>
+        <w:t>Redução progressiva do learning rate</w:t>
+      </w:r>
+      <w:r>
+        <w:t xml:space="preserve">: </w:t>
+      </w:r>
+      <w:r>
+        <w:t>O modelo continu</w:t>
+      </w:r>
+      <w:r>
+        <w:t>a</w:t>
+      </w:r>
+      <w:r>
+        <w:t xml:space="preserve"> aprendendo após cada redução → não </w:t>
+      </w:r>
+      <w:r>
+        <w:t xml:space="preserve">fica </w:t>
+      </w:r>
+      <w:r>
+        <w:t>“travado”.</w:t>
+      </w:r>
+    </w:p>
+    <w:p>
+      <w:pPr>
+        <w:pStyle w:val="PargrafodaLista"/>
+        <w:numPr>
+          <w:ilvl w:val="1"/>
+          <w:numId w:val="27"/>
+        </w:numPr>
+      </w:pPr>
+      <w:r>
+        <w:rPr>
+          <w:b/>
+          <w:bCs/>
+        </w:rPr>
+        <w:t>Validação acompanhando o treino</w:t>
+      </w:r>
+      <w:r>
+        <w:t xml:space="preserve">: </w:t>
+      </w:r>
+      <w:r>
+        <w:t xml:space="preserve">Indica que os gradientes estão corretos e o </w:t>
+      </w:r>
+      <w:proofErr w:type="spellStart"/>
+      <w:r>
+        <w:rPr>
+          <w:i/>
+          <w:iCs/>
+        </w:rPr>
+        <w:t>dataset</w:t>
+      </w:r>
+      <w:proofErr w:type="spellEnd"/>
+      <w:r>
+        <w:t xml:space="preserve"> está bem separado.</w:t>
+      </w:r>
+    </w:p>
+    <w:p>
+      <w:pPr>
+        <w:pStyle w:val="PargrafodaLista"/>
+        <w:numPr>
+          <w:ilvl w:val="1"/>
+          <w:numId w:val="27"/>
+        </w:numPr>
+      </w:pPr>
+      <w:proofErr w:type="spellStart"/>
+      <w:r>
+        <w:rPr>
+          <w:b/>
+          <w:bCs/>
+        </w:rPr>
+        <w:t>Plateau</w:t>
+      </w:r>
+      <w:proofErr w:type="spellEnd"/>
+      <w:r>
+        <w:rPr>
+          <w:b/>
+          <w:bCs/>
+        </w:rPr>
+        <w:t xml:space="preserve"> estável no final</w:t>
+      </w:r>
+      <w:r>
+        <w:t>: Este</w:t>
+      </w:r>
+      <w:r>
+        <w:t xml:space="preserve"> é exatamente o critério clássico de convergência.</w:t>
+      </w:r>
+    </w:p>
+    <w:p>
+      <w:pPr>
+        <w:jc w:val="both"/>
+      </w:pPr>
+    </w:p>
+    <w:p>
+      <w:pPr>
+        <w:pStyle w:val="PargrafodaLista"/>
+        <w:numPr>
+          <w:ilvl w:val="1"/>
+          <w:numId w:val="1"/>
+        </w:numPr>
+        <w:jc w:val="both"/>
+        <w:rPr>
+          <w:b/>
+          <w:bCs/>
+        </w:rPr>
+      </w:pPr>
+      <w:r>
+        <w:rPr>
+          <w:b/>
+          <w:bCs/>
+        </w:rPr>
+        <w:t xml:space="preserve">EXPERIMENTO </w:t>
+      </w:r>
+      <w:r>
+        <w:rPr>
+          <w:b/>
+          <w:bCs/>
+        </w:rPr>
+        <w:t>7</w:t>
+      </w:r>
+      <w:r>
+        <w:rPr>
+          <w:b/>
+          <w:bCs/>
+        </w:rPr>
+        <w:t xml:space="preserve"> (RESNET) – </w:t>
+      </w:r>
+      <w:r>
+        <w:rPr>
+          <w:b/>
+          <w:bCs/>
+          <w:color w:val="C00000"/>
+        </w:rPr>
+        <w:t>A DEFINIR</w:t>
       </w:r>
     </w:p>
     <w:p>
@@ -15904,7 +17699,7 @@
         <v:path o:extrusionok="f" gradientshapeok="t" o:connecttype="rect"/>
         <o:lock v:ext="edit" aspectratio="t"/>
       </v:shapetype>
-      <v:shape id="_x0000_i1110" type="#_x0000_t75" style="width:693.1pt;height:487.7pt;visibility:visible;mso-wrap-style:square" o:bullet="t">
+      <v:shape id="_x0000_i1095" type="#_x0000_t75" style="width:693.1pt;height:487.7pt;visibility:visible;mso-wrap-style:square" o:bullet="t">
         <v:imagedata r:id="rId1" o:title="" croptop="19686f" cropbottom="43833f" cropleft="8606f" cropright="55951f"/>
       </v:shape>
     </w:pict>
@@ -17379,6 +19174,232 @@
     </w:lvl>
   </w:abstractNum>
   <w:abstractNum w:abstractNumId="13" w15:restartNumberingAfterBreak="0">
+    <w:nsid w:val="39EA0086"/>
+    <w:multiLevelType w:val="multilevel"/>
+    <w:tmpl w:val="765C0A0E"/>
+    <w:lvl w:ilvl="0">
+      <w:start w:val="1"/>
+      <w:numFmt w:val="decimal"/>
+      <w:lvlText w:val="%1."/>
+      <w:lvlJc w:val="left"/>
+      <w:pPr>
+        <w:tabs>
+          <w:tab w:val="num" w:pos="720"/>
+        </w:tabs>
+        <w:ind w:left="720" w:hanging="360"/>
+      </w:pPr>
+    </w:lvl>
+    <w:lvl w:ilvl="1" w:tentative="1">
+      <w:start w:val="1"/>
+      <w:numFmt w:val="decimal"/>
+      <w:lvlText w:val="%2."/>
+      <w:lvlJc w:val="left"/>
+      <w:pPr>
+        <w:tabs>
+          <w:tab w:val="num" w:pos="1440"/>
+        </w:tabs>
+        <w:ind w:left="1440" w:hanging="360"/>
+      </w:pPr>
+    </w:lvl>
+    <w:lvl w:ilvl="2" w:tentative="1">
+      <w:start w:val="1"/>
+      <w:numFmt w:val="decimal"/>
+      <w:lvlText w:val="%3."/>
+      <w:lvlJc w:val="left"/>
+      <w:pPr>
+        <w:tabs>
+          <w:tab w:val="num" w:pos="2160"/>
+        </w:tabs>
+        <w:ind w:left="2160" w:hanging="360"/>
+      </w:pPr>
+    </w:lvl>
+    <w:lvl w:ilvl="3" w:tentative="1">
+      <w:start w:val="1"/>
+      <w:numFmt w:val="decimal"/>
+      <w:lvlText w:val="%4."/>
+      <w:lvlJc w:val="left"/>
+      <w:pPr>
+        <w:tabs>
+          <w:tab w:val="num" w:pos="2880"/>
+        </w:tabs>
+        <w:ind w:left="2880" w:hanging="360"/>
+      </w:pPr>
+    </w:lvl>
+    <w:lvl w:ilvl="4" w:tentative="1">
+      <w:start w:val="1"/>
+      <w:numFmt w:val="decimal"/>
+      <w:lvlText w:val="%5."/>
+      <w:lvlJc w:val="left"/>
+      <w:pPr>
+        <w:tabs>
+          <w:tab w:val="num" w:pos="3600"/>
+        </w:tabs>
+        <w:ind w:left="3600" w:hanging="360"/>
+      </w:pPr>
+    </w:lvl>
+    <w:lvl w:ilvl="5" w:tentative="1">
+      <w:start w:val="1"/>
+      <w:numFmt w:val="decimal"/>
+      <w:lvlText w:val="%6."/>
+      <w:lvlJc w:val="left"/>
+      <w:pPr>
+        <w:tabs>
+          <w:tab w:val="num" w:pos="4320"/>
+        </w:tabs>
+        <w:ind w:left="4320" w:hanging="360"/>
+      </w:pPr>
+    </w:lvl>
+    <w:lvl w:ilvl="6" w:tentative="1">
+      <w:start w:val="1"/>
+      <w:numFmt w:val="decimal"/>
+      <w:lvlText w:val="%7."/>
+      <w:lvlJc w:val="left"/>
+      <w:pPr>
+        <w:tabs>
+          <w:tab w:val="num" w:pos="5040"/>
+        </w:tabs>
+        <w:ind w:left="5040" w:hanging="360"/>
+      </w:pPr>
+    </w:lvl>
+    <w:lvl w:ilvl="7" w:tentative="1">
+      <w:start w:val="1"/>
+      <w:numFmt w:val="decimal"/>
+      <w:lvlText w:val="%8."/>
+      <w:lvlJc w:val="left"/>
+      <w:pPr>
+        <w:tabs>
+          <w:tab w:val="num" w:pos="5760"/>
+        </w:tabs>
+        <w:ind w:left="5760" w:hanging="360"/>
+      </w:pPr>
+    </w:lvl>
+    <w:lvl w:ilvl="8" w:tentative="1">
+      <w:start w:val="1"/>
+      <w:numFmt w:val="decimal"/>
+      <w:lvlText w:val="%9."/>
+      <w:lvlJc w:val="left"/>
+      <w:pPr>
+        <w:tabs>
+          <w:tab w:val="num" w:pos="6480"/>
+        </w:tabs>
+        <w:ind w:left="6480" w:hanging="360"/>
+      </w:pPr>
+    </w:lvl>
+  </w:abstractNum>
+  <w:abstractNum w:abstractNumId="14" w15:restartNumberingAfterBreak="0">
+    <w:nsid w:val="3A44790F"/>
+    <w:multiLevelType w:val="hybridMultilevel"/>
+    <w:tmpl w:val="C228EAE4"/>
+    <w:lvl w:ilvl="0" w:tplc="04160001">
+      <w:start w:val="1"/>
+      <w:numFmt w:val="bullet"/>
+      <w:lvlText w:val=""/>
+      <w:lvlJc w:val="left"/>
+      <w:pPr>
+        <w:ind w:left="2520" w:hanging="360"/>
+      </w:pPr>
+      <w:rPr>
+        <w:rFonts w:ascii="Symbol" w:hAnsi="Symbol" w:hint="default"/>
+      </w:rPr>
+    </w:lvl>
+    <w:lvl w:ilvl="1" w:tplc="04160003">
+      <w:start w:val="1"/>
+      <w:numFmt w:val="bullet"/>
+      <w:lvlText w:val="o"/>
+      <w:lvlJc w:val="left"/>
+      <w:pPr>
+        <w:ind w:left="3240" w:hanging="360"/>
+      </w:pPr>
+      <w:rPr>
+        <w:rFonts w:ascii="Courier New" w:hAnsi="Courier New" w:cs="Courier New" w:hint="default"/>
+      </w:rPr>
+    </w:lvl>
+    <w:lvl w:ilvl="2" w:tplc="04160005" w:tentative="1">
+      <w:start w:val="1"/>
+      <w:numFmt w:val="bullet"/>
+      <w:lvlText w:val=""/>
+      <w:lvlJc w:val="left"/>
+      <w:pPr>
+        <w:ind w:left="3960" w:hanging="360"/>
+      </w:pPr>
+      <w:rPr>
+        <w:rFonts w:ascii="Wingdings" w:hAnsi="Wingdings" w:hint="default"/>
+      </w:rPr>
+    </w:lvl>
+    <w:lvl w:ilvl="3" w:tplc="04160001" w:tentative="1">
+      <w:start w:val="1"/>
+      <w:numFmt w:val="bullet"/>
+      <w:lvlText w:val=""/>
+      <w:lvlJc w:val="left"/>
+      <w:pPr>
+        <w:ind w:left="4680" w:hanging="360"/>
+      </w:pPr>
+      <w:rPr>
+        <w:rFonts w:ascii="Symbol" w:hAnsi="Symbol" w:hint="default"/>
+      </w:rPr>
+    </w:lvl>
+    <w:lvl w:ilvl="4" w:tplc="04160003" w:tentative="1">
+      <w:start w:val="1"/>
+      <w:numFmt w:val="bullet"/>
+      <w:lvlText w:val="o"/>
+      <w:lvlJc w:val="left"/>
+      <w:pPr>
+        <w:ind w:left="5400" w:hanging="360"/>
+      </w:pPr>
+      <w:rPr>
+        <w:rFonts w:ascii="Courier New" w:hAnsi="Courier New" w:cs="Courier New" w:hint="default"/>
+      </w:rPr>
+    </w:lvl>
+    <w:lvl w:ilvl="5" w:tplc="04160005" w:tentative="1">
+      <w:start w:val="1"/>
+      <w:numFmt w:val="bullet"/>
+      <w:lvlText w:val=""/>
+      <w:lvlJc w:val="left"/>
+      <w:pPr>
+        <w:ind w:left="6120" w:hanging="360"/>
+      </w:pPr>
+      <w:rPr>
+        <w:rFonts w:ascii="Wingdings" w:hAnsi="Wingdings" w:hint="default"/>
+      </w:rPr>
+    </w:lvl>
+    <w:lvl w:ilvl="6" w:tplc="04160001" w:tentative="1">
+      <w:start w:val="1"/>
+      <w:numFmt w:val="bullet"/>
+      <w:lvlText w:val=""/>
+      <w:lvlJc w:val="left"/>
+      <w:pPr>
+        <w:ind w:left="6840" w:hanging="360"/>
+      </w:pPr>
+      <w:rPr>
+        <w:rFonts w:ascii="Symbol" w:hAnsi="Symbol" w:hint="default"/>
+      </w:rPr>
+    </w:lvl>
+    <w:lvl w:ilvl="7" w:tplc="04160003" w:tentative="1">
+      <w:start w:val="1"/>
+      <w:numFmt w:val="bullet"/>
+      <w:lvlText w:val="o"/>
+      <w:lvlJc w:val="left"/>
+      <w:pPr>
+        <w:ind w:left="7560" w:hanging="360"/>
+      </w:pPr>
+      <w:rPr>
+        <w:rFonts w:ascii="Courier New" w:hAnsi="Courier New" w:cs="Courier New" w:hint="default"/>
+      </w:rPr>
+    </w:lvl>
+    <w:lvl w:ilvl="8" w:tplc="04160005" w:tentative="1">
+      <w:start w:val="1"/>
+      <w:numFmt w:val="bullet"/>
+      <w:lvlText w:val=""/>
+      <w:lvlJc w:val="left"/>
+      <w:pPr>
+        <w:ind w:left="8280" w:hanging="360"/>
+      </w:pPr>
+      <w:rPr>
+        <w:rFonts w:ascii="Wingdings" w:hAnsi="Wingdings" w:hint="default"/>
+      </w:rPr>
+    </w:lvl>
+  </w:abstractNum>
+  <w:abstractNum w:abstractNumId="15" w15:restartNumberingAfterBreak="0">
     <w:nsid w:val="435C54D2"/>
     <w:multiLevelType w:val="hybridMultilevel"/>
     <w:tmpl w:val="AC84C2FE"/>
@@ -17466,7 +19487,7 @@
       </w:pPr>
     </w:lvl>
   </w:abstractNum>
-  <w:abstractNum w:abstractNumId="14" w15:restartNumberingAfterBreak="0">
+  <w:abstractNum w:abstractNumId="16" w15:restartNumberingAfterBreak="0">
     <w:nsid w:val="467A7958"/>
     <w:multiLevelType w:val="hybridMultilevel"/>
     <w:tmpl w:val="F98C2DB2"/>
@@ -17579,7 +19600,7 @@
       </w:rPr>
     </w:lvl>
   </w:abstractNum>
-  <w:abstractNum w:abstractNumId="15" w15:restartNumberingAfterBreak="0">
+  <w:abstractNum w:abstractNumId="17" w15:restartNumberingAfterBreak="0">
     <w:nsid w:val="4B8D2BA5"/>
     <w:multiLevelType w:val="hybridMultilevel"/>
     <w:tmpl w:val="33A0FD20"/>
@@ -17692,10 +19713,10 @@
       </w:rPr>
     </w:lvl>
   </w:abstractNum>
-  <w:abstractNum w:abstractNumId="16" w15:restartNumberingAfterBreak="0">
+  <w:abstractNum w:abstractNumId="18" w15:restartNumberingAfterBreak="0">
     <w:nsid w:val="4E491E67"/>
     <w:multiLevelType w:val="hybridMultilevel"/>
-    <w:tmpl w:val="BBCC0B20"/>
+    <w:tmpl w:val="65BC7184"/>
     <w:lvl w:ilvl="0" w:tplc="04160001">
       <w:start w:val="1"/>
       <w:numFmt w:val="bullet"/>
@@ -17805,7 +19826,7 @@
       </w:rPr>
     </w:lvl>
   </w:abstractNum>
-  <w:abstractNum w:abstractNumId="17" w15:restartNumberingAfterBreak="0">
+  <w:abstractNum w:abstractNumId="19" w15:restartNumberingAfterBreak="0">
     <w:nsid w:val="572156B3"/>
     <w:multiLevelType w:val="hybridMultilevel"/>
     <w:tmpl w:val="BA2471CE"/>
@@ -17918,7 +19939,7 @@
       </w:rPr>
     </w:lvl>
   </w:abstractNum>
-  <w:abstractNum w:abstractNumId="18" w15:restartNumberingAfterBreak="0">
+  <w:abstractNum w:abstractNumId="20" w15:restartNumberingAfterBreak="0">
     <w:nsid w:val="5C1E465F"/>
     <w:multiLevelType w:val="hybridMultilevel"/>
     <w:tmpl w:val="CC70734E"/>
@@ -18031,7 +20052,7 @@
       </w:rPr>
     </w:lvl>
   </w:abstractNum>
-  <w:abstractNum w:abstractNumId="19" w15:restartNumberingAfterBreak="0">
+  <w:abstractNum w:abstractNumId="21" w15:restartNumberingAfterBreak="0">
     <w:nsid w:val="613B7216"/>
     <w:multiLevelType w:val="hybridMultilevel"/>
     <w:tmpl w:val="6C2069C4"/>
@@ -18123,7 +20144,7 @@
       </w:pPr>
     </w:lvl>
   </w:abstractNum>
-  <w:abstractNum w:abstractNumId="20" w15:restartNumberingAfterBreak="0">
+  <w:abstractNum w:abstractNumId="22" w15:restartNumberingAfterBreak="0">
     <w:nsid w:val="66301293"/>
     <w:multiLevelType w:val="hybridMultilevel"/>
     <w:tmpl w:val="2A7C4AA2"/>
@@ -18236,7 +20257,7 @@
       </w:rPr>
     </w:lvl>
   </w:abstractNum>
-  <w:abstractNum w:abstractNumId="21" w15:restartNumberingAfterBreak="0">
+  <w:abstractNum w:abstractNumId="23" w15:restartNumberingAfterBreak="0">
     <w:nsid w:val="739B653B"/>
     <w:multiLevelType w:val="hybridMultilevel"/>
     <w:tmpl w:val="86004430"/>
@@ -18349,7 +20370,7 @@
       </w:rPr>
     </w:lvl>
   </w:abstractNum>
-  <w:abstractNum w:abstractNumId="22" w15:restartNumberingAfterBreak="0">
+  <w:abstractNum w:abstractNumId="24" w15:restartNumberingAfterBreak="0">
     <w:nsid w:val="785D5530"/>
     <w:multiLevelType w:val="hybridMultilevel"/>
     <w:tmpl w:val="B5BC727C"/>
@@ -18462,7 +20483,7 @@
       </w:rPr>
     </w:lvl>
   </w:abstractNum>
-  <w:abstractNum w:abstractNumId="23" w15:restartNumberingAfterBreak="0">
+  <w:abstractNum w:abstractNumId="25" w15:restartNumberingAfterBreak="0">
     <w:nsid w:val="7C4F3572"/>
     <w:multiLevelType w:val="hybridMultilevel"/>
     <w:tmpl w:val="10F02A50"/>
@@ -18575,7 +20596,7 @@
       </w:rPr>
     </w:lvl>
   </w:abstractNum>
-  <w:abstractNum w:abstractNumId="24" w15:restartNumberingAfterBreak="0">
+  <w:abstractNum w:abstractNumId="26" w15:restartNumberingAfterBreak="0">
     <w:nsid w:val="7D075251"/>
     <w:multiLevelType w:val="hybridMultilevel"/>
     <w:tmpl w:val="DE3E8316"/>
@@ -18688,7 +20709,7 @@
       </w:rPr>
     </w:lvl>
   </w:abstractNum>
-  <w:abstractNum w:abstractNumId="25" w15:restartNumberingAfterBreak="0">
+  <w:abstractNum w:abstractNumId="27" w15:restartNumberingAfterBreak="0">
     <w:nsid w:val="7FD31BE5"/>
     <w:multiLevelType w:val="hybridMultilevel"/>
     <w:tmpl w:val="A54CCE82"/>
@@ -18802,13 +20823,13 @@
     </w:lvl>
   </w:abstractNum>
   <w:num w:numId="1" w16cid:durableId="231621070">
-    <w:abstractNumId w:val="13"/>
+    <w:abstractNumId w:val="15"/>
   </w:num>
   <w:num w:numId="2" w16cid:durableId="494537868">
     <w:abstractNumId w:val="6"/>
   </w:num>
   <w:num w:numId="3" w16cid:durableId="555967944">
-    <w:abstractNumId w:val="22"/>
+    <w:abstractNumId w:val="24"/>
   </w:num>
   <w:num w:numId="4" w16cid:durableId="975720977">
     <w:abstractNumId w:val="10"/>
@@ -18817,7 +20838,7 @@
     <w:abstractNumId w:val="2"/>
   </w:num>
   <w:num w:numId="6" w16cid:durableId="1947691180">
-    <w:abstractNumId w:val="19"/>
+    <w:abstractNumId w:val="21"/>
   </w:num>
   <w:num w:numId="7" w16cid:durableId="543980649">
     <w:abstractNumId w:val="9"/>
@@ -18826,10 +20847,10 @@
     <w:abstractNumId w:val="0"/>
   </w:num>
   <w:num w:numId="9" w16cid:durableId="736512136">
-    <w:abstractNumId w:val="17"/>
+    <w:abstractNumId w:val="19"/>
   </w:num>
   <w:num w:numId="10" w16cid:durableId="1832524834">
-    <w:abstractNumId w:val="24"/>
+    <w:abstractNumId w:val="26"/>
   </w:num>
   <w:num w:numId="11" w16cid:durableId="1122117184">
     <w:abstractNumId w:val="12"/>
@@ -18844,40 +20865,46 @@
     <w:abstractNumId w:val="3"/>
   </w:num>
   <w:num w:numId="15" w16cid:durableId="1046374455">
-    <w:abstractNumId w:val="20"/>
+    <w:abstractNumId w:val="22"/>
   </w:num>
   <w:num w:numId="16" w16cid:durableId="1399130606">
     <w:abstractNumId w:val="7"/>
   </w:num>
   <w:num w:numId="17" w16cid:durableId="279843836">
-    <w:abstractNumId w:val="18"/>
+    <w:abstractNumId w:val="20"/>
   </w:num>
   <w:num w:numId="18" w16cid:durableId="1173257668">
     <w:abstractNumId w:val="8"/>
   </w:num>
   <w:num w:numId="19" w16cid:durableId="1573469366">
-    <w:abstractNumId w:val="16"/>
+    <w:abstractNumId w:val="18"/>
   </w:num>
   <w:num w:numId="20" w16cid:durableId="1306812659">
     <w:abstractNumId w:val="4"/>
   </w:num>
   <w:num w:numId="21" w16cid:durableId="655647183">
-    <w:abstractNumId w:val="25"/>
+    <w:abstractNumId w:val="27"/>
   </w:num>
   <w:num w:numId="22" w16cid:durableId="915549673">
     <w:abstractNumId w:val="1"/>
   </w:num>
   <w:num w:numId="23" w16cid:durableId="1525512738">
+    <w:abstractNumId w:val="16"/>
+  </w:num>
+  <w:num w:numId="24" w16cid:durableId="2027976820">
+    <w:abstractNumId w:val="17"/>
+  </w:num>
+  <w:num w:numId="25" w16cid:durableId="115225939">
+    <w:abstractNumId w:val="25"/>
+  </w:num>
+  <w:num w:numId="26" w16cid:durableId="1462114911">
+    <w:abstractNumId w:val="23"/>
+  </w:num>
+  <w:num w:numId="27" w16cid:durableId="1454132460">
     <w:abstractNumId w:val="14"/>
   </w:num>
-  <w:num w:numId="24" w16cid:durableId="2027976820">
-    <w:abstractNumId w:val="15"/>
-  </w:num>
-  <w:num w:numId="25" w16cid:durableId="115225939">
-    <w:abstractNumId w:val="23"/>
-  </w:num>
-  <w:num w:numId="26" w16cid:durableId="1462114911">
-    <w:abstractNumId w:val="21"/>
+  <w:num w:numId="28" w16cid:durableId="16584153">
+    <w:abstractNumId w:val="13"/>
   </w:num>
 </w:numbering>
 </file>

--- a/Documentation/Documentacao Unificada de Experimentos.docx
+++ b/Documentation/Documentacao Unificada de Experimentos.docx
@@ -16737,6 +16737,7 @@
         <w:rPr>
           <w:b/>
           <w:bCs/>
+          <w:noProof/>
         </w:rPr>
         <w:drawing>
           <wp:inline distT="0" distB="0" distL="0" distR="0" wp14:anchorId="750B3128" wp14:editId="67454205">
@@ -16865,13 +16866,7 @@
       </w:r>
       <w:proofErr w:type="spellEnd"/>
       <w:r>
-        <w:t>. O ganho absoluto de acurácia é pequeno, mas consistente: a validação oscila entre 83% e 84%, atingindo picos próximos de 84.5%.</w:t>
-      </w:r>
-      <w:r>
-        <w:t xml:space="preserve"> </w:t>
-      </w:r>
-      <w:r>
-        <w:t xml:space="preserve">Isso indica que o modelo já extraiu praticamente tudo o que o </w:t>
+        <w:t xml:space="preserve">. O ganho absoluto de acurácia é pequeno, mas consistente: a validação oscila entre 83% e 84%, atingindo picos próximos de 84.5%. Isso indica que o modelo já extraiu praticamente tudo o que o </w:t>
       </w:r>
       <w:proofErr w:type="spellStart"/>
       <w:r>
@@ -17300,21 +17295,7 @@
           <w:b/>
           <w:bCs/>
         </w:rPr>
-        <w:t>A</w:t>
-      </w:r>
-      <w:r>
-        <w:rPr>
-          <w:b/>
-          <w:bCs/>
-        </w:rPr>
-        <w:t xml:space="preserve"> ResNet-18 tem capacidade compatível com o problema</w:t>
-      </w:r>
-      <w:r>
-        <w:rPr>
-          <w:b/>
-          <w:bCs/>
-        </w:rPr>
-        <w:t>:</w:t>
+        <w:t>A ResNet-18 tem capacidade compatível com o problema:</w:t>
       </w:r>
       <w:r>
         <w:t xml:space="preserve"> </w:t>
@@ -17340,14 +17321,7 @@
           <w:b/>
           <w:bCs/>
         </w:rPr>
-        <w:t xml:space="preserve">O </w:t>
-      </w:r>
-      <w:r>
-        <w:rPr>
-          <w:b/>
-          <w:bCs/>
-        </w:rPr>
-        <w:t>pipeline está bem configurado:</w:t>
+        <w:t>O pipeline está bem configurado:</w:t>
       </w:r>
       <w:r>
         <w:t xml:space="preserve"> normalização correta, </w:t>
@@ -17432,6 +17406,9 @@
         <w:jc w:val="center"/>
       </w:pPr>
       <w:r>
+        <w:rPr>
+          <w:noProof/>
+        </w:rPr>
         <w:drawing>
           <wp:inline distT="0" distB="0" distL="0" distR="0" wp14:anchorId="3FCFF9C0" wp14:editId="304608A2">
             <wp:extent cx="3919689" cy="1770404"/>
@@ -17615,7 +17592,8 @@
     </w:p>
     <w:p>
       <w:pPr>
-        <w:jc w:val="both"/>
+        <w:pStyle w:val="PargrafodaLista"/>
+        <w:ind w:left="3240"/>
       </w:pPr>
     </w:p>
     <w:p>
@@ -17656,10 +17634,976 @@
         <w:rPr>
           <w:b/>
           <w:bCs/>
-          <w:color w:val="C00000"/>
-        </w:rPr>
-        <w:t>A DEFINIR</w:t>
-      </w:r>
+        </w:rPr>
+        <w:t xml:space="preserve">TREINO COM </w:t>
+      </w:r>
+      <w:r>
+        <w:rPr>
+          <w:b/>
+          <w:bCs/>
+        </w:rPr>
+        <w:t>500</w:t>
+      </w:r>
+      <w:r>
+        <w:rPr>
+          <w:b/>
+          <w:bCs/>
+        </w:rPr>
+        <w:t xml:space="preserve"> EM VARIAÇÃO RASA DA RESNET</w:t>
+      </w:r>
+    </w:p>
+    <w:p>
+      <w:pPr>
+        <w:pStyle w:val="PargrafodaLista"/>
+        <w:ind w:left="1440"/>
+        <w:jc w:val="both"/>
+      </w:pPr>
+    </w:p>
+    <w:p>
+      <w:pPr>
+        <w:pStyle w:val="PargrafodaLista"/>
+        <w:ind w:left="1440"/>
+        <w:jc w:val="both"/>
+      </w:pPr>
+      <w:r>
+        <w:t xml:space="preserve">Este experimento tem como objetivo repetir a configuração adotada no Experimento 6, mantendo </w:t>
+      </w:r>
+      <w:r>
+        <w:t>inalterados todos os parâmetros definidos</w:t>
+      </w:r>
+      <w:r>
+        <w:t xml:space="preserve">, porém ampliando significativamente o número total de épocas de treinamento. </w:t>
+      </w:r>
+    </w:p>
+    <w:p>
+      <w:pPr>
+        <w:pStyle w:val="PargrafodaLista"/>
+        <w:ind w:left="1440"/>
+        <w:jc w:val="both"/>
+      </w:pPr>
+    </w:p>
+    <w:p>
+      <w:pPr>
+        <w:pStyle w:val="PargrafodaLista"/>
+        <w:ind w:left="1440"/>
+        <w:jc w:val="both"/>
+      </w:pPr>
+      <w:r>
+        <w:t>A motivação dessa variação consiste em analisar de forma mais aprofundada o comportamento do processo de aprendizagem ao longo do tempo, bem como verificar se o modelo atinge efetivamente um platô de desempenho, indicando convergência estável dos parâmetros.</w:t>
+      </w:r>
+    </w:p>
+    <w:p>
+      <w:pPr>
+        <w:pStyle w:val="PargrafodaLista"/>
+        <w:ind w:left="1440"/>
+        <w:jc w:val="both"/>
+      </w:pPr>
+    </w:p>
+    <w:p>
+      <w:pPr>
+        <w:pStyle w:val="PargrafodaLista"/>
+        <w:numPr>
+          <w:ilvl w:val="0"/>
+          <w:numId w:val="27"/>
+        </w:numPr>
+        <w:jc w:val="both"/>
+        <w:rPr>
+          <w:b/>
+          <w:bCs/>
+        </w:rPr>
+      </w:pPr>
+      <w:r>
+        <w:rPr>
+          <w:b/>
+          <w:bCs/>
+        </w:rPr>
+        <w:t>Configurações do Treinamento:</w:t>
+      </w:r>
+    </w:p>
+    <w:p>
+      <w:pPr>
+        <w:spacing w:after="0"/>
+        <w:ind w:left="2160"/>
+        <w:jc w:val="center"/>
+        <w:rPr>
+          <w:sz w:val="18"/>
+          <w:szCs w:val="18"/>
+        </w:rPr>
+      </w:pPr>
+      <w:r>
+        <w:rPr>
+          <w:sz w:val="18"/>
+          <w:szCs w:val="18"/>
+        </w:rPr>
+        <w:t>Figura 4</w:t>
+      </w:r>
+      <w:r>
+        <w:rPr>
+          <w:sz w:val="18"/>
+          <w:szCs w:val="18"/>
+        </w:rPr>
+        <w:t>7</w:t>
+      </w:r>
+      <w:r>
+        <w:rPr>
+          <w:sz w:val="18"/>
+          <w:szCs w:val="18"/>
+        </w:rPr>
+        <w:t xml:space="preserve">: </w:t>
+      </w:r>
+      <w:r>
+        <w:rPr>
+          <w:sz w:val="18"/>
+          <w:szCs w:val="18"/>
+        </w:rPr>
+        <w:t>Parâmetros de treinamento</w:t>
+      </w:r>
+    </w:p>
+    <w:p>
+      <w:pPr>
+        <w:pStyle w:val="PargrafodaLista"/>
+        <w:ind w:left="2520"/>
+        <w:jc w:val="center"/>
+        <w:rPr>
+          <w:b/>
+          <w:bCs/>
+        </w:rPr>
+      </w:pPr>
+      <w:r>
+        <w:rPr>
+          <w:b/>
+          <w:bCs/>
+        </w:rPr>
+        <w:drawing>
+          <wp:inline distT="0" distB="0" distL="0" distR="0" wp14:anchorId="400753A3" wp14:editId="22F7E942">
+            <wp:extent cx="1574358" cy="1460891"/>
+            <wp:effectExtent l="0" t="0" r="6985" b="6350"/>
+            <wp:docPr id="1178592215" name="Imagem 1"/>
+            <wp:cNvGraphicFramePr>
+              <a:graphicFrameLocks xmlns:a="http://schemas.openxmlformats.org/drawingml/2006/main" noChangeAspect="1"/>
+            </wp:cNvGraphicFramePr>
+            <a:graphic xmlns:a="http://schemas.openxmlformats.org/drawingml/2006/main">
+              <a:graphicData uri="http://schemas.openxmlformats.org/drawingml/2006/picture">
+                <pic:pic xmlns:pic="http://schemas.openxmlformats.org/drawingml/2006/picture">
+                  <pic:nvPicPr>
+                    <pic:cNvPr id="1178592215" name=""/>
+                    <pic:cNvPicPr/>
+                  </pic:nvPicPr>
+                  <pic:blipFill>
+                    <a:blip r:embed="rId55"/>
+                    <a:stretch>
+                      <a:fillRect/>
+                    </a:stretch>
+                  </pic:blipFill>
+                  <pic:spPr>
+                    <a:xfrm>
+                      <a:off x="0" y="0"/>
+                      <a:ext cx="1578020" cy="1464289"/>
+                    </a:xfrm>
+                    <a:prstGeom prst="rect">
+                      <a:avLst/>
+                    </a:prstGeom>
+                  </pic:spPr>
+                </pic:pic>
+              </a:graphicData>
+            </a:graphic>
+          </wp:inline>
+        </w:drawing>
+      </w:r>
+    </w:p>
+    <w:p>
+      <w:pPr>
+        <w:pStyle w:val="PargrafodaLista"/>
+        <w:ind w:left="2520"/>
+        <w:jc w:val="center"/>
+        <w:rPr>
+          <w:b/>
+          <w:bCs/>
+        </w:rPr>
+      </w:pPr>
+    </w:p>
+    <w:p>
+      <w:pPr>
+        <w:pStyle w:val="PargrafodaLista"/>
+        <w:numPr>
+          <w:ilvl w:val="0"/>
+          <w:numId w:val="27"/>
+        </w:numPr>
+        <w:jc w:val="both"/>
+        <w:rPr>
+          <w:b/>
+          <w:bCs/>
+        </w:rPr>
+      </w:pPr>
+      <w:r>
+        <w:rPr>
+          <w:b/>
+          <w:bCs/>
+        </w:rPr>
+        <w:t>Avaliação do comportamento do aprendizado:</w:t>
+      </w:r>
+    </w:p>
+    <w:p>
+      <w:pPr>
+        <w:pStyle w:val="PargrafodaLista"/>
+        <w:ind w:left="2520"/>
+        <w:jc w:val="both"/>
+      </w:pPr>
+    </w:p>
+    <w:p>
+      <w:pPr>
+        <w:pStyle w:val="PargrafodaLista"/>
+        <w:ind w:left="2520"/>
+        <w:jc w:val="both"/>
+      </w:pPr>
+      <w:r>
+        <w:t>Nos estágios iniciais do treinamento, observa-se uma redução consistente da função de perda, acompanhada por um aumento progressivo da acurácia tanto no conjunto de treinamento quanto no conjunto de validação. Esse comportamento evidencia que a rede é capaz de extrair padrões relevantes dos dados e que o processo de otimização ocorre de maneira adequada.</w:t>
+      </w:r>
+    </w:p>
+    <w:p>
+      <w:pPr>
+        <w:pStyle w:val="PargrafodaLista"/>
+        <w:ind w:left="3240"/>
+        <w:jc w:val="both"/>
+      </w:pPr>
+    </w:p>
+    <w:p>
+      <w:pPr>
+        <w:pStyle w:val="PargrafodaLista"/>
+        <w:numPr>
+          <w:ilvl w:val="1"/>
+          <w:numId w:val="27"/>
+        </w:numPr>
+        <w:jc w:val="both"/>
+      </w:pPr>
+      <w:r>
+        <w:t>O</w:t>
+      </w:r>
+      <w:r>
+        <w:t xml:space="preserve"> comportamento</w:t>
+      </w:r>
+      <w:r>
+        <w:t xml:space="preserve"> observado nos estágios iniciais </w:t>
+      </w:r>
+      <w:r>
+        <w:t>evidencia</w:t>
+      </w:r>
+      <w:r>
+        <w:t xml:space="preserve"> que a rede é capaz de extrair padrões relevantes dos dados e que o processo de otimização ocorre de maneira adequada.</w:t>
+      </w:r>
+    </w:p>
+    <w:p>
+      <w:pPr>
+        <w:pStyle w:val="PargrafodaLista"/>
+        <w:ind w:left="3240"/>
+        <w:jc w:val="both"/>
+      </w:pPr>
+    </w:p>
+    <w:p>
+      <w:pPr>
+        <w:pStyle w:val="PargrafodaLista"/>
+        <w:numPr>
+          <w:ilvl w:val="1"/>
+          <w:numId w:val="27"/>
+        </w:numPr>
+        <w:jc w:val="both"/>
+      </w:pPr>
+      <w:r>
+        <w:lastRenderedPageBreak/>
+        <w:t xml:space="preserve">Adicionalmente, </w:t>
+      </w:r>
+      <w:r>
+        <w:t xml:space="preserve">o fato de as métricas de validação acompanharem de as métricas de treinamento sugere a presença de um bom equilíbrio </w:t>
+      </w:r>
+      <w:r>
+        <w:t>de generalização</w:t>
+      </w:r>
+    </w:p>
+    <w:p>
+      <w:pPr>
+        <w:pStyle w:val="PargrafodaLista"/>
+        <w:ind w:left="2520"/>
+        <w:jc w:val="both"/>
+      </w:pPr>
+    </w:p>
+    <w:p>
+      <w:pPr>
+        <w:pStyle w:val="PargrafodaLista"/>
+        <w:ind w:left="2520"/>
+        <w:jc w:val="both"/>
+      </w:pPr>
+      <w:r>
+        <w:t xml:space="preserve">À medida que o número de épocas aumenta, o ganho de desempenho passa a ocorrer de forma mais gradual. Ainda assim, em comparação com o experimento anterior, observa-se um incremento acumulado </w:t>
+      </w:r>
+      <w:r>
+        <w:t>médio de</w:t>
+      </w:r>
+      <w:r>
+        <w:t xml:space="preserve"> 5 pontos percentuais na acurácia final</w:t>
+      </w:r>
+      <w:r>
+        <w:t xml:space="preserve"> (tanto para validação quanto para treino)</w:t>
+      </w:r>
+      <w:r>
+        <w:t>, o que indica que o prolongamento do treinamento contribuiu para um refinamento adicional dos pesos da rede.</w:t>
+      </w:r>
+    </w:p>
+    <w:p>
+      <w:pPr>
+        <w:pStyle w:val="PargrafodaLista"/>
+        <w:ind w:left="2520"/>
+        <w:jc w:val="both"/>
+      </w:pPr>
+    </w:p>
+    <w:p>
+      <w:pPr>
+        <w:pStyle w:val="PargrafodaLista"/>
+        <w:numPr>
+          <w:ilvl w:val="1"/>
+          <w:numId w:val="27"/>
+        </w:numPr>
+        <w:jc w:val="both"/>
+      </w:pPr>
+      <w:r>
+        <w:t>Entretanto, torna-se evidente</w:t>
+      </w:r>
+      <w:r>
+        <w:t xml:space="preserve"> </w:t>
+      </w:r>
+      <w:r>
+        <w:t>a formação de um platô</w:t>
+      </w:r>
+      <w:r>
+        <w:t xml:space="preserve"> nas épocas finais</w:t>
+      </w:r>
+      <w:r>
+        <w:t>, caracterizado por pequenas oscilações nas métricas de desempenho e pela ausência de melhorias expressivas na acurácia de validação.</w:t>
+      </w:r>
+    </w:p>
+    <w:p>
+      <w:pPr>
+        <w:pStyle w:val="PargrafodaLista"/>
+        <w:ind w:left="2520"/>
+        <w:jc w:val="both"/>
+      </w:pPr>
+    </w:p>
+    <w:p>
+      <w:pPr>
+        <w:pStyle w:val="PargrafodaLista"/>
+        <w:ind w:left="2520"/>
+        <w:jc w:val="both"/>
+      </w:pPr>
+    </w:p>
+    <w:p>
+      <w:pPr>
+        <w:pStyle w:val="PargrafodaLista"/>
+        <w:ind w:left="2520"/>
+        <w:jc w:val="both"/>
+      </w:pPr>
+    </w:p>
+    <w:p>
+      <w:pPr>
+        <w:spacing w:after="0"/>
+        <w:ind w:left="2160"/>
+        <w:jc w:val="center"/>
+        <w:rPr>
+          <w:sz w:val="18"/>
+          <w:szCs w:val="18"/>
+        </w:rPr>
+      </w:pPr>
+      <w:r>
+        <w:rPr>
+          <w:sz w:val="18"/>
+          <w:szCs w:val="18"/>
+        </w:rPr>
+        <w:t>Figura 4</w:t>
+      </w:r>
+      <w:r>
+        <w:rPr>
+          <w:sz w:val="18"/>
+          <w:szCs w:val="18"/>
+        </w:rPr>
+        <w:t>8</w:t>
+      </w:r>
+      <w:r>
+        <w:rPr>
+          <w:sz w:val="18"/>
+          <w:szCs w:val="18"/>
+        </w:rPr>
+        <w:t xml:space="preserve">: </w:t>
+      </w:r>
+      <w:r>
+        <w:rPr>
+          <w:sz w:val="18"/>
+          <w:szCs w:val="18"/>
+        </w:rPr>
+        <w:t xml:space="preserve">Gráfico dos resultados de </w:t>
+      </w:r>
+      <w:proofErr w:type="spellStart"/>
+      <w:r>
+        <w:rPr>
+          <w:sz w:val="18"/>
+          <w:szCs w:val="18"/>
+        </w:rPr>
+        <w:t>loss</w:t>
+      </w:r>
+      <w:proofErr w:type="spellEnd"/>
+      <w:r>
+        <w:rPr>
+          <w:sz w:val="18"/>
+          <w:szCs w:val="18"/>
+        </w:rPr>
+        <w:t xml:space="preserve"> e </w:t>
+      </w:r>
+      <w:proofErr w:type="spellStart"/>
+      <w:r>
+        <w:rPr>
+          <w:sz w:val="18"/>
+          <w:szCs w:val="18"/>
+        </w:rPr>
+        <w:t>accuracy</w:t>
+      </w:r>
+      <w:proofErr w:type="spellEnd"/>
+    </w:p>
+    <w:p>
+      <w:pPr>
+        <w:pStyle w:val="PargrafodaLista"/>
+        <w:ind w:left="708"/>
+        <w:jc w:val="center"/>
+      </w:pPr>
+      <w:r>
+        <w:drawing>
+          <wp:inline distT="0" distB="0" distL="0" distR="0" wp14:anchorId="6D689857" wp14:editId="01859F23">
+            <wp:extent cx="5263764" cy="3163582"/>
+            <wp:effectExtent l="0" t="0" r="0" b="0"/>
+            <wp:docPr id="568260546" name="Imagem 1"/>
+            <wp:cNvGraphicFramePr>
+              <a:graphicFrameLocks xmlns:a="http://schemas.openxmlformats.org/drawingml/2006/main" noChangeAspect="1"/>
+            </wp:cNvGraphicFramePr>
+            <a:graphic xmlns:a="http://schemas.openxmlformats.org/drawingml/2006/main">
+              <a:graphicData uri="http://schemas.openxmlformats.org/drawingml/2006/picture">
+                <pic:pic xmlns:pic="http://schemas.openxmlformats.org/drawingml/2006/picture">
+                  <pic:nvPicPr>
+                    <pic:cNvPr id="568260546" name=""/>
+                    <pic:cNvPicPr/>
+                  </pic:nvPicPr>
+                  <pic:blipFill>
+                    <a:blip r:embed="rId56"/>
+                    <a:stretch>
+                      <a:fillRect/>
+                    </a:stretch>
+                  </pic:blipFill>
+                  <pic:spPr>
+                    <a:xfrm>
+                      <a:off x="0" y="0"/>
+                      <a:ext cx="5296331" cy="3183155"/>
+                    </a:xfrm>
+                    <a:prstGeom prst="rect">
+                      <a:avLst/>
+                    </a:prstGeom>
+                  </pic:spPr>
+                </pic:pic>
+              </a:graphicData>
+            </a:graphic>
+          </wp:inline>
+        </w:drawing>
+      </w:r>
+    </w:p>
+    <w:p>
+      <w:pPr>
+        <w:pStyle w:val="PargrafodaLista"/>
+        <w:ind w:left="2520"/>
+        <w:jc w:val="both"/>
+      </w:pPr>
+    </w:p>
+    <w:p>
+      <w:pPr>
+        <w:pStyle w:val="PargrafodaLista"/>
+        <w:numPr>
+          <w:ilvl w:val="0"/>
+          <w:numId w:val="27"/>
+        </w:numPr>
+        <w:jc w:val="both"/>
+        <w:rPr>
+          <w:b/>
+          <w:bCs/>
+        </w:rPr>
+      </w:pPr>
+      <w:r>
+        <w:rPr>
+          <w:b/>
+          <w:bCs/>
+        </w:rPr>
+        <w:t>Conclusões:</w:t>
+      </w:r>
+    </w:p>
+    <w:p>
+      <w:pPr>
+        <w:pStyle w:val="PargrafodaLista"/>
+        <w:ind w:left="2520"/>
+        <w:jc w:val="both"/>
+        <w:rPr>
+          <w:b/>
+          <w:bCs/>
+        </w:rPr>
+      </w:pPr>
+    </w:p>
+    <w:p>
+      <w:pPr>
+        <w:pStyle w:val="PargrafodaLista"/>
+        <w:ind w:left="2520"/>
+        <w:jc w:val="both"/>
+        <w:rPr>
+          <w:b/>
+          <w:bCs/>
+        </w:rPr>
+      </w:pPr>
+      <w:r>
+        <w:t>De forma geral, os resultados obtidos confirmam que o aumento do número de épocas pode ser benéfico até certo ponto</w:t>
+      </w:r>
+      <w:r>
+        <w:t xml:space="preserve"> para ajuste fino</w:t>
+      </w:r>
+      <w:r>
+        <w:t xml:space="preserve">, </w:t>
+      </w:r>
+      <w:r>
+        <w:t>porém</w:t>
+      </w:r>
+      <w:r>
+        <w:t xml:space="preserve"> evidenciam </w:t>
+      </w:r>
+      <w:r>
+        <w:t>o limiar da</w:t>
+      </w:r>
+      <w:r>
+        <w:t xml:space="preserve"> </w:t>
+      </w:r>
+      <w:r>
+        <w:t>eficiên</w:t>
+      </w:r>
+      <w:r>
+        <w:t>cia máxima do modelo</w:t>
+      </w:r>
+      <w:r>
+        <w:t xml:space="preserve">, reforçando a importância de estratégias </w:t>
+      </w:r>
+      <w:r>
+        <w:t>para</w:t>
+      </w:r>
+      <w:r>
+        <w:t xml:space="preserve"> ajuste</w:t>
+      </w:r>
+      <w:r>
+        <w:t>s</w:t>
+      </w:r>
+      <w:r>
+        <w:t xml:space="preserve"> </w:t>
+      </w:r>
+      <w:r>
+        <w:t>de parâmetros</w:t>
+      </w:r>
+      <w:r>
+        <w:t>, ou até mesmo modificações arquiteturais para obtenção de ganhos adicionais.</w:t>
+      </w:r>
+    </w:p>
+    <w:p>
+      <w:pPr>
+        <w:pStyle w:val="PargrafodaLista"/>
+        <w:numPr>
+          <w:ilvl w:val="1"/>
+          <w:numId w:val="1"/>
+        </w:numPr>
+        <w:jc w:val="both"/>
+        <w:rPr>
+          <w:b/>
+          <w:bCs/>
+        </w:rPr>
+      </w:pPr>
+      <w:r>
+        <w:rPr>
+          <w:b/>
+          <w:bCs/>
+        </w:rPr>
+        <w:lastRenderedPageBreak/>
+        <w:t xml:space="preserve">EXPERIMENTO </w:t>
+      </w:r>
+      <w:r>
+        <w:rPr>
+          <w:b/>
+          <w:bCs/>
+        </w:rPr>
+        <w:t>8</w:t>
+      </w:r>
+      <w:r>
+        <w:rPr>
+          <w:b/>
+          <w:bCs/>
+        </w:rPr>
+        <w:t xml:space="preserve"> (RESNET) – </w:t>
+      </w:r>
+      <w:r>
+        <w:rPr>
+          <w:b/>
+          <w:bCs/>
+        </w:rPr>
+        <w:t xml:space="preserve">TREINO COM </w:t>
+      </w:r>
+      <w:r>
+        <w:rPr>
+          <w:b/>
+          <w:bCs/>
+        </w:rPr>
+        <w:t>200 ÉPOCAS E MAIOR BATCH SIZE</w:t>
+      </w:r>
+      <w:r>
+        <w:rPr>
+          <w:b/>
+          <w:bCs/>
+        </w:rPr>
+        <w:t xml:space="preserve"> EM VARIAÇÃO RASA DA RESNET</w:t>
+      </w:r>
+      <w:r>
+        <w:rPr>
+          <w:b/>
+          <w:bCs/>
+        </w:rPr>
+        <w:t>:</w:t>
+      </w:r>
+    </w:p>
+    <w:p>
+      <w:pPr>
+        <w:pStyle w:val="PargrafodaLista"/>
+        <w:ind w:left="1440"/>
+        <w:jc w:val="both"/>
+      </w:pPr>
+    </w:p>
+    <w:p>
+      <w:pPr>
+        <w:pStyle w:val="PargrafodaLista"/>
+        <w:ind w:left="1440"/>
+        <w:jc w:val="both"/>
+      </w:pPr>
+      <w:r>
+        <w:t>Este</w:t>
+      </w:r>
+      <w:r>
+        <w:t xml:space="preserve"> experimento busca aprofundar a análise conduzida no Experimento 6, mantendo-se a mesma variação rasa da arquitetura </w:t>
+      </w:r>
+      <w:proofErr w:type="spellStart"/>
+      <w:r>
+        <w:t>ResNet</w:t>
+      </w:r>
+      <w:proofErr w:type="spellEnd"/>
+      <w:r>
+        <w:t xml:space="preserve"> (ResNet-18), bem como o mesmo protocolo de treinamento e estratégia de otimização. A principal modificação introduzida consiste no aumento do tamanho do batch, que foi ampliado de 32 para 64 amostras por iteração.</w:t>
+      </w:r>
+    </w:p>
+    <w:p>
+      <w:pPr>
+        <w:pStyle w:val="PargrafodaLista"/>
+        <w:ind w:left="1440"/>
+        <w:jc w:val="both"/>
+      </w:pPr>
+    </w:p>
+    <w:p>
+      <w:pPr>
+        <w:pStyle w:val="PargrafodaLista"/>
+        <w:ind w:left="1440"/>
+        <w:jc w:val="both"/>
+      </w:pPr>
+      <w:r>
+        <w:t>O objetivo dessa alteração é avaliar o impacto de batches maiores no comportamento do processo de aprendizagem, especialmente no que diz respeito à estabilidade da função de perda, à velocidade de convergência e à capacidade de generalização do modelo. Em termos teóricos, espera-se que batches maiores proporcionem estimativas de gradiente menos ruidosas, porém potencialmente reduzam o efeito regularizador implícito presente em batches menores, o que pode influenciar diretamente a dinâmica de treinamento em bases de dados de tamanho limitado.</w:t>
+      </w:r>
+    </w:p>
+    <w:p>
+      <w:pPr>
+        <w:pStyle w:val="PargrafodaLista"/>
+        <w:ind w:left="1440"/>
+        <w:jc w:val="both"/>
+      </w:pPr>
+    </w:p>
+    <w:p>
+      <w:pPr>
+        <w:pStyle w:val="PargrafodaLista"/>
+        <w:numPr>
+          <w:ilvl w:val="0"/>
+          <w:numId w:val="27"/>
+        </w:numPr>
+        <w:jc w:val="both"/>
+        <w:rPr>
+          <w:b/>
+          <w:bCs/>
+        </w:rPr>
+      </w:pPr>
+      <w:r>
+        <w:rPr>
+          <w:b/>
+          <w:bCs/>
+        </w:rPr>
+        <w:t>Configurações do Treinamento:</w:t>
+      </w:r>
+    </w:p>
+    <w:p>
+      <w:pPr>
+        <w:spacing w:after="0"/>
+        <w:ind w:left="2160"/>
+        <w:jc w:val="center"/>
+        <w:rPr>
+          <w:sz w:val="18"/>
+          <w:szCs w:val="18"/>
+        </w:rPr>
+      </w:pPr>
+      <w:r>
+        <w:rPr>
+          <w:sz w:val="18"/>
+          <w:szCs w:val="18"/>
+        </w:rPr>
+        <w:t>Figura 4</w:t>
+      </w:r>
+      <w:r>
+        <w:rPr>
+          <w:sz w:val="18"/>
+          <w:szCs w:val="18"/>
+        </w:rPr>
+        <w:t>9</w:t>
+      </w:r>
+      <w:r>
+        <w:rPr>
+          <w:sz w:val="18"/>
+          <w:szCs w:val="18"/>
+        </w:rPr>
+        <w:t>: Parâmetros de treinamento</w:t>
+      </w:r>
+    </w:p>
+    <w:p>
+      <w:pPr>
+        <w:pStyle w:val="PargrafodaLista"/>
+        <w:ind w:left="2160"/>
+        <w:jc w:val="center"/>
+        <w:rPr>
+          <w:b/>
+          <w:bCs/>
+        </w:rPr>
+      </w:pPr>
+      <w:r>
+        <w:rPr>
+          <w:b/>
+          <w:bCs/>
+        </w:rPr>
+        <w:drawing>
+          <wp:inline distT="0" distB="0" distL="0" distR="0" wp14:anchorId="78065CFA" wp14:editId="2729D90F">
+            <wp:extent cx="1609950" cy="1971950"/>
+            <wp:effectExtent l="0" t="0" r="9525" b="0"/>
+            <wp:docPr id="805715739" name="Imagem 1"/>
+            <wp:cNvGraphicFramePr>
+              <a:graphicFrameLocks xmlns:a="http://schemas.openxmlformats.org/drawingml/2006/main" noChangeAspect="1"/>
+            </wp:cNvGraphicFramePr>
+            <a:graphic xmlns:a="http://schemas.openxmlformats.org/drawingml/2006/main">
+              <a:graphicData uri="http://schemas.openxmlformats.org/drawingml/2006/picture">
+                <pic:pic xmlns:pic="http://schemas.openxmlformats.org/drawingml/2006/picture">
+                  <pic:nvPicPr>
+                    <pic:cNvPr id="805715739" name=""/>
+                    <pic:cNvPicPr/>
+                  </pic:nvPicPr>
+                  <pic:blipFill>
+                    <a:blip r:embed="rId57"/>
+                    <a:stretch>
+                      <a:fillRect/>
+                    </a:stretch>
+                  </pic:blipFill>
+                  <pic:spPr>
+                    <a:xfrm>
+                      <a:off x="0" y="0"/>
+                      <a:ext cx="1609950" cy="1971950"/>
+                    </a:xfrm>
+                    <a:prstGeom prst="rect">
+                      <a:avLst/>
+                    </a:prstGeom>
+                  </pic:spPr>
+                </pic:pic>
+              </a:graphicData>
+            </a:graphic>
+          </wp:inline>
+        </w:drawing>
+      </w:r>
+    </w:p>
+    <w:p>
+      <w:pPr>
+        <w:pStyle w:val="PargrafodaLista"/>
+        <w:ind w:left="2160"/>
+        <w:jc w:val="center"/>
+        <w:rPr>
+          <w:b/>
+          <w:bCs/>
+        </w:rPr>
+      </w:pPr>
+    </w:p>
+    <w:p>
+      <w:pPr>
+        <w:pStyle w:val="PargrafodaLista"/>
+        <w:numPr>
+          <w:ilvl w:val="0"/>
+          <w:numId w:val="27"/>
+        </w:numPr>
+        <w:jc w:val="both"/>
+        <w:rPr>
+          <w:b/>
+          <w:bCs/>
+        </w:rPr>
+      </w:pPr>
+      <w:r>
+        <w:rPr>
+          <w:b/>
+          <w:bCs/>
+        </w:rPr>
+        <w:t>Avaliação do comportamento</w:t>
+      </w:r>
+      <w:r>
+        <w:rPr>
+          <w:b/>
+          <w:bCs/>
+        </w:rPr>
+        <w:t>:</w:t>
+      </w:r>
+    </w:p>
+    <w:p>
+      <w:pPr>
+        <w:pStyle w:val="PargrafodaLista"/>
+        <w:ind w:left="2520"/>
+        <w:jc w:val="both"/>
+      </w:pPr>
+      <w:r>
+        <w:t>Ao longo das primeiras épocas, observa-se uma fase de aprendizado progressivo estável, com aumento gradual da acurácia de treino e redução consistente da perda.</w:t>
+      </w:r>
+      <w:r>
+        <w:t xml:space="preserve"> </w:t>
+      </w:r>
+      <w:r>
+        <w:t xml:space="preserve">Esse comportamento indica que o </w:t>
+      </w:r>
+      <w:r>
+        <w:rPr>
+          <w:i/>
+          <w:iCs/>
+        </w:rPr>
+        <w:t xml:space="preserve">batch </w:t>
+      </w:r>
+      <w:proofErr w:type="spellStart"/>
+      <w:r>
+        <w:rPr>
+          <w:i/>
+          <w:iCs/>
+        </w:rPr>
+        <w:t>size</w:t>
+      </w:r>
+      <w:proofErr w:type="spellEnd"/>
+      <w:r>
+        <w:t xml:space="preserve"> maior não comprometeu a aprendizagem inicial nem introduziu instabilidades no processo de otimização.</w:t>
+      </w:r>
+    </w:p>
+    <w:p>
+      <w:pPr>
+        <w:pStyle w:val="PargrafodaLista"/>
+        <w:ind w:left="2520"/>
+        <w:jc w:val="both"/>
+      </w:pPr>
+    </w:p>
+    <w:p>
+      <w:pPr>
+        <w:pStyle w:val="PargrafodaLista"/>
+        <w:ind w:left="2520"/>
+        <w:jc w:val="both"/>
+      </w:pPr>
+      <w:r>
+        <w:t>Nas fases finais do treinamento, especialmente após a redução adicional do learning rate para 1e-4, o modelo entra claramente em um regime de platô. As métricas de validação passam a oscilar em torno de valores estáveis, com ganhos marginais e não monotônicos. Isso é um indicativo clássico de que o modelo atingiu o limite de aprendizado imposto pela combinação entre arquitetura, dados disponíveis e estratégia de regularização</w:t>
+      </w:r>
+    </w:p>
+    <w:p>
+      <w:pPr>
+        <w:pStyle w:val="PargrafodaLista"/>
+        <w:ind w:left="2520"/>
+        <w:jc w:val="both"/>
+      </w:pPr>
+    </w:p>
+    <w:p>
+      <w:pPr>
+        <w:pStyle w:val="PargrafodaLista"/>
+        <w:numPr>
+          <w:ilvl w:val="0"/>
+          <w:numId w:val="27"/>
+        </w:numPr>
+        <w:jc w:val="both"/>
+      </w:pPr>
+      <w:r>
+        <w:rPr>
+          <w:b/>
+          <w:bCs/>
+        </w:rPr>
+        <w:lastRenderedPageBreak/>
+        <w:t>Conclusões:</w:t>
+      </w:r>
+      <w:r>
+        <w:br/>
+      </w:r>
+      <w:r>
+        <w:t xml:space="preserve">Comparando este experimento com versões anteriores (batch menor), o aumento do </w:t>
+      </w:r>
+      <w:r>
+        <w:rPr>
+          <w:i/>
+          <w:iCs/>
+        </w:rPr>
+        <w:t xml:space="preserve">batch </w:t>
+      </w:r>
+      <w:proofErr w:type="spellStart"/>
+      <w:r>
+        <w:rPr>
+          <w:i/>
+          <w:iCs/>
+        </w:rPr>
+        <w:t>size</w:t>
+      </w:r>
+      <w:proofErr w:type="spellEnd"/>
+      <w:r>
+        <w:t xml:space="preserve"> resultou em um treinamento mais rápido por época e em curvas de aprendizado mais suaves, porém com ganhos finais relativamente modestos em desempenho absoluto.</w:t>
+      </w:r>
+    </w:p>
+    <w:p>
+      <w:pPr>
+        <w:pStyle w:val="PargrafodaLista"/>
+        <w:ind w:left="2160"/>
+        <w:jc w:val="center"/>
+        <w:rPr>
+          <w:b/>
+          <w:bCs/>
+        </w:rPr>
+      </w:pPr>
+    </w:p>
+    <w:p>
+      <w:pPr>
+        <w:pStyle w:val="PargrafodaLista"/>
+        <w:ind w:left="1440"/>
+        <w:jc w:val="both"/>
+        <w:rPr>
+          <w:b/>
+          <w:bCs/>
+        </w:rPr>
+      </w:pPr>
+    </w:p>
+    <w:p>
+      <w:pPr>
+        <w:pStyle w:val="PargrafodaLista"/>
+        <w:numPr>
+          <w:ilvl w:val="1"/>
+          <w:numId w:val="1"/>
+        </w:numPr>
+        <w:jc w:val="both"/>
+        <w:rPr>
+          <w:b/>
+          <w:bCs/>
+        </w:rPr>
+      </w:pPr>
     </w:p>
     <w:p>
       <w:pPr>
@@ -17699,7 +18643,7 @@
         <v:path o:extrusionok="f" gradientshapeok="t" o:connecttype="rect"/>
         <o:lock v:ext="edit" aspectratio="t"/>
       </v:shapetype>
-      <v:shape id="_x0000_i1095" type="#_x0000_t75" style="width:693.1pt;height:487.7pt;visibility:visible;mso-wrap-style:square" o:bullet="t">
+      <v:shape id="_x0000_i1056" type="#_x0000_t75" style="width:693.1pt;height:487.7pt;visibility:visible;mso-wrap-style:square" o:bullet="t">
         <v:imagedata r:id="rId1" o:title="" croptop="19686f" cropbottom="43833f" cropleft="8606f" cropright="55951f"/>
       </v:shape>
     </w:pict>
@@ -19289,7 +20233,7 @@
   <w:abstractNum w:abstractNumId="14" w15:restartNumberingAfterBreak="0">
     <w:nsid w:val="3A44790F"/>
     <w:multiLevelType w:val="hybridMultilevel"/>
-    <w:tmpl w:val="C228EAE4"/>
+    <w:tmpl w:val="A87C14B2"/>
     <w:lvl w:ilvl="0" w:tplc="04160001">
       <w:start w:val="1"/>
       <w:numFmt w:val="bullet"/>

--- a/Documentation/Documentacao Unificada de Experimentos.docx
+++ b/Documentation/Documentacao Unificada de Experimentos.docx
@@ -17635,21 +17635,7 @@
           <w:b/>
           <w:bCs/>
         </w:rPr>
-        <w:t xml:space="preserve">TREINO COM </w:t>
-      </w:r>
-      <w:r>
-        <w:rPr>
-          <w:b/>
-          <w:bCs/>
-        </w:rPr>
-        <w:t>500</w:t>
-      </w:r>
-      <w:r>
-        <w:rPr>
-          <w:b/>
-          <w:bCs/>
-        </w:rPr>
-        <w:t xml:space="preserve"> EM VARIAÇÃO RASA DA RESNET</w:t>
+        <w:t>TREINO COM 500 EM VARIAÇÃO RASA DA RESNET</w:t>
       </w:r>
     </w:p>
     <w:p>
@@ -17773,6 +17759,7 @@
         <w:rPr>
           <w:b/>
           <w:bCs/>
+          <w:noProof/>
         </w:rPr>
         <w:drawing>
           <wp:inline distT="0" distB="0" distL="0" distR="0" wp14:anchorId="400753A3" wp14:editId="22F7E942">
@@ -17886,10 +17873,7 @@
         <w:t xml:space="preserve"> observado nos estágios iniciais </w:t>
       </w:r>
       <w:r>
-        <w:t>evidencia</w:t>
-      </w:r>
-      <w:r>
-        <w:t xml:space="preserve"> que a rede é capaz de extrair padrões relevantes dos dados e que o processo de otimização ocorre de maneira adequada.</w:t>
+        <w:t>evidencia que a rede é capaz de extrair padrões relevantes dos dados e que o processo de otimização ocorre de maneira adequada.</w:t>
       </w:r>
     </w:p>
     <w:p>
@@ -18072,6 +18056,9 @@
         <w:jc w:val="center"/>
       </w:pPr>
       <w:r>
+        <w:rPr>
+          <w:noProof/>
+        </w:rPr>
         <w:drawing>
           <wp:inline distT="0" distB="0" distL="0" distR="0" wp14:anchorId="6D689857" wp14:editId="01859F23">
             <wp:extent cx="5263764" cy="3163582"/>
@@ -18177,10 +18164,7 @@
         <w:t>o limiar da</w:t>
       </w:r>
       <w:r>
-        <w:t xml:space="preserve"> </w:t>
-      </w:r>
-      <w:r>
-        <w:t>eficiên</w:t>
+        <w:t xml:space="preserve"> eficiên</w:t>
       </w:r>
       <w:r>
         <w:t>cia máxima do modelo</w:t>
@@ -18247,28 +18231,7 @@
           <w:b/>
           <w:bCs/>
         </w:rPr>
-        <w:t xml:space="preserve">TREINO COM </w:t>
-      </w:r>
-      <w:r>
-        <w:rPr>
-          <w:b/>
-          <w:bCs/>
-        </w:rPr>
-        <w:t>200 ÉPOCAS E MAIOR BATCH SIZE</w:t>
-      </w:r>
-      <w:r>
-        <w:rPr>
-          <w:b/>
-          <w:bCs/>
-        </w:rPr>
-        <w:t xml:space="preserve"> EM VARIAÇÃO RASA DA RESNET</w:t>
-      </w:r>
-      <w:r>
-        <w:rPr>
-          <w:b/>
-          <w:bCs/>
-        </w:rPr>
-        <w:t>:</w:t>
+        <w:t>TREINO COM 200 ÉPOCAS E MAIOR BATCH SIZE EM VARIAÇÃO RASA DA RESNET:</w:t>
       </w:r>
     </w:p>
     <w:p>
@@ -18285,10 +18248,7 @@
         <w:jc w:val="both"/>
       </w:pPr>
       <w:r>
-        <w:t>Este</w:t>
-      </w:r>
-      <w:r>
-        <w:t xml:space="preserve"> experimento busca aprofundar a análise conduzida no Experimento 6, mantendo-se a mesma variação rasa da arquitetura </w:t>
+        <w:t xml:space="preserve">Este experimento busca aprofundar a análise conduzida no Experimento 6, mantendo-se a mesma variação rasa da arquitetura </w:t>
       </w:r>
       <w:proofErr w:type="spellStart"/>
       <w:r>
@@ -18390,6 +18350,7 @@
         <w:rPr>
           <w:b/>
           <w:bCs/>
+          <w:noProof/>
         </w:rPr>
         <w:drawing>
           <wp:inline distT="0" distB="0" distL="0" distR="0" wp14:anchorId="78065CFA" wp14:editId="2729D90F">
@@ -18457,14 +18418,7 @@
           <w:b/>
           <w:bCs/>
         </w:rPr>
-        <w:t>Avaliação do comportamento</w:t>
-      </w:r>
-      <w:r>
-        <w:rPr>
-          <w:b/>
-          <w:bCs/>
-        </w:rPr>
-        <w:t>:</w:t>
+        <w:t>Avaliação do comportamento:</w:t>
       </w:r>
     </w:p>
     <w:p>
@@ -18574,6 +18528,1311 @@
         <w:pStyle w:val="PargrafodaLista"/>
         <w:ind w:left="2160"/>
         <w:jc w:val="center"/>
+        <w:rPr>
+          <w:b/>
+          <w:bCs/>
+        </w:rPr>
+      </w:pPr>
+    </w:p>
+    <w:p>
+      <w:pPr>
+        <w:pStyle w:val="PargrafodaLista"/>
+        <w:ind w:left="1440"/>
+        <w:jc w:val="both"/>
+        <w:rPr>
+          <w:b/>
+          <w:bCs/>
+        </w:rPr>
+      </w:pPr>
+    </w:p>
+    <w:p>
+      <w:pPr>
+        <w:pStyle w:val="PargrafodaLista"/>
+        <w:numPr>
+          <w:ilvl w:val="1"/>
+          <w:numId w:val="1"/>
+        </w:numPr>
+        <w:jc w:val="both"/>
+        <w:rPr>
+          <w:b/>
+          <w:bCs/>
+        </w:rPr>
+      </w:pPr>
+      <w:r>
+        <w:rPr>
+          <w:b/>
+          <w:bCs/>
+        </w:rPr>
+        <w:t xml:space="preserve">EXPERIMENTO </w:t>
+      </w:r>
+      <w:r>
+        <w:rPr>
+          <w:b/>
+          <w:bCs/>
+        </w:rPr>
+        <w:t>9</w:t>
+      </w:r>
+      <w:r>
+        <w:rPr>
+          <w:b/>
+          <w:bCs/>
+        </w:rPr>
+        <w:t xml:space="preserve"> (RESNET) – </w:t>
+      </w:r>
+      <w:r>
+        <w:rPr>
+          <w:b/>
+          <w:bCs/>
+        </w:rPr>
+        <w:t xml:space="preserve">TREINO COM </w:t>
+      </w:r>
+      <w:r>
+        <w:rPr>
+          <w:b/>
+          <w:bCs/>
+        </w:rPr>
+        <w:t>5</w:t>
+      </w:r>
+      <w:r>
+        <w:rPr>
+          <w:b/>
+          <w:bCs/>
+        </w:rPr>
+        <w:t>00 ÉPOCAS E MAIOR BATCH SIZE</w:t>
+      </w:r>
+      <w:r>
+        <w:rPr>
+          <w:b/>
+          <w:bCs/>
+        </w:rPr>
+        <w:t>, UTILIZANDO A</w:t>
+      </w:r>
+      <w:r>
+        <w:rPr>
+          <w:b/>
+          <w:bCs/>
+        </w:rPr>
+        <w:t xml:space="preserve"> RESNET</w:t>
+      </w:r>
+      <w:r>
+        <w:rPr>
+          <w:b/>
+          <w:bCs/>
+        </w:rPr>
+        <w:t>-34</w:t>
+      </w:r>
+      <w:r>
+        <w:rPr>
+          <w:b/>
+          <w:bCs/>
+        </w:rPr>
+        <w:t>:</w:t>
+      </w:r>
+    </w:p>
+    <w:p>
+      <w:pPr>
+        <w:pStyle w:val="PargrafodaLista"/>
+        <w:ind w:left="1440"/>
+        <w:jc w:val="both"/>
+      </w:pPr>
+      <w:r>
+        <w:t xml:space="preserve">Este experimento busca </w:t>
+      </w:r>
+      <w:r>
+        <w:t>avaliar o comportamento</w:t>
+      </w:r>
+      <w:r>
+        <w:t xml:space="preserve"> </w:t>
+      </w:r>
+      <w:r>
+        <w:t xml:space="preserve">do modelo ResNet-34. </w:t>
+      </w:r>
+      <w:r>
+        <w:t>Ela pertence ao grupo intermediári</w:t>
+      </w:r>
+      <w:r>
+        <w:t>o</w:t>
+      </w:r>
+      <w:r>
+        <w:t xml:space="preserve"> </w:t>
+      </w:r>
+      <w:r>
+        <w:t xml:space="preserve">da família </w:t>
+      </w:r>
+      <w:proofErr w:type="spellStart"/>
+      <w:r>
+        <w:rPr>
+          <w:i/>
+          <w:iCs/>
+        </w:rPr>
+        <w:t>ResNet</w:t>
+      </w:r>
+      <w:proofErr w:type="spellEnd"/>
+      <w:r>
+        <w:t xml:space="preserve">, </w:t>
+      </w:r>
+      <w:r>
+        <w:t>situando-se entre a ResNet-18 (mais simples) e as versões mais profundas como ResNet-50, 101 e 152.</w:t>
+      </w:r>
+      <w:r>
+        <w:t xml:space="preserve"> Tal qual a ResNet-18, a variante 34 também </w:t>
+      </w:r>
+      <w:r>
+        <w:t xml:space="preserve">utiliza o chamado </w:t>
+      </w:r>
+      <w:proofErr w:type="spellStart"/>
+      <w:r>
+        <w:rPr>
+          <w:i/>
+          <w:iCs/>
+        </w:rPr>
+        <w:t>BasicBlock</w:t>
+      </w:r>
+      <w:proofErr w:type="spellEnd"/>
+      <w:r>
+        <w:t xml:space="preserve">, que é composto por dois blocos convolucionais 3×3 consecutivos, cada um seguido por Batch </w:t>
+      </w:r>
+      <w:proofErr w:type="spellStart"/>
+      <w:r>
+        <w:rPr>
+          <w:i/>
+          <w:iCs/>
+        </w:rPr>
+        <w:t>Normalization</w:t>
+      </w:r>
+      <w:proofErr w:type="spellEnd"/>
+      <w:r>
+        <w:t xml:space="preserve"> e </w:t>
+      </w:r>
+      <w:proofErr w:type="spellStart"/>
+      <w:r>
+        <w:rPr>
+          <w:i/>
+          <w:iCs/>
+        </w:rPr>
+        <w:t>ReLU</w:t>
+      </w:r>
+      <w:proofErr w:type="spellEnd"/>
+      <w:r>
+        <w:t>.</w:t>
+      </w:r>
+    </w:p>
+    <w:p>
+      <w:pPr>
+        <w:pStyle w:val="PargrafodaLista"/>
+        <w:ind w:left="2520"/>
+        <w:jc w:val="both"/>
+      </w:pPr>
+    </w:p>
+    <w:p>
+      <w:pPr>
+        <w:pStyle w:val="PargrafodaLista"/>
+        <w:numPr>
+          <w:ilvl w:val="0"/>
+          <w:numId w:val="27"/>
+        </w:numPr>
+        <w:jc w:val="both"/>
+      </w:pPr>
+      <w:r>
+        <w:rPr>
+          <w:b/>
+          <w:bCs/>
+        </w:rPr>
+        <w:t>OBS:</w:t>
+      </w:r>
+      <w:r>
+        <w:t xml:space="preserve"> </w:t>
+      </w:r>
+      <w:r>
+        <w:t xml:space="preserve">Diferentemente das ResNet-50 e superiores, ela não utiliza o bloco </w:t>
+      </w:r>
+      <w:proofErr w:type="spellStart"/>
+      <w:r>
+        <w:rPr>
+          <w:i/>
+          <w:iCs/>
+        </w:rPr>
+        <w:t>bottleneck</w:t>
+      </w:r>
+      <w:proofErr w:type="spellEnd"/>
+      <w:r>
+        <w:t xml:space="preserve"> (1×1 → 3×3 → 1×1). Isso significa que não há expansão interna de canais, e cada bloco mantém a dimensionalidade de forma mais direta.</w:t>
+      </w:r>
+    </w:p>
+    <w:p>
+      <w:pPr>
+        <w:pStyle w:val="PargrafodaLista"/>
+        <w:ind w:left="1440"/>
+        <w:jc w:val="both"/>
+      </w:pPr>
+    </w:p>
+    <w:p>
+      <w:pPr>
+        <w:pStyle w:val="PargrafodaLista"/>
+        <w:ind w:left="1440"/>
+        <w:jc w:val="both"/>
+      </w:pPr>
+      <w:r>
+        <w:t>Em relação à ResNet-18, espera-se que a ResNet-34</w:t>
+      </w:r>
+      <w:r>
+        <w:t xml:space="preserve"> T</w:t>
+      </w:r>
+      <w:r>
+        <w:t>enha maior capacidade representacional</w:t>
+      </w:r>
+      <w:r>
+        <w:t xml:space="preserve"> e seja capaz de modelar padrões mais complexos e refinados, contudo, existe um risco mais elevado de </w:t>
+      </w:r>
+      <w:proofErr w:type="spellStart"/>
+      <w:r>
+        <w:rPr>
+          <w:i/>
+          <w:iCs/>
+        </w:rPr>
+        <w:t>overfitting</w:t>
+      </w:r>
+      <w:proofErr w:type="spellEnd"/>
+      <w:r>
+        <w:t xml:space="preserve"> em </w:t>
+      </w:r>
+      <w:proofErr w:type="spellStart"/>
+      <w:r>
+        <w:rPr>
+          <w:i/>
+          <w:iCs/>
+        </w:rPr>
+        <w:t>datasets</w:t>
+      </w:r>
+      <w:proofErr w:type="spellEnd"/>
+      <w:r>
+        <w:t xml:space="preserve"> pequenos</w:t>
+      </w:r>
+      <w:r>
+        <w:t>.</w:t>
+      </w:r>
+      <w:r>
+        <w:t xml:space="preserve"> Quando comparada à ResNet-50, além da diferença de profundidade, existe também a diferença do tipo de bloco utilizado.</w:t>
+      </w:r>
+      <w:r>
+        <w:t xml:space="preserve"> </w:t>
+      </w:r>
+      <w:r>
+        <w:t>Em bases pequenas ou médias, a ResNet-34 muitas vezes apresenta desempenho semelhante à ResNet-50, pois a capacidade extra da ResNet-50 pode não ser plenamente explorada.</w:t>
+      </w:r>
+    </w:p>
+    <w:p>
+      <w:pPr>
+        <w:pStyle w:val="PargrafodaLista"/>
+        <w:ind w:left="1440"/>
+        <w:jc w:val="both"/>
+      </w:pPr>
+    </w:p>
+    <w:p>
+      <w:pPr>
+        <w:pStyle w:val="PargrafodaLista"/>
+        <w:numPr>
+          <w:ilvl w:val="0"/>
+          <w:numId w:val="27"/>
+        </w:numPr>
+        <w:jc w:val="both"/>
+        <w:rPr>
+          <w:b/>
+          <w:bCs/>
+        </w:rPr>
+      </w:pPr>
+      <w:r>
+        <w:rPr>
+          <w:b/>
+          <w:bCs/>
+        </w:rPr>
+        <w:t>Configurações do Treinamento:</w:t>
+      </w:r>
+    </w:p>
+    <w:p>
+      <w:pPr>
+        <w:spacing w:after="0"/>
+        <w:ind w:left="1440"/>
+        <w:jc w:val="center"/>
+        <w:rPr>
+          <w:sz w:val="18"/>
+          <w:szCs w:val="18"/>
+        </w:rPr>
+      </w:pPr>
+      <w:r>
+        <w:rPr>
+          <w:sz w:val="18"/>
+          <w:szCs w:val="18"/>
+        </w:rPr>
+        <w:t xml:space="preserve">Figura </w:t>
+      </w:r>
+      <w:r>
+        <w:rPr>
+          <w:sz w:val="18"/>
+          <w:szCs w:val="18"/>
+        </w:rPr>
+        <w:t>50</w:t>
+      </w:r>
+      <w:r>
+        <w:rPr>
+          <w:sz w:val="18"/>
+          <w:szCs w:val="18"/>
+        </w:rPr>
+        <w:t>: Parâmetros de treinamento</w:t>
+      </w:r>
+    </w:p>
+    <w:p>
+      <w:pPr>
+        <w:pStyle w:val="PargrafodaLista"/>
+        <w:ind w:left="1440"/>
+        <w:jc w:val="center"/>
+        <w:rPr>
+          <w:b/>
+          <w:bCs/>
+        </w:rPr>
+      </w:pPr>
+      <w:r>
+        <w:rPr>
+          <w:b/>
+          <w:bCs/>
+        </w:rPr>
+        <w:drawing>
+          <wp:inline distT="0" distB="0" distL="0" distR="0" wp14:anchorId="266992BF" wp14:editId="3B2F7BF5">
+            <wp:extent cx="1981477" cy="1971950"/>
+            <wp:effectExtent l="0" t="0" r="0" b="0"/>
+            <wp:docPr id="873227361" name="Imagem 1"/>
+            <wp:cNvGraphicFramePr>
+              <a:graphicFrameLocks xmlns:a="http://schemas.openxmlformats.org/drawingml/2006/main" noChangeAspect="1"/>
+            </wp:cNvGraphicFramePr>
+            <a:graphic xmlns:a="http://schemas.openxmlformats.org/drawingml/2006/main">
+              <a:graphicData uri="http://schemas.openxmlformats.org/drawingml/2006/picture">
+                <pic:pic xmlns:pic="http://schemas.openxmlformats.org/drawingml/2006/picture">
+                  <pic:nvPicPr>
+                    <pic:cNvPr id="873227361" name=""/>
+                    <pic:cNvPicPr/>
+                  </pic:nvPicPr>
+                  <pic:blipFill>
+                    <a:blip r:embed="rId58"/>
+                    <a:stretch>
+                      <a:fillRect/>
+                    </a:stretch>
+                  </pic:blipFill>
+                  <pic:spPr>
+                    <a:xfrm>
+                      <a:off x="0" y="0"/>
+                      <a:ext cx="1981477" cy="1971950"/>
+                    </a:xfrm>
+                    <a:prstGeom prst="rect">
+                      <a:avLst/>
+                    </a:prstGeom>
+                  </pic:spPr>
+                </pic:pic>
+              </a:graphicData>
+            </a:graphic>
+          </wp:inline>
+        </w:drawing>
+      </w:r>
+    </w:p>
+    <w:p>
+      <w:pPr>
+        <w:pStyle w:val="PargrafodaLista"/>
+        <w:ind w:left="1440"/>
+        <w:jc w:val="center"/>
+        <w:rPr>
+          <w:b/>
+          <w:bCs/>
+        </w:rPr>
+      </w:pPr>
+    </w:p>
+    <w:p>
+      <w:pPr>
+        <w:pStyle w:val="PargrafodaLista"/>
+        <w:numPr>
+          <w:ilvl w:val="0"/>
+          <w:numId w:val="27"/>
+        </w:numPr>
+        <w:jc w:val="both"/>
+        <w:rPr>
+          <w:b/>
+          <w:bCs/>
+        </w:rPr>
+      </w:pPr>
+      <w:r>
+        <w:rPr>
+          <w:b/>
+          <w:bCs/>
+        </w:rPr>
+        <w:t xml:space="preserve">Avaliação </w:t>
+      </w:r>
+      <w:r>
+        <w:rPr>
+          <w:b/>
+          <w:bCs/>
+        </w:rPr>
+        <w:t xml:space="preserve">geral </w:t>
+      </w:r>
+      <w:r>
+        <w:rPr>
+          <w:b/>
+          <w:bCs/>
+        </w:rPr>
+        <w:t>do comportamento:</w:t>
+      </w:r>
+    </w:p>
+    <w:p>
+      <w:pPr>
+        <w:pStyle w:val="PargrafodaLista"/>
+        <w:ind w:left="2160"/>
+        <w:jc w:val="both"/>
+      </w:pPr>
+      <w:r>
+        <w:t>No decorrer das</w:t>
+      </w:r>
+      <w:r>
+        <w:t xml:space="preserve"> épocas, observa-se</w:t>
+      </w:r>
+      <w:r>
+        <w:t xml:space="preserve"> um comportamento semelhante aos dois últimos experimentos.</w:t>
+      </w:r>
+      <w:r>
+        <w:t xml:space="preserve"> </w:t>
+      </w:r>
+      <w:r>
+        <w:t>Fica evidente a</w:t>
+      </w:r>
+      <w:r>
+        <w:t xml:space="preserve"> redução consistente da função de perda acompanhada por aumento progressivo da acurácia </w:t>
+      </w:r>
+      <w:r>
+        <w:lastRenderedPageBreak/>
+        <w:t>tanto no conjunto de treinamento quanto no de validação.</w:t>
+      </w:r>
+      <w:r>
+        <w:t xml:space="preserve"> A conclusão geral é que </w:t>
+      </w:r>
+      <w:r>
+        <w:t>a</w:t>
+      </w:r>
+      <w:r>
+        <w:t xml:space="preserve"> convergência estável, a presença de </w:t>
+      </w:r>
+      <w:proofErr w:type="spellStart"/>
+      <w:r>
+        <w:t>plateau</w:t>
+      </w:r>
+      <w:proofErr w:type="spellEnd"/>
+      <w:r>
+        <w:t xml:space="preserve"> bem definido e a ausência de sinais fortes de </w:t>
+      </w:r>
+      <w:proofErr w:type="spellStart"/>
+      <w:r>
+        <w:rPr>
+          <w:i/>
+          <w:iCs/>
+        </w:rPr>
+        <w:t>overfitting</w:t>
+      </w:r>
+      <w:proofErr w:type="spellEnd"/>
+      <w:r>
+        <w:t xml:space="preserve"> reforçam que o treinamento foi conduzido corretamente e que os resultados obtidos são consistentes e confiáveis.</w:t>
+      </w:r>
+    </w:p>
+    <w:p>
+      <w:pPr>
+        <w:spacing w:after="0"/>
+        <w:ind w:left="1440"/>
+        <w:jc w:val="center"/>
+        <w:rPr>
+          <w:sz w:val="18"/>
+          <w:szCs w:val="18"/>
+        </w:rPr>
+      </w:pPr>
+      <w:r>
+        <w:rPr>
+          <w:sz w:val="18"/>
+          <w:szCs w:val="18"/>
+        </w:rPr>
+        <w:t xml:space="preserve">Figura </w:t>
+      </w:r>
+      <w:r>
+        <w:rPr>
+          <w:sz w:val="18"/>
+          <w:szCs w:val="18"/>
+        </w:rPr>
+        <w:t>5</w:t>
+      </w:r>
+      <w:r>
+        <w:rPr>
+          <w:sz w:val="18"/>
+          <w:szCs w:val="18"/>
+        </w:rPr>
+        <w:t>1</w:t>
+      </w:r>
+      <w:r>
+        <w:rPr>
+          <w:sz w:val="18"/>
+          <w:szCs w:val="18"/>
+        </w:rPr>
+        <w:t xml:space="preserve">: </w:t>
+      </w:r>
+      <w:r>
+        <w:rPr>
+          <w:sz w:val="18"/>
+          <w:szCs w:val="18"/>
+        </w:rPr>
+        <w:t>Gráfico de resultados do experimento 9</w:t>
+      </w:r>
+    </w:p>
+    <w:p>
+      <w:pPr>
+        <w:pStyle w:val="PargrafodaLista"/>
+        <w:ind w:left="708"/>
+        <w:jc w:val="both"/>
+      </w:pPr>
+      <w:r>
+        <w:drawing>
+          <wp:inline distT="0" distB="0" distL="0" distR="0" wp14:anchorId="1F170C16" wp14:editId="4DB3CB54">
+            <wp:extent cx="5400040" cy="3258820"/>
+            <wp:effectExtent l="0" t="0" r="0" b="0"/>
+            <wp:docPr id="1690114872" name="Imagem 1"/>
+            <wp:cNvGraphicFramePr>
+              <a:graphicFrameLocks xmlns:a="http://schemas.openxmlformats.org/drawingml/2006/main" noChangeAspect="1"/>
+            </wp:cNvGraphicFramePr>
+            <a:graphic xmlns:a="http://schemas.openxmlformats.org/drawingml/2006/main">
+              <a:graphicData uri="http://schemas.openxmlformats.org/drawingml/2006/picture">
+                <pic:pic xmlns:pic="http://schemas.openxmlformats.org/drawingml/2006/picture">
+                  <pic:nvPicPr>
+                    <pic:cNvPr id="1690114872" name=""/>
+                    <pic:cNvPicPr/>
+                  </pic:nvPicPr>
+                  <pic:blipFill>
+                    <a:blip r:embed="rId59"/>
+                    <a:stretch>
+                      <a:fillRect/>
+                    </a:stretch>
+                  </pic:blipFill>
+                  <pic:spPr>
+                    <a:xfrm>
+                      <a:off x="0" y="0"/>
+                      <a:ext cx="5400040" cy="3258820"/>
+                    </a:xfrm>
+                    <a:prstGeom prst="rect">
+                      <a:avLst/>
+                    </a:prstGeom>
+                  </pic:spPr>
+                </pic:pic>
+              </a:graphicData>
+            </a:graphic>
+          </wp:inline>
+        </w:drawing>
+      </w:r>
+    </w:p>
+    <w:p>
+      <w:pPr>
+        <w:pStyle w:val="PargrafodaLista"/>
+        <w:ind w:left="2160"/>
+        <w:jc w:val="both"/>
+      </w:pPr>
+    </w:p>
+    <w:p>
+      <w:pPr>
+        <w:pStyle w:val="PargrafodaLista"/>
+        <w:numPr>
+          <w:ilvl w:val="0"/>
+          <w:numId w:val="27"/>
+        </w:numPr>
+        <w:jc w:val="both"/>
+        <w:rPr>
+          <w:b/>
+          <w:bCs/>
+        </w:rPr>
+      </w:pPr>
+      <w:r>
+        <w:rPr>
+          <w:b/>
+          <w:bCs/>
+        </w:rPr>
+        <w:t>Comparação com as demais variantes:</w:t>
+      </w:r>
+    </w:p>
+    <w:p>
+      <w:pPr>
+        <w:ind w:left="2160"/>
+        <w:jc w:val="both"/>
+      </w:pPr>
+      <w:r>
+        <w:t xml:space="preserve">Os resultados entre as variantes 18 (Experimento 7) e 34 são bem similares, porém fica evidente o aumento da função de perda na variante 34 durante as últimas épocas. </w:t>
+      </w:r>
+    </w:p>
+    <w:p>
+      <w:pPr>
+        <w:pStyle w:val="PargrafodaLista"/>
+        <w:numPr>
+          <w:ilvl w:val="1"/>
+          <w:numId w:val="27"/>
+        </w:numPr>
+        <w:jc w:val="both"/>
+        <w:rPr>
+          <w:color w:val="EE0000"/>
+        </w:rPr>
+      </w:pPr>
+      <w:r>
+        <w:rPr>
+          <w:color w:val="EE0000"/>
+        </w:rPr>
+        <w:t>Pesquisar o porque e conduzir um treino com a variante 18, seguindo os mesmos parâmetros utilizados aqui no experimento 9</w:t>
+      </w:r>
+      <w:r>
+        <w:rPr>
+          <w:color w:val="EE0000"/>
+        </w:rPr>
+        <w:t xml:space="preserve">. Buscar responder se essa diferença na função perda vem da mudança do </w:t>
+      </w:r>
+      <w:proofErr w:type="spellStart"/>
+      <w:r>
+        <w:rPr>
+          <w:i/>
+          <w:iCs/>
+          <w:color w:val="EE0000"/>
+        </w:rPr>
+        <w:t>Batch_Size</w:t>
+      </w:r>
+      <w:proofErr w:type="spellEnd"/>
+      <w:r>
+        <w:rPr>
+          <w:i/>
+          <w:iCs/>
+          <w:color w:val="EE0000"/>
+        </w:rPr>
+        <w:t xml:space="preserve"> </w:t>
+      </w:r>
+      <w:r>
+        <w:rPr>
+          <w:color w:val="EE0000"/>
+        </w:rPr>
+        <w:t>ou da própria arquitetura e, se esse for o caso, explicar o porquê</w:t>
+      </w:r>
+    </w:p>
+    <w:p>
+      <w:pPr>
+        <w:pStyle w:val="PargrafodaLista"/>
+        <w:ind w:left="3240"/>
+        <w:jc w:val="both"/>
+      </w:pPr>
+    </w:p>
+    <w:p>
+      <w:pPr>
+        <w:pStyle w:val="PargrafodaLista"/>
+        <w:numPr>
+          <w:ilvl w:val="0"/>
+          <w:numId w:val="27"/>
+        </w:numPr>
+        <w:jc w:val="both"/>
+      </w:pPr>
+      <w:r>
+        <w:t>OBS – Disposição das colunas referentes às imagens 51,52,53</w:t>
+      </w:r>
+      <w:r>
+        <w:t xml:space="preserve"> (Da esquerda para a direita)</w:t>
+      </w:r>
+      <w:r>
+        <w:t>:</w:t>
+      </w:r>
+    </w:p>
+    <w:p>
+      <w:pPr>
+        <w:pStyle w:val="PargrafodaLista"/>
+        <w:numPr>
+          <w:ilvl w:val="1"/>
+          <w:numId w:val="27"/>
+        </w:numPr>
+        <w:jc w:val="both"/>
+      </w:pPr>
+      <w:r>
+        <w:t>EPOCH</w:t>
+      </w:r>
+    </w:p>
+    <w:p>
+      <w:pPr>
+        <w:pStyle w:val="PargrafodaLista"/>
+        <w:numPr>
+          <w:ilvl w:val="1"/>
+          <w:numId w:val="27"/>
+        </w:numPr>
+        <w:jc w:val="both"/>
+      </w:pPr>
+      <w:r>
+        <w:t>TRAIN ACC</w:t>
+      </w:r>
+    </w:p>
+    <w:p>
+      <w:pPr>
+        <w:pStyle w:val="PargrafodaLista"/>
+        <w:numPr>
+          <w:ilvl w:val="1"/>
+          <w:numId w:val="27"/>
+        </w:numPr>
+        <w:jc w:val="both"/>
+      </w:pPr>
+      <w:r>
+        <w:t>TRAIN LOSS</w:t>
+      </w:r>
+    </w:p>
+    <w:p>
+      <w:pPr>
+        <w:pStyle w:val="PargrafodaLista"/>
+        <w:numPr>
+          <w:ilvl w:val="1"/>
+          <w:numId w:val="27"/>
+        </w:numPr>
+        <w:jc w:val="both"/>
+      </w:pPr>
+      <w:r>
+        <w:t>LR</w:t>
+      </w:r>
+    </w:p>
+    <w:p>
+      <w:pPr>
+        <w:pStyle w:val="PargrafodaLista"/>
+        <w:numPr>
+          <w:ilvl w:val="1"/>
+          <w:numId w:val="27"/>
+        </w:numPr>
+        <w:jc w:val="both"/>
+      </w:pPr>
+      <w:r>
+        <w:t>VAL ACC</w:t>
+      </w:r>
+    </w:p>
+    <w:p>
+      <w:pPr>
+        <w:pStyle w:val="PargrafodaLista"/>
+        <w:numPr>
+          <w:ilvl w:val="1"/>
+          <w:numId w:val="27"/>
+        </w:numPr>
+        <w:jc w:val="both"/>
+      </w:pPr>
+      <w:r>
+        <w:t>VAL LOSS</w:t>
+      </w:r>
+    </w:p>
+    <w:p>
+      <w:pPr>
+        <w:pStyle w:val="PargrafodaLista"/>
+        <w:ind w:left="3240"/>
+        <w:jc w:val="both"/>
+      </w:pPr>
+    </w:p>
+    <w:p>
+      <w:pPr>
+        <w:jc w:val="both"/>
+        <w:rPr>
+          <w:color w:val="EE0000"/>
+        </w:rPr>
+      </w:pPr>
+    </w:p>
+    <w:p>
+      <w:pPr>
+        <w:jc w:val="both"/>
+        <w:rPr>
+          <w:color w:val="EE0000"/>
+        </w:rPr>
+      </w:pPr>
+    </w:p>
+    <w:p>
+      <w:pPr>
+        <w:spacing w:after="0"/>
+        <w:ind w:left="1440"/>
+        <w:jc w:val="center"/>
+        <w:rPr>
+          <w:sz w:val="18"/>
+          <w:szCs w:val="18"/>
+        </w:rPr>
+      </w:pPr>
+      <w:r>
+        <w:rPr>
+          <w:sz w:val="18"/>
+          <w:szCs w:val="18"/>
+        </w:rPr>
+        <w:t xml:space="preserve">Figura </w:t>
+      </w:r>
+      <w:r>
+        <w:rPr>
+          <w:sz w:val="18"/>
+          <w:szCs w:val="18"/>
+        </w:rPr>
+        <w:t>5</w:t>
+      </w:r>
+      <w:r>
+        <w:rPr>
+          <w:sz w:val="18"/>
+          <w:szCs w:val="18"/>
+        </w:rPr>
+        <w:t>1</w:t>
+      </w:r>
+      <w:r>
+        <w:rPr>
+          <w:sz w:val="18"/>
+          <w:szCs w:val="18"/>
+        </w:rPr>
+        <w:t xml:space="preserve">: </w:t>
+      </w:r>
+      <w:r>
+        <w:rPr>
+          <w:sz w:val="18"/>
+          <w:szCs w:val="18"/>
+        </w:rPr>
+        <w:t xml:space="preserve">Ultimas épocas do treino do experimento 9 </w:t>
+      </w:r>
+      <w:r>
+        <w:rPr>
+          <w:sz w:val="18"/>
+          <w:szCs w:val="18"/>
+        </w:rPr>
+        <w:t xml:space="preserve">– </w:t>
+      </w:r>
+      <w:proofErr w:type="spellStart"/>
+      <w:r>
+        <w:rPr>
+          <w:sz w:val="18"/>
+          <w:szCs w:val="18"/>
+        </w:rPr>
+        <w:t>ResNet</w:t>
+      </w:r>
+      <w:proofErr w:type="spellEnd"/>
+      <w:r>
+        <w:rPr>
+          <w:sz w:val="18"/>
+          <w:szCs w:val="18"/>
+        </w:rPr>
+        <w:t xml:space="preserve"> </w:t>
+      </w:r>
+      <w:r>
+        <w:rPr>
+          <w:sz w:val="18"/>
+          <w:szCs w:val="18"/>
+        </w:rPr>
+        <w:t>34</w:t>
+      </w:r>
+    </w:p>
+    <w:p>
+      <w:pPr>
+        <w:pStyle w:val="PargrafodaLista"/>
+        <w:ind w:left="2520"/>
+        <w:jc w:val="both"/>
+      </w:pPr>
+      <w:r>
+        <w:drawing>
+          <wp:inline distT="0" distB="0" distL="0" distR="0" wp14:anchorId="5FDDA1B1" wp14:editId="14DF22B5">
+            <wp:extent cx="4163066" cy="3037398"/>
+            <wp:effectExtent l="0" t="0" r="8890" b="0"/>
+            <wp:docPr id="1913002756" name="Imagem 1"/>
+            <wp:cNvGraphicFramePr>
+              <a:graphicFrameLocks xmlns:a="http://schemas.openxmlformats.org/drawingml/2006/main" noChangeAspect="1"/>
+            </wp:cNvGraphicFramePr>
+            <a:graphic xmlns:a="http://schemas.openxmlformats.org/drawingml/2006/main">
+              <a:graphicData uri="http://schemas.openxmlformats.org/drawingml/2006/picture">
+                <pic:pic xmlns:pic="http://schemas.openxmlformats.org/drawingml/2006/picture">
+                  <pic:nvPicPr>
+                    <pic:cNvPr id="1913002756" name=""/>
+                    <pic:cNvPicPr/>
+                  </pic:nvPicPr>
+                  <pic:blipFill rotWithShape="1">
+                    <a:blip r:embed="rId60"/>
+                    <a:srcRect l="3160" r="3844"/>
+                    <a:stretch>
+                      <a:fillRect/>
+                    </a:stretch>
+                  </pic:blipFill>
+                  <pic:spPr bwMode="auto">
+                    <a:xfrm>
+                      <a:off x="0" y="0"/>
+                      <a:ext cx="4197762" cy="3062713"/>
+                    </a:xfrm>
+                    <a:prstGeom prst="rect">
+                      <a:avLst/>
+                    </a:prstGeom>
+                    <a:ln>
+                      <a:noFill/>
+                    </a:ln>
+                    <a:extLst>
+                      <a:ext uri="{53640926-AAD7-44D8-BBD7-CCE9431645EC}">
+                        <a14:shadowObscured xmlns:a14="http://schemas.microsoft.com/office/drawing/2010/main"/>
+                      </a:ext>
+                    </a:extLst>
+                  </pic:spPr>
+                </pic:pic>
+              </a:graphicData>
+            </a:graphic>
+          </wp:inline>
+        </w:drawing>
+      </w:r>
+    </w:p>
+    <w:p>
+      <w:pPr>
+        <w:spacing w:after="0"/>
+        <w:ind w:left="1440"/>
+        <w:jc w:val="center"/>
+        <w:rPr>
+          <w:sz w:val="18"/>
+          <w:szCs w:val="18"/>
+        </w:rPr>
+      </w:pPr>
+      <w:r>
+        <w:rPr>
+          <w:sz w:val="18"/>
+          <w:szCs w:val="18"/>
+        </w:rPr>
+        <w:t xml:space="preserve">Figura </w:t>
+      </w:r>
+      <w:r>
+        <w:rPr>
+          <w:sz w:val="18"/>
+          <w:szCs w:val="18"/>
+        </w:rPr>
+        <w:t>5</w:t>
+      </w:r>
+      <w:r>
+        <w:rPr>
+          <w:sz w:val="18"/>
+          <w:szCs w:val="18"/>
+        </w:rPr>
+        <w:t>2</w:t>
+      </w:r>
+      <w:r>
+        <w:rPr>
+          <w:sz w:val="18"/>
+          <w:szCs w:val="18"/>
+        </w:rPr>
+        <w:t xml:space="preserve">: </w:t>
+      </w:r>
+      <w:r>
+        <w:rPr>
+          <w:sz w:val="18"/>
+          <w:szCs w:val="18"/>
+        </w:rPr>
+        <w:t xml:space="preserve">Ultimas épocas do treino do experimento </w:t>
+      </w:r>
+      <w:r>
+        <w:rPr>
+          <w:sz w:val="18"/>
+          <w:szCs w:val="18"/>
+        </w:rPr>
+        <w:t xml:space="preserve">7 </w:t>
+      </w:r>
+      <w:r>
+        <w:rPr>
+          <w:sz w:val="18"/>
+          <w:szCs w:val="18"/>
+        </w:rPr>
+        <w:t xml:space="preserve">– </w:t>
+      </w:r>
+      <w:proofErr w:type="spellStart"/>
+      <w:r>
+        <w:rPr>
+          <w:sz w:val="18"/>
+          <w:szCs w:val="18"/>
+        </w:rPr>
+        <w:t>ResNet</w:t>
+      </w:r>
+      <w:proofErr w:type="spellEnd"/>
+      <w:r>
+        <w:rPr>
+          <w:sz w:val="18"/>
+          <w:szCs w:val="18"/>
+        </w:rPr>
+        <w:t xml:space="preserve"> </w:t>
+      </w:r>
+      <w:r>
+        <w:rPr>
+          <w:sz w:val="18"/>
+          <w:szCs w:val="18"/>
+        </w:rPr>
+        <w:t>18</w:t>
+      </w:r>
+    </w:p>
+    <w:p>
+      <w:pPr>
+        <w:pStyle w:val="PargrafodaLista"/>
+        <w:ind w:left="2520"/>
+        <w:jc w:val="both"/>
+      </w:pPr>
+      <w:r>
+        <w:drawing>
+          <wp:inline distT="0" distB="0" distL="0" distR="0" wp14:anchorId="0BC632A3" wp14:editId="138C39C2">
+            <wp:extent cx="4187000" cy="3085106"/>
+            <wp:effectExtent l="0" t="0" r="4445" b="1270"/>
+            <wp:docPr id="1789090918" name="Imagem 1"/>
+            <wp:cNvGraphicFramePr>
+              <a:graphicFrameLocks xmlns:a="http://schemas.openxmlformats.org/drawingml/2006/main" noChangeAspect="1"/>
+            </wp:cNvGraphicFramePr>
+            <a:graphic xmlns:a="http://schemas.openxmlformats.org/drawingml/2006/main">
+              <a:graphicData uri="http://schemas.openxmlformats.org/drawingml/2006/picture">
+                <pic:pic xmlns:pic="http://schemas.openxmlformats.org/drawingml/2006/picture">
+                  <pic:nvPicPr>
+                    <pic:cNvPr id="1789090918" name=""/>
+                    <pic:cNvPicPr/>
+                  </pic:nvPicPr>
+                  <pic:blipFill>
+                    <a:blip r:embed="rId61"/>
+                    <a:stretch>
+                      <a:fillRect/>
+                    </a:stretch>
+                  </pic:blipFill>
+                  <pic:spPr>
+                    <a:xfrm>
+                      <a:off x="0" y="0"/>
+                      <a:ext cx="4217617" cy="3107666"/>
+                    </a:xfrm>
+                    <a:prstGeom prst="rect">
+                      <a:avLst/>
+                    </a:prstGeom>
+                  </pic:spPr>
+                </pic:pic>
+              </a:graphicData>
+            </a:graphic>
+          </wp:inline>
+        </w:drawing>
+      </w:r>
+    </w:p>
+    <w:p>
+      <w:pPr>
+        <w:ind w:left="2124"/>
+        <w:jc w:val="both"/>
+      </w:pPr>
+      <w:r>
+        <w:t xml:space="preserve">Quando comparado com a </w:t>
+      </w:r>
+      <w:proofErr w:type="spellStart"/>
+      <w:r>
+        <w:t>ResNet</w:t>
+      </w:r>
+      <w:proofErr w:type="spellEnd"/>
+      <w:r>
+        <w:t xml:space="preserve"> 50, a variante 34 ainda apresenta forte vantagem, destacando ainda mais a incompatibilidade da variante 50 com o tamanho e complexidade da base atual. </w:t>
+      </w:r>
+    </w:p>
+    <w:p>
+      <w:pPr>
+        <w:ind w:left="2124"/>
+        <w:jc w:val="both"/>
+      </w:pPr>
+    </w:p>
+    <w:p>
+      <w:pPr>
+        <w:ind w:left="2124"/>
+        <w:jc w:val="both"/>
+      </w:pPr>
+    </w:p>
+    <w:p>
+      <w:pPr>
+        <w:jc w:val="both"/>
+      </w:pPr>
+    </w:p>
+    <w:p>
+      <w:pPr>
+        <w:jc w:val="both"/>
+      </w:pPr>
+    </w:p>
+    <w:p>
+      <w:pPr>
+        <w:jc w:val="both"/>
+      </w:pPr>
+    </w:p>
+    <w:p>
+      <w:pPr>
+        <w:spacing w:after="0"/>
+        <w:ind w:left="1440"/>
+        <w:jc w:val="center"/>
+        <w:rPr>
+          <w:sz w:val="18"/>
+          <w:szCs w:val="18"/>
+        </w:rPr>
+      </w:pPr>
+      <w:r>
+        <w:rPr>
+          <w:sz w:val="18"/>
+          <w:szCs w:val="18"/>
+        </w:rPr>
+        <w:t xml:space="preserve">Figura </w:t>
+      </w:r>
+      <w:r>
+        <w:rPr>
+          <w:sz w:val="18"/>
+          <w:szCs w:val="18"/>
+        </w:rPr>
+        <w:t>5</w:t>
+      </w:r>
+      <w:r>
+        <w:rPr>
+          <w:sz w:val="18"/>
+          <w:szCs w:val="18"/>
+        </w:rPr>
+        <w:t>3</w:t>
+      </w:r>
+      <w:r>
+        <w:rPr>
+          <w:sz w:val="18"/>
+          <w:szCs w:val="18"/>
+        </w:rPr>
+        <w:t xml:space="preserve">: </w:t>
+      </w:r>
+      <w:r>
+        <w:rPr>
+          <w:sz w:val="18"/>
+          <w:szCs w:val="18"/>
+        </w:rPr>
+        <w:t xml:space="preserve">Ultimas épocas do treino do experimento </w:t>
+      </w:r>
+      <w:r>
+        <w:rPr>
+          <w:sz w:val="18"/>
+          <w:szCs w:val="18"/>
+        </w:rPr>
+        <w:t xml:space="preserve">5 – </w:t>
+      </w:r>
+      <w:proofErr w:type="spellStart"/>
+      <w:r>
+        <w:rPr>
+          <w:sz w:val="18"/>
+          <w:szCs w:val="18"/>
+        </w:rPr>
+        <w:t>ResNet</w:t>
+      </w:r>
+      <w:proofErr w:type="spellEnd"/>
+      <w:r>
+        <w:rPr>
+          <w:sz w:val="18"/>
+          <w:szCs w:val="18"/>
+        </w:rPr>
+        <w:t xml:space="preserve"> 50</w:t>
+      </w:r>
+    </w:p>
+    <w:p>
+      <w:pPr>
+        <w:pStyle w:val="PargrafodaLista"/>
+        <w:ind w:left="2160"/>
+        <w:jc w:val="both"/>
+      </w:pPr>
+      <w:r>
+        <w:drawing>
+          <wp:inline distT="0" distB="0" distL="0" distR="0" wp14:anchorId="5CC735F0" wp14:editId="294A6445">
+            <wp:extent cx="4438886" cy="3172571"/>
+            <wp:effectExtent l="0" t="0" r="0" b="8890"/>
+            <wp:docPr id="618462217" name="Imagem 1"/>
+            <wp:cNvGraphicFramePr>
+              <a:graphicFrameLocks xmlns:a="http://schemas.openxmlformats.org/drawingml/2006/main" noChangeAspect="1"/>
+            </wp:cNvGraphicFramePr>
+            <a:graphic xmlns:a="http://schemas.openxmlformats.org/drawingml/2006/main">
+              <a:graphicData uri="http://schemas.openxmlformats.org/drawingml/2006/picture">
+                <pic:pic xmlns:pic="http://schemas.openxmlformats.org/drawingml/2006/picture">
+                  <pic:nvPicPr>
+                    <pic:cNvPr id="618462217" name=""/>
+                    <pic:cNvPicPr/>
+                  </pic:nvPicPr>
+                  <pic:blipFill>
+                    <a:blip r:embed="rId62"/>
+                    <a:stretch>
+                      <a:fillRect/>
+                    </a:stretch>
+                  </pic:blipFill>
+                  <pic:spPr>
+                    <a:xfrm>
+                      <a:off x="0" y="0"/>
+                      <a:ext cx="4451896" cy="3181869"/>
+                    </a:xfrm>
+                    <a:prstGeom prst="rect">
+                      <a:avLst/>
+                    </a:prstGeom>
+                  </pic:spPr>
+                </pic:pic>
+              </a:graphicData>
+            </a:graphic>
+          </wp:inline>
+        </w:drawing>
+      </w:r>
+    </w:p>
+    <w:p>
+      <w:pPr>
+        <w:pStyle w:val="PargrafodaLista"/>
+        <w:ind w:left="2160"/>
+        <w:jc w:val="both"/>
+        <w:rPr>
+          <w:b/>
+          <w:bCs/>
+        </w:rPr>
+      </w:pPr>
+    </w:p>
+    <w:p>
+      <w:pPr>
+        <w:pStyle w:val="PargrafodaLista"/>
+        <w:ind w:left="2160"/>
+        <w:jc w:val="both"/>
+        <w:rPr>
+          <w:b/>
+          <w:bCs/>
+        </w:rPr>
+      </w:pPr>
+    </w:p>
+    <w:p>
+      <w:pPr>
+        <w:pStyle w:val="PargrafodaLista"/>
+        <w:numPr>
+          <w:ilvl w:val="1"/>
+          <w:numId w:val="1"/>
+        </w:numPr>
+        <w:jc w:val="both"/>
+        <w:rPr>
+          <w:b/>
+          <w:bCs/>
+        </w:rPr>
+      </w:pPr>
+      <w:r>
+        <w:rPr>
+          <w:b/>
+          <w:bCs/>
+        </w:rPr>
+        <w:t xml:space="preserve">EXPERIMENTO </w:t>
+      </w:r>
+      <w:r>
+        <w:rPr>
+          <w:b/>
+          <w:bCs/>
+        </w:rPr>
+        <w:t>9</w:t>
+      </w:r>
+      <w:r>
+        <w:rPr>
+          <w:b/>
+          <w:bCs/>
+        </w:rPr>
+        <w:t xml:space="preserve"> (RESNET) – </w:t>
+      </w:r>
+      <w:r>
+        <w:rPr>
+          <w:b/>
+          <w:bCs/>
+        </w:rPr>
+        <w:t>VERIFICAR INFLUENCIA DO BATCH_SIZE NA VARIANTE RESNET-18:</w:t>
+      </w:r>
+    </w:p>
+    <w:p>
+      <w:pPr>
+        <w:pStyle w:val="PargrafodaLista"/>
+        <w:ind w:left="1440"/>
+        <w:jc w:val="both"/>
+        <w:rPr>
+          <w:b/>
+          <w:bCs/>
+        </w:rPr>
+      </w:pPr>
+    </w:p>
+    <w:p>
+      <w:pPr>
+        <w:pStyle w:val="PargrafodaLista"/>
+        <w:ind w:left="1440"/>
+        <w:jc w:val="both"/>
         <w:rPr>
           <w:b/>
           <w:bCs/>
@@ -18643,7 +19902,7 @@
         <v:path o:extrusionok="f" gradientshapeok="t" o:connecttype="rect"/>
         <o:lock v:ext="edit" aspectratio="t"/>
       </v:shapetype>
-      <v:shape id="_x0000_i1056" type="#_x0000_t75" style="width:693.1pt;height:487.7pt;visibility:visible;mso-wrap-style:square" o:bullet="t">
+      <v:shape id="_x0000_i1070" type="#_x0000_t75" style="width:693.1pt;height:487.7pt;visibility:visible;mso-wrap-style:square" o:bullet="t">
         <v:imagedata r:id="rId1" o:title="" croptop="19686f" cropbottom="43833f" cropleft="8606f" cropright="55951f"/>
       </v:shape>
     </w:pict>
@@ -20233,7 +21492,7 @@
   <w:abstractNum w:abstractNumId="14" w15:restartNumberingAfterBreak="0">
     <w:nsid w:val="3A44790F"/>
     <w:multiLevelType w:val="hybridMultilevel"/>
-    <w:tmpl w:val="A87C14B2"/>
+    <w:tmpl w:val="377CF7FA"/>
     <w:lvl w:ilvl="0" w:tplc="04160001">
       <w:start w:val="1"/>
       <w:numFmt w:val="bullet"/>

--- a/Documentation/Documentacao Unificada de Experimentos.docx
+++ b/Documentation/Documentacao Unificada de Experimentos.docx
@@ -541,12 +541,10 @@
         <w:t xml:space="preserve"> devem ser iguais ao tamanho dos patches (implementado como um </w:t>
       </w:r>
       <w:proofErr w:type="spellStart"/>
-      <w:proofErr w:type="gramStart"/>
       <w:r>
         <w:t>nn.Conv</w:t>
       </w:r>
       <w:proofErr w:type="spellEnd"/>
-      <w:proofErr w:type="gramEnd"/>
       <w:r>
         <w:t xml:space="preserve"> com </w:t>
       </w:r>
@@ -559,12 +557,10 @@
         <w:t xml:space="preserve"> = </w:t>
       </w:r>
       <w:proofErr w:type="spellStart"/>
-      <w:proofErr w:type="gramStart"/>
       <w:r>
         <w:t>patches.size</w:t>
       </w:r>
       <w:proofErr w:type="spellEnd"/>
-      <w:proofErr w:type="gramEnd"/>
       <w:r>
         <w:t xml:space="preserve"> e </w:t>
       </w:r>
@@ -577,12 +573,10 @@
         <w:t xml:space="preserve"> = </w:t>
       </w:r>
       <w:proofErr w:type="spellStart"/>
-      <w:proofErr w:type="gramStart"/>
       <w:r>
         <w:t>patches.size</w:t>
       </w:r>
       <w:proofErr w:type="spellEnd"/>
-      <w:proofErr w:type="gramEnd"/>
       <w:r>
         <w:t xml:space="preserve"> em código);</w:t>
       </w:r>
@@ -1005,15 +999,7 @@
         </w:numPr>
       </w:pPr>
       <w:r>
-        <w:t>Base learning rate: 10</w:t>
-      </w:r>
-      <w:proofErr w:type="gramStart"/>
-      <w:r>
-        <w:t>^(</w:t>
-      </w:r>
-      <w:proofErr w:type="gramEnd"/>
-      <w:r>
-        <w:t>-3).</w:t>
+        <w:t>Base learning rate: 10^(-3).</w:t>
       </w:r>
     </w:p>
     <w:p>
@@ -1673,7 +1659,6 @@
         <w:t xml:space="preserve">O objetivo deste experimento foi tentar replicar os resultados obtidos pelo artigo utilizado como </w:t>
       </w:r>
       <w:proofErr w:type="spellStart"/>
-      <w:proofErr w:type="gramStart"/>
       <w:r>
         <w:t>base</w:t>
       </w:r>
@@ -1684,7 +1669,6 @@
         <w:t>Para</w:t>
       </w:r>
       <w:proofErr w:type="spellEnd"/>
-      <w:proofErr w:type="gramEnd"/>
       <w:r>
         <w:t xml:space="preserve"> isso, a construção do experimento busca seguir fielmente o que foi originalmente descrito pelos autores.</w:t>
       </w:r>
@@ -5562,15 +5546,7 @@
       </w:r>
       <w:proofErr w:type="spellEnd"/>
       <w:r>
-        <w:t xml:space="preserve"> apresenta valor aproximado de 6.99, estabilizando em torno de 6.87 nas épocas seguintes. Para um problema de classificação com 1000 classes, a perda teórica associada a uma predição aleatória é dada por </w:t>
-      </w:r>
-      <w:proofErr w:type="gramStart"/>
-      <w:r>
-        <w:t>log(</w:t>
-      </w:r>
-      <w:proofErr w:type="gramEnd"/>
-      <w:r>
-        <w:t>1000) ≈ 6.907. Portanto, os valores observados estão extremamente próximos do comportamento esperado para um modelo inicialmente não treinado, com uma leve redução ao longo das épocas.</w:t>
+        <w:t xml:space="preserve"> apresenta valor aproximado de 6.99, estabilizando em torno de 6.87 nas épocas seguintes. Para um problema de classificação com 1000 classes, a perda teórica associada a uma predição aleatória é dada por log(1000) ≈ 6.907. Portanto, os valores observados estão extremamente próximos do comportamento esperado para um modelo inicialmente não treinado, com uma leve redução ao longo das épocas.</w:t>
       </w:r>
     </w:p>
     <w:p>
@@ -9925,18 +9901,9 @@
           <w:i/>
           <w:iCs/>
         </w:rPr>
-        <w:t>tf.</w:t>
-      </w:r>
-      <w:proofErr w:type="gramStart"/>
-      <w:r>
-        <w:rPr>
-          <w:i/>
-          <w:iCs/>
-        </w:rPr>
-        <w:t>data.Dataset</w:t>
-      </w:r>
-      <w:proofErr w:type="spellEnd"/>
-      <w:proofErr w:type="gramEnd"/>
+        <w:t>tf.data.Dataset</w:t>
+      </w:r>
+      <w:proofErr w:type="spellEnd"/>
       <w:r>
         <w:t xml:space="preserve"> válidos</w:t>
       </w:r>
@@ -11365,30 +11332,14 @@
           <w:i/>
           <w:iCs/>
         </w:rPr>
-        <w:t xml:space="preserve"> </w:t>
-      </w:r>
-      <w:proofErr w:type="gramStart"/>
-      <w:r>
-        <w:rPr>
-          <w:i/>
-          <w:iCs/>
-        </w:rPr>
-        <w:t>1</w:t>
-      </w:r>
-      <w:r>
-        <w:rPr>
-          <w:i/>
-          <w:iCs/>
-        </w:rPr>
-        <w:t>)\</w:t>
-      </w:r>
-      <w:proofErr w:type="gramEnd"/>
-      <w:r>
-        <w:rPr>
-          <w:i/>
-          <w:iCs/>
-        </w:rPr>
-        <w:t>Experimento 4 -</w:t>
+        <w:t xml:space="preserve"> 1</w:t>
+      </w:r>
+      <w:r>
+        <w:rPr>
+          <w:i/>
+          <w:iCs/>
+        </w:rPr>
+        <w:t>)\Experimento 4 -</w:t>
       </w:r>
       <w:proofErr w:type="spellStart"/>
       <w:r>
@@ -18584,49 +18535,7 @@
           <w:b/>
           <w:bCs/>
         </w:rPr>
-        <w:t xml:space="preserve">TREINO COM </w:t>
-      </w:r>
-      <w:r>
-        <w:rPr>
-          <w:b/>
-          <w:bCs/>
-        </w:rPr>
-        <w:t>5</w:t>
-      </w:r>
-      <w:r>
-        <w:rPr>
-          <w:b/>
-          <w:bCs/>
-        </w:rPr>
-        <w:t>00 ÉPOCAS E MAIOR BATCH SIZE</w:t>
-      </w:r>
-      <w:r>
-        <w:rPr>
-          <w:b/>
-          <w:bCs/>
-        </w:rPr>
-        <w:t>, UTILIZANDO A</w:t>
-      </w:r>
-      <w:r>
-        <w:rPr>
-          <w:b/>
-          <w:bCs/>
-        </w:rPr>
-        <w:t xml:space="preserve"> RESNET</w:t>
-      </w:r>
-      <w:r>
-        <w:rPr>
-          <w:b/>
-          <w:bCs/>
-        </w:rPr>
-        <w:t>-34</w:t>
-      </w:r>
-      <w:r>
-        <w:rPr>
-          <w:b/>
-          <w:bCs/>
-        </w:rPr>
-        <w:t>:</w:t>
+        <w:t>TREINO COM 500 ÉPOCAS E MAIOR BATCH SIZE, UTILIZANDO A RESNET-34:</w:t>
       </w:r>
     </w:p>
     <w:p>
@@ -18815,10 +18724,7 @@
         <w:t xml:space="preserve"> Quando comparada à ResNet-50, além da diferença de profundidade, existe também a diferença do tipo de bloco utilizado.</w:t>
       </w:r>
       <w:r>
-        <w:t xml:space="preserve"> </w:t>
-      </w:r>
-      <w:r>
-        <w:t>Em bases pequenas ou médias, a ResNet-34 muitas vezes apresenta desempenho semelhante à ResNet-50, pois a capacidade extra da ResNet-50 pode não ser plenamente explorada.</w:t>
+        <w:t xml:space="preserve"> Em bases pequenas ou médias, a ResNet-34 muitas vezes apresenta desempenho semelhante à ResNet-50, pois a capacidade extra da ResNet-50 pode não ser plenamente explorada.</w:t>
       </w:r>
     </w:p>
     <w:p>
@@ -18895,6 +18801,7 @@
         <w:rPr>
           <w:b/>
           <w:bCs/>
+          <w:noProof/>
         </w:rPr>
         <w:drawing>
           <wp:inline distT="0" distB="0" distL="0" distR="0" wp14:anchorId="266992BF" wp14:editId="3B2F7BF5">
@@ -18962,21 +18869,7 @@
           <w:b/>
           <w:bCs/>
         </w:rPr>
-        <w:t xml:space="preserve">Avaliação </w:t>
-      </w:r>
-      <w:r>
-        <w:rPr>
-          <w:b/>
-          <w:bCs/>
-        </w:rPr>
-        <w:t xml:space="preserve">geral </w:t>
-      </w:r>
-      <w:r>
-        <w:rPr>
-          <w:b/>
-          <w:bCs/>
-        </w:rPr>
-        <w:t>do comportamento:</w:t>
+        <w:t>Avaliação geral do comportamento:</w:t>
       </w:r>
     </w:p>
     <w:p>
@@ -19059,14 +18952,7 @@
           <w:sz w:val="18"/>
           <w:szCs w:val="18"/>
         </w:rPr>
-        <w:t>5</w:t>
-      </w:r>
-      <w:r>
-        <w:rPr>
-          <w:sz w:val="18"/>
-          <w:szCs w:val="18"/>
-        </w:rPr>
-        <w:t>1</w:t>
+        <w:t>51</w:t>
       </w:r>
       <w:r>
         <w:rPr>
@@ -19090,6 +18976,9 @@
         <w:jc w:val="both"/>
       </w:pPr>
       <w:r>
+        <w:rPr>
+          <w:noProof/>
+        </w:rPr>
         <w:drawing>
           <wp:inline distT="0" distB="0" distL="0" distR="0" wp14:anchorId="1F170C16" wp14:editId="4DB3CB54">
             <wp:extent cx="5400040" cy="3258820"/>
@@ -19172,28 +19061,15 @@
           <w:numId w:val="27"/>
         </w:numPr>
         <w:jc w:val="both"/>
-        <w:rPr>
-          <w:color w:val="EE0000"/>
-        </w:rPr>
-      </w:pPr>
-      <w:r>
-        <w:rPr>
-          <w:color w:val="EE0000"/>
-        </w:rPr>
-        <w:t>Pesquisar o porque e conduzir um treino com a variante 18, seguindo os mesmos parâmetros utilizados aqui no experimento 9</w:t>
-      </w:r>
-      <w:r>
-        <w:rPr>
-          <w:color w:val="EE0000"/>
-        </w:rPr>
-        <w:t xml:space="preserve">. Buscar responder se essa diferença na função perda vem da mudança do </w:t>
-      </w:r>
-      <w:proofErr w:type="spellStart"/>
-      <w:r>
-        <w:rPr>
-          <w:i/>
-          <w:iCs/>
-          <w:color w:val="EE0000"/>
+      </w:pPr>
+      <w:r>
+        <w:t xml:space="preserve">Pesquisar o porque e conduzir um treino com a variante 18, seguindo os mesmos parâmetros utilizados aqui no experimento 9. Buscar responder se essa diferença na função perda vem da mudança do </w:t>
+      </w:r>
+      <w:proofErr w:type="spellStart"/>
+      <w:r>
+        <w:rPr>
+          <w:i/>
+          <w:iCs/>
         </w:rPr>
         <w:t>Batch_Size</w:t>
       </w:r>
@@ -19202,14 +19078,10 @@
         <w:rPr>
           <w:i/>
           <w:iCs/>
-          <w:color w:val="EE0000"/>
         </w:rPr>
         <w:t xml:space="preserve"> </w:t>
       </w:r>
       <w:r>
-        <w:rPr>
-          <w:color w:val="EE0000"/>
-        </w:rPr>
         <w:t>ou da própria arquitetura e, se esse for o caso, explicar o porquê</w:t>
       </w:r>
     </w:p>
@@ -19218,6 +19090,12 @@
         <w:pStyle w:val="PargrafodaLista"/>
         <w:ind w:left="3240"/>
         <w:jc w:val="both"/>
+        <w:rPr>
+          <w:b/>
+          <w:bCs/>
+          <w:i/>
+          <w:iCs/>
+        </w:rPr>
       </w:pPr>
     </w:p>
     <w:p>
@@ -19228,15 +19106,39 @@
           <w:numId w:val="27"/>
         </w:numPr>
         <w:jc w:val="both"/>
-      </w:pPr>
-      <w:r>
+        <w:rPr>
+          <w:b/>
+          <w:bCs/>
+          <w:i/>
+          <w:iCs/>
+        </w:rPr>
+      </w:pPr>
+      <w:r>
+        <w:rPr>
+          <w:b/>
+          <w:bCs/>
+          <w:i/>
+          <w:iCs/>
+        </w:rPr>
         <w:t>OBS – Disposição das colunas referentes às imagens 51,52,53</w:t>
       </w:r>
       <w:r>
-        <w:t xml:space="preserve"> (Da esquerda para a direita)</w:t>
-      </w:r>
-      <w:r>
-        <w:t>:</w:t>
+        <w:rPr>
+          <w:b/>
+          <w:bCs/>
+          <w:i/>
+          <w:iCs/>
+        </w:rPr>
+        <w:t>, 54 e 55</w:t>
+      </w:r>
+      <w:r>
+        <w:rPr>
+          <w:b/>
+          <w:bCs/>
+          <w:i/>
+          <w:iCs/>
+        </w:rPr>
+        <w:t xml:space="preserve"> (Da esquerda para a direita):</w:t>
       </w:r>
     </w:p>
     <w:p>
@@ -19247,8 +19149,20 @@
           <w:numId w:val="27"/>
         </w:numPr>
         <w:jc w:val="both"/>
-      </w:pPr>
-      <w:r>
+        <w:rPr>
+          <w:b/>
+          <w:bCs/>
+          <w:i/>
+          <w:iCs/>
+        </w:rPr>
+      </w:pPr>
+      <w:r>
+        <w:rPr>
+          <w:b/>
+          <w:bCs/>
+          <w:i/>
+          <w:iCs/>
+        </w:rPr>
         <w:t>EPOCH</w:t>
       </w:r>
     </w:p>
@@ -19260,8 +19174,20 @@
           <w:numId w:val="27"/>
         </w:numPr>
         <w:jc w:val="both"/>
-      </w:pPr>
-      <w:r>
+        <w:rPr>
+          <w:b/>
+          <w:bCs/>
+          <w:i/>
+          <w:iCs/>
+        </w:rPr>
+      </w:pPr>
+      <w:r>
+        <w:rPr>
+          <w:b/>
+          <w:bCs/>
+          <w:i/>
+          <w:iCs/>
+        </w:rPr>
         <w:t>TRAIN ACC</w:t>
       </w:r>
     </w:p>
@@ -19273,8 +19199,20 @@
           <w:numId w:val="27"/>
         </w:numPr>
         <w:jc w:val="both"/>
-      </w:pPr>
-      <w:r>
+        <w:rPr>
+          <w:b/>
+          <w:bCs/>
+          <w:i/>
+          <w:iCs/>
+        </w:rPr>
+      </w:pPr>
+      <w:r>
+        <w:rPr>
+          <w:b/>
+          <w:bCs/>
+          <w:i/>
+          <w:iCs/>
+        </w:rPr>
         <w:t>TRAIN LOSS</w:t>
       </w:r>
     </w:p>
@@ -19286,8 +19224,20 @@
           <w:numId w:val="27"/>
         </w:numPr>
         <w:jc w:val="both"/>
-      </w:pPr>
-      <w:r>
+        <w:rPr>
+          <w:b/>
+          <w:bCs/>
+          <w:i/>
+          <w:iCs/>
+        </w:rPr>
+      </w:pPr>
+      <w:r>
+        <w:rPr>
+          <w:b/>
+          <w:bCs/>
+          <w:i/>
+          <w:iCs/>
+        </w:rPr>
         <w:t>LR</w:t>
       </w:r>
     </w:p>
@@ -19299,8 +19249,20 @@
           <w:numId w:val="27"/>
         </w:numPr>
         <w:jc w:val="both"/>
-      </w:pPr>
-      <w:r>
+        <w:rPr>
+          <w:b/>
+          <w:bCs/>
+          <w:i/>
+          <w:iCs/>
+        </w:rPr>
+      </w:pPr>
+      <w:r>
+        <w:rPr>
+          <w:b/>
+          <w:bCs/>
+          <w:i/>
+          <w:iCs/>
+        </w:rPr>
         <w:t>VAL ACC</w:t>
       </w:r>
     </w:p>
@@ -19312,8 +19274,20 @@
           <w:numId w:val="27"/>
         </w:numPr>
         <w:jc w:val="both"/>
-      </w:pPr>
-      <w:r>
+        <w:rPr>
+          <w:b/>
+          <w:bCs/>
+          <w:i/>
+          <w:iCs/>
+        </w:rPr>
+      </w:pPr>
+      <w:r>
+        <w:rPr>
+          <w:b/>
+          <w:bCs/>
+          <w:i/>
+          <w:iCs/>
+        </w:rPr>
         <w:t>VAL LOSS</w:t>
       </w:r>
     </w:p>
@@ -19362,14 +19336,7 @@
           <w:sz w:val="18"/>
           <w:szCs w:val="18"/>
         </w:rPr>
-        <w:t>5</w:t>
-      </w:r>
-      <w:r>
-        <w:rPr>
-          <w:sz w:val="18"/>
-          <w:szCs w:val="18"/>
-        </w:rPr>
-        <w:t>1</w:t>
+        <w:t>51</w:t>
       </w:r>
       <w:r>
         <w:rPr>
@@ -19383,14 +19350,7 @@
           <w:sz w:val="18"/>
           <w:szCs w:val="18"/>
         </w:rPr>
-        <w:t xml:space="preserve">Ultimas épocas do treino do experimento 9 </w:t>
-      </w:r>
-      <w:r>
-        <w:rPr>
-          <w:sz w:val="18"/>
-          <w:szCs w:val="18"/>
-        </w:rPr>
-        <w:t xml:space="preserve">– </w:t>
+        <w:t xml:space="preserve">Ultimas épocas do treino do experimento 9 – </w:t>
       </w:r>
       <w:proofErr w:type="spellStart"/>
       <w:r>
@@ -19406,27 +19366,29 @@
           <w:sz w:val="18"/>
           <w:szCs w:val="18"/>
         </w:rPr>
-        <w:t xml:space="preserve"> </w:t>
-      </w:r>
-      <w:r>
-        <w:rPr>
-          <w:sz w:val="18"/>
-          <w:szCs w:val="18"/>
-        </w:rPr>
-        <w:t>34</w:t>
-      </w:r>
-    </w:p>
-    <w:p>
-      <w:pPr>
-        <w:pStyle w:val="PargrafodaLista"/>
-        <w:ind w:left="2520"/>
-        <w:jc w:val="both"/>
-      </w:pPr>
-      <w:r>
+        <w:t xml:space="preserve"> 34</w:t>
+      </w:r>
+      <w:r>
+        <w:rPr>
+          <w:sz w:val="18"/>
+          <w:szCs w:val="18"/>
+        </w:rPr>
+        <w:t xml:space="preserve"> com BS = 64</w:t>
+      </w:r>
+    </w:p>
+    <w:p>
+      <w:pPr>
+        <w:pStyle w:val="PargrafodaLista"/>
+        <w:ind w:left="2124"/>
+      </w:pPr>
+      <w:r>
+        <w:rPr>
+          <w:noProof/>
+        </w:rPr>
         <w:drawing>
-          <wp:inline distT="0" distB="0" distL="0" distR="0" wp14:anchorId="5FDDA1B1" wp14:editId="14DF22B5">
-            <wp:extent cx="4163066" cy="3037398"/>
-            <wp:effectExtent l="0" t="0" r="8890" b="0"/>
+          <wp:inline distT="0" distB="0" distL="0" distR="0" wp14:anchorId="5FDDA1B1" wp14:editId="32E85B64">
+            <wp:extent cx="4162801" cy="1438993"/>
+            <wp:effectExtent l="0" t="0" r="9525" b="8890"/>
             <wp:docPr id="1913002756" name="Imagem 1"/>
             <wp:cNvGraphicFramePr>
               <a:graphicFrameLocks xmlns:a="http://schemas.openxmlformats.org/drawingml/2006/main" noChangeAspect="1"/>
@@ -19440,7 +19402,7 @@
                   </pic:nvPicPr>
                   <pic:blipFill rotWithShape="1">
                     <a:blip r:embed="rId60"/>
-                    <a:srcRect l="3160" r="3844"/>
+                    <a:srcRect l="3160" t="52621" r="3844"/>
                     <a:stretch>
                       <a:fillRect/>
                     </a:stretch>
@@ -19448,7 +19410,7 @@
                   <pic:spPr bwMode="auto">
                     <a:xfrm>
                       <a:off x="0" y="0"/>
-                      <a:ext cx="4197762" cy="3062713"/>
+                      <a:ext cx="4197762" cy="1451078"/>
                     </a:xfrm>
                     <a:prstGeom prst="rect">
                       <a:avLst/>
@@ -19472,8 +19434,7 @@
     <w:p>
       <w:pPr>
         <w:spacing w:after="0"/>
-        <w:ind w:left="1440"/>
-        <w:jc w:val="center"/>
+        <w:ind w:left="2124"/>
         <w:rPr>
           <w:sz w:val="18"/>
           <w:szCs w:val="18"/>
@@ -19491,14 +19452,7 @@
           <w:sz w:val="18"/>
           <w:szCs w:val="18"/>
         </w:rPr>
-        <w:t>5</w:t>
-      </w:r>
-      <w:r>
-        <w:rPr>
-          <w:sz w:val="18"/>
-          <w:szCs w:val="18"/>
-        </w:rPr>
-        <w:t>2</w:t>
+        <w:t>52</w:t>
       </w:r>
       <w:r>
         <w:rPr>
@@ -19512,21 +19466,7 @@
           <w:sz w:val="18"/>
           <w:szCs w:val="18"/>
         </w:rPr>
-        <w:t xml:space="preserve">Ultimas épocas do treino do experimento </w:t>
-      </w:r>
-      <w:r>
-        <w:rPr>
-          <w:sz w:val="18"/>
-          <w:szCs w:val="18"/>
-        </w:rPr>
-        <w:t xml:space="preserve">7 </w:t>
-      </w:r>
-      <w:r>
-        <w:rPr>
-          <w:sz w:val="18"/>
-          <w:szCs w:val="18"/>
-        </w:rPr>
-        <w:t xml:space="preserve">– </w:t>
+        <w:t xml:space="preserve">Ultimas épocas do treino do experimento 7 – </w:t>
       </w:r>
       <w:proofErr w:type="spellStart"/>
       <w:r>
@@ -19542,6 +19482,13 @@
           <w:sz w:val="18"/>
           <w:szCs w:val="18"/>
         </w:rPr>
+        <w:t xml:space="preserve"> 18</w:t>
+      </w:r>
+      <w:r>
+        <w:rPr>
+          <w:sz w:val="18"/>
+          <w:szCs w:val="18"/>
+        </w:rPr>
         <w:t xml:space="preserve"> </w:t>
       </w:r>
       <w:r>
@@ -19549,20 +19496,29 @@
           <w:sz w:val="18"/>
           <w:szCs w:val="18"/>
         </w:rPr>
-        <w:t>18</w:t>
-      </w:r>
-    </w:p>
-    <w:p>
-      <w:pPr>
-        <w:pStyle w:val="PargrafodaLista"/>
-        <w:ind w:left="2520"/>
-        <w:jc w:val="both"/>
-      </w:pPr>
-      <w:r>
+        <w:t xml:space="preserve">BS = </w:t>
+      </w:r>
+      <w:r>
+        <w:rPr>
+          <w:sz w:val="18"/>
+          <w:szCs w:val="18"/>
+        </w:rPr>
+        <w:t>32</w:t>
+      </w:r>
+    </w:p>
+    <w:p>
+      <w:pPr>
+        <w:pStyle w:val="PargrafodaLista"/>
+        <w:ind w:left="2124"/>
+      </w:pPr>
+      <w:r>
+        <w:rPr>
+          <w:noProof/>
+        </w:rPr>
         <w:drawing>
-          <wp:inline distT="0" distB="0" distL="0" distR="0" wp14:anchorId="0BC632A3" wp14:editId="138C39C2">
-            <wp:extent cx="4187000" cy="3085106"/>
-            <wp:effectExtent l="0" t="0" r="4445" b="1270"/>
+          <wp:inline distT="0" distB="0" distL="0" distR="0" wp14:anchorId="0BC632A3" wp14:editId="31ADBF20">
+            <wp:extent cx="4186555" cy="1621739"/>
+            <wp:effectExtent l="0" t="0" r="4445" b="0"/>
             <wp:docPr id="1789090918" name="Imagem 1"/>
             <wp:cNvGraphicFramePr>
               <a:graphicFrameLocks xmlns:a="http://schemas.openxmlformats.org/drawingml/2006/main" noChangeAspect="1"/>
@@ -19574,20 +19530,29 @@
                     <pic:cNvPr id="1789090918" name=""/>
                     <pic:cNvPicPr/>
                   </pic:nvPicPr>
-                  <pic:blipFill>
+                  <pic:blipFill rotWithShape="1">
                     <a:blip r:embed="rId61"/>
+                    <a:srcRect t="47428"/>
                     <a:stretch>
                       <a:fillRect/>
                     </a:stretch>
                   </pic:blipFill>
-                  <pic:spPr>
+                  <pic:spPr bwMode="auto">
                     <a:xfrm>
                       <a:off x="0" y="0"/>
-                      <a:ext cx="4217617" cy="3107666"/>
+                      <a:ext cx="4217617" cy="1633771"/>
                     </a:xfrm>
                     <a:prstGeom prst="rect">
                       <a:avLst/>
                     </a:prstGeom>
+                    <a:ln>
+                      <a:noFill/>
+                    </a:ln>
+                    <a:extLst>
+                      <a:ext uri="{53640926-AAD7-44D8-BBD7-CCE9431645EC}">
+                        <a14:shadowObscured xmlns:a14="http://schemas.microsoft.com/office/drawing/2010/main"/>
+                      </a:ext>
+                    </a:extLst>
                   </pic:spPr>
                 </pic:pic>
               </a:graphicData>
@@ -19615,33 +19580,6 @@
     </w:p>
     <w:p>
       <w:pPr>
-        <w:ind w:left="2124"/>
-        <w:jc w:val="both"/>
-      </w:pPr>
-    </w:p>
-    <w:p>
-      <w:pPr>
-        <w:ind w:left="2124"/>
-        <w:jc w:val="both"/>
-      </w:pPr>
-    </w:p>
-    <w:p>
-      <w:pPr>
-        <w:jc w:val="both"/>
-      </w:pPr>
-    </w:p>
-    <w:p>
-      <w:pPr>
-        <w:jc w:val="both"/>
-      </w:pPr>
-    </w:p>
-    <w:p>
-      <w:pPr>
-        <w:jc w:val="both"/>
-      </w:pPr>
-    </w:p>
-    <w:p>
-      <w:pPr>
         <w:spacing w:after="0"/>
         <w:ind w:left="1440"/>
         <w:jc w:val="center"/>
@@ -19662,14 +19600,7 @@
           <w:sz w:val="18"/>
           <w:szCs w:val="18"/>
         </w:rPr>
-        <w:t>5</w:t>
-      </w:r>
-      <w:r>
-        <w:rPr>
-          <w:sz w:val="18"/>
-          <w:szCs w:val="18"/>
-        </w:rPr>
-        <w:t>3</w:t>
+        <w:t>53</w:t>
       </w:r>
       <w:r>
         <w:rPr>
@@ -19683,14 +19614,7 @@
           <w:sz w:val="18"/>
           <w:szCs w:val="18"/>
         </w:rPr>
-        <w:t xml:space="preserve">Ultimas épocas do treino do experimento </w:t>
-      </w:r>
-      <w:r>
-        <w:rPr>
-          <w:sz w:val="18"/>
-          <w:szCs w:val="18"/>
-        </w:rPr>
-        <w:t xml:space="preserve">5 – </w:t>
+        <w:t xml:space="preserve">Ultimas épocas do treino do experimento 5 – </w:t>
       </w:r>
       <w:proofErr w:type="spellStart"/>
       <w:r>
@@ -19708,6 +19632,27 @@
         </w:rPr>
         <w:t xml:space="preserve"> 50</w:t>
       </w:r>
+      <w:r>
+        <w:rPr>
+          <w:sz w:val="18"/>
+          <w:szCs w:val="18"/>
+        </w:rPr>
+        <w:t xml:space="preserve"> </w:t>
+      </w:r>
+      <w:r>
+        <w:rPr>
+          <w:sz w:val="18"/>
+          <w:szCs w:val="18"/>
+        </w:rPr>
+        <w:t xml:space="preserve">BS = </w:t>
+      </w:r>
+      <w:r>
+        <w:rPr>
+          <w:sz w:val="18"/>
+          <w:szCs w:val="18"/>
+        </w:rPr>
+        <w:t>32</w:t>
+      </w:r>
     </w:p>
     <w:p>
       <w:pPr>
@@ -19716,10 +19661,13 @@
         <w:jc w:val="both"/>
       </w:pPr>
       <w:r>
+        <w:rPr>
+          <w:noProof/>
+        </w:rPr>
         <w:drawing>
-          <wp:inline distT="0" distB="0" distL="0" distR="0" wp14:anchorId="5CC735F0" wp14:editId="294A6445">
-            <wp:extent cx="4438886" cy="3172571"/>
-            <wp:effectExtent l="0" t="0" r="0" b="8890"/>
+          <wp:inline distT="0" distB="0" distL="0" distR="0" wp14:anchorId="5CC735F0" wp14:editId="2D488EBA">
+            <wp:extent cx="4438650" cy="1661654"/>
+            <wp:effectExtent l="0" t="0" r="0" b="0"/>
             <wp:docPr id="618462217" name="Imagem 1"/>
             <wp:cNvGraphicFramePr>
               <a:graphicFrameLocks xmlns:a="http://schemas.openxmlformats.org/drawingml/2006/main" noChangeAspect="1"/>
@@ -19731,8 +19679,259 @@
                     <pic:cNvPr id="618462217" name=""/>
                     <pic:cNvPicPr/>
                   </pic:nvPicPr>
+                  <pic:blipFill rotWithShape="1">
+                    <a:blip r:embed="rId62"/>
+                    <a:srcRect t="47621"/>
+                    <a:stretch>
+                      <a:fillRect/>
+                    </a:stretch>
+                  </pic:blipFill>
+                  <pic:spPr bwMode="auto">
+                    <a:xfrm>
+                      <a:off x="0" y="0"/>
+                      <a:ext cx="4451896" cy="1666613"/>
+                    </a:xfrm>
+                    <a:prstGeom prst="rect">
+                      <a:avLst/>
+                    </a:prstGeom>
+                    <a:ln>
+                      <a:noFill/>
+                    </a:ln>
+                    <a:extLst>
+                      <a:ext uri="{53640926-AAD7-44D8-BBD7-CCE9431645EC}">
+                        <a14:shadowObscured xmlns:a14="http://schemas.microsoft.com/office/drawing/2010/main"/>
+                      </a:ext>
+                    </a:extLst>
+                  </pic:spPr>
+                </pic:pic>
+              </a:graphicData>
+            </a:graphic>
+          </wp:inline>
+        </w:drawing>
+      </w:r>
+    </w:p>
+    <w:p>
+      <w:pPr>
+        <w:pStyle w:val="PargrafodaLista"/>
+        <w:ind w:left="2160"/>
+        <w:jc w:val="both"/>
+        <w:rPr>
+          <w:b/>
+          <w:bCs/>
+        </w:rPr>
+      </w:pPr>
+    </w:p>
+    <w:p>
+      <w:pPr>
+        <w:pStyle w:val="PargrafodaLista"/>
+        <w:ind w:left="2160"/>
+        <w:jc w:val="both"/>
+        <w:rPr>
+          <w:b/>
+          <w:bCs/>
+        </w:rPr>
+      </w:pPr>
+    </w:p>
+    <w:p>
+      <w:pPr>
+        <w:pStyle w:val="PargrafodaLista"/>
+        <w:numPr>
+          <w:ilvl w:val="1"/>
+          <w:numId w:val="1"/>
+        </w:numPr>
+        <w:jc w:val="both"/>
+        <w:rPr>
+          <w:b/>
+          <w:bCs/>
+        </w:rPr>
+      </w:pPr>
+      <w:r>
+        <w:rPr>
+          <w:b/>
+          <w:bCs/>
+        </w:rPr>
+        <w:t xml:space="preserve">EXPERIMENTO </w:t>
+      </w:r>
+      <w:r>
+        <w:rPr>
+          <w:b/>
+          <w:bCs/>
+        </w:rPr>
+        <w:t>10</w:t>
+      </w:r>
+      <w:r>
+        <w:rPr>
+          <w:b/>
+          <w:bCs/>
+        </w:rPr>
+        <w:t xml:space="preserve"> (RESNET) – </w:t>
+      </w:r>
+      <w:r>
+        <w:rPr>
+          <w:b/>
+          <w:bCs/>
+        </w:rPr>
+        <w:t>VERIFICAR INFLUENCIA DO BATCH_SIZE NA VARIANTE RESNET-18:</w:t>
+      </w:r>
+    </w:p>
+    <w:p>
+      <w:pPr>
+        <w:pStyle w:val="PargrafodaLista"/>
+        <w:ind w:left="1440"/>
+        <w:jc w:val="both"/>
+        <w:rPr>
+          <w:b/>
+          <w:bCs/>
+        </w:rPr>
+      </w:pPr>
+    </w:p>
+    <w:p>
+      <w:pPr>
+        <w:pStyle w:val="PargrafodaLista"/>
+        <w:ind w:left="1440"/>
+        <w:jc w:val="both"/>
+      </w:pPr>
+      <w:r>
+        <w:t>Comparando com a ResNet-34 (Experimento 9), a ResNet-18 apresenta comportamento muito competitivo</w:t>
+      </w:r>
+      <w:r>
+        <w:t>, com resultados marginalmente melhores</w:t>
+      </w:r>
+      <w:r>
+        <w:t xml:space="preserve">. Em </w:t>
+      </w:r>
+      <w:proofErr w:type="spellStart"/>
+      <w:r>
+        <w:t>datasets</w:t>
+      </w:r>
+      <w:proofErr w:type="spellEnd"/>
+      <w:r>
+        <w:t xml:space="preserve"> relativamente pequenos (≈11k imagens, 3 classes), a ResNet-18 costuma ser mais estável e menos propensa a </w:t>
+      </w:r>
+      <w:proofErr w:type="spellStart"/>
+      <w:r>
+        <w:t>overfitting</w:t>
+      </w:r>
+      <w:proofErr w:type="spellEnd"/>
+      <w:r>
+        <w:t xml:space="preserve"> do que a ResNet-34. A ResNet-34 possui maior capacidade representacional, mas essa capacidade extra só se traduz em ganho real quando há volume de dados suficiente.</w:t>
+      </w:r>
+    </w:p>
+    <w:p>
+      <w:pPr>
+        <w:pStyle w:val="PargrafodaLista"/>
+        <w:ind w:left="1440"/>
+        <w:jc w:val="both"/>
+      </w:pPr>
+    </w:p>
+    <w:p>
+      <w:pPr>
+        <w:pStyle w:val="PargrafodaLista"/>
+        <w:ind w:left="1440"/>
+        <w:jc w:val="both"/>
+      </w:pPr>
+    </w:p>
+    <w:p>
+      <w:pPr>
+        <w:spacing w:after="0"/>
+        <w:ind w:left="1440"/>
+        <w:jc w:val="center"/>
+        <w:rPr>
+          <w:sz w:val="18"/>
+          <w:szCs w:val="18"/>
+        </w:rPr>
+      </w:pPr>
+      <w:r>
+        <w:rPr>
+          <w:sz w:val="18"/>
+          <w:szCs w:val="18"/>
+        </w:rPr>
+        <w:lastRenderedPageBreak/>
+        <w:t xml:space="preserve">Figura </w:t>
+      </w:r>
+      <w:r>
+        <w:rPr>
+          <w:sz w:val="18"/>
+          <w:szCs w:val="18"/>
+        </w:rPr>
+        <w:t>5</w:t>
+      </w:r>
+      <w:r>
+        <w:rPr>
+          <w:sz w:val="18"/>
+          <w:szCs w:val="18"/>
+        </w:rPr>
+        <w:t>4</w:t>
+      </w:r>
+      <w:r>
+        <w:rPr>
+          <w:sz w:val="18"/>
+          <w:szCs w:val="18"/>
+        </w:rPr>
+        <w:t xml:space="preserve">: </w:t>
+      </w:r>
+      <w:r>
+        <w:rPr>
+          <w:sz w:val="18"/>
+          <w:szCs w:val="18"/>
+        </w:rPr>
+        <w:t xml:space="preserve">Ultimas épocas do treino </w:t>
+      </w:r>
+      <w:r>
+        <w:rPr>
+          <w:sz w:val="18"/>
+          <w:szCs w:val="18"/>
+        </w:rPr>
+        <w:t xml:space="preserve">com a </w:t>
+      </w:r>
+      <w:proofErr w:type="spellStart"/>
+      <w:r>
+        <w:rPr>
+          <w:sz w:val="18"/>
+          <w:szCs w:val="18"/>
+        </w:rPr>
+        <w:t>ResNet</w:t>
+      </w:r>
+      <w:proofErr w:type="spellEnd"/>
+      <w:r>
+        <w:rPr>
+          <w:sz w:val="18"/>
+          <w:szCs w:val="18"/>
+        </w:rPr>
+        <w:t xml:space="preserve"> </w:t>
+      </w:r>
+      <w:r>
+        <w:rPr>
+          <w:sz w:val="18"/>
+          <w:szCs w:val="18"/>
+        </w:rPr>
+        <w:t>18 e BS = 64</w:t>
+      </w:r>
+    </w:p>
+    <w:p>
+      <w:pPr>
+        <w:pStyle w:val="PargrafodaLista"/>
+        <w:ind w:left="2124"/>
+        <w:jc w:val="both"/>
+      </w:pPr>
+      <w:r>
+        <w:drawing>
+          <wp:inline distT="0" distB="0" distL="0" distR="0" wp14:anchorId="4100A5D3" wp14:editId="283E9CB4">
+            <wp:extent cx="4165519" cy="1565926"/>
+            <wp:effectExtent l="0" t="0" r="6985" b="0"/>
+            <wp:docPr id="657825552" name="Imagem 1"/>
+            <wp:cNvGraphicFramePr>
+              <a:graphicFrameLocks xmlns:a="http://schemas.openxmlformats.org/drawingml/2006/main" noChangeAspect="1"/>
+            </wp:cNvGraphicFramePr>
+            <a:graphic xmlns:a="http://schemas.openxmlformats.org/drawingml/2006/main">
+              <a:graphicData uri="http://schemas.openxmlformats.org/drawingml/2006/picture">
+                <pic:pic xmlns:pic="http://schemas.openxmlformats.org/drawingml/2006/picture">
+                  <pic:nvPicPr>
+                    <pic:cNvPr id="657825552" name=""/>
+                    <pic:cNvPicPr/>
+                  </pic:nvPicPr>
                   <pic:blipFill>
-                    <a:blip r:embed="rId62"/>
+                    <a:blip r:embed="rId63"/>
                     <a:stretch>
                       <a:fillRect/>
                     </a:stretch>
@@ -19740,7 +19939,7 @@
                   <pic:spPr>
                     <a:xfrm>
                       <a:off x="0" y="0"/>
-                      <a:ext cx="4451896" cy="3181869"/>
+                      <a:ext cx="4190187" cy="1575199"/>
                     </a:xfrm>
                     <a:prstGeom prst="rect">
                       <a:avLst/>
@@ -19755,19 +19954,221 @@
     </w:p>
     <w:p>
       <w:pPr>
-        <w:pStyle w:val="PargrafodaLista"/>
-        <w:ind w:left="2160"/>
-        <w:jc w:val="both"/>
-        <w:rPr>
-          <w:b/>
-          <w:bCs/>
-        </w:rPr>
-      </w:pPr>
-    </w:p>
-    <w:p>
-      <w:pPr>
-        <w:pStyle w:val="PargrafodaLista"/>
-        <w:ind w:left="2160"/>
+        <w:spacing w:after="0"/>
+        <w:ind w:left="1440" w:firstLine="684"/>
+        <w:jc w:val="center"/>
+        <w:rPr>
+          <w:sz w:val="18"/>
+          <w:szCs w:val="18"/>
+        </w:rPr>
+      </w:pPr>
+      <w:r>
+        <w:rPr>
+          <w:sz w:val="18"/>
+          <w:szCs w:val="18"/>
+        </w:rPr>
+        <w:t xml:space="preserve">Figura </w:t>
+      </w:r>
+      <w:r>
+        <w:rPr>
+          <w:sz w:val="18"/>
+          <w:szCs w:val="18"/>
+        </w:rPr>
+        <w:t>5</w:t>
+      </w:r>
+      <w:r>
+        <w:rPr>
+          <w:sz w:val="18"/>
+          <w:szCs w:val="18"/>
+        </w:rPr>
+        <w:t>5</w:t>
+      </w:r>
+      <w:r>
+        <w:rPr>
+          <w:sz w:val="18"/>
+          <w:szCs w:val="18"/>
+        </w:rPr>
+        <w:t xml:space="preserve">: </w:t>
+      </w:r>
+      <w:r>
+        <w:rPr>
+          <w:sz w:val="18"/>
+          <w:szCs w:val="18"/>
+        </w:rPr>
+        <w:t xml:space="preserve">Ultimas épocas do treino do experimento 9 – </w:t>
+      </w:r>
+      <w:proofErr w:type="spellStart"/>
+      <w:r>
+        <w:rPr>
+          <w:sz w:val="18"/>
+          <w:szCs w:val="18"/>
+        </w:rPr>
+        <w:t>ResNet</w:t>
+      </w:r>
+      <w:proofErr w:type="spellEnd"/>
+      <w:r>
+        <w:rPr>
+          <w:sz w:val="18"/>
+          <w:szCs w:val="18"/>
+        </w:rPr>
+        <w:t xml:space="preserve"> 34 com BS = 64</w:t>
+      </w:r>
+    </w:p>
+    <w:p>
+      <w:pPr>
+        <w:pStyle w:val="PargrafodaLista"/>
+        <w:ind w:left="2124"/>
+        <w:jc w:val="center"/>
+      </w:pPr>
+      <w:r>
+        <w:rPr>
+          <w:noProof/>
+        </w:rPr>
+        <w:drawing>
+          <wp:inline distT="0" distB="0" distL="0" distR="0" wp14:anchorId="72D0021C" wp14:editId="30EDEA21">
+            <wp:extent cx="4162801" cy="1438993"/>
+            <wp:effectExtent l="0" t="0" r="9525" b="8890"/>
+            <wp:docPr id="514195407" name="Imagem 1"/>
+            <wp:cNvGraphicFramePr>
+              <a:graphicFrameLocks xmlns:a="http://schemas.openxmlformats.org/drawingml/2006/main" noChangeAspect="1"/>
+            </wp:cNvGraphicFramePr>
+            <a:graphic xmlns:a="http://schemas.openxmlformats.org/drawingml/2006/main">
+              <a:graphicData uri="http://schemas.openxmlformats.org/drawingml/2006/picture">
+                <pic:pic xmlns:pic="http://schemas.openxmlformats.org/drawingml/2006/picture">
+                  <pic:nvPicPr>
+                    <pic:cNvPr id="1913002756" name=""/>
+                    <pic:cNvPicPr/>
+                  </pic:nvPicPr>
+                  <pic:blipFill rotWithShape="1">
+                    <a:blip r:embed="rId60"/>
+                    <a:srcRect l="3160" t="52621" r="3844"/>
+                    <a:stretch>
+                      <a:fillRect/>
+                    </a:stretch>
+                  </pic:blipFill>
+                  <pic:spPr bwMode="auto">
+                    <a:xfrm>
+                      <a:off x="0" y="0"/>
+                      <a:ext cx="4197762" cy="1451078"/>
+                    </a:xfrm>
+                    <a:prstGeom prst="rect">
+                      <a:avLst/>
+                    </a:prstGeom>
+                    <a:ln>
+                      <a:noFill/>
+                    </a:ln>
+                    <a:extLst>
+                      <a:ext uri="{53640926-AAD7-44D8-BBD7-CCE9431645EC}">
+                        <a14:shadowObscured xmlns:a14="http://schemas.microsoft.com/office/drawing/2010/main"/>
+                      </a:ext>
+                    </a:extLst>
+                  </pic:spPr>
+                </pic:pic>
+              </a:graphicData>
+            </a:graphic>
+          </wp:inline>
+        </w:drawing>
+      </w:r>
+    </w:p>
+    <w:p>
+      <w:pPr>
+        <w:pStyle w:val="PargrafodaLista"/>
+        <w:ind w:left="2124"/>
+        <w:jc w:val="center"/>
+      </w:pPr>
+    </w:p>
+    <w:p>
+      <w:pPr>
+        <w:pStyle w:val="PargrafodaLista"/>
+        <w:ind w:left="2124"/>
+        <w:jc w:val="both"/>
+      </w:pPr>
+      <w:r>
+        <w:t xml:space="preserve">Quando comparamos diretamente ambas as variações (considerando as mesmas configurações de parâmetros) torna-se perceptível o valor mais reduzido da função </w:t>
+      </w:r>
+      <w:proofErr w:type="spellStart"/>
+      <w:r>
+        <w:t>loss</w:t>
+      </w:r>
+      <w:proofErr w:type="spellEnd"/>
+      <w:r>
+        <w:t xml:space="preserve"> para a variante 18. Isso se deve ao fato de que r</w:t>
+      </w:r>
+      <w:r>
+        <w:t xml:space="preserve">edes mais profundas são </w:t>
+      </w:r>
+      <w:r>
+        <w:rPr>
+          <w:b/>
+          <w:bCs/>
+        </w:rPr>
+        <w:t>mais difíceis de otimizar</w:t>
+      </w:r>
+      <w:r>
+        <w:t>, mesmo com conexões residuais.</w:t>
+      </w:r>
+    </w:p>
+    <w:p>
+      <w:pPr>
+        <w:pStyle w:val="PargrafodaLista"/>
+        <w:ind w:left="2124"/>
+        <w:jc w:val="both"/>
+      </w:pPr>
+    </w:p>
+    <w:p>
+      <w:pPr>
+        <w:pStyle w:val="PargrafodaLista"/>
+        <w:ind w:left="2124"/>
+        <w:jc w:val="both"/>
+      </w:pPr>
+      <w:r>
+        <w:rPr>
+          <w:b/>
+          <w:bCs/>
+        </w:rPr>
+        <w:t>Observação importante:</w:t>
+      </w:r>
+      <w:r>
+        <w:rPr>
+          <w:b/>
+          <w:bCs/>
+        </w:rPr>
+        <w:t xml:space="preserve"> </w:t>
+      </w:r>
+      <w:r>
+        <w:t>a</w:t>
+      </w:r>
+      <w:r>
+        <w:t>rquiteturas menores possuem algo chamado</w:t>
+      </w:r>
+      <w:r>
+        <w:t xml:space="preserve"> r</w:t>
+      </w:r>
+      <w:r>
+        <w:t>egularização implícita por capacidade limitada</w:t>
+      </w:r>
+      <w:r>
+        <w:t xml:space="preserve">. No caso da ResNet18 a rede tem menos liberdade e não consegue </w:t>
+      </w:r>
+      <w:r>
+        <w:t>“inventar” soluções muito complexas</w:t>
+      </w:r>
+      <w:r>
+        <w:t xml:space="preserve">, sendo obrigada a aprender representações mais compactas, o que pode resultar em melhor generalização e </w:t>
+      </w:r>
+      <w:proofErr w:type="spellStart"/>
+      <w:r>
+        <w:t>loss</w:t>
+      </w:r>
+      <w:proofErr w:type="spellEnd"/>
+      <w:r>
+        <w:t xml:space="preserve"> inferior (conforme observada nos resultados obtido)</w:t>
+      </w:r>
+    </w:p>
+    <w:p>
+      <w:pPr>
+        <w:pStyle w:val="PargrafodaLista"/>
+        <w:ind w:left="1440"/>
         <w:jc w:val="both"/>
         <w:rPr>
           <w:b/>
@@ -19782,25 +20183,31 @@
           <w:ilvl w:val="1"/>
           <w:numId w:val="1"/>
         </w:numPr>
-        <w:jc w:val="both"/>
-        <w:rPr>
-          <w:b/>
-          <w:bCs/>
-        </w:rPr>
-      </w:pPr>
-      <w:r>
-        <w:rPr>
-          <w:b/>
-          <w:bCs/>
-        </w:rPr>
-        <w:t xml:space="preserve">EXPERIMENTO </w:t>
-      </w:r>
-      <w:r>
-        <w:rPr>
-          <w:b/>
-          <w:bCs/>
-        </w:rPr>
-        <w:t>9</w:t>
+        <w:rPr>
+          <w:b/>
+          <w:bCs/>
+        </w:rPr>
+      </w:pPr>
+      <w:r>
+        <w:rPr>
+          <w:b/>
+          <w:bCs/>
+        </w:rPr>
+        <w:t>EXPERIME</w:t>
+      </w:r>
+      <w:r>
+        <w:rPr>
+          <w:b/>
+          <w:bCs/>
+        </w:rPr>
+        <w:t>NTO 1</w:t>
+      </w:r>
+      <w:r>
+        <w:rPr>
+          <w:b/>
+          <w:bCs/>
+        </w:rPr>
+        <w:t>1</w:t>
       </w:r>
       <w:r>
         <w:rPr>
@@ -19809,46 +20216,6 @@
         </w:rPr>
         <w:t xml:space="preserve"> (RESNET) – </w:t>
       </w:r>
-      <w:r>
-        <w:rPr>
-          <w:b/>
-          <w:bCs/>
-        </w:rPr>
-        <w:t>VERIFICAR INFLUENCIA DO BATCH_SIZE NA VARIANTE RESNET-18:</w:t>
-      </w:r>
-    </w:p>
-    <w:p>
-      <w:pPr>
-        <w:pStyle w:val="PargrafodaLista"/>
-        <w:ind w:left="1440"/>
-        <w:jc w:val="both"/>
-        <w:rPr>
-          <w:b/>
-          <w:bCs/>
-        </w:rPr>
-      </w:pPr>
-    </w:p>
-    <w:p>
-      <w:pPr>
-        <w:pStyle w:val="PargrafodaLista"/>
-        <w:ind w:left="1440"/>
-        <w:jc w:val="both"/>
-        <w:rPr>
-          <w:b/>
-          <w:bCs/>
-        </w:rPr>
-      </w:pPr>
-    </w:p>
-    <w:p>
-      <w:pPr>
-        <w:pStyle w:val="PargrafodaLista"/>
-        <w:ind w:left="1440"/>
-        <w:jc w:val="both"/>
-        <w:rPr>
-          <w:b/>
-          <w:bCs/>
-        </w:rPr>
-      </w:pPr>
     </w:p>
     <w:p>
       <w:pPr>
@@ -19902,7 +20269,7 @@
         <v:path o:extrusionok="f" gradientshapeok="t" o:connecttype="rect"/>
         <o:lock v:ext="edit" aspectratio="t"/>
       </v:shapetype>
-      <v:shape id="_x0000_i1070" type="#_x0000_t75" style="width:693.1pt;height:487.7pt;visibility:visible;mso-wrap-style:square" o:bullet="t">
+      <v:shape id="_x0000_i1045" type="#_x0000_t75" style="width:693.1pt;height:487.7pt;visibility:visible;mso-wrap-style:square" o:bullet="t">
         <v:imagedata r:id="rId1" o:title="" croptop="19686f" cropbottom="43833f" cropleft="8606f" cropright="55951f"/>
       </v:shape>
     </w:pict>
@@ -23563,7 +23930,6 @@
     <w:next w:val="Normal"/>
     <w:link w:val="Ttulo3Char"/>
     <w:uiPriority w:val="9"/>
-    <w:semiHidden/>
     <w:unhideWhenUsed/>
     <w:qFormat/>
     <w:rsid w:val="000A087D"/>
@@ -23770,7 +24136,6 @@
     <w:basedOn w:val="Fontepargpadro"/>
     <w:link w:val="Ttulo3"/>
     <w:uiPriority w:val="9"/>
-    <w:semiHidden/>
     <w:rsid w:val="000A087D"/>
     <w:rPr>
       <w:rFonts w:eastAsiaTheme="majorEastAsia" w:cstheme="majorBidi"/>

--- a/Documentation/Documentacao Unificada de Experimentos.docx
+++ b/Documentation/Documentacao Unificada de Experimentos.docx
@@ -556,10 +556,12 @@
         <w:t xml:space="preserve"> devem ser iguais ao tamanho dos patches (implementado como um </w:t>
       </w:r>
       <w:proofErr w:type="spellStart"/>
+      <w:proofErr w:type="gramStart"/>
       <w:r>
         <w:t>nn.Conv</w:t>
       </w:r>
       <w:proofErr w:type="spellEnd"/>
+      <w:proofErr w:type="gramEnd"/>
       <w:r>
         <w:t xml:space="preserve"> com </w:t>
       </w:r>
@@ -572,10 +574,12 @@
         <w:t xml:space="preserve"> = </w:t>
       </w:r>
       <w:proofErr w:type="spellStart"/>
+      <w:proofErr w:type="gramStart"/>
       <w:r>
         <w:t>patches.size</w:t>
       </w:r>
       <w:proofErr w:type="spellEnd"/>
+      <w:proofErr w:type="gramEnd"/>
       <w:r>
         <w:t xml:space="preserve"> e </w:t>
       </w:r>
@@ -588,10 +592,12 @@
         <w:t xml:space="preserve"> = </w:t>
       </w:r>
       <w:proofErr w:type="spellStart"/>
+      <w:proofErr w:type="gramStart"/>
       <w:r>
         <w:t>patches.size</w:t>
       </w:r>
       <w:proofErr w:type="spellEnd"/>
+      <w:proofErr w:type="gramEnd"/>
       <w:r>
         <w:t xml:space="preserve"> em código);</w:t>
       </w:r>
@@ -1010,7 +1016,15 @@
         </w:numPr>
       </w:pPr>
       <w:r>
-        <w:t>Base learning rate: 10^(-3).</w:t>
+        <w:t>Base learning rate: 10</w:t>
+      </w:r>
+      <w:proofErr w:type="gramStart"/>
+      <w:r>
+        <w:t>^(</w:t>
+      </w:r>
+      <w:proofErr w:type="gramEnd"/>
+      <w:r>
+        <w:t>-3).</w:t>
       </w:r>
     </w:p>
     <w:p>
@@ -1414,7 +1428,13 @@
         <w:t>R</w:t>
       </w:r>
       <w:r>
-        <w:t>esultados obtidos no artigo original, cuja descrição se encontra na nota inferior das imagens.</w:t>
+        <w:t xml:space="preserve">esultados obtidos no artigo original, cuja descrição se encontra na nota inferior das </w:t>
+      </w:r>
+      <w:r>
+        <w:t>Figuras 1 e 2</w:t>
+      </w:r>
+      <w:r>
+        <w:t>.</w:t>
       </w:r>
     </w:p>
     <w:p>
@@ -2038,7 +2058,13 @@
         <w:t xml:space="preserve">Otimização 3: </w:t>
       </w:r>
       <w:r>
-        <w:t>learning rate alterada de 0.01 para 2e-4, justificado pela Figura 5. É importante destacar que o “</w:t>
+        <w:t xml:space="preserve">learning rate alterada de 0.01 para 2e-4, justificado pela Figura </w:t>
+      </w:r>
+      <w:r>
+        <w:t>4</w:t>
+      </w:r>
+      <w:r>
+        <w:t>. É importante destacar que o “</w:t>
       </w:r>
       <w:proofErr w:type="spellStart"/>
       <w:r>
@@ -2107,7 +2133,7 @@
           <w:sz w:val="18"/>
           <w:szCs w:val="18"/>
         </w:rPr>
-        <w:t>5</w:t>
+        <w:t>4</w:t>
       </w:r>
       <w:r>
         <w:rPr>
@@ -2203,7 +2229,13 @@
         <w:t>):</w:t>
       </w:r>
       <w:r>
-        <w:t xml:space="preserve"> Os valores dos parâmetros utilizados para o treinamento do modelo estão descritos pela Figura 7, seguindo estritamente as definições do artigo</w:t>
+        <w:t xml:space="preserve"> Os valores dos parâmetros utilizados para o treinamento do modelo estão descritos pela Figura </w:t>
+      </w:r>
+      <w:r>
+        <w:t>5</w:t>
+      </w:r>
+      <w:r>
+        <w:t>, seguindo estritamente as definições do artigo</w:t>
       </w:r>
     </w:p>
     <w:p>
@@ -2227,7 +2259,7 @@
           <w:sz w:val="18"/>
           <w:szCs w:val="18"/>
         </w:rPr>
-        <w:t>7</w:t>
+        <w:t>5</w:t>
       </w:r>
       <w:r>
         <w:rPr>
@@ -2452,7 +2484,7 @@
           <w:sz w:val="18"/>
           <w:szCs w:val="18"/>
         </w:rPr>
-        <w:t>8</w:t>
+        <w:t>6</w:t>
       </w:r>
       <w:r>
         <w:rPr>
@@ -3017,7 +3049,14 @@
           <w:sz w:val="18"/>
           <w:szCs w:val="18"/>
         </w:rPr>
-        <w:t xml:space="preserve"> 9</w:t>
+        <w:t xml:space="preserve"> </w:t>
+      </w:r>
+      <w:r>
+        <w:rPr>
+          <w:sz w:val="18"/>
+          <w:szCs w:val="18"/>
+        </w:rPr>
+        <w:t>7</w:t>
       </w:r>
     </w:p>
     <w:p>
@@ -3208,16 +3247,16 @@
       </w:r>
       <w:proofErr w:type="spellEnd"/>
       <w:r>
-        <w:t>, a qual é descrita nas Figuras 1</w:t>
-      </w:r>
-      <w:r>
-        <w:t>0</w:t>
+        <w:t xml:space="preserve">, a qual é descrita nas Figuras </w:t>
+      </w:r>
+      <w:r>
+        <w:t>8</w:t>
       </w:r>
       <w:r>
         <w:t xml:space="preserve"> e </w:t>
       </w:r>
       <w:r>
-        <w:t>11</w:t>
+        <w:t>9</w:t>
       </w:r>
       <w:r>
         <w:t xml:space="preserve"> exibidas a seguir:</w:t>
@@ -3245,14 +3284,14 @@
           <w:sz w:val="18"/>
           <w:szCs w:val="18"/>
         </w:rPr>
-        <w:t>Figura 1</w:t>
-      </w:r>
-      <w:r>
-        <w:rPr>
-          <w:sz w:val="18"/>
-          <w:szCs w:val="18"/>
-        </w:rPr>
-        <w:t>0</w:t>
+        <w:t xml:space="preserve">Figura </w:t>
+      </w:r>
+      <w:r>
+        <w:rPr>
+          <w:sz w:val="18"/>
+          <w:szCs w:val="18"/>
+        </w:rPr>
+        <w:t>8</w:t>
       </w:r>
       <w:r>
         <w:rPr>
@@ -3383,7 +3422,7 @@
           <w:sz w:val="18"/>
           <w:szCs w:val="18"/>
         </w:rPr>
-        <w:t>11</w:t>
+        <w:t>9</w:t>
       </w:r>
       <w:r>
         <w:rPr>
@@ -3530,7 +3569,7 @@
         <w:t xml:space="preserve">As definições estruturais da arquitetura ResNet-50 seguem fielmente às especificações descritas pelos autores, conforme é exibido pela figura </w:t>
       </w:r>
       <w:r>
-        <w:t>12</w:t>
+        <w:t>10</w:t>
       </w:r>
       <w:r>
         <w:t>:</w:t>
@@ -3565,7 +3604,7 @@
           <w:sz w:val="18"/>
           <w:szCs w:val="18"/>
         </w:rPr>
-        <w:t>12</w:t>
+        <w:t>10</w:t>
       </w:r>
       <w:r>
         <w:rPr>
@@ -3851,7 +3890,7 @@
         <w:t xml:space="preserve"> o artigo deixa explicito que o treinamento foi aplicado para 600K interações, a Figuras </w:t>
       </w:r>
       <w:r>
-        <w:t>13</w:t>
+        <w:t>11</w:t>
       </w:r>
       <w:r>
         <w:t xml:space="preserve"> a seguir explicam como é feita a conversão das iterações em épocas.</w:t>
@@ -3924,7 +3963,7 @@
           <w:sz w:val="18"/>
           <w:szCs w:val="18"/>
         </w:rPr>
-        <w:t>13</w:t>
+        <w:t>11</w:t>
       </w:r>
       <w:r>
         <w:rPr>
@@ -4051,7 +4090,7 @@
           <w:sz w:val="18"/>
           <w:szCs w:val="18"/>
         </w:rPr>
-        <w:t>15</w:t>
+        <w:t>12</w:t>
       </w:r>
       <w:r>
         <w:rPr>
@@ -4393,7 +4432,14 @@
           <w:sz w:val="18"/>
           <w:szCs w:val="18"/>
         </w:rPr>
-        <w:t xml:space="preserve"> 16</w:t>
+        <w:t xml:space="preserve"> </w:t>
+      </w:r>
+      <w:r>
+        <w:rPr>
+          <w:sz w:val="18"/>
+          <w:szCs w:val="18"/>
+        </w:rPr>
+        <w:t>13</w:t>
       </w:r>
       <w:r>
         <w:rPr>
@@ -4634,7 +4680,14 @@
           <w:sz w:val="18"/>
           <w:szCs w:val="18"/>
         </w:rPr>
-        <w:t xml:space="preserve"> 17</w:t>
+        <w:t xml:space="preserve"> </w:t>
+      </w:r>
+      <w:r>
+        <w:rPr>
+          <w:sz w:val="18"/>
+          <w:szCs w:val="18"/>
+        </w:rPr>
+        <w:t>14</w:t>
       </w:r>
       <w:r>
         <w:rPr>
@@ -4857,7 +4910,14 @@
           <w:sz w:val="18"/>
           <w:szCs w:val="18"/>
         </w:rPr>
-        <w:t xml:space="preserve"> 18</w:t>
+        <w:t xml:space="preserve"> </w:t>
+      </w:r>
+      <w:r>
+        <w:rPr>
+          <w:sz w:val="18"/>
+          <w:szCs w:val="18"/>
+        </w:rPr>
+        <w:t>15</w:t>
       </w:r>
       <w:r>
         <w:rPr>
@@ -5278,7 +5338,7 @@
         <w:t xml:space="preserve"> é basicamente uma lista de exemplos serializados, onde cada exemplo contém features, descritas pela Figura </w:t>
       </w:r>
       <w:r>
-        <w:t>19</w:t>
+        <w:t>16</w:t>
       </w:r>
       <w:r>
         <w:t>:</w:t>
@@ -5306,7 +5366,14 @@
           <w:sz w:val="18"/>
           <w:szCs w:val="18"/>
         </w:rPr>
-        <w:t xml:space="preserve"> 19</w:t>
+        <w:t xml:space="preserve"> </w:t>
+      </w:r>
+      <w:r>
+        <w:rPr>
+          <w:sz w:val="18"/>
+          <w:szCs w:val="18"/>
+        </w:rPr>
+        <w:t>16</w:t>
       </w:r>
       <w:r>
         <w:rPr>
@@ -5468,7 +5535,13 @@
         <w:jc w:val="both"/>
       </w:pPr>
       <w:r>
-        <w:t xml:space="preserve">A figura 20 apresenta uma tabela com uma relação estimada entre o tamanho e complexidade da base de dados com a conversão prévia para </w:t>
+        <w:t xml:space="preserve">A figura </w:t>
+      </w:r>
+      <w:r>
+        <w:t>17</w:t>
+      </w:r>
+      <w:r>
+        <w:t xml:space="preserve"> apresenta uma tabela com uma relação estimada entre o tamanho e complexidade da base de dados com a conversão prévia para </w:t>
       </w:r>
       <w:proofErr w:type="spellStart"/>
       <w:r>
@@ -5518,7 +5591,14 @@
           <w:sz w:val="18"/>
           <w:szCs w:val="18"/>
         </w:rPr>
-        <w:t xml:space="preserve"> 20</w:t>
+        <w:t xml:space="preserve"> </w:t>
+      </w:r>
+      <w:r>
+        <w:rPr>
+          <w:sz w:val="18"/>
+          <w:szCs w:val="18"/>
+        </w:rPr>
+        <w:t>17</w:t>
       </w:r>
       <w:r>
         <w:rPr>
@@ -7059,7 +7139,7 @@
         <w:t xml:space="preserve">Parâmetros utilizados: Tanto as configurações voltadas para o carregamento dos dados, quanto as configurações exigidas pela arquitetura Vision Transformers estão descritas na Figura </w:t>
       </w:r>
       <w:r>
-        <w:t>21</w:t>
+        <w:t>18</w:t>
       </w:r>
       <w:r>
         <w:t>.</w:t>
@@ -7097,7 +7177,7 @@
           <w:sz w:val="18"/>
           <w:szCs w:val="18"/>
         </w:rPr>
-        <w:t>21</w:t>
+        <w:t>18</w:t>
       </w:r>
       <w:r>
         <w:rPr>
@@ -7366,7 +7446,23 @@
           <w:sz w:val="18"/>
           <w:szCs w:val="18"/>
         </w:rPr>
-        <w:t>Figura 22: Analise da perda para a primeira época</w:t>
+        <w:t xml:space="preserve">Figura </w:t>
+      </w:r>
+      <w:r>
+        <w:rPr>
+          <w:color w:val="538135" w:themeColor="accent6" w:themeShade="BF"/>
+          <w:sz w:val="18"/>
+          <w:szCs w:val="18"/>
+        </w:rPr>
+        <w:t>19</w:t>
+      </w:r>
+      <w:r>
+        <w:rPr>
+          <w:color w:val="538135" w:themeColor="accent6" w:themeShade="BF"/>
+          <w:sz w:val="18"/>
+          <w:szCs w:val="18"/>
+        </w:rPr>
+        <w:t>: Analise da perda para a primeira época</w:t>
       </w:r>
     </w:p>
     <w:p>
@@ -7508,7 +7604,7 @@
         <w:t xml:space="preserve">A evolução apresentada pela Figura </w:t>
       </w:r>
       <w:r>
-        <w:t>23</w:t>
+        <w:t>20</w:t>
       </w:r>
       <w:r>
         <w:t xml:space="preserve"> </w:t>
@@ -7552,7 +7648,14 @@
           <w:sz w:val="18"/>
           <w:szCs w:val="18"/>
         </w:rPr>
-        <w:t xml:space="preserve"> 23</w:t>
+        <w:t xml:space="preserve"> </w:t>
+      </w:r>
+      <w:r>
+        <w:rPr>
+          <w:sz w:val="18"/>
+          <w:szCs w:val="18"/>
+        </w:rPr>
+        <w:t>20</w:t>
       </w:r>
       <w:r>
         <w:rPr>
@@ -7729,7 +7832,14 @@
           <w:sz w:val="18"/>
           <w:szCs w:val="18"/>
         </w:rPr>
-        <w:t xml:space="preserve"> 24</w:t>
+        <w:t xml:space="preserve"> </w:t>
+      </w:r>
+      <w:r>
+        <w:rPr>
+          <w:sz w:val="18"/>
+          <w:szCs w:val="18"/>
+        </w:rPr>
+        <w:t>21</w:t>
       </w:r>
       <w:r>
         <w:rPr>
@@ -7966,7 +8076,7 @@
           <w:sz w:val="18"/>
           <w:szCs w:val="18"/>
         </w:rPr>
-        <w:t>25</w:t>
+        <w:t>22</w:t>
       </w:r>
       <w:r>
         <w:rPr>
@@ -8469,7 +8579,7 @@
           <w:sz w:val="18"/>
           <w:szCs w:val="18"/>
         </w:rPr>
-        <w:t>26</w:t>
+        <w:t>23</w:t>
       </w:r>
       <w:r>
         <w:rPr>
@@ -8679,7 +8789,7 @@
           <w:sz w:val="18"/>
           <w:szCs w:val="18"/>
         </w:rPr>
-        <w:t>27</w:t>
+        <w:t>24</w:t>
       </w:r>
       <w:r>
         <w:rPr>
@@ -8950,9 +9060,18 @@
           <w:i/>
           <w:iCs/>
         </w:rPr>
-        <w:t>tf.data.Dataset</w:t>
-      </w:r>
-      <w:proofErr w:type="spellEnd"/>
+        <w:t>tf.</w:t>
+      </w:r>
+      <w:proofErr w:type="gramStart"/>
+      <w:r>
+        <w:rPr>
+          <w:i/>
+          <w:iCs/>
+        </w:rPr>
+        <w:t>data.Dataset</w:t>
+      </w:r>
+      <w:proofErr w:type="spellEnd"/>
+      <w:proofErr w:type="gramEnd"/>
       <w:r>
         <w:t xml:space="preserve"> válidos</w:t>
       </w:r>
@@ -9311,7 +9430,13 @@
       </w:r>
       <w:proofErr w:type="spellEnd"/>
       <w:r>
-        <w:t xml:space="preserve"> específico da arquitetura. Agora, a estrutura esperada segue conforme ilustrado pela figura 28.</w:t>
+        <w:t xml:space="preserve"> específico da arquitetura. Agora, a estrutura esperada segue conforme ilustrado pela figura </w:t>
+      </w:r>
+      <w:r>
+        <w:t>25</w:t>
+      </w:r>
+      <w:r>
+        <w:t>.</w:t>
       </w:r>
     </w:p>
     <w:p>
@@ -9346,7 +9471,7 @@
           <w:sz w:val="18"/>
           <w:szCs w:val="18"/>
         </w:rPr>
-        <w:t>28</w:t>
+        <w:t>25</w:t>
       </w:r>
       <w:r>
         <w:rPr>
@@ -9587,7 +9712,7 @@
         <w:t xml:space="preserve"> de treino diminui progressivamente de aproximadamente 2.72 para 1.99 ao longo das cinco épocas (Figura </w:t>
       </w:r>
       <w:r>
-        <w:t>29</w:t>
+        <w:t>26</w:t>
       </w:r>
       <w:r>
         <w:t xml:space="preserve">), enquanto o </w:t>
@@ -9601,7 +9726,7 @@
         <w:t xml:space="preserve"> de validação segue uma trajetória semelhante, caindo de cerca de 2.62 para 1.93 (Figura </w:t>
       </w:r>
       <w:r>
-        <w:t>30</w:t>
+        <w:t>27</w:t>
       </w:r>
       <w:r>
         <w:t>). Essa proximidade entre as curvas é um sinal claro de que o modelo está aprendendo padrões reais dos dados.</w:t>
@@ -9642,7 +9767,7 @@
           <w:sz w:val="18"/>
           <w:szCs w:val="18"/>
         </w:rPr>
-        <w:t>29</w:t>
+        <w:t>26</w:t>
       </w:r>
       <w:r>
         <w:rPr>
@@ -9801,7 +9926,7 @@
           <w:sz w:val="18"/>
           <w:szCs w:val="18"/>
         </w:rPr>
-        <w:t>30</w:t>
+        <w:t>27</w:t>
       </w:r>
       <w:r>
         <w:rPr>
@@ -10121,7 +10246,13 @@
       </w:r>
       <w:proofErr w:type="spellEnd"/>
       <w:r>
-        <w:t xml:space="preserve"> específico da arquitetura. Agora, a estrutura esperada segue conforme ilustrado pela figura 28.</w:t>
+        <w:t xml:space="preserve"> específico da arquitetura. Agora, a estrutura esperada segue conforme ilustrado pela figura </w:t>
+      </w:r>
+      <w:r>
+        <w:t>25</w:t>
+      </w:r>
+      <w:r>
+        <w:t>.</w:t>
       </w:r>
       <w:bookmarkEnd w:id="2"/>
     </w:p>
@@ -10285,14 +10416,30 @@
           <w:i/>
           <w:iCs/>
         </w:rPr>
-        <w:t xml:space="preserve"> 1</w:t>
-      </w:r>
-      <w:r>
-        <w:rPr>
-          <w:i/>
-          <w:iCs/>
-        </w:rPr>
-        <w:t>)\Experimento 4 -</w:t>
+        <w:t xml:space="preserve"> </w:t>
+      </w:r>
+      <w:proofErr w:type="gramStart"/>
+      <w:r>
+        <w:rPr>
+          <w:i/>
+          <w:iCs/>
+        </w:rPr>
+        <w:t>1</w:t>
+      </w:r>
+      <w:r>
+        <w:rPr>
+          <w:i/>
+          <w:iCs/>
+        </w:rPr>
+        <w:t>)\</w:t>
+      </w:r>
+      <w:proofErr w:type="gramEnd"/>
+      <w:r>
+        <w:rPr>
+          <w:i/>
+          <w:iCs/>
+        </w:rPr>
+        <w:t>Experimento 4 -</w:t>
       </w:r>
       <w:proofErr w:type="spellStart"/>
       <w:r>
@@ -10609,7 +10756,14 @@
           <w:sz w:val="18"/>
           <w:szCs w:val="18"/>
         </w:rPr>
-        <w:t xml:space="preserve"> 31</w:t>
+        <w:t xml:space="preserve"> </w:t>
+      </w:r>
+      <w:r>
+        <w:rPr>
+          <w:sz w:val="18"/>
+          <w:szCs w:val="18"/>
+        </w:rPr>
+        <w:t>28</w:t>
       </w:r>
       <w:r>
         <w:rPr>
@@ -10788,7 +10942,7 @@
         <w:t xml:space="preserve">média das acurácias por batch e não da acurácia global. A figura </w:t>
       </w:r>
       <w:r>
-        <w:t>32</w:t>
+        <w:t>29</w:t>
       </w:r>
       <w:r>
         <w:t xml:space="preserve"> demonstra a correção aplicada, de modo que a acurácia seja calculada como (acertos totais) / (amostras totais)</w:t>
@@ -10831,7 +10985,14 @@
           <w:sz w:val="18"/>
           <w:szCs w:val="18"/>
         </w:rPr>
-        <w:t xml:space="preserve"> 32</w:t>
+        <w:t xml:space="preserve"> </w:t>
+      </w:r>
+      <w:r>
+        <w:rPr>
+          <w:sz w:val="18"/>
+          <w:szCs w:val="18"/>
+        </w:rPr>
+        <w:t>29</w:t>
       </w:r>
       <w:r>
         <w:rPr>
@@ -10918,7 +11079,13 @@
         <w:t xml:space="preserve">O resultado de validação de um novo teste de sanidade </w:t>
       </w:r>
       <w:r>
-        <w:t xml:space="preserve">é demonstrado a seguir pela figura 33. </w:t>
+        <w:t xml:space="preserve">é demonstrado a seguir pela figura </w:t>
+      </w:r>
+      <w:r>
+        <w:t>30</w:t>
+      </w:r>
+      <w:r>
+        <w:t xml:space="preserve">. </w:t>
       </w:r>
     </w:p>
     <w:p>
@@ -10946,7 +11113,14 @@
           <w:sz w:val="18"/>
           <w:szCs w:val="18"/>
         </w:rPr>
-        <w:t xml:space="preserve"> 33</w:t>
+        <w:t xml:space="preserve"> </w:t>
+      </w:r>
+      <w:r>
+        <w:rPr>
+          <w:sz w:val="18"/>
+          <w:szCs w:val="18"/>
+        </w:rPr>
+        <w:t>30</w:t>
       </w:r>
       <w:r>
         <w:rPr>
@@ -11470,7 +11644,21 @@
           <w:sz w:val="18"/>
           <w:szCs w:val="18"/>
         </w:rPr>
-        <w:t xml:space="preserve"> 34: Resultado das épocas iniciais de treinamento</w:t>
+        <w:t xml:space="preserve"> </w:t>
+      </w:r>
+      <w:r>
+        <w:rPr>
+          <w:sz w:val="18"/>
+          <w:szCs w:val="18"/>
+        </w:rPr>
+        <w:t>31</w:t>
+      </w:r>
+      <w:r>
+        <w:rPr>
+          <w:sz w:val="18"/>
+          <w:szCs w:val="18"/>
+        </w:rPr>
+        <w:t>: Resultado das épocas iniciais de treinamento</w:t>
       </w:r>
     </w:p>
     <w:p>
@@ -11795,14 +11983,14 @@
           <w:sz w:val="18"/>
           <w:szCs w:val="18"/>
         </w:rPr>
-        <w:t xml:space="preserve"> 3</w:t>
-      </w:r>
-      <w:r>
-        <w:rPr>
-          <w:sz w:val="18"/>
-          <w:szCs w:val="18"/>
-        </w:rPr>
-        <w:t>5</w:t>
+        <w:t xml:space="preserve"> </w:t>
+      </w:r>
+      <w:r>
+        <w:rPr>
+          <w:sz w:val="18"/>
+          <w:szCs w:val="18"/>
+        </w:rPr>
+        <w:t>32</w:t>
       </w:r>
       <w:r>
         <w:rPr>
@@ -12015,14 +12203,14 @@
           <w:sz w:val="18"/>
           <w:szCs w:val="18"/>
         </w:rPr>
-        <w:t xml:space="preserve"> 3</w:t>
-      </w:r>
-      <w:r>
-        <w:rPr>
-          <w:sz w:val="18"/>
-          <w:szCs w:val="18"/>
-        </w:rPr>
-        <w:t>6</w:t>
+        <w:t xml:space="preserve"> </w:t>
+      </w:r>
+      <w:r>
+        <w:rPr>
+          <w:sz w:val="18"/>
+          <w:szCs w:val="18"/>
+        </w:rPr>
+        <w:t>33</w:t>
       </w:r>
       <w:r>
         <w:rPr>
@@ -12149,7 +12337,13 @@
         <w:jc w:val="both"/>
       </w:pPr>
       <w:r>
-        <w:t xml:space="preserve">Na época 31, o learning rate cai de 0.1 → 0.01, exatamente como definido no </w:t>
+        <w:t xml:space="preserve">Na época </w:t>
+      </w:r>
+      <w:r>
+        <w:t>34</w:t>
+      </w:r>
+      <w:r>
+        <w:t xml:space="preserve">, o learning rate cai de 0.1 → 0.01, exatamente como definido no </w:t>
       </w:r>
       <w:proofErr w:type="spellStart"/>
       <w:r>
@@ -12262,14 +12456,14 @@
           <w:sz w:val="18"/>
           <w:szCs w:val="18"/>
         </w:rPr>
-        <w:t xml:space="preserve"> 3</w:t>
-      </w:r>
-      <w:r>
-        <w:rPr>
-          <w:sz w:val="18"/>
-          <w:szCs w:val="18"/>
-        </w:rPr>
-        <w:t>7</w:t>
+        <w:t xml:space="preserve"> </w:t>
+      </w:r>
+      <w:r>
+        <w:rPr>
+          <w:sz w:val="18"/>
+          <w:szCs w:val="18"/>
+        </w:rPr>
+        <w:t>34</w:t>
       </w:r>
       <w:r>
         <w:rPr>
@@ -12733,7 +12927,21 @@
           <w:sz w:val="18"/>
           <w:szCs w:val="18"/>
         </w:rPr>
-        <w:t xml:space="preserve"> 38: Gráfico da perda de treino</w:t>
+        <w:t xml:space="preserve"> </w:t>
+      </w:r>
+      <w:r>
+        <w:rPr>
+          <w:sz w:val="18"/>
+          <w:szCs w:val="18"/>
+        </w:rPr>
+        <w:t>35</w:t>
+      </w:r>
+      <w:r>
+        <w:rPr>
+          <w:sz w:val="18"/>
+          <w:szCs w:val="18"/>
+        </w:rPr>
+        <w:t>: Gráfico da perda de treino</w:t>
       </w:r>
     </w:p>
     <w:p>
@@ -12743,6 +12951,9 @@
         <w:jc w:val="center"/>
       </w:pPr>
       <w:r>
+        <w:rPr>
+          <w:noProof/>
+        </w:rPr>
         <w:drawing>
           <wp:inline distT="0" distB="0" distL="0" distR="0" wp14:anchorId="7FD2A8F8" wp14:editId="4882399E">
             <wp:extent cx="4001595" cy="2798859"/>
@@ -12848,7 +13059,21 @@
           <w:sz w:val="18"/>
           <w:szCs w:val="18"/>
         </w:rPr>
-        <w:t xml:space="preserve"> 40: Gráfico da acurácia de treino</w:t>
+        <w:t xml:space="preserve"> </w:t>
+      </w:r>
+      <w:r>
+        <w:rPr>
+          <w:sz w:val="18"/>
+          <w:szCs w:val="18"/>
+        </w:rPr>
+        <w:t>36:</w:t>
+      </w:r>
+      <w:r>
+        <w:rPr>
+          <w:sz w:val="18"/>
+          <w:szCs w:val="18"/>
+        </w:rPr>
+        <w:t xml:space="preserve"> Gráfico da acurácia de treino</w:t>
       </w:r>
     </w:p>
     <w:p>
@@ -12858,6 +13083,9 @@
         <w:jc w:val="center"/>
       </w:pPr>
       <w:r>
+        <w:rPr>
+          <w:noProof/>
+        </w:rPr>
         <w:drawing>
           <wp:inline distT="0" distB="0" distL="0" distR="0" wp14:anchorId="0DAC78BC" wp14:editId="62E0D5A5">
             <wp:extent cx="3609893" cy="2305849"/>
@@ -13648,7 +13876,21 @@
           <w:sz w:val="18"/>
           <w:szCs w:val="18"/>
         </w:rPr>
-        <w:t xml:space="preserve">Figura 42: Alteração em código do LR e </w:t>
+        <w:t xml:space="preserve">Figura </w:t>
+      </w:r>
+      <w:r>
+        <w:rPr>
+          <w:sz w:val="18"/>
+          <w:szCs w:val="18"/>
+        </w:rPr>
+        <w:t>37</w:t>
+      </w:r>
+      <w:r>
+        <w:rPr>
+          <w:sz w:val="18"/>
+          <w:szCs w:val="18"/>
+        </w:rPr>
+        <w:t xml:space="preserve">: Alteração em código do LR e </w:t>
       </w:r>
       <w:proofErr w:type="spellStart"/>
       <w:r>
@@ -13730,14 +13972,14 @@
           <w:sz w:val="18"/>
           <w:szCs w:val="18"/>
         </w:rPr>
-        <w:t>Figura 4</w:t>
-      </w:r>
-      <w:r>
-        <w:rPr>
-          <w:sz w:val="18"/>
-          <w:szCs w:val="18"/>
-        </w:rPr>
-        <w:t>3</w:t>
+        <w:t xml:space="preserve">Figura </w:t>
+      </w:r>
+      <w:r>
+        <w:rPr>
+          <w:sz w:val="18"/>
+          <w:szCs w:val="18"/>
+        </w:rPr>
+        <w:t>38</w:t>
       </w:r>
       <w:r>
         <w:rPr>
@@ -14000,14 +14242,14 @@
           <w:sz w:val="18"/>
           <w:szCs w:val="18"/>
         </w:rPr>
-        <w:t>Figura 4</w:t>
-      </w:r>
-      <w:r>
-        <w:rPr>
-          <w:sz w:val="18"/>
-          <w:szCs w:val="18"/>
-        </w:rPr>
-        <w:t>4</w:t>
+        <w:t xml:space="preserve">Figura </w:t>
+      </w:r>
+      <w:r>
+        <w:rPr>
+          <w:sz w:val="18"/>
+          <w:szCs w:val="18"/>
+        </w:rPr>
+        <w:t>39</w:t>
       </w:r>
       <w:r>
         <w:rPr>
@@ -14130,14 +14372,14 @@
           <w:sz w:val="18"/>
           <w:szCs w:val="18"/>
         </w:rPr>
-        <w:t>Figura 4</w:t>
-      </w:r>
-      <w:r>
-        <w:rPr>
-          <w:sz w:val="18"/>
-          <w:szCs w:val="18"/>
-        </w:rPr>
-        <w:t>5</w:t>
+        <w:t xml:space="preserve">Figura </w:t>
+      </w:r>
+      <w:r>
+        <w:rPr>
+          <w:sz w:val="18"/>
+          <w:szCs w:val="18"/>
+        </w:rPr>
+        <w:t>40</w:t>
       </w:r>
       <w:r>
         <w:rPr>
@@ -14455,14 +14697,14 @@
           <w:szCs w:val="18"/>
         </w:rPr>
         <w:lastRenderedPageBreak/>
-        <w:t>Figura 4</w:t>
-      </w:r>
-      <w:r>
-        <w:rPr>
-          <w:sz w:val="18"/>
-          <w:szCs w:val="18"/>
-        </w:rPr>
-        <w:t>5</w:t>
+        <w:t xml:space="preserve">Figura </w:t>
+      </w:r>
+      <w:r>
+        <w:rPr>
+          <w:sz w:val="18"/>
+          <w:szCs w:val="18"/>
+        </w:rPr>
+        <w:t>41</w:t>
       </w:r>
       <w:r>
         <w:rPr>
@@ -15164,14 +15406,14 @@
           <w:sz w:val="18"/>
           <w:szCs w:val="18"/>
         </w:rPr>
-        <w:t>Figura 4</w:t>
-      </w:r>
-      <w:r>
-        <w:rPr>
-          <w:sz w:val="18"/>
-          <w:szCs w:val="18"/>
-        </w:rPr>
-        <w:t>7</w:t>
+        <w:t xml:space="preserve">Figura </w:t>
+      </w:r>
+      <w:r>
+        <w:rPr>
+          <w:sz w:val="18"/>
+          <w:szCs w:val="18"/>
+        </w:rPr>
+        <w:t>42</w:t>
       </w:r>
       <w:r>
         <w:rPr>
@@ -15380,14 +15622,14 @@
           <w:sz w:val="18"/>
           <w:szCs w:val="18"/>
         </w:rPr>
-        <w:t>Figura 4</w:t>
-      </w:r>
-      <w:r>
-        <w:rPr>
-          <w:sz w:val="18"/>
-          <w:szCs w:val="18"/>
-        </w:rPr>
-        <w:t>8</w:t>
+        <w:t xml:space="preserve">Figura </w:t>
+      </w:r>
+      <w:r>
+        <w:rPr>
+          <w:sz w:val="18"/>
+          <w:szCs w:val="18"/>
+        </w:rPr>
+        <w:t>43</w:t>
       </w:r>
       <w:r>
         <w:rPr>
@@ -15688,14 +15930,14 @@
           <w:sz w:val="18"/>
           <w:szCs w:val="18"/>
         </w:rPr>
-        <w:t>Figura 4</w:t>
-      </w:r>
-      <w:r>
-        <w:rPr>
-          <w:sz w:val="18"/>
-          <w:szCs w:val="18"/>
-        </w:rPr>
-        <w:t>9</w:t>
+        <w:t xml:space="preserve">Figura </w:t>
+      </w:r>
+      <w:r>
+        <w:rPr>
+          <w:sz w:val="18"/>
+          <w:szCs w:val="18"/>
+        </w:rPr>
+        <w:t>44</w:t>
       </w:r>
       <w:r>
         <w:rPr>
@@ -16172,7 +16414,7 @@
           <w:sz w:val="18"/>
           <w:szCs w:val="18"/>
         </w:rPr>
-        <w:t>50</w:t>
+        <w:t>45</w:t>
       </w:r>
       <w:r>
         <w:rPr>
@@ -16317,7 +16559,7 @@
           <w:sz w:val="18"/>
           <w:szCs w:val="18"/>
         </w:rPr>
-        <w:t>51</w:t>
+        <w:t>46</w:t>
       </w:r>
       <w:r>
         <w:rPr>
@@ -16414,7 +16656,52 @@
           <w:i/>
           <w:iCs/>
         </w:rPr>
-        <w:t>OBS – Disposição das colunas referentes às imagens 51,52,53</w:t>
+        <w:t xml:space="preserve">OBS – Disposição das colunas referentes às imagens </w:t>
+      </w:r>
+      <w:r>
+        <w:rPr>
+          <w:b/>
+          <w:bCs/>
+          <w:i/>
+          <w:iCs/>
+        </w:rPr>
+        <w:t>47</w:t>
+      </w:r>
+      <w:r>
+        <w:rPr>
+          <w:b/>
+          <w:bCs/>
+          <w:i/>
+          <w:iCs/>
+        </w:rPr>
+        <w:t>,</w:t>
+      </w:r>
+      <w:r>
+        <w:rPr>
+          <w:b/>
+          <w:bCs/>
+          <w:i/>
+          <w:iCs/>
+        </w:rPr>
+        <w:t>48</w:t>
+      </w:r>
+      <w:r>
+        <w:rPr>
+          <w:b/>
+          <w:bCs/>
+          <w:i/>
+          <w:iCs/>
+        </w:rPr>
+        <w:t>,</w:t>
+      </w:r>
+      <w:r>
+        <w:rPr>
+          <w:b/>
+          <w:bCs/>
+          <w:i/>
+          <w:iCs/>
+        </w:rPr>
+        <w:t>49</w:t>
       </w:r>
     </w:p>
     <w:tbl>
@@ -16576,7 +16863,7 @@
           <w:sz w:val="18"/>
           <w:szCs w:val="18"/>
         </w:rPr>
-        <w:t>51</w:t>
+        <w:t>47</w:t>
       </w:r>
       <w:r>
         <w:rPr>
@@ -16692,7 +16979,7 @@
           <w:sz w:val="18"/>
           <w:szCs w:val="18"/>
         </w:rPr>
-        <w:t>52</w:t>
+        <w:t>48</w:t>
       </w:r>
       <w:r>
         <w:rPr>
@@ -16856,7 +17143,7 @@
           <w:sz w:val="18"/>
           <w:szCs w:val="18"/>
         </w:rPr>
-        <w:t>53</w:t>
+        <w:t>49</w:t>
       </w:r>
       <w:r>
         <w:rPr>
@@ -17103,16 +17390,16 @@
           <w:iCs/>
         </w:rPr>
         <w:lastRenderedPageBreak/>
-        <w:t>OBS – Disposição das colunas referentes às imagens 5</w:t>
-      </w:r>
-      <w:r>
-        <w:rPr>
-          <w:b/>
-          <w:bCs/>
-          <w:i/>
-          <w:iCs/>
-        </w:rPr>
-        <w:t>4,55</w:t>
+        <w:t xml:space="preserve">OBS – Disposição das colunas referentes às imagens </w:t>
+      </w:r>
+      <w:r>
+        <w:rPr>
+          <w:b/>
+          <w:bCs/>
+          <w:i/>
+          <w:iCs/>
+        </w:rPr>
+        <w:t>50, 51</w:t>
       </w:r>
     </w:p>
     <w:tbl>
@@ -17243,7 +17530,7 @@
           <w:sz w:val="18"/>
           <w:szCs w:val="18"/>
         </w:rPr>
-        <w:t>54</w:t>
+        <w:t>50</w:t>
       </w:r>
       <w:r>
         <w:rPr>
@@ -17345,7 +17632,7 @@
           <w:sz w:val="18"/>
           <w:szCs w:val="18"/>
         </w:rPr>
-        <w:t>55</w:t>
+        <w:t>51</w:t>
       </w:r>
       <w:r>
         <w:rPr>
@@ -17592,35 +17879,7 @@
           <w:b/>
           <w:bCs/>
         </w:rPr>
-        <w:t xml:space="preserve">VERIFICAR INFLUENCIA </w:t>
-      </w:r>
-      <w:r>
-        <w:rPr>
-          <w:b/>
-          <w:bCs/>
-        </w:rPr>
-        <w:t>DE UMA</w:t>
-      </w:r>
-      <w:r>
-        <w:rPr>
-          <w:b/>
-          <w:bCs/>
-        </w:rPr>
-        <w:t xml:space="preserve"> VARIANTE</w:t>
-      </w:r>
-      <w:r>
-        <w:rPr>
-          <w:b/>
-          <w:bCs/>
-        </w:rPr>
-        <w:t xml:space="preserve"> AINDA MAIS RASA QUE A</w:t>
-      </w:r>
-      <w:r>
-        <w:rPr>
-          <w:b/>
-          <w:bCs/>
-        </w:rPr>
-        <w:t xml:space="preserve"> RESNET-18:</w:t>
+        <w:t>VERIFICAR INFLUENCIA DE UMA VARIANTE AINDA MAIS RASA QUE A RESNET-18:</w:t>
       </w:r>
     </w:p>
     <w:p>
@@ -17668,21 +17927,7 @@
           <w:b/>
           <w:bCs/>
         </w:rPr>
-        <w:t>Arquitetura ResNet-10</w:t>
-      </w:r>
-      <w:r>
-        <w:rPr>
-          <w:b/>
-          <w:bCs/>
-        </w:rPr>
-        <w:t>:</w:t>
-      </w:r>
-      <w:r>
-        <w:rPr>
-          <w:b/>
-          <w:bCs/>
-        </w:rPr>
-        <w:t xml:space="preserve"> </w:t>
+        <w:t xml:space="preserve">Arquitetura ResNet-10: </w:t>
       </w:r>
       <w:r>
         <w:t>ambas</w:t>
@@ -17760,15 +18005,7 @@
           <w:iCs/>
           <w:color w:val="538135" w:themeColor="accent6" w:themeShade="BF"/>
         </w:rPr>
-        <w:t xml:space="preserve"> </w:t>
-      </w:r>
-      <w:r>
-        <w:rPr>
-          <w:i/>
-          <w:iCs/>
-          <w:color w:val="538135" w:themeColor="accent6" w:themeShade="BF"/>
-        </w:rPr>
-        <w:t>a ResNet-18 possui aproximadamente 11,2 milhões de parâmetros treináveis, enquanto a ResNet-10 possui cerca de 4,9 milhões. Isso significa que a ResNet-18 apresenta mais que o dobro da capacidade representacional da ResNet-10.</w:t>
+        <w:t xml:space="preserve"> a ResNet-18 possui aproximadamente 11,2 milhões de parâmetros treináveis, enquanto a ResNet-10 possui cerca de 4,9 milhões. Isso significa que a ResNet-18 apresenta mais que o dobro da capacidade representacional da ResNet-10.</w:t>
       </w:r>
     </w:p>
     <w:p>
@@ -17814,14 +18051,14 @@
           <w:sz w:val="18"/>
           <w:szCs w:val="18"/>
         </w:rPr>
-        <w:t>Figura 4</w:t>
-      </w:r>
-      <w:r>
-        <w:rPr>
-          <w:sz w:val="18"/>
-          <w:szCs w:val="18"/>
-        </w:rPr>
-        <w:t>9</w:t>
+        <w:t xml:space="preserve">Figura </w:t>
+      </w:r>
+      <w:r>
+        <w:rPr>
+          <w:sz w:val="18"/>
+          <w:szCs w:val="18"/>
+        </w:rPr>
+        <w:t>52</w:t>
       </w:r>
       <w:r>
         <w:rPr>
@@ -17838,6 +18075,9 @@
         <w:jc w:val="center"/>
       </w:pPr>
       <w:r>
+        <w:rPr>
+          <w:noProof/>
+        </w:rPr>
         <w:drawing>
           <wp:inline distT="0" distB="0" distL="0" distR="0" wp14:anchorId="30CE4981" wp14:editId="60C0C697">
             <wp:extent cx="1733384" cy="1631880"/>
@@ -18063,11 +18303,39 @@
     </w:p>
     <w:p>
       <w:pPr>
+        <w:spacing w:after="0"/>
+        <w:ind w:left="2160"/>
+        <w:jc w:val="center"/>
+        <w:rPr>
+          <w:sz w:val="18"/>
+          <w:szCs w:val="18"/>
+        </w:rPr>
+      </w:pPr>
+      <w:r>
+        <w:rPr>
+          <w:sz w:val="18"/>
+          <w:szCs w:val="18"/>
+        </w:rPr>
+        <w:t xml:space="preserve">Figura </w:t>
+      </w:r>
+      <w:r>
+        <w:rPr>
+          <w:sz w:val="18"/>
+          <w:szCs w:val="18"/>
+        </w:rPr>
+        <w:t>53</w:t>
+      </w:r>
+    </w:p>
+    <w:p>
+      <w:pPr>
         <w:pStyle w:val="PargrafodaLista"/>
         <w:ind w:left="708"/>
         <w:jc w:val="both"/>
       </w:pPr>
       <w:r>
+        <w:rPr>
+          <w:noProof/>
+        </w:rPr>
         <w:drawing>
           <wp:inline distT="0" distB="0" distL="0" distR="0" wp14:anchorId="0FB1FB1B" wp14:editId="6B717A76">
             <wp:extent cx="5400040" cy="3253740"/>
@@ -18285,6 +18553,659 @@
           <w:bCs/>
         </w:rPr>
       </w:pPr>
+      <w:r>
+        <w:rPr>
+          <w:b/>
+          <w:bCs/>
+        </w:rPr>
+        <w:t>EXPERIMENTO 12 (RESNET) – TESTE COM VARIANTE 50 APÓS AS MODIFICAÇÕES DE CARREGAMENTO DE DADOS</w:t>
+      </w:r>
+    </w:p>
+    <w:p>
+      <w:pPr>
+        <w:pStyle w:val="PargrafodaLista"/>
+        <w:ind w:left="1440"/>
+        <w:jc w:val="both"/>
+        <w:rPr>
+          <w:b/>
+          <w:bCs/>
+        </w:rPr>
+      </w:pPr>
+    </w:p>
+    <w:p>
+      <w:pPr>
+        <w:pStyle w:val="PargrafodaLista"/>
+        <w:ind w:left="1440"/>
+        <w:jc w:val="both"/>
+      </w:pPr>
+      <w:r>
+        <w:t xml:space="preserve">A ideia deste experimento é </w:t>
+      </w:r>
+      <w:r>
+        <w:t>verificar se</w:t>
+      </w:r>
+      <w:r>
+        <w:t>, após a modificação da forma de carregamento dos dados de entrada (Após o experimento 3),</w:t>
+      </w:r>
+      <w:r>
+        <w:t xml:space="preserve"> a ResNet-</w:t>
+      </w:r>
+      <w:r>
+        <w:t>50</w:t>
+      </w:r>
+      <w:r>
+        <w:t xml:space="preserve"> </w:t>
+      </w:r>
+      <w:r>
+        <w:t>continuava apresentando os resultados incoerentes.</w:t>
+      </w:r>
+    </w:p>
+    <w:p>
+      <w:pPr>
+        <w:pStyle w:val="PargrafodaLista"/>
+        <w:ind w:left="1440"/>
+        <w:jc w:val="both"/>
+        <w:rPr>
+          <w:b/>
+          <w:bCs/>
+        </w:rPr>
+      </w:pPr>
+    </w:p>
+    <w:p>
+      <w:pPr>
+        <w:pStyle w:val="PargrafodaLista"/>
+        <w:numPr>
+          <w:ilvl w:val="0"/>
+          <w:numId w:val="27"/>
+        </w:numPr>
+        <w:jc w:val="both"/>
+        <w:rPr>
+          <w:b/>
+          <w:bCs/>
+        </w:rPr>
+      </w:pPr>
+      <w:r>
+        <w:rPr>
+          <w:b/>
+          <w:bCs/>
+        </w:rPr>
+        <w:t>Configurações do Treinamento:</w:t>
+      </w:r>
+    </w:p>
+    <w:p>
+      <w:pPr>
+        <w:spacing w:after="0"/>
+        <w:ind w:left="2160"/>
+        <w:jc w:val="center"/>
+        <w:rPr>
+          <w:sz w:val="18"/>
+          <w:szCs w:val="18"/>
+        </w:rPr>
+      </w:pPr>
+      <w:r>
+        <w:rPr>
+          <w:sz w:val="18"/>
+          <w:szCs w:val="18"/>
+        </w:rPr>
+        <w:t xml:space="preserve">Figura </w:t>
+      </w:r>
+      <w:r>
+        <w:rPr>
+          <w:sz w:val="18"/>
+          <w:szCs w:val="18"/>
+        </w:rPr>
+        <w:t>54</w:t>
+      </w:r>
+      <w:r>
+        <w:rPr>
+          <w:sz w:val="18"/>
+          <w:szCs w:val="18"/>
+        </w:rPr>
+        <w:t>: Parâmetros de treinamento</w:t>
+      </w:r>
+    </w:p>
+    <w:p>
+      <w:pPr>
+        <w:pStyle w:val="PargrafodaLista"/>
+        <w:ind w:left="2520"/>
+        <w:jc w:val="center"/>
+      </w:pPr>
+      <w:r>
+        <w:drawing>
+          <wp:inline distT="0" distB="0" distL="0" distR="0" wp14:anchorId="643526C1" wp14:editId="20A46A1C">
+            <wp:extent cx="1916264" cy="2003008"/>
+            <wp:effectExtent l="0" t="0" r="8255" b="0"/>
+            <wp:docPr id="278370812" name="Imagem 1"/>
+            <wp:cNvGraphicFramePr>
+              <a:graphicFrameLocks xmlns:a="http://schemas.openxmlformats.org/drawingml/2006/main" noChangeAspect="1"/>
+            </wp:cNvGraphicFramePr>
+            <a:graphic xmlns:a="http://schemas.openxmlformats.org/drawingml/2006/main">
+              <a:graphicData uri="http://schemas.openxmlformats.org/drawingml/2006/picture">
+                <pic:pic xmlns:pic="http://schemas.openxmlformats.org/drawingml/2006/picture">
+                  <pic:nvPicPr>
+                    <pic:cNvPr id="278370812" name=""/>
+                    <pic:cNvPicPr/>
+                  </pic:nvPicPr>
+                  <pic:blipFill>
+                    <a:blip r:embed="rId61"/>
+                    <a:stretch>
+                      <a:fillRect/>
+                    </a:stretch>
+                  </pic:blipFill>
+                  <pic:spPr>
+                    <a:xfrm>
+                      <a:off x="0" y="0"/>
+                      <a:ext cx="1929075" cy="2016399"/>
+                    </a:xfrm>
+                    <a:prstGeom prst="rect">
+                      <a:avLst/>
+                    </a:prstGeom>
+                  </pic:spPr>
+                </pic:pic>
+              </a:graphicData>
+            </a:graphic>
+          </wp:inline>
+        </w:drawing>
+      </w:r>
+    </w:p>
+    <w:p>
+      <w:pPr>
+        <w:pStyle w:val="PargrafodaLista"/>
+        <w:ind w:left="2520"/>
+        <w:jc w:val="both"/>
+      </w:pPr>
+    </w:p>
+    <w:p>
+      <w:pPr>
+        <w:pStyle w:val="PargrafodaLista"/>
+        <w:numPr>
+          <w:ilvl w:val="0"/>
+          <w:numId w:val="19"/>
+        </w:numPr>
+      </w:pPr>
+      <w:r>
+        <w:rPr>
+          <w:b/>
+          <w:bCs/>
+        </w:rPr>
+        <w:t>Resultados</w:t>
+      </w:r>
+      <w:r>
+        <w:rPr>
+          <w:b/>
+          <w:bCs/>
+        </w:rPr>
+        <w:t xml:space="preserve"> obtidos</w:t>
+      </w:r>
+      <w:r>
+        <w:rPr>
+          <w:b/>
+          <w:bCs/>
+        </w:rPr>
+        <w:t>:</w:t>
+      </w:r>
+      <w:r>
+        <w:rPr>
+          <w:b/>
+          <w:bCs/>
+        </w:rPr>
+        <w:t xml:space="preserve"> </w:t>
+      </w:r>
+      <w:r>
+        <w:rPr>
+          <w:i/>
+          <w:iCs/>
+        </w:rPr>
+        <w:t>Os</w:t>
+      </w:r>
+      <w:r>
+        <w:rPr>
+          <w:b/>
+          <w:bCs/>
+          <w:i/>
+          <w:iCs/>
+        </w:rPr>
+        <w:t xml:space="preserve"> </w:t>
+      </w:r>
+      <w:r>
+        <w:rPr>
+          <w:i/>
+          <w:iCs/>
+          <w:color w:val="000000" w:themeColor="text1"/>
+        </w:rPr>
+        <w:t xml:space="preserve">Logs do </w:t>
+      </w:r>
+      <w:proofErr w:type="spellStart"/>
+      <w:r>
+        <w:rPr>
+          <w:i/>
+          <w:iCs/>
+          <w:color w:val="000000" w:themeColor="text1"/>
+        </w:rPr>
+        <w:t>Pycharm</w:t>
+      </w:r>
+      <w:proofErr w:type="spellEnd"/>
+      <w:r>
+        <w:rPr>
+          <w:i/>
+          <w:iCs/>
+          <w:color w:val="000000" w:themeColor="text1"/>
+        </w:rPr>
+        <w:t xml:space="preserve"> estão localizados em </w:t>
+      </w:r>
+      <w:r>
+        <w:rPr>
+          <w:i/>
+          <w:iCs/>
+        </w:rPr>
+        <w:t>"</w:t>
+      </w:r>
+      <w:r>
+        <w:rPr>
+          <w:i/>
+          <w:iCs/>
+        </w:rPr>
+        <w:t xml:space="preserve">\Projeto-Classificadores\Main_Project\ResNet\Results\Experimento </w:t>
+      </w:r>
+      <w:r>
+        <w:rPr>
+          <w:i/>
+          <w:iCs/>
+        </w:rPr>
+        <w:t>1</w:t>
+      </w:r>
+      <w:r>
+        <w:rPr>
+          <w:i/>
+          <w:iCs/>
+        </w:rPr>
+        <w:t>2</w:t>
+      </w:r>
+      <w:r>
+        <w:rPr>
+          <w:i/>
+          <w:iCs/>
+        </w:rPr>
+        <w:t xml:space="preserve"> </w:t>
+      </w:r>
+      <w:r>
+        <w:rPr>
+          <w:i/>
+          <w:iCs/>
+        </w:rPr>
+        <w:t xml:space="preserve">- </w:t>
+      </w:r>
+      <w:proofErr w:type="spellStart"/>
+      <w:r>
+        <w:rPr>
+          <w:i/>
+          <w:iCs/>
+        </w:rPr>
+        <w:t>ResNet</w:t>
+      </w:r>
+      <w:proofErr w:type="spellEnd"/>
+      <w:r>
+        <w:rPr>
+          <w:i/>
+          <w:iCs/>
+        </w:rPr>
+        <w:t xml:space="preserve">\Experimento </w:t>
+      </w:r>
+      <w:r>
+        <w:rPr>
+          <w:i/>
+          <w:iCs/>
+        </w:rPr>
+        <w:t>1</w:t>
+      </w:r>
+      <w:r>
+        <w:rPr>
+          <w:i/>
+          <w:iCs/>
+        </w:rPr>
+        <w:t>2</w:t>
+      </w:r>
+      <w:r>
+        <w:rPr>
+          <w:i/>
+          <w:iCs/>
+        </w:rPr>
+        <w:t xml:space="preserve">- </w:t>
+      </w:r>
+      <w:proofErr w:type="spellStart"/>
+      <w:r>
+        <w:rPr>
+          <w:i/>
+          <w:iCs/>
+        </w:rPr>
+        <w:t>Pycharm</w:t>
+      </w:r>
+      <w:proofErr w:type="spellEnd"/>
+      <w:r>
+        <w:rPr>
+          <w:i/>
+          <w:iCs/>
+        </w:rPr>
+        <w:t xml:space="preserve"> LOG.txt"</w:t>
+      </w:r>
+    </w:p>
+    <w:p>
+      <w:pPr>
+        <w:pStyle w:val="PargrafodaLista"/>
+        <w:ind w:left="2160"/>
+      </w:pPr>
+    </w:p>
+    <w:p>
+      <w:pPr>
+        <w:pStyle w:val="PargrafodaLista"/>
+        <w:ind w:left="2160"/>
+      </w:pPr>
+    </w:p>
+    <w:p>
+      <w:pPr>
+        <w:pStyle w:val="PargrafodaLista"/>
+        <w:ind w:left="2160"/>
+      </w:pPr>
+    </w:p>
+    <w:p>
+      <w:pPr>
+        <w:pStyle w:val="PargrafodaLista"/>
+        <w:ind w:left="2160"/>
+      </w:pPr>
+    </w:p>
+    <w:p>
+      <w:pPr>
+        <w:pStyle w:val="PargrafodaLista"/>
+        <w:ind w:left="2160"/>
+      </w:pPr>
+    </w:p>
+    <w:p/>
+    <w:p>
+      <w:pPr>
+        <w:pStyle w:val="PargrafodaLista"/>
+        <w:numPr>
+          <w:ilvl w:val="0"/>
+          <w:numId w:val="19"/>
+        </w:numPr>
+        <w:rPr>
+          <w:b/>
+          <w:bCs/>
+        </w:rPr>
+      </w:pPr>
+      <w:r>
+        <w:rPr>
+          <w:b/>
+          <w:bCs/>
+        </w:rPr>
+        <w:lastRenderedPageBreak/>
+        <w:t>Analise dos resultados obtidos:</w:t>
+      </w:r>
+    </w:p>
+    <w:p>
+      <w:pPr>
+        <w:pStyle w:val="PargrafodaLista"/>
+        <w:ind w:left="2160"/>
+        <w:jc w:val="both"/>
+      </w:pPr>
+      <w:r>
+        <w:t>Em termos de desempenho, a ResNet-</w:t>
+      </w:r>
+      <w:r>
+        <w:t>5</w:t>
+      </w:r>
+      <w:r>
+        <w:t xml:space="preserve">0 atingiu aproximadamente </w:t>
+      </w:r>
+      <w:r>
+        <w:t>8</w:t>
+      </w:r>
+      <w:r>
+        <w:t>2</w:t>
+      </w:r>
+      <w:r>
+        <w:t xml:space="preserve">% em treino e validação. </w:t>
+      </w:r>
+      <w:r>
+        <w:t xml:space="preserve">Quando comparado </w:t>
+      </w:r>
+      <w:r>
+        <w:t>aos demais experimentos, esse resultado se aproxima das demais variantes e levanta suspeitas sobre o que pode ter ocorrido com a primeira versão, na qual os resultados foram de aproximadamente 45%</w:t>
+      </w:r>
+    </w:p>
+    <w:p>
+      <w:pPr>
+        <w:spacing w:after="0"/>
+        <w:ind w:left="2160"/>
+        <w:jc w:val="center"/>
+        <w:rPr>
+          <w:sz w:val="18"/>
+          <w:szCs w:val="18"/>
+        </w:rPr>
+      </w:pPr>
+      <w:r>
+        <w:rPr>
+          <w:sz w:val="18"/>
+          <w:szCs w:val="18"/>
+        </w:rPr>
+        <w:t xml:space="preserve">Figura </w:t>
+      </w:r>
+      <w:r>
+        <w:rPr>
+          <w:sz w:val="18"/>
+          <w:szCs w:val="18"/>
+        </w:rPr>
+        <w:t>5</w:t>
+      </w:r>
+      <w:r>
+        <w:rPr>
+          <w:sz w:val="18"/>
+          <w:szCs w:val="18"/>
+        </w:rPr>
+        <w:t>5</w:t>
+      </w:r>
+      <w:r>
+        <w:rPr>
+          <w:sz w:val="18"/>
+          <w:szCs w:val="18"/>
+        </w:rPr>
+        <w:t>: Parâmetros de treinamento</w:t>
+      </w:r>
+    </w:p>
+    <w:p>
+      <w:pPr>
+        <w:pStyle w:val="PargrafodaLista"/>
+        <w:ind w:left="2160"/>
+        <w:jc w:val="center"/>
+      </w:pPr>
+      <w:r>
+        <w:drawing>
+          <wp:inline distT="0" distB="0" distL="0" distR="0" wp14:anchorId="0C65EFC1" wp14:editId="1E86875E">
+            <wp:extent cx="3069203" cy="2559600"/>
+            <wp:effectExtent l="0" t="0" r="0" b="0"/>
+            <wp:docPr id="1779663976" name="Imagem 1"/>
+            <wp:cNvGraphicFramePr>
+              <a:graphicFrameLocks xmlns:a="http://schemas.openxmlformats.org/drawingml/2006/main" noChangeAspect="1"/>
+            </wp:cNvGraphicFramePr>
+            <a:graphic xmlns:a="http://schemas.openxmlformats.org/drawingml/2006/main">
+              <a:graphicData uri="http://schemas.openxmlformats.org/drawingml/2006/picture">
+                <pic:pic xmlns:pic="http://schemas.openxmlformats.org/drawingml/2006/picture">
+                  <pic:nvPicPr>
+                    <pic:cNvPr id="1779663976" name=""/>
+                    <pic:cNvPicPr/>
+                  </pic:nvPicPr>
+                  <pic:blipFill>
+                    <a:blip r:embed="rId62"/>
+                    <a:stretch>
+                      <a:fillRect/>
+                    </a:stretch>
+                  </pic:blipFill>
+                  <pic:spPr>
+                    <a:xfrm>
+                      <a:off x="0" y="0"/>
+                      <a:ext cx="3078118" cy="2567035"/>
+                    </a:xfrm>
+                    <a:prstGeom prst="rect">
+                      <a:avLst/>
+                    </a:prstGeom>
+                  </pic:spPr>
+                </pic:pic>
+              </a:graphicData>
+            </a:graphic>
+          </wp:inline>
+        </w:drawing>
+      </w:r>
+    </w:p>
+    <w:p>
+      <w:pPr>
+        <w:pStyle w:val="PargrafodaLista"/>
+        <w:ind w:left="2160"/>
+      </w:pPr>
+    </w:p>
+    <w:p>
+      <w:pPr>
+        <w:pStyle w:val="PargrafodaLista"/>
+        <w:ind w:left="2160"/>
+      </w:pPr>
+      <w:r>
+        <w:t>O que se percebe é o valor bem mais expressivo da função de perda</w:t>
+      </w:r>
+      <w:r>
+        <w:t xml:space="preserve"> neste experimento, quando comparado aos resultados obtidos com a ResNet-18 (</w:t>
+      </w:r>
+      <w:r>
+        <w:t>BS igual</w:t>
+      </w:r>
+      <w:r>
+        <w:t xml:space="preserve"> a 32), conforme ilustrado abaixo. </w:t>
+      </w:r>
+    </w:p>
+    <w:p>
+      <w:pPr>
+        <w:spacing w:after="0"/>
+        <w:ind w:left="2160"/>
+        <w:jc w:val="center"/>
+        <w:rPr>
+          <w:sz w:val="18"/>
+          <w:szCs w:val="18"/>
+        </w:rPr>
+      </w:pPr>
+      <w:r>
+        <w:rPr>
+          <w:sz w:val="18"/>
+          <w:szCs w:val="18"/>
+        </w:rPr>
+        <w:t xml:space="preserve">Figura </w:t>
+      </w:r>
+      <w:r>
+        <w:rPr>
+          <w:sz w:val="18"/>
+          <w:szCs w:val="18"/>
+        </w:rPr>
+        <w:t>52</w:t>
+      </w:r>
+      <w:r>
+        <w:rPr>
+          <w:sz w:val="18"/>
+          <w:szCs w:val="18"/>
+        </w:rPr>
+        <w:t>: Parâmetros de treinamento</w:t>
+      </w:r>
+    </w:p>
+    <w:p>
+      <w:pPr>
+        <w:pStyle w:val="PargrafodaLista"/>
+        <w:ind w:left="2160"/>
+        <w:jc w:val="center"/>
+      </w:pPr>
+      <w:r>
+        <w:drawing>
+          <wp:inline distT="0" distB="0" distL="0" distR="0" wp14:anchorId="0D81A9DD" wp14:editId="3EF71ED5">
+            <wp:extent cx="3090910" cy="2186608"/>
+            <wp:effectExtent l="0" t="0" r="0" b="4445"/>
+            <wp:docPr id="1735340501" name="Imagem 1"/>
+            <wp:cNvGraphicFramePr>
+              <a:graphicFrameLocks xmlns:a="http://schemas.openxmlformats.org/drawingml/2006/main" noChangeAspect="1"/>
+            </wp:cNvGraphicFramePr>
+            <a:graphic xmlns:a="http://schemas.openxmlformats.org/drawingml/2006/main">
+              <a:graphicData uri="http://schemas.openxmlformats.org/drawingml/2006/picture">
+                <pic:pic xmlns:pic="http://schemas.openxmlformats.org/drawingml/2006/picture">
+                  <pic:nvPicPr>
+                    <pic:cNvPr id="1735340501" name=""/>
+                    <pic:cNvPicPr/>
+                  </pic:nvPicPr>
+                  <pic:blipFill>
+                    <a:blip r:embed="rId63"/>
+                    <a:stretch>
+                      <a:fillRect/>
+                    </a:stretch>
+                  </pic:blipFill>
+                  <pic:spPr>
+                    <a:xfrm>
+                      <a:off x="0" y="0"/>
+                      <a:ext cx="3117043" cy="2205096"/>
+                    </a:xfrm>
+                    <a:prstGeom prst="rect">
+                      <a:avLst/>
+                    </a:prstGeom>
+                  </pic:spPr>
+                </pic:pic>
+              </a:graphicData>
+            </a:graphic>
+          </wp:inline>
+        </w:drawing>
+      </w:r>
+    </w:p>
+    <w:p>
+      <w:pPr>
+        <w:tabs>
+          <w:tab w:val="left" w:pos="4658"/>
+        </w:tabs>
+        <w:ind w:left="2124" w:firstLine="6"/>
+        <w:jc w:val="both"/>
+      </w:pPr>
+      <w:r>
+        <w:rPr>
+          <w:b/>
+          <w:bCs/>
+        </w:rPr>
+        <w:t>Conclusão:</w:t>
+      </w:r>
+      <w:r>
+        <w:t xml:space="preserve"> E</w:t>
+      </w:r>
+      <w:r>
+        <w:t>ste experimento ressalta a necessidade de compreender o que havia dado errado anteriormente e avaliar se o treinamento está sendo conduzido da melhor maneira possível. Adicionalmente é importante definir com clareza qual rede melhor se alinha ao problema proposto</w:t>
+      </w:r>
+    </w:p>
+    <w:p>
+      <w:pPr>
+        <w:tabs>
+          <w:tab w:val="left" w:pos="4658"/>
+        </w:tabs>
+        <w:ind w:left="2124" w:firstLine="6"/>
+        <w:jc w:val="both"/>
+      </w:pPr>
+    </w:p>
+    <w:p>
+      <w:pPr>
+        <w:pStyle w:val="PargrafodaLista"/>
+        <w:numPr>
+          <w:ilvl w:val="1"/>
+          <w:numId w:val="1"/>
+        </w:numPr>
+        <w:jc w:val="both"/>
+        <w:rPr>
+          <w:b/>
+          <w:bCs/>
+        </w:rPr>
+      </w:pPr>
+      <w:r>
+        <w:rPr>
+          <w:b/>
+          <w:bCs/>
+        </w:rPr>
+        <w:t>D</w:t>
+      </w:r>
     </w:p>
     <w:p>
       <w:pPr>
@@ -18374,7 +19295,7 @@
         <v:path o:extrusionok="f" gradientshapeok="t" o:connecttype="rect"/>
         <o:lock v:ext="edit" aspectratio="t"/>
       </v:shapetype>
-      <v:shape id="_x0000_i1167" type="#_x0000_t75" style="width:693.1pt;height:487.7pt;visibility:visible;mso-wrap-style:square" o:bullet="t">
+      <v:shape id="_x0000_i1035" type="#_x0000_t75" style="width:693.1pt;height:487.7pt;visibility:visible;mso-wrap-style:square" o:bullet="t">
         <v:imagedata r:id="rId1" o:title="" croptop="19686f" cropbottom="43833f" cropleft="8606f" cropright="55951f"/>
       </v:shape>
     </w:pict>
@@ -22650,6 +23571,7 @@
   <w:style w:type="character" w:default="1" w:styleId="Fontepargpadro">
     <w:name w:val="Default Paragraph Font"/>
     <w:uiPriority w:val="1"/>
+    <w:semiHidden/>
     <w:unhideWhenUsed/>
   </w:style>
   <w:style w:type="table" w:default="1" w:styleId="Tabelanormal">

--- a/Documentation/Documentacao Unificada de Experimentos.docx
+++ b/Documentation/Documentacao Unificada de Experimentos.docx
@@ -18469,6 +18469,15 @@
     </w:p>
     <w:p>
       <w:pPr>
+        <w:tabs>
+          <w:tab w:val="left" w:pos="4658"/>
+        </w:tabs>
+        <w:ind w:left="2124" w:firstLine="6"/>
+        <w:jc w:val="both"/>
+      </w:pPr>
+    </w:p>
+    <w:p>
+      <w:pPr>
         <w:pStyle w:val="PargrafodaLista"/>
         <w:numPr>
           <w:ilvl w:val="1"/>
@@ -18485,37 +18494,7 @@
           <w:b/>
           <w:bCs/>
         </w:rPr>
-        <w:t>ESTUDO EXPLORATÓRIO 3</w:t>
-      </w:r>
-      <w:r>
-        <w:rPr>
-          <w:b/>
-          <w:bCs/>
-        </w:rPr>
-        <w:t xml:space="preserve"> – </w:t>
-      </w:r>
-      <w:r>
-        <w:rPr>
-          <w:b/>
-          <w:bCs/>
-        </w:rPr>
-        <w:t xml:space="preserve">Justificativa para o uso de variações mais rasas para a arquitetura </w:t>
-      </w:r>
-      <w:proofErr w:type="spellStart"/>
-      <w:r>
-        <w:rPr>
-          <w:b/>
-          <w:bCs/>
-        </w:rPr>
-        <w:t>ResNet</w:t>
-      </w:r>
-      <w:proofErr w:type="spellEnd"/>
-      <w:r>
-        <w:rPr>
-          <w:b/>
-          <w:bCs/>
-        </w:rPr>
-        <w:t>.</w:t>
+        <w:t>EXPERIMENTO 12 (RESNET) – TESTE COM VARIANTE 50 APÓS AS MODIFICAÇÕES DE CARREGAMENTO DE DADOS</w:t>
       </w:r>
     </w:p>
     <w:p>
@@ -18534,70 +18513,12 @@
         <w:pStyle w:val="PargrafodaLista"/>
         <w:ind w:left="1440"/>
         <w:jc w:val="both"/>
-        <w:rPr>
-          <w:b/>
-          <w:bCs/>
-        </w:rPr>
-      </w:pPr>
-    </w:p>
-    <w:p>
-      <w:pPr>
-        <w:pStyle w:val="PargrafodaLista"/>
-        <w:numPr>
-          <w:ilvl w:val="1"/>
-          <w:numId w:val="1"/>
-        </w:numPr>
-        <w:jc w:val="both"/>
-        <w:rPr>
-          <w:b/>
-          <w:bCs/>
-        </w:rPr>
-      </w:pPr>
-      <w:r>
-        <w:rPr>
-          <w:b/>
-          <w:bCs/>
-        </w:rPr>
-        <w:t>EXPERIMENTO 12 (RESNET) – TESTE COM VARIANTE 50 APÓS AS MODIFICAÇÕES DE CARREGAMENTO DE DADOS</w:t>
-      </w:r>
-    </w:p>
-    <w:p>
-      <w:pPr>
-        <w:pStyle w:val="PargrafodaLista"/>
-        <w:ind w:left="1440"/>
-        <w:jc w:val="both"/>
-        <w:rPr>
-          <w:b/>
-          <w:bCs/>
-        </w:rPr>
-      </w:pPr>
-    </w:p>
-    <w:p>
-      <w:pPr>
-        <w:pStyle w:val="PargrafodaLista"/>
-        <w:ind w:left="1440"/>
-        <w:jc w:val="both"/>
       </w:pPr>
       <w:r>
         <w:t xml:space="preserve">A ideia deste experimento é </w:t>
       </w:r>
       <w:r>
-        <w:t>verificar se</w:t>
-      </w:r>
-      <w:r>
-        <w:t>, após a modificação da forma de carregamento dos dados de entrada (Após o experimento 3),</w:t>
-      </w:r>
-      <w:r>
-        <w:t xml:space="preserve"> a ResNet-</w:t>
-      </w:r>
-      <w:r>
-        <w:t>50</w:t>
-      </w:r>
-      <w:r>
-        <w:t xml:space="preserve"> </w:t>
-      </w:r>
-      <w:r>
-        <w:t>continuava apresentando os resultados incoerentes.</w:t>
+        <w:t>verificar se, após a modificação da forma de carregamento dos dados de entrada (Após o experimento 3), a ResNet-50 continuava apresentando os resultados incoerentes.</w:t>
       </w:r>
     </w:p>
     <w:p>
@@ -18671,6 +18592,9 @@
         <w:jc w:val="center"/>
       </w:pPr>
       <w:r>
+        <w:rPr>
+          <w:noProof/>
+        </w:rPr>
         <w:drawing>
           <wp:inline distT="0" distB="0" distL="0" distR="0" wp14:anchorId="643526C1" wp14:editId="20A46A1C">
             <wp:extent cx="1916264" cy="2003008"/>
@@ -18812,21 +18736,7 @@
           <w:i/>
           <w:iCs/>
         </w:rPr>
-        <w:t>1</w:t>
-      </w:r>
-      <w:r>
-        <w:rPr>
-          <w:i/>
-          <w:iCs/>
-        </w:rPr>
-        <w:t>2</w:t>
-      </w:r>
-      <w:r>
-        <w:rPr>
-          <w:i/>
-          <w:iCs/>
-        </w:rPr>
-        <w:t xml:space="preserve"> </w:t>
+        <w:t xml:space="preserve">12 </w:t>
       </w:r>
       <w:r>
         <w:rPr>
@@ -18856,14 +18766,7 @@
           <w:i/>
           <w:iCs/>
         </w:rPr>
-        <w:t>1</w:t>
-      </w:r>
-      <w:r>
-        <w:rPr>
-          <w:i/>
-          <w:iCs/>
-        </w:rPr>
-        <w:t>2</w:t>
+        <w:t>12</w:t>
       </w:r>
       <w:r>
         <w:rPr>
@@ -18895,31 +18798,6 @@
         <w:ind w:left="2160"/>
       </w:pPr>
     </w:p>
-    <w:p>
-      <w:pPr>
-        <w:pStyle w:val="PargrafodaLista"/>
-        <w:ind w:left="2160"/>
-      </w:pPr>
-    </w:p>
-    <w:p>
-      <w:pPr>
-        <w:pStyle w:val="PargrafodaLista"/>
-        <w:ind w:left="2160"/>
-      </w:pPr>
-    </w:p>
-    <w:p>
-      <w:pPr>
-        <w:pStyle w:val="PargrafodaLista"/>
-        <w:ind w:left="2160"/>
-      </w:pPr>
-    </w:p>
-    <w:p>
-      <w:pPr>
-        <w:pStyle w:val="PargrafodaLista"/>
-        <w:ind w:left="2160"/>
-      </w:pPr>
-    </w:p>
-    <w:p/>
     <w:p>
       <w:pPr>
         <w:pStyle w:val="PargrafodaLista"/>
@@ -18937,7 +18815,6 @@
           <w:b/>
           <w:bCs/>
         </w:rPr>
-        <w:lastRenderedPageBreak/>
         <w:t>Analise dos resultados obtidos:</w:t>
       </w:r>
     </w:p>
@@ -18957,20 +18834,28 @@
         <w:t xml:space="preserve">0 atingiu aproximadamente </w:t>
       </w:r>
       <w:r>
-        <w:t>8</w:t>
-      </w:r>
-      <w:r>
-        <w:t>2</w:t>
+        <w:t>82</w:t>
       </w:r>
       <w:r>
         <w:t xml:space="preserve">% em treino e validação. </w:t>
       </w:r>
       <w:r>
-        <w:t xml:space="preserve">Quando comparado </w:t>
-      </w:r>
-      <w:r>
-        <w:t>aos demais experimentos, esse resultado se aproxima das demais variantes e levanta suspeitas sobre o que pode ter ocorrido com a primeira versão, na qual os resultados foram de aproximadamente 45%</w:t>
-      </w:r>
+        <w:t>Quando comparado aos demais experimentos, esse resultado se aproxima das demais variantes e levanta suspeitas sobre o que pode ter ocorrido com a primeira versão, na qual os resultados foram de aproximadamente 45%</w:t>
+      </w:r>
+    </w:p>
+    <w:p>
+      <w:pPr>
+        <w:pStyle w:val="PargrafodaLista"/>
+        <w:ind w:left="2160"/>
+        <w:jc w:val="both"/>
+      </w:pPr>
+    </w:p>
+    <w:p>
+      <w:pPr>
+        <w:pStyle w:val="PargrafodaLista"/>
+        <w:ind w:left="2160"/>
+        <w:jc w:val="both"/>
+      </w:pPr>
     </w:p>
     <w:p>
       <w:pPr>
@@ -18987,6 +18872,7 @@
           <w:sz w:val="18"/>
           <w:szCs w:val="18"/>
         </w:rPr>
+        <w:lastRenderedPageBreak/>
         <w:t xml:space="preserve">Figura </w:t>
       </w:r>
       <w:r>
@@ -18994,21 +18880,14 @@
           <w:sz w:val="18"/>
           <w:szCs w:val="18"/>
         </w:rPr>
-        <w:t>5</w:t>
-      </w:r>
-      <w:r>
-        <w:rPr>
-          <w:sz w:val="18"/>
-          <w:szCs w:val="18"/>
-        </w:rPr>
-        <w:t>5</w:t>
-      </w:r>
-      <w:r>
-        <w:rPr>
-          <w:sz w:val="18"/>
-          <w:szCs w:val="18"/>
-        </w:rPr>
-        <w:t>: Parâmetros de treinamento</w:t>
+        <w:t>55</w:t>
+      </w:r>
+      <w:r>
+        <w:rPr>
+          <w:sz w:val="18"/>
+          <w:szCs w:val="18"/>
+        </w:rPr>
+        <w:t xml:space="preserve">: </w:t>
       </w:r>
     </w:p>
     <w:p>
@@ -19018,6 +18897,9 @@
         <w:jc w:val="center"/>
       </w:pPr>
       <w:r>
+        <w:rPr>
+          <w:noProof/>
+        </w:rPr>
         <w:drawing>
           <wp:inline distT="0" distB="0" distL="0" distR="0" wp14:anchorId="0C65EFC1" wp14:editId="1E86875E">
             <wp:extent cx="3069203" cy="2559600"/>
@@ -19101,14 +18983,14 @@
           <w:sz w:val="18"/>
           <w:szCs w:val="18"/>
         </w:rPr>
-        <w:t>52</w:t>
-      </w:r>
-      <w:r>
-        <w:rPr>
-          <w:sz w:val="18"/>
-          <w:szCs w:val="18"/>
-        </w:rPr>
-        <w:t>: Parâmetros de treinamento</w:t>
+        <w:t>56</w:t>
+      </w:r>
+      <w:r>
+        <w:rPr>
+          <w:sz w:val="18"/>
+          <w:szCs w:val="18"/>
+        </w:rPr>
+        <w:t xml:space="preserve">: </w:t>
       </w:r>
     </w:p>
     <w:p>
@@ -19118,6 +19000,9 @@
         <w:jc w:val="center"/>
       </w:pPr>
       <w:r>
+        <w:rPr>
+          <w:noProof/>
+        </w:rPr>
         <w:drawing>
           <wp:inline distT="0" distB="0" distL="0" distR="0" wp14:anchorId="0D81A9DD" wp14:editId="3EF71ED5">
             <wp:extent cx="3090910" cy="2186608"/>
@@ -19171,10 +19056,7 @@
         <w:t>Conclusão:</w:t>
       </w:r>
       <w:r>
-        <w:t xml:space="preserve"> E</w:t>
-      </w:r>
-      <w:r>
-        <w:t>ste experimento ressalta a necessidade de compreender o que havia dado errado anteriormente e avaliar se o treinamento está sendo conduzido da melhor maneira possível. Adicionalmente é importante definir com clareza qual rede melhor se alinha ao problema proposto</w:t>
+        <w:t xml:space="preserve"> Este experimento ressalta a necessidade de compreender o que havia dado errado anteriormente e avaliar se o treinamento está sendo conduzido da melhor maneira possível. Adicionalmente é importante definir com clareza qual rede melhor se alinha ao problema proposto</w:t>
       </w:r>
     </w:p>
     <w:p>
@@ -19204,8 +19086,1187 @@
           <w:b/>
           <w:bCs/>
         </w:rPr>
-        <w:t>D</w:t>
-      </w:r>
+        <w:t>EXPERIMENTO 1</w:t>
+      </w:r>
+      <w:r>
+        <w:rPr>
+          <w:b/>
+          <w:bCs/>
+        </w:rPr>
+        <w:t>3</w:t>
+      </w:r>
+      <w:r>
+        <w:rPr>
+          <w:b/>
+          <w:bCs/>
+        </w:rPr>
+        <w:t xml:space="preserve"> (RESNET) – TESTE </w:t>
+      </w:r>
+      <w:r>
+        <w:rPr>
+          <w:b/>
+          <w:bCs/>
+        </w:rPr>
+        <w:t xml:space="preserve">DE </w:t>
+      </w:r>
+      <w:r>
+        <w:rPr>
+          <w:b/>
+          <w:bCs/>
+        </w:rPr>
+        <w:t xml:space="preserve">1000 ÉPOCAS COM RESNET18 E BS = 32 </w:t>
+      </w:r>
+    </w:p>
+    <w:p>
+      <w:pPr>
+        <w:ind w:left="1416"/>
+        <w:jc w:val="both"/>
+      </w:pPr>
+      <w:r>
+        <w:t xml:space="preserve">O objetivo </w:t>
+      </w:r>
+      <w:r>
+        <w:t xml:space="preserve">deste experimento é </w:t>
+      </w:r>
+      <w:r>
+        <w:t xml:space="preserve">tentar alcançar um platô nos resultados, utilizando a configuração que obteve a maior eficiência dentre os experimentos anteriores (Variante 18 com Batch </w:t>
+      </w:r>
+      <w:proofErr w:type="spellStart"/>
+      <w:r>
+        <w:t>Size</w:t>
+      </w:r>
+      <w:proofErr w:type="spellEnd"/>
+      <w:r>
+        <w:t xml:space="preserve"> = 32)</w:t>
+      </w:r>
+    </w:p>
+    <w:p>
+      <w:pPr>
+        <w:pStyle w:val="PargrafodaLista"/>
+        <w:ind w:left="2520"/>
+        <w:jc w:val="both"/>
+        <w:rPr>
+          <w:b/>
+          <w:bCs/>
+        </w:rPr>
+      </w:pPr>
+    </w:p>
+    <w:p>
+      <w:pPr>
+        <w:pStyle w:val="PargrafodaLista"/>
+        <w:ind w:left="2520"/>
+        <w:jc w:val="both"/>
+        <w:rPr>
+          <w:b/>
+          <w:bCs/>
+        </w:rPr>
+      </w:pPr>
+    </w:p>
+    <w:p>
+      <w:pPr>
+        <w:pStyle w:val="PargrafodaLista"/>
+        <w:ind w:left="2520"/>
+        <w:jc w:val="both"/>
+        <w:rPr>
+          <w:b/>
+          <w:bCs/>
+        </w:rPr>
+      </w:pPr>
+    </w:p>
+    <w:p>
+      <w:pPr>
+        <w:pStyle w:val="PargrafodaLista"/>
+        <w:numPr>
+          <w:ilvl w:val="0"/>
+          <w:numId w:val="27"/>
+        </w:numPr>
+        <w:jc w:val="both"/>
+        <w:rPr>
+          <w:b/>
+          <w:bCs/>
+        </w:rPr>
+      </w:pPr>
+      <w:r>
+        <w:rPr>
+          <w:b/>
+          <w:bCs/>
+        </w:rPr>
+        <w:lastRenderedPageBreak/>
+        <w:t>Configurações do Treinamento:</w:t>
+      </w:r>
+    </w:p>
+    <w:p>
+      <w:pPr>
+        <w:spacing w:after="0"/>
+        <w:ind w:left="2160"/>
+        <w:jc w:val="center"/>
+        <w:rPr>
+          <w:sz w:val="18"/>
+          <w:szCs w:val="18"/>
+        </w:rPr>
+      </w:pPr>
+      <w:r>
+        <w:rPr>
+          <w:sz w:val="18"/>
+          <w:szCs w:val="18"/>
+        </w:rPr>
+        <w:t xml:space="preserve">Figura </w:t>
+      </w:r>
+      <w:r>
+        <w:rPr>
+          <w:sz w:val="18"/>
+          <w:szCs w:val="18"/>
+        </w:rPr>
+        <w:t>57</w:t>
+      </w:r>
+      <w:r>
+        <w:rPr>
+          <w:sz w:val="18"/>
+          <w:szCs w:val="18"/>
+        </w:rPr>
+        <w:t>: Parâmetros de treinamento</w:t>
+      </w:r>
+    </w:p>
+    <w:p>
+      <w:pPr>
+        <w:pStyle w:val="PargrafodaLista"/>
+        <w:ind w:left="2520"/>
+        <w:jc w:val="center"/>
+      </w:pPr>
+      <w:r>
+        <w:drawing>
+          <wp:inline distT="0" distB="0" distL="0" distR="0" wp14:anchorId="3AB81ED3" wp14:editId="130AE787">
+            <wp:extent cx="1773141" cy="1930057"/>
+            <wp:effectExtent l="0" t="0" r="0" b="0"/>
+            <wp:docPr id="1917487644" name="Imagem 1"/>
+            <wp:cNvGraphicFramePr>
+              <a:graphicFrameLocks xmlns:a="http://schemas.openxmlformats.org/drawingml/2006/main" noChangeAspect="1"/>
+            </wp:cNvGraphicFramePr>
+            <a:graphic xmlns:a="http://schemas.openxmlformats.org/drawingml/2006/main">
+              <a:graphicData uri="http://schemas.openxmlformats.org/drawingml/2006/picture">
+                <pic:pic xmlns:pic="http://schemas.openxmlformats.org/drawingml/2006/picture">
+                  <pic:nvPicPr>
+                    <pic:cNvPr id="1917487644" name=""/>
+                    <pic:cNvPicPr/>
+                  </pic:nvPicPr>
+                  <pic:blipFill>
+                    <a:blip r:embed="rId64"/>
+                    <a:stretch>
+                      <a:fillRect/>
+                    </a:stretch>
+                  </pic:blipFill>
+                  <pic:spPr>
+                    <a:xfrm>
+                      <a:off x="0" y="0"/>
+                      <a:ext cx="1777156" cy="1934428"/>
+                    </a:xfrm>
+                    <a:prstGeom prst="rect">
+                      <a:avLst/>
+                    </a:prstGeom>
+                  </pic:spPr>
+                </pic:pic>
+              </a:graphicData>
+            </a:graphic>
+          </wp:inline>
+        </w:drawing>
+      </w:r>
+    </w:p>
+    <w:p>
+      <w:pPr>
+        <w:pStyle w:val="PargrafodaLista"/>
+        <w:ind w:left="2520"/>
+        <w:jc w:val="both"/>
+      </w:pPr>
+    </w:p>
+    <w:p>
+      <w:pPr>
+        <w:pStyle w:val="PargrafodaLista"/>
+        <w:numPr>
+          <w:ilvl w:val="0"/>
+          <w:numId w:val="19"/>
+        </w:numPr>
+      </w:pPr>
+      <w:r>
+        <w:rPr>
+          <w:b/>
+          <w:bCs/>
+        </w:rPr>
+        <w:t>Resultados</w:t>
+      </w:r>
+      <w:r>
+        <w:rPr>
+          <w:b/>
+          <w:bCs/>
+        </w:rPr>
+        <w:t xml:space="preserve"> obtidos</w:t>
+      </w:r>
+      <w:r>
+        <w:rPr>
+          <w:b/>
+          <w:bCs/>
+        </w:rPr>
+        <w:t>:</w:t>
+      </w:r>
+      <w:r>
+        <w:rPr>
+          <w:b/>
+          <w:bCs/>
+        </w:rPr>
+        <w:t xml:space="preserve"> </w:t>
+      </w:r>
+      <w:r>
+        <w:rPr>
+          <w:i/>
+          <w:iCs/>
+        </w:rPr>
+        <w:t>Os</w:t>
+      </w:r>
+      <w:r>
+        <w:rPr>
+          <w:b/>
+          <w:bCs/>
+          <w:i/>
+          <w:iCs/>
+        </w:rPr>
+        <w:t xml:space="preserve"> </w:t>
+      </w:r>
+      <w:r>
+        <w:rPr>
+          <w:i/>
+          <w:iCs/>
+          <w:color w:val="000000" w:themeColor="text1"/>
+        </w:rPr>
+        <w:t xml:space="preserve">Logs do </w:t>
+      </w:r>
+      <w:proofErr w:type="spellStart"/>
+      <w:r>
+        <w:rPr>
+          <w:i/>
+          <w:iCs/>
+          <w:color w:val="000000" w:themeColor="text1"/>
+        </w:rPr>
+        <w:t>Pycharm</w:t>
+      </w:r>
+      <w:proofErr w:type="spellEnd"/>
+      <w:r>
+        <w:rPr>
+          <w:i/>
+          <w:iCs/>
+          <w:color w:val="000000" w:themeColor="text1"/>
+        </w:rPr>
+        <w:t xml:space="preserve"> estão localizados em </w:t>
+      </w:r>
+      <w:r>
+        <w:rPr>
+          <w:i/>
+          <w:iCs/>
+        </w:rPr>
+        <w:t>"</w:t>
+      </w:r>
+      <w:r>
+        <w:rPr>
+          <w:i/>
+          <w:iCs/>
+        </w:rPr>
+        <w:t xml:space="preserve">\Projeto-Classificadores\Main_Project\ResNet\Results\Experimento </w:t>
+      </w:r>
+      <w:r>
+        <w:rPr>
+          <w:i/>
+          <w:iCs/>
+        </w:rPr>
+        <w:t>1</w:t>
+      </w:r>
+      <w:r>
+        <w:rPr>
+          <w:i/>
+          <w:iCs/>
+        </w:rPr>
+        <w:t>3</w:t>
+      </w:r>
+      <w:r>
+        <w:rPr>
+          <w:i/>
+          <w:iCs/>
+        </w:rPr>
+        <w:t xml:space="preserve"> </w:t>
+      </w:r>
+      <w:r>
+        <w:rPr>
+          <w:i/>
+          <w:iCs/>
+        </w:rPr>
+        <w:t xml:space="preserve">- </w:t>
+      </w:r>
+      <w:proofErr w:type="spellStart"/>
+      <w:r>
+        <w:rPr>
+          <w:i/>
+          <w:iCs/>
+        </w:rPr>
+        <w:t>ResNet</w:t>
+      </w:r>
+      <w:proofErr w:type="spellEnd"/>
+      <w:r>
+        <w:rPr>
+          <w:i/>
+          <w:iCs/>
+        </w:rPr>
+        <w:t xml:space="preserve">\Experimento </w:t>
+      </w:r>
+      <w:r>
+        <w:rPr>
+          <w:i/>
+          <w:iCs/>
+        </w:rPr>
+        <w:t>1</w:t>
+      </w:r>
+      <w:r>
+        <w:rPr>
+          <w:i/>
+          <w:iCs/>
+        </w:rPr>
+        <w:t>3</w:t>
+      </w:r>
+      <w:r>
+        <w:rPr>
+          <w:i/>
+          <w:iCs/>
+        </w:rPr>
+        <w:t xml:space="preserve">- </w:t>
+      </w:r>
+      <w:proofErr w:type="spellStart"/>
+      <w:r>
+        <w:rPr>
+          <w:i/>
+          <w:iCs/>
+        </w:rPr>
+        <w:t>Pycharm</w:t>
+      </w:r>
+      <w:proofErr w:type="spellEnd"/>
+      <w:r>
+        <w:rPr>
+          <w:i/>
+          <w:iCs/>
+        </w:rPr>
+        <w:t xml:space="preserve"> LOG.txt"</w:t>
+      </w:r>
+    </w:p>
+    <w:p>
+      <w:pPr>
+        <w:pStyle w:val="PargrafodaLista"/>
+        <w:ind w:left="2160"/>
+      </w:pPr>
+    </w:p>
+    <w:p>
+      <w:pPr>
+        <w:pStyle w:val="PargrafodaLista"/>
+        <w:numPr>
+          <w:ilvl w:val="0"/>
+          <w:numId w:val="19"/>
+        </w:numPr>
+        <w:rPr>
+          <w:b/>
+          <w:bCs/>
+        </w:rPr>
+      </w:pPr>
+      <w:r>
+        <w:rPr>
+          <w:b/>
+          <w:bCs/>
+        </w:rPr>
+        <w:t>Analise dos resultados obtidos:</w:t>
+      </w:r>
+    </w:p>
+    <w:p>
+      <w:pPr>
+        <w:pStyle w:val="PargrafodaLista"/>
+        <w:ind w:left="2160"/>
+        <w:jc w:val="both"/>
+      </w:pPr>
+      <w:r>
+        <w:t xml:space="preserve">Em termos de desempenho, </w:t>
+      </w:r>
+      <w:r>
+        <w:t xml:space="preserve">o resultado obteve uma melhora expressiva, com acurácia alcançando valores em torno de 95% e a perda ficando em torno de 0,40. Contudo, a curva de acurácia apresentava uma inclinação clara, o que indica que o platô ainda não havia sido alcançado. </w:t>
+      </w:r>
+    </w:p>
+    <w:p>
+      <w:pPr>
+        <w:spacing w:after="0"/>
+        <w:ind w:left="2160"/>
+        <w:jc w:val="center"/>
+        <w:rPr>
+          <w:sz w:val="18"/>
+          <w:szCs w:val="18"/>
+        </w:rPr>
+      </w:pPr>
+      <w:r>
+        <w:rPr>
+          <w:sz w:val="18"/>
+          <w:szCs w:val="18"/>
+        </w:rPr>
+        <w:t xml:space="preserve">Figura </w:t>
+      </w:r>
+      <w:r>
+        <w:rPr>
+          <w:sz w:val="18"/>
+          <w:szCs w:val="18"/>
+        </w:rPr>
+        <w:t>58</w:t>
+      </w:r>
+      <w:r>
+        <w:rPr>
+          <w:sz w:val="18"/>
+          <w:szCs w:val="18"/>
+        </w:rPr>
+        <w:t xml:space="preserve">: </w:t>
+      </w:r>
+      <w:r>
+        <w:rPr>
+          <w:sz w:val="18"/>
+          <w:szCs w:val="18"/>
+        </w:rPr>
+        <w:t>Curva de acurácia</w:t>
+      </w:r>
+    </w:p>
+    <w:p>
+      <w:pPr>
+        <w:pStyle w:val="PargrafodaLista"/>
+        <w:ind w:left="0"/>
+        <w:jc w:val="center"/>
+      </w:pPr>
+      <w:r>
+        <w:drawing>
+          <wp:inline distT="0" distB="0" distL="0" distR="0" wp14:anchorId="56DA2DD4" wp14:editId="79AA8367">
+            <wp:extent cx="6054409" cy="1558455"/>
+            <wp:effectExtent l="0" t="0" r="3810" b="3810"/>
+            <wp:docPr id="547347280" name="Imagem 1"/>
+            <wp:cNvGraphicFramePr>
+              <a:graphicFrameLocks xmlns:a="http://schemas.openxmlformats.org/drawingml/2006/main" noChangeAspect="1"/>
+            </wp:cNvGraphicFramePr>
+            <a:graphic xmlns:a="http://schemas.openxmlformats.org/drawingml/2006/main">
+              <a:graphicData uri="http://schemas.openxmlformats.org/drawingml/2006/picture">
+                <pic:pic xmlns:pic="http://schemas.openxmlformats.org/drawingml/2006/picture">
+                  <pic:nvPicPr>
+                    <pic:cNvPr id="547347280" name=""/>
+                    <pic:cNvPicPr/>
+                  </pic:nvPicPr>
+                  <pic:blipFill>
+                    <a:blip r:embed="rId65"/>
+                    <a:stretch>
+                      <a:fillRect/>
+                    </a:stretch>
+                  </pic:blipFill>
+                  <pic:spPr>
+                    <a:xfrm>
+                      <a:off x="0" y="0"/>
+                      <a:ext cx="6060925" cy="1560132"/>
+                    </a:xfrm>
+                    <a:prstGeom prst="rect">
+                      <a:avLst/>
+                    </a:prstGeom>
+                  </pic:spPr>
+                </pic:pic>
+              </a:graphicData>
+            </a:graphic>
+          </wp:inline>
+        </w:drawing>
+      </w:r>
+    </w:p>
+    <w:p>
+      <w:pPr>
+        <w:tabs>
+          <w:tab w:val="left" w:pos="4658"/>
+        </w:tabs>
+        <w:ind w:left="2124" w:firstLine="6"/>
+        <w:jc w:val="both"/>
+      </w:pPr>
+      <w:r>
+        <w:rPr>
+          <w:b/>
+          <w:bCs/>
+        </w:rPr>
+        <w:t>Conclusão:</w:t>
+      </w:r>
+      <w:r>
+        <w:t xml:space="preserve"> Este experimento ressalta </w:t>
+      </w:r>
+      <w:r>
+        <w:t>a necessidade de ampliar ainda mais a quantidade de épocas de treinamento, de modo que seja possível extrair o desempenho máximo possível da rede.</w:t>
+      </w:r>
+    </w:p>
+    <w:p>
+      <w:pPr>
+        <w:tabs>
+          <w:tab w:val="left" w:pos="4658"/>
+        </w:tabs>
+        <w:ind w:left="2124" w:firstLine="6"/>
+        <w:jc w:val="both"/>
+      </w:pPr>
+    </w:p>
+    <w:p>
+      <w:pPr>
+        <w:pStyle w:val="PargrafodaLista"/>
+        <w:numPr>
+          <w:ilvl w:val="1"/>
+          <w:numId w:val="1"/>
+        </w:numPr>
+        <w:jc w:val="both"/>
+        <w:rPr>
+          <w:b/>
+          <w:bCs/>
+        </w:rPr>
+      </w:pPr>
+      <w:r>
+        <w:rPr>
+          <w:b/>
+          <w:bCs/>
+        </w:rPr>
+        <w:t>EXPERIMENTO 1</w:t>
+      </w:r>
+      <w:r>
+        <w:rPr>
+          <w:b/>
+          <w:bCs/>
+        </w:rPr>
+        <w:t>4</w:t>
+      </w:r>
+      <w:r>
+        <w:rPr>
+          <w:b/>
+          <w:bCs/>
+        </w:rPr>
+        <w:t xml:space="preserve"> (RESNET) – TESTE </w:t>
+      </w:r>
+      <w:r>
+        <w:rPr>
+          <w:b/>
+          <w:bCs/>
+        </w:rPr>
+        <w:t>DE</w:t>
+      </w:r>
+      <w:r>
+        <w:rPr>
+          <w:b/>
+          <w:bCs/>
+        </w:rPr>
+        <w:t xml:space="preserve"> </w:t>
+      </w:r>
+      <w:r>
+        <w:rPr>
+          <w:b/>
+          <w:bCs/>
+        </w:rPr>
+        <w:t>3</w:t>
+      </w:r>
+      <w:r>
+        <w:rPr>
+          <w:b/>
+          <w:bCs/>
+        </w:rPr>
+        <w:t xml:space="preserve">000 ÉPOCAS COM RESNET18 E BS = 32 </w:t>
+      </w:r>
+    </w:p>
+    <w:p>
+      <w:pPr>
+        <w:ind w:left="1416" w:firstLine="24"/>
+        <w:jc w:val="both"/>
+      </w:pPr>
+      <w:r>
+        <w:t xml:space="preserve">O objetivo </w:t>
+      </w:r>
+      <w:r>
+        <w:t xml:space="preserve">deste experimento é </w:t>
+      </w:r>
+      <w:r>
+        <w:t xml:space="preserve">repetir o experimento 13 ampliando consideravelmente a quantidade de épocas, </w:t>
+      </w:r>
+      <w:r>
+        <w:t>tenta</w:t>
+      </w:r>
+      <w:r>
+        <w:t>ndo novamente</w:t>
+      </w:r>
+      <w:r>
+        <w:t xml:space="preserve"> alcançar um platô nos resultados, utilizando a configuração que obteve a maior eficiência dentre os experimentos anteriores (Variante 18 com Batch </w:t>
+      </w:r>
+      <w:proofErr w:type="spellStart"/>
+      <w:r>
+        <w:t>Size</w:t>
+      </w:r>
+      <w:proofErr w:type="spellEnd"/>
+      <w:r>
+        <w:t xml:space="preserve"> = 32)</w:t>
+      </w:r>
+    </w:p>
+    <w:p>
+      <w:pPr>
+        <w:ind w:left="1416" w:firstLine="24"/>
+        <w:jc w:val="both"/>
+      </w:pPr>
+    </w:p>
+    <w:p>
+      <w:pPr>
+        <w:ind w:left="1416" w:firstLine="24"/>
+        <w:jc w:val="both"/>
+      </w:pPr>
+    </w:p>
+    <w:p>
+      <w:pPr>
+        <w:pStyle w:val="PargrafodaLista"/>
+        <w:numPr>
+          <w:ilvl w:val="0"/>
+          <w:numId w:val="27"/>
+        </w:numPr>
+        <w:jc w:val="both"/>
+        <w:rPr>
+          <w:b/>
+          <w:bCs/>
+        </w:rPr>
+      </w:pPr>
+      <w:r>
+        <w:rPr>
+          <w:b/>
+          <w:bCs/>
+        </w:rPr>
+        <w:lastRenderedPageBreak/>
+        <w:t>Configurações do Treinamento:</w:t>
+      </w:r>
+    </w:p>
+    <w:p>
+      <w:pPr>
+        <w:spacing w:after="0"/>
+        <w:ind w:left="2160"/>
+        <w:jc w:val="center"/>
+        <w:rPr>
+          <w:sz w:val="18"/>
+          <w:szCs w:val="18"/>
+        </w:rPr>
+      </w:pPr>
+      <w:r>
+        <w:rPr>
+          <w:sz w:val="18"/>
+          <w:szCs w:val="18"/>
+        </w:rPr>
+        <w:t xml:space="preserve">Figura </w:t>
+      </w:r>
+      <w:r>
+        <w:rPr>
+          <w:sz w:val="18"/>
+          <w:szCs w:val="18"/>
+        </w:rPr>
+        <w:t>59</w:t>
+      </w:r>
+      <w:r>
+        <w:rPr>
+          <w:sz w:val="18"/>
+          <w:szCs w:val="18"/>
+        </w:rPr>
+        <w:t>: Parâmetros de treinamento</w:t>
+      </w:r>
+    </w:p>
+    <w:p>
+      <w:pPr>
+        <w:pStyle w:val="PargrafodaLista"/>
+        <w:ind w:left="2520"/>
+        <w:jc w:val="center"/>
+      </w:pPr>
+      <w:r>
+        <w:drawing>
+          <wp:inline distT="0" distB="0" distL="0" distR="0" wp14:anchorId="03D37249" wp14:editId="61D40407">
+            <wp:extent cx="1773141" cy="1930057"/>
+            <wp:effectExtent l="0" t="0" r="0" b="0"/>
+            <wp:docPr id="372366908" name="Imagem 1"/>
+            <wp:cNvGraphicFramePr>
+              <a:graphicFrameLocks xmlns:a="http://schemas.openxmlformats.org/drawingml/2006/main" noChangeAspect="1"/>
+            </wp:cNvGraphicFramePr>
+            <a:graphic xmlns:a="http://schemas.openxmlformats.org/drawingml/2006/main">
+              <a:graphicData uri="http://schemas.openxmlformats.org/drawingml/2006/picture">
+                <pic:pic xmlns:pic="http://schemas.openxmlformats.org/drawingml/2006/picture">
+                  <pic:nvPicPr>
+                    <pic:cNvPr id="1917487644" name=""/>
+                    <pic:cNvPicPr/>
+                  </pic:nvPicPr>
+                  <pic:blipFill>
+                    <a:blip r:embed="rId64"/>
+                    <a:stretch>
+                      <a:fillRect/>
+                    </a:stretch>
+                  </pic:blipFill>
+                  <pic:spPr>
+                    <a:xfrm>
+                      <a:off x="0" y="0"/>
+                      <a:ext cx="1777156" cy="1934428"/>
+                    </a:xfrm>
+                    <a:prstGeom prst="rect">
+                      <a:avLst/>
+                    </a:prstGeom>
+                  </pic:spPr>
+                </pic:pic>
+              </a:graphicData>
+            </a:graphic>
+          </wp:inline>
+        </w:drawing>
+      </w:r>
+    </w:p>
+    <w:p>
+      <w:pPr>
+        <w:pStyle w:val="PargrafodaLista"/>
+        <w:ind w:left="2520"/>
+        <w:jc w:val="both"/>
+      </w:pPr>
+    </w:p>
+    <w:p>
+      <w:pPr>
+        <w:pStyle w:val="PargrafodaLista"/>
+        <w:numPr>
+          <w:ilvl w:val="0"/>
+          <w:numId w:val="19"/>
+        </w:numPr>
+      </w:pPr>
+      <w:r>
+        <w:rPr>
+          <w:b/>
+          <w:bCs/>
+        </w:rPr>
+        <w:t>Resultados</w:t>
+      </w:r>
+      <w:r>
+        <w:rPr>
+          <w:b/>
+          <w:bCs/>
+        </w:rPr>
+        <w:t xml:space="preserve"> obtidos</w:t>
+      </w:r>
+      <w:r>
+        <w:rPr>
+          <w:b/>
+          <w:bCs/>
+        </w:rPr>
+        <w:t>:</w:t>
+      </w:r>
+      <w:r>
+        <w:rPr>
+          <w:b/>
+          <w:bCs/>
+        </w:rPr>
+        <w:t xml:space="preserve"> </w:t>
+      </w:r>
+      <w:r>
+        <w:rPr>
+          <w:i/>
+          <w:iCs/>
+        </w:rPr>
+        <w:t>Os</w:t>
+      </w:r>
+      <w:r>
+        <w:rPr>
+          <w:b/>
+          <w:bCs/>
+          <w:i/>
+          <w:iCs/>
+        </w:rPr>
+        <w:t xml:space="preserve"> </w:t>
+      </w:r>
+      <w:r>
+        <w:rPr>
+          <w:i/>
+          <w:iCs/>
+          <w:color w:val="000000" w:themeColor="text1"/>
+        </w:rPr>
+        <w:t xml:space="preserve">Logs do </w:t>
+      </w:r>
+      <w:proofErr w:type="spellStart"/>
+      <w:r>
+        <w:rPr>
+          <w:i/>
+          <w:iCs/>
+          <w:color w:val="000000" w:themeColor="text1"/>
+        </w:rPr>
+        <w:t>Pycharm</w:t>
+      </w:r>
+      <w:proofErr w:type="spellEnd"/>
+      <w:r>
+        <w:rPr>
+          <w:i/>
+          <w:iCs/>
+          <w:color w:val="000000" w:themeColor="text1"/>
+        </w:rPr>
+        <w:t xml:space="preserve"> estão localizados em </w:t>
+      </w:r>
+      <w:r>
+        <w:rPr>
+          <w:i/>
+          <w:iCs/>
+        </w:rPr>
+        <w:t>"</w:t>
+      </w:r>
+      <w:r>
+        <w:rPr>
+          <w:i/>
+          <w:iCs/>
+        </w:rPr>
+        <w:t xml:space="preserve">\Projeto-Classificadores\Main_Project\ResNet\Results\Experimento </w:t>
+      </w:r>
+      <w:r>
+        <w:rPr>
+          <w:i/>
+          <w:iCs/>
+        </w:rPr>
+        <w:t>1</w:t>
+      </w:r>
+      <w:r>
+        <w:rPr>
+          <w:i/>
+          <w:iCs/>
+        </w:rPr>
+        <w:t>4</w:t>
+      </w:r>
+      <w:r>
+        <w:rPr>
+          <w:i/>
+          <w:iCs/>
+        </w:rPr>
+        <w:t xml:space="preserve"> </w:t>
+      </w:r>
+      <w:r>
+        <w:rPr>
+          <w:i/>
+          <w:iCs/>
+        </w:rPr>
+        <w:t xml:space="preserve">- </w:t>
+      </w:r>
+      <w:proofErr w:type="spellStart"/>
+      <w:r>
+        <w:rPr>
+          <w:i/>
+          <w:iCs/>
+        </w:rPr>
+        <w:t>ResNet</w:t>
+      </w:r>
+      <w:proofErr w:type="spellEnd"/>
+      <w:r>
+        <w:rPr>
+          <w:i/>
+          <w:iCs/>
+        </w:rPr>
+        <w:t xml:space="preserve">\Experimento </w:t>
+      </w:r>
+      <w:r>
+        <w:rPr>
+          <w:i/>
+          <w:iCs/>
+        </w:rPr>
+        <w:t>1</w:t>
+      </w:r>
+      <w:r>
+        <w:rPr>
+          <w:i/>
+          <w:iCs/>
+        </w:rPr>
+        <w:t>4</w:t>
+      </w:r>
+      <w:r>
+        <w:rPr>
+          <w:i/>
+          <w:iCs/>
+        </w:rPr>
+        <w:t xml:space="preserve">- </w:t>
+      </w:r>
+      <w:proofErr w:type="spellStart"/>
+      <w:r>
+        <w:rPr>
+          <w:i/>
+          <w:iCs/>
+        </w:rPr>
+        <w:t>Pycharm</w:t>
+      </w:r>
+      <w:proofErr w:type="spellEnd"/>
+      <w:r>
+        <w:rPr>
+          <w:i/>
+          <w:iCs/>
+        </w:rPr>
+        <w:t xml:space="preserve"> LOG.txt"</w:t>
+      </w:r>
+    </w:p>
+    <w:p>
+      <w:pPr>
+        <w:pStyle w:val="PargrafodaLista"/>
+        <w:ind w:left="2160"/>
+      </w:pPr>
+    </w:p>
+    <w:p>
+      <w:pPr>
+        <w:pStyle w:val="PargrafodaLista"/>
+        <w:numPr>
+          <w:ilvl w:val="0"/>
+          <w:numId w:val="19"/>
+        </w:numPr>
+        <w:rPr>
+          <w:b/>
+          <w:bCs/>
+        </w:rPr>
+      </w:pPr>
+      <w:r>
+        <w:rPr>
+          <w:b/>
+          <w:bCs/>
+        </w:rPr>
+        <w:t>Analise dos resultados obtidos:</w:t>
+      </w:r>
+    </w:p>
+    <w:p>
+      <w:pPr>
+        <w:pStyle w:val="PargrafodaLista"/>
+        <w:ind w:left="2160"/>
+        <w:jc w:val="both"/>
+      </w:pPr>
+      <w:r>
+        <w:t xml:space="preserve">O resultado apresentou uma melhora expressiva, atingindo em torno de 98% de acurácia e, dessa vez, sua curva demonstra um platô claro, com a linha estando visivelmente </w:t>
+      </w:r>
+      <w:r>
+        <w:t>na horizontal, com baixíssimas variações.</w:t>
+      </w:r>
+      <w:r>
+        <w:t xml:space="preserve"> </w:t>
+      </w:r>
+    </w:p>
+    <w:p>
+      <w:pPr>
+        <w:spacing w:after="0"/>
+        <w:ind w:left="2160"/>
+        <w:jc w:val="center"/>
+        <w:rPr>
+          <w:sz w:val="18"/>
+          <w:szCs w:val="18"/>
+        </w:rPr>
+      </w:pPr>
+      <w:r>
+        <w:rPr>
+          <w:sz w:val="18"/>
+          <w:szCs w:val="18"/>
+        </w:rPr>
+        <w:t xml:space="preserve">Figura </w:t>
+      </w:r>
+      <w:r>
+        <w:rPr>
+          <w:sz w:val="18"/>
+          <w:szCs w:val="18"/>
+        </w:rPr>
+        <w:t>60</w:t>
+      </w:r>
+      <w:r>
+        <w:rPr>
+          <w:sz w:val="18"/>
+          <w:szCs w:val="18"/>
+        </w:rPr>
+        <w:t xml:space="preserve">: </w:t>
+      </w:r>
+      <w:r>
+        <w:rPr>
+          <w:sz w:val="18"/>
+          <w:szCs w:val="18"/>
+        </w:rPr>
+        <w:t>Curva de acurácia</w:t>
+      </w:r>
+    </w:p>
+    <w:p>
+      <w:pPr>
+        <w:pStyle w:val="PargrafodaLista"/>
+        <w:ind w:left="0"/>
+        <w:jc w:val="center"/>
+      </w:pPr>
+      <w:r>
+        <w:drawing>
+          <wp:inline distT="0" distB="0" distL="0" distR="0" wp14:anchorId="4CF3FD7D" wp14:editId="26510503">
+            <wp:extent cx="6177355" cy="2949934"/>
+            <wp:effectExtent l="0" t="0" r="0" b="3175"/>
+            <wp:docPr id="1586732790" name="Imagem 1"/>
+            <wp:cNvGraphicFramePr>
+              <a:graphicFrameLocks xmlns:a="http://schemas.openxmlformats.org/drawingml/2006/main" noChangeAspect="1"/>
+            </wp:cNvGraphicFramePr>
+            <a:graphic xmlns:a="http://schemas.openxmlformats.org/drawingml/2006/main">
+              <a:graphicData uri="http://schemas.openxmlformats.org/drawingml/2006/picture">
+                <pic:pic xmlns:pic="http://schemas.openxmlformats.org/drawingml/2006/picture">
+                  <pic:nvPicPr>
+                    <pic:cNvPr id="1586732790" name=""/>
+                    <pic:cNvPicPr/>
+                  </pic:nvPicPr>
+                  <pic:blipFill>
+                    <a:blip r:embed="rId66"/>
+                    <a:stretch>
+                      <a:fillRect/>
+                    </a:stretch>
+                  </pic:blipFill>
+                  <pic:spPr>
+                    <a:xfrm>
+                      <a:off x="0" y="0"/>
+                      <a:ext cx="6185598" cy="2953870"/>
+                    </a:xfrm>
+                    <a:prstGeom prst="rect">
+                      <a:avLst/>
+                    </a:prstGeom>
+                  </pic:spPr>
+                </pic:pic>
+              </a:graphicData>
+            </a:graphic>
+          </wp:inline>
+        </w:drawing>
+      </w:r>
+    </w:p>
+    <w:p>
+      <w:pPr>
+        <w:pStyle w:val="PargrafodaLista"/>
+        <w:ind w:left="2160"/>
+        <w:jc w:val="both"/>
+      </w:pPr>
+    </w:p>
+    <w:p>
+      <w:pPr>
+        <w:pStyle w:val="PargrafodaLista"/>
+        <w:ind w:left="2160"/>
+        <w:jc w:val="both"/>
+      </w:pPr>
+      <w:r>
+        <w:t xml:space="preserve">A perda também apresentou uma queda considerável, ficando em 0,25 para o treinamento e 0,65 para a validação. A curva da função perda para validação é visivelmente mais instável e é possível que esse comportamento ocorra pelo tamanho do conjunto de validação, mas ainda assim é um avanço considerável </w:t>
+      </w:r>
+    </w:p>
+    <w:p>
+      <w:pPr>
+        <w:pStyle w:val="PargrafodaLista"/>
+        <w:ind w:left="2160"/>
+        <w:jc w:val="both"/>
+      </w:pPr>
+    </w:p>
+    <w:p>
+      <w:pPr>
+        <w:pStyle w:val="PargrafodaLista"/>
+        <w:ind w:left="2160"/>
+        <w:jc w:val="both"/>
+      </w:pPr>
+    </w:p>
+    <w:p>
+      <w:pPr>
+        <w:spacing w:after="0"/>
+        <w:ind w:left="2160"/>
+        <w:jc w:val="center"/>
+        <w:rPr>
+          <w:sz w:val="18"/>
+          <w:szCs w:val="18"/>
+        </w:rPr>
+      </w:pPr>
+      <w:r>
+        <w:rPr>
+          <w:sz w:val="18"/>
+          <w:szCs w:val="18"/>
+        </w:rPr>
+        <w:lastRenderedPageBreak/>
+        <w:t xml:space="preserve">Figura </w:t>
+      </w:r>
+      <w:r>
+        <w:rPr>
+          <w:sz w:val="18"/>
+          <w:szCs w:val="18"/>
+        </w:rPr>
+        <w:t>61</w:t>
+      </w:r>
+      <w:r>
+        <w:rPr>
+          <w:sz w:val="18"/>
+          <w:szCs w:val="18"/>
+        </w:rPr>
+        <w:t xml:space="preserve">: </w:t>
+      </w:r>
+      <w:r>
+        <w:rPr>
+          <w:sz w:val="18"/>
+          <w:szCs w:val="18"/>
+        </w:rPr>
+        <w:t xml:space="preserve">Curva de </w:t>
+      </w:r>
+      <w:r>
+        <w:rPr>
+          <w:sz w:val="18"/>
+          <w:szCs w:val="18"/>
+        </w:rPr>
+        <w:t>perda</w:t>
+      </w:r>
+    </w:p>
+    <w:p>
+      <w:pPr>
+        <w:pStyle w:val="PargrafodaLista"/>
+        <w:ind w:left="0"/>
+        <w:jc w:val="center"/>
+      </w:pPr>
+      <w:r>
+        <w:drawing>
+          <wp:inline distT="0" distB="0" distL="0" distR="0" wp14:anchorId="75AA48CF" wp14:editId="3728DC02">
+            <wp:extent cx="5987333" cy="2865527"/>
+            <wp:effectExtent l="0" t="0" r="0" b="0"/>
+            <wp:docPr id="632584829" name="Imagem 1"/>
+            <wp:cNvGraphicFramePr>
+              <a:graphicFrameLocks xmlns:a="http://schemas.openxmlformats.org/drawingml/2006/main" noChangeAspect="1"/>
+            </wp:cNvGraphicFramePr>
+            <a:graphic xmlns:a="http://schemas.openxmlformats.org/drawingml/2006/main">
+              <a:graphicData uri="http://schemas.openxmlformats.org/drawingml/2006/picture">
+                <pic:pic xmlns:pic="http://schemas.openxmlformats.org/drawingml/2006/picture">
+                  <pic:nvPicPr>
+                    <pic:cNvPr id="632584829" name=""/>
+                    <pic:cNvPicPr/>
+                  </pic:nvPicPr>
+                  <pic:blipFill>
+                    <a:blip r:embed="rId67"/>
+                    <a:stretch>
+                      <a:fillRect/>
+                    </a:stretch>
+                  </pic:blipFill>
+                  <pic:spPr>
+                    <a:xfrm>
+                      <a:off x="0" y="0"/>
+                      <a:ext cx="6004134" cy="2873568"/>
+                    </a:xfrm>
+                    <a:prstGeom prst="rect">
+                      <a:avLst/>
+                    </a:prstGeom>
+                  </pic:spPr>
+                </pic:pic>
+              </a:graphicData>
+            </a:graphic>
+          </wp:inline>
+        </w:drawing>
+      </w:r>
+    </w:p>
+    <w:p>
+      <w:pPr>
+        <w:tabs>
+          <w:tab w:val="left" w:pos="4658"/>
+        </w:tabs>
+        <w:ind w:left="2124" w:firstLine="6"/>
+        <w:jc w:val="both"/>
+      </w:pPr>
+      <w:r>
+        <w:rPr>
+          <w:b/>
+          <w:bCs/>
+        </w:rPr>
+        <w:t>Conclusão:</w:t>
+      </w:r>
+      <w:r>
+        <w:t xml:space="preserve"> Este experimento ressalta a necessidade de ampliar ainda mais a quantidade de épocas de treinamento, de modo que seja possível extrair o desempenho máximo possível da rede.</w:t>
+      </w:r>
+    </w:p>
+    <w:p>
+      <w:pPr>
+        <w:pStyle w:val="PargrafodaLista"/>
+        <w:ind w:left="1440"/>
+        <w:jc w:val="both"/>
+        <w:rPr>
+          <w:b/>
+          <w:bCs/>
+        </w:rPr>
+      </w:pPr>
     </w:p>
     <w:p>
       <w:pPr>
@@ -19295,7 +20356,7 @@
         <v:path o:extrusionok="f" gradientshapeok="t" o:connecttype="rect"/>
         <o:lock v:ext="edit" aspectratio="t"/>
       </v:shapetype>
-      <v:shape id="_x0000_i1035" type="#_x0000_t75" style="width:693.1pt;height:487.7pt;visibility:visible;mso-wrap-style:square" o:bullet="t">
+      <v:shape id="_x0000_i1037" type="#_x0000_t75" style="width:691.2pt;height:489.6pt;visibility:visible;mso-wrap-style:square" o:bullet="t">
         <v:imagedata r:id="rId1" o:title="" croptop="19686f" cropbottom="43833f" cropleft="8606f" cropright="55951f"/>
       </v:shape>
     </w:pict>

--- a/Documentation/Documentacao Unificada de Experimentos.docx
+++ b/Documentation/Documentacao Unificada de Experimentos.docx
@@ -7982,7 +7982,35 @@
           <w:b/>
           <w:bCs/>
         </w:rPr>
-        <w:t>EXPERIMENTO 2 (RESNET)</w:t>
+        <w:t xml:space="preserve">EXPERIMENTO </w:t>
+      </w:r>
+      <w:r>
+        <w:rPr>
+          <w:b/>
+          <w:bCs/>
+        </w:rPr>
+        <w:t>2</w:t>
+      </w:r>
+      <w:r>
+        <w:rPr>
+          <w:b/>
+          <w:bCs/>
+        </w:rPr>
+        <w:t xml:space="preserve"> (</w:t>
+      </w:r>
+      <w:r>
+        <w:rPr>
+          <w:b/>
+          <w:bCs/>
+        </w:rPr>
+        <w:t>RESNET</w:t>
+      </w:r>
+      <w:r>
+        <w:rPr>
+          <w:b/>
+          <w:bCs/>
+        </w:rPr>
+        <w:t>)</w:t>
       </w:r>
       <w:r>
         <w:rPr>
@@ -19234,6 +19262,9 @@
         <w:jc w:val="center"/>
       </w:pPr>
       <w:r>
+        <w:rPr>
+          <w:noProof/>
+        </w:rPr>
         <w:drawing>
           <wp:inline distT="0" distB="0" distL="0" distR="0" wp14:anchorId="3AB81ED3" wp14:editId="130AE787">
             <wp:extent cx="1773141" cy="1930057"/>
@@ -19375,21 +19406,7 @@
           <w:i/>
           <w:iCs/>
         </w:rPr>
-        <w:t>1</w:t>
-      </w:r>
-      <w:r>
-        <w:rPr>
-          <w:i/>
-          <w:iCs/>
-        </w:rPr>
-        <w:t>3</w:t>
-      </w:r>
-      <w:r>
-        <w:rPr>
-          <w:i/>
-          <w:iCs/>
-        </w:rPr>
-        <w:t xml:space="preserve"> </w:t>
+        <w:t xml:space="preserve">13 </w:t>
       </w:r>
       <w:r>
         <w:rPr>
@@ -19419,14 +19436,7 @@
           <w:i/>
           <w:iCs/>
         </w:rPr>
-        <w:t>1</w:t>
-      </w:r>
-      <w:r>
-        <w:rPr>
-          <w:i/>
-          <w:iCs/>
-        </w:rPr>
-        <w:t>3</w:t>
+        <w:t>13</w:t>
       </w:r>
       <w:r>
         <w:rPr>
@@ -19537,6 +19547,9 @@
         <w:jc w:val="center"/>
       </w:pPr>
       <w:r>
+        <w:rPr>
+          <w:noProof/>
+        </w:rPr>
         <w:drawing>
           <wp:inline distT="0" distB="0" distL="0" distR="0" wp14:anchorId="56DA2DD4" wp14:editId="79AA8367">
             <wp:extent cx="6054409" cy="1558455"/>
@@ -19680,16 +19693,7 @@
         <w:t xml:space="preserve">deste experimento é </w:t>
       </w:r>
       <w:r>
-        <w:t xml:space="preserve">repetir o experimento 13 ampliando consideravelmente a quantidade de épocas, </w:t>
-      </w:r>
-      <w:r>
-        <w:t>tenta</w:t>
-      </w:r>
-      <w:r>
-        <w:t>ndo novamente</w:t>
-      </w:r>
-      <w:r>
-        <w:t xml:space="preserve"> alcançar um platô nos resultados, utilizando a configuração que obteve a maior eficiência dentre os experimentos anteriores (Variante 18 com Batch </w:t>
+        <w:t xml:space="preserve">repetir o experimento 13 ampliando consideravelmente a quantidade de épocas, tentando novamente alcançar um platô nos resultados, utilizando a configuração que obteve a maior eficiência dentre os experimentos anteriores (Variante 18 com Batch </w:t>
       </w:r>
       <w:proofErr w:type="spellStart"/>
       <w:r>
@@ -19773,6 +19777,9 @@
         <w:jc w:val="center"/>
       </w:pPr>
       <w:r>
+        <w:rPr>
+          <w:noProof/>
+        </w:rPr>
         <w:drawing>
           <wp:inline distT="0" distB="0" distL="0" distR="0" wp14:anchorId="03D37249" wp14:editId="61D40407">
             <wp:extent cx="1773141" cy="1930057"/>
@@ -19914,21 +19921,7 @@
           <w:i/>
           <w:iCs/>
         </w:rPr>
-        <w:t>1</w:t>
-      </w:r>
-      <w:r>
-        <w:rPr>
-          <w:i/>
-          <w:iCs/>
-        </w:rPr>
-        <w:t>4</w:t>
-      </w:r>
-      <w:r>
-        <w:rPr>
-          <w:i/>
-          <w:iCs/>
-        </w:rPr>
-        <w:t xml:space="preserve"> </w:t>
+        <w:t xml:space="preserve">14 </w:t>
       </w:r>
       <w:r>
         <w:rPr>
@@ -19958,14 +19951,7 @@
           <w:i/>
           <w:iCs/>
         </w:rPr>
-        <w:t>1</w:t>
-      </w:r>
-      <w:r>
-        <w:rPr>
-          <w:i/>
-          <w:iCs/>
-        </w:rPr>
-        <w:t>4</w:t>
+        <w:t>14</w:t>
       </w:r>
       <w:r>
         <w:rPr>
@@ -20079,6 +20065,9 @@
         <w:jc w:val="center"/>
       </w:pPr>
       <w:r>
+        <w:rPr>
+          <w:noProof/>
+        </w:rPr>
         <w:drawing>
           <wp:inline distT="0" distB="0" distL="0" distR="0" wp14:anchorId="4CF3FD7D" wp14:editId="26510503">
             <wp:extent cx="6177355" cy="2949934"/>
@@ -20184,14 +20173,7 @@
           <w:sz w:val="18"/>
           <w:szCs w:val="18"/>
         </w:rPr>
-        <w:t xml:space="preserve">Curva de </w:t>
-      </w:r>
-      <w:r>
-        <w:rPr>
-          <w:sz w:val="18"/>
-          <w:szCs w:val="18"/>
-        </w:rPr>
-        <w:t>perda</w:t>
+        <w:t>Curva de perda</w:t>
       </w:r>
     </w:p>
     <w:p>
@@ -20201,6 +20183,9 @@
         <w:jc w:val="center"/>
       </w:pPr>
       <w:r>
+        <w:rPr>
+          <w:noProof/>
+        </w:rPr>
         <w:drawing>
           <wp:inline distT="0" distB="0" distL="0" distR="0" wp14:anchorId="75AA48CF" wp14:editId="3728DC02">
             <wp:extent cx="5987333" cy="2865527"/>
@@ -20356,7 +20341,7 @@
         <v:path o:extrusionok="f" gradientshapeok="t" o:connecttype="rect"/>
         <o:lock v:ext="edit" aspectratio="t"/>
       </v:shapetype>
-      <v:shape id="_x0000_i1037" type="#_x0000_t75" style="width:691.2pt;height:489.6pt;visibility:visible;mso-wrap-style:square" o:bullet="t">
+      <v:shape id="_x0000_i1033" type="#_x0000_t75" style="width:692.95pt;height:487.3pt;visibility:visible;mso-wrap-style:square" o:bullet="t">
         <v:imagedata r:id="rId1" o:title="" croptop="19686f" cropbottom="43833f" cropleft="8606f" cropright="55951f"/>
       </v:shape>
     </w:pict>
